--- a/Git.docx
+++ b/Git.docx
@@ -128,21 +128,7 @@
         <w:rPr>
           <w:rFonts w:ascii="Times New Roman" w:eastAsia="宋体" w:hAnsi="Times New Roman" w:cs="Times New Roman"/>
         </w:rPr>
-        <w:t>）来管理你的私</w:t>
-      </w:r>
-      <w:proofErr w:type="gramStart"/>
-      <w:r>
-        <w:rPr>
-          <w:rFonts w:ascii="Times New Roman" w:eastAsia="宋体" w:hAnsi="Times New Roman" w:cs="Times New Roman"/>
-        </w:rPr>
-        <w:t>钥</w:t>
-      </w:r>
-      <w:proofErr w:type="gramEnd"/>
-      <w:r>
-        <w:rPr>
-          <w:rFonts w:ascii="Times New Roman" w:eastAsia="宋体" w:hAnsi="Times New Roman" w:cs="Times New Roman"/>
-        </w:rPr>
-        <w:t>。</w:t>
+        <w:t>）来管理你的私钥。</w:t>
       </w:r>
     </w:p>
     <w:p>
@@ -163,21 +149,7 @@
         <w:rPr>
           <w:rFonts w:ascii="Times New Roman" w:eastAsia="宋体" w:hAnsi="Times New Roman" w:cs="Times New Roman"/>
         </w:rPr>
-        <w:t xml:space="preserve"> Agent </w:t>
-      </w:r>
-      <w:proofErr w:type="spellStart"/>
-      <w:r>
-        <w:rPr>
-          <w:rFonts w:ascii="Times New Roman" w:eastAsia="宋体" w:hAnsi="Times New Roman" w:cs="Times New Roman"/>
-        </w:rPr>
-        <w:t>pid</w:t>
-      </w:r>
-      <w:proofErr w:type="spellEnd"/>
-      <w:r>
-        <w:rPr>
-          <w:rFonts w:ascii="Times New Roman" w:eastAsia="宋体" w:hAnsi="Times New Roman" w:cs="Times New Roman"/>
-        </w:rPr>
-        <w:t xml:space="preserve"> &lt;</w:t>
+        <w:t xml:space="preserve"> Agent pid &lt;</w:t>
       </w:r>
       <w:r>
         <w:rPr>
@@ -215,16 +187,8 @@
         <w:rPr>
           <w:rFonts w:ascii="Times New Roman" w:eastAsia="宋体" w:hAnsi="Times New Roman" w:cs="Times New Roman"/>
         </w:rPr>
-        <w:t>加载私</w:t>
-      </w:r>
-      <w:proofErr w:type="gramStart"/>
-      <w:r>
-        <w:rPr>
-          <w:rFonts w:ascii="Times New Roman" w:eastAsia="宋体" w:hAnsi="Times New Roman" w:cs="Times New Roman"/>
-        </w:rPr>
-        <w:t>钥</w:t>
-      </w:r>
-      <w:proofErr w:type="gramEnd"/>
+        <w:t>加载私钥</w:t>
+      </w:r>
       <w:r>
         <w:rPr>
           <w:rFonts w:ascii="Times New Roman" w:eastAsia="宋体" w:hAnsi="Times New Roman" w:cs="Times New Roman"/>
@@ -249,173 +213,521 @@
           <w:b/>
           <w:bCs/>
         </w:rPr>
-        <w:t>ssh-add ~/.ssh/</w:t>
-      </w:r>
-      <w:proofErr w:type="spellStart"/>
+        <w:t xml:space="preserve">ssh-add ~/.ssh/id_rsa </w:t>
+      </w:r>
+    </w:p>
+    <w:bookmarkEnd w:id="0"/>
+    <w:p>
+      <w:pPr>
+        <w:spacing w:after="0"/>
+        <w:jc w:val="both"/>
+        <w:rPr>
+          <w:rFonts w:ascii="Times New Roman" w:eastAsia="宋体" w:hAnsi="Times New Roman" w:cs="Times New Roman"/>
+        </w:rPr>
+      </w:pPr>
+      <w:r>
+        <w:rPr>
+          <w:rFonts w:ascii="Times New Roman" w:eastAsia="宋体" w:hAnsi="Times New Roman" w:cs="Times New Roman"/>
+        </w:rPr>
+        <w:t>作用：</w:t>
+      </w:r>
+      <w:r>
+        <w:rPr>
+          <w:rFonts w:ascii="Times New Roman" w:eastAsia="宋体" w:hAnsi="Times New Roman" w:cs="Times New Roman"/>
+        </w:rPr>
+        <w:t xml:space="preserve"> </w:t>
+      </w:r>
+      <w:r>
+        <w:rPr>
+          <w:rFonts w:ascii="Times New Roman" w:eastAsia="宋体" w:hAnsi="Times New Roman" w:cs="Times New Roman"/>
+        </w:rPr>
+        <w:t>将你的私钥（</w:t>
+      </w:r>
+      <w:r>
+        <w:rPr>
+          <w:rFonts w:ascii="Times New Roman" w:eastAsia="宋体" w:hAnsi="Times New Roman" w:cs="Times New Roman"/>
+        </w:rPr>
+        <w:t>id_rsa</w:t>
+      </w:r>
+      <w:r>
+        <w:rPr>
+          <w:rFonts w:ascii="Times New Roman" w:eastAsia="宋体" w:hAnsi="Times New Roman" w:cs="Times New Roman"/>
+        </w:rPr>
+        <w:t>）添加到刚才启动的代理中，使</w:t>
+      </w:r>
+      <w:r>
+        <w:rPr>
+          <w:rFonts w:ascii="Times New Roman" w:eastAsia="宋体" w:hAnsi="Times New Roman" w:cs="Times New Roman"/>
+        </w:rPr>
+        <w:t xml:space="preserve"> Git </w:t>
+      </w:r>
+      <w:r>
+        <w:rPr>
+          <w:rFonts w:ascii="Times New Roman" w:eastAsia="宋体" w:hAnsi="Times New Roman" w:cs="Times New Roman"/>
+        </w:rPr>
+        <w:t>在连接</w:t>
+      </w:r>
+      <w:r>
+        <w:rPr>
+          <w:rFonts w:ascii="Times New Roman" w:eastAsia="宋体" w:hAnsi="Times New Roman" w:cs="Times New Roman"/>
+        </w:rPr>
+        <w:t xml:space="preserve"> GitHub </w:t>
+      </w:r>
+      <w:r>
+        <w:rPr>
+          <w:rFonts w:ascii="Times New Roman" w:eastAsia="宋体" w:hAnsi="Times New Roman" w:cs="Times New Roman"/>
+        </w:rPr>
+        <w:t>时能够使用它。</w:t>
+      </w:r>
+    </w:p>
+    <w:p>
+      <w:pPr>
+        <w:spacing w:after="0"/>
+        <w:jc w:val="both"/>
+        <w:rPr>
+          <w:rFonts w:ascii="Times New Roman" w:eastAsia="宋体" w:hAnsi="Times New Roman" w:cs="Times New Roman"/>
+        </w:rPr>
+      </w:pPr>
+      <w:r>
+        <w:rPr>
+          <w:rFonts w:ascii="Times New Roman" w:eastAsia="宋体" w:hAnsi="Times New Roman" w:cs="Times New Roman"/>
+        </w:rPr>
+        <w:t>预期输出：</w:t>
+      </w:r>
+      <w:r>
+        <w:rPr>
+          <w:rFonts w:ascii="Times New Roman" w:eastAsia="宋体" w:hAnsi="Times New Roman" w:cs="Times New Roman"/>
+        </w:rPr>
+        <w:t xml:space="preserve"> Identity added: /c/Users/&lt;</w:t>
+      </w:r>
+      <w:r>
+        <w:rPr>
+          <w:rFonts w:ascii="Times New Roman" w:eastAsia="宋体" w:hAnsi="Times New Roman" w:cs="Times New Roman"/>
+        </w:rPr>
+        <w:t>你的用户名</w:t>
+      </w:r>
+      <w:r>
+        <w:rPr>
+          <w:rFonts w:ascii="Times New Roman" w:eastAsia="宋体" w:hAnsi="Times New Roman" w:cs="Times New Roman"/>
+        </w:rPr>
+        <w:t>&gt;/.ssh/id_rsa (...)</w:t>
+      </w:r>
+      <w:r>
+        <w:rPr>
+          <w:rFonts w:ascii="Times New Roman" w:eastAsia="宋体" w:hAnsi="Times New Roman" w:cs="Times New Roman"/>
+        </w:rPr>
+        <w:t>。如果设置了密码，会提示你输入。</w:t>
+      </w:r>
+    </w:p>
+    <w:p>
+      <w:pPr>
+        <w:spacing w:after="0"/>
+        <w:jc w:val="both"/>
+        <w:rPr>
+          <w:rFonts w:ascii="Times New Roman" w:eastAsia="宋体" w:hAnsi="Times New Roman" w:cs="Times New Roman"/>
+        </w:rPr>
+      </w:pPr>
+      <w:r>
+        <w:rPr>
+          <w:rFonts w:ascii="Times New Roman" w:eastAsia="宋体" w:hAnsi="Times New Roman" w:cs="Times New Roman" w:hint="eastAsia"/>
+        </w:rPr>
+        <w:t>2</w:t>
+      </w:r>
+      <w:r>
+        <w:rPr>
+          <w:rFonts w:ascii="Times New Roman" w:eastAsia="宋体" w:hAnsi="Times New Roman" w:cs="Times New Roman" w:hint="eastAsia"/>
+        </w:rPr>
+        <w:t>、</w:t>
+      </w:r>
+      <w:r>
+        <w:rPr>
+          <w:rFonts w:ascii="Times New Roman" w:eastAsia="宋体" w:hAnsi="Times New Roman" w:cs="Times New Roman"/>
+        </w:rPr>
+        <w:t>在最外层文件夹进行</w:t>
+      </w:r>
+      <w:r>
+        <w:rPr>
+          <w:rFonts w:ascii="Times New Roman" w:eastAsia="宋体" w:hAnsi="Times New Roman" w:cs="Times New Roman"/>
+        </w:rPr>
+        <w:t>commit</w:t>
+      </w:r>
+      <w:r>
+        <w:rPr>
+          <w:rFonts w:ascii="Times New Roman" w:eastAsia="宋体" w:hAnsi="Times New Roman" w:cs="Times New Roman"/>
+        </w:rPr>
+        <w:t>，然后</w:t>
+      </w:r>
+      <w:r>
+        <w:rPr>
+          <w:rFonts w:ascii="Times New Roman" w:eastAsia="宋体" w:hAnsi="Times New Roman" w:cs="Times New Roman"/>
+        </w:rPr>
+        <w:t>push</w:t>
+      </w:r>
+      <w:r>
+        <w:rPr>
+          <w:rFonts w:ascii="Times New Roman" w:eastAsia="宋体" w:hAnsi="Times New Roman" w:cs="Times New Roman"/>
+        </w:rPr>
+        <w:t>，但是下一级新创建的子文件夹有的时候没有被</w:t>
+      </w:r>
+      <w:r>
+        <w:rPr>
+          <w:rFonts w:ascii="Times New Roman" w:eastAsia="宋体" w:hAnsi="Times New Roman" w:cs="Times New Roman"/>
+        </w:rPr>
+        <w:t>commit</w:t>
+      </w:r>
+      <w:r>
+        <w:rPr>
+          <w:rFonts w:ascii="Times New Roman" w:eastAsia="宋体" w:hAnsi="Times New Roman" w:cs="Times New Roman"/>
+        </w:rPr>
+        <w:t>到仓库中，也没有被</w:t>
+      </w:r>
+      <w:r>
+        <w:rPr>
+          <w:rFonts w:ascii="Times New Roman" w:eastAsia="宋体" w:hAnsi="Times New Roman" w:cs="Times New Roman"/>
+        </w:rPr>
+        <w:t>push</w:t>
+      </w:r>
+      <w:r>
+        <w:rPr>
+          <w:rFonts w:ascii="Times New Roman" w:eastAsia="宋体" w:hAnsi="Times New Roman" w:cs="Times New Roman"/>
+        </w:rPr>
+        <w:t>到</w:t>
+      </w:r>
+      <w:r>
+        <w:rPr>
+          <w:rFonts w:ascii="Times New Roman" w:eastAsia="宋体" w:hAnsi="Times New Roman" w:cs="Times New Roman"/>
+        </w:rPr>
+        <w:t>github</w:t>
+      </w:r>
+      <w:r>
+        <w:rPr>
+          <w:rFonts w:ascii="Times New Roman" w:eastAsia="宋体" w:hAnsi="Times New Roman" w:cs="Times New Roman"/>
+        </w:rPr>
+        <w:t>中</w:t>
+      </w:r>
+      <w:r>
+        <w:rPr>
+          <w:rFonts w:ascii="Times New Roman" w:eastAsia="宋体" w:hAnsi="Times New Roman" w:cs="Times New Roman" w:hint="eastAsia"/>
+        </w:rPr>
+        <w:t>的问题</w:t>
+      </w:r>
+    </w:p>
+    <w:p>
+      <w:pPr>
+        <w:jc w:val="both"/>
+        <w:rPr>
+          <w:rFonts w:ascii="Times New Roman" w:eastAsia="宋体" w:hAnsi="Times New Roman" w:cs="Times New Roman"/>
+        </w:rPr>
+      </w:pPr>
+      <w:r>
+        <w:rPr>
+          <w:rFonts w:ascii="Times New Roman" w:eastAsia="宋体" w:hAnsi="Times New Roman" w:cs="Times New Roman" w:hint="eastAsia"/>
+        </w:rPr>
+        <w:t>排除空文件夹</w:t>
+      </w:r>
+    </w:p>
+    <w:p>
+      <w:pPr>
+        <w:jc w:val="both"/>
+        <w:rPr>
+          <w:rFonts w:ascii="Times New Roman" w:eastAsia="宋体" w:hAnsi="Times New Roman" w:cs="Times New Roman"/>
+        </w:rPr>
+      </w:pPr>
+      <w:r>
+        <w:rPr>
+          <w:rFonts w:ascii="Times New Roman" w:eastAsia="宋体" w:hAnsi="Times New Roman" w:cs="Times New Roman"/>
+        </w:rPr>
+        <w:t>子文件夹里也运行了</w:t>
+      </w:r>
+      <w:r>
+        <w:rPr>
+          <w:rFonts w:ascii="Times New Roman" w:eastAsia="宋体" w:hAnsi="Times New Roman" w:cs="Times New Roman"/>
+        </w:rPr>
+        <w:t> git init</w:t>
+      </w:r>
+    </w:p>
+    <w:p>
+      <w:pPr>
+        <w:jc w:val="both"/>
+        <w:rPr>
+          <w:rFonts w:ascii="Times New Roman" w:eastAsia="宋体" w:hAnsi="Times New Roman" w:cs="Times New Roman"/>
+        </w:rPr>
+      </w:pPr>
+      <w:r>
+        <w:rPr>
+          <w:rFonts w:ascii="Times New Roman" w:eastAsia="宋体" w:hAnsi="Times New Roman" w:cs="Times New Roman"/>
+        </w:rPr>
+        <w:t>被</w:t>
+      </w:r>
+      <w:r>
+        <w:rPr>
+          <w:rFonts w:ascii="Times New Roman" w:eastAsia="宋体" w:hAnsi="Times New Roman" w:cs="Times New Roman"/>
+        </w:rPr>
+        <w:t> .gitignore </w:t>
+      </w:r>
+      <w:r>
+        <w:rPr>
+          <w:rFonts w:ascii="Times New Roman" w:eastAsia="宋体" w:hAnsi="Times New Roman" w:cs="Times New Roman"/>
+        </w:rPr>
+        <w:t>忽略</w:t>
+      </w:r>
+    </w:p>
+    <w:p>
+      <w:pPr>
+        <w:jc w:val="both"/>
+        <w:rPr>
+          <w:rFonts w:ascii="Times New Roman" w:eastAsia="宋体" w:hAnsi="Times New Roman" w:cs="Times New Roman"/>
+        </w:rPr>
+      </w:pPr>
+      <w:r>
+        <w:rPr>
+          <w:rFonts w:ascii="Times New Roman" w:eastAsia="宋体" w:hAnsi="Times New Roman" w:cs="Times New Roman"/>
+        </w:rPr>
+        <w:t>没有正确执行</w:t>
+      </w:r>
+      <w:r>
+        <w:rPr>
+          <w:rFonts w:ascii="Times New Roman" w:eastAsia="宋体" w:hAnsi="Times New Roman" w:cs="Times New Roman"/>
+        </w:rPr>
+        <w:t> git add (Untracked Files)</w:t>
+      </w:r>
+      <w:r>
+        <w:rPr>
+          <w:rFonts w:ascii="Times New Roman" w:eastAsia="宋体" w:hAnsi="Times New Roman" w:cs="Times New Roman" w:hint="eastAsia"/>
+        </w:rPr>
+        <w:t>：</w:t>
+      </w:r>
+      <w:r>
+        <w:rPr>
+          <w:rFonts w:ascii="Times New Roman" w:eastAsia="宋体" w:hAnsi="Times New Roman" w:cs="Times New Roman"/>
+        </w:rPr>
+        <w:t>git commit -a </w:t>
+      </w:r>
+      <w:r>
+        <w:rPr>
+          <w:rFonts w:ascii="Times New Roman" w:eastAsia="宋体" w:hAnsi="Times New Roman" w:cs="Times New Roman"/>
+        </w:rPr>
+        <w:t>通常只处理已修改</w:t>
+      </w:r>
+      <w:r>
+        <w:rPr>
+          <w:rFonts w:ascii="Times New Roman" w:eastAsia="宋体" w:hAnsi="Times New Roman" w:cs="Times New Roman"/>
+        </w:rPr>
+        <w:t xml:space="preserve"> (Modified) </w:t>
+      </w:r>
+      <w:r>
+        <w:rPr>
+          <w:rFonts w:ascii="Times New Roman" w:eastAsia="宋体" w:hAnsi="Times New Roman" w:cs="Times New Roman"/>
+        </w:rPr>
+        <w:t>和</w:t>
+      </w:r>
+      <w:r>
+        <w:rPr>
+          <w:rFonts w:ascii="Times New Roman" w:eastAsia="宋体" w:hAnsi="Times New Roman" w:cs="Times New Roman"/>
+        </w:rPr>
+        <w:t> </w:t>
+      </w:r>
+      <w:r>
+        <w:rPr>
+          <w:rFonts w:ascii="Times New Roman" w:eastAsia="宋体" w:hAnsi="Times New Roman" w:cs="Times New Roman"/>
+        </w:rPr>
+        <w:t>已删除</w:t>
+      </w:r>
+      <w:r>
+        <w:rPr>
+          <w:rFonts w:ascii="Times New Roman" w:eastAsia="宋体" w:hAnsi="Times New Roman" w:cs="Times New Roman"/>
+        </w:rPr>
+        <w:t xml:space="preserve"> (Deleted) </w:t>
+      </w:r>
+      <w:r>
+        <w:rPr>
+          <w:rFonts w:ascii="Times New Roman" w:eastAsia="宋体" w:hAnsi="Times New Roman" w:cs="Times New Roman"/>
+        </w:rPr>
+        <w:t>的文件，不一定会自动处理</w:t>
+      </w:r>
+      <w:r>
+        <w:rPr>
+          <w:rFonts w:ascii="Times New Roman" w:eastAsia="宋体" w:hAnsi="Times New Roman" w:cs="Times New Roman"/>
+        </w:rPr>
+        <w:t> </w:t>
+      </w:r>
+      <w:r>
+        <w:rPr>
+          <w:rFonts w:ascii="Times New Roman" w:eastAsia="宋体" w:hAnsi="Times New Roman" w:cs="Times New Roman"/>
+        </w:rPr>
+        <w:t>新创建</w:t>
+      </w:r>
+      <w:r>
+        <w:rPr>
+          <w:rFonts w:ascii="Times New Roman" w:eastAsia="宋体" w:hAnsi="Times New Roman" w:cs="Times New Roman"/>
+        </w:rPr>
+        <w:t xml:space="preserve"> (New/Untracked) </w:t>
+      </w:r>
+      <w:r>
+        <w:rPr>
+          <w:rFonts w:ascii="Times New Roman" w:eastAsia="宋体" w:hAnsi="Times New Roman" w:cs="Times New Roman"/>
+        </w:rPr>
+        <w:t>的文件。</w:t>
+      </w:r>
+      <w:r>
+        <w:rPr>
+          <w:rFonts w:ascii="Times New Roman" w:eastAsia="宋体" w:hAnsi="Times New Roman" w:cs="Times New Roman" w:hint="eastAsia"/>
+        </w:rPr>
+        <w:t>使用</w:t>
+      </w:r>
+      <w:r>
+        <w:rPr>
+          <w:rFonts w:ascii="Times New Roman" w:eastAsia="宋体" w:hAnsi="Times New Roman" w:cs="Times New Roman"/>
+        </w:rPr>
+        <w:t> TortoiseGit</w:t>
+      </w:r>
+      <w:r>
+        <w:rPr>
+          <w:rFonts w:ascii="Times New Roman" w:eastAsia="宋体" w:hAnsi="Times New Roman" w:cs="Times New Roman" w:hint="eastAsia"/>
+        </w:rPr>
+        <w:t>注意</w:t>
+      </w:r>
+      <w:r>
+        <w:rPr>
+          <w:rFonts w:ascii="Times New Roman" w:eastAsia="宋体" w:hAnsi="Times New Roman" w:cs="Times New Roman" w:hint="eastAsia"/>
+        </w:rPr>
+        <w:t>commit</w:t>
+      </w:r>
+      <w:r>
+        <w:rPr>
+          <w:rFonts w:ascii="Times New Roman" w:eastAsia="宋体" w:hAnsi="Times New Roman" w:cs="Times New Roman" w:hint="eastAsia"/>
+        </w:rPr>
+        <w:t>时注意点击</w:t>
+      </w:r>
+      <w:r>
+        <w:rPr>
+          <w:rFonts w:ascii="Times New Roman" w:eastAsia="宋体" w:hAnsi="Times New Roman" w:cs="Times New Roman" w:hint="eastAsia"/>
+        </w:rPr>
+        <w:t>all</w:t>
+      </w:r>
+      <w:r>
+        <w:rPr>
+          <w:rFonts w:ascii="Times New Roman" w:eastAsia="宋体" w:hAnsi="Times New Roman" w:cs="Times New Roman" w:hint="eastAsia"/>
+        </w:rPr>
+        <w:t>。不然可能会忽略新创建的文件夹。</w:t>
+      </w:r>
+    </w:p>
+    <w:p>
+      <w:pPr>
+        <w:jc w:val="both"/>
+        <w:rPr>
+          <w:rFonts w:ascii="Times New Roman" w:eastAsia="宋体" w:hAnsi="Times New Roman" w:cs="Times New Roman"/>
+        </w:rPr>
+      </w:pPr>
+      <w:r>
+        <w:rPr>
+          <w:rFonts w:ascii="Times New Roman" w:eastAsia="宋体" w:hAnsi="Times New Roman" w:cs="Times New Roman" w:hint="eastAsia"/>
+        </w:rPr>
+        <w:t>3</w:t>
+      </w:r>
+      <w:r>
+        <w:rPr>
+          <w:rFonts w:ascii="Times New Roman" w:eastAsia="宋体" w:hAnsi="Times New Roman" w:cs="Times New Roman" w:hint="eastAsia"/>
+        </w:rPr>
+        <w:t>、</w:t>
+      </w:r>
+      <w:r>
+        <w:rPr>
+          <w:rFonts w:ascii="Times New Roman" w:eastAsia="宋体" w:hAnsi="Times New Roman" w:cs="Times New Roman"/>
+        </w:rPr>
+        <w:t>获取</w:t>
+      </w:r>
+      <w:r>
+        <w:rPr>
+          <w:rFonts w:ascii="Times New Roman" w:eastAsia="宋体" w:hAnsi="Times New Roman" w:cs="Times New Roman"/>
+        </w:rPr>
+        <w:t xml:space="preserve"> GitHub </w:t>
+      </w:r>
+      <w:r>
+        <w:rPr>
+          <w:rFonts w:ascii="Times New Roman" w:eastAsia="宋体" w:hAnsi="Times New Roman" w:cs="Times New Roman"/>
+        </w:rPr>
+        <w:t>仓库的链接</w:t>
+      </w:r>
+    </w:p>
+    <w:p>
+      <w:pPr>
+        <w:jc w:val="both"/>
+        <w:rPr>
+          <w:rFonts w:ascii="Times New Roman" w:eastAsia="宋体" w:hAnsi="Times New Roman" w:cs="Times New Roman"/>
+        </w:rPr>
+      </w:pPr>
       <w:r>
         <w:rPr>
           <w:rFonts w:ascii="Times New Roman" w:eastAsia="宋体" w:hAnsi="Times New Roman" w:cs="Times New Roman"/>
           <w:b/>
           <w:bCs/>
         </w:rPr>
-        <w:t>id_rsa</w:t>
-      </w:r>
-      <w:proofErr w:type="spellEnd"/>
+        <w:t>&lt;&gt; Code</w:t>
+      </w:r>
+      <w:r>
+        <w:rPr>
+          <w:rFonts w:ascii="Times New Roman" w:eastAsia="宋体" w:hAnsi="Times New Roman" w:cs="Times New Roman"/>
+        </w:rPr>
+        <w:t xml:space="preserve"> </w:t>
+      </w:r>
+      <w:r>
+        <w:rPr>
+          <w:rFonts w:ascii="Times New Roman" w:eastAsia="宋体" w:hAnsi="Times New Roman" w:cs="Times New Roman"/>
+        </w:rPr>
+        <w:t>按钮</w:t>
+      </w:r>
+      <w:r>
+        <w:rPr>
+          <w:rFonts w:ascii="Times New Roman" w:eastAsia="宋体" w:hAnsi="Times New Roman" w:cs="Times New Roman" w:hint="eastAsia"/>
+        </w:rPr>
+        <w:t>，</w:t>
+      </w:r>
       <w:r>
         <w:rPr>
           <w:rFonts w:ascii="Times New Roman" w:eastAsia="宋体" w:hAnsi="Times New Roman" w:cs="Times New Roman"/>
           <w:b/>
           <w:bCs/>
         </w:rPr>
+        <w:t>HTTPS</w:t>
+      </w:r>
+      <w:r>
+        <w:rPr>
+          <w:rFonts w:ascii="Times New Roman" w:eastAsia="宋体" w:hAnsi="Times New Roman" w:cs="Times New Roman"/>
+        </w:rPr>
         <w:t xml:space="preserve"> </w:t>
       </w:r>
-    </w:p>
-    <w:bookmarkEnd w:id="0"/>
-    <w:p>
-      <w:pPr>
-        <w:spacing w:after="0"/>
-        <w:jc w:val="both"/>
-        <w:rPr>
-          <w:rFonts w:ascii="Times New Roman" w:eastAsia="宋体" w:hAnsi="Times New Roman" w:cs="Times New Roman"/>
-        </w:rPr>
-      </w:pPr>
-      <w:r>
-        <w:rPr>
-          <w:rFonts w:ascii="Times New Roman" w:eastAsia="宋体" w:hAnsi="Times New Roman" w:cs="Times New Roman"/>
-        </w:rPr>
-        <w:t>作用：</w:t>
-      </w:r>
-      <w:r>
-        <w:rPr>
-          <w:rFonts w:ascii="Times New Roman" w:eastAsia="宋体" w:hAnsi="Times New Roman" w:cs="Times New Roman"/>
-        </w:rPr>
-        <w:t xml:space="preserve"> </w:t>
-      </w:r>
-      <w:r>
-        <w:rPr>
-          <w:rFonts w:ascii="Times New Roman" w:eastAsia="宋体" w:hAnsi="Times New Roman" w:cs="Times New Roman"/>
-        </w:rPr>
-        <w:t>将你的私</w:t>
-      </w:r>
-      <w:proofErr w:type="gramStart"/>
-      <w:r>
-        <w:rPr>
-          <w:rFonts w:ascii="Times New Roman" w:eastAsia="宋体" w:hAnsi="Times New Roman" w:cs="Times New Roman"/>
-        </w:rPr>
-        <w:t>钥</w:t>
-      </w:r>
-      <w:proofErr w:type="gramEnd"/>
-      <w:r>
-        <w:rPr>
-          <w:rFonts w:ascii="Times New Roman" w:eastAsia="宋体" w:hAnsi="Times New Roman" w:cs="Times New Roman"/>
-        </w:rPr>
-        <w:t>（</w:t>
-      </w:r>
-      <w:proofErr w:type="spellStart"/>
-      <w:r>
-        <w:rPr>
-          <w:rFonts w:ascii="Times New Roman" w:eastAsia="宋体" w:hAnsi="Times New Roman" w:cs="Times New Roman"/>
-        </w:rPr>
-        <w:t>id_rsa</w:t>
-      </w:r>
-      <w:proofErr w:type="spellEnd"/>
-      <w:r>
-        <w:rPr>
-          <w:rFonts w:ascii="Times New Roman" w:eastAsia="宋体" w:hAnsi="Times New Roman" w:cs="Times New Roman"/>
-        </w:rPr>
-        <w:t>）添加到刚才启动的代理中，使</w:t>
-      </w:r>
-      <w:r>
-        <w:rPr>
-          <w:rFonts w:ascii="Times New Roman" w:eastAsia="宋体" w:hAnsi="Times New Roman" w:cs="Times New Roman"/>
-        </w:rPr>
-        <w:t xml:space="preserve"> Git </w:t>
-      </w:r>
-      <w:r>
-        <w:rPr>
-          <w:rFonts w:ascii="Times New Roman" w:eastAsia="宋体" w:hAnsi="Times New Roman" w:cs="Times New Roman"/>
-        </w:rPr>
-        <w:t>在连接</w:t>
-      </w:r>
-      <w:r>
-        <w:rPr>
-          <w:rFonts w:ascii="Times New Roman" w:eastAsia="宋体" w:hAnsi="Times New Roman" w:cs="Times New Roman"/>
-        </w:rPr>
-        <w:t xml:space="preserve"> GitHub </w:t>
-      </w:r>
-      <w:r>
-        <w:rPr>
-          <w:rFonts w:ascii="Times New Roman" w:eastAsia="宋体" w:hAnsi="Times New Roman" w:cs="Times New Roman"/>
-        </w:rPr>
-        <w:t>时能够使用它。</w:t>
-      </w:r>
-    </w:p>
-    <w:p>
-      <w:pPr>
-        <w:spacing w:after="0"/>
-        <w:jc w:val="both"/>
-        <w:rPr>
-          <w:rFonts w:ascii="Times New Roman" w:eastAsia="宋体" w:hAnsi="Times New Roman" w:cs="Times New Roman"/>
-        </w:rPr>
-      </w:pPr>
-      <w:r>
-        <w:rPr>
-          <w:rFonts w:ascii="Times New Roman" w:eastAsia="宋体" w:hAnsi="Times New Roman" w:cs="Times New Roman"/>
-        </w:rPr>
-        <w:t>预期输出：</w:t>
-      </w:r>
-      <w:r>
-        <w:rPr>
-          <w:rFonts w:ascii="Times New Roman" w:eastAsia="宋体" w:hAnsi="Times New Roman" w:cs="Times New Roman"/>
-        </w:rPr>
-        <w:t xml:space="preserve"> Identity added: /c/Users/&lt;</w:t>
-      </w:r>
-      <w:r>
-        <w:rPr>
-          <w:rFonts w:ascii="Times New Roman" w:eastAsia="宋体" w:hAnsi="Times New Roman" w:cs="Times New Roman"/>
-        </w:rPr>
-        <w:t>你的用户名</w:t>
-      </w:r>
-      <w:r>
-        <w:rPr>
-          <w:rFonts w:ascii="Times New Roman" w:eastAsia="宋体" w:hAnsi="Times New Roman" w:cs="Times New Roman"/>
-        </w:rPr>
-        <w:t>&gt;/.ssh/</w:t>
-      </w:r>
-      <w:proofErr w:type="spellStart"/>
-      <w:r>
-        <w:rPr>
-          <w:rFonts w:ascii="Times New Roman" w:eastAsia="宋体" w:hAnsi="Times New Roman" w:cs="Times New Roman"/>
-        </w:rPr>
-        <w:t>id_rsa</w:t>
-      </w:r>
-      <w:proofErr w:type="spellEnd"/>
-      <w:r>
-        <w:rPr>
-          <w:rFonts w:ascii="Times New Roman" w:eastAsia="宋体" w:hAnsi="Times New Roman" w:cs="Times New Roman"/>
-        </w:rPr>
-        <w:t xml:space="preserve"> (...)</w:t>
-      </w:r>
-      <w:r>
-        <w:rPr>
-          <w:rFonts w:ascii="Times New Roman" w:eastAsia="宋体" w:hAnsi="Times New Roman" w:cs="Times New Roman"/>
-        </w:rPr>
-        <w:t>。如果设置了密码，会提示你输入。</w:t>
-      </w:r>
-    </w:p>
-    <w:p>
-      <w:pPr>
-        <w:spacing w:after="0"/>
-        <w:jc w:val="both"/>
-        <w:rPr>
-          <w:rFonts w:ascii="Times New Roman" w:eastAsia="宋体" w:hAnsi="Times New Roman" w:cs="Times New Roman"/>
-        </w:rPr>
-      </w:pPr>
-      <w:r>
-        <w:rPr>
-          <w:rFonts w:ascii="Times New Roman" w:eastAsia="宋体" w:hAnsi="Times New Roman" w:cs="Times New Roman" w:hint="eastAsia"/>
-        </w:rPr>
-        <w:t>2</w:t>
+      <w:r>
+        <w:rPr>
+          <w:rFonts w:ascii="Times New Roman" w:eastAsia="宋体" w:hAnsi="Times New Roman" w:cs="Times New Roman"/>
+        </w:rPr>
+        <w:t>选项卡</w:t>
+      </w:r>
+      <w:r>
+        <w:rPr>
+          <w:rFonts w:ascii="Times New Roman" w:eastAsia="宋体" w:hAnsi="Times New Roman" w:cs="Times New Roman" w:hint="eastAsia"/>
+        </w:rPr>
+        <w:t>，</w:t>
+      </w:r>
+      <w:r>
+        <w:rPr>
+          <w:rFonts w:ascii="Times New Roman" w:eastAsia="宋体" w:hAnsi="Times New Roman" w:cs="Times New Roman"/>
+        </w:rPr>
+        <w:t>复制这个仓库的地址</w:t>
+      </w:r>
+    </w:p>
+    <w:p>
+      <w:pPr>
+        <w:jc w:val="both"/>
+        <w:rPr>
+          <w:rFonts w:ascii="Times New Roman" w:eastAsia="宋体" w:hAnsi="Times New Roman" w:cs="Times New Roman"/>
+        </w:rPr>
+      </w:pPr>
+      <w:r>
+        <w:rPr>
+          <w:rFonts w:ascii="Times New Roman" w:eastAsia="宋体" w:hAnsi="Times New Roman" w:cs="Times New Roman" w:hint="eastAsia"/>
+        </w:rPr>
+        <w:t>4</w:t>
       </w:r>
       <w:r>
         <w:rPr>
@@ -427,297 +739,73 @@
         <w:rPr>
           <w:rFonts w:ascii="Times New Roman" w:eastAsia="宋体" w:hAnsi="Times New Roman" w:cs="Times New Roman"/>
         </w:rPr>
-        <w:t>在最外层文件夹进行</w:t>
-      </w:r>
-      <w:r>
-        <w:rPr>
-          <w:rFonts w:ascii="Times New Roman" w:eastAsia="宋体" w:hAnsi="Times New Roman" w:cs="Times New Roman"/>
-        </w:rPr>
-        <w:t>commit</w:t>
-      </w:r>
-      <w:r>
-        <w:rPr>
-          <w:rFonts w:ascii="Times New Roman" w:eastAsia="宋体" w:hAnsi="Times New Roman" w:cs="Times New Roman"/>
-        </w:rPr>
-        <w:t>，然后</w:t>
-      </w:r>
-      <w:r>
-        <w:rPr>
-          <w:rFonts w:ascii="Times New Roman" w:eastAsia="宋体" w:hAnsi="Times New Roman" w:cs="Times New Roman"/>
-        </w:rPr>
-        <w:t>push</w:t>
-      </w:r>
-      <w:r>
-        <w:rPr>
-          <w:rFonts w:ascii="Times New Roman" w:eastAsia="宋体" w:hAnsi="Times New Roman" w:cs="Times New Roman"/>
-        </w:rPr>
-        <w:t>，但是下一级新创建的子文件夹有的时候没有被</w:t>
-      </w:r>
-      <w:r>
-        <w:rPr>
-          <w:rFonts w:ascii="Times New Roman" w:eastAsia="宋体" w:hAnsi="Times New Roman" w:cs="Times New Roman"/>
-        </w:rPr>
-        <w:t>commit</w:t>
-      </w:r>
-      <w:r>
-        <w:rPr>
-          <w:rFonts w:ascii="Times New Roman" w:eastAsia="宋体" w:hAnsi="Times New Roman" w:cs="Times New Roman"/>
-        </w:rPr>
-        <w:t>到仓库中，也没有被</w:t>
-      </w:r>
-      <w:r>
-        <w:rPr>
-          <w:rFonts w:ascii="Times New Roman" w:eastAsia="宋体" w:hAnsi="Times New Roman" w:cs="Times New Roman"/>
-        </w:rPr>
-        <w:t>push</w:t>
-      </w:r>
-      <w:r>
-        <w:rPr>
-          <w:rFonts w:ascii="Times New Roman" w:eastAsia="宋体" w:hAnsi="Times New Roman" w:cs="Times New Roman"/>
-        </w:rPr>
-        <w:t>到</w:t>
-      </w:r>
-      <w:proofErr w:type="spellStart"/>
-      <w:r>
-        <w:rPr>
-          <w:rFonts w:ascii="Times New Roman" w:eastAsia="宋体" w:hAnsi="Times New Roman" w:cs="Times New Roman"/>
-        </w:rPr>
-        <w:t>github</w:t>
-      </w:r>
-      <w:proofErr w:type="spellEnd"/>
-      <w:r>
-        <w:rPr>
-          <w:rFonts w:ascii="Times New Roman" w:eastAsia="宋体" w:hAnsi="Times New Roman" w:cs="Times New Roman"/>
-        </w:rPr>
-        <w:t>中</w:t>
-      </w:r>
-      <w:r>
-        <w:rPr>
-          <w:rFonts w:ascii="Times New Roman" w:eastAsia="宋体" w:hAnsi="Times New Roman" w:cs="Times New Roman" w:hint="eastAsia"/>
-        </w:rPr>
-        <w:t>的问题</w:t>
-      </w:r>
-    </w:p>
-    <w:p>
-      <w:pPr>
-        <w:jc w:val="both"/>
-        <w:rPr>
-          <w:rFonts w:ascii="Times New Roman" w:eastAsia="宋体" w:hAnsi="Times New Roman" w:cs="Times New Roman"/>
-        </w:rPr>
-      </w:pPr>
-      <w:r>
-        <w:rPr>
-          <w:rFonts w:ascii="Times New Roman" w:eastAsia="宋体" w:hAnsi="Times New Roman" w:cs="Times New Roman" w:hint="eastAsia"/>
-        </w:rPr>
-        <w:t>排除空文件夹</w:t>
-      </w:r>
-    </w:p>
-    <w:p>
-      <w:pPr>
-        <w:jc w:val="both"/>
-        <w:rPr>
-          <w:rFonts w:ascii="Times New Roman" w:eastAsia="宋体" w:hAnsi="Times New Roman" w:cs="Times New Roman"/>
-        </w:rPr>
-      </w:pPr>
-      <w:r>
-        <w:rPr>
-          <w:rFonts w:ascii="Times New Roman" w:eastAsia="宋体" w:hAnsi="Times New Roman" w:cs="Times New Roman"/>
-        </w:rPr>
-        <w:t>子文件夹里也运行了</w:t>
-      </w:r>
-      <w:r>
-        <w:rPr>
-          <w:rFonts w:ascii="Times New Roman" w:eastAsia="宋体" w:hAnsi="Times New Roman" w:cs="Times New Roman"/>
-        </w:rPr>
-        <w:t> git init</w:t>
-      </w:r>
-    </w:p>
-    <w:p>
-      <w:pPr>
-        <w:jc w:val="both"/>
-        <w:rPr>
-          <w:rFonts w:ascii="Times New Roman" w:eastAsia="宋体" w:hAnsi="Times New Roman" w:cs="Times New Roman"/>
-        </w:rPr>
-      </w:pPr>
-      <w:r>
-        <w:rPr>
-          <w:rFonts w:ascii="Times New Roman" w:eastAsia="宋体" w:hAnsi="Times New Roman" w:cs="Times New Roman"/>
-        </w:rPr>
-        <w:t>被</w:t>
-      </w:r>
-      <w:r>
-        <w:rPr>
-          <w:rFonts w:ascii="Times New Roman" w:eastAsia="宋体" w:hAnsi="Times New Roman" w:cs="Times New Roman"/>
-        </w:rPr>
-        <w:t> .gitignore </w:t>
-      </w:r>
-      <w:r>
-        <w:rPr>
-          <w:rFonts w:ascii="Times New Roman" w:eastAsia="宋体" w:hAnsi="Times New Roman" w:cs="Times New Roman"/>
-        </w:rPr>
-        <w:t>忽略</w:t>
-      </w:r>
-    </w:p>
-    <w:p>
-      <w:pPr>
-        <w:jc w:val="both"/>
-        <w:rPr>
-          <w:rFonts w:ascii="Times New Roman" w:eastAsia="宋体" w:hAnsi="Times New Roman" w:cs="Times New Roman"/>
-        </w:rPr>
-      </w:pPr>
-      <w:r>
-        <w:rPr>
-          <w:rFonts w:ascii="Times New Roman" w:eastAsia="宋体" w:hAnsi="Times New Roman" w:cs="Times New Roman"/>
-        </w:rPr>
-        <w:t>没有正确执行</w:t>
-      </w:r>
-      <w:r>
-        <w:rPr>
-          <w:rFonts w:ascii="Times New Roman" w:eastAsia="宋体" w:hAnsi="Times New Roman" w:cs="Times New Roman"/>
-        </w:rPr>
-        <w:t> git add (Untracked Files)</w:t>
-      </w:r>
-      <w:r>
-        <w:rPr>
-          <w:rFonts w:ascii="Times New Roman" w:eastAsia="宋体" w:hAnsi="Times New Roman" w:cs="Times New Roman" w:hint="eastAsia"/>
-        </w:rPr>
-        <w:t>：</w:t>
-      </w:r>
-      <w:r>
-        <w:rPr>
-          <w:rFonts w:ascii="Times New Roman" w:eastAsia="宋体" w:hAnsi="Times New Roman" w:cs="Times New Roman"/>
-        </w:rPr>
-        <w:t>git commit -a </w:t>
-      </w:r>
-      <w:r>
-        <w:rPr>
-          <w:rFonts w:ascii="Times New Roman" w:eastAsia="宋体" w:hAnsi="Times New Roman" w:cs="Times New Roman"/>
-        </w:rPr>
-        <w:t>通常只处理已修改</w:t>
-      </w:r>
-      <w:r>
-        <w:rPr>
-          <w:rFonts w:ascii="Times New Roman" w:eastAsia="宋体" w:hAnsi="Times New Roman" w:cs="Times New Roman"/>
-        </w:rPr>
-        <w:t xml:space="preserve"> (Modified) </w:t>
-      </w:r>
-      <w:r>
-        <w:rPr>
-          <w:rFonts w:ascii="Times New Roman" w:eastAsia="宋体" w:hAnsi="Times New Roman" w:cs="Times New Roman"/>
-        </w:rPr>
-        <w:t>和</w:t>
-      </w:r>
-      <w:r>
-        <w:rPr>
-          <w:rFonts w:ascii="Times New Roman" w:eastAsia="宋体" w:hAnsi="Times New Roman" w:cs="Times New Roman"/>
-        </w:rPr>
-        <w:t> </w:t>
-      </w:r>
-      <w:r>
-        <w:rPr>
-          <w:rFonts w:ascii="Times New Roman" w:eastAsia="宋体" w:hAnsi="Times New Roman" w:cs="Times New Roman"/>
-        </w:rPr>
-        <w:t>已删除</w:t>
-      </w:r>
-      <w:r>
-        <w:rPr>
-          <w:rFonts w:ascii="Times New Roman" w:eastAsia="宋体" w:hAnsi="Times New Roman" w:cs="Times New Roman"/>
-        </w:rPr>
-        <w:t xml:space="preserve"> (Deleted) </w:t>
-      </w:r>
-      <w:r>
-        <w:rPr>
-          <w:rFonts w:ascii="Times New Roman" w:eastAsia="宋体" w:hAnsi="Times New Roman" w:cs="Times New Roman"/>
-        </w:rPr>
-        <w:t>的文件，不一定会自动处理</w:t>
-      </w:r>
-      <w:r>
-        <w:rPr>
-          <w:rFonts w:ascii="Times New Roman" w:eastAsia="宋体" w:hAnsi="Times New Roman" w:cs="Times New Roman"/>
-        </w:rPr>
-        <w:t> </w:t>
-      </w:r>
-      <w:r>
-        <w:rPr>
-          <w:rFonts w:ascii="Times New Roman" w:eastAsia="宋体" w:hAnsi="Times New Roman" w:cs="Times New Roman"/>
-        </w:rPr>
-        <w:t>新创建</w:t>
-      </w:r>
-      <w:r>
-        <w:rPr>
-          <w:rFonts w:ascii="Times New Roman" w:eastAsia="宋体" w:hAnsi="Times New Roman" w:cs="Times New Roman"/>
-        </w:rPr>
-        <w:t xml:space="preserve"> (New/Untracked) </w:t>
-      </w:r>
-      <w:r>
-        <w:rPr>
-          <w:rFonts w:ascii="Times New Roman" w:eastAsia="宋体" w:hAnsi="Times New Roman" w:cs="Times New Roman"/>
-        </w:rPr>
-        <w:t>的文件。</w:t>
-      </w:r>
-      <w:r>
-        <w:rPr>
-          <w:rFonts w:ascii="Times New Roman" w:eastAsia="宋体" w:hAnsi="Times New Roman" w:cs="Times New Roman" w:hint="eastAsia"/>
-        </w:rPr>
-        <w:t>使用</w:t>
-      </w:r>
-      <w:r>
-        <w:rPr>
-          <w:rFonts w:ascii="Times New Roman" w:eastAsia="宋体" w:hAnsi="Times New Roman" w:cs="Times New Roman"/>
-        </w:rPr>
-        <w:t> </w:t>
-      </w:r>
-      <w:proofErr w:type="spellStart"/>
-      <w:r>
-        <w:rPr>
-          <w:rFonts w:ascii="Times New Roman" w:eastAsia="宋体" w:hAnsi="Times New Roman" w:cs="Times New Roman"/>
-        </w:rPr>
-        <w:t>TortoiseGit</w:t>
-      </w:r>
-      <w:proofErr w:type="spellEnd"/>
-      <w:r>
-        <w:rPr>
-          <w:rFonts w:ascii="Times New Roman" w:eastAsia="宋体" w:hAnsi="Times New Roman" w:cs="Times New Roman" w:hint="eastAsia"/>
-        </w:rPr>
-        <w:t>注意</w:t>
-      </w:r>
-      <w:r>
-        <w:rPr>
-          <w:rFonts w:ascii="Times New Roman" w:eastAsia="宋体" w:hAnsi="Times New Roman" w:cs="Times New Roman" w:hint="eastAsia"/>
-        </w:rPr>
-        <w:t>commit</w:t>
-      </w:r>
-      <w:r>
-        <w:rPr>
-          <w:rFonts w:ascii="Times New Roman" w:eastAsia="宋体" w:hAnsi="Times New Roman" w:cs="Times New Roman" w:hint="eastAsia"/>
-        </w:rPr>
-        <w:t>时注意点击</w:t>
-      </w:r>
-      <w:r>
-        <w:rPr>
-          <w:rFonts w:ascii="Times New Roman" w:eastAsia="宋体" w:hAnsi="Times New Roman" w:cs="Times New Roman" w:hint="eastAsia"/>
-        </w:rPr>
-        <w:t>all</w:t>
-      </w:r>
-      <w:r>
-        <w:rPr>
-          <w:rFonts w:ascii="Times New Roman" w:eastAsia="宋体" w:hAnsi="Times New Roman" w:cs="Times New Roman" w:hint="eastAsia"/>
-        </w:rPr>
-        <w:t>。不然可能会忽略新创建的文件夹。</w:t>
-      </w:r>
-    </w:p>
-    <w:p>
-      <w:pPr>
-        <w:jc w:val="both"/>
-        <w:rPr>
-          <w:rFonts w:ascii="Times New Roman" w:eastAsia="宋体" w:hAnsi="Times New Roman" w:cs="Times New Roman"/>
-        </w:rPr>
-      </w:pPr>
-      <w:r>
-        <w:rPr>
-          <w:rFonts w:ascii="Times New Roman" w:eastAsia="宋体" w:hAnsi="Times New Roman" w:cs="Times New Roman" w:hint="eastAsia"/>
-        </w:rPr>
-        <w:t>3</w:t>
+        <w:t>在</w:t>
+      </w:r>
+      <w:r>
+        <w:rPr>
+          <w:rFonts w:ascii="Times New Roman" w:eastAsia="宋体" w:hAnsi="Times New Roman" w:cs="Times New Roman"/>
+        </w:rPr>
+        <w:t xml:space="preserve"> Git Bash </w:t>
+      </w:r>
+      <w:r>
+        <w:rPr>
+          <w:rFonts w:ascii="Times New Roman" w:eastAsia="宋体" w:hAnsi="Times New Roman" w:cs="Times New Roman"/>
+        </w:rPr>
+        <w:t>中切换到目标文件夹</w:t>
+      </w:r>
+    </w:p>
+    <w:p>
+      <w:pPr>
+        <w:jc w:val="both"/>
+        <w:rPr>
+          <w:rFonts w:ascii="Times New Roman" w:eastAsia="宋体" w:hAnsi="Times New Roman" w:cs="Times New Roman"/>
+        </w:rPr>
+      </w:pPr>
+      <w:r>
+        <w:rPr>
+          <w:rFonts w:ascii="Times New Roman" w:eastAsia="宋体" w:hAnsi="Times New Roman" w:cs="Times New Roman" w:hint="eastAsia"/>
+        </w:rPr>
+        <w:t>例：进入</w:t>
+      </w:r>
+      <w:r>
+        <w:rPr>
+          <w:rFonts w:ascii="Times New Roman" w:eastAsia="宋体" w:hAnsi="Times New Roman" w:cs="Times New Roman"/>
+        </w:rPr>
+        <w:t xml:space="preserve">D:\rs2026system </w:t>
+      </w:r>
+      <w:r>
+        <w:rPr>
+          <w:rFonts w:ascii="Times New Roman" w:eastAsia="宋体" w:hAnsi="Times New Roman" w:cs="Times New Roman"/>
+        </w:rPr>
+        <w:t>文件夹</w:t>
+      </w:r>
+    </w:p>
+    <w:p>
+      <w:pPr>
+        <w:jc w:val="both"/>
+        <w:rPr>
+          <w:rFonts w:ascii="Times New Roman" w:eastAsia="宋体" w:hAnsi="Times New Roman" w:cs="Times New Roman"/>
+        </w:rPr>
+      </w:pPr>
+      <w:r>
+        <w:rPr>
+          <w:rFonts w:ascii="Times New Roman" w:eastAsia="宋体" w:hAnsi="Times New Roman" w:cs="Times New Roman"/>
+        </w:rPr>
+        <w:t>cd /d/rs2026system</w:t>
+      </w:r>
+    </w:p>
+    <w:p>
+      <w:pPr>
+        <w:jc w:val="both"/>
+        <w:rPr>
+          <w:rFonts w:ascii="Times New Roman" w:eastAsia="宋体" w:hAnsi="Times New Roman" w:cs="Times New Roman"/>
+        </w:rPr>
+      </w:pPr>
+      <w:r>
+        <w:rPr>
+          <w:rFonts w:ascii="Times New Roman" w:eastAsia="宋体" w:hAnsi="Times New Roman" w:cs="Times New Roman" w:hint="eastAsia"/>
+        </w:rPr>
+        <w:t>5</w:t>
       </w:r>
       <w:r>
         <w:rPr>
@@ -729,188 +817,6 @@
         <w:rPr>
           <w:rFonts w:ascii="Times New Roman" w:eastAsia="宋体" w:hAnsi="Times New Roman" w:cs="Times New Roman"/>
         </w:rPr>
-        <w:t>获取</w:t>
-      </w:r>
-      <w:r>
-        <w:rPr>
-          <w:rFonts w:ascii="Times New Roman" w:eastAsia="宋体" w:hAnsi="Times New Roman" w:cs="Times New Roman"/>
-        </w:rPr>
-        <w:t xml:space="preserve"> GitHub </w:t>
-      </w:r>
-      <w:r>
-        <w:rPr>
-          <w:rFonts w:ascii="Times New Roman" w:eastAsia="宋体" w:hAnsi="Times New Roman" w:cs="Times New Roman"/>
-        </w:rPr>
-        <w:t>仓库的链接</w:t>
-      </w:r>
-    </w:p>
-    <w:p>
-      <w:pPr>
-        <w:jc w:val="both"/>
-        <w:rPr>
-          <w:rFonts w:ascii="Times New Roman" w:eastAsia="宋体" w:hAnsi="Times New Roman" w:cs="Times New Roman"/>
-        </w:rPr>
-      </w:pPr>
-      <w:r>
-        <w:rPr>
-          <w:rFonts w:ascii="Times New Roman" w:eastAsia="宋体" w:hAnsi="Times New Roman" w:cs="Times New Roman"/>
-          <w:b/>
-          <w:bCs/>
-        </w:rPr>
-        <w:t>&lt;&gt; Code</w:t>
-      </w:r>
-      <w:r>
-        <w:rPr>
-          <w:rFonts w:ascii="Times New Roman" w:eastAsia="宋体" w:hAnsi="Times New Roman" w:cs="Times New Roman"/>
-        </w:rPr>
-        <w:t xml:space="preserve"> </w:t>
-      </w:r>
-      <w:r>
-        <w:rPr>
-          <w:rFonts w:ascii="Times New Roman" w:eastAsia="宋体" w:hAnsi="Times New Roman" w:cs="Times New Roman"/>
-        </w:rPr>
-        <w:t>按钮</w:t>
-      </w:r>
-      <w:r>
-        <w:rPr>
-          <w:rFonts w:ascii="Times New Roman" w:eastAsia="宋体" w:hAnsi="Times New Roman" w:cs="Times New Roman" w:hint="eastAsia"/>
-        </w:rPr>
-        <w:t>，</w:t>
-      </w:r>
-      <w:r>
-        <w:rPr>
-          <w:rFonts w:ascii="Times New Roman" w:eastAsia="宋体" w:hAnsi="Times New Roman" w:cs="Times New Roman"/>
-          <w:b/>
-          <w:bCs/>
-        </w:rPr>
-        <w:t>HTTPS</w:t>
-      </w:r>
-      <w:r>
-        <w:rPr>
-          <w:rFonts w:ascii="Times New Roman" w:eastAsia="宋体" w:hAnsi="Times New Roman" w:cs="Times New Roman"/>
-        </w:rPr>
-        <w:t xml:space="preserve"> </w:t>
-      </w:r>
-      <w:r>
-        <w:rPr>
-          <w:rFonts w:ascii="Times New Roman" w:eastAsia="宋体" w:hAnsi="Times New Roman" w:cs="Times New Roman"/>
-        </w:rPr>
-        <w:t>选项卡</w:t>
-      </w:r>
-      <w:r>
-        <w:rPr>
-          <w:rFonts w:ascii="Times New Roman" w:eastAsia="宋体" w:hAnsi="Times New Roman" w:cs="Times New Roman" w:hint="eastAsia"/>
-        </w:rPr>
-        <w:t>，</w:t>
-      </w:r>
-      <w:r>
-        <w:rPr>
-          <w:rFonts w:ascii="Times New Roman" w:eastAsia="宋体" w:hAnsi="Times New Roman" w:cs="Times New Roman"/>
-        </w:rPr>
-        <w:t>复制这个仓库的地址</w:t>
-      </w:r>
-    </w:p>
-    <w:p>
-      <w:pPr>
-        <w:jc w:val="both"/>
-        <w:rPr>
-          <w:rFonts w:ascii="Times New Roman" w:eastAsia="宋体" w:hAnsi="Times New Roman" w:cs="Times New Roman"/>
-        </w:rPr>
-      </w:pPr>
-      <w:r>
-        <w:rPr>
-          <w:rFonts w:ascii="Times New Roman" w:eastAsia="宋体" w:hAnsi="Times New Roman" w:cs="Times New Roman" w:hint="eastAsia"/>
-        </w:rPr>
-        <w:t>4</w:t>
-      </w:r>
-      <w:r>
-        <w:rPr>
-          <w:rFonts w:ascii="Times New Roman" w:eastAsia="宋体" w:hAnsi="Times New Roman" w:cs="Times New Roman" w:hint="eastAsia"/>
-        </w:rPr>
-        <w:t>、</w:t>
-      </w:r>
-      <w:r>
-        <w:rPr>
-          <w:rFonts w:ascii="Times New Roman" w:eastAsia="宋体" w:hAnsi="Times New Roman" w:cs="Times New Roman"/>
-        </w:rPr>
-        <w:t>在</w:t>
-      </w:r>
-      <w:r>
-        <w:rPr>
-          <w:rFonts w:ascii="Times New Roman" w:eastAsia="宋体" w:hAnsi="Times New Roman" w:cs="Times New Roman"/>
-        </w:rPr>
-        <w:t xml:space="preserve"> Git Bash </w:t>
-      </w:r>
-      <w:r>
-        <w:rPr>
-          <w:rFonts w:ascii="Times New Roman" w:eastAsia="宋体" w:hAnsi="Times New Roman" w:cs="Times New Roman"/>
-        </w:rPr>
-        <w:t>中切换到目标文件夹</w:t>
-      </w:r>
-    </w:p>
-    <w:p>
-      <w:pPr>
-        <w:jc w:val="both"/>
-        <w:rPr>
-          <w:rFonts w:ascii="Times New Roman" w:eastAsia="宋体" w:hAnsi="Times New Roman" w:cs="Times New Roman"/>
-        </w:rPr>
-      </w:pPr>
-      <w:r>
-        <w:rPr>
-          <w:rFonts w:ascii="Times New Roman" w:eastAsia="宋体" w:hAnsi="Times New Roman" w:cs="Times New Roman" w:hint="eastAsia"/>
-        </w:rPr>
-        <w:t>例：进入</w:t>
-      </w:r>
-      <w:r>
-        <w:rPr>
-          <w:rFonts w:ascii="Times New Roman" w:eastAsia="宋体" w:hAnsi="Times New Roman" w:cs="Times New Roman"/>
-        </w:rPr>
-        <w:t xml:space="preserve">D:\rs2026system </w:t>
-      </w:r>
-      <w:r>
-        <w:rPr>
-          <w:rFonts w:ascii="Times New Roman" w:eastAsia="宋体" w:hAnsi="Times New Roman" w:cs="Times New Roman"/>
-        </w:rPr>
-        <w:t>文件夹</w:t>
-      </w:r>
-    </w:p>
-    <w:p>
-      <w:pPr>
-        <w:jc w:val="both"/>
-        <w:rPr>
-          <w:rFonts w:ascii="Times New Roman" w:eastAsia="宋体" w:hAnsi="Times New Roman" w:cs="Times New Roman"/>
-        </w:rPr>
-      </w:pPr>
-      <w:r>
-        <w:rPr>
-          <w:rFonts w:ascii="Times New Roman" w:eastAsia="宋体" w:hAnsi="Times New Roman" w:cs="Times New Roman"/>
-        </w:rPr>
-        <w:t>cd /d/rs2026system</w:t>
-      </w:r>
-    </w:p>
-    <w:p>
-      <w:pPr>
-        <w:jc w:val="both"/>
-        <w:rPr>
-          <w:rFonts w:ascii="Times New Roman" w:eastAsia="宋体" w:hAnsi="Times New Roman" w:cs="Times New Roman"/>
-        </w:rPr>
-      </w:pPr>
-      <w:r>
-        <w:rPr>
-          <w:rFonts w:ascii="Times New Roman" w:eastAsia="宋体" w:hAnsi="Times New Roman" w:cs="Times New Roman" w:hint="eastAsia"/>
-        </w:rPr>
-        <w:t>5</w:t>
-      </w:r>
-      <w:r>
-        <w:rPr>
-          <w:rFonts w:ascii="Times New Roman" w:eastAsia="宋体" w:hAnsi="Times New Roman" w:cs="Times New Roman" w:hint="eastAsia"/>
-        </w:rPr>
-        <w:t>、</w:t>
-      </w:r>
-      <w:r>
-        <w:rPr>
-          <w:rFonts w:ascii="Times New Roman" w:eastAsia="宋体" w:hAnsi="Times New Roman" w:cs="Times New Roman"/>
-        </w:rPr>
         <w:t>克隆（</w:t>
       </w:r>
       <w:r>
@@ -939,7 +845,7 @@
         </w:rPr>
         <w:t>例：克隆</w:t>
       </w:r>
-      <w:hyperlink r:id="rId5" w:history="1">
+      <w:hyperlink r:id="rId7" w:history="1">
         <w:r>
           <w:rPr>
             <w:rStyle w:val="ae"/>
@@ -968,7 +874,7 @@
         </w:rPr>
         <w:t xml:space="preserve">git clone </w:t>
       </w:r>
-      <w:hyperlink r:id="rId6" w:history="1">
+      <w:hyperlink r:id="rId8" w:history="1">
         <w:r>
           <w:rPr>
             <w:rStyle w:val="ae"/>
@@ -1095,7 +1001,7 @@
       <w:pPr>
         <w:jc w:val="both"/>
         <w:rPr>
-          <w:rFonts w:ascii="Times New Roman" w:eastAsia="宋体" w:hAnsi="Times New Roman" w:cs="Times New Roman" w:hint="eastAsia"/>
+          <w:rFonts w:ascii="Times New Roman" w:eastAsia="宋体" w:hAnsi="Times New Roman" w:cs="Times New Roman"/>
         </w:rPr>
       </w:pPr>
       <w:r>
@@ -1192,14 +1098,12 @@
         </w:rPr>
         <w:t xml:space="preserve">git commit -m </w:t>
       </w:r>
-      <w:proofErr w:type="gramStart"/>
       <w:r>
         <w:rPr>
           <w:rFonts w:ascii="Times New Roman" w:eastAsia="宋体" w:hAnsi="Times New Roman" w:cs="Times New Roman"/>
         </w:rPr>
         <w:t>’’</w:t>
       </w:r>
-      <w:proofErr w:type="gramEnd"/>
       <w:r>
         <w:rPr>
           <w:rFonts w:ascii="Times New Roman" w:eastAsia="宋体" w:hAnsi="Times New Roman" w:cs="Times New Roman" w:hint="eastAsia"/>
@@ -1217,7 +1121,7 @@
       <w:pPr>
         <w:jc w:val="both"/>
         <w:rPr>
-          <w:rFonts w:ascii="Times New Roman" w:eastAsia="宋体" w:hAnsi="Times New Roman" w:cs="Times New Roman" w:hint="eastAsia"/>
+          <w:rFonts w:ascii="Times New Roman" w:eastAsia="宋体" w:hAnsi="Times New Roman" w:cs="Times New Roman"/>
         </w:rPr>
       </w:pPr>
       <w:r>
@@ -1340,13 +1244,7 @@
         <w:rPr>
           <w:rFonts w:ascii="Times New Roman" w:eastAsia="宋体" w:hAnsi="Times New Roman" w:cs="Times New Roman" w:hint="eastAsia"/>
         </w:rPr>
-        <w:t>然后输入</w:t>
-      </w:r>
-      <w:r>
-        <w:rPr>
-          <w:rFonts w:ascii="Times New Roman" w:eastAsia="宋体" w:hAnsi="Times New Roman" w:cs="Times New Roman" w:hint="eastAsia"/>
-        </w:rPr>
-        <w:t>不需要被管理的文件名</w:t>
+        <w:t>然后输入不需要被管理的文件名</w:t>
       </w:r>
       <w:r>
         <w:rPr>
@@ -1402,19 +1300,7 @@
         <w:rPr>
           <w:rFonts w:ascii="Times New Roman" w:eastAsia="宋体" w:hAnsi="Times New Roman" w:cs="Times New Roman" w:hint="eastAsia"/>
         </w:rPr>
-        <w:t>意思是</w:t>
-      </w:r>
-      <w:r>
-        <w:rPr>
-          <w:rFonts w:ascii="Times New Roman" w:eastAsia="宋体" w:hAnsi="Times New Roman" w:cs="Times New Roman" w:hint="eastAsia"/>
-        </w:rPr>
-        <w:t>这个文件名的</w:t>
-      </w:r>
-      <w:r>
-        <w:rPr>
-          <w:rFonts w:ascii="Times New Roman" w:eastAsia="宋体" w:hAnsi="Times New Roman" w:cs="Times New Roman" w:hint="eastAsia"/>
-        </w:rPr>
-        <w:t>文件都被忽略</w:t>
+        <w:t>意思是这个文件名的文件都被忽略</w:t>
       </w:r>
     </w:p>
     <w:p>
@@ -1440,107 +1326,173 @@
         <w:rPr>
           <w:rFonts w:ascii="Times New Roman" w:eastAsia="宋体" w:hAnsi="Times New Roman" w:cs="Times New Roman" w:hint="eastAsia"/>
         </w:rPr>
+        <w:t xml:space="preserve">/ </w:t>
+      </w:r>
+      <w:r>
+        <w:rPr>
+          <w:rFonts w:ascii="Times New Roman" w:eastAsia="宋体" w:hAnsi="Times New Roman" w:cs="Times New Roman" w:hint="eastAsia"/>
+        </w:rPr>
+        <w:t>意思是这个根目录下的这个文件名的文件都被忽略</w:t>
+      </w:r>
+    </w:p>
+    <w:p>
+      <w:pPr>
+        <w:jc w:val="both"/>
+        <w:rPr>
+          <w:rFonts w:ascii="Times New Roman" w:eastAsia="宋体" w:hAnsi="Times New Roman" w:cs="Times New Roman"/>
+        </w:rPr>
+      </w:pPr>
+      <w:r>
+        <w:rPr>
+          <w:rFonts w:ascii="Times New Roman" w:eastAsia="宋体" w:hAnsi="Times New Roman" w:cs="Times New Roman" w:hint="eastAsia"/>
+        </w:rPr>
+        <w:t>文件名</w:t>
+      </w:r>
+      <w:r>
+        <w:rPr>
+          <w:rFonts w:ascii="Times New Roman" w:eastAsia="宋体" w:hAnsi="Times New Roman" w:cs="Times New Roman" w:hint="eastAsia"/>
+        </w:rPr>
         <w:t>/</w:t>
       </w:r>
       <w:r>
         <w:rPr>
           <w:rFonts w:ascii="Times New Roman" w:eastAsia="宋体" w:hAnsi="Times New Roman" w:cs="Times New Roman" w:hint="eastAsia"/>
         </w:rPr>
+        <w:t>文件名</w:t>
+      </w:r>
+      <w:r>
+        <w:rPr>
+          <w:rFonts w:ascii="Times New Roman" w:eastAsia="宋体" w:hAnsi="Times New Roman" w:cs="Times New Roman" w:hint="eastAsia"/>
+        </w:rPr>
+        <w:t xml:space="preserve">/ </w:t>
+      </w:r>
+      <w:r>
+        <w:rPr>
+          <w:rFonts w:ascii="Times New Roman" w:eastAsia="宋体" w:hAnsi="Times New Roman" w:cs="Times New Roman" w:hint="eastAsia"/>
+        </w:rPr>
+        <w:t>意思是特指这个路径下的这个文件名的文件都被忽略</w:t>
+      </w:r>
+    </w:p>
+    <w:p>
+      <w:pPr>
+        <w:jc w:val="both"/>
+        <w:rPr>
+          <w:rFonts w:ascii="Times New Roman" w:eastAsia="宋体" w:hAnsi="Times New Roman" w:cs="Times New Roman" w:hint="eastAsia"/>
+        </w:rPr>
+      </w:pPr>
+      <w:r>
+        <w:rPr>
+          <w:rFonts w:ascii="Times New Roman" w:eastAsia="宋体" w:hAnsi="Times New Roman" w:cs="Times New Roman" w:hint="eastAsia"/>
+        </w:rPr>
+        <w:t>5</w:t>
+      </w:r>
+      <w:r>
+        <w:rPr>
+          <w:rFonts w:ascii="Times New Roman" w:eastAsia="宋体" w:hAnsi="Times New Roman" w:cs="Times New Roman" w:hint="eastAsia"/>
+        </w:rPr>
+        <w:t>、按</w:t>
+      </w:r>
+      <w:r>
+        <w:rPr>
+          <w:rFonts w:ascii="Times New Roman" w:eastAsia="宋体" w:hAnsi="Times New Roman" w:cs="Times New Roman" w:hint="eastAsia"/>
+        </w:rPr>
+        <w:t>q</w:t>
+      </w:r>
+      <w:r>
+        <w:rPr>
+          <w:rFonts w:ascii="Times New Roman" w:eastAsia="宋体" w:hAnsi="Times New Roman" w:cs="Times New Roman" w:hint="eastAsia"/>
+        </w:rPr>
+        <w:t>可以从查看进度中退出来</w:t>
+      </w:r>
+    </w:p>
+    <w:p>
+      <w:pPr>
+        <w:jc w:val="both"/>
+        <w:rPr>
+          <w:rFonts w:ascii="Times New Roman" w:eastAsia="宋体" w:hAnsi="Times New Roman" w:cs="Times New Roman"/>
+        </w:rPr>
+      </w:pPr>
+      <w:r>
+        <w:rPr>
+          <w:rFonts w:ascii="Times New Roman" w:eastAsia="宋体" w:hAnsi="Times New Roman" w:cs="Times New Roman" w:hint="eastAsia"/>
+        </w:rPr>
+        <w:t>5</w:t>
+      </w:r>
+      <w:r>
+        <w:rPr>
+          <w:rFonts w:ascii="Times New Roman" w:eastAsia="宋体" w:hAnsi="Times New Roman" w:cs="Times New Roman" w:hint="eastAsia"/>
+        </w:rPr>
+        <w:t>、</w:t>
+      </w:r>
+      <w:r>
+        <w:rPr>
+          <w:rFonts w:ascii="Times New Roman" w:eastAsia="宋体" w:hAnsi="Times New Roman" w:cs="Times New Roman" w:hint="eastAsia"/>
+        </w:rPr>
+        <w:t xml:space="preserve">git branch </w:t>
+      </w:r>
+      <w:r>
+        <w:rPr>
+          <w:rFonts w:ascii="Times New Roman" w:eastAsia="宋体" w:hAnsi="Times New Roman" w:cs="Times New Roman" w:hint="eastAsia"/>
+        </w:rPr>
+        <w:t>查看分支数量</w:t>
+      </w:r>
+    </w:p>
+    <w:p>
+      <w:pPr>
+        <w:jc w:val="both"/>
+        <w:rPr>
+          <w:rFonts w:ascii="Times New Roman" w:eastAsia="宋体" w:hAnsi="Times New Roman" w:cs="Times New Roman"/>
+        </w:rPr>
+      </w:pPr>
+      <w:r>
+        <w:rPr>
+          <w:rFonts w:ascii="Times New Roman" w:eastAsia="宋体" w:hAnsi="Times New Roman" w:cs="Times New Roman" w:hint="eastAsia"/>
+        </w:rPr>
+        <w:t>6</w:t>
+      </w:r>
+      <w:r>
+        <w:rPr>
+          <w:rFonts w:ascii="Times New Roman" w:eastAsia="宋体" w:hAnsi="Times New Roman" w:cs="Times New Roman" w:hint="eastAsia"/>
+        </w:rPr>
+        <w:t>、</w:t>
+      </w:r>
+      <w:r>
+        <w:rPr>
+          <w:rFonts w:ascii="Times New Roman" w:eastAsia="宋体" w:hAnsi="Times New Roman" w:cs="Times New Roman" w:hint="eastAsia"/>
+        </w:rPr>
+        <w:t xml:space="preserve">git branch </w:t>
+      </w:r>
+      <w:r>
+        <w:rPr>
+          <w:rFonts w:ascii="Times New Roman" w:eastAsia="宋体" w:hAnsi="Times New Roman" w:cs="Times New Roman" w:hint="eastAsia"/>
+        </w:rPr>
+        <w:t>分支名</w:t>
+      </w:r>
+      <w:r>
+        <w:rPr>
+          <w:rFonts w:ascii="Times New Roman" w:eastAsia="宋体" w:hAnsi="Times New Roman" w:cs="Times New Roman" w:hint="eastAsia"/>
+        </w:rPr>
         <w:t xml:space="preserve"> </w:t>
       </w:r>
       <w:r>
         <w:rPr>
           <w:rFonts w:ascii="Times New Roman" w:eastAsia="宋体" w:hAnsi="Times New Roman" w:cs="Times New Roman" w:hint="eastAsia"/>
         </w:rPr>
-        <w:t>意思是</w:t>
-      </w:r>
-      <w:r>
-        <w:rPr>
-          <w:rFonts w:ascii="Times New Roman" w:eastAsia="宋体" w:hAnsi="Times New Roman" w:cs="Times New Roman" w:hint="eastAsia"/>
-        </w:rPr>
-        <w:t>这个根目录下的这个</w:t>
-      </w:r>
-      <w:r>
-        <w:rPr>
-          <w:rFonts w:ascii="Times New Roman" w:eastAsia="宋体" w:hAnsi="Times New Roman" w:cs="Times New Roman" w:hint="eastAsia"/>
-        </w:rPr>
-        <w:t>文件名的文件都被忽略</w:t>
-      </w:r>
-    </w:p>
-    <w:p>
-      <w:pPr>
-        <w:jc w:val="both"/>
-        <w:rPr>
-          <w:rFonts w:ascii="Times New Roman" w:eastAsia="宋体" w:hAnsi="Times New Roman" w:cs="Times New Roman" w:hint="eastAsia"/>
-        </w:rPr>
-      </w:pPr>
-      <w:r>
-        <w:rPr>
-          <w:rFonts w:ascii="Times New Roman" w:eastAsia="宋体" w:hAnsi="Times New Roman" w:cs="Times New Roman" w:hint="eastAsia"/>
-        </w:rPr>
-        <w:t>文件名</w:t>
-      </w:r>
-      <w:r>
-        <w:rPr>
-          <w:rFonts w:ascii="Times New Roman" w:eastAsia="宋体" w:hAnsi="Times New Roman" w:cs="Times New Roman" w:hint="eastAsia"/>
-        </w:rPr>
-        <w:t>/</w:t>
-      </w:r>
-      <w:r>
-        <w:rPr>
-          <w:rFonts w:ascii="Times New Roman" w:eastAsia="宋体" w:hAnsi="Times New Roman" w:cs="Times New Roman" w:hint="eastAsia"/>
-        </w:rPr>
-        <w:t>文件名</w:t>
-      </w:r>
-      <w:r>
-        <w:rPr>
-          <w:rFonts w:ascii="Times New Roman" w:eastAsia="宋体" w:hAnsi="Times New Roman" w:cs="Times New Roman" w:hint="eastAsia"/>
-        </w:rPr>
-        <w:t xml:space="preserve">/ </w:t>
-      </w:r>
-      <w:r>
-        <w:rPr>
-          <w:rFonts w:ascii="Times New Roman" w:eastAsia="宋体" w:hAnsi="Times New Roman" w:cs="Times New Roman" w:hint="eastAsia"/>
-        </w:rPr>
-        <w:t>意思是</w:t>
-      </w:r>
-      <w:r>
-        <w:rPr>
-          <w:rFonts w:ascii="Times New Roman" w:eastAsia="宋体" w:hAnsi="Times New Roman" w:cs="Times New Roman" w:hint="eastAsia"/>
-        </w:rPr>
-        <w:t>特指</w:t>
-      </w:r>
-      <w:r>
-        <w:rPr>
-          <w:rFonts w:ascii="Times New Roman" w:eastAsia="宋体" w:hAnsi="Times New Roman" w:cs="Times New Roman" w:hint="eastAsia"/>
-        </w:rPr>
-        <w:t>这个</w:t>
-      </w:r>
-      <w:r>
-        <w:rPr>
-          <w:rFonts w:ascii="Times New Roman" w:eastAsia="宋体" w:hAnsi="Times New Roman" w:cs="Times New Roman" w:hint="eastAsia"/>
-        </w:rPr>
-        <w:t>路径下的这个</w:t>
-      </w:r>
-      <w:r>
-        <w:rPr>
-          <w:rFonts w:ascii="Times New Roman" w:eastAsia="宋体" w:hAnsi="Times New Roman" w:cs="Times New Roman" w:hint="eastAsia"/>
-        </w:rPr>
-        <w:t>文件名的文件都被忽略</w:t>
-      </w:r>
-    </w:p>
-    <w:p>
-      <w:pPr>
-        <w:jc w:val="both"/>
-        <w:rPr>
-          <w:rFonts w:ascii="Times New Roman" w:eastAsia="宋体" w:hAnsi="Times New Roman" w:cs="Times New Roman"/>
-        </w:rPr>
-      </w:pPr>
-      <w:r>
-        <w:rPr>
-          <w:rFonts w:ascii="Times New Roman" w:eastAsia="宋体" w:hAnsi="Times New Roman" w:cs="Times New Roman" w:hint="eastAsia"/>
-        </w:rPr>
-        <w:t>5</w:t>
+        <w:t>创建新的分支</w:t>
+      </w:r>
+    </w:p>
+    <w:p>
+      <w:pPr>
+        <w:jc w:val="both"/>
+        <w:rPr>
+          <w:rFonts w:ascii="Times New Roman" w:eastAsia="宋体" w:hAnsi="Times New Roman" w:cs="Times New Roman"/>
+        </w:rPr>
+      </w:pPr>
+      <w:r>
+        <w:rPr>
+          <w:rFonts w:ascii="Times New Roman" w:eastAsia="宋体" w:hAnsi="Times New Roman" w:cs="Times New Roman" w:hint="eastAsia"/>
+        </w:rPr>
+        <w:t>7</w:t>
       </w:r>
       <w:r>
         <w:rPr>
@@ -1552,27 +1504,39 @@
         <w:rPr>
           <w:rFonts w:ascii="Times New Roman" w:eastAsia="宋体" w:hAnsi="Times New Roman" w:cs="Times New Roman" w:hint="eastAsia"/>
         </w:rPr>
-        <w:t xml:space="preserve">git branch </w:t>
-      </w:r>
-      <w:r>
-        <w:rPr>
-          <w:rFonts w:ascii="Times New Roman" w:eastAsia="宋体" w:hAnsi="Times New Roman" w:cs="Times New Roman" w:hint="eastAsia"/>
-        </w:rPr>
-        <w:t>查看分支数量</w:t>
-      </w:r>
-    </w:p>
-    <w:p>
-      <w:pPr>
-        <w:jc w:val="both"/>
-        <w:rPr>
-          <w:rFonts w:ascii="Times New Roman" w:eastAsia="宋体" w:hAnsi="Times New Roman" w:cs="Times New Roman"/>
-        </w:rPr>
-      </w:pPr>
-      <w:r>
-        <w:rPr>
-          <w:rFonts w:ascii="Times New Roman" w:eastAsia="宋体" w:hAnsi="Times New Roman" w:cs="Times New Roman" w:hint="eastAsia"/>
-        </w:rPr>
-        <w:t>6</w:t>
+        <w:t xml:space="preserve">git checkout </w:t>
+      </w:r>
+      <w:r>
+        <w:rPr>
+          <w:rFonts w:ascii="Times New Roman" w:eastAsia="宋体" w:hAnsi="Times New Roman" w:cs="Times New Roman" w:hint="eastAsia"/>
+        </w:rPr>
+        <w:t>分支名</w:t>
+      </w:r>
+      <w:r>
+        <w:rPr>
+          <w:rFonts w:ascii="Times New Roman" w:eastAsia="宋体" w:hAnsi="Times New Roman" w:cs="Times New Roman" w:hint="eastAsia"/>
+        </w:rPr>
+        <w:t xml:space="preserve"> </w:t>
+      </w:r>
+      <w:r>
+        <w:rPr>
+          <w:rFonts w:ascii="Times New Roman" w:eastAsia="宋体" w:hAnsi="Times New Roman" w:cs="Times New Roman" w:hint="eastAsia"/>
+        </w:rPr>
+        <w:t>切换到某一分支</w:t>
+      </w:r>
+    </w:p>
+    <w:p>
+      <w:pPr>
+        <w:jc w:val="both"/>
+        <w:rPr>
+          <w:rFonts w:ascii="Times New Roman" w:eastAsia="宋体" w:hAnsi="Times New Roman" w:cs="Times New Roman"/>
+        </w:rPr>
+      </w:pPr>
+      <w:r>
+        <w:rPr>
+          <w:rFonts w:ascii="Times New Roman" w:eastAsia="宋体" w:hAnsi="Times New Roman" w:cs="Times New Roman" w:hint="eastAsia"/>
+        </w:rPr>
+        <w:t>8</w:t>
       </w:r>
       <w:r>
         <w:rPr>
@@ -1584,7 +1548,7 @@
         <w:rPr>
           <w:rFonts w:ascii="Times New Roman" w:eastAsia="宋体" w:hAnsi="Times New Roman" w:cs="Times New Roman" w:hint="eastAsia"/>
         </w:rPr>
-        <w:t xml:space="preserve">git branch </w:t>
+        <w:t xml:space="preserve">git checkout -b </w:t>
       </w:r>
       <w:r>
         <w:rPr>
@@ -1602,21 +1566,21 @@
         <w:rPr>
           <w:rFonts w:ascii="Times New Roman" w:eastAsia="宋体" w:hAnsi="Times New Roman" w:cs="Times New Roman" w:hint="eastAsia"/>
         </w:rPr>
-        <w:t>创建新的分支</w:t>
-      </w:r>
-    </w:p>
-    <w:p>
-      <w:pPr>
-        <w:jc w:val="both"/>
-        <w:rPr>
-          <w:rFonts w:ascii="Times New Roman" w:eastAsia="宋体" w:hAnsi="Times New Roman" w:cs="Times New Roman"/>
-        </w:rPr>
-      </w:pPr>
-      <w:r>
-        <w:rPr>
-          <w:rFonts w:ascii="Times New Roman" w:eastAsia="宋体" w:hAnsi="Times New Roman" w:cs="Times New Roman" w:hint="eastAsia"/>
-        </w:rPr>
-        <w:t>7</w:t>
+        <w:t>先创建某一分支再切换到这个分支</w:t>
+      </w:r>
+    </w:p>
+    <w:p>
+      <w:pPr>
+        <w:jc w:val="both"/>
+        <w:rPr>
+          <w:rFonts w:ascii="Times New Roman" w:eastAsia="宋体" w:hAnsi="Times New Roman" w:cs="Times New Roman"/>
+        </w:rPr>
+      </w:pPr>
+      <w:r>
+        <w:rPr>
+          <w:rFonts w:ascii="Times New Roman" w:eastAsia="宋体" w:hAnsi="Times New Roman" w:cs="Times New Roman" w:hint="eastAsia"/>
+        </w:rPr>
+        <w:t>9</w:t>
       </w:r>
       <w:r>
         <w:rPr>
@@ -1628,7 +1592,7 @@
         <w:rPr>
           <w:rFonts w:ascii="Times New Roman" w:eastAsia="宋体" w:hAnsi="Times New Roman" w:cs="Times New Roman" w:hint="eastAsia"/>
         </w:rPr>
-        <w:t xml:space="preserve">git checkout </w:t>
+        <w:t xml:space="preserve">git branch -d </w:t>
       </w:r>
       <w:r>
         <w:rPr>
@@ -1646,94 +1610,6 @@
         <w:rPr>
           <w:rFonts w:ascii="Times New Roman" w:eastAsia="宋体" w:hAnsi="Times New Roman" w:cs="Times New Roman" w:hint="eastAsia"/>
         </w:rPr>
-        <w:t>切换到某一分支</w:t>
-      </w:r>
-    </w:p>
-    <w:p>
-      <w:pPr>
-        <w:jc w:val="both"/>
-        <w:rPr>
-          <w:rFonts w:ascii="Times New Roman" w:eastAsia="宋体" w:hAnsi="Times New Roman" w:cs="Times New Roman"/>
-        </w:rPr>
-      </w:pPr>
-      <w:r>
-        <w:rPr>
-          <w:rFonts w:ascii="Times New Roman" w:eastAsia="宋体" w:hAnsi="Times New Roman" w:cs="Times New Roman" w:hint="eastAsia"/>
-        </w:rPr>
-        <w:t>8</w:t>
-      </w:r>
-      <w:r>
-        <w:rPr>
-          <w:rFonts w:ascii="Times New Roman" w:eastAsia="宋体" w:hAnsi="Times New Roman" w:cs="Times New Roman" w:hint="eastAsia"/>
-        </w:rPr>
-        <w:t>、</w:t>
-      </w:r>
-      <w:r>
-        <w:rPr>
-          <w:rFonts w:ascii="Times New Roman" w:eastAsia="宋体" w:hAnsi="Times New Roman" w:cs="Times New Roman" w:hint="eastAsia"/>
-        </w:rPr>
-        <w:t xml:space="preserve">git checkout -b </w:t>
-      </w:r>
-      <w:r>
-        <w:rPr>
-          <w:rFonts w:ascii="Times New Roman" w:eastAsia="宋体" w:hAnsi="Times New Roman" w:cs="Times New Roman" w:hint="eastAsia"/>
-        </w:rPr>
-        <w:t>分支名</w:t>
-      </w:r>
-      <w:r>
-        <w:rPr>
-          <w:rFonts w:ascii="Times New Roman" w:eastAsia="宋体" w:hAnsi="Times New Roman" w:cs="Times New Roman" w:hint="eastAsia"/>
-        </w:rPr>
-        <w:t xml:space="preserve"> </w:t>
-      </w:r>
-      <w:r>
-        <w:rPr>
-          <w:rFonts w:ascii="Times New Roman" w:eastAsia="宋体" w:hAnsi="Times New Roman" w:cs="Times New Roman" w:hint="eastAsia"/>
-        </w:rPr>
-        <w:t>先创建某一分支再切换到这个分支</w:t>
-      </w:r>
-    </w:p>
-    <w:p>
-      <w:pPr>
-        <w:jc w:val="both"/>
-        <w:rPr>
-          <w:rFonts w:ascii="Times New Roman" w:eastAsia="宋体" w:hAnsi="Times New Roman" w:cs="Times New Roman"/>
-        </w:rPr>
-      </w:pPr>
-      <w:r>
-        <w:rPr>
-          <w:rFonts w:ascii="Times New Roman" w:eastAsia="宋体" w:hAnsi="Times New Roman" w:cs="Times New Roman" w:hint="eastAsia"/>
-        </w:rPr>
-        <w:t>9</w:t>
-      </w:r>
-      <w:r>
-        <w:rPr>
-          <w:rFonts w:ascii="Times New Roman" w:eastAsia="宋体" w:hAnsi="Times New Roman" w:cs="Times New Roman" w:hint="eastAsia"/>
-        </w:rPr>
-        <w:t>、</w:t>
-      </w:r>
-      <w:r>
-        <w:rPr>
-          <w:rFonts w:ascii="Times New Roman" w:eastAsia="宋体" w:hAnsi="Times New Roman" w:cs="Times New Roman" w:hint="eastAsia"/>
-        </w:rPr>
-        <w:t xml:space="preserve">git branch -d </w:t>
-      </w:r>
-      <w:r>
-        <w:rPr>
-          <w:rFonts w:ascii="Times New Roman" w:eastAsia="宋体" w:hAnsi="Times New Roman" w:cs="Times New Roman" w:hint="eastAsia"/>
-        </w:rPr>
-        <w:t>分支名</w:t>
-      </w:r>
-      <w:r>
-        <w:rPr>
-          <w:rFonts w:ascii="Times New Roman" w:eastAsia="宋体" w:hAnsi="Times New Roman" w:cs="Times New Roman" w:hint="eastAsia"/>
-        </w:rPr>
-        <w:t xml:space="preserve"> </w:t>
-      </w:r>
-      <w:r>
-        <w:rPr>
-          <w:rFonts w:ascii="Times New Roman" w:eastAsia="宋体" w:hAnsi="Times New Roman" w:cs="Times New Roman" w:hint="eastAsia"/>
-        </w:rPr>
         <w:t>检查这个分支并删除</w:t>
       </w:r>
     </w:p>
@@ -1741,7 +1617,7 @@
       <w:pPr>
         <w:jc w:val="both"/>
         <w:rPr>
-          <w:rFonts w:ascii="Times New Roman" w:eastAsia="宋体" w:hAnsi="Times New Roman" w:cs="Times New Roman" w:hint="eastAsia"/>
+          <w:rFonts w:ascii="Times New Roman" w:eastAsia="宋体" w:hAnsi="Times New Roman" w:cs="Times New Roman"/>
           <w:b/>
           <w:bCs/>
         </w:rPr>
@@ -1791,6 +1667,68 @@
     </w:sectPr>
   </w:body>
 </w:document>
+</file>
+
+<file path=word/endnotes.xml><?xml version="1.0" encoding="utf-8"?>
+<w:endnotes xmlns:wpc="http://schemas.microsoft.com/office/word/2010/wordprocessingCanvas" xmlns:cx="http://schemas.microsoft.com/office/drawing/2014/chartex" xmlns:cx1="http://schemas.microsoft.com/office/drawing/2015/9/8/chartex" xmlns:cx2="http://schemas.microsoft.com/office/drawing/2015/10/21/chartex" xmlns:cx3="http://schemas.microsoft.com/office/drawing/2016/5/9/chartex" xmlns:cx4="http://schemas.microsoft.com/office/drawing/2016/5/10/chartex" xmlns:cx5="http://schemas.microsoft.com/office/drawing/2016/5/11/chartex" xmlns:cx6="http://schemas.microsoft.com/office/drawing/2016/5/12/chartex" xmlns:cx7="http://schemas.microsoft.com/office/drawing/2016/5/13/chartex" xmlns:cx8="http://schemas.microsoft.com/office/drawing/2016/5/14/chartex" xmlns:mc="http://schemas.openxmlformats.org/markup-compatibility/2006" xmlns:aink="http://schemas.microsoft.com/office/drawing/2016/ink" xmlns:am3d="http://schemas.microsoft.com/office/drawing/2017/model3d" xmlns:o="urn:schemas-microsoft-com:office:office" xmlns:oel="http://schemas.microsoft.com/office/2019/extlst" xmlns:r="http://schemas.openxmlformats.org/officeDocument/2006/relationships" xmlns:m="http://schemas.openxmlformats.org/officeDocument/2006/math" xmlns:v="urn:schemas-microsoft-com:vml" xmlns:wp14="http://schemas.microsoft.com/office/word/2010/wordprocessingDrawing" xmlns:wp="http://schemas.openxmlformats.org/drawingml/2006/wordprocessingDrawing" xmlns:w10="urn:schemas-microsoft-com:office:word" xmlns:w="http://schemas.openxmlformats.org/wordprocessingml/2006/main" xmlns:w14="http://schemas.microsoft.com/office/word/2010/wordml" xmlns:w15="http://schemas.microsoft.com/office/word/2012/wordml" xmlns:w16cex="http://schemas.microsoft.com/office/word/2018/wordml/cex" xmlns:w16cid="http://schemas.microsoft.com/office/word/2016/wordml/cid" xmlns:w16="http://schemas.microsoft.com/office/word/2018/wordml" xmlns:w16du="http://schemas.microsoft.com/office/word/2023/wordml/word16du" xmlns:w16sdtdh="http://schemas.microsoft.com/office/word/2020/wordml/sdtdatahash" xmlns:w16sdtfl="http://schemas.microsoft.com/office/word/2024/wordml/sdtformatlock" xmlns:w16se="http://schemas.microsoft.com/office/word/2015/wordml/symex" xmlns:wpg="http://schemas.microsoft.com/office/word/2010/wordprocessingGroup" xmlns:wpi="http://schemas.microsoft.com/office/word/2010/wordprocessingInk" xmlns:wne="http://schemas.microsoft.com/office/word/2006/wordml" xmlns:wps="http://schemas.microsoft.com/office/word/2010/wordprocessingShape" mc:Ignorable="w14 w15 w16se w16cid w16 w16cex w16sdtdh w16sdtfl w16du wp14">
+  <w:endnote w:type="separator" w:id="-1">
+    <w:p>
+      <w:pPr>
+        <w:spacing w:after="0" w:line="240" w:lineRule="auto"/>
+        <w:rPr>
+          <w:rFonts w:hint="eastAsia"/>
+        </w:rPr>
+      </w:pPr>
+      <w:r>
+        <w:separator/>
+      </w:r>
+    </w:p>
+  </w:endnote>
+  <w:endnote w:type="continuationSeparator" w:id="0">
+    <w:p>
+      <w:pPr>
+        <w:spacing w:after="0" w:line="240" w:lineRule="auto"/>
+        <w:rPr>
+          <w:rFonts w:hint="eastAsia"/>
+        </w:rPr>
+      </w:pPr>
+      <w:r>
+        <w:continuationSeparator/>
+      </w:r>
+    </w:p>
+  </w:endnote>
+</w:endnotes>
+</file>
+
+<file path=word/footnotes.xml><?xml version="1.0" encoding="utf-8"?>
+<w:footnotes xmlns:wpc="http://schemas.microsoft.com/office/word/2010/wordprocessingCanvas" xmlns:cx="http://schemas.microsoft.com/office/drawing/2014/chartex" xmlns:cx1="http://schemas.microsoft.com/office/drawing/2015/9/8/chartex" xmlns:cx2="http://schemas.microsoft.com/office/drawing/2015/10/21/chartex" xmlns:cx3="http://schemas.microsoft.com/office/drawing/2016/5/9/chartex" xmlns:cx4="http://schemas.microsoft.com/office/drawing/2016/5/10/chartex" xmlns:cx5="http://schemas.microsoft.com/office/drawing/2016/5/11/chartex" xmlns:cx6="http://schemas.microsoft.com/office/drawing/2016/5/12/chartex" xmlns:cx7="http://schemas.microsoft.com/office/drawing/2016/5/13/chartex" xmlns:cx8="http://schemas.microsoft.com/office/drawing/2016/5/14/chartex" xmlns:mc="http://schemas.openxmlformats.org/markup-compatibility/2006" xmlns:aink="http://schemas.microsoft.com/office/drawing/2016/ink" xmlns:am3d="http://schemas.microsoft.com/office/drawing/2017/model3d" xmlns:o="urn:schemas-microsoft-com:office:office" xmlns:oel="http://schemas.microsoft.com/office/2019/extlst" xmlns:r="http://schemas.openxmlformats.org/officeDocument/2006/relationships" xmlns:m="http://schemas.openxmlformats.org/officeDocument/2006/math" xmlns:v="urn:schemas-microsoft-com:vml" xmlns:wp14="http://schemas.microsoft.com/office/word/2010/wordprocessingDrawing" xmlns:wp="http://schemas.openxmlformats.org/drawingml/2006/wordprocessingDrawing" xmlns:w10="urn:schemas-microsoft-com:office:word" xmlns:w="http://schemas.openxmlformats.org/wordprocessingml/2006/main" xmlns:w14="http://schemas.microsoft.com/office/word/2010/wordml" xmlns:w15="http://schemas.microsoft.com/office/word/2012/wordml" xmlns:w16cex="http://schemas.microsoft.com/office/word/2018/wordml/cex" xmlns:w16cid="http://schemas.microsoft.com/office/word/2016/wordml/cid" xmlns:w16="http://schemas.microsoft.com/office/word/2018/wordml" xmlns:w16du="http://schemas.microsoft.com/office/word/2023/wordml/word16du" xmlns:w16sdtdh="http://schemas.microsoft.com/office/word/2020/wordml/sdtdatahash" xmlns:w16sdtfl="http://schemas.microsoft.com/office/word/2024/wordml/sdtformatlock" xmlns:w16se="http://schemas.microsoft.com/office/word/2015/wordml/symex" xmlns:wpg="http://schemas.microsoft.com/office/word/2010/wordprocessingGroup" xmlns:wpi="http://schemas.microsoft.com/office/word/2010/wordprocessingInk" xmlns:wne="http://schemas.microsoft.com/office/word/2006/wordml" xmlns:wps="http://schemas.microsoft.com/office/word/2010/wordprocessingShape" mc:Ignorable="w14 w15 w16se w16cid w16 w16cex w16sdtdh w16sdtfl w16du wp14">
+  <w:footnote w:type="separator" w:id="-1">
+    <w:p>
+      <w:pPr>
+        <w:spacing w:after="0" w:line="240" w:lineRule="auto"/>
+        <w:rPr>
+          <w:rFonts w:hint="eastAsia"/>
+        </w:rPr>
+      </w:pPr>
+      <w:r>
+        <w:separator/>
+      </w:r>
+    </w:p>
+  </w:footnote>
+  <w:footnote w:type="continuationSeparator" w:id="0">
+    <w:p>
+      <w:pPr>
+        <w:spacing w:after="0" w:line="240" w:lineRule="auto"/>
+        <w:rPr>
+          <w:rFonts w:hint="eastAsia"/>
+        </w:rPr>
+      </w:pPr>
+      <w:r>
+        <w:continuationSeparator/>
+      </w:r>
+    </w:p>
+  </w:footnote>
+</w:footnotes>
 </file>
 
 <file path=word/numbering.xml><?xml version="1.0" encoding="utf-8"?>
@@ -2834,6 +2772,69 @@
       <w:shd w:val="clear" w:color="auto" w:fill="E1DFDD"/>
     </w:rPr>
   </w:style>
+  <w:style w:type="paragraph" w:styleId="af0">
+    <w:name w:val="header"/>
+    <w:basedOn w:val="a"/>
+    <w:link w:val="af1"/>
+    <w:uiPriority w:val="99"/>
+    <w:unhideWhenUsed/>
+    <w:rsid w:val="009A660F"/>
+    <w:pPr>
+      <w:tabs>
+        <w:tab w:val="center" w:pos="4153"/>
+        <w:tab w:val="right" w:pos="8306"/>
+      </w:tabs>
+      <w:snapToGrid w:val="0"/>
+      <w:spacing w:line="240" w:lineRule="auto"/>
+      <w:jc w:val="center"/>
+    </w:pPr>
+    <w:rPr>
+      <w:sz w:val="18"/>
+      <w:szCs w:val="18"/>
+    </w:rPr>
+  </w:style>
+  <w:style w:type="character" w:customStyle="1" w:styleId="af1">
+    <w:name w:val="页眉 字符"/>
+    <w:basedOn w:val="a0"/>
+    <w:link w:val="af0"/>
+    <w:uiPriority w:val="99"/>
+    <w:rsid w:val="009A660F"/>
+    <w:rPr>
+      <w:sz w:val="18"/>
+      <w:szCs w:val="18"/>
+    </w:rPr>
+  </w:style>
+  <w:style w:type="paragraph" w:styleId="af2">
+    <w:name w:val="footer"/>
+    <w:basedOn w:val="a"/>
+    <w:link w:val="af3"/>
+    <w:uiPriority w:val="99"/>
+    <w:unhideWhenUsed/>
+    <w:rsid w:val="009A660F"/>
+    <w:pPr>
+      <w:tabs>
+        <w:tab w:val="center" w:pos="4153"/>
+        <w:tab w:val="right" w:pos="8306"/>
+      </w:tabs>
+      <w:snapToGrid w:val="0"/>
+      <w:spacing w:line="240" w:lineRule="auto"/>
+    </w:pPr>
+    <w:rPr>
+      <w:sz w:val="18"/>
+      <w:szCs w:val="18"/>
+    </w:rPr>
+  </w:style>
+  <w:style w:type="character" w:customStyle="1" w:styleId="af3">
+    <w:name w:val="页脚 字符"/>
+    <w:basedOn w:val="a0"/>
+    <w:link w:val="af2"/>
+    <w:uiPriority w:val="99"/>
+    <w:rsid w:val="009A660F"/>
+    <w:rPr>
+      <w:sz w:val="18"/>
+      <w:szCs w:val="18"/>
+    </w:rPr>
+  </w:style>
 </w:styles>
 </file>
 

--- a/Git.docx
+++ b/Git.docx
@@ -128,7 +128,21 @@
         <w:rPr>
           <w:rFonts w:ascii="Times New Roman" w:eastAsia="宋体" w:hAnsi="Times New Roman" w:cs="Times New Roman"/>
         </w:rPr>
-        <w:t>）来管理你的私钥。</w:t>
+        <w:t>）来管理你的私</w:t>
+      </w:r>
+      <w:proofErr w:type="gramStart"/>
+      <w:r>
+        <w:rPr>
+          <w:rFonts w:ascii="Times New Roman" w:eastAsia="宋体" w:hAnsi="Times New Roman" w:cs="Times New Roman"/>
+        </w:rPr>
+        <w:t>钥</w:t>
+      </w:r>
+      <w:proofErr w:type="gramEnd"/>
+      <w:r>
+        <w:rPr>
+          <w:rFonts w:ascii="Times New Roman" w:eastAsia="宋体" w:hAnsi="Times New Roman" w:cs="Times New Roman"/>
+        </w:rPr>
+        <w:t>。</w:t>
       </w:r>
     </w:p>
     <w:p>
@@ -149,7 +163,21 @@
         <w:rPr>
           <w:rFonts w:ascii="Times New Roman" w:eastAsia="宋体" w:hAnsi="Times New Roman" w:cs="Times New Roman"/>
         </w:rPr>
-        <w:t xml:space="preserve"> Agent pid &lt;</w:t>
+        <w:t xml:space="preserve"> Agent </w:t>
+      </w:r>
+      <w:proofErr w:type="spellStart"/>
+      <w:r>
+        <w:rPr>
+          <w:rFonts w:ascii="Times New Roman" w:eastAsia="宋体" w:hAnsi="Times New Roman" w:cs="Times New Roman"/>
+        </w:rPr>
+        <w:t>pid</w:t>
+      </w:r>
+      <w:proofErr w:type="spellEnd"/>
+      <w:r>
+        <w:rPr>
+          <w:rFonts w:ascii="Times New Roman" w:eastAsia="宋体" w:hAnsi="Times New Roman" w:cs="Times New Roman"/>
+        </w:rPr>
+        <w:t xml:space="preserve"> &lt;</w:t>
       </w:r>
       <w:r>
         <w:rPr>
@@ -187,8 +215,16 @@
         <w:rPr>
           <w:rFonts w:ascii="Times New Roman" w:eastAsia="宋体" w:hAnsi="Times New Roman" w:cs="Times New Roman"/>
         </w:rPr>
-        <w:t>加载私钥</w:t>
-      </w:r>
+        <w:t>加载私</w:t>
+      </w:r>
+      <w:proofErr w:type="gramStart"/>
+      <w:r>
+        <w:rPr>
+          <w:rFonts w:ascii="Times New Roman" w:eastAsia="宋体" w:hAnsi="Times New Roman" w:cs="Times New Roman"/>
+        </w:rPr>
+        <w:t>钥</w:t>
+      </w:r>
+      <w:proofErr w:type="gramEnd"/>
       <w:r>
         <w:rPr>
           <w:rFonts w:ascii="Times New Roman" w:eastAsia="宋体" w:hAnsi="Times New Roman" w:cs="Times New Roman"/>
@@ -213,7 +249,25 @@
           <w:b/>
           <w:bCs/>
         </w:rPr>
-        <w:t xml:space="preserve">ssh-add ~/.ssh/id_rsa </w:t>
+        <w:t>ssh-add ~/.ssh/</w:t>
+      </w:r>
+      <w:proofErr w:type="spellStart"/>
+      <w:r>
+        <w:rPr>
+          <w:rFonts w:ascii="Times New Roman" w:eastAsia="宋体" w:hAnsi="Times New Roman" w:cs="Times New Roman"/>
+          <w:b/>
+          <w:bCs/>
+        </w:rPr>
+        <w:t>id_rsa</w:t>
+      </w:r>
+      <w:proofErr w:type="spellEnd"/>
+      <w:r>
+        <w:rPr>
+          <w:rFonts w:ascii="Times New Roman" w:eastAsia="宋体" w:hAnsi="Times New Roman" w:cs="Times New Roman"/>
+          <w:b/>
+          <w:bCs/>
+        </w:rPr>
+        <w:t xml:space="preserve"> </w:t>
       </w:r>
     </w:p>
     <w:bookmarkEnd w:id="0"/>
@@ -241,14 +295,30 @@
         <w:rPr>
           <w:rFonts w:ascii="Times New Roman" w:eastAsia="宋体" w:hAnsi="Times New Roman" w:cs="Times New Roman"/>
         </w:rPr>
-        <w:t>将你的私钥（</w:t>
-      </w:r>
+        <w:t>将你的私</w:t>
+      </w:r>
+      <w:proofErr w:type="gramStart"/>
+      <w:r>
+        <w:rPr>
+          <w:rFonts w:ascii="Times New Roman" w:eastAsia="宋体" w:hAnsi="Times New Roman" w:cs="Times New Roman"/>
+        </w:rPr>
+        <w:t>钥</w:t>
+      </w:r>
+      <w:proofErr w:type="gramEnd"/>
+      <w:r>
+        <w:rPr>
+          <w:rFonts w:ascii="Times New Roman" w:eastAsia="宋体" w:hAnsi="Times New Roman" w:cs="Times New Roman"/>
+        </w:rPr>
+        <w:t>（</w:t>
+      </w:r>
+      <w:proofErr w:type="spellStart"/>
       <w:r>
         <w:rPr>
           <w:rFonts w:ascii="Times New Roman" w:eastAsia="宋体" w:hAnsi="Times New Roman" w:cs="Times New Roman"/>
         </w:rPr>
         <w:t>id_rsa</w:t>
       </w:r>
+      <w:proofErr w:type="spellEnd"/>
       <w:r>
         <w:rPr>
           <w:rFonts w:ascii="Times New Roman" w:eastAsia="宋体" w:hAnsi="Times New Roman" w:cs="Times New Roman"/>
@@ -310,7 +380,21 @@
         <w:rPr>
           <w:rFonts w:ascii="Times New Roman" w:eastAsia="宋体" w:hAnsi="Times New Roman" w:cs="Times New Roman"/>
         </w:rPr>
-        <w:t>&gt;/.ssh/id_rsa (...)</w:t>
+        <w:t>&gt;/.ssh/</w:t>
+      </w:r>
+      <w:proofErr w:type="spellStart"/>
+      <w:r>
+        <w:rPr>
+          <w:rFonts w:ascii="Times New Roman" w:eastAsia="宋体" w:hAnsi="Times New Roman" w:cs="Times New Roman"/>
+        </w:rPr>
+        <w:t>id_rsa</w:t>
+      </w:r>
+      <w:proofErr w:type="spellEnd"/>
+      <w:r>
+        <w:rPr>
+          <w:rFonts w:ascii="Times New Roman" w:eastAsia="宋体" w:hAnsi="Times New Roman" w:cs="Times New Roman"/>
+        </w:rPr>
+        <w:t xml:space="preserve"> (...)</w:t>
       </w:r>
       <w:r>
         <w:rPr>
@@ -393,12 +477,14 @@
         </w:rPr>
         <w:t>到</w:t>
       </w:r>
+      <w:proofErr w:type="spellStart"/>
       <w:r>
         <w:rPr>
           <w:rFonts w:ascii="Times New Roman" w:eastAsia="宋体" w:hAnsi="Times New Roman" w:cs="Times New Roman"/>
         </w:rPr>
         <w:t>github</w:t>
       </w:r>
+      <w:proofErr w:type="spellEnd"/>
       <w:r>
         <w:rPr>
           <w:rFonts w:ascii="Times New Roman" w:eastAsia="宋体" w:hAnsi="Times New Roman" w:cs="Times New Roman"/>
@@ -443,8 +529,16 @@
         <w:rPr>
           <w:rFonts w:ascii="Times New Roman" w:eastAsia="宋体" w:hAnsi="Times New Roman" w:cs="Times New Roman"/>
         </w:rPr>
-        <w:t> git init</w:t>
-      </w:r>
+        <w:t xml:space="preserve"> git </w:t>
+      </w:r>
+      <w:proofErr w:type="spellStart"/>
+      <w:r>
+        <w:rPr>
+          <w:rFonts w:ascii="Times New Roman" w:eastAsia="宋体" w:hAnsi="Times New Roman" w:cs="Times New Roman"/>
+        </w:rPr>
+        <w:t>init</w:t>
+      </w:r>
+      <w:proofErr w:type="spellEnd"/>
     </w:p>
     <w:p>
       <w:pPr>
@@ -463,7 +557,21 @@
         <w:rPr>
           <w:rFonts w:ascii="Times New Roman" w:eastAsia="宋体" w:hAnsi="Times New Roman" w:cs="Times New Roman"/>
         </w:rPr>
-        <w:t> .gitignore </w:t>
+        <w:t> .</w:t>
+      </w:r>
+      <w:proofErr w:type="spellStart"/>
+      <w:r>
+        <w:rPr>
+          <w:rFonts w:ascii="Times New Roman" w:eastAsia="宋体" w:hAnsi="Times New Roman" w:cs="Times New Roman"/>
+        </w:rPr>
+        <w:t>gitignore</w:t>
+      </w:r>
+      <w:proofErr w:type="spellEnd"/>
+      <w:r>
+        <w:rPr>
+          <w:rFonts w:ascii="Times New Roman" w:eastAsia="宋体" w:hAnsi="Times New Roman" w:cs="Times New Roman"/>
+        </w:rPr>
+        <w:t> </w:t>
       </w:r>
       <w:r>
         <w:rPr>
@@ -579,8 +687,16 @@
         <w:rPr>
           <w:rFonts w:ascii="Times New Roman" w:eastAsia="宋体" w:hAnsi="Times New Roman" w:cs="Times New Roman"/>
         </w:rPr>
-        <w:t> TortoiseGit</w:t>
-      </w:r>
+        <w:t> </w:t>
+      </w:r>
+      <w:proofErr w:type="spellStart"/>
+      <w:r>
+        <w:rPr>
+          <w:rFonts w:ascii="Times New Roman" w:eastAsia="宋体" w:hAnsi="Times New Roman" w:cs="Times New Roman"/>
+        </w:rPr>
+        <w:t>TortoiseGit</w:t>
+      </w:r>
+      <w:proofErr w:type="spellEnd"/>
       <w:r>
         <w:rPr>
           <w:rFonts w:ascii="Times New Roman" w:eastAsia="宋体" w:hAnsi="Times New Roman" w:cs="Times New Roman" w:hint="eastAsia"/>
@@ -988,7 +1104,21 @@
         <w:rPr>
           <w:rFonts w:ascii="Times New Roman" w:eastAsia="宋体" w:hAnsi="Times New Roman" w:cs="Times New Roman" w:hint="eastAsia"/>
         </w:rPr>
-        <w:t xml:space="preserve">git init </w:t>
+        <w:t xml:space="preserve">git </w:t>
+      </w:r>
+      <w:proofErr w:type="spellStart"/>
+      <w:r>
+        <w:rPr>
+          <w:rFonts w:ascii="Times New Roman" w:eastAsia="宋体" w:hAnsi="Times New Roman" w:cs="Times New Roman" w:hint="eastAsia"/>
+        </w:rPr>
+        <w:t>init</w:t>
+      </w:r>
+      <w:proofErr w:type="spellEnd"/>
+      <w:r>
+        <w:rPr>
+          <w:rFonts w:ascii="Times New Roman" w:eastAsia="宋体" w:hAnsi="Times New Roman" w:cs="Times New Roman" w:hint="eastAsia"/>
+        </w:rPr>
+        <w:t xml:space="preserve"> </w:t>
       </w:r>
       <w:r>
         <w:rPr>
@@ -1098,11 +1228,19 @@
         </w:rPr>
         <w:t xml:space="preserve">git commit -m </w:t>
       </w:r>
-      <w:r>
-        <w:rPr>
-          <w:rFonts w:ascii="Times New Roman" w:eastAsia="宋体" w:hAnsi="Times New Roman" w:cs="Times New Roman"/>
-        </w:rPr>
-        <w:t>’’</w:t>
+      <w:proofErr w:type="gramStart"/>
+      <w:r>
+        <w:rPr>
+          <w:rFonts w:ascii="Times New Roman" w:eastAsia="宋体" w:hAnsi="Times New Roman" w:cs="Times New Roman"/>
+        </w:rPr>
+        <w:t>’</w:t>
+      </w:r>
+      <w:proofErr w:type="gramEnd"/>
+      <w:r>
+        <w:rPr>
+          <w:rFonts w:ascii="Times New Roman" w:eastAsia="宋体" w:hAnsi="Times New Roman" w:cs="Times New Roman"/>
+        </w:rPr>
+        <w:t>’</w:t>
       </w:r>
       <w:r>
         <w:rPr>
@@ -1142,12 +1280,14 @@
         </w:rPr>
         <w:t>、输入冒号以及</w:t>
       </w:r>
+      <w:proofErr w:type="spellStart"/>
       <w:r>
         <w:rPr>
           <w:rFonts w:ascii="Times New Roman" w:eastAsia="宋体" w:hAnsi="Times New Roman" w:cs="Times New Roman" w:hint="eastAsia"/>
         </w:rPr>
         <w:t>wq</w:t>
       </w:r>
+      <w:proofErr w:type="spellEnd"/>
     </w:p>
     <w:p>
       <w:pPr>
@@ -1210,8 +1350,16 @@
         <w:rPr>
           <w:rFonts w:ascii="Times New Roman" w:eastAsia="宋体" w:hAnsi="Times New Roman" w:cs="Times New Roman" w:hint="eastAsia"/>
         </w:rPr>
-        <w:t>touch .gitignore</w:t>
-      </w:r>
+        <w:t>touch .</w:t>
+      </w:r>
+      <w:proofErr w:type="spellStart"/>
+      <w:r>
+        <w:rPr>
+          <w:rFonts w:ascii="Times New Roman" w:eastAsia="宋体" w:hAnsi="Times New Roman" w:cs="Times New Roman" w:hint="eastAsia"/>
+        </w:rPr>
+        <w:t>gitignore</w:t>
+      </w:r>
+      <w:proofErr w:type="spellEnd"/>
     </w:p>
     <w:p>
       <w:pPr>
@@ -1230,8 +1378,16 @@
         <w:rPr>
           <w:rFonts w:ascii="Times New Roman" w:eastAsia="宋体" w:hAnsi="Times New Roman" w:cs="Times New Roman" w:hint="eastAsia"/>
         </w:rPr>
-        <w:t xml:space="preserve"> vi .gitignore</w:t>
-      </w:r>
+        <w:t xml:space="preserve"> vi .</w:t>
+      </w:r>
+      <w:proofErr w:type="spellStart"/>
+      <w:r>
+        <w:rPr>
+          <w:rFonts w:ascii="Times New Roman" w:eastAsia="宋体" w:hAnsi="Times New Roman" w:cs="Times New Roman" w:hint="eastAsia"/>
+        </w:rPr>
+        <w:t>gitignore</w:t>
+      </w:r>
+      <w:proofErr w:type="spellEnd"/>
     </w:p>
     <w:p>
       <w:pPr>
@@ -1377,7 +1533,7 @@
       <w:pPr>
         <w:jc w:val="both"/>
         <w:rPr>
-          <w:rFonts w:ascii="Times New Roman" w:eastAsia="宋体" w:hAnsi="Times New Roman" w:cs="Times New Roman" w:hint="eastAsia"/>
+          <w:rFonts w:ascii="Times New Roman" w:eastAsia="宋体" w:hAnsi="Times New Roman" w:cs="Times New Roman"/>
         </w:rPr>
       </w:pPr>
       <w:r>
@@ -1618,46 +1774,340 @@
         <w:jc w:val="both"/>
         <w:rPr>
           <w:rFonts w:ascii="Times New Roman" w:eastAsia="宋体" w:hAnsi="Times New Roman" w:cs="Times New Roman"/>
+        </w:rPr>
+      </w:pPr>
+      <w:r>
+        <w:rPr>
+          <w:rFonts w:ascii="Times New Roman" w:eastAsia="宋体" w:hAnsi="Times New Roman" w:cs="Times New Roman" w:hint="eastAsia"/>
+        </w:rPr>
+        <w:t>10</w:t>
+      </w:r>
+      <w:r>
+        <w:rPr>
+          <w:rFonts w:ascii="Times New Roman" w:eastAsia="宋体" w:hAnsi="Times New Roman" w:cs="Times New Roman" w:hint="eastAsia"/>
+        </w:rPr>
+        <w:t>、</w:t>
+      </w:r>
+      <w:r>
+        <w:rPr>
+          <w:rFonts w:ascii="Times New Roman" w:eastAsia="宋体" w:hAnsi="Times New Roman" w:cs="Times New Roman" w:hint="eastAsia"/>
+        </w:rPr>
+        <w:t xml:space="preserve">git marge </w:t>
+      </w:r>
+      <w:r>
+        <w:rPr>
+          <w:rFonts w:ascii="Times New Roman" w:eastAsia="宋体" w:hAnsi="Times New Roman" w:cs="Times New Roman" w:hint="eastAsia"/>
+        </w:rPr>
+        <w:t>分支名</w:t>
+      </w:r>
+      <w:r>
+        <w:rPr>
+          <w:rFonts w:ascii="Times New Roman" w:eastAsia="宋体" w:hAnsi="Times New Roman" w:cs="Times New Roman" w:hint="eastAsia"/>
+        </w:rPr>
+        <w:t xml:space="preserve"> </w:t>
+      </w:r>
+      <w:r>
+        <w:rPr>
+          <w:rFonts w:ascii="Times New Roman" w:eastAsia="宋体" w:hAnsi="Times New Roman" w:cs="Times New Roman" w:hint="eastAsia"/>
+        </w:rPr>
+        <w:t>将这个分支中的内容合并到当前的分支</w:t>
+      </w:r>
+    </w:p>
+    <w:p>
+      <w:pPr>
+        <w:spacing w:after="0"/>
+        <w:jc w:val="both"/>
+        <w:rPr>
+          <w:rFonts w:ascii="Times New Roman" w:eastAsia="宋体" w:hAnsi="Times New Roman" w:cs="Times New Roman"/>
+        </w:rPr>
+      </w:pPr>
+      <w:r>
+        <w:rPr>
+          <w:rFonts w:ascii="Times New Roman" w:eastAsia="宋体" w:hAnsi="Times New Roman" w:cs="Times New Roman"/>
+        </w:rPr>
+        <w:t>11</w:t>
+      </w:r>
+      <w:r>
+        <w:rPr>
+          <w:rFonts w:ascii="Times New Roman" w:eastAsia="宋体" w:hAnsi="Times New Roman" w:cs="Times New Roman"/>
+        </w:rPr>
+        <w:t>、退出编辑模式按</w:t>
+      </w:r>
+      <w:r>
+        <w:rPr>
+          <w:rFonts w:ascii="Times New Roman" w:eastAsia="宋体" w:hAnsi="Times New Roman" w:cs="Times New Roman"/>
+        </w:rPr>
+        <w:t>q(quit)</w:t>
+      </w:r>
+      <w:r>
+        <w:rPr>
+          <w:rFonts w:ascii="Times New Roman" w:eastAsia="宋体" w:hAnsi="Times New Roman" w:cs="Times New Roman"/>
+        </w:rPr>
+        <w:t>，按</w:t>
+      </w:r>
+      <w:r>
+        <w:rPr>
+          <w:rFonts w:ascii="Times New Roman" w:eastAsia="宋体" w:hAnsi="Times New Roman" w:cs="Times New Roman"/>
+        </w:rPr>
+        <w:t>w</w:t>
+      </w:r>
+      <w:r>
+        <w:rPr>
+          <w:rFonts w:ascii="Times New Roman" w:eastAsia="宋体" w:hAnsi="Times New Roman" w:cs="Times New Roman"/>
+        </w:rPr>
+        <w:t>是保存（</w:t>
+      </w:r>
+      <w:r>
+        <w:rPr>
+          <w:rFonts w:ascii="Times New Roman" w:eastAsia="宋体" w:hAnsi="Times New Roman" w:cs="Times New Roman"/>
+        </w:rPr>
+        <w:t>write</w:t>
+      </w:r>
+      <w:r>
+        <w:rPr>
+          <w:rFonts w:ascii="Times New Roman" w:eastAsia="宋体" w:hAnsi="Times New Roman" w:cs="Times New Roman"/>
+        </w:rPr>
+        <w:t>）</w:t>
+      </w:r>
+    </w:p>
+    <w:p>
+      <w:pPr>
+        <w:spacing w:after="0"/>
+        <w:jc w:val="both"/>
+        <w:rPr>
+          <w:rFonts w:ascii="Times New Roman" w:eastAsia="宋体" w:hAnsi="Times New Roman" w:cs="Times New Roman"/>
+        </w:rPr>
+      </w:pPr>
+      <w:r>
+        <w:rPr>
+          <w:rFonts w:ascii="Times New Roman" w:eastAsia="宋体" w:hAnsi="Times New Roman" w:cs="Times New Roman"/>
+        </w:rPr>
+        <w:t>12</w:t>
+      </w:r>
+      <w:r>
+        <w:rPr>
+          <w:rFonts w:ascii="Times New Roman" w:eastAsia="宋体" w:hAnsi="Times New Roman" w:cs="Times New Roman"/>
+        </w:rPr>
+        <w:t>、</w:t>
+      </w:r>
+      <w:r>
+        <w:rPr>
+          <w:rFonts w:ascii="Times New Roman" w:eastAsia="宋体" w:hAnsi="Times New Roman" w:cs="Times New Roman"/>
+        </w:rPr>
+        <w:t xml:space="preserve">pwd (Print Working Directory): </w:t>
+      </w:r>
+      <w:r>
+        <w:rPr>
+          <w:rFonts w:ascii="Times New Roman" w:eastAsia="宋体" w:hAnsi="Times New Roman" w:cs="Times New Roman"/>
+        </w:rPr>
+        <w:t>我在哪里？</w:t>
+      </w:r>
+      <w:r>
+        <w:rPr>
+          <w:rFonts w:ascii="Times New Roman" w:eastAsia="宋体" w:hAnsi="Times New Roman" w:cs="Times New Roman"/>
+        </w:rPr>
+        <w:t xml:space="preserve"> </w:t>
+      </w:r>
+      <w:r>
+        <w:rPr>
+          <w:rFonts w:ascii="Times New Roman" w:eastAsia="宋体" w:hAnsi="Times New Roman" w:cs="Times New Roman"/>
+        </w:rPr>
+        <w:t>输入</w:t>
+      </w:r>
+      <w:r>
+        <w:rPr>
+          <w:rFonts w:ascii="Times New Roman" w:eastAsia="宋体" w:hAnsi="Times New Roman" w:cs="Times New Roman"/>
+        </w:rPr>
+        <w:t xml:space="preserve"> pwd </w:t>
+      </w:r>
+      <w:r>
+        <w:rPr>
+          <w:rFonts w:ascii="Times New Roman" w:eastAsia="宋体" w:hAnsi="Times New Roman" w:cs="Times New Roman"/>
+        </w:rPr>
+        <w:t>并回车，终端会告诉你当前所在的完整路径。</w:t>
+      </w:r>
+    </w:p>
+    <w:p>
+      <w:pPr>
+        <w:spacing w:after="0"/>
+        <w:jc w:val="both"/>
+        <w:rPr>
+          <w:rFonts w:ascii="Times New Roman" w:eastAsia="宋体" w:hAnsi="Times New Roman" w:cs="Times New Roman"/>
+        </w:rPr>
+      </w:pPr>
+      <w:r>
+        <w:rPr>
+          <w:rFonts w:ascii="Times New Roman" w:eastAsia="宋体" w:hAnsi="Times New Roman" w:cs="Times New Roman"/>
+        </w:rPr>
+        <w:t>13</w:t>
+      </w:r>
+      <w:r>
+        <w:rPr>
+          <w:rFonts w:ascii="Times New Roman" w:eastAsia="宋体" w:hAnsi="Times New Roman" w:cs="Times New Roman"/>
+        </w:rPr>
+        <w:t>、</w:t>
+      </w:r>
+      <w:r>
+        <w:rPr>
+          <w:rFonts w:ascii="Times New Roman" w:eastAsia="宋体" w:hAnsi="Times New Roman" w:cs="Times New Roman"/>
+        </w:rPr>
+        <w:t xml:space="preserve">ls (List): </w:t>
+      </w:r>
+      <w:r>
+        <w:rPr>
+          <w:rFonts w:ascii="Times New Roman" w:eastAsia="宋体" w:hAnsi="Times New Roman" w:cs="Times New Roman"/>
+        </w:rPr>
+        <w:t>附近有什么？</w:t>
+      </w:r>
+      <w:r>
+        <w:rPr>
+          <w:rFonts w:ascii="Times New Roman" w:eastAsia="宋体" w:hAnsi="Times New Roman" w:cs="Times New Roman"/>
+        </w:rPr>
+        <w:t xml:space="preserve"> </w:t>
+      </w:r>
+      <w:r>
+        <w:rPr>
+          <w:rFonts w:ascii="Times New Roman" w:eastAsia="宋体" w:hAnsi="Times New Roman" w:cs="Times New Roman"/>
+        </w:rPr>
+        <w:t>输入</w:t>
+      </w:r>
+      <w:r>
+        <w:rPr>
+          <w:rFonts w:ascii="Times New Roman" w:eastAsia="宋体" w:hAnsi="Times New Roman" w:cs="Times New Roman"/>
+        </w:rPr>
+        <w:t xml:space="preserve"> ls </w:t>
+      </w:r>
+      <w:r>
+        <w:rPr>
+          <w:rFonts w:ascii="Times New Roman" w:eastAsia="宋体" w:hAnsi="Times New Roman" w:cs="Times New Roman"/>
+        </w:rPr>
+        <w:t>并回车，会列出当前文件夹下的所有文件和子文件夹。</w:t>
+      </w:r>
+    </w:p>
+    <w:p>
+      <w:pPr>
+        <w:spacing w:after="0"/>
+        <w:jc w:val="both"/>
+        <w:rPr>
+          <w:rFonts w:ascii="Times New Roman" w:eastAsia="宋体" w:hAnsi="Times New Roman" w:cs="Times New Roman"/>
+        </w:rPr>
+      </w:pPr>
+      <w:r>
+        <w:rPr>
+          <w:rFonts w:ascii="Times New Roman" w:eastAsia="宋体" w:hAnsi="Times New Roman" w:cs="Times New Roman"/>
+        </w:rPr>
+        <w:t>14</w:t>
+      </w:r>
+      <w:r>
+        <w:rPr>
+          <w:rFonts w:ascii="Times New Roman" w:eastAsia="宋体" w:hAnsi="Times New Roman" w:cs="Times New Roman"/>
+        </w:rPr>
+        <w:t>、</w:t>
+      </w:r>
+      <w:r>
+        <w:rPr>
+          <w:rFonts w:ascii="Times New Roman" w:eastAsia="宋体" w:hAnsi="Times New Roman" w:cs="Times New Roman"/>
+        </w:rPr>
+        <w:t xml:space="preserve">cd </w:t>
+      </w:r>
+      <w:r>
+        <w:rPr>
+          <w:rFonts w:ascii="Times New Roman" w:eastAsia="宋体" w:hAnsi="Times New Roman" w:cs="Times New Roman"/>
+        </w:rPr>
+        <w:t>文件夹名称</w:t>
+      </w:r>
+      <w:r>
+        <w:rPr>
+          <w:rFonts w:ascii="Times New Roman" w:eastAsia="宋体" w:hAnsi="Times New Roman" w:cs="Times New Roman"/>
+        </w:rPr>
+        <w:t xml:space="preserve"> </w:t>
+      </w:r>
+      <w:r>
+        <w:rPr>
+          <w:rFonts w:ascii="Times New Roman" w:eastAsia="宋体" w:hAnsi="Times New Roman" w:cs="Times New Roman"/>
+        </w:rPr>
+        <w:t>进入到当前目录的某个文件夹</w:t>
+      </w:r>
+    </w:p>
+    <w:p>
+      <w:pPr>
+        <w:spacing w:after="0"/>
+        <w:jc w:val="both"/>
+        <w:rPr>
+          <w:rFonts w:ascii="Times New Roman" w:eastAsia="宋体" w:hAnsi="Times New Roman" w:cs="Times New Roman"/>
+        </w:rPr>
+      </w:pPr>
+      <w:r>
+        <w:rPr>
+          <w:rFonts w:ascii="Times New Roman" w:eastAsia="宋体" w:hAnsi="Times New Roman" w:cs="Times New Roman"/>
+        </w:rPr>
+        <w:t xml:space="preserve">cd (Change Directory): </w:t>
+      </w:r>
+      <w:r>
+        <w:rPr>
+          <w:rFonts w:ascii="Times New Roman" w:eastAsia="宋体" w:hAnsi="Times New Roman" w:cs="Times New Roman"/>
+        </w:rPr>
+        <w:t>我要去哪里？</w:t>
+      </w:r>
+      <w:r>
+        <w:rPr>
+          <w:rFonts w:ascii="Times New Roman" w:eastAsia="宋体" w:hAnsi="Times New Roman" w:cs="Times New Roman"/>
+        </w:rPr>
+        <w:t xml:space="preserve"> </w:t>
+      </w:r>
+      <w:r>
+        <w:rPr>
+          <w:rFonts w:ascii="Times New Roman" w:eastAsia="宋体" w:hAnsi="Times New Roman" w:cs="Times New Roman"/>
+        </w:rPr>
+        <w:t>这是最常用的命令，也就是</w:t>
+      </w:r>
+      <w:r>
+        <w:rPr>
+          <w:rFonts w:ascii="Times New Roman" w:eastAsia="宋体" w:hAnsi="Times New Roman" w:cs="Times New Roman"/>
+        </w:rPr>
+        <w:t>“</w:t>
+      </w:r>
+      <w:r>
+        <w:rPr>
+          <w:rFonts w:ascii="Times New Roman" w:eastAsia="宋体" w:hAnsi="Times New Roman" w:cs="Times New Roman"/>
+        </w:rPr>
+        <w:t>切换目录</w:t>
+      </w:r>
+      <w:r>
+        <w:rPr>
+          <w:rFonts w:ascii="Times New Roman" w:eastAsia="宋体" w:hAnsi="Times New Roman" w:cs="Times New Roman"/>
+        </w:rPr>
+        <w:t>”</w:t>
+      </w:r>
+      <w:r>
+        <w:rPr>
+          <w:rFonts w:ascii="Times New Roman" w:eastAsia="宋体" w:hAnsi="Times New Roman" w:cs="Times New Roman"/>
+        </w:rPr>
+        <w:t>。注意</w:t>
+      </w:r>
+      <w:r>
+        <w:rPr>
+          <w:rFonts w:ascii="Times New Roman" w:eastAsia="宋体" w:hAnsi="Times New Roman" w:cs="Times New Roman"/>
+        </w:rPr>
+        <w:t xml:space="preserve"> cd </w:t>
+      </w:r>
+      <w:r>
+        <w:rPr>
+          <w:rFonts w:ascii="Times New Roman" w:eastAsia="宋体" w:hAnsi="Times New Roman" w:cs="Times New Roman"/>
+        </w:rPr>
+        <w:t>后面必须有空格。</w:t>
+      </w:r>
+    </w:p>
+    <w:p>
+      <w:pPr>
+        <w:spacing w:after="0" w:line="240" w:lineRule="auto"/>
+        <w:jc w:val="both"/>
+        <w:rPr>
+          <w:rFonts w:ascii="宋体" w:eastAsia="宋体" w:hAnsi="宋体" w:cs="Times New Roman"/>
           <w:b/>
           <w:bCs/>
         </w:rPr>
       </w:pPr>
-      <w:r>
-        <w:rPr>
-          <w:rFonts w:ascii="Times New Roman" w:eastAsia="宋体" w:hAnsi="Times New Roman" w:cs="Times New Roman" w:hint="eastAsia"/>
-        </w:rPr>
-        <w:t>10</w:t>
-      </w:r>
-      <w:r>
-        <w:rPr>
-          <w:rFonts w:ascii="Times New Roman" w:eastAsia="宋体" w:hAnsi="Times New Roman" w:cs="Times New Roman" w:hint="eastAsia"/>
-        </w:rPr>
-        <w:t>、</w:t>
-      </w:r>
-      <w:r>
-        <w:rPr>
-          <w:rFonts w:ascii="Times New Roman" w:eastAsia="宋体" w:hAnsi="Times New Roman" w:cs="Times New Roman" w:hint="eastAsia"/>
-        </w:rPr>
-        <w:t xml:space="preserve">git marge </w:t>
-      </w:r>
-      <w:r>
-        <w:rPr>
-          <w:rFonts w:ascii="Times New Roman" w:eastAsia="宋体" w:hAnsi="Times New Roman" w:cs="Times New Roman" w:hint="eastAsia"/>
-        </w:rPr>
-        <w:t>分支名</w:t>
-      </w:r>
-      <w:r>
-        <w:rPr>
-          <w:rFonts w:ascii="Times New Roman" w:eastAsia="宋体" w:hAnsi="Times New Roman" w:cs="Times New Roman" w:hint="eastAsia"/>
-        </w:rPr>
-        <w:t xml:space="preserve"> </w:t>
-      </w:r>
-      <w:r>
-        <w:rPr>
-          <w:rFonts w:ascii="Times New Roman" w:eastAsia="宋体" w:hAnsi="Times New Roman" w:cs="Times New Roman" w:hint="eastAsia"/>
-        </w:rPr>
-        <w:t>将这个分支中的内容合并到当前的分支</w:t>
-      </w:r>
     </w:p>
     <w:sectPr>
       <w:pgSz w:w="11906" w:h="16838"/>
@@ -2432,7 +2882,6 @@
   <w:style w:type="character" w:default="1" w:styleId="a0">
     <w:name w:val="Default Paragraph Font"/>
     <w:uiPriority w:val="1"/>
-    <w:semiHidden/>
     <w:unhideWhenUsed/>
   </w:style>
   <w:style w:type="table" w:default="1" w:styleId="a1">
@@ -2833,6 +3282,18 @@
     <w:rPr>
       <w:sz w:val="18"/>
       <w:szCs w:val="18"/>
+    </w:rPr>
+  </w:style>
+  <w:style w:type="paragraph" w:styleId="af4">
+    <w:name w:val="Normal (Web)"/>
+    <w:basedOn w:val="a"/>
+    <w:uiPriority w:val="99"/>
+    <w:semiHidden/>
+    <w:unhideWhenUsed/>
+    <w:rsid w:val="00252762"/>
+    <w:rPr>
+      <w:rFonts w:ascii="Times New Roman" w:hAnsi="Times New Roman" w:cs="Times New Roman"/>
+      <w:sz w:val="24"/>
     </w:rPr>
   </w:style>
 </w:styles>

--- a/Git.docx
+++ b/Git.docx
@@ -128,21 +128,7 @@
         <w:rPr>
           <w:rFonts w:ascii="Times New Roman" w:eastAsia="宋体" w:hAnsi="Times New Roman" w:cs="Times New Roman"/>
         </w:rPr>
-        <w:t>）来管理你的私</w:t>
-      </w:r>
-      <w:proofErr w:type="gramStart"/>
-      <w:r>
-        <w:rPr>
-          <w:rFonts w:ascii="Times New Roman" w:eastAsia="宋体" w:hAnsi="Times New Roman" w:cs="Times New Roman"/>
-        </w:rPr>
-        <w:t>钥</w:t>
-      </w:r>
-      <w:proofErr w:type="gramEnd"/>
-      <w:r>
-        <w:rPr>
-          <w:rFonts w:ascii="Times New Roman" w:eastAsia="宋体" w:hAnsi="Times New Roman" w:cs="Times New Roman"/>
-        </w:rPr>
-        <w:t>。</w:t>
+        <w:t>）来管理你的私钥。</w:t>
       </w:r>
     </w:p>
     <w:p>
@@ -163,21 +149,7 @@
         <w:rPr>
           <w:rFonts w:ascii="Times New Roman" w:eastAsia="宋体" w:hAnsi="Times New Roman" w:cs="Times New Roman"/>
         </w:rPr>
-        <w:t xml:space="preserve"> Agent </w:t>
-      </w:r>
-      <w:proofErr w:type="spellStart"/>
-      <w:r>
-        <w:rPr>
-          <w:rFonts w:ascii="Times New Roman" w:eastAsia="宋体" w:hAnsi="Times New Roman" w:cs="Times New Roman"/>
-        </w:rPr>
-        <w:t>pid</w:t>
-      </w:r>
-      <w:proofErr w:type="spellEnd"/>
-      <w:r>
-        <w:rPr>
-          <w:rFonts w:ascii="Times New Roman" w:eastAsia="宋体" w:hAnsi="Times New Roman" w:cs="Times New Roman"/>
-        </w:rPr>
-        <w:t xml:space="preserve"> &lt;</w:t>
+        <w:t xml:space="preserve"> Agent pid &lt;</w:t>
       </w:r>
       <w:r>
         <w:rPr>
@@ -215,16 +187,8 @@
         <w:rPr>
           <w:rFonts w:ascii="Times New Roman" w:eastAsia="宋体" w:hAnsi="Times New Roman" w:cs="Times New Roman"/>
         </w:rPr>
-        <w:t>加载私</w:t>
-      </w:r>
-      <w:proofErr w:type="gramStart"/>
-      <w:r>
-        <w:rPr>
-          <w:rFonts w:ascii="Times New Roman" w:eastAsia="宋体" w:hAnsi="Times New Roman" w:cs="Times New Roman"/>
-        </w:rPr>
-        <w:t>钥</w:t>
-      </w:r>
-      <w:proofErr w:type="gramEnd"/>
+        <w:t>加载私钥</w:t>
+      </w:r>
       <w:r>
         <w:rPr>
           <w:rFonts w:ascii="Times New Roman" w:eastAsia="宋体" w:hAnsi="Times New Roman" w:cs="Times New Roman"/>
@@ -249,28 +213,73 @@
           <w:b/>
           <w:bCs/>
         </w:rPr>
-        <w:t>ssh-add ~/.ssh/</w:t>
-      </w:r>
-      <w:proofErr w:type="spellStart"/>
-      <w:r>
-        <w:rPr>
-          <w:rFonts w:ascii="Times New Roman" w:eastAsia="宋体" w:hAnsi="Times New Roman" w:cs="Times New Roman"/>
-          <w:b/>
-          <w:bCs/>
+        <w:t xml:space="preserve">ssh-add ~/.ssh/id_rsa </w:t>
+      </w:r>
+    </w:p>
+    <w:bookmarkEnd w:id="0"/>
+    <w:p>
+      <w:pPr>
+        <w:spacing w:after="0"/>
+        <w:jc w:val="both"/>
+        <w:rPr>
+          <w:rFonts w:ascii="Times New Roman" w:eastAsia="宋体" w:hAnsi="Times New Roman" w:cs="Times New Roman"/>
+        </w:rPr>
+      </w:pPr>
+      <w:r>
+        <w:rPr>
+          <w:rFonts w:ascii="Times New Roman" w:eastAsia="宋体" w:hAnsi="Times New Roman" w:cs="Times New Roman"/>
+        </w:rPr>
+        <w:t>作用：</w:t>
+      </w:r>
+      <w:r>
+        <w:rPr>
+          <w:rFonts w:ascii="Times New Roman" w:eastAsia="宋体" w:hAnsi="Times New Roman" w:cs="Times New Roman"/>
+        </w:rPr>
+        <w:t xml:space="preserve"> </w:t>
+      </w:r>
+      <w:r>
+        <w:rPr>
+          <w:rFonts w:ascii="Times New Roman" w:eastAsia="宋体" w:hAnsi="Times New Roman" w:cs="Times New Roman"/>
+        </w:rPr>
+        <w:t>将你的私钥（</w:t>
+      </w:r>
+      <w:r>
+        <w:rPr>
+          <w:rFonts w:ascii="Times New Roman" w:eastAsia="宋体" w:hAnsi="Times New Roman" w:cs="Times New Roman"/>
         </w:rPr>
         <w:t>id_rsa</w:t>
       </w:r>
-      <w:proofErr w:type="spellEnd"/>
-      <w:r>
-        <w:rPr>
-          <w:rFonts w:ascii="Times New Roman" w:eastAsia="宋体" w:hAnsi="Times New Roman" w:cs="Times New Roman"/>
-          <w:b/>
-          <w:bCs/>
-        </w:rPr>
-        <w:t xml:space="preserve"> </w:t>
-      </w:r>
-    </w:p>
-    <w:bookmarkEnd w:id="0"/>
+      <w:r>
+        <w:rPr>
+          <w:rFonts w:ascii="Times New Roman" w:eastAsia="宋体" w:hAnsi="Times New Roman" w:cs="Times New Roman"/>
+        </w:rPr>
+        <w:t>）添加到刚才启动的代理中，使</w:t>
+      </w:r>
+      <w:r>
+        <w:rPr>
+          <w:rFonts w:ascii="Times New Roman" w:eastAsia="宋体" w:hAnsi="Times New Roman" w:cs="Times New Roman"/>
+        </w:rPr>
+        <w:t xml:space="preserve"> Git </w:t>
+      </w:r>
+      <w:r>
+        <w:rPr>
+          <w:rFonts w:ascii="Times New Roman" w:eastAsia="宋体" w:hAnsi="Times New Roman" w:cs="Times New Roman"/>
+        </w:rPr>
+        <w:t>在连接</w:t>
+      </w:r>
+      <w:r>
+        <w:rPr>
+          <w:rFonts w:ascii="Times New Roman" w:eastAsia="宋体" w:hAnsi="Times New Roman" w:cs="Times New Roman"/>
+        </w:rPr>
+        <w:t xml:space="preserve"> GitHub </w:t>
+      </w:r>
+      <w:r>
+        <w:rPr>
+          <w:rFonts w:ascii="Times New Roman" w:eastAsia="宋体" w:hAnsi="Times New Roman" w:cs="Times New Roman"/>
+        </w:rPr>
+        <w:t>时能够使用它。</w:t>
+      </w:r>
+    </w:p>
     <w:p>
       <w:pPr>
         <w:spacing w:after="0"/>
@@ -283,71 +292,31 @@
         <w:rPr>
           <w:rFonts w:ascii="Times New Roman" w:eastAsia="宋体" w:hAnsi="Times New Roman" w:cs="Times New Roman"/>
         </w:rPr>
-        <w:t>作用：</w:t>
-      </w:r>
-      <w:r>
-        <w:rPr>
-          <w:rFonts w:ascii="Times New Roman" w:eastAsia="宋体" w:hAnsi="Times New Roman" w:cs="Times New Roman"/>
-        </w:rPr>
-        <w:t xml:space="preserve"> </w:t>
-      </w:r>
-      <w:r>
-        <w:rPr>
-          <w:rFonts w:ascii="Times New Roman" w:eastAsia="宋体" w:hAnsi="Times New Roman" w:cs="Times New Roman"/>
-        </w:rPr>
-        <w:t>将你的私</w:t>
-      </w:r>
-      <w:proofErr w:type="gramStart"/>
-      <w:r>
-        <w:rPr>
-          <w:rFonts w:ascii="Times New Roman" w:eastAsia="宋体" w:hAnsi="Times New Roman" w:cs="Times New Roman"/>
-        </w:rPr>
-        <w:t>钥</w:t>
-      </w:r>
-      <w:proofErr w:type="gramEnd"/>
-      <w:r>
-        <w:rPr>
-          <w:rFonts w:ascii="Times New Roman" w:eastAsia="宋体" w:hAnsi="Times New Roman" w:cs="Times New Roman"/>
-        </w:rPr>
-        <w:t>（</w:t>
-      </w:r>
-      <w:proofErr w:type="spellStart"/>
-      <w:r>
-        <w:rPr>
-          <w:rFonts w:ascii="Times New Roman" w:eastAsia="宋体" w:hAnsi="Times New Roman" w:cs="Times New Roman"/>
-        </w:rPr>
-        <w:t>id_rsa</w:t>
-      </w:r>
-      <w:proofErr w:type="spellEnd"/>
-      <w:r>
-        <w:rPr>
-          <w:rFonts w:ascii="Times New Roman" w:eastAsia="宋体" w:hAnsi="Times New Roman" w:cs="Times New Roman"/>
-        </w:rPr>
-        <w:t>）添加到刚才启动的代理中，使</w:t>
-      </w:r>
-      <w:r>
-        <w:rPr>
-          <w:rFonts w:ascii="Times New Roman" w:eastAsia="宋体" w:hAnsi="Times New Roman" w:cs="Times New Roman"/>
-        </w:rPr>
-        <w:t xml:space="preserve"> Git </w:t>
-      </w:r>
-      <w:r>
-        <w:rPr>
-          <w:rFonts w:ascii="Times New Roman" w:eastAsia="宋体" w:hAnsi="Times New Roman" w:cs="Times New Roman"/>
-        </w:rPr>
-        <w:t>在连接</w:t>
-      </w:r>
-      <w:r>
-        <w:rPr>
-          <w:rFonts w:ascii="Times New Roman" w:eastAsia="宋体" w:hAnsi="Times New Roman" w:cs="Times New Roman"/>
-        </w:rPr>
-        <w:t xml:space="preserve"> GitHub </w:t>
-      </w:r>
-      <w:r>
-        <w:rPr>
-          <w:rFonts w:ascii="Times New Roman" w:eastAsia="宋体" w:hAnsi="Times New Roman" w:cs="Times New Roman"/>
-        </w:rPr>
-        <w:t>时能够使用它。</w:t>
+        <w:t>预期输出：</w:t>
+      </w:r>
+      <w:r>
+        <w:rPr>
+          <w:rFonts w:ascii="Times New Roman" w:eastAsia="宋体" w:hAnsi="Times New Roman" w:cs="Times New Roman"/>
+        </w:rPr>
+        <w:t xml:space="preserve"> Identity added: /c/Users/&lt;</w:t>
+      </w:r>
+      <w:r>
+        <w:rPr>
+          <w:rFonts w:ascii="Times New Roman" w:eastAsia="宋体" w:hAnsi="Times New Roman" w:cs="Times New Roman"/>
+        </w:rPr>
+        <w:t>你的用户名</w:t>
+      </w:r>
+      <w:r>
+        <w:rPr>
+          <w:rFonts w:ascii="Times New Roman" w:eastAsia="宋体" w:hAnsi="Times New Roman" w:cs="Times New Roman"/>
+        </w:rPr>
+        <w:t>&gt;/.ssh/id_rsa (...)</w:t>
+      </w:r>
+      <w:r>
+        <w:rPr>
+          <w:rFonts w:ascii="Times New Roman" w:eastAsia="宋体" w:hAnsi="Times New Roman" w:cs="Times New Roman"/>
+        </w:rPr>
+        <w:t>。如果设置了密码，会提示你输入。</w:t>
       </w:r>
     </w:p>
     <w:p>
@@ -360,59 +329,6 @@
       </w:pPr>
       <w:r>
         <w:rPr>
-          <w:rFonts w:ascii="Times New Roman" w:eastAsia="宋体" w:hAnsi="Times New Roman" w:cs="Times New Roman"/>
-        </w:rPr>
-        <w:t>预期输出：</w:t>
-      </w:r>
-      <w:r>
-        <w:rPr>
-          <w:rFonts w:ascii="Times New Roman" w:eastAsia="宋体" w:hAnsi="Times New Roman" w:cs="Times New Roman"/>
-        </w:rPr>
-        <w:t xml:space="preserve"> Identity added: /c/Users/&lt;</w:t>
-      </w:r>
-      <w:r>
-        <w:rPr>
-          <w:rFonts w:ascii="Times New Roman" w:eastAsia="宋体" w:hAnsi="Times New Roman" w:cs="Times New Roman"/>
-        </w:rPr>
-        <w:t>你的用户名</w:t>
-      </w:r>
-      <w:r>
-        <w:rPr>
-          <w:rFonts w:ascii="Times New Roman" w:eastAsia="宋体" w:hAnsi="Times New Roman" w:cs="Times New Roman"/>
-        </w:rPr>
-        <w:t>&gt;/.ssh/</w:t>
-      </w:r>
-      <w:proofErr w:type="spellStart"/>
-      <w:r>
-        <w:rPr>
-          <w:rFonts w:ascii="Times New Roman" w:eastAsia="宋体" w:hAnsi="Times New Roman" w:cs="Times New Roman"/>
-        </w:rPr>
-        <w:t>id_rsa</w:t>
-      </w:r>
-      <w:proofErr w:type="spellEnd"/>
-      <w:r>
-        <w:rPr>
-          <w:rFonts w:ascii="Times New Roman" w:eastAsia="宋体" w:hAnsi="Times New Roman" w:cs="Times New Roman"/>
-        </w:rPr>
-        <w:t xml:space="preserve"> (...)</w:t>
-      </w:r>
-      <w:r>
-        <w:rPr>
-          <w:rFonts w:ascii="Times New Roman" w:eastAsia="宋体" w:hAnsi="Times New Roman" w:cs="Times New Roman"/>
-        </w:rPr>
-        <w:t>。如果设置了密码，会提示你输入。</w:t>
-      </w:r>
-    </w:p>
-    <w:p>
-      <w:pPr>
-        <w:spacing w:after="0"/>
-        <w:jc w:val="both"/>
-        <w:rPr>
-          <w:rFonts w:ascii="Times New Roman" w:eastAsia="宋体" w:hAnsi="Times New Roman" w:cs="Times New Roman"/>
-        </w:rPr>
-      </w:pPr>
-      <w:r>
-        <w:rPr>
           <w:rFonts w:ascii="Times New Roman" w:eastAsia="宋体" w:hAnsi="Times New Roman" w:cs="Times New Roman" w:hint="eastAsia"/>
         </w:rPr>
         <w:t>2</w:t>
@@ -477,14 +393,12 @@
         </w:rPr>
         <w:t>到</w:t>
       </w:r>
-      <w:proofErr w:type="spellStart"/>
       <w:r>
         <w:rPr>
           <w:rFonts w:ascii="Times New Roman" w:eastAsia="宋体" w:hAnsi="Times New Roman" w:cs="Times New Roman"/>
         </w:rPr>
         <w:t>github</w:t>
       </w:r>
-      <w:proofErr w:type="spellEnd"/>
       <w:r>
         <w:rPr>
           <w:rFonts w:ascii="Times New Roman" w:eastAsia="宋体" w:hAnsi="Times New Roman" w:cs="Times New Roman"/>
@@ -529,16 +443,8 @@
         <w:rPr>
           <w:rFonts w:ascii="Times New Roman" w:eastAsia="宋体" w:hAnsi="Times New Roman" w:cs="Times New Roman"/>
         </w:rPr>
-        <w:t xml:space="preserve"> git </w:t>
-      </w:r>
-      <w:proofErr w:type="spellStart"/>
-      <w:r>
-        <w:rPr>
-          <w:rFonts w:ascii="Times New Roman" w:eastAsia="宋体" w:hAnsi="Times New Roman" w:cs="Times New Roman"/>
-        </w:rPr>
-        <w:t>init</w:t>
-      </w:r>
-      <w:proofErr w:type="spellEnd"/>
+        <w:t> git init</w:t>
+      </w:r>
     </w:p>
     <w:p>
       <w:pPr>
@@ -557,16 +463,64 @@
         <w:rPr>
           <w:rFonts w:ascii="Times New Roman" w:eastAsia="宋体" w:hAnsi="Times New Roman" w:cs="Times New Roman"/>
         </w:rPr>
-        <w:t> .</w:t>
-      </w:r>
-      <w:proofErr w:type="spellStart"/>
-      <w:r>
-        <w:rPr>
-          <w:rFonts w:ascii="Times New Roman" w:eastAsia="宋体" w:hAnsi="Times New Roman" w:cs="Times New Roman"/>
-        </w:rPr>
-        <w:t>gitignore</w:t>
-      </w:r>
-      <w:proofErr w:type="spellEnd"/>
+        <w:t> .gitignore </w:t>
+      </w:r>
+      <w:r>
+        <w:rPr>
+          <w:rFonts w:ascii="Times New Roman" w:eastAsia="宋体" w:hAnsi="Times New Roman" w:cs="Times New Roman"/>
+        </w:rPr>
+        <w:t>忽略</w:t>
+      </w:r>
+    </w:p>
+    <w:p>
+      <w:pPr>
+        <w:jc w:val="both"/>
+        <w:rPr>
+          <w:rFonts w:ascii="Times New Roman" w:eastAsia="宋体" w:hAnsi="Times New Roman" w:cs="Times New Roman"/>
+        </w:rPr>
+      </w:pPr>
+      <w:r>
+        <w:rPr>
+          <w:rFonts w:ascii="Times New Roman" w:eastAsia="宋体" w:hAnsi="Times New Roman" w:cs="Times New Roman"/>
+        </w:rPr>
+        <w:t>没有正确执行</w:t>
+      </w:r>
+      <w:r>
+        <w:rPr>
+          <w:rFonts w:ascii="Times New Roman" w:eastAsia="宋体" w:hAnsi="Times New Roman" w:cs="Times New Roman"/>
+        </w:rPr>
+        <w:t> git add (Untracked Files)</w:t>
+      </w:r>
+      <w:r>
+        <w:rPr>
+          <w:rFonts w:ascii="Times New Roman" w:eastAsia="宋体" w:hAnsi="Times New Roman" w:cs="Times New Roman" w:hint="eastAsia"/>
+        </w:rPr>
+        <w:t>：</w:t>
+      </w:r>
+      <w:r>
+        <w:rPr>
+          <w:rFonts w:ascii="Times New Roman" w:eastAsia="宋体" w:hAnsi="Times New Roman" w:cs="Times New Roman"/>
+        </w:rPr>
+        <w:t>git commit -a </w:t>
+      </w:r>
+      <w:r>
+        <w:rPr>
+          <w:rFonts w:ascii="Times New Roman" w:eastAsia="宋体" w:hAnsi="Times New Roman" w:cs="Times New Roman"/>
+        </w:rPr>
+        <w:t>通常只处理已修改</w:t>
+      </w:r>
+      <w:r>
+        <w:rPr>
+          <w:rFonts w:ascii="Times New Roman" w:eastAsia="宋体" w:hAnsi="Times New Roman" w:cs="Times New Roman"/>
+        </w:rPr>
+        <w:t xml:space="preserve"> (Modified) </w:t>
+      </w:r>
+      <w:r>
+        <w:rPr>
+          <w:rFonts w:ascii="Times New Roman" w:eastAsia="宋体" w:hAnsi="Times New Roman" w:cs="Times New Roman"/>
+        </w:rPr>
+        <w:t>和</w:t>
+      </w:r>
       <w:r>
         <w:rPr>
           <w:rFonts w:ascii="Times New Roman" w:eastAsia="宋体" w:hAnsi="Times New Roman" w:cs="Times New Roman"/>
@@ -577,57 +531,19 @@
         <w:rPr>
           <w:rFonts w:ascii="Times New Roman" w:eastAsia="宋体" w:hAnsi="Times New Roman" w:cs="Times New Roman"/>
         </w:rPr>
-        <w:t>忽略</w:t>
-      </w:r>
-    </w:p>
-    <w:p>
-      <w:pPr>
-        <w:jc w:val="both"/>
-        <w:rPr>
-          <w:rFonts w:ascii="Times New Roman" w:eastAsia="宋体" w:hAnsi="Times New Roman" w:cs="Times New Roman"/>
-        </w:rPr>
-      </w:pPr>
-      <w:r>
-        <w:rPr>
-          <w:rFonts w:ascii="Times New Roman" w:eastAsia="宋体" w:hAnsi="Times New Roman" w:cs="Times New Roman"/>
-        </w:rPr>
-        <w:t>没有正确执行</w:t>
-      </w:r>
-      <w:r>
-        <w:rPr>
-          <w:rFonts w:ascii="Times New Roman" w:eastAsia="宋体" w:hAnsi="Times New Roman" w:cs="Times New Roman"/>
-        </w:rPr>
-        <w:t> git add (Untracked Files)</w:t>
-      </w:r>
-      <w:r>
-        <w:rPr>
-          <w:rFonts w:ascii="Times New Roman" w:eastAsia="宋体" w:hAnsi="Times New Roman" w:cs="Times New Roman" w:hint="eastAsia"/>
-        </w:rPr>
-        <w:t>：</w:t>
-      </w:r>
-      <w:r>
-        <w:rPr>
-          <w:rFonts w:ascii="Times New Roman" w:eastAsia="宋体" w:hAnsi="Times New Roman" w:cs="Times New Roman"/>
-        </w:rPr>
-        <w:t>git commit -a </w:t>
-      </w:r>
-      <w:r>
-        <w:rPr>
-          <w:rFonts w:ascii="Times New Roman" w:eastAsia="宋体" w:hAnsi="Times New Roman" w:cs="Times New Roman"/>
-        </w:rPr>
-        <w:t>通常只处理已修改</w:t>
-      </w:r>
-      <w:r>
-        <w:rPr>
-          <w:rFonts w:ascii="Times New Roman" w:eastAsia="宋体" w:hAnsi="Times New Roman" w:cs="Times New Roman"/>
-        </w:rPr>
-        <w:t xml:space="preserve"> (Modified) </w:t>
-      </w:r>
-      <w:r>
-        <w:rPr>
-          <w:rFonts w:ascii="Times New Roman" w:eastAsia="宋体" w:hAnsi="Times New Roman" w:cs="Times New Roman"/>
-        </w:rPr>
-        <w:t>和</w:t>
+        <w:t>已删除</w:t>
+      </w:r>
+      <w:r>
+        <w:rPr>
+          <w:rFonts w:ascii="Times New Roman" w:eastAsia="宋体" w:hAnsi="Times New Roman" w:cs="Times New Roman"/>
+        </w:rPr>
+        <w:t xml:space="preserve"> (Deleted) </w:t>
+      </w:r>
+      <w:r>
+        <w:rPr>
+          <w:rFonts w:ascii="Times New Roman" w:eastAsia="宋体" w:hAnsi="Times New Roman" w:cs="Times New Roman"/>
+        </w:rPr>
+        <w:t>的文件，不一定会自动处理</w:t>
       </w:r>
       <w:r>
         <w:rPr>
@@ -639,30 +555,6 @@
         <w:rPr>
           <w:rFonts w:ascii="Times New Roman" w:eastAsia="宋体" w:hAnsi="Times New Roman" w:cs="Times New Roman"/>
         </w:rPr>
-        <w:t>已删除</w:t>
-      </w:r>
-      <w:r>
-        <w:rPr>
-          <w:rFonts w:ascii="Times New Roman" w:eastAsia="宋体" w:hAnsi="Times New Roman" w:cs="Times New Roman"/>
-        </w:rPr>
-        <w:t xml:space="preserve"> (Deleted) </w:t>
-      </w:r>
-      <w:r>
-        <w:rPr>
-          <w:rFonts w:ascii="Times New Roman" w:eastAsia="宋体" w:hAnsi="Times New Roman" w:cs="Times New Roman"/>
-        </w:rPr>
-        <w:t>的文件，不一定会自动处理</w:t>
-      </w:r>
-      <w:r>
-        <w:rPr>
-          <w:rFonts w:ascii="Times New Roman" w:eastAsia="宋体" w:hAnsi="Times New Roman" w:cs="Times New Roman"/>
-        </w:rPr>
-        <w:t> </w:t>
-      </w:r>
-      <w:r>
-        <w:rPr>
-          <w:rFonts w:ascii="Times New Roman" w:eastAsia="宋体" w:hAnsi="Times New Roman" w:cs="Times New Roman"/>
-        </w:rPr>
         <w:t>新创建</w:t>
       </w:r>
       <w:r>
@@ -687,16 +579,8 @@
         <w:rPr>
           <w:rFonts w:ascii="Times New Roman" w:eastAsia="宋体" w:hAnsi="Times New Roman" w:cs="Times New Roman"/>
         </w:rPr>
-        <w:t> </w:t>
-      </w:r>
-      <w:proofErr w:type="spellStart"/>
-      <w:r>
-        <w:rPr>
-          <w:rFonts w:ascii="Times New Roman" w:eastAsia="宋体" w:hAnsi="Times New Roman" w:cs="Times New Roman"/>
-        </w:rPr>
-        <w:t>TortoiseGit</w:t>
-      </w:r>
-      <w:proofErr w:type="spellEnd"/>
+        <w:t> TortoiseGit</w:t>
+      </w:r>
       <w:r>
         <w:rPr>
           <w:rFonts w:ascii="Times New Roman" w:eastAsia="宋体" w:hAnsi="Times New Roman" w:cs="Times New Roman" w:hint="eastAsia"/>
@@ -1104,16 +988,46 @@
         <w:rPr>
           <w:rFonts w:ascii="Times New Roman" w:eastAsia="宋体" w:hAnsi="Times New Roman" w:cs="Times New Roman" w:hint="eastAsia"/>
         </w:rPr>
-        <w:t xml:space="preserve">git </w:t>
-      </w:r>
-      <w:proofErr w:type="spellStart"/>
-      <w:r>
-        <w:rPr>
-          <w:rFonts w:ascii="Times New Roman" w:eastAsia="宋体" w:hAnsi="Times New Roman" w:cs="Times New Roman" w:hint="eastAsia"/>
-        </w:rPr>
-        <w:t>init</w:t>
-      </w:r>
-      <w:proofErr w:type="spellEnd"/>
+        <w:t xml:space="preserve">git init </w:t>
+      </w:r>
+      <w:r>
+        <w:rPr>
+          <w:rFonts w:ascii="Times New Roman" w:eastAsia="宋体" w:hAnsi="Times New Roman" w:cs="Times New Roman" w:hint="eastAsia"/>
+        </w:rPr>
+        <w:t>初始化仓库</w:t>
+      </w:r>
+    </w:p>
+    <w:p>
+      <w:pPr>
+        <w:jc w:val="both"/>
+        <w:rPr>
+          <w:rFonts w:ascii="Times New Roman" w:eastAsia="宋体" w:hAnsi="Times New Roman" w:cs="Times New Roman"/>
+        </w:rPr>
+      </w:pPr>
+      <w:r>
+        <w:rPr>
+          <w:rFonts w:ascii="Times New Roman" w:eastAsia="宋体" w:hAnsi="Times New Roman" w:cs="Times New Roman" w:hint="eastAsia"/>
+        </w:rPr>
+        <w:t>2</w:t>
+      </w:r>
+      <w:r>
+        <w:rPr>
+          <w:rFonts w:ascii="Times New Roman" w:eastAsia="宋体" w:hAnsi="Times New Roman" w:cs="Times New Roman" w:hint="eastAsia"/>
+        </w:rPr>
+        <w:t>、</w:t>
+      </w:r>
+      <w:r>
+        <w:rPr>
+          <w:rFonts w:ascii="Times New Roman" w:eastAsia="宋体" w:hAnsi="Times New Roman" w:cs="Times New Roman" w:hint="eastAsia"/>
+        </w:rPr>
+        <w:t xml:space="preserve">touch </w:t>
+      </w:r>
+      <w:r>
+        <w:rPr>
+          <w:rFonts w:ascii="Times New Roman" w:eastAsia="宋体" w:hAnsi="Times New Roman" w:cs="Times New Roman" w:hint="eastAsia"/>
+        </w:rPr>
+        <w:t>文件全名</w:t>
+      </w:r>
       <w:r>
         <w:rPr>
           <w:rFonts w:ascii="Times New Roman" w:eastAsia="宋体" w:hAnsi="Times New Roman" w:cs="Times New Roman" w:hint="eastAsia"/>
@@ -1124,7 +1038,7 @@
         <w:rPr>
           <w:rFonts w:ascii="Times New Roman" w:eastAsia="宋体" w:hAnsi="Times New Roman" w:cs="Times New Roman" w:hint="eastAsia"/>
         </w:rPr>
-        <w:t>初始化仓库</w:t>
+        <w:t>新建文件到这个文件夹</w:t>
       </w:r>
     </w:p>
     <w:p>
@@ -1150,13 +1064,45 @@
         <w:rPr>
           <w:rFonts w:ascii="Times New Roman" w:eastAsia="宋体" w:hAnsi="Times New Roman" w:cs="Times New Roman" w:hint="eastAsia"/>
         </w:rPr>
-        <w:t xml:space="preserve">touch </w:t>
-      </w:r>
-      <w:r>
-        <w:rPr>
-          <w:rFonts w:ascii="Times New Roman" w:eastAsia="宋体" w:hAnsi="Times New Roman" w:cs="Times New Roman" w:hint="eastAsia"/>
-        </w:rPr>
-        <w:t>文件全名</w:t>
+        <w:t xml:space="preserve">git add . </w:t>
+      </w:r>
+      <w:r>
+        <w:rPr>
+          <w:rFonts w:ascii="Times New Roman" w:eastAsia="宋体" w:hAnsi="Times New Roman" w:cs="Times New Roman" w:hint="eastAsia"/>
+        </w:rPr>
+        <w:t>暂存所有未被忽略的文件到暂存区</w:t>
+      </w:r>
+    </w:p>
+    <w:p>
+      <w:pPr>
+        <w:jc w:val="both"/>
+        <w:rPr>
+          <w:rFonts w:ascii="Times New Roman" w:eastAsia="宋体" w:hAnsi="Times New Roman" w:cs="Times New Roman"/>
+        </w:rPr>
+      </w:pPr>
+      <w:r>
+        <w:rPr>
+          <w:rFonts w:ascii="Times New Roman" w:eastAsia="宋体" w:hAnsi="Times New Roman" w:cs="Times New Roman" w:hint="eastAsia"/>
+        </w:rPr>
+        <w:t>3</w:t>
+      </w:r>
+      <w:r>
+        <w:rPr>
+          <w:rFonts w:ascii="Times New Roman" w:eastAsia="宋体" w:hAnsi="Times New Roman" w:cs="Times New Roman" w:hint="eastAsia"/>
+        </w:rPr>
+        <w:t>、</w:t>
+      </w:r>
+      <w:r>
+        <w:rPr>
+          <w:rFonts w:ascii="Times New Roman" w:eastAsia="宋体" w:hAnsi="Times New Roman" w:cs="Times New Roman" w:hint="eastAsia"/>
+        </w:rPr>
+        <w:t xml:space="preserve">git commit -m </w:t>
+      </w:r>
+      <w:r>
+        <w:rPr>
+          <w:rFonts w:ascii="Times New Roman" w:eastAsia="宋体" w:hAnsi="Times New Roman" w:cs="Times New Roman"/>
+        </w:rPr>
+        <w:t>’’</w:t>
       </w:r>
       <w:r>
         <w:rPr>
@@ -1168,21 +1114,53 @@
         <w:rPr>
           <w:rFonts w:ascii="Times New Roman" w:eastAsia="宋体" w:hAnsi="Times New Roman" w:cs="Times New Roman" w:hint="eastAsia"/>
         </w:rPr>
-        <w:t>新建文件到这个文件夹</w:t>
-      </w:r>
-    </w:p>
-    <w:p>
-      <w:pPr>
-        <w:jc w:val="both"/>
-        <w:rPr>
-          <w:rFonts w:ascii="Times New Roman" w:eastAsia="宋体" w:hAnsi="Times New Roman" w:cs="Times New Roman"/>
-        </w:rPr>
-      </w:pPr>
-      <w:r>
-        <w:rPr>
-          <w:rFonts w:ascii="Times New Roman" w:eastAsia="宋体" w:hAnsi="Times New Roman" w:cs="Times New Roman" w:hint="eastAsia"/>
-        </w:rPr>
-        <w:t>2</w:t>
+        <w:t>将暂存区的文件提交到本地仓库</w:t>
+      </w:r>
+    </w:p>
+    <w:p>
+      <w:pPr>
+        <w:jc w:val="both"/>
+        <w:rPr>
+          <w:rFonts w:ascii="Times New Roman" w:eastAsia="宋体" w:hAnsi="Times New Roman" w:cs="Times New Roman"/>
+        </w:rPr>
+      </w:pPr>
+      <w:r>
+        <w:rPr>
+          <w:rFonts w:ascii="Times New Roman" w:eastAsia="宋体" w:hAnsi="Times New Roman" w:cs="Times New Roman" w:hint="eastAsia"/>
+        </w:rPr>
+        <w:t>退出编辑方式是按</w:t>
+      </w:r>
+      <w:r>
+        <w:rPr>
+          <w:rFonts w:ascii="Times New Roman" w:eastAsia="宋体" w:hAnsi="Times New Roman" w:cs="Times New Roman" w:hint="eastAsia"/>
+        </w:rPr>
+        <w:t>esc</w:t>
+      </w:r>
+      <w:r>
+        <w:rPr>
+          <w:rFonts w:ascii="Times New Roman" w:eastAsia="宋体" w:hAnsi="Times New Roman" w:cs="Times New Roman" w:hint="eastAsia"/>
+        </w:rPr>
+        <w:t>、输入冒号以及</w:t>
+      </w:r>
+      <w:r>
+        <w:rPr>
+          <w:rFonts w:ascii="Times New Roman" w:eastAsia="宋体" w:hAnsi="Times New Roman" w:cs="Times New Roman" w:hint="eastAsia"/>
+        </w:rPr>
+        <w:t>wq</w:t>
+      </w:r>
+    </w:p>
+    <w:p>
+      <w:pPr>
+        <w:jc w:val="both"/>
+        <w:rPr>
+          <w:rFonts w:ascii="Times New Roman" w:eastAsia="宋体" w:hAnsi="Times New Roman" w:cs="Times New Roman"/>
+        </w:rPr>
+      </w:pPr>
+      <w:r>
+        <w:rPr>
+          <w:rFonts w:ascii="Times New Roman" w:eastAsia="宋体" w:hAnsi="Times New Roman" w:cs="Times New Roman" w:hint="eastAsia"/>
+        </w:rPr>
+        <w:t>4</w:t>
       </w:r>
       <w:r>
         <w:rPr>
@@ -1194,27 +1172,251 @@
         <w:rPr>
           <w:rFonts w:ascii="Times New Roman" w:eastAsia="宋体" w:hAnsi="Times New Roman" w:cs="Times New Roman" w:hint="eastAsia"/>
         </w:rPr>
-        <w:t xml:space="preserve">git add . </w:t>
-      </w:r>
-      <w:r>
-        <w:rPr>
-          <w:rFonts w:ascii="Times New Roman" w:eastAsia="宋体" w:hAnsi="Times New Roman" w:cs="Times New Roman" w:hint="eastAsia"/>
-        </w:rPr>
-        <w:t>暂存所有未被忽略的文件到暂存区</w:t>
-      </w:r>
-    </w:p>
-    <w:p>
-      <w:pPr>
-        <w:jc w:val="both"/>
-        <w:rPr>
-          <w:rFonts w:ascii="Times New Roman" w:eastAsia="宋体" w:hAnsi="Times New Roman" w:cs="Times New Roman"/>
-        </w:rPr>
-      </w:pPr>
-      <w:r>
-        <w:rPr>
-          <w:rFonts w:ascii="Times New Roman" w:eastAsia="宋体" w:hAnsi="Times New Roman" w:cs="Times New Roman" w:hint="eastAsia"/>
-        </w:rPr>
-        <w:t>3</w:t>
+        <w:t>git</w:t>
+      </w:r>
+      <w:r>
+        <w:rPr>
+          <w:rFonts w:ascii="Times New Roman" w:eastAsia="宋体" w:hAnsi="Times New Roman" w:cs="Times New Roman" w:hint="eastAsia"/>
+        </w:rPr>
+        <w:t>-</w:t>
+      </w:r>
+      <w:r>
+        <w:rPr>
+          <w:rFonts w:ascii="Times New Roman" w:eastAsia="宋体" w:hAnsi="Times New Roman" w:cs="Times New Roman" w:hint="eastAsia"/>
+        </w:rPr>
+        <w:t xml:space="preserve">log </w:t>
+      </w:r>
+      <w:r>
+        <w:rPr>
+          <w:rFonts w:ascii="Times New Roman" w:eastAsia="宋体" w:hAnsi="Times New Roman" w:cs="Times New Roman" w:hint="eastAsia"/>
+        </w:rPr>
+        <w:t>查看进度</w:t>
+      </w:r>
+    </w:p>
+    <w:p>
+      <w:pPr>
+        <w:jc w:val="both"/>
+        <w:rPr>
+          <w:rFonts w:ascii="Times New Roman" w:eastAsia="宋体" w:hAnsi="Times New Roman" w:cs="Times New Roman"/>
+        </w:rPr>
+      </w:pPr>
+      <w:r>
+        <w:rPr>
+          <w:rFonts w:ascii="Times New Roman" w:eastAsia="宋体" w:hAnsi="Times New Roman" w:cs="Times New Roman" w:hint="eastAsia"/>
+        </w:rPr>
+        <w:t>创建忽略文件</w:t>
+      </w:r>
+      <w:r>
+        <w:rPr>
+          <w:rFonts w:ascii="Times New Roman" w:eastAsia="宋体" w:hAnsi="Times New Roman" w:cs="Times New Roman" w:hint="eastAsia"/>
+        </w:rPr>
+        <w:t>touch .gitignore</w:t>
+      </w:r>
+    </w:p>
+    <w:p>
+      <w:pPr>
+        <w:jc w:val="both"/>
+        <w:rPr>
+          <w:rFonts w:ascii="Times New Roman" w:eastAsia="宋体" w:hAnsi="Times New Roman" w:cs="Times New Roman"/>
+        </w:rPr>
+      </w:pPr>
+      <w:r>
+        <w:rPr>
+          <w:rFonts w:ascii="Times New Roman" w:eastAsia="宋体" w:hAnsi="Times New Roman" w:cs="Times New Roman" w:hint="eastAsia"/>
+        </w:rPr>
+        <w:t>然后输入不需要被管理的文件名</w:t>
+      </w:r>
+      <w:r>
+        <w:rPr>
+          <w:rFonts w:ascii="Times New Roman" w:eastAsia="宋体" w:hAnsi="Times New Roman" w:cs="Times New Roman" w:hint="eastAsia"/>
+        </w:rPr>
+        <w:t xml:space="preserve"> vi .gitignore</w:t>
+      </w:r>
+    </w:p>
+    <w:p>
+      <w:pPr>
+        <w:jc w:val="both"/>
+        <w:rPr>
+          <w:rFonts w:ascii="Times New Roman" w:eastAsia="宋体" w:hAnsi="Times New Roman" w:cs="Times New Roman"/>
+        </w:rPr>
+      </w:pPr>
+      <w:r>
+        <w:rPr>
+          <w:rFonts w:ascii="Times New Roman" w:eastAsia="宋体" w:hAnsi="Times New Roman" w:cs="Times New Roman" w:hint="eastAsia"/>
+        </w:rPr>
+        <w:t>然后输入不需要被管理的文件名</w:t>
+      </w:r>
+      <w:r>
+        <w:rPr>
+          <w:rFonts w:ascii="Times New Roman" w:eastAsia="宋体" w:hAnsi="Times New Roman" w:cs="Times New Roman" w:hint="eastAsia"/>
+        </w:rPr>
+        <w:t>：</w:t>
+      </w:r>
+      <w:r>
+        <w:rPr>
+          <w:rFonts w:ascii="Times New Roman" w:eastAsia="宋体" w:hAnsi="Times New Roman" w:cs="Times New Roman" w:hint="eastAsia"/>
+        </w:rPr>
+        <w:t xml:space="preserve"> *.a </w:t>
+      </w:r>
+      <w:r>
+        <w:rPr>
+          <w:rFonts w:ascii="Times New Roman" w:eastAsia="宋体" w:hAnsi="Times New Roman" w:cs="Times New Roman" w:hint="eastAsia"/>
+        </w:rPr>
+        <w:t>意思是以</w:t>
+      </w:r>
+      <w:r>
+        <w:rPr>
+          <w:rFonts w:ascii="Times New Roman" w:eastAsia="宋体" w:hAnsi="Times New Roman" w:cs="Times New Roman" w:hint="eastAsia"/>
+        </w:rPr>
+        <w:t>.a</w:t>
+      </w:r>
+      <w:r>
+        <w:rPr>
+          <w:rFonts w:ascii="Times New Roman" w:eastAsia="宋体" w:hAnsi="Times New Roman" w:cs="Times New Roman" w:hint="eastAsia"/>
+        </w:rPr>
+        <w:t>为后缀的文件都被忽略</w:t>
+      </w:r>
+    </w:p>
+    <w:p>
+      <w:pPr>
+        <w:jc w:val="both"/>
+        <w:rPr>
+          <w:rFonts w:ascii="Times New Roman" w:eastAsia="宋体" w:hAnsi="Times New Roman" w:cs="Times New Roman"/>
+        </w:rPr>
+      </w:pPr>
+      <w:r>
+        <w:rPr>
+          <w:rFonts w:ascii="Times New Roman" w:eastAsia="宋体" w:hAnsi="Times New Roman" w:cs="Times New Roman" w:hint="eastAsia"/>
+        </w:rPr>
+        <w:t>文件名</w:t>
+      </w:r>
+      <w:r>
+        <w:rPr>
+          <w:rFonts w:ascii="Times New Roman" w:eastAsia="宋体" w:hAnsi="Times New Roman" w:cs="Times New Roman" w:hint="eastAsia"/>
+        </w:rPr>
+        <w:t xml:space="preserve">/ </w:t>
+      </w:r>
+      <w:r>
+        <w:rPr>
+          <w:rFonts w:ascii="Times New Roman" w:eastAsia="宋体" w:hAnsi="Times New Roman" w:cs="Times New Roman" w:hint="eastAsia"/>
+        </w:rPr>
+        <w:t>意思是这个文件名的文件都被忽略</w:t>
+      </w:r>
+    </w:p>
+    <w:p>
+      <w:pPr>
+        <w:jc w:val="both"/>
+        <w:rPr>
+          <w:rFonts w:ascii="Times New Roman" w:eastAsia="宋体" w:hAnsi="Times New Roman" w:cs="Times New Roman"/>
+        </w:rPr>
+      </w:pPr>
+      <w:r>
+        <w:rPr>
+          <w:rFonts w:ascii="Times New Roman" w:eastAsia="宋体" w:hAnsi="Times New Roman" w:cs="Times New Roman" w:hint="eastAsia"/>
+        </w:rPr>
+        <w:t>/</w:t>
+      </w:r>
+      <w:r>
+        <w:rPr>
+          <w:rFonts w:ascii="Times New Roman" w:eastAsia="宋体" w:hAnsi="Times New Roman" w:cs="Times New Roman" w:hint="eastAsia"/>
+        </w:rPr>
+        <w:t>文件名</w:t>
+      </w:r>
+      <w:r>
+        <w:rPr>
+          <w:rFonts w:ascii="Times New Roman" w:eastAsia="宋体" w:hAnsi="Times New Roman" w:cs="Times New Roman" w:hint="eastAsia"/>
+        </w:rPr>
+        <w:t xml:space="preserve">/ </w:t>
+      </w:r>
+      <w:r>
+        <w:rPr>
+          <w:rFonts w:ascii="Times New Roman" w:eastAsia="宋体" w:hAnsi="Times New Roman" w:cs="Times New Roman" w:hint="eastAsia"/>
+        </w:rPr>
+        <w:t>意思是这个根目录下的这个文件名的文件都被忽略</w:t>
+      </w:r>
+    </w:p>
+    <w:p>
+      <w:pPr>
+        <w:jc w:val="both"/>
+        <w:rPr>
+          <w:rFonts w:ascii="Times New Roman" w:eastAsia="宋体" w:hAnsi="Times New Roman" w:cs="Times New Roman"/>
+        </w:rPr>
+      </w:pPr>
+      <w:r>
+        <w:rPr>
+          <w:rFonts w:ascii="Times New Roman" w:eastAsia="宋体" w:hAnsi="Times New Roman" w:cs="Times New Roman" w:hint="eastAsia"/>
+        </w:rPr>
+        <w:t>文件名</w:t>
+      </w:r>
+      <w:r>
+        <w:rPr>
+          <w:rFonts w:ascii="Times New Roman" w:eastAsia="宋体" w:hAnsi="Times New Roman" w:cs="Times New Roman" w:hint="eastAsia"/>
+        </w:rPr>
+        <w:t>/</w:t>
+      </w:r>
+      <w:r>
+        <w:rPr>
+          <w:rFonts w:ascii="Times New Roman" w:eastAsia="宋体" w:hAnsi="Times New Roman" w:cs="Times New Roman" w:hint="eastAsia"/>
+        </w:rPr>
+        <w:t>文件名</w:t>
+      </w:r>
+      <w:r>
+        <w:rPr>
+          <w:rFonts w:ascii="Times New Roman" w:eastAsia="宋体" w:hAnsi="Times New Roman" w:cs="Times New Roman" w:hint="eastAsia"/>
+        </w:rPr>
+        <w:t xml:space="preserve">/ </w:t>
+      </w:r>
+      <w:r>
+        <w:rPr>
+          <w:rFonts w:ascii="Times New Roman" w:eastAsia="宋体" w:hAnsi="Times New Roman" w:cs="Times New Roman" w:hint="eastAsia"/>
+        </w:rPr>
+        <w:t>意思是特指这个路径下的这个文件名的文件都被忽略</w:t>
+      </w:r>
+    </w:p>
+    <w:p>
+      <w:pPr>
+        <w:jc w:val="both"/>
+        <w:rPr>
+          <w:rFonts w:ascii="Times New Roman" w:eastAsia="宋体" w:hAnsi="Times New Roman" w:cs="Times New Roman"/>
+        </w:rPr>
+      </w:pPr>
+      <w:r>
+        <w:rPr>
+          <w:rFonts w:ascii="Times New Roman" w:eastAsia="宋体" w:hAnsi="Times New Roman" w:cs="Times New Roman" w:hint="eastAsia"/>
+        </w:rPr>
+        <w:t>5</w:t>
+      </w:r>
+      <w:r>
+        <w:rPr>
+          <w:rFonts w:ascii="Times New Roman" w:eastAsia="宋体" w:hAnsi="Times New Roman" w:cs="Times New Roman" w:hint="eastAsia"/>
+        </w:rPr>
+        <w:t>、按</w:t>
+      </w:r>
+      <w:r>
+        <w:rPr>
+          <w:rFonts w:ascii="Times New Roman" w:eastAsia="宋体" w:hAnsi="Times New Roman" w:cs="Times New Roman" w:hint="eastAsia"/>
+        </w:rPr>
+        <w:t>q</w:t>
+      </w:r>
+      <w:r>
+        <w:rPr>
+          <w:rFonts w:ascii="Times New Roman" w:eastAsia="宋体" w:hAnsi="Times New Roman" w:cs="Times New Roman" w:hint="eastAsia"/>
+        </w:rPr>
+        <w:t>可以从查看进度中退出来</w:t>
+      </w:r>
+    </w:p>
+    <w:p>
+      <w:pPr>
+        <w:jc w:val="both"/>
+        <w:rPr>
+          <w:rFonts w:ascii="Times New Roman" w:eastAsia="宋体" w:hAnsi="Times New Roman" w:cs="Times New Roman"/>
+        </w:rPr>
+      </w:pPr>
+      <w:r>
+        <w:rPr>
+          <w:rFonts w:ascii="Times New Roman" w:eastAsia="宋体" w:hAnsi="Times New Roman" w:cs="Times New Roman" w:hint="eastAsia"/>
+        </w:rPr>
+        <w:t>5</w:t>
       </w:r>
       <w:r>
         <w:rPr>
@@ -1226,21 +1428,45 @@
         <w:rPr>
           <w:rFonts w:ascii="Times New Roman" w:eastAsia="宋体" w:hAnsi="Times New Roman" w:cs="Times New Roman" w:hint="eastAsia"/>
         </w:rPr>
-        <w:t xml:space="preserve">git commit -m </w:t>
-      </w:r>
-      <w:proofErr w:type="gramStart"/>
-      <w:r>
-        <w:rPr>
-          <w:rFonts w:ascii="Times New Roman" w:eastAsia="宋体" w:hAnsi="Times New Roman" w:cs="Times New Roman"/>
-        </w:rPr>
-        <w:t>’</w:t>
-      </w:r>
-      <w:proofErr w:type="gramEnd"/>
-      <w:r>
-        <w:rPr>
-          <w:rFonts w:ascii="Times New Roman" w:eastAsia="宋体" w:hAnsi="Times New Roman" w:cs="Times New Roman"/>
-        </w:rPr>
-        <w:t>’</w:t>
+        <w:t xml:space="preserve">git branch </w:t>
+      </w:r>
+      <w:r>
+        <w:rPr>
+          <w:rFonts w:ascii="Times New Roman" w:eastAsia="宋体" w:hAnsi="Times New Roman" w:cs="Times New Roman" w:hint="eastAsia"/>
+        </w:rPr>
+        <w:t>查看分支数量</w:t>
+      </w:r>
+    </w:p>
+    <w:p>
+      <w:pPr>
+        <w:jc w:val="both"/>
+        <w:rPr>
+          <w:rFonts w:ascii="Times New Roman" w:eastAsia="宋体" w:hAnsi="Times New Roman" w:cs="Times New Roman"/>
+        </w:rPr>
+      </w:pPr>
+      <w:r>
+        <w:rPr>
+          <w:rFonts w:ascii="Times New Roman" w:eastAsia="宋体" w:hAnsi="Times New Roman" w:cs="Times New Roman" w:hint="eastAsia"/>
+        </w:rPr>
+        <w:t>6</w:t>
+      </w:r>
+      <w:r>
+        <w:rPr>
+          <w:rFonts w:ascii="Times New Roman" w:eastAsia="宋体" w:hAnsi="Times New Roman" w:cs="Times New Roman" w:hint="eastAsia"/>
+        </w:rPr>
+        <w:t>、</w:t>
+      </w:r>
+      <w:r>
+        <w:rPr>
+          <w:rFonts w:ascii="Times New Roman" w:eastAsia="宋体" w:hAnsi="Times New Roman" w:cs="Times New Roman" w:hint="eastAsia"/>
+        </w:rPr>
+        <w:t xml:space="preserve">git branch </w:t>
+      </w:r>
+      <w:r>
+        <w:rPr>
+          <w:rFonts w:ascii="Times New Roman" w:eastAsia="宋体" w:hAnsi="Times New Roman" w:cs="Times New Roman" w:hint="eastAsia"/>
+        </w:rPr>
+        <w:t>分支名</w:t>
       </w:r>
       <w:r>
         <w:rPr>
@@ -1252,55 +1478,21 @@
         <w:rPr>
           <w:rFonts w:ascii="Times New Roman" w:eastAsia="宋体" w:hAnsi="Times New Roman" w:cs="Times New Roman" w:hint="eastAsia"/>
         </w:rPr>
-        <w:t>将暂存区的文件提交到本地仓库</w:t>
-      </w:r>
-    </w:p>
-    <w:p>
-      <w:pPr>
-        <w:jc w:val="both"/>
-        <w:rPr>
-          <w:rFonts w:ascii="Times New Roman" w:eastAsia="宋体" w:hAnsi="Times New Roman" w:cs="Times New Roman"/>
-        </w:rPr>
-      </w:pPr>
-      <w:r>
-        <w:rPr>
-          <w:rFonts w:ascii="Times New Roman" w:eastAsia="宋体" w:hAnsi="Times New Roman" w:cs="Times New Roman" w:hint="eastAsia"/>
-        </w:rPr>
-        <w:t>退出编辑方式是按</w:t>
-      </w:r>
-      <w:r>
-        <w:rPr>
-          <w:rFonts w:ascii="Times New Roman" w:eastAsia="宋体" w:hAnsi="Times New Roman" w:cs="Times New Roman" w:hint="eastAsia"/>
-        </w:rPr>
-        <w:t>esc</w:t>
-      </w:r>
-      <w:r>
-        <w:rPr>
-          <w:rFonts w:ascii="Times New Roman" w:eastAsia="宋体" w:hAnsi="Times New Roman" w:cs="Times New Roman" w:hint="eastAsia"/>
-        </w:rPr>
-        <w:t>、输入冒号以及</w:t>
-      </w:r>
-      <w:proofErr w:type="spellStart"/>
-      <w:r>
-        <w:rPr>
-          <w:rFonts w:ascii="Times New Roman" w:eastAsia="宋体" w:hAnsi="Times New Roman" w:cs="Times New Roman" w:hint="eastAsia"/>
-        </w:rPr>
-        <w:t>wq</w:t>
-      </w:r>
-      <w:proofErr w:type="spellEnd"/>
-    </w:p>
-    <w:p>
-      <w:pPr>
-        <w:jc w:val="both"/>
-        <w:rPr>
-          <w:rFonts w:ascii="Times New Roman" w:eastAsia="宋体" w:hAnsi="Times New Roman" w:cs="Times New Roman"/>
-        </w:rPr>
-      </w:pPr>
-      <w:r>
-        <w:rPr>
-          <w:rFonts w:ascii="Times New Roman" w:eastAsia="宋体" w:hAnsi="Times New Roman" w:cs="Times New Roman" w:hint="eastAsia"/>
-        </w:rPr>
-        <w:t>4</w:t>
+        <w:t>创建新的分支</w:t>
+      </w:r>
+    </w:p>
+    <w:p>
+      <w:pPr>
+        <w:jc w:val="both"/>
+        <w:rPr>
+          <w:rFonts w:ascii="Times New Roman" w:eastAsia="宋体" w:hAnsi="Times New Roman" w:cs="Times New Roman"/>
+        </w:rPr>
+      </w:pPr>
+      <w:r>
+        <w:rPr>
+          <w:rFonts w:ascii="Times New Roman" w:eastAsia="宋体" w:hAnsi="Times New Roman" w:cs="Times New Roman" w:hint="eastAsia"/>
+        </w:rPr>
+        <w:t>7</w:t>
       </w:r>
       <w:r>
         <w:rPr>
@@ -1312,267 +1504,39 @@
         <w:rPr>
           <w:rFonts w:ascii="Times New Roman" w:eastAsia="宋体" w:hAnsi="Times New Roman" w:cs="Times New Roman" w:hint="eastAsia"/>
         </w:rPr>
-        <w:t>git</w:t>
-      </w:r>
-      <w:r>
-        <w:rPr>
-          <w:rFonts w:ascii="Times New Roman" w:eastAsia="宋体" w:hAnsi="Times New Roman" w:cs="Times New Roman" w:hint="eastAsia"/>
-        </w:rPr>
-        <w:t>-</w:t>
-      </w:r>
-      <w:r>
-        <w:rPr>
-          <w:rFonts w:ascii="Times New Roman" w:eastAsia="宋体" w:hAnsi="Times New Roman" w:cs="Times New Roman" w:hint="eastAsia"/>
-        </w:rPr>
-        <w:t xml:space="preserve">log </w:t>
-      </w:r>
-      <w:r>
-        <w:rPr>
-          <w:rFonts w:ascii="Times New Roman" w:eastAsia="宋体" w:hAnsi="Times New Roman" w:cs="Times New Roman" w:hint="eastAsia"/>
-        </w:rPr>
-        <w:t>查看进度</w:t>
-      </w:r>
-    </w:p>
-    <w:p>
-      <w:pPr>
-        <w:jc w:val="both"/>
-        <w:rPr>
-          <w:rFonts w:ascii="Times New Roman" w:eastAsia="宋体" w:hAnsi="Times New Roman" w:cs="Times New Roman"/>
-        </w:rPr>
-      </w:pPr>
-      <w:r>
-        <w:rPr>
-          <w:rFonts w:ascii="Times New Roman" w:eastAsia="宋体" w:hAnsi="Times New Roman" w:cs="Times New Roman" w:hint="eastAsia"/>
-        </w:rPr>
-        <w:t>创建忽略文件</w:t>
-      </w:r>
-      <w:r>
-        <w:rPr>
-          <w:rFonts w:ascii="Times New Roman" w:eastAsia="宋体" w:hAnsi="Times New Roman" w:cs="Times New Roman" w:hint="eastAsia"/>
-        </w:rPr>
-        <w:t>touch .</w:t>
-      </w:r>
-      <w:proofErr w:type="spellStart"/>
-      <w:r>
-        <w:rPr>
-          <w:rFonts w:ascii="Times New Roman" w:eastAsia="宋体" w:hAnsi="Times New Roman" w:cs="Times New Roman" w:hint="eastAsia"/>
-        </w:rPr>
-        <w:t>gitignore</w:t>
-      </w:r>
-      <w:proofErr w:type="spellEnd"/>
-    </w:p>
-    <w:p>
-      <w:pPr>
-        <w:jc w:val="both"/>
-        <w:rPr>
-          <w:rFonts w:ascii="Times New Roman" w:eastAsia="宋体" w:hAnsi="Times New Roman" w:cs="Times New Roman"/>
-        </w:rPr>
-      </w:pPr>
-      <w:r>
-        <w:rPr>
-          <w:rFonts w:ascii="Times New Roman" w:eastAsia="宋体" w:hAnsi="Times New Roman" w:cs="Times New Roman" w:hint="eastAsia"/>
-        </w:rPr>
-        <w:t>然后输入不需要被管理的文件名</w:t>
-      </w:r>
-      <w:r>
-        <w:rPr>
-          <w:rFonts w:ascii="Times New Roman" w:eastAsia="宋体" w:hAnsi="Times New Roman" w:cs="Times New Roman" w:hint="eastAsia"/>
-        </w:rPr>
-        <w:t xml:space="preserve"> vi .</w:t>
-      </w:r>
-      <w:proofErr w:type="spellStart"/>
-      <w:r>
-        <w:rPr>
-          <w:rFonts w:ascii="Times New Roman" w:eastAsia="宋体" w:hAnsi="Times New Roman" w:cs="Times New Roman" w:hint="eastAsia"/>
-        </w:rPr>
-        <w:t>gitignore</w:t>
-      </w:r>
-      <w:proofErr w:type="spellEnd"/>
-    </w:p>
-    <w:p>
-      <w:pPr>
-        <w:jc w:val="both"/>
-        <w:rPr>
-          <w:rFonts w:ascii="Times New Roman" w:eastAsia="宋体" w:hAnsi="Times New Roman" w:cs="Times New Roman"/>
-        </w:rPr>
-      </w:pPr>
-      <w:r>
-        <w:rPr>
-          <w:rFonts w:ascii="Times New Roman" w:eastAsia="宋体" w:hAnsi="Times New Roman" w:cs="Times New Roman" w:hint="eastAsia"/>
-        </w:rPr>
-        <w:t>然后输入不需要被管理的文件名</w:t>
-      </w:r>
-      <w:r>
-        <w:rPr>
-          <w:rFonts w:ascii="Times New Roman" w:eastAsia="宋体" w:hAnsi="Times New Roman" w:cs="Times New Roman" w:hint="eastAsia"/>
-        </w:rPr>
-        <w:t>：</w:t>
-      </w:r>
-      <w:r>
-        <w:rPr>
-          <w:rFonts w:ascii="Times New Roman" w:eastAsia="宋体" w:hAnsi="Times New Roman" w:cs="Times New Roman" w:hint="eastAsia"/>
-        </w:rPr>
-        <w:t xml:space="preserve"> *.a </w:t>
-      </w:r>
-      <w:r>
-        <w:rPr>
-          <w:rFonts w:ascii="Times New Roman" w:eastAsia="宋体" w:hAnsi="Times New Roman" w:cs="Times New Roman" w:hint="eastAsia"/>
-        </w:rPr>
-        <w:t>意思是以</w:t>
-      </w:r>
-      <w:r>
-        <w:rPr>
-          <w:rFonts w:ascii="Times New Roman" w:eastAsia="宋体" w:hAnsi="Times New Roman" w:cs="Times New Roman" w:hint="eastAsia"/>
-        </w:rPr>
-        <w:t>.a</w:t>
-      </w:r>
-      <w:r>
-        <w:rPr>
-          <w:rFonts w:ascii="Times New Roman" w:eastAsia="宋体" w:hAnsi="Times New Roman" w:cs="Times New Roman" w:hint="eastAsia"/>
-        </w:rPr>
-        <w:t>为后缀的文件都被忽略</w:t>
-      </w:r>
-    </w:p>
-    <w:p>
-      <w:pPr>
-        <w:jc w:val="both"/>
-        <w:rPr>
-          <w:rFonts w:ascii="Times New Roman" w:eastAsia="宋体" w:hAnsi="Times New Roman" w:cs="Times New Roman"/>
-        </w:rPr>
-      </w:pPr>
-      <w:r>
-        <w:rPr>
-          <w:rFonts w:ascii="Times New Roman" w:eastAsia="宋体" w:hAnsi="Times New Roman" w:cs="Times New Roman" w:hint="eastAsia"/>
-        </w:rPr>
-        <w:t>文件名</w:t>
-      </w:r>
-      <w:r>
-        <w:rPr>
-          <w:rFonts w:ascii="Times New Roman" w:eastAsia="宋体" w:hAnsi="Times New Roman" w:cs="Times New Roman" w:hint="eastAsia"/>
-        </w:rPr>
-        <w:t xml:space="preserve">/ </w:t>
-      </w:r>
-      <w:r>
-        <w:rPr>
-          <w:rFonts w:ascii="Times New Roman" w:eastAsia="宋体" w:hAnsi="Times New Roman" w:cs="Times New Roman" w:hint="eastAsia"/>
-        </w:rPr>
-        <w:t>意思是这个文件名的文件都被忽略</w:t>
-      </w:r>
-    </w:p>
-    <w:p>
-      <w:pPr>
-        <w:jc w:val="both"/>
-        <w:rPr>
-          <w:rFonts w:ascii="Times New Roman" w:eastAsia="宋体" w:hAnsi="Times New Roman" w:cs="Times New Roman"/>
-        </w:rPr>
-      </w:pPr>
-      <w:r>
-        <w:rPr>
-          <w:rFonts w:ascii="Times New Roman" w:eastAsia="宋体" w:hAnsi="Times New Roman" w:cs="Times New Roman" w:hint="eastAsia"/>
-        </w:rPr>
-        <w:t>/</w:t>
-      </w:r>
-      <w:r>
-        <w:rPr>
-          <w:rFonts w:ascii="Times New Roman" w:eastAsia="宋体" w:hAnsi="Times New Roman" w:cs="Times New Roman" w:hint="eastAsia"/>
-        </w:rPr>
-        <w:t>文件名</w:t>
-      </w:r>
-      <w:r>
-        <w:rPr>
-          <w:rFonts w:ascii="Times New Roman" w:eastAsia="宋体" w:hAnsi="Times New Roman" w:cs="Times New Roman" w:hint="eastAsia"/>
-        </w:rPr>
-        <w:t xml:space="preserve">/ </w:t>
-      </w:r>
-      <w:r>
-        <w:rPr>
-          <w:rFonts w:ascii="Times New Roman" w:eastAsia="宋体" w:hAnsi="Times New Roman" w:cs="Times New Roman" w:hint="eastAsia"/>
-        </w:rPr>
-        <w:t>意思是这个根目录下的这个文件名的文件都被忽略</w:t>
-      </w:r>
-    </w:p>
-    <w:p>
-      <w:pPr>
-        <w:jc w:val="both"/>
-        <w:rPr>
-          <w:rFonts w:ascii="Times New Roman" w:eastAsia="宋体" w:hAnsi="Times New Roman" w:cs="Times New Roman"/>
-        </w:rPr>
-      </w:pPr>
-      <w:r>
-        <w:rPr>
-          <w:rFonts w:ascii="Times New Roman" w:eastAsia="宋体" w:hAnsi="Times New Roman" w:cs="Times New Roman" w:hint="eastAsia"/>
-        </w:rPr>
-        <w:t>文件名</w:t>
-      </w:r>
-      <w:r>
-        <w:rPr>
-          <w:rFonts w:ascii="Times New Roman" w:eastAsia="宋体" w:hAnsi="Times New Roman" w:cs="Times New Roman" w:hint="eastAsia"/>
-        </w:rPr>
-        <w:t>/</w:t>
-      </w:r>
-      <w:r>
-        <w:rPr>
-          <w:rFonts w:ascii="Times New Roman" w:eastAsia="宋体" w:hAnsi="Times New Roman" w:cs="Times New Roman" w:hint="eastAsia"/>
-        </w:rPr>
-        <w:t>文件名</w:t>
-      </w:r>
-      <w:r>
-        <w:rPr>
-          <w:rFonts w:ascii="Times New Roman" w:eastAsia="宋体" w:hAnsi="Times New Roman" w:cs="Times New Roman" w:hint="eastAsia"/>
-        </w:rPr>
-        <w:t xml:space="preserve">/ </w:t>
-      </w:r>
-      <w:r>
-        <w:rPr>
-          <w:rFonts w:ascii="Times New Roman" w:eastAsia="宋体" w:hAnsi="Times New Roman" w:cs="Times New Roman" w:hint="eastAsia"/>
-        </w:rPr>
-        <w:t>意思是特指这个路径下的这个文件名的文件都被忽略</w:t>
-      </w:r>
-    </w:p>
-    <w:p>
-      <w:pPr>
-        <w:jc w:val="both"/>
-        <w:rPr>
-          <w:rFonts w:ascii="Times New Roman" w:eastAsia="宋体" w:hAnsi="Times New Roman" w:cs="Times New Roman"/>
-        </w:rPr>
-      </w:pPr>
-      <w:r>
-        <w:rPr>
-          <w:rFonts w:ascii="Times New Roman" w:eastAsia="宋体" w:hAnsi="Times New Roman" w:cs="Times New Roman" w:hint="eastAsia"/>
-        </w:rPr>
-        <w:t>5</w:t>
-      </w:r>
-      <w:r>
-        <w:rPr>
-          <w:rFonts w:ascii="Times New Roman" w:eastAsia="宋体" w:hAnsi="Times New Roman" w:cs="Times New Roman" w:hint="eastAsia"/>
-        </w:rPr>
-        <w:t>、按</w:t>
-      </w:r>
-      <w:r>
-        <w:rPr>
-          <w:rFonts w:ascii="Times New Roman" w:eastAsia="宋体" w:hAnsi="Times New Roman" w:cs="Times New Roman" w:hint="eastAsia"/>
-        </w:rPr>
-        <w:t>q</w:t>
-      </w:r>
-      <w:r>
-        <w:rPr>
-          <w:rFonts w:ascii="Times New Roman" w:eastAsia="宋体" w:hAnsi="Times New Roman" w:cs="Times New Roman" w:hint="eastAsia"/>
-        </w:rPr>
-        <w:t>可以从查看进度中退出来</w:t>
-      </w:r>
-    </w:p>
-    <w:p>
-      <w:pPr>
-        <w:jc w:val="both"/>
-        <w:rPr>
-          <w:rFonts w:ascii="Times New Roman" w:eastAsia="宋体" w:hAnsi="Times New Roman" w:cs="Times New Roman"/>
-        </w:rPr>
-      </w:pPr>
-      <w:r>
-        <w:rPr>
-          <w:rFonts w:ascii="Times New Roman" w:eastAsia="宋体" w:hAnsi="Times New Roman" w:cs="Times New Roman" w:hint="eastAsia"/>
-        </w:rPr>
-        <w:t>5</w:t>
+        <w:t xml:space="preserve">git checkout </w:t>
+      </w:r>
+      <w:r>
+        <w:rPr>
+          <w:rFonts w:ascii="Times New Roman" w:eastAsia="宋体" w:hAnsi="Times New Roman" w:cs="Times New Roman" w:hint="eastAsia"/>
+        </w:rPr>
+        <w:t>分支名</w:t>
+      </w:r>
+      <w:r>
+        <w:rPr>
+          <w:rFonts w:ascii="Times New Roman" w:eastAsia="宋体" w:hAnsi="Times New Roman" w:cs="Times New Roman" w:hint="eastAsia"/>
+        </w:rPr>
+        <w:t xml:space="preserve"> </w:t>
+      </w:r>
+      <w:r>
+        <w:rPr>
+          <w:rFonts w:ascii="Times New Roman" w:eastAsia="宋体" w:hAnsi="Times New Roman" w:cs="Times New Roman" w:hint="eastAsia"/>
+        </w:rPr>
+        <w:t>切换到某一分支</w:t>
+      </w:r>
+    </w:p>
+    <w:p>
+      <w:pPr>
+        <w:jc w:val="both"/>
+        <w:rPr>
+          <w:rFonts w:ascii="Times New Roman" w:eastAsia="宋体" w:hAnsi="Times New Roman" w:cs="Times New Roman"/>
+        </w:rPr>
+      </w:pPr>
+      <w:r>
+        <w:rPr>
+          <w:rFonts w:ascii="Times New Roman" w:eastAsia="宋体" w:hAnsi="Times New Roman" w:cs="Times New Roman" w:hint="eastAsia"/>
+        </w:rPr>
+        <w:t>8</w:t>
       </w:r>
       <w:r>
         <w:rPr>
@@ -1584,27 +1548,39 @@
         <w:rPr>
           <w:rFonts w:ascii="Times New Roman" w:eastAsia="宋体" w:hAnsi="Times New Roman" w:cs="Times New Roman" w:hint="eastAsia"/>
         </w:rPr>
-        <w:t xml:space="preserve">git branch </w:t>
-      </w:r>
-      <w:r>
-        <w:rPr>
-          <w:rFonts w:ascii="Times New Roman" w:eastAsia="宋体" w:hAnsi="Times New Roman" w:cs="Times New Roman" w:hint="eastAsia"/>
-        </w:rPr>
-        <w:t>查看分支数量</w:t>
-      </w:r>
-    </w:p>
-    <w:p>
-      <w:pPr>
-        <w:jc w:val="both"/>
-        <w:rPr>
-          <w:rFonts w:ascii="Times New Roman" w:eastAsia="宋体" w:hAnsi="Times New Roman" w:cs="Times New Roman"/>
-        </w:rPr>
-      </w:pPr>
-      <w:r>
-        <w:rPr>
-          <w:rFonts w:ascii="Times New Roman" w:eastAsia="宋体" w:hAnsi="Times New Roman" w:cs="Times New Roman" w:hint="eastAsia"/>
-        </w:rPr>
-        <w:t>6</w:t>
+        <w:t xml:space="preserve">git checkout -b </w:t>
+      </w:r>
+      <w:r>
+        <w:rPr>
+          <w:rFonts w:ascii="Times New Roman" w:eastAsia="宋体" w:hAnsi="Times New Roman" w:cs="Times New Roman" w:hint="eastAsia"/>
+        </w:rPr>
+        <w:t>分支名</w:t>
+      </w:r>
+      <w:r>
+        <w:rPr>
+          <w:rFonts w:ascii="Times New Roman" w:eastAsia="宋体" w:hAnsi="Times New Roman" w:cs="Times New Roman" w:hint="eastAsia"/>
+        </w:rPr>
+        <w:t xml:space="preserve"> </w:t>
+      </w:r>
+      <w:r>
+        <w:rPr>
+          <w:rFonts w:ascii="Times New Roman" w:eastAsia="宋体" w:hAnsi="Times New Roman" w:cs="Times New Roman" w:hint="eastAsia"/>
+        </w:rPr>
+        <w:t>先创建某一分支再切换到这个分支</w:t>
+      </w:r>
+    </w:p>
+    <w:p>
+      <w:pPr>
+        <w:jc w:val="both"/>
+        <w:rPr>
+          <w:rFonts w:ascii="Times New Roman" w:eastAsia="宋体" w:hAnsi="Times New Roman" w:cs="Times New Roman"/>
+        </w:rPr>
+      </w:pPr>
+      <w:r>
+        <w:rPr>
+          <w:rFonts w:ascii="Times New Roman" w:eastAsia="宋体" w:hAnsi="Times New Roman" w:cs="Times New Roman" w:hint="eastAsia"/>
+        </w:rPr>
+        <w:t>9</w:t>
       </w:r>
       <w:r>
         <w:rPr>
@@ -1616,7 +1592,7 @@
         <w:rPr>
           <w:rFonts w:ascii="Times New Roman" w:eastAsia="宋体" w:hAnsi="Times New Roman" w:cs="Times New Roman" w:hint="eastAsia"/>
         </w:rPr>
-        <w:t xml:space="preserve">git branch </w:t>
+        <w:t xml:space="preserve">git branch -d </w:t>
       </w:r>
       <w:r>
         <w:rPr>
@@ -1634,21 +1610,21 @@
         <w:rPr>
           <w:rFonts w:ascii="Times New Roman" w:eastAsia="宋体" w:hAnsi="Times New Roman" w:cs="Times New Roman" w:hint="eastAsia"/>
         </w:rPr>
-        <w:t>创建新的分支</w:t>
-      </w:r>
-    </w:p>
-    <w:p>
-      <w:pPr>
-        <w:jc w:val="both"/>
-        <w:rPr>
-          <w:rFonts w:ascii="Times New Roman" w:eastAsia="宋体" w:hAnsi="Times New Roman" w:cs="Times New Roman"/>
-        </w:rPr>
-      </w:pPr>
-      <w:r>
-        <w:rPr>
-          <w:rFonts w:ascii="Times New Roman" w:eastAsia="宋体" w:hAnsi="Times New Roman" w:cs="Times New Roman" w:hint="eastAsia"/>
-        </w:rPr>
-        <w:t>7</w:t>
+        <w:t>检查这个分支并删除</w:t>
+      </w:r>
+    </w:p>
+    <w:p>
+      <w:pPr>
+        <w:jc w:val="both"/>
+        <w:rPr>
+          <w:rFonts w:ascii="Times New Roman" w:eastAsia="宋体" w:hAnsi="Times New Roman" w:cs="Times New Roman"/>
+        </w:rPr>
+      </w:pPr>
+      <w:r>
+        <w:rPr>
+          <w:rFonts w:ascii="Times New Roman" w:eastAsia="宋体" w:hAnsi="Times New Roman" w:cs="Times New Roman" w:hint="eastAsia"/>
+        </w:rPr>
+        <w:t>10</w:t>
       </w:r>
       <w:r>
         <w:rPr>
@@ -1660,7 +1636,7 @@
         <w:rPr>
           <w:rFonts w:ascii="Times New Roman" w:eastAsia="宋体" w:hAnsi="Times New Roman" w:cs="Times New Roman" w:hint="eastAsia"/>
         </w:rPr>
-        <w:t xml:space="preserve">git checkout </w:t>
+        <w:t xml:space="preserve">git marge </w:t>
       </w:r>
       <w:r>
         <w:rPr>
@@ -1678,139 +1654,289 @@
         <w:rPr>
           <w:rFonts w:ascii="Times New Roman" w:eastAsia="宋体" w:hAnsi="Times New Roman" w:cs="Times New Roman" w:hint="eastAsia"/>
         </w:rPr>
-        <w:t>切换到某一分支</w:t>
-      </w:r>
-    </w:p>
-    <w:p>
-      <w:pPr>
-        <w:jc w:val="both"/>
-        <w:rPr>
-          <w:rFonts w:ascii="Times New Roman" w:eastAsia="宋体" w:hAnsi="Times New Roman" w:cs="Times New Roman"/>
-        </w:rPr>
-      </w:pPr>
-      <w:r>
-        <w:rPr>
-          <w:rFonts w:ascii="Times New Roman" w:eastAsia="宋体" w:hAnsi="Times New Roman" w:cs="Times New Roman" w:hint="eastAsia"/>
-        </w:rPr>
-        <w:t>8</w:t>
-      </w:r>
-      <w:r>
-        <w:rPr>
-          <w:rFonts w:ascii="Times New Roman" w:eastAsia="宋体" w:hAnsi="Times New Roman" w:cs="Times New Roman" w:hint="eastAsia"/>
+        <w:t>将这个分支中的内容合并到当前的分支</w:t>
+      </w:r>
+    </w:p>
+    <w:p>
+      <w:pPr>
+        <w:spacing w:after="0"/>
+        <w:jc w:val="both"/>
+        <w:rPr>
+          <w:rFonts w:ascii="Times New Roman" w:eastAsia="宋体" w:hAnsi="Times New Roman" w:cs="Times New Roman"/>
+        </w:rPr>
+      </w:pPr>
+      <w:r>
+        <w:rPr>
+          <w:rFonts w:ascii="Times New Roman" w:eastAsia="宋体" w:hAnsi="Times New Roman" w:cs="Times New Roman"/>
+        </w:rPr>
+        <w:t>11</w:t>
+      </w:r>
+      <w:r>
+        <w:rPr>
+          <w:rFonts w:ascii="Times New Roman" w:eastAsia="宋体" w:hAnsi="Times New Roman" w:cs="Times New Roman"/>
+        </w:rPr>
+        <w:t>、退出编辑模式按</w:t>
+      </w:r>
+      <w:r>
+        <w:rPr>
+          <w:rFonts w:ascii="Times New Roman" w:eastAsia="宋体" w:hAnsi="Times New Roman" w:cs="Times New Roman"/>
+        </w:rPr>
+        <w:t>q(quit)</w:t>
+      </w:r>
+      <w:r>
+        <w:rPr>
+          <w:rFonts w:ascii="Times New Roman" w:eastAsia="宋体" w:hAnsi="Times New Roman" w:cs="Times New Roman"/>
+        </w:rPr>
+        <w:t>，按</w:t>
+      </w:r>
+      <w:r>
+        <w:rPr>
+          <w:rFonts w:ascii="Times New Roman" w:eastAsia="宋体" w:hAnsi="Times New Roman" w:cs="Times New Roman"/>
+        </w:rPr>
+        <w:t>w</w:t>
+      </w:r>
+      <w:r>
+        <w:rPr>
+          <w:rFonts w:ascii="Times New Roman" w:eastAsia="宋体" w:hAnsi="Times New Roman" w:cs="Times New Roman"/>
+        </w:rPr>
+        <w:t>是保存（</w:t>
+      </w:r>
+      <w:r>
+        <w:rPr>
+          <w:rFonts w:ascii="Times New Roman" w:eastAsia="宋体" w:hAnsi="Times New Roman" w:cs="Times New Roman"/>
+        </w:rPr>
+        <w:t>write</w:t>
+      </w:r>
+      <w:r>
+        <w:rPr>
+          <w:rFonts w:ascii="Times New Roman" w:eastAsia="宋体" w:hAnsi="Times New Roman" w:cs="Times New Roman"/>
+        </w:rPr>
+        <w:t>）</w:t>
+      </w:r>
+    </w:p>
+    <w:p>
+      <w:pPr>
+        <w:spacing w:after="0"/>
+        <w:jc w:val="both"/>
+        <w:rPr>
+          <w:rFonts w:ascii="Times New Roman" w:eastAsia="宋体" w:hAnsi="Times New Roman" w:cs="Times New Roman"/>
+        </w:rPr>
+      </w:pPr>
+      <w:r>
+        <w:rPr>
+          <w:rFonts w:ascii="Times New Roman" w:eastAsia="宋体" w:hAnsi="Times New Roman" w:cs="Times New Roman"/>
+        </w:rPr>
+        <w:t>12</w:t>
+      </w:r>
+      <w:r>
+        <w:rPr>
+          <w:rFonts w:ascii="Times New Roman" w:eastAsia="宋体" w:hAnsi="Times New Roman" w:cs="Times New Roman"/>
         </w:rPr>
         <w:t>、</w:t>
       </w:r>
       <w:r>
         <w:rPr>
-          <w:rFonts w:ascii="Times New Roman" w:eastAsia="宋体" w:hAnsi="Times New Roman" w:cs="Times New Roman" w:hint="eastAsia"/>
-        </w:rPr>
-        <w:t xml:space="preserve">git checkout -b </w:t>
-      </w:r>
-      <w:r>
-        <w:rPr>
-          <w:rFonts w:ascii="Times New Roman" w:eastAsia="宋体" w:hAnsi="Times New Roman" w:cs="Times New Roman" w:hint="eastAsia"/>
-        </w:rPr>
-        <w:t>分支名</w:t>
-      </w:r>
-      <w:r>
-        <w:rPr>
-          <w:rFonts w:ascii="Times New Roman" w:eastAsia="宋体" w:hAnsi="Times New Roman" w:cs="Times New Roman" w:hint="eastAsia"/>
+          <w:rFonts w:ascii="Times New Roman" w:eastAsia="宋体" w:hAnsi="Times New Roman" w:cs="Times New Roman"/>
+        </w:rPr>
+        <w:t xml:space="preserve">pwd (Print Working Directory): </w:t>
+      </w:r>
+      <w:r>
+        <w:rPr>
+          <w:rFonts w:ascii="Times New Roman" w:eastAsia="宋体" w:hAnsi="Times New Roman" w:cs="Times New Roman"/>
+        </w:rPr>
+        <w:t>我在哪里？</w:t>
+      </w:r>
+      <w:r>
+        <w:rPr>
+          <w:rFonts w:ascii="Times New Roman" w:eastAsia="宋体" w:hAnsi="Times New Roman" w:cs="Times New Roman"/>
         </w:rPr>
         <w:t xml:space="preserve"> </w:t>
       </w:r>
       <w:r>
         <w:rPr>
-          <w:rFonts w:ascii="Times New Roman" w:eastAsia="宋体" w:hAnsi="Times New Roman" w:cs="Times New Roman" w:hint="eastAsia"/>
-        </w:rPr>
-        <w:t>先创建某一分支再切换到这个分支</w:t>
-      </w:r>
-    </w:p>
-    <w:p>
-      <w:pPr>
-        <w:jc w:val="both"/>
-        <w:rPr>
-          <w:rFonts w:ascii="Times New Roman" w:eastAsia="宋体" w:hAnsi="Times New Roman" w:cs="Times New Roman"/>
-        </w:rPr>
-      </w:pPr>
-      <w:r>
-        <w:rPr>
-          <w:rFonts w:ascii="Times New Roman" w:eastAsia="宋体" w:hAnsi="Times New Roman" w:cs="Times New Roman" w:hint="eastAsia"/>
-        </w:rPr>
-        <w:t>9</w:t>
-      </w:r>
-      <w:r>
-        <w:rPr>
-          <w:rFonts w:ascii="Times New Roman" w:eastAsia="宋体" w:hAnsi="Times New Roman" w:cs="Times New Roman" w:hint="eastAsia"/>
+          <w:rFonts w:ascii="Times New Roman" w:eastAsia="宋体" w:hAnsi="Times New Roman" w:cs="Times New Roman"/>
+        </w:rPr>
+        <w:t>输入</w:t>
+      </w:r>
+      <w:r>
+        <w:rPr>
+          <w:rFonts w:ascii="Times New Roman" w:eastAsia="宋体" w:hAnsi="Times New Roman" w:cs="Times New Roman"/>
+        </w:rPr>
+        <w:t xml:space="preserve"> pwd </w:t>
+      </w:r>
+      <w:r>
+        <w:rPr>
+          <w:rFonts w:ascii="Times New Roman" w:eastAsia="宋体" w:hAnsi="Times New Roman" w:cs="Times New Roman"/>
+        </w:rPr>
+        <w:t>并回车，终端会告诉你当前所在的完整路径。</w:t>
+      </w:r>
+    </w:p>
+    <w:p>
+      <w:pPr>
+        <w:spacing w:after="0"/>
+        <w:jc w:val="both"/>
+        <w:rPr>
+          <w:rFonts w:ascii="Times New Roman" w:eastAsia="宋体" w:hAnsi="Times New Roman" w:cs="Times New Roman"/>
+        </w:rPr>
+      </w:pPr>
+      <w:r>
+        <w:rPr>
+          <w:rFonts w:ascii="Times New Roman" w:eastAsia="宋体" w:hAnsi="Times New Roman" w:cs="Times New Roman"/>
+        </w:rPr>
+        <w:t>13</w:t>
+      </w:r>
+      <w:r>
+        <w:rPr>
+          <w:rFonts w:ascii="Times New Roman" w:eastAsia="宋体" w:hAnsi="Times New Roman" w:cs="Times New Roman"/>
         </w:rPr>
         <w:t>、</w:t>
       </w:r>
       <w:r>
         <w:rPr>
-          <w:rFonts w:ascii="Times New Roman" w:eastAsia="宋体" w:hAnsi="Times New Roman" w:cs="Times New Roman" w:hint="eastAsia"/>
-        </w:rPr>
-        <w:t xml:space="preserve">git branch -d </w:t>
-      </w:r>
-      <w:r>
-        <w:rPr>
-          <w:rFonts w:ascii="Times New Roman" w:eastAsia="宋体" w:hAnsi="Times New Roman" w:cs="Times New Roman" w:hint="eastAsia"/>
-        </w:rPr>
-        <w:t>分支名</w:t>
-      </w:r>
-      <w:r>
-        <w:rPr>
-          <w:rFonts w:ascii="Times New Roman" w:eastAsia="宋体" w:hAnsi="Times New Roman" w:cs="Times New Roman" w:hint="eastAsia"/>
+          <w:rFonts w:ascii="Times New Roman" w:eastAsia="宋体" w:hAnsi="Times New Roman" w:cs="Times New Roman"/>
+        </w:rPr>
+        <w:t xml:space="preserve">ls (List): </w:t>
+      </w:r>
+      <w:r>
+        <w:rPr>
+          <w:rFonts w:ascii="Times New Roman" w:eastAsia="宋体" w:hAnsi="Times New Roman" w:cs="Times New Roman"/>
+        </w:rPr>
+        <w:t>附近有什么？</w:t>
+      </w:r>
+      <w:r>
+        <w:rPr>
+          <w:rFonts w:ascii="Times New Roman" w:eastAsia="宋体" w:hAnsi="Times New Roman" w:cs="Times New Roman"/>
         </w:rPr>
         <w:t xml:space="preserve"> </w:t>
       </w:r>
       <w:r>
         <w:rPr>
-          <w:rFonts w:ascii="Times New Roman" w:eastAsia="宋体" w:hAnsi="Times New Roman" w:cs="Times New Roman" w:hint="eastAsia"/>
-        </w:rPr>
-        <w:t>检查这个分支并删除</w:t>
-      </w:r>
-    </w:p>
-    <w:p>
-      <w:pPr>
-        <w:jc w:val="both"/>
-        <w:rPr>
-          <w:rFonts w:ascii="Times New Roman" w:eastAsia="宋体" w:hAnsi="Times New Roman" w:cs="Times New Roman"/>
-        </w:rPr>
-      </w:pPr>
-      <w:r>
-        <w:rPr>
-          <w:rFonts w:ascii="Times New Roman" w:eastAsia="宋体" w:hAnsi="Times New Roman" w:cs="Times New Roman" w:hint="eastAsia"/>
-        </w:rPr>
-        <w:t>10</w:t>
-      </w:r>
-      <w:r>
-        <w:rPr>
-          <w:rFonts w:ascii="Times New Roman" w:eastAsia="宋体" w:hAnsi="Times New Roman" w:cs="Times New Roman" w:hint="eastAsia"/>
+          <w:rFonts w:ascii="Times New Roman" w:eastAsia="宋体" w:hAnsi="Times New Roman" w:cs="Times New Roman"/>
+        </w:rPr>
+        <w:t>输入</w:t>
+      </w:r>
+      <w:r>
+        <w:rPr>
+          <w:rFonts w:ascii="Times New Roman" w:eastAsia="宋体" w:hAnsi="Times New Roman" w:cs="Times New Roman"/>
+        </w:rPr>
+        <w:t xml:space="preserve"> ls </w:t>
+      </w:r>
+      <w:r>
+        <w:rPr>
+          <w:rFonts w:ascii="Times New Roman" w:eastAsia="宋体" w:hAnsi="Times New Roman" w:cs="Times New Roman"/>
+        </w:rPr>
+        <w:t>并回车，会列出当前文件夹下的所有文件和子文件夹。</w:t>
+      </w:r>
+    </w:p>
+    <w:p>
+      <w:pPr>
+        <w:spacing w:after="0"/>
+        <w:jc w:val="both"/>
+        <w:rPr>
+          <w:rFonts w:ascii="Times New Roman" w:eastAsia="宋体" w:hAnsi="Times New Roman" w:cs="Times New Roman"/>
+        </w:rPr>
+      </w:pPr>
+      <w:r>
+        <w:rPr>
+          <w:rFonts w:ascii="Times New Roman" w:eastAsia="宋体" w:hAnsi="Times New Roman" w:cs="Times New Roman"/>
+        </w:rPr>
+        <w:t>14</w:t>
+      </w:r>
+      <w:r>
+        <w:rPr>
+          <w:rFonts w:ascii="Times New Roman" w:eastAsia="宋体" w:hAnsi="Times New Roman" w:cs="Times New Roman"/>
         </w:rPr>
         <w:t>、</w:t>
       </w:r>
       <w:r>
         <w:rPr>
-          <w:rFonts w:ascii="Times New Roman" w:eastAsia="宋体" w:hAnsi="Times New Roman" w:cs="Times New Roman" w:hint="eastAsia"/>
-        </w:rPr>
-        <w:t xml:space="preserve">git marge </w:t>
-      </w:r>
-      <w:r>
-        <w:rPr>
-          <w:rFonts w:ascii="Times New Roman" w:eastAsia="宋体" w:hAnsi="Times New Roman" w:cs="Times New Roman" w:hint="eastAsia"/>
-        </w:rPr>
-        <w:t>分支名</w:t>
-      </w:r>
-      <w:r>
-        <w:rPr>
-          <w:rFonts w:ascii="Times New Roman" w:eastAsia="宋体" w:hAnsi="Times New Roman" w:cs="Times New Roman" w:hint="eastAsia"/>
+          <w:rFonts w:ascii="Times New Roman" w:eastAsia="宋体" w:hAnsi="Times New Roman" w:cs="Times New Roman"/>
+        </w:rPr>
+        <w:t xml:space="preserve">cd </w:t>
+      </w:r>
+      <w:r>
+        <w:rPr>
+          <w:rFonts w:ascii="Times New Roman" w:eastAsia="宋体" w:hAnsi="Times New Roman" w:cs="Times New Roman"/>
+        </w:rPr>
+        <w:t>文件夹名称</w:t>
+      </w:r>
+      <w:r>
+        <w:rPr>
+          <w:rFonts w:ascii="Times New Roman" w:eastAsia="宋体" w:hAnsi="Times New Roman" w:cs="Times New Roman"/>
         </w:rPr>
         <w:t xml:space="preserve"> </w:t>
       </w:r>
       <w:r>
         <w:rPr>
-          <w:rFonts w:ascii="Times New Roman" w:eastAsia="宋体" w:hAnsi="Times New Roman" w:cs="Times New Roman" w:hint="eastAsia"/>
-        </w:rPr>
-        <w:t>将这个分支中的内容合并到当前的分支</w:t>
+          <w:rFonts w:ascii="Times New Roman" w:eastAsia="宋体" w:hAnsi="Times New Roman" w:cs="Times New Roman"/>
+        </w:rPr>
+        <w:t>进入到当前目录的某个文件夹</w:t>
+      </w:r>
+      <w:r>
+        <w:rPr>
+          <w:rFonts w:ascii="Times New Roman" w:eastAsia="宋体" w:hAnsi="Times New Roman" w:cs="Times New Roman" w:hint="eastAsia"/>
+        </w:rPr>
+        <w:t>，</w:t>
+      </w:r>
+      <w:r>
+        <w:rPr>
+          <w:rFonts w:ascii="Times New Roman" w:eastAsia="宋体" w:hAnsi="Times New Roman" w:cs="Times New Roman"/>
+        </w:rPr>
+        <w:t xml:space="preserve">cd (Change Directory): </w:t>
+      </w:r>
+      <w:r>
+        <w:rPr>
+          <w:rFonts w:ascii="Times New Roman" w:eastAsia="宋体" w:hAnsi="Times New Roman" w:cs="Times New Roman"/>
+        </w:rPr>
+        <w:t>我要去哪里？</w:t>
+      </w:r>
+      <w:r>
+        <w:rPr>
+          <w:rFonts w:ascii="Times New Roman" w:eastAsia="宋体" w:hAnsi="Times New Roman" w:cs="Times New Roman"/>
+        </w:rPr>
+        <w:t xml:space="preserve"> </w:t>
+      </w:r>
+      <w:r>
+        <w:rPr>
+          <w:rFonts w:ascii="Times New Roman" w:eastAsia="宋体" w:hAnsi="Times New Roman" w:cs="Times New Roman"/>
+        </w:rPr>
+        <w:t>这是最常用的命令，也就是</w:t>
+      </w:r>
+      <w:r>
+        <w:rPr>
+          <w:rFonts w:ascii="Times New Roman" w:eastAsia="宋体" w:hAnsi="Times New Roman" w:cs="Times New Roman"/>
+        </w:rPr>
+        <w:t>“</w:t>
+      </w:r>
+      <w:r>
+        <w:rPr>
+          <w:rFonts w:ascii="Times New Roman" w:eastAsia="宋体" w:hAnsi="Times New Roman" w:cs="Times New Roman"/>
+        </w:rPr>
+        <w:t>切换目录</w:t>
+      </w:r>
+      <w:r>
+        <w:rPr>
+          <w:rFonts w:ascii="Times New Roman" w:eastAsia="宋体" w:hAnsi="Times New Roman" w:cs="Times New Roman"/>
+        </w:rPr>
+        <w:t>”</w:t>
+      </w:r>
+      <w:r>
+        <w:rPr>
+          <w:rFonts w:ascii="Times New Roman" w:eastAsia="宋体" w:hAnsi="Times New Roman" w:cs="Times New Roman"/>
+        </w:rPr>
+        <w:t>。注意</w:t>
+      </w:r>
+      <w:r>
+        <w:rPr>
+          <w:rFonts w:ascii="Times New Roman" w:eastAsia="宋体" w:hAnsi="Times New Roman" w:cs="Times New Roman"/>
+        </w:rPr>
+        <w:t xml:space="preserve"> cd </w:t>
+      </w:r>
+      <w:r>
+        <w:rPr>
+          <w:rFonts w:ascii="Times New Roman" w:eastAsia="宋体" w:hAnsi="Times New Roman" w:cs="Times New Roman"/>
+        </w:rPr>
+        <w:t>后面必须有空格。</w:t>
       </w:r>
     </w:p>
     <w:p>
@@ -1823,51 +1949,51 @@
       </w:pPr>
       <w:r>
         <w:rPr>
-          <w:rFonts w:ascii="Times New Roman" w:eastAsia="宋体" w:hAnsi="Times New Roman" w:cs="Times New Roman"/>
-        </w:rPr>
-        <w:t>11</w:t>
-      </w:r>
-      <w:r>
-        <w:rPr>
-          <w:rFonts w:ascii="Times New Roman" w:eastAsia="宋体" w:hAnsi="Times New Roman" w:cs="Times New Roman"/>
-        </w:rPr>
-        <w:t>、退出编辑模式按</w:t>
-      </w:r>
-      <w:r>
-        <w:rPr>
-          <w:rFonts w:ascii="Times New Roman" w:eastAsia="宋体" w:hAnsi="Times New Roman" w:cs="Times New Roman"/>
-        </w:rPr>
-        <w:t>q(quit)</w:t>
-      </w:r>
-      <w:r>
-        <w:rPr>
-          <w:rFonts w:ascii="Times New Roman" w:eastAsia="宋体" w:hAnsi="Times New Roman" w:cs="Times New Roman"/>
-        </w:rPr>
-        <w:t>，按</w:t>
-      </w:r>
-      <w:r>
-        <w:rPr>
-          <w:rFonts w:ascii="Times New Roman" w:eastAsia="宋体" w:hAnsi="Times New Roman" w:cs="Times New Roman"/>
-        </w:rPr>
-        <w:t>w</w:t>
-      </w:r>
-      <w:r>
-        <w:rPr>
-          <w:rFonts w:ascii="Times New Roman" w:eastAsia="宋体" w:hAnsi="Times New Roman" w:cs="Times New Roman"/>
-        </w:rPr>
-        <w:t>是保存（</w:t>
-      </w:r>
-      <w:r>
-        <w:rPr>
-          <w:rFonts w:ascii="Times New Roman" w:eastAsia="宋体" w:hAnsi="Times New Roman" w:cs="Times New Roman"/>
-        </w:rPr>
-        <w:t>write</w:t>
-      </w:r>
-      <w:r>
-        <w:rPr>
-          <w:rFonts w:ascii="Times New Roman" w:eastAsia="宋体" w:hAnsi="Times New Roman" w:cs="Times New Roman"/>
-        </w:rPr>
-        <w:t>）</w:t>
+          <w:rFonts w:ascii="Times New Roman" w:eastAsia="宋体" w:hAnsi="Times New Roman" w:cs="Times New Roman" w:hint="eastAsia"/>
+        </w:rPr>
+        <w:t>15</w:t>
+      </w:r>
+      <w:r>
+        <w:rPr>
+          <w:rFonts w:ascii="Times New Roman" w:eastAsia="宋体" w:hAnsi="Times New Roman" w:cs="Times New Roman" w:hint="eastAsia"/>
+        </w:rPr>
+        <w:t>、</w:t>
+      </w:r>
+      <w:r>
+        <w:rPr>
+          <w:rFonts w:ascii="Times New Roman" w:eastAsia="宋体" w:hAnsi="Times New Roman" w:cs="Times New Roman" w:hint="eastAsia"/>
+        </w:rPr>
+        <w:t xml:space="preserve">git remote add </w:t>
+      </w:r>
+      <w:r>
+        <w:rPr>
+          <w:rFonts w:ascii="Times New Roman" w:eastAsia="宋体" w:hAnsi="Times New Roman" w:cs="Times New Roman" w:hint="eastAsia"/>
+        </w:rPr>
+        <w:t>别名</w:t>
+      </w:r>
+      <w:r>
+        <w:rPr>
+          <w:rFonts w:ascii="Times New Roman" w:eastAsia="宋体" w:hAnsi="Times New Roman" w:cs="Times New Roman" w:hint="eastAsia"/>
+        </w:rPr>
+        <w:t xml:space="preserve"> </w:t>
+      </w:r>
+      <w:r>
+        <w:rPr>
+          <w:rFonts w:ascii="Times New Roman" w:eastAsia="宋体" w:hAnsi="Times New Roman" w:cs="Times New Roman" w:hint="eastAsia"/>
+        </w:rPr>
+        <w:t>实际的仓库地址</w:t>
+      </w:r>
+      <w:r>
+        <w:rPr>
+          <w:rFonts w:ascii="Times New Roman" w:eastAsia="宋体" w:hAnsi="Times New Roman" w:cs="Times New Roman" w:hint="eastAsia"/>
+        </w:rPr>
+        <w:t xml:space="preserve"> </w:t>
+      </w:r>
+      <w:r>
+        <w:rPr>
+          <w:rFonts w:ascii="Times New Roman" w:eastAsia="宋体" w:hAnsi="Times New Roman" w:cs="Times New Roman" w:hint="eastAsia"/>
+        </w:rPr>
+        <w:t>每次推送都先要给远端仓库地址起一个别名</w:t>
       </w:r>
     </w:p>
     <w:p>
@@ -1875,239 +2001,33 @@
         <w:spacing w:after="0"/>
         <w:jc w:val="both"/>
         <w:rPr>
-          <w:rFonts w:ascii="Times New Roman" w:eastAsia="宋体" w:hAnsi="Times New Roman" w:cs="Times New Roman"/>
-        </w:rPr>
-      </w:pPr>
-      <w:r>
-        <w:rPr>
-          <w:rFonts w:ascii="Times New Roman" w:eastAsia="宋体" w:hAnsi="Times New Roman" w:cs="Times New Roman"/>
-        </w:rPr>
-        <w:t>12</w:t>
-      </w:r>
-      <w:r>
-        <w:rPr>
-          <w:rFonts w:ascii="Times New Roman" w:eastAsia="宋体" w:hAnsi="Times New Roman" w:cs="Times New Roman"/>
+          <w:rFonts w:ascii="Times New Roman" w:eastAsia="宋体" w:hAnsi="Times New Roman" w:cs="Times New Roman" w:hint="eastAsia"/>
+        </w:rPr>
+      </w:pPr>
+      <w:r>
+        <w:rPr>
+          <w:rFonts w:ascii="Times New Roman" w:eastAsia="宋体" w:hAnsi="Times New Roman" w:cs="Times New Roman" w:hint="eastAsia"/>
+        </w:rPr>
+        <w:t>16</w:t>
+      </w:r>
+      <w:r>
+        <w:rPr>
+          <w:rFonts w:ascii="Times New Roman" w:eastAsia="宋体" w:hAnsi="Times New Roman" w:cs="Times New Roman" w:hint="eastAsia"/>
         </w:rPr>
         <w:t>、</w:t>
       </w:r>
       <w:r>
         <w:rPr>
-          <w:rFonts w:ascii="Times New Roman" w:eastAsia="宋体" w:hAnsi="Times New Roman" w:cs="Times New Roman"/>
-        </w:rPr>
-        <w:t xml:space="preserve">pwd (Print Working Directory): </w:t>
-      </w:r>
-      <w:r>
-        <w:rPr>
-          <w:rFonts w:ascii="Times New Roman" w:eastAsia="宋体" w:hAnsi="Times New Roman" w:cs="Times New Roman"/>
-        </w:rPr>
-        <w:t>我在哪里？</w:t>
-      </w:r>
-      <w:r>
-        <w:rPr>
-          <w:rFonts w:ascii="Times New Roman" w:eastAsia="宋体" w:hAnsi="Times New Roman" w:cs="Times New Roman"/>
-        </w:rPr>
-        <w:t xml:space="preserve"> </w:t>
-      </w:r>
-      <w:r>
-        <w:rPr>
-          <w:rFonts w:ascii="Times New Roman" w:eastAsia="宋体" w:hAnsi="Times New Roman" w:cs="Times New Roman"/>
-        </w:rPr>
-        <w:t>输入</w:t>
-      </w:r>
-      <w:r>
-        <w:rPr>
-          <w:rFonts w:ascii="Times New Roman" w:eastAsia="宋体" w:hAnsi="Times New Roman" w:cs="Times New Roman"/>
-        </w:rPr>
-        <w:t xml:space="preserve"> pwd </w:t>
-      </w:r>
-      <w:r>
-        <w:rPr>
-          <w:rFonts w:ascii="Times New Roman" w:eastAsia="宋体" w:hAnsi="Times New Roman" w:cs="Times New Roman"/>
-        </w:rPr>
-        <w:t>并回车，终端会告诉你当前所在的完整路径。</w:t>
-      </w:r>
-    </w:p>
-    <w:p>
-      <w:pPr>
-        <w:spacing w:after="0"/>
-        <w:jc w:val="both"/>
-        <w:rPr>
-          <w:rFonts w:ascii="Times New Roman" w:eastAsia="宋体" w:hAnsi="Times New Roman" w:cs="Times New Roman"/>
-        </w:rPr>
-      </w:pPr>
-      <w:r>
-        <w:rPr>
-          <w:rFonts w:ascii="Times New Roman" w:eastAsia="宋体" w:hAnsi="Times New Roman" w:cs="Times New Roman"/>
-        </w:rPr>
-        <w:t>13</w:t>
-      </w:r>
-      <w:r>
-        <w:rPr>
-          <w:rFonts w:ascii="Times New Roman" w:eastAsia="宋体" w:hAnsi="Times New Roman" w:cs="Times New Roman"/>
-        </w:rPr>
-        <w:t>、</w:t>
-      </w:r>
-      <w:r>
-        <w:rPr>
-          <w:rFonts w:ascii="Times New Roman" w:eastAsia="宋体" w:hAnsi="Times New Roman" w:cs="Times New Roman"/>
-        </w:rPr>
-        <w:t xml:space="preserve">ls (List): </w:t>
-      </w:r>
-      <w:r>
-        <w:rPr>
-          <w:rFonts w:ascii="Times New Roman" w:eastAsia="宋体" w:hAnsi="Times New Roman" w:cs="Times New Roman"/>
-        </w:rPr>
-        <w:t>附近有什么？</w:t>
-      </w:r>
-      <w:r>
-        <w:rPr>
-          <w:rFonts w:ascii="Times New Roman" w:eastAsia="宋体" w:hAnsi="Times New Roman" w:cs="Times New Roman"/>
-        </w:rPr>
-        <w:t xml:space="preserve"> </w:t>
-      </w:r>
-      <w:r>
-        <w:rPr>
-          <w:rFonts w:ascii="Times New Roman" w:eastAsia="宋体" w:hAnsi="Times New Roman" w:cs="Times New Roman"/>
-        </w:rPr>
-        <w:t>输入</w:t>
-      </w:r>
-      <w:r>
-        <w:rPr>
-          <w:rFonts w:ascii="Times New Roman" w:eastAsia="宋体" w:hAnsi="Times New Roman" w:cs="Times New Roman"/>
-        </w:rPr>
-        <w:t xml:space="preserve"> ls </w:t>
-      </w:r>
-      <w:r>
-        <w:rPr>
-          <w:rFonts w:ascii="Times New Roman" w:eastAsia="宋体" w:hAnsi="Times New Roman" w:cs="Times New Roman"/>
-        </w:rPr>
-        <w:t>并回车，会列出当前文件夹下的所有文件和子文件夹。</w:t>
-      </w:r>
-    </w:p>
-    <w:p>
-      <w:pPr>
-        <w:spacing w:after="0"/>
-        <w:jc w:val="both"/>
-        <w:rPr>
-          <w:rFonts w:ascii="Times New Roman" w:eastAsia="宋体" w:hAnsi="Times New Roman" w:cs="Times New Roman"/>
-        </w:rPr>
-      </w:pPr>
-      <w:r>
-        <w:rPr>
-          <w:rFonts w:ascii="Times New Roman" w:eastAsia="宋体" w:hAnsi="Times New Roman" w:cs="Times New Roman"/>
-        </w:rPr>
-        <w:t>14</w:t>
-      </w:r>
-      <w:r>
-        <w:rPr>
-          <w:rFonts w:ascii="Times New Roman" w:eastAsia="宋体" w:hAnsi="Times New Roman" w:cs="Times New Roman"/>
-        </w:rPr>
-        <w:t>、</w:t>
-      </w:r>
-      <w:r>
-        <w:rPr>
-          <w:rFonts w:ascii="Times New Roman" w:eastAsia="宋体" w:hAnsi="Times New Roman" w:cs="Times New Roman"/>
-        </w:rPr>
-        <w:t xml:space="preserve">cd </w:t>
-      </w:r>
-      <w:r>
-        <w:rPr>
-          <w:rFonts w:ascii="Times New Roman" w:eastAsia="宋体" w:hAnsi="Times New Roman" w:cs="Times New Roman"/>
-        </w:rPr>
-        <w:t>文件夹名称</w:t>
-      </w:r>
-      <w:r>
-        <w:rPr>
-          <w:rFonts w:ascii="Times New Roman" w:eastAsia="宋体" w:hAnsi="Times New Roman" w:cs="Times New Roman"/>
-        </w:rPr>
-        <w:t xml:space="preserve"> </w:t>
-      </w:r>
-      <w:r>
-        <w:rPr>
-          <w:rFonts w:ascii="Times New Roman" w:eastAsia="宋体" w:hAnsi="Times New Roman" w:cs="Times New Roman"/>
-        </w:rPr>
-        <w:t>进入到当前目录的某个文件夹</w:t>
-      </w:r>
-    </w:p>
-    <w:p>
-      <w:pPr>
-        <w:spacing w:after="0"/>
-        <w:jc w:val="both"/>
-        <w:rPr>
-          <w:rFonts w:ascii="Times New Roman" w:eastAsia="宋体" w:hAnsi="Times New Roman" w:cs="Times New Roman"/>
-        </w:rPr>
-      </w:pPr>
-      <w:r>
-        <w:rPr>
-          <w:rFonts w:ascii="Times New Roman" w:eastAsia="宋体" w:hAnsi="Times New Roman" w:cs="Times New Roman"/>
-        </w:rPr>
-        <w:t xml:space="preserve">cd (Change Directory): </w:t>
-      </w:r>
-      <w:r>
-        <w:rPr>
-          <w:rFonts w:ascii="Times New Roman" w:eastAsia="宋体" w:hAnsi="Times New Roman" w:cs="Times New Roman"/>
-        </w:rPr>
-        <w:t>我要去哪里？</w:t>
-      </w:r>
-      <w:r>
-        <w:rPr>
-          <w:rFonts w:ascii="Times New Roman" w:eastAsia="宋体" w:hAnsi="Times New Roman" w:cs="Times New Roman"/>
-        </w:rPr>
-        <w:t xml:space="preserve"> </w:t>
-      </w:r>
-      <w:r>
-        <w:rPr>
-          <w:rFonts w:ascii="Times New Roman" w:eastAsia="宋体" w:hAnsi="Times New Roman" w:cs="Times New Roman"/>
-        </w:rPr>
-        <w:t>这是最常用的命令，也就是</w:t>
-      </w:r>
-      <w:r>
-        <w:rPr>
-          <w:rFonts w:ascii="Times New Roman" w:eastAsia="宋体" w:hAnsi="Times New Roman" w:cs="Times New Roman"/>
-        </w:rPr>
-        <w:t>“</w:t>
-      </w:r>
-      <w:r>
-        <w:rPr>
-          <w:rFonts w:ascii="Times New Roman" w:eastAsia="宋体" w:hAnsi="Times New Roman" w:cs="Times New Roman"/>
-        </w:rPr>
-        <w:t>切换目录</w:t>
-      </w:r>
-      <w:r>
-        <w:rPr>
-          <w:rFonts w:ascii="Times New Roman" w:eastAsia="宋体" w:hAnsi="Times New Roman" w:cs="Times New Roman"/>
-        </w:rPr>
-        <w:t>”</w:t>
-      </w:r>
-      <w:r>
-        <w:rPr>
-          <w:rFonts w:ascii="Times New Roman" w:eastAsia="宋体" w:hAnsi="Times New Roman" w:cs="Times New Roman"/>
-        </w:rPr>
-        <w:t>。注意</w:t>
-      </w:r>
-      <w:r>
-        <w:rPr>
-          <w:rFonts w:ascii="Times New Roman" w:eastAsia="宋体" w:hAnsi="Times New Roman" w:cs="Times New Roman"/>
-        </w:rPr>
-        <w:t xml:space="preserve"> cd </w:t>
-      </w:r>
-      <w:r>
-        <w:rPr>
-          <w:rFonts w:ascii="Times New Roman" w:eastAsia="宋体" w:hAnsi="Times New Roman" w:cs="Times New Roman"/>
-        </w:rPr>
-        <w:t>后面必须有空格。</w:t>
-      </w:r>
-    </w:p>
-    <w:p>
-      <w:pPr>
-        <w:spacing w:after="0" w:line="240" w:lineRule="auto"/>
-        <w:jc w:val="both"/>
-        <w:rPr>
-          <w:rFonts w:ascii="宋体" w:eastAsia="宋体" w:hAnsi="宋体" w:cs="Times New Roman"/>
-          <w:b/>
-          <w:bCs/>
-        </w:rPr>
-      </w:pPr>
+          <w:rFonts w:ascii="Times New Roman" w:eastAsia="宋体" w:hAnsi="Times New Roman" w:cs="Times New Roman" w:hint="eastAsia"/>
+        </w:rPr>
+        <w:t xml:space="preserve">git remote -v </w:t>
+      </w:r>
+      <w:r>
+        <w:rPr>
+          <w:rFonts w:ascii="Times New Roman" w:eastAsia="宋体" w:hAnsi="Times New Roman" w:cs="Times New Roman" w:hint="eastAsia"/>
+        </w:rPr>
+        <w:t>查看远端的仓库地址</w:t>
+      </w:r>
     </w:p>
     <w:sectPr>
       <w:pgSz w:w="11906" w:h="16838"/>

--- a/Git.docx
+++ b/Git.docx
@@ -2,6 +2,30 @@
 <file path=word/document.xml><?xml version="1.0" encoding="utf-8"?>
 <w:document xmlns:wpc="http://schemas.microsoft.com/office/word/2010/wordprocessingCanvas" xmlns:cx="http://schemas.microsoft.com/office/drawing/2014/chartex" xmlns:cx1="http://schemas.microsoft.com/office/drawing/2015/9/8/chartex" xmlns:cx2="http://schemas.microsoft.com/office/drawing/2015/10/21/chartex" xmlns:cx3="http://schemas.microsoft.com/office/drawing/2016/5/9/chartex" xmlns:cx4="http://schemas.microsoft.com/office/drawing/2016/5/10/chartex" xmlns:cx5="http://schemas.microsoft.com/office/drawing/2016/5/11/chartex" xmlns:cx6="http://schemas.microsoft.com/office/drawing/2016/5/12/chartex" xmlns:cx7="http://schemas.microsoft.com/office/drawing/2016/5/13/chartex" xmlns:cx8="http://schemas.microsoft.com/office/drawing/2016/5/14/chartex" xmlns:mc="http://schemas.openxmlformats.org/markup-compatibility/2006" xmlns:aink="http://schemas.microsoft.com/office/drawing/2016/ink" xmlns:am3d="http://schemas.microsoft.com/office/drawing/2017/model3d" xmlns:o="urn:schemas-microsoft-com:office:office" xmlns:oel="http://schemas.microsoft.com/office/2019/extlst" xmlns:r="http://schemas.openxmlformats.org/officeDocument/2006/relationships" xmlns:m="http://schemas.openxmlformats.org/officeDocument/2006/math" xmlns:v="urn:schemas-microsoft-com:vml" xmlns:wp14="http://schemas.microsoft.com/office/word/2010/wordprocessingDrawing" xmlns:wp="http://schemas.openxmlformats.org/drawingml/2006/wordprocessingDrawing" xmlns:w10="urn:schemas-microsoft-com:office:word" xmlns:w="http://schemas.openxmlformats.org/wordprocessingml/2006/main" xmlns:w14="http://schemas.microsoft.com/office/word/2010/wordml" xmlns:w15="http://schemas.microsoft.com/office/word/2012/wordml" xmlns:w16cex="http://schemas.microsoft.com/office/word/2018/wordml/cex" xmlns:w16cid="http://schemas.microsoft.com/office/word/2016/wordml/cid" xmlns:w16="http://schemas.microsoft.com/office/word/2018/wordml" xmlns:w16du="http://schemas.microsoft.com/office/word/2023/wordml/word16du" xmlns:w16sdtdh="http://schemas.microsoft.com/office/word/2020/wordml/sdtdatahash" xmlns:w16sdtfl="http://schemas.microsoft.com/office/word/2024/wordml/sdtformatlock" xmlns:w16se="http://schemas.microsoft.com/office/word/2015/wordml/symex" xmlns:wpg="http://schemas.microsoft.com/office/word/2010/wordprocessingGroup" xmlns:wpi="http://schemas.microsoft.com/office/word/2010/wordprocessingInk" xmlns:wne="http://schemas.microsoft.com/office/word/2006/wordml" xmlns:wps="http://schemas.microsoft.com/office/word/2010/wordprocessingShape" mc:Ignorable="w14 w15 w16se w16cid w16 w16cex w16sdtdh w16sdtfl w16du wp14">
   <w:body>
+    <w:p>
+      <w:pPr>
+        <w:spacing w:after="0"/>
+        <w:jc w:val="both"/>
+        <w:outlineLvl w:val="0"/>
+        <w:rPr>
+          <w:rFonts w:ascii="Times New Roman" w:eastAsia="宋体" w:hAnsi="Times New Roman" w:cs="Times New Roman" w:hint="eastAsia"/>
+          <w:b/>
+          <w:bCs/>
+          <w:sz w:val="28"/>
+          <w:szCs w:val="32"/>
+        </w:rPr>
+      </w:pPr>
+      <w:r>
+        <w:rPr>
+          <w:rFonts w:ascii="Times New Roman" w:eastAsia="宋体" w:hAnsi="Times New Roman" w:cs="Times New Roman" w:hint="eastAsia"/>
+          <w:b/>
+          <w:bCs/>
+          <w:sz w:val="28"/>
+          <w:szCs w:val="32"/>
+        </w:rPr>
+        <w:t>私人笔记</w:t>
+      </w:r>
+    </w:p>
     <w:p>
       <w:pPr>
         <w:spacing w:after="0"/>
@@ -128,7 +152,21 @@
         <w:rPr>
           <w:rFonts w:ascii="Times New Roman" w:eastAsia="宋体" w:hAnsi="Times New Roman" w:cs="Times New Roman"/>
         </w:rPr>
-        <w:t>）来管理你的私钥。</w:t>
+        <w:t>）来管理你的私</w:t>
+      </w:r>
+      <w:proofErr w:type="gramStart"/>
+      <w:r>
+        <w:rPr>
+          <w:rFonts w:ascii="Times New Roman" w:eastAsia="宋体" w:hAnsi="Times New Roman" w:cs="Times New Roman"/>
+        </w:rPr>
+        <w:t>钥</w:t>
+      </w:r>
+      <w:proofErr w:type="gramEnd"/>
+      <w:r>
+        <w:rPr>
+          <w:rFonts w:ascii="Times New Roman" w:eastAsia="宋体" w:hAnsi="Times New Roman" w:cs="Times New Roman"/>
+        </w:rPr>
+        <w:t>。</w:t>
       </w:r>
     </w:p>
     <w:p>
@@ -149,7 +187,21 @@
         <w:rPr>
           <w:rFonts w:ascii="Times New Roman" w:eastAsia="宋体" w:hAnsi="Times New Roman" w:cs="Times New Roman"/>
         </w:rPr>
-        <w:t xml:space="preserve"> Agent pid &lt;</w:t>
+        <w:t xml:space="preserve"> Agent </w:t>
+      </w:r>
+      <w:proofErr w:type="spellStart"/>
+      <w:r>
+        <w:rPr>
+          <w:rFonts w:ascii="Times New Roman" w:eastAsia="宋体" w:hAnsi="Times New Roman" w:cs="Times New Roman"/>
+        </w:rPr>
+        <w:t>pid</w:t>
+      </w:r>
+      <w:proofErr w:type="spellEnd"/>
+      <w:r>
+        <w:rPr>
+          <w:rFonts w:ascii="Times New Roman" w:eastAsia="宋体" w:hAnsi="Times New Roman" w:cs="Times New Roman"/>
+        </w:rPr>
+        <w:t xml:space="preserve"> &lt;</w:t>
       </w:r>
       <w:r>
         <w:rPr>
@@ -187,8 +239,16 @@
         <w:rPr>
           <w:rFonts w:ascii="Times New Roman" w:eastAsia="宋体" w:hAnsi="Times New Roman" w:cs="Times New Roman"/>
         </w:rPr>
-        <w:t>加载私钥</w:t>
-      </w:r>
+        <w:t>加载私</w:t>
+      </w:r>
+      <w:proofErr w:type="gramStart"/>
+      <w:r>
+        <w:rPr>
+          <w:rFonts w:ascii="Times New Roman" w:eastAsia="宋体" w:hAnsi="Times New Roman" w:cs="Times New Roman"/>
+        </w:rPr>
+        <w:t>钥</w:t>
+      </w:r>
+      <w:proofErr w:type="gramEnd"/>
       <w:r>
         <w:rPr>
           <w:rFonts w:ascii="Times New Roman" w:eastAsia="宋体" w:hAnsi="Times New Roman" w:cs="Times New Roman"/>
@@ -213,7 +273,25 @@
           <w:b/>
           <w:bCs/>
         </w:rPr>
-        <w:t xml:space="preserve">ssh-add ~/.ssh/id_rsa </w:t>
+        <w:t>ssh-add ~/.ssh/</w:t>
+      </w:r>
+      <w:proofErr w:type="spellStart"/>
+      <w:r>
+        <w:rPr>
+          <w:rFonts w:ascii="Times New Roman" w:eastAsia="宋体" w:hAnsi="Times New Roman" w:cs="Times New Roman"/>
+          <w:b/>
+          <w:bCs/>
+        </w:rPr>
+        <w:t>id_rsa</w:t>
+      </w:r>
+      <w:proofErr w:type="spellEnd"/>
+      <w:r>
+        <w:rPr>
+          <w:rFonts w:ascii="Times New Roman" w:eastAsia="宋体" w:hAnsi="Times New Roman" w:cs="Times New Roman"/>
+          <w:b/>
+          <w:bCs/>
+        </w:rPr>
+        <w:t xml:space="preserve"> </w:t>
       </w:r>
     </w:p>
     <w:bookmarkEnd w:id="0"/>
@@ -241,14 +319,30 @@
         <w:rPr>
           <w:rFonts w:ascii="Times New Roman" w:eastAsia="宋体" w:hAnsi="Times New Roman" w:cs="Times New Roman"/>
         </w:rPr>
-        <w:t>将你的私钥（</w:t>
-      </w:r>
+        <w:t>将你的私</w:t>
+      </w:r>
+      <w:proofErr w:type="gramStart"/>
+      <w:r>
+        <w:rPr>
+          <w:rFonts w:ascii="Times New Roman" w:eastAsia="宋体" w:hAnsi="Times New Roman" w:cs="Times New Roman"/>
+        </w:rPr>
+        <w:t>钥</w:t>
+      </w:r>
+      <w:proofErr w:type="gramEnd"/>
+      <w:r>
+        <w:rPr>
+          <w:rFonts w:ascii="Times New Roman" w:eastAsia="宋体" w:hAnsi="Times New Roman" w:cs="Times New Roman"/>
+        </w:rPr>
+        <w:t>（</w:t>
+      </w:r>
+      <w:proofErr w:type="spellStart"/>
       <w:r>
         <w:rPr>
           <w:rFonts w:ascii="Times New Roman" w:eastAsia="宋体" w:hAnsi="Times New Roman" w:cs="Times New Roman"/>
         </w:rPr>
         <w:t>id_rsa</w:t>
       </w:r>
+      <w:proofErr w:type="spellEnd"/>
       <w:r>
         <w:rPr>
           <w:rFonts w:ascii="Times New Roman" w:eastAsia="宋体" w:hAnsi="Times New Roman" w:cs="Times New Roman"/>
@@ -310,7 +404,21 @@
         <w:rPr>
           <w:rFonts w:ascii="Times New Roman" w:eastAsia="宋体" w:hAnsi="Times New Roman" w:cs="Times New Roman"/>
         </w:rPr>
-        <w:t>&gt;/.ssh/id_rsa (...)</w:t>
+        <w:t>&gt;/.ssh/</w:t>
+      </w:r>
+      <w:proofErr w:type="spellStart"/>
+      <w:r>
+        <w:rPr>
+          <w:rFonts w:ascii="Times New Roman" w:eastAsia="宋体" w:hAnsi="Times New Roman" w:cs="Times New Roman"/>
+        </w:rPr>
+        <w:t>id_rsa</w:t>
+      </w:r>
+      <w:proofErr w:type="spellEnd"/>
+      <w:r>
+        <w:rPr>
+          <w:rFonts w:ascii="Times New Roman" w:eastAsia="宋体" w:hAnsi="Times New Roman" w:cs="Times New Roman"/>
+        </w:rPr>
+        <w:t xml:space="preserve"> (...)</w:t>
       </w:r>
       <w:r>
         <w:rPr>
@@ -393,12 +501,14 @@
         </w:rPr>
         <w:t>到</w:t>
       </w:r>
+      <w:proofErr w:type="spellStart"/>
       <w:r>
         <w:rPr>
           <w:rFonts w:ascii="Times New Roman" w:eastAsia="宋体" w:hAnsi="Times New Roman" w:cs="Times New Roman"/>
         </w:rPr>
         <w:t>github</w:t>
       </w:r>
+      <w:proofErr w:type="spellEnd"/>
       <w:r>
         <w:rPr>
           <w:rFonts w:ascii="Times New Roman" w:eastAsia="宋体" w:hAnsi="Times New Roman" w:cs="Times New Roman"/>
@@ -443,8 +553,16 @@
         <w:rPr>
           <w:rFonts w:ascii="Times New Roman" w:eastAsia="宋体" w:hAnsi="Times New Roman" w:cs="Times New Roman"/>
         </w:rPr>
-        <w:t> git init</w:t>
-      </w:r>
+        <w:t xml:space="preserve"> git </w:t>
+      </w:r>
+      <w:proofErr w:type="spellStart"/>
+      <w:r>
+        <w:rPr>
+          <w:rFonts w:ascii="Times New Roman" w:eastAsia="宋体" w:hAnsi="Times New Roman" w:cs="Times New Roman"/>
+        </w:rPr>
+        <w:t>init</w:t>
+      </w:r>
+      <w:proofErr w:type="spellEnd"/>
     </w:p>
     <w:p>
       <w:pPr>
@@ -463,7 +581,21 @@
         <w:rPr>
           <w:rFonts w:ascii="Times New Roman" w:eastAsia="宋体" w:hAnsi="Times New Roman" w:cs="Times New Roman"/>
         </w:rPr>
-        <w:t> .gitignore </w:t>
+        <w:t> .</w:t>
+      </w:r>
+      <w:proofErr w:type="spellStart"/>
+      <w:r>
+        <w:rPr>
+          <w:rFonts w:ascii="Times New Roman" w:eastAsia="宋体" w:hAnsi="Times New Roman" w:cs="Times New Roman"/>
+        </w:rPr>
+        <w:t>gitignore</w:t>
+      </w:r>
+      <w:proofErr w:type="spellEnd"/>
+      <w:r>
+        <w:rPr>
+          <w:rFonts w:ascii="Times New Roman" w:eastAsia="宋体" w:hAnsi="Times New Roman" w:cs="Times New Roman"/>
+        </w:rPr>
+        <w:t> </w:t>
       </w:r>
       <w:r>
         <w:rPr>
@@ -579,8 +711,16 @@
         <w:rPr>
           <w:rFonts w:ascii="Times New Roman" w:eastAsia="宋体" w:hAnsi="Times New Roman" w:cs="Times New Roman"/>
         </w:rPr>
-        <w:t> TortoiseGit</w:t>
-      </w:r>
+        <w:t> </w:t>
+      </w:r>
+      <w:proofErr w:type="spellStart"/>
+      <w:r>
+        <w:rPr>
+          <w:rFonts w:ascii="Times New Roman" w:eastAsia="宋体" w:hAnsi="Times New Roman" w:cs="Times New Roman"/>
+        </w:rPr>
+        <w:t>TortoiseGit</w:t>
+      </w:r>
+      <w:proofErr w:type="spellEnd"/>
       <w:r>
         <w:rPr>
           <w:rFonts w:ascii="Times New Roman" w:eastAsia="宋体" w:hAnsi="Times New Roman" w:cs="Times New Roman" w:hint="eastAsia"/>
@@ -959,23 +1099,38 @@
     <w:p>
       <w:pPr>
         <w:jc w:val="both"/>
-        <w:rPr>
-          <w:rFonts w:ascii="Times New Roman" w:eastAsia="宋体" w:hAnsi="Times New Roman" w:cs="Times New Roman"/>
-        </w:rPr>
-      </w:pPr>
-    </w:p>
-    <w:p>
-      <w:pPr>
-        <w:jc w:val="both"/>
-        <w:rPr>
-          <w:rFonts w:ascii="Times New Roman" w:eastAsia="宋体" w:hAnsi="Times New Roman" w:cs="Times New Roman"/>
-        </w:rPr>
-      </w:pPr>
-      <w:r>
-        <w:rPr>
-          <w:rFonts w:ascii="Times New Roman" w:eastAsia="宋体" w:hAnsi="Times New Roman" w:cs="Times New Roman" w:hint="eastAsia"/>
+        <w:outlineLvl w:val="0"/>
+        <w:rPr>
+          <w:rFonts w:ascii="Times New Roman" w:eastAsia="宋体" w:hAnsi="Times New Roman" w:cs="Times New Roman"/>
+          <w:b/>
+          <w:bCs/>
+          <w:sz w:val="28"/>
+          <w:szCs w:val="32"/>
+        </w:rPr>
+      </w:pPr>
+      <w:r>
+        <w:rPr>
+          <w:rFonts w:ascii="Times New Roman" w:eastAsia="宋体" w:hAnsi="Times New Roman" w:cs="Times New Roman" w:hint="eastAsia"/>
+          <w:b/>
+          <w:bCs/>
+          <w:sz w:val="28"/>
+          <w:szCs w:val="32"/>
         </w:rPr>
         <w:lastRenderedPageBreak/>
+        <w:t>教程笔记</w:t>
+      </w:r>
+    </w:p>
+    <w:p>
+      <w:pPr>
+        <w:jc w:val="both"/>
+        <w:rPr>
+          <w:rFonts w:ascii="Times New Roman" w:eastAsia="宋体" w:hAnsi="Times New Roman" w:cs="Times New Roman"/>
+        </w:rPr>
+      </w:pPr>
+      <w:r>
+        <w:rPr>
+          <w:rFonts w:ascii="Times New Roman" w:eastAsia="宋体" w:hAnsi="Times New Roman" w:cs="Times New Roman" w:hint="eastAsia"/>
+        </w:rPr>
         <w:t>1</w:t>
       </w:r>
       <w:r>
@@ -988,7 +1143,21 @@
         <w:rPr>
           <w:rFonts w:ascii="Times New Roman" w:eastAsia="宋体" w:hAnsi="Times New Roman" w:cs="Times New Roman" w:hint="eastAsia"/>
         </w:rPr>
-        <w:t xml:space="preserve">git init </w:t>
+        <w:t xml:space="preserve">git </w:t>
+      </w:r>
+      <w:proofErr w:type="spellStart"/>
+      <w:r>
+        <w:rPr>
+          <w:rFonts w:ascii="Times New Roman" w:eastAsia="宋体" w:hAnsi="Times New Roman" w:cs="Times New Roman" w:hint="eastAsia"/>
+        </w:rPr>
+        <w:t>init</w:t>
+      </w:r>
+      <w:proofErr w:type="spellEnd"/>
+      <w:r>
+        <w:rPr>
+          <w:rFonts w:ascii="Times New Roman" w:eastAsia="宋体" w:hAnsi="Times New Roman" w:cs="Times New Roman" w:hint="eastAsia"/>
+        </w:rPr>
+        <w:t xml:space="preserve"> </w:t>
       </w:r>
       <w:r>
         <w:rPr>
@@ -1098,12 +1267,14 @@
         </w:rPr>
         <w:t xml:space="preserve">git commit -m </w:t>
       </w:r>
+      <w:proofErr w:type="gramStart"/>
       <w:r>
         <w:rPr>
           <w:rFonts w:ascii="Times New Roman" w:eastAsia="宋体" w:hAnsi="Times New Roman" w:cs="Times New Roman"/>
         </w:rPr>
         <w:t>’’</w:t>
       </w:r>
+      <w:proofErr w:type="gramEnd"/>
       <w:r>
         <w:rPr>
           <w:rFonts w:ascii="Times New Roman" w:eastAsia="宋体" w:hAnsi="Times New Roman" w:cs="Times New Roman" w:hint="eastAsia"/>
@@ -1142,12 +1313,14 @@
         </w:rPr>
         <w:t>、输入冒号以及</w:t>
       </w:r>
+      <w:proofErr w:type="spellStart"/>
       <w:r>
         <w:rPr>
           <w:rFonts w:ascii="Times New Roman" w:eastAsia="宋体" w:hAnsi="Times New Roman" w:cs="Times New Roman" w:hint="eastAsia"/>
         </w:rPr>
         <w:t>wq</w:t>
       </w:r>
+      <w:proofErr w:type="spellEnd"/>
     </w:p>
     <w:p>
       <w:pPr>
@@ -1210,8 +1383,16 @@
         <w:rPr>
           <w:rFonts w:ascii="Times New Roman" w:eastAsia="宋体" w:hAnsi="Times New Roman" w:cs="Times New Roman" w:hint="eastAsia"/>
         </w:rPr>
-        <w:t>touch .gitignore</w:t>
-      </w:r>
+        <w:t>touch .</w:t>
+      </w:r>
+      <w:proofErr w:type="spellStart"/>
+      <w:r>
+        <w:rPr>
+          <w:rFonts w:ascii="Times New Roman" w:eastAsia="宋体" w:hAnsi="Times New Roman" w:cs="Times New Roman" w:hint="eastAsia"/>
+        </w:rPr>
+        <w:t>gitignore</w:t>
+      </w:r>
+      <w:proofErr w:type="spellEnd"/>
     </w:p>
     <w:p>
       <w:pPr>
@@ -1230,8 +1411,16 @@
         <w:rPr>
           <w:rFonts w:ascii="Times New Roman" w:eastAsia="宋体" w:hAnsi="Times New Roman" w:cs="Times New Roman" w:hint="eastAsia"/>
         </w:rPr>
-        <w:t xml:space="preserve"> vi .gitignore</w:t>
-      </w:r>
+        <w:t xml:space="preserve"> vi .</w:t>
+      </w:r>
+      <w:proofErr w:type="spellStart"/>
+      <w:r>
+        <w:rPr>
+          <w:rFonts w:ascii="Times New Roman" w:eastAsia="宋体" w:hAnsi="Times New Roman" w:cs="Times New Roman" w:hint="eastAsia"/>
+        </w:rPr>
+        <w:t>gitignore</w:t>
+      </w:r>
+      <w:proofErr w:type="spellEnd"/>
     </w:p>
     <w:p>
       <w:pPr>
@@ -2001,7 +2190,7 @@
         <w:spacing w:after="0"/>
         <w:jc w:val="both"/>
         <w:rPr>
-          <w:rFonts w:ascii="Times New Roman" w:eastAsia="宋体" w:hAnsi="Times New Roman" w:cs="Times New Roman" w:hint="eastAsia"/>
+          <w:rFonts w:ascii="Times New Roman" w:eastAsia="宋体" w:hAnsi="Times New Roman" w:cs="Times New Roman"/>
         </w:rPr>
       </w:pPr>
       <w:r>
@@ -2028,6 +2217,2587 @@
         </w:rPr>
         <w:t>查看远端的仓库地址</w:t>
       </w:r>
+    </w:p>
+    <w:p>
+      <w:pPr>
+        <w:spacing w:after="0"/>
+        <w:jc w:val="both"/>
+        <w:rPr>
+          <w:rFonts w:ascii="Times New Roman" w:eastAsia="宋体" w:hAnsi="Times New Roman" w:cs="Times New Roman"/>
+        </w:rPr>
+      </w:pPr>
+      <w:r>
+        <w:rPr>
+          <w:rFonts w:ascii="Times New Roman" w:eastAsia="宋体" w:hAnsi="Times New Roman" w:cs="Times New Roman" w:hint="eastAsia"/>
+        </w:rPr>
+        <w:lastRenderedPageBreak/>
+        <w:t>17</w:t>
+      </w:r>
+      <w:r>
+        <w:rPr>
+          <w:rFonts w:ascii="Times New Roman" w:eastAsia="宋体" w:hAnsi="Times New Roman" w:cs="Times New Roman" w:hint="eastAsia"/>
+        </w:rPr>
+        <w:t>、</w:t>
+      </w:r>
+      <w:r>
+        <w:rPr>
+          <w:rFonts w:ascii="Times New Roman" w:eastAsia="宋体" w:hAnsi="Times New Roman" w:cs="Times New Roman" w:hint="eastAsia"/>
+        </w:rPr>
+        <w:t xml:space="preserve">git push origin </w:t>
+      </w:r>
+      <w:r>
+        <w:rPr>
+          <w:rFonts w:ascii="Times New Roman" w:eastAsia="宋体" w:hAnsi="Times New Roman" w:cs="Times New Roman" w:hint="eastAsia"/>
+        </w:rPr>
+        <w:t>分支名</w:t>
+      </w:r>
+      <w:r>
+        <w:rPr>
+          <w:rFonts w:ascii="Times New Roman" w:eastAsia="宋体" w:hAnsi="Times New Roman" w:cs="Times New Roman" w:hint="eastAsia"/>
+        </w:rPr>
+        <w:t xml:space="preserve"> </w:t>
+      </w:r>
+      <w:r>
+        <w:rPr>
+          <w:rFonts w:ascii="Times New Roman" w:eastAsia="宋体" w:hAnsi="Times New Roman" w:cs="Times New Roman" w:hint="eastAsia"/>
+        </w:rPr>
+        <w:t>推送到远端仓库</w:t>
+      </w:r>
+    </w:p>
+    <w:p>
+      <w:pPr>
+        <w:spacing w:after="0"/>
+        <w:jc w:val="both"/>
+        <w:rPr>
+          <w:rFonts w:ascii="Times New Roman" w:eastAsia="宋体" w:hAnsi="Times New Roman" w:cs="Times New Roman"/>
+        </w:rPr>
+      </w:pPr>
+      <w:r>
+        <w:rPr>
+          <w:rFonts w:ascii="Times New Roman" w:eastAsia="宋体" w:hAnsi="Times New Roman" w:cs="Times New Roman" w:hint="eastAsia"/>
+        </w:rPr>
+        <w:t>18</w:t>
+      </w:r>
+      <w:r>
+        <w:rPr>
+          <w:rFonts w:ascii="Times New Roman" w:eastAsia="宋体" w:hAnsi="Times New Roman" w:cs="Times New Roman" w:hint="eastAsia"/>
+        </w:rPr>
+        <w:t>、</w:t>
+      </w:r>
+      <w:r>
+        <w:rPr>
+          <w:rFonts w:ascii="Times New Roman" w:eastAsia="宋体" w:hAnsi="Times New Roman" w:cs="Times New Roman" w:hint="eastAsia"/>
+        </w:rPr>
+        <w:t xml:space="preserve">git clone </w:t>
+      </w:r>
+      <w:r>
+        <w:rPr>
+          <w:rFonts w:ascii="Times New Roman" w:eastAsia="宋体" w:hAnsi="Times New Roman" w:cs="Times New Roman" w:hint="eastAsia"/>
+        </w:rPr>
+        <w:t>远端地址</w:t>
+      </w:r>
+      <w:r>
+        <w:rPr>
+          <w:rFonts w:ascii="Times New Roman" w:eastAsia="宋体" w:hAnsi="Times New Roman" w:cs="Times New Roman" w:hint="eastAsia"/>
+        </w:rPr>
+        <w:t xml:space="preserve"> </w:t>
+      </w:r>
+      <w:r>
+        <w:rPr>
+          <w:rFonts w:ascii="Times New Roman" w:eastAsia="宋体" w:hAnsi="Times New Roman" w:cs="Times New Roman" w:hint="eastAsia"/>
+        </w:rPr>
+        <w:t>作用：把远端完整的下载到本地，创建远端别名，初始化本地仓库。</w:t>
+      </w:r>
+    </w:p>
+    <w:p>
+      <w:pPr>
+        <w:spacing w:after="0"/>
+        <w:jc w:val="both"/>
+        <w:rPr>
+          <w:rFonts w:ascii="Times New Roman" w:eastAsia="宋体" w:hAnsi="Times New Roman" w:cs="Times New Roman"/>
+        </w:rPr>
+      </w:pPr>
+      <w:r>
+        <w:rPr>
+          <w:rFonts w:ascii="Times New Roman" w:eastAsia="宋体" w:hAnsi="Times New Roman" w:cs="Times New Roman" w:hint="eastAsia"/>
+        </w:rPr>
+        <w:t>19</w:t>
+      </w:r>
+      <w:r>
+        <w:rPr>
+          <w:rFonts w:ascii="Times New Roman" w:eastAsia="宋体" w:hAnsi="Times New Roman" w:cs="Times New Roman" w:hint="eastAsia"/>
+        </w:rPr>
+        <w:t>、</w:t>
+      </w:r>
+      <w:r>
+        <w:rPr>
+          <w:rFonts w:ascii="Times New Roman" w:eastAsia="宋体" w:hAnsi="Times New Roman" w:cs="Times New Roman" w:hint="eastAsia"/>
+        </w:rPr>
+        <w:t xml:space="preserve">git push origin </w:t>
+      </w:r>
+      <w:r>
+        <w:rPr>
+          <w:rFonts w:ascii="Times New Roman" w:eastAsia="宋体" w:hAnsi="Times New Roman" w:cs="Times New Roman" w:hint="eastAsia"/>
+        </w:rPr>
+        <w:t>分支名</w:t>
+      </w:r>
+      <w:r>
+        <w:rPr>
+          <w:rFonts w:ascii="Times New Roman" w:eastAsia="宋体" w:hAnsi="Times New Roman" w:cs="Times New Roman" w:hint="eastAsia"/>
+        </w:rPr>
+        <w:t xml:space="preserve"> </w:t>
+      </w:r>
+      <w:r>
+        <w:rPr>
+          <w:rFonts w:ascii="Times New Roman" w:eastAsia="宋体" w:hAnsi="Times New Roman" w:cs="Times New Roman" w:hint="eastAsia"/>
+        </w:rPr>
+        <w:t>推送到远端的分支上</w:t>
+      </w:r>
+    </w:p>
+    <w:p>
+      <w:pPr>
+        <w:jc w:val="both"/>
+        <w:rPr>
+          <w:rFonts w:ascii="Times New Roman" w:eastAsia="宋体" w:hAnsi="Times New Roman" w:cs="Times New Roman" w:hint="eastAsia"/>
+        </w:rPr>
+      </w:pPr>
+      <w:r>
+        <w:rPr>
+          <w:rFonts w:ascii="Times New Roman" w:eastAsia="宋体" w:hAnsi="Times New Roman" w:cs="Times New Roman" w:hint="eastAsia"/>
+        </w:rPr>
+        <w:t>邀请成员加入开发，【</w:t>
+      </w:r>
+      <w:r>
+        <w:rPr>
+          <w:rFonts w:ascii="Times New Roman" w:eastAsia="宋体" w:hAnsi="Times New Roman" w:cs="Times New Roman" w:hint="eastAsia"/>
+        </w:rPr>
+        <w:t>尚硅谷】</w:t>
+      </w:r>
+      <w:r>
+        <w:rPr>
+          <w:rFonts w:ascii="Times New Roman" w:eastAsia="宋体" w:hAnsi="Times New Roman" w:cs="Times New Roman" w:hint="eastAsia"/>
+        </w:rPr>
+        <w:t>Git</w:t>
+      </w:r>
+      <w:r>
+        <w:rPr>
+          <w:rFonts w:ascii="Times New Roman" w:eastAsia="宋体" w:hAnsi="Times New Roman" w:cs="Times New Roman" w:hint="eastAsia"/>
+        </w:rPr>
+        <w:t>与</w:t>
+      </w:r>
+      <w:r>
+        <w:rPr>
+          <w:rFonts w:ascii="Times New Roman" w:eastAsia="宋体" w:hAnsi="Times New Roman" w:cs="Times New Roman" w:hint="eastAsia"/>
+        </w:rPr>
+        <w:t>GitHub</w:t>
+      </w:r>
+      <w:r>
+        <w:rPr>
+          <w:rFonts w:ascii="Times New Roman" w:eastAsia="宋体" w:hAnsi="Times New Roman" w:cs="Times New Roman" w:hint="eastAsia"/>
+        </w:rPr>
+        <w:t>基础全套完整版教程（快速上手，一套搞定）</w:t>
+      </w:r>
+      <w:r>
+        <w:rPr>
+          <w:rFonts w:ascii="Times New Roman" w:eastAsia="宋体" w:hAnsi="Times New Roman" w:cs="Times New Roman" w:hint="eastAsia"/>
+        </w:rPr>
+        <w:t>的第</w:t>
+      </w:r>
+      <w:r>
+        <w:rPr>
+          <w:rFonts w:ascii="Times New Roman" w:eastAsia="宋体" w:hAnsi="Times New Roman" w:cs="Times New Roman" w:hint="eastAsia"/>
+        </w:rPr>
+        <w:t>38</w:t>
+      </w:r>
+      <w:r>
+        <w:rPr>
+          <w:rFonts w:ascii="Times New Roman" w:eastAsia="宋体" w:hAnsi="Times New Roman" w:cs="Times New Roman" w:hint="eastAsia"/>
+        </w:rPr>
+        <w:t>节。</w:t>
+      </w:r>
+    </w:p>
+    <w:p>
+      <w:pPr>
+        <w:spacing w:after="0"/>
+        <w:jc w:val="both"/>
+        <w:rPr>
+          <w:rFonts w:ascii="Times New Roman" w:eastAsia="宋体" w:hAnsi="Times New Roman" w:cs="Times New Roman"/>
+        </w:rPr>
+      </w:pPr>
+      <w:r>
+        <w:rPr>
+          <w:rFonts w:ascii="Times New Roman" w:eastAsia="宋体" w:hAnsi="Times New Roman" w:cs="Times New Roman" w:hint="eastAsia"/>
+        </w:rPr>
+        <w:t>20</w:t>
+      </w:r>
+      <w:r>
+        <w:rPr>
+          <w:rFonts w:ascii="Times New Roman" w:eastAsia="宋体" w:hAnsi="Times New Roman" w:cs="Times New Roman" w:hint="eastAsia"/>
+        </w:rPr>
+        <w:t>、</w:t>
+      </w:r>
+      <w:r>
+        <w:rPr>
+          <w:rFonts w:ascii="Times New Roman" w:eastAsia="宋体" w:hAnsi="Times New Roman" w:cs="Times New Roman" w:hint="eastAsia"/>
+        </w:rPr>
+        <w:t xml:space="preserve">git pull </w:t>
+      </w:r>
+      <w:r>
+        <w:rPr>
+          <w:rFonts w:ascii="Times New Roman" w:eastAsia="宋体" w:hAnsi="Times New Roman" w:cs="Times New Roman" w:hint="eastAsia"/>
+        </w:rPr>
+        <w:t>远程仓库名</w:t>
+      </w:r>
+      <w:r>
+        <w:rPr>
+          <w:rFonts w:ascii="Times New Roman" w:eastAsia="宋体" w:hAnsi="Times New Roman" w:cs="Times New Roman" w:hint="eastAsia"/>
+        </w:rPr>
+        <w:t xml:space="preserve"> </w:t>
+      </w:r>
+      <w:r>
+        <w:rPr>
+          <w:rFonts w:ascii="Times New Roman" w:eastAsia="宋体" w:hAnsi="Times New Roman" w:cs="Times New Roman" w:hint="eastAsia"/>
+        </w:rPr>
+        <w:t>远程分支名</w:t>
+      </w:r>
+    </w:p>
+    <w:p>
+      <w:pPr>
+        <w:spacing w:after="0"/>
+        <w:jc w:val="both"/>
+        <w:rPr>
+          <w:rFonts w:ascii="Times New Roman" w:eastAsia="宋体" w:hAnsi="Times New Roman" w:cs="Times New Roman"/>
+        </w:rPr>
+      </w:pPr>
+      <w:r>
+        <w:rPr>
+          <w:rFonts w:ascii="Times New Roman" w:eastAsia="宋体" w:hAnsi="Times New Roman" w:cs="Times New Roman" w:hint="eastAsia"/>
+        </w:rPr>
+        <w:t xml:space="preserve">git fetch </w:t>
+      </w:r>
+      <w:r>
+        <w:rPr>
+          <w:rFonts w:ascii="Times New Roman" w:eastAsia="宋体" w:hAnsi="Times New Roman" w:cs="Times New Roman" w:hint="eastAsia"/>
+        </w:rPr>
+        <w:t>远程仓库名</w:t>
+      </w:r>
+      <w:r>
+        <w:rPr>
+          <w:rFonts w:ascii="Times New Roman" w:eastAsia="宋体" w:hAnsi="Times New Roman" w:cs="Times New Roman" w:hint="eastAsia"/>
+        </w:rPr>
+        <w:t xml:space="preserve"> </w:t>
+      </w:r>
+      <w:r>
+        <w:rPr>
+          <w:rFonts w:ascii="Times New Roman" w:eastAsia="宋体" w:hAnsi="Times New Roman" w:cs="Times New Roman" w:hint="eastAsia"/>
+        </w:rPr>
+        <w:t>远程分支名</w:t>
+      </w:r>
+    </w:p>
+    <w:p>
+      <w:pPr>
+        <w:spacing w:after="0"/>
+        <w:jc w:val="both"/>
+        <w:rPr>
+          <w:rFonts w:ascii="Times New Roman" w:eastAsia="宋体" w:hAnsi="Times New Roman" w:cs="Times New Roman"/>
+        </w:rPr>
+      </w:pPr>
+      <w:r>
+        <w:rPr>
+          <w:rFonts w:ascii="Times New Roman" w:eastAsia="宋体" w:hAnsi="Times New Roman" w:cs="Times New Roman" w:hint="eastAsia"/>
+        </w:rPr>
+        <w:t xml:space="preserve">git merge </w:t>
+      </w:r>
+      <w:r>
+        <w:rPr>
+          <w:rFonts w:ascii="Times New Roman" w:eastAsia="宋体" w:hAnsi="Times New Roman" w:cs="Times New Roman" w:hint="eastAsia"/>
+        </w:rPr>
+        <w:t>远程仓库名</w:t>
+      </w:r>
+      <w:r>
+        <w:rPr>
+          <w:rFonts w:ascii="Times New Roman" w:eastAsia="宋体" w:hAnsi="Times New Roman" w:cs="Times New Roman" w:hint="eastAsia"/>
+        </w:rPr>
+        <w:t>/</w:t>
+      </w:r>
+      <w:r>
+        <w:rPr>
+          <w:rFonts w:ascii="Times New Roman" w:eastAsia="宋体" w:hAnsi="Times New Roman" w:cs="Times New Roman" w:hint="eastAsia"/>
+        </w:rPr>
+        <w:t>本地分支名</w:t>
+      </w:r>
+    </w:p>
+    <w:p>
+      <w:pPr>
+        <w:spacing w:after="0"/>
+        <w:jc w:val="both"/>
+        <w:rPr>
+          <w:rFonts w:ascii="Times New Roman" w:eastAsia="宋体" w:hAnsi="Times New Roman" w:cs="Times New Roman"/>
+        </w:rPr>
+      </w:pPr>
+      <w:r>
+        <w:rPr>
+          <w:rFonts w:ascii="Times New Roman" w:eastAsia="宋体" w:hAnsi="Times New Roman" w:cs="Times New Roman" w:hint="eastAsia"/>
+        </w:rPr>
+        <w:t>21</w:t>
+      </w:r>
+      <w:r>
+        <w:rPr>
+          <w:rFonts w:ascii="Times New Roman" w:eastAsia="宋体" w:hAnsi="Times New Roman" w:cs="Times New Roman" w:hint="eastAsia"/>
+        </w:rPr>
+        <w:t>、解决推送冲突问题，如果</w:t>
+      </w:r>
+      <w:r>
+        <w:rPr>
+          <w:rFonts w:ascii="Times New Roman" w:eastAsia="宋体" w:hAnsi="Times New Roman" w:cs="Times New Roman" w:hint="eastAsia"/>
+        </w:rPr>
+        <w:t>push</w:t>
+      </w:r>
+      <w:r>
+        <w:rPr>
+          <w:rFonts w:ascii="Times New Roman" w:eastAsia="宋体" w:hAnsi="Times New Roman" w:cs="Times New Roman" w:hint="eastAsia"/>
+        </w:rPr>
+        <w:t>的不是基于远端最新版的内容修改，则需要先进行</w:t>
+      </w:r>
+      <w:r>
+        <w:rPr>
+          <w:rFonts w:ascii="Times New Roman" w:eastAsia="宋体" w:hAnsi="Times New Roman" w:cs="Times New Roman" w:hint="eastAsia"/>
+        </w:rPr>
+        <w:t>pull</w:t>
+      </w:r>
+      <w:r>
+        <w:rPr>
+          <w:rFonts w:ascii="Times New Roman" w:eastAsia="宋体" w:hAnsi="Times New Roman" w:cs="Times New Roman" w:hint="eastAsia"/>
+        </w:rPr>
+        <w:t>，然后进行分支冲突解决的步骤操作</w:t>
+      </w:r>
+    </w:p>
+    <w:p>
+      <w:pPr>
+        <w:jc w:val="both"/>
+        <w:rPr>
+          <w:rFonts w:ascii="Times New Roman" w:eastAsia="宋体" w:hAnsi="Times New Roman" w:cs="Times New Roman"/>
+        </w:rPr>
+      </w:pPr>
+      <w:r>
+        <w:rPr>
+          <w:rFonts w:ascii="Times New Roman" w:eastAsia="宋体" w:hAnsi="Times New Roman" w:cs="Times New Roman" w:hint="eastAsia"/>
+        </w:rPr>
+        <w:t>22</w:t>
+      </w:r>
+      <w:r>
+        <w:rPr>
+          <w:rFonts w:ascii="Times New Roman" w:eastAsia="宋体" w:hAnsi="Times New Roman" w:cs="Times New Roman" w:hint="eastAsia"/>
+        </w:rPr>
+        <w:t>、跨团队协作</w:t>
+      </w:r>
+      <w:r>
+        <w:rPr>
+          <w:rFonts w:ascii="Times New Roman" w:eastAsia="宋体" w:hAnsi="Times New Roman" w:cs="Times New Roman" w:hint="eastAsia"/>
+        </w:rPr>
+        <w:t>在</w:t>
+      </w:r>
+      <w:r>
+        <w:rPr>
+          <w:rFonts w:ascii="Times New Roman" w:eastAsia="宋体" w:hAnsi="Times New Roman" w:cs="Times New Roman" w:hint="eastAsia"/>
+        </w:rPr>
+        <w:t>【</w:t>
+      </w:r>
+      <w:r>
+        <w:rPr>
+          <w:rFonts w:ascii="Times New Roman" w:eastAsia="宋体" w:hAnsi="Times New Roman" w:cs="Times New Roman" w:hint="eastAsia"/>
+        </w:rPr>
+        <w:t>尚硅谷】</w:t>
+      </w:r>
+      <w:r>
+        <w:rPr>
+          <w:rFonts w:ascii="Times New Roman" w:eastAsia="宋体" w:hAnsi="Times New Roman" w:cs="Times New Roman" w:hint="eastAsia"/>
+        </w:rPr>
+        <w:t>Git</w:t>
+      </w:r>
+      <w:r>
+        <w:rPr>
+          <w:rFonts w:ascii="Times New Roman" w:eastAsia="宋体" w:hAnsi="Times New Roman" w:cs="Times New Roman" w:hint="eastAsia"/>
+        </w:rPr>
+        <w:t>与</w:t>
+      </w:r>
+      <w:r>
+        <w:rPr>
+          <w:rFonts w:ascii="Times New Roman" w:eastAsia="宋体" w:hAnsi="Times New Roman" w:cs="Times New Roman" w:hint="eastAsia"/>
+        </w:rPr>
+        <w:t>GitHub</w:t>
+      </w:r>
+      <w:r>
+        <w:rPr>
+          <w:rFonts w:ascii="Times New Roman" w:eastAsia="宋体" w:hAnsi="Times New Roman" w:cs="Times New Roman" w:hint="eastAsia"/>
+        </w:rPr>
+        <w:t>基础全套完整版教程（快速上手，一套搞定）</w:t>
+      </w:r>
+      <w:r>
+        <w:rPr>
+          <w:rFonts w:ascii="Times New Roman" w:eastAsia="宋体" w:hAnsi="Times New Roman" w:cs="Times New Roman" w:hint="eastAsia"/>
+        </w:rPr>
+        <w:t>的第</w:t>
+      </w:r>
+      <w:r>
+        <w:rPr>
+          <w:rFonts w:ascii="Times New Roman" w:eastAsia="宋体" w:hAnsi="Times New Roman" w:cs="Times New Roman" w:hint="eastAsia"/>
+        </w:rPr>
+        <w:t>41</w:t>
+      </w:r>
+      <w:r>
+        <w:rPr>
+          <w:rFonts w:ascii="Times New Roman" w:eastAsia="宋体" w:hAnsi="Times New Roman" w:cs="Times New Roman" w:hint="eastAsia"/>
+        </w:rPr>
+        <w:t>节。</w:t>
+      </w:r>
+    </w:p>
+    <w:p>
+      <w:pPr>
+        <w:jc w:val="both"/>
+        <w:outlineLvl w:val="0"/>
+        <w:rPr>
+          <w:rFonts w:ascii="Times New Roman" w:eastAsia="宋体" w:hAnsi="Times New Roman" w:cs="Times New Roman"/>
+          <w:b/>
+          <w:bCs/>
+          <w:sz w:val="28"/>
+          <w:szCs w:val="32"/>
+        </w:rPr>
+      </w:pPr>
+      <w:r>
+        <w:rPr>
+          <w:rFonts w:ascii="Times New Roman" w:eastAsia="宋体" w:hAnsi="Times New Roman" w:cs="Times New Roman" w:hint="eastAsia"/>
+          <w:b/>
+          <w:bCs/>
+          <w:sz w:val="28"/>
+          <w:szCs w:val="32"/>
+        </w:rPr>
+        <w:t>润色笔记</w:t>
+      </w:r>
+    </w:p>
+    <w:p>
+      <w:pPr>
+        <w:jc w:val="both"/>
+        <w:rPr>
+          <w:rFonts w:ascii="Times New Roman" w:eastAsia="宋体" w:hAnsi="Times New Roman" w:cs="Times New Roman"/>
+          <w:b/>
+          <w:bCs/>
+        </w:rPr>
+      </w:pPr>
+      <w:r>
+        <w:rPr>
+          <w:rFonts w:ascii="Times New Roman" w:eastAsia="宋体" w:hAnsi="Times New Roman" w:cs="Times New Roman"/>
+          <w:b/>
+          <w:bCs/>
+        </w:rPr>
+        <w:t>第一部分：终端基础导航</w:t>
+      </w:r>
+      <w:r>
+        <w:rPr>
+          <w:rFonts w:ascii="Times New Roman" w:eastAsia="宋体" w:hAnsi="Times New Roman" w:cs="Times New Roman"/>
+          <w:b/>
+          <w:bCs/>
+        </w:rPr>
+        <w:t xml:space="preserve"> (Linux </w:t>
+      </w:r>
+      <w:r>
+        <w:rPr>
+          <w:rFonts w:ascii="Times New Roman" w:eastAsia="宋体" w:hAnsi="Times New Roman" w:cs="Times New Roman"/>
+          <w:b/>
+          <w:bCs/>
+        </w:rPr>
+        <w:t>命令</w:t>
+      </w:r>
+      <w:r>
+        <w:rPr>
+          <w:rFonts w:ascii="Times New Roman" w:eastAsia="宋体" w:hAnsi="Times New Roman" w:cs="Times New Roman"/>
+          <w:b/>
+          <w:bCs/>
+        </w:rPr>
+        <w:t>)</w:t>
+      </w:r>
+    </w:p>
+    <w:p>
+      <w:pPr>
+        <w:jc w:val="both"/>
+        <w:rPr>
+          <w:rFonts w:ascii="Times New Roman" w:eastAsia="宋体" w:hAnsi="Times New Roman" w:cs="Times New Roman"/>
+        </w:rPr>
+      </w:pPr>
+      <w:r>
+        <w:rPr>
+          <w:rFonts w:ascii="Times New Roman" w:eastAsia="宋体" w:hAnsi="Times New Roman" w:cs="Times New Roman"/>
+        </w:rPr>
+        <w:t>在操作</w:t>
+      </w:r>
+      <w:r>
+        <w:rPr>
+          <w:rFonts w:ascii="Times New Roman" w:eastAsia="宋体" w:hAnsi="Times New Roman" w:cs="Times New Roman"/>
+        </w:rPr>
+        <w:t xml:space="preserve"> Git </w:t>
+      </w:r>
+      <w:r>
+        <w:rPr>
+          <w:rFonts w:ascii="Times New Roman" w:eastAsia="宋体" w:hAnsi="Times New Roman" w:cs="Times New Roman"/>
+        </w:rPr>
+        <w:t>之前，首先要知道自己在电脑的哪个位置。</w:t>
+      </w:r>
+    </w:p>
+    <w:p>
+      <w:pPr>
+        <w:numPr>
+          <w:ilvl w:val="0"/>
+          <w:numId w:val="2"/>
+        </w:numPr>
+        <w:jc w:val="both"/>
+        <w:rPr>
+          <w:rFonts w:ascii="Times New Roman" w:eastAsia="宋体" w:hAnsi="Times New Roman" w:cs="Times New Roman"/>
+        </w:rPr>
+      </w:pPr>
+      <w:r>
+        <w:rPr>
+          <w:rFonts w:ascii="Times New Roman" w:eastAsia="宋体" w:hAnsi="Times New Roman" w:cs="Times New Roman"/>
+          <w:b/>
+          <w:bCs/>
+        </w:rPr>
+        <w:t>pwd</w:t>
+      </w:r>
+      <w:r>
+        <w:rPr>
+          <w:rFonts w:ascii="Times New Roman" w:eastAsia="宋体" w:hAnsi="Times New Roman" w:cs="Times New Roman"/>
+        </w:rPr>
+        <w:t>：</w:t>
+      </w:r>
+      <w:r>
+        <w:rPr>
+          <w:rFonts w:ascii="Times New Roman" w:eastAsia="宋体" w:hAnsi="Times New Roman" w:cs="Times New Roman"/>
+          <w:b/>
+          <w:bCs/>
+        </w:rPr>
+        <w:t>我在哪里？</w:t>
+      </w:r>
+      <w:r>
+        <w:rPr>
+          <w:rFonts w:ascii="Times New Roman" w:eastAsia="宋体" w:hAnsi="Times New Roman" w:cs="Times New Roman"/>
+        </w:rPr>
+        <w:t xml:space="preserve"> (Print Working Directory) </w:t>
+      </w:r>
+      <w:r>
+        <w:rPr>
+          <w:rFonts w:ascii="Times New Roman" w:eastAsia="宋体" w:hAnsi="Times New Roman" w:cs="Times New Roman"/>
+        </w:rPr>
+        <w:t>输入并回车，终端会显示当前所在的完整文件夹路径。</w:t>
+      </w:r>
+    </w:p>
+    <w:p>
+      <w:pPr>
+        <w:numPr>
+          <w:ilvl w:val="0"/>
+          <w:numId w:val="2"/>
+        </w:numPr>
+        <w:jc w:val="both"/>
+        <w:rPr>
+          <w:rFonts w:ascii="Times New Roman" w:eastAsia="宋体" w:hAnsi="Times New Roman" w:cs="Times New Roman"/>
+        </w:rPr>
+      </w:pPr>
+      <w:r>
+        <w:rPr>
+          <w:rFonts w:ascii="Times New Roman" w:eastAsia="宋体" w:hAnsi="Times New Roman" w:cs="Times New Roman"/>
+          <w:b/>
+          <w:bCs/>
+        </w:rPr>
+        <w:t>ls</w:t>
+      </w:r>
+      <w:r>
+        <w:rPr>
+          <w:rFonts w:ascii="Times New Roman" w:eastAsia="宋体" w:hAnsi="Times New Roman" w:cs="Times New Roman"/>
+        </w:rPr>
+        <w:t>：</w:t>
+      </w:r>
+      <w:r>
+        <w:rPr>
+          <w:rFonts w:ascii="Times New Roman" w:eastAsia="宋体" w:hAnsi="Times New Roman" w:cs="Times New Roman"/>
+          <w:b/>
+          <w:bCs/>
+        </w:rPr>
+        <w:t>附近有什么？</w:t>
+      </w:r>
+      <w:r>
+        <w:rPr>
+          <w:rFonts w:ascii="Times New Roman" w:eastAsia="宋体" w:hAnsi="Times New Roman" w:cs="Times New Roman"/>
+        </w:rPr>
+        <w:t xml:space="preserve"> (List) </w:t>
+      </w:r>
+      <w:r>
+        <w:rPr>
+          <w:rFonts w:ascii="Times New Roman" w:eastAsia="宋体" w:hAnsi="Times New Roman" w:cs="Times New Roman"/>
+        </w:rPr>
+        <w:t>列出当前文件夹下的所有文件和子文件夹。</w:t>
+      </w:r>
+    </w:p>
+    <w:p>
+      <w:pPr>
+        <w:numPr>
+          <w:ilvl w:val="0"/>
+          <w:numId w:val="2"/>
+        </w:numPr>
+        <w:jc w:val="both"/>
+        <w:rPr>
+          <w:rFonts w:ascii="Times New Roman" w:eastAsia="宋体" w:hAnsi="Times New Roman" w:cs="Times New Roman"/>
+        </w:rPr>
+      </w:pPr>
+      <w:r>
+        <w:rPr>
+          <w:rFonts w:ascii="Times New Roman" w:eastAsia="宋体" w:hAnsi="Times New Roman" w:cs="Times New Roman"/>
+          <w:b/>
+          <w:bCs/>
+        </w:rPr>
+        <w:t>cd [</w:t>
+      </w:r>
+      <w:r>
+        <w:rPr>
+          <w:rFonts w:ascii="Times New Roman" w:eastAsia="宋体" w:hAnsi="Times New Roman" w:cs="Times New Roman"/>
+          <w:b/>
+          <w:bCs/>
+        </w:rPr>
+        <w:t>文件夹名称</w:t>
+      </w:r>
+      <w:r>
+        <w:rPr>
+          <w:rFonts w:ascii="Times New Roman" w:eastAsia="宋体" w:hAnsi="Times New Roman" w:cs="Times New Roman"/>
+          <w:b/>
+          <w:bCs/>
+        </w:rPr>
+        <w:t>]</w:t>
+      </w:r>
+      <w:r>
+        <w:rPr>
+          <w:rFonts w:ascii="Times New Roman" w:eastAsia="宋体" w:hAnsi="Times New Roman" w:cs="Times New Roman"/>
+        </w:rPr>
+        <w:t>：</w:t>
+      </w:r>
+      <w:r>
+        <w:rPr>
+          <w:rFonts w:ascii="Times New Roman" w:eastAsia="宋体" w:hAnsi="Times New Roman" w:cs="Times New Roman"/>
+          <w:b/>
+          <w:bCs/>
+        </w:rPr>
+        <w:t>我要去哪里？</w:t>
+      </w:r>
+      <w:r>
+        <w:rPr>
+          <w:rFonts w:ascii="Times New Roman" w:eastAsia="宋体" w:hAnsi="Times New Roman" w:cs="Times New Roman"/>
+        </w:rPr>
+        <w:t xml:space="preserve"> (Change Directory) </w:t>
+      </w:r>
+      <w:r>
+        <w:rPr>
+          <w:rFonts w:ascii="Times New Roman" w:eastAsia="宋体" w:hAnsi="Times New Roman" w:cs="Times New Roman"/>
+        </w:rPr>
+        <w:t>切换目录。注意</w:t>
+      </w:r>
+      <w:r>
+        <w:rPr>
+          <w:rFonts w:ascii="Times New Roman" w:eastAsia="宋体" w:hAnsi="Times New Roman" w:cs="Times New Roman"/>
+        </w:rPr>
+        <w:t xml:space="preserve"> cd </w:t>
+      </w:r>
+      <w:r>
+        <w:rPr>
+          <w:rFonts w:ascii="Times New Roman" w:eastAsia="宋体" w:hAnsi="Times New Roman" w:cs="Times New Roman"/>
+        </w:rPr>
+        <w:t>后面必须有空格。</w:t>
+      </w:r>
+    </w:p>
+    <w:p>
+      <w:pPr>
+        <w:jc w:val="both"/>
+        <w:rPr>
+          <w:rFonts w:ascii="Times New Roman" w:eastAsia="宋体" w:hAnsi="Times New Roman" w:cs="Times New Roman"/>
+          <w:b/>
+          <w:bCs/>
+        </w:rPr>
+      </w:pPr>
+      <w:r>
+        <w:rPr>
+          <w:rFonts w:ascii="Times New Roman" w:eastAsia="宋体" w:hAnsi="Times New Roman" w:cs="Times New Roman"/>
+          <w:b/>
+          <w:bCs/>
+        </w:rPr>
+        <w:t>第二部分：本地仓库基础工作流</w:t>
+      </w:r>
+      <w:r>
+        <w:rPr>
+          <w:rFonts w:ascii="Times New Roman" w:eastAsia="宋体" w:hAnsi="Times New Roman" w:cs="Times New Roman"/>
+          <w:b/>
+          <w:bCs/>
+        </w:rPr>
+        <w:t xml:space="preserve"> (</w:t>
+      </w:r>
+      <w:proofErr w:type="gramStart"/>
+      <w:r>
+        <w:rPr>
+          <w:rFonts w:ascii="Times New Roman" w:eastAsia="宋体" w:hAnsi="Times New Roman" w:cs="Times New Roman"/>
+          <w:b/>
+          <w:bCs/>
+        </w:rPr>
+        <w:t>增删改查</w:t>
+      </w:r>
+      <w:proofErr w:type="gramEnd"/>
+      <w:r>
+        <w:rPr>
+          <w:rFonts w:ascii="Times New Roman" w:eastAsia="宋体" w:hAnsi="Times New Roman" w:cs="Times New Roman"/>
+          <w:b/>
+          <w:bCs/>
+        </w:rPr>
+        <w:t>)</w:t>
+      </w:r>
+    </w:p>
+    <w:p>
+      <w:pPr>
+        <w:jc w:val="both"/>
+        <w:rPr>
+          <w:rFonts w:ascii="Times New Roman" w:eastAsia="宋体" w:hAnsi="Times New Roman" w:cs="Times New Roman"/>
+        </w:rPr>
+      </w:pPr>
+      <w:r>
+        <w:rPr>
+          <w:rFonts w:ascii="Times New Roman" w:eastAsia="宋体" w:hAnsi="Times New Roman" w:cs="Times New Roman"/>
+        </w:rPr>
+        <w:t>这是每天写代码都会经历的标准提交流程。</w:t>
+      </w:r>
+    </w:p>
+    <w:p>
+      <w:pPr>
+        <w:numPr>
+          <w:ilvl w:val="0"/>
+          <w:numId w:val="3"/>
+        </w:numPr>
+        <w:jc w:val="both"/>
+        <w:rPr>
+          <w:rFonts w:ascii="Times New Roman" w:eastAsia="宋体" w:hAnsi="Times New Roman" w:cs="Times New Roman"/>
+        </w:rPr>
+      </w:pPr>
+      <w:r>
+        <w:rPr>
+          <w:rFonts w:ascii="Times New Roman" w:eastAsia="宋体" w:hAnsi="Times New Roman" w:cs="Times New Roman"/>
+          <w:b/>
+          <w:bCs/>
+        </w:rPr>
+        <w:t xml:space="preserve">git </w:t>
+      </w:r>
+      <w:proofErr w:type="spellStart"/>
+      <w:r>
+        <w:rPr>
+          <w:rFonts w:ascii="Times New Roman" w:eastAsia="宋体" w:hAnsi="Times New Roman" w:cs="Times New Roman"/>
+          <w:b/>
+          <w:bCs/>
+        </w:rPr>
+        <w:t>init</w:t>
+      </w:r>
+      <w:proofErr w:type="spellEnd"/>
+      <w:r>
+        <w:rPr>
+          <w:rFonts w:ascii="Times New Roman" w:eastAsia="宋体" w:hAnsi="Times New Roman" w:cs="Times New Roman"/>
+        </w:rPr>
+        <w:t>：初始化当前文件夹，把它变成一个</w:t>
+      </w:r>
+      <w:r>
+        <w:rPr>
+          <w:rFonts w:ascii="Times New Roman" w:eastAsia="宋体" w:hAnsi="Times New Roman" w:cs="Times New Roman"/>
+        </w:rPr>
+        <w:t xml:space="preserve"> Git </w:t>
+      </w:r>
+      <w:r>
+        <w:rPr>
+          <w:rFonts w:ascii="Times New Roman" w:eastAsia="宋体" w:hAnsi="Times New Roman" w:cs="Times New Roman"/>
+        </w:rPr>
+        <w:t>可以管理的仓库。</w:t>
+      </w:r>
+    </w:p>
+    <w:p>
+      <w:pPr>
+        <w:numPr>
+          <w:ilvl w:val="0"/>
+          <w:numId w:val="3"/>
+        </w:numPr>
+        <w:jc w:val="both"/>
+        <w:rPr>
+          <w:rFonts w:ascii="Times New Roman" w:eastAsia="宋体" w:hAnsi="Times New Roman" w:cs="Times New Roman"/>
+        </w:rPr>
+      </w:pPr>
+      <w:r>
+        <w:rPr>
+          <w:rFonts w:ascii="Times New Roman" w:eastAsia="宋体" w:hAnsi="Times New Roman" w:cs="Times New Roman"/>
+          <w:b/>
+          <w:bCs/>
+        </w:rPr>
+        <w:t>touch [</w:t>
+      </w:r>
+      <w:r>
+        <w:rPr>
+          <w:rFonts w:ascii="Times New Roman" w:eastAsia="宋体" w:hAnsi="Times New Roman" w:cs="Times New Roman"/>
+          <w:b/>
+          <w:bCs/>
+        </w:rPr>
+        <w:t>文件全名</w:t>
+      </w:r>
+      <w:r>
+        <w:rPr>
+          <w:rFonts w:ascii="Times New Roman" w:eastAsia="宋体" w:hAnsi="Times New Roman" w:cs="Times New Roman"/>
+          <w:b/>
+          <w:bCs/>
+        </w:rPr>
+        <w:t>]</w:t>
+      </w:r>
+      <w:r>
+        <w:rPr>
+          <w:rFonts w:ascii="Times New Roman" w:eastAsia="宋体" w:hAnsi="Times New Roman" w:cs="Times New Roman"/>
+        </w:rPr>
+        <w:t>：新建一个空白文件（例如</w:t>
+      </w:r>
+      <w:r>
+        <w:rPr>
+          <w:rFonts w:ascii="Times New Roman" w:eastAsia="宋体" w:hAnsi="Times New Roman" w:cs="Times New Roman"/>
+        </w:rPr>
+        <w:t xml:space="preserve"> touch index.html</w:t>
+      </w:r>
+      <w:r>
+        <w:rPr>
+          <w:rFonts w:ascii="Times New Roman" w:eastAsia="宋体" w:hAnsi="Times New Roman" w:cs="Times New Roman"/>
+        </w:rPr>
+        <w:t>）。</w:t>
+      </w:r>
+    </w:p>
+    <w:p>
+      <w:pPr>
+        <w:numPr>
+          <w:ilvl w:val="0"/>
+          <w:numId w:val="3"/>
+        </w:numPr>
+        <w:jc w:val="both"/>
+        <w:rPr>
+          <w:rFonts w:ascii="Times New Roman" w:eastAsia="宋体" w:hAnsi="Times New Roman" w:cs="Times New Roman"/>
+        </w:rPr>
+      </w:pPr>
+      <w:r>
+        <w:rPr>
+          <w:rFonts w:ascii="Times New Roman" w:eastAsia="宋体" w:hAnsi="Times New Roman" w:cs="Times New Roman"/>
+          <w:b/>
+          <w:bCs/>
+        </w:rPr>
+        <w:t xml:space="preserve">git </w:t>
+      </w:r>
+      <w:proofErr w:type="gramStart"/>
+      <w:r>
+        <w:rPr>
+          <w:rFonts w:ascii="Times New Roman" w:eastAsia="宋体" w:hAnsi="Times New Roman" w:cs="Times New Roman"/>
+          <w:b/>
+          <w:bCs/>
+        </w:rPr>
+        <w:t>add .</w:t>
+      </w:r>
+      <w:proofErr w:type="gramEnd"/>
+      <w:r>
+        <w:rPr>
+          <w:rFonts w:ascii="Times New Roman" w:eastAsia="宋体" w:hAnsi="Times New Roman" w:cs="Times New Roman"/>
+        </w:rPr>
+        <w:t>：将当前目录下所有未被忽略的改动，</w:t>
+      </w:r>
+      <w:proofErr w:type="gramStart"/>
+      <w:r>
+        <w:rPr>
+          <w:rFonts w:ascii="Times New Roman" w:eastAsia="宋体" w:hAnsi="Times New Roman" w:cs="Times New Roman"/>
+        </w:rPr>
+        <w:t>统统存放到</w:t>
+      </w:r>
+      <w:r>
+        <w:rPr>
+          <w:rFonts w:ascii="Times New Roman" w:eastAsia="宋体" w:hAnsi="Times New Roman" w:cs="Times New Roman"/>
+        </w:rPr>
+        <w:t>“</w:t>
+      </w:r>
+      <w:r>
+        <w:rPr>
+          <w:rFonts w:ascii="Times New Roman" w:eastAsia="宋体" w:hAnsi="Times New Roman" w:cs="Times New Roman"/>
+        </w:rPr>
+        <w:t>暂存区</w:t>
+      </w:r>
+      <w:r>
+        <w:rPr>
+          <w:rFonts w:ascii="Times New Roman" w:eastAsia="宋体" w:hAnsi="Times New Roman" w:cs="Times New Roman"/>
+        </w:rPr>
+        <w:t>”</w:t>
+      </w:r>
+      <w:r>
+        <w:rPr>
+          <w:rFonts w:ascii="Times New Roman" w:eastAsia="宋体" w:hAnsi="Times New Roman" w:cs="Times New Roman"/>
+        </w:rPr>
+        <w:t>。</w:t>
+      </w:r>
+      <w:proofErr w:type="gramEnd"/>
+    </w:p>
+    <w:p>
+      <w:pPr>
+        <w:numPr>
+          <w:ilvl w:val="0"/>
+          <w:numId w:val="3"/>
+        </w:numPr>
+        <w:jc w:val="both"/>
+        <w:rPr>
+          <w:rFonts w:ascii="Times New Roman" w:eastAsia="宋体" w:hAnsi="Times New Roman" w:cs="Times New Roman"/>
+        </w:rPr>
+      </w:pPr>
+      <w:r>
+        <w:rPr>
+          <w:rFonts w:ascii="Times New Roman" w:eastAsia="宋体" w:hAnsi="Times New Roman" w:cs="Times New Roman"/>
+          <w:b/>
+          <w:bCs/>
+        </w:rPr>
+        <w:t>git commit -m "</w:t>
+      </w:r>
+      <w:r>
+        <w:rPr>
+          <w:rFonts w:ascii="Times New Roman" w:eastAsia="宋体" w:hAnsi="Times New Roman" w:cs="Times New Roman"/>
+          <w:b/>
+          <w:bCs/>
+        </w:rPr>
+        <w:t>提交说明</w:t>
+      </w:r>
+      <w:r>
+        <w:rPr>
+          <w:rFonts w:ascii="Times New Roman" w:eastAsia="宋体" w:hAnsi="Times New Roman" w:cs="Times New Roman"/>
+          <w:b/>
+          <w:bCs/>
+        </w:rPr>
+        <w:t>"</w:t>
+      </w:r>
+      <w:r>
+        <w:rPr>
+          <w:rFonts w:ascii="Times New Roman" w:eastAsia="宋体" w:hAnsi="Times New Roman" w:cs="Times New Roman"/>
+        </w:rPr>
+        <w:t>：将暂存区的文件正式提交到本地仓库，生成一条历史记录。</w:t>
+      </w:r>
+    </w:p>
+    <w:p>
+      <w:pPr>
+        <w:numPr>
+          <w:ilvl w:val="0"/>
+          <w:numId w:val="3"/>
+        </w:numPr>
+        <w:jc w:val="both"/>
+        <w:rPr>
+          <w:rFonts w:ascii="Times New Roman" w:eastAsia="宋体" w:hAnsi="Times New Roman" w:cs="Times New Roman"/>
+        </w:rPr>
+      </w:pPr>
+      <w:r>
+        <w:rPr>
+          <w:rFonts w:ascii="Times New Roman" w:eastAsia="宋体" w:hAnsi="Times New Roman" w:cs="Times New Roman"/>
+          <w:b/>
+          <w:bCs/>
+        </w:rPr>
+        <w:t>git log</w:t>
+      </w:r>
+      <w:r>
+        <w:rPr>
+          <w:rFonts w:ascii="Times New Roman" w:eastAsia="宋体" w:hAnsi="Times New Roman" w:cs="Times New Roman"/>
+        </w:rPr>
+        <w:t>：查看历史提交进度和记录。</w:t>
+      </w:r>
+    </w:p>
+    <w:p>
+      <w:pPr>
+        <w:numPr>
+          <w:ilvl w:val="1"/>
+          <w:numId w:val="3"/>
+        </w:numPr>
+        <w:jc w:val="both"/>
+        <w:rPr>
+          <w:rFonts w:ascii="Times New Roman" w:eastAsia="宋体" w:hAnsi="Times New Roman" w:cs="Times New Roman"/>
+        </w:rPr>
+      </w:pPr>
+      <w:r>
+        <w:rPr>
+          <w:rFonts w:ascii="Times New Roman" w:eastAsia="宋体" w:hAnsi="Times New Roman" w:cs="Times New Roman"/>
+          <w:i/>
+          <w:iCs/>
+        </w:rPr>
+        <w:t>提示：当历史记录较多进入阅读模式时，按键盘上的</w:t>
+      </w:r>
+      <w:r>
+        <w:rPr>
+          <w:rFonts w:ascii="Times New Roman" w:eastAsia="宋体" w:hAnsi="Times New Roman" w:cs="Times New Roman"/>
+          <w:i/>
+          <w:iCs/>
+        </w:rPr>
+        <w:t xml:space="preserve"> </w:t>
+      </w:r>
+      <w:r>
+        <w:rPr>
+          <w:rFonts w:ascii="Times New Roman" w:eastAsia="宋体" w:hAnsi="Times New Roman" w:cs="Times New Roman"/>
+          <w:b/>
+          <w:bCs/>
+          <w:i/>
+          <w:iCs/>
+        </w:rPr>
+        <w:t>q</w:t>
+      </w:r>
+      <w:r>
+        <w:rPr>
+          <w:rFonts w:ascii="Times New Roman" w:eastAsia="宋体" w:hAnsi="Times New Roman" w:cs="Times New Roman"/>
+          <w:i/>
+          <w:iCs/>
+        </w:rPr>
+        <w:t xml:space="preserve"> </w:t>
+      </w:r>
+      <w:r>
+        <w:rPr>
+          <w:rFonts w:ascii="Times New Roman" w:eastAsia="宋体" w:hAnsi="Times New Roman" w:cs="Times New Roman"/>
+          <w:i/>
+          <w:iCs/>
+        </w:rPr>
+        <w:t>即可退出查看。</w:t>
+      </w:r>
+    </w:p>
+    <w:p>
+      <w:pPr>
+        <w:numPr>
+          <w:ilvl w:val="0"/>
+          <w:numId w:val="3"/>
+        </w:numPr>
+        <w:jc w:val="both"/>
+        <w:rPr>
+          <w:rFonts w:ascii="Times New Roman" w:eastAsia="宋体" w:hAnsi="Times New Roman" w:cs="Times New Roman"/>
+        </w:rPr>
+      </w:pPr>
+      <w:r>
+        <w:rPr>
+          <w:rFonts w:ascii="Times New Roman" w:eastAsia="宋体" w:hAnsi="Times New Roman" w:cs="Times New Roman"/>
+          <w:b/>
+          <w:bCs/>
+        </w:rPr>
+        <w:lastRenderedPageBreak/>
+        <w:t xml:space="preserve">vi </w:t>
+      </w:r>
+      <w:r>
+        <w:rPr>
+          <w:rFonts w:ascii="Times New Roman" w:eastAsia="宋体" w:hAnsi="Times New Roman" w:cs="Times New Roman"/>
+          <w:b/>
+          <w:bCs/>
+        </w:rPr>
+        <w:t>编辑器快捷键</w:t>
+      </w:r>
+      <w:r>
+        <w:rPr>
+          <w:rFonts w:ascii="Times New Roman" w:eastAsia="宋体" w:hAnsi="Times New Roman" w:cs="Times New Roman"/>
+        </w:rPr>
+        <w:t>：</w:t>
+      </w:r>
+    </w:p>
+    <w:p>
+      <w:pPr>
+        <w:numPr>
+          <w:ilvl w:val="1"/>
+          <w:numId w:val="3"/>
+        </w:numPr>
+        <w:jc w:val="both"/>
+        <w:rPr>
+          <w:rFonts w:ascii="Times New Roman" w:eastAsia="宋体" w:hAnsi="Times New Roman" w:cs="Times New Roman"/>
+        </w:rPr>
+      </w:pPr>
+      <w:r>
+        <w:rPr>
+          <w:rFonts w:ascii="Times New Roman" w:eastAsia="宋体" w:hAnsi="Times New Roman" w:cs="Times New Roman"/>
+        </w:rPr>
+        <w:t>当你不小心进入了</w:t>
+      </w:r>
+      <w:r>
+        <w:rPr>
+          <w:rFonts w:ascii="Times New Roman" w:eastAsia="宋体" w:hAnsi="Times New Roman" w:cs="Times New Roman"/>
+        </w:rPr>
+        <w:t xml:space="preserve"> vi </w:t>
+      </w:r>
+      <w:r>
+        <w:rPr>
+          <w:rFonts w:ascii="Times New Roman" w:eastAsia="宋体" w:hAnsi="Times New Roman" w:cs="Times New Roman"/>
+        </w:rPr>
+        <w:t>文本编辑界面时：按</w:t>
+      </w:r>
+      <w:r>
+        <w:rPr>
+          <w:rFonts w:ascii="Times New Roman" w:eastAsia="宋体" w:hAnsi="Times New Roman" w:cs="Times New Roman"/>
+        </w:rPr>
+        <w:t xml:space="preserve"> </w:t>
+      </w:r>
+      <w:r>
+        <w:rPr>
+          <w:rFonts w:ascii="Times New Roman" w:eastAsia="宋体" w:hAnsi="Times New Roman" w:cs="Times New Roman"/>
+          <w:b/>
+          <w:bCs/>
+        </w:rPr>
+        <w:t>Esc</w:t>
+      </w:r>
+      <w:r>
+        <w:rPr>
+          <w:rFonts w:ascii="Times New Roman" w:eastAsia="宋体" w:hAnsi="Times New Roman" w:cs="Times New Roman"/>
+        </w:rPr>
+        <w:t xml:space="preserve"> </w:t>
+      </w:r>
+      <w:r>
+        <w:rPr>
+          <w:rFonts w:ascii="Times New Roman" w:eastAsia="宋体" w:hAnsi="Times New Roman" w:cs="Times New Roman"/>
+        </w:rPr>
+        <w:t>确保回到正常模式，输入</w:t>
+      </w:r>
+      <w:r>
+        <w:rPr>
+          <w:rFonts w:ascii="Times New Roman" w:eastAsia="宋体" w:hAnsi="Times New Roman" w:cs="Times New Roman"/>
+        </w:rPr>
+        <w:t xml:space="preserve"> </w:t>
+      </w:r>
+      <w:r>
+        <w:rPr>
+          <w:rFonts w:ascii="Times New Roman" w:eastAsia="宋体" w:hAnsi="Times New Roman" w:cs="Times New Roman"/>
+          <w:b/>
+          <w:bCs/>
+        </w:rPr>
+        <w:t>:</w:t>
+      </w:r>
+      <w:proofErr w:type="spellStart"/>
+      <w:r>
+        <w:rPr>
+          <w:rFonts w:ascii="Times New Roman" w:eastAsia="宋体" w:hAnsi="Times New Roman" w:cs="Times New Roman"/>
+          <w:b/>
+          <w:bCs/>
+        </w:rPr>
+        <w:t>wq</w:t>
+      </w:r>
+      <w:proofErr w:type="spellEnd"/>
+      <w:r>
+        <w:rPr>
+          <w:rFonts w:ascii="Times New Roman" w:eastAsia="宋体" w:hAnsi="Times New Roman" w:cs="Times New Roman"/>
+        </w:rPr>
+        <w:t xml:space="preserve"> </w:t>
+      </w:r>
+      <w:r>
+        <w:rPr>
+          <w:rFonts w:ascii="Times New Roman" w:eastAsia="宋体" w:hAnsi="Times New Roman" w:cs="Times New Roman"/>
+        </w:rPr>
+        <w:t>然后回车即可保存并退出（</w:t>
+      </w:r>
+      <w:r>
+        <w:rPr>
+          <w:rFonts w:ascii="Times New Roman" w:eastAsia="宋体" w:hAnsi="Times New Roman" w:cs="Times New Roman"/>
+        </w:rPr>
+        <w:t xml:space="preserve">w </w:t>
+      </w:r>
+      <w:r>
+        <w:rPr>
+          <w:rFonts w:ascii="Times New Roman" w:eastAsia="宋体" w:hAnsi="Times New Roman" w:cs="Times New Roman"/>
+        </w:rPr>
+        <w:t>代表</w:t>
+      </w:r>
+      <w:r>
+        <w:rPr>
+          <w:rFonts w:ascii="Times New Roman" w:eastAsia="宋体" w:hAnsi="Times New Roman" w:cs="Times New Roman"/>
+        </w:rPr>
+        <w:t xml:space="preserve"> write </w:t>
+      </w:r>
+      <w:r>
+        <w:rPr>
+          <w:rFonts w:ascii="Times New Roman" w:eastAsia="宋体" w:hAnsi="Times New Roman" w:cs="Times New Roman"/>
+        </w:rPr>
+        <w:t>保存，</w:t>
+      </w:r>
+      <w:r>
+        <w:rPr>
+          <w:rFonts w:ascii="Times New Roman" w:eastAsia="宋体" w:hAnsi="Times New Roman" w:cs="Times New Roman"/>
+        </w:rPr>
+        <w:t xml:space="preserve">q </w:t>
+      </w:r>
+      <w:r>
+        <w:rPr>
+          <w:rFonts w:ascii="Times New Roman" w:eastAsia="宋体" w:hAnsi="Times New Roman" w:cs="Times New Roman"/>
+        </w:rPr>
+        <w:t>代表</w:t>
+      </w:r>
+      <w:r>
+        <w:rPr>
+          <w:rFonts w:ascii="Times New Roman" w:eastAsia="宋体" w:hAnsi="Times New Roman" w:cs="Times New Roman"/>
+        </w:rPr>
+        <w:t xml:space="preserve"> quit </w:t>
+      </w:r>
+      <w:r>
+        <w:rPr>
+          <w:rFonts w:ascii="Times New Roman" w:eastAsia="宋体" w:hAnsi="Times New Roman" w:cs="Times New Roman"/>
+        </w:rPr>
+        <w:t>退出）。</w:t>
+      </w:r>
+    </w:p>
+    <w:p>
+      <w:pPr>
+        <w:jc w:val="both"/>
+        <w:rPr>
+          <w:rFonts w:ascii="Times New Roman" w:eastAsia="宋体" w:hAnsi="Times New Roman" w:cs="Times New Roman"/>
+          <w:b/>
+          <w:bCs/>
+        </w:rPr>
+      </w:pPr>
+      <w:r>
+        <w:rPr>
+          <w:rFonts w:ascii="Times New Roman" w:eastAsia="宋体" w:hAnsi="Times New Roman" w:cs="Times New Roman"/>
+          <w:b/>
+          <w:bCs/>
+        </w:rPr>
+        <w:t>第三部分：配置忽略文件</w:t>
+      </w:r>
+      <w:r>
+        <w:rPr>
+          <w:rFonts w:ascii="Times New Roman" w:eastAsia="宋体" w:hAnsi="Times New Roman" w:cs="Times New Roman"/>
+          <w:b/>
+          <w:bCs/>
+        </w:rPr>
+        <w:t xml:space="preserve"> (.</w:t>
+      </w:r>
+      <w:proofErr w:type="spellStart"/>
+      <w:r>
+        <w:rPr>
+          <w:rFonts w:ascii="Times New Roman" w:eastAsia="宋体" w:hAnsi="Times New Roman" w:cs="Times New Roman"/>
+          <w:b/>
+          <w:bCs/>
+        </w:rPr>
+        <w:t>gitignore</w:t>
+      </w:r>
+      <w:proofErr w:type="spellEnd"/>
+      <w:r>
+        <w:rPr>
+          <w:rFonts w:ascii="Times New Roman" w:eastAsia="宋体" w:hAnsi="Times New Roman" w:cs="Times New Roman"/>
+          <w:b/>
+          <w:bCs/>
+        </w:rPr>
+        <w:t>)</w:t>
+      </w:r>
+    </w:p>
+    <w:p>
+      <w:pPr>
+        <w:jc w:val="both"/>
+        <w:rPr>
+          <w:rFonts w:ascii="Times New Roman" w:eastAsia="宋体" w:hAnsi="Times New Roman" w:cs="Times New Roman"/>
+        </w:rPr>
+      </w:pPr>
+      <w:r>
+        <w:rPr>
+          <w:rFonts w:ascii="Times New Roman" w:eastAsia="宋体" w:hAnsi="Times New Roman" w:cs="Times New Roman"/>
+        </w:rPr>
+        <w:t>用来告诉</w:t>
+      </w:r>
+      <w:r>
+        <w:rPr>
+          <w:rFonts w:ascii="Times New Roman" w:eastAsia="宋体" w:hAnsi="Times New Roman" w:cs="Times New Roman"/>
+        </w:rPr>
+        <w:t xml:space="preserve"> Git </w:t>
+      </w:r>
+      <w:r>
+        <w:rPr>
+          <w:rFonts w:ascii="Times New Roman" w:eastAsia="宋体" w:hAnsi="Times New Roman" w:cs="Times New Roman"/>
+        </w:rPr>
+        <w:t>哪些文件不需要被追踪（例如临时文件、打包文件）。</w:t>
+      </w:r>
+    </w:p>
+    <w:p>
+      <w:pPr>
+        <w:numPr>
+          <w:ilvl w:val="0"/>
+          <w:numId w:val="4"/>
+        </w:numPr>
+        <w:jc w:val="both"/>
+        <w:rPr>
+          <w:rFonts w:ascii="Times New Roman" w:eastAsia="宋体" w:hAnsi="Times New Roman" w:cs="Times New Roman"/>
+        </w:rPr>
+      </w:pPr>
+      <w:r>
+        <w:rPr>
+          <w:rFonts w:ascii="Times New Roman" w:eastAsia="宋体" w:hAnsi="Times New Roman" w:cs="Times New Roman"/>
+        </w:rPr>
+        <w:t>创建文件：</w:t>
+      </w:r>
+      <w:proofErr w:type="gramStart"/>
+      <w:r>
+        <w:rPr>
+          <w:rFonts w:ascii="Times New Roman" w:eastAsia="宋体" w:hAnsi="Times New Roman" w:cs="Times New Roman"/>
+        </w:rPr>
+        <w:t>touch .</w:t>
+      </w:r>
+      <w:proofErr w:type="spellStart"/>
+      <w:r>
+        <w:rPr>
+          <w:rFonts w:ascii="Times New Roman" w:eastAsia="宋体" w:hAnsi="Times New Roman" w:cs="Times New Roman"/>
+        </w:rPr>
+        <w:t>gitignore</w:t>
+      </w:r>
+      <w:proofErr w:type="spellEnd"/>
+      <w:proofErr w:type="gramEnd"/>
+    </w:p>
+    <w:p>
+      <w:pPr>
+        <w:numPr>
+          <w:ilvl w:val="0"/>
+          <w:numId w:val="4"/>
+        </w:numPr>
+        <w:jc w:val="both"/>
+        <w:rPr>
+          <w:rFonts w:ascii="Times New Roman" w:eastAsia="宋体" w:hAnsi="Times New Roman" w:cs="Times New Roman"/>
+        </w:rPr>
+      </w:pPr>
+      <w:r>
+        <w:rPr>
+          <w:rFonts w:ascii="Times New Roman" w:eastAsia="宋体" w:hAnsi="Times New Roman" w:cs="Times New Roman"/>
+        </w:rPr>
+        <w:t>编辑文件：</w:t>
+      </w:r>
+      <w:proofErr w:type="gramStart"/>
+      <w:r>
+        <w:rPr>
+          <w:rFonts w:ascii="Times New Roman" w:eastAsia="宋体" w:hAnsi="Times New Roman" w:cs="Times New Roman"/>
+        </w:rPr>
+        <w:t>vi .</w:t>
+      </w:r>
+      <w:proofErr w:type="spellStart"/>
+      <w:r>
+        <w:rPr>
+          <w:rFonts w:ascii="Times New Roman" w:eastAsia="宋体" w:hAnsi="Times New Roman" w:cs="Times New Roman"/>
+        </w:rPr>
+        <w:t>gitignore</w:t>
+      </w:r>
+      <w:proofErr w:type="spellEnd"/>
+      <w:proofErr w:type="gramEnd"/>
+    </w:p>
+    <w:p>
+      <w:pPr>
+        <w:numPr>
+          <w:ilvl w:val="0"/>
+          <w:numId w:val="4"/>
+        </w:numPr>
+        <w:jc w:val="both"/>
+        <w:rPr>
+          <w:rFonts w:ascii="Times New Roman" w:eastAsia="宋体" w:hAnsi="Times New Roman" w:cs="Times New Roman"/>
+        </w:rPr>
+      </w:pPr>
+      <w:r>
+        <w:rPr>
+          <w:rFonts w:ascii="Times New Roman" w:eastAsia="宋体" w:hAnsi="Times New Roman" w:cs="Times New Roman"/>
+          <w:b/>
+          <w:bCs/>
+        </w:rPr>
+        <w:t>常见忽略规则：</w:t>
+      </w:r>
+    </w:p>
+    <w:p>
+      <w:pPr>
+        <w:numPr>
+          <w:ilvl w:val="1"/>
+          <w:numId w:val="4"/>
+        </w:numPr>
+        <w:jc w:val="both"/>
+        <w:rPr>
+          <w:rFonts w:ascii="Times New Roman" w:eastAsia="宋体" w:hAnsi="Times New Roman" w:cs="Times New Roman"/>
+        </w:rPr>
+      </w:pPr>
+      <w:r>
+        <w:rPr>
+          <w:rFonts w:ascii="Times New Roman" w:eastAsia="宋体" w:hAnsi="Times New Roman" w:cs="Times New Roman"/>
+        </w:rPr>
+        <w:t>*.a</w:t>
+      </w:r>
+      <w:r>
+        <w:rPr>
+          <w:rFonts w:ascii="Times New Roman" w:eastAsia="宋体" w:hAnsi="Times New Roman" w:cs="Times New Roman"/>
+        </w:rPr>
+        <w:t>：忽略所有以</w:t>
+      </w:r>
+      <w:r>
+        <w:rPr>
+          <w:rFonts w:ascii="Times New Roman" w:eastAsia="宋体" w:hAnsi="Times New Roman" w:cs="Times New Roman"/>
+        </w:rPr>
+        <w:t xml:space="preserve"> .a </w:t>
+      </w:r>
+      <w:r>
+        <w:rPr>
+          <w:rFonts w:ascii="Times New Roman" w:eastAsia="宋体" w:hAnsi="Times New Roman" w:cs="Times New Roman"/>
+        </w:rPr>
+        <w:t>为后缀的文件。</w:t>
+      </w:r>
+    </w:p>
+    <w:p>
+      <w:pPr>
+        <w:numPr>
+          <w:ilvl w:val="1"/>
+          <w:numId w:val="4"/>
+        </w:numPr>
+        <w:jc w:val="both"/>
+        <w:rPr>
+          <w:rFonts w:ascii="Times New Roman" w:eastAsia="宋体" w:hAnsi="Times New Roman" w:cs="Times New Roman"/>
+        </w:rPr>
+      </w:pPr>
+      <w:r>
+        <w:rPr>
+          <w:rFonts w:ascii="Times New Roman" w:eastAsia="宋体" w:hAnsi="Times New Roman" w:cs="Times New Roman"/>
+        </w:rPr>
+        <w:t>文件夹名</w:t>
+      </w:r>
+      <w:r>
+        <w:rPr>
+          <w:rFonts w:ascii="Times New Roman" w:eastAsia="宋体" w:hAnsi="Times New Roman" w:cs="Times New Roman"/>
+        </w:rPr>
+        <w:t>/</w:t>
+      </w:r>
+      <w:r>
+        <w:rPr>
+          <w:rFonts w:ascii="Times New Roman" w:eastAsia="宋体" w:hAnsi="Times New Roman" w:cs="Times New Roman"/>
+        </w:rPr>
+        <w:t>：忽略任何位置名为该名字的文件夹及其内容。</w:t>
+      </w:r>
+    </w:p>
+    <w:p>
+      <w:pPr>
+        <w:numPr>
+          <w:ilvl w:val="1"/>
+          <w:numId w:val="4"/>
+        </w:numPr>
+        <w:jc w:val="both"/>
+        <w:rPr>
+          <w:rFonts w:ascii="Times New Roman" w:eastAsia="宋体" w:hAnsi="Times New Roman" w:cs="Times New Roman"/>
+        </w:rPr>
+      </w:pPr>
+      <w:r>
+        <w:rPr>
+          <w:rFonts w:ascii="Times New Roman" w:eastAsia="宋体" w:hAnsi="Times New Roman" w:cs="Times New Roman"/>
+        </w:rPr>
+        <w:t>/</w:t>
+      </w:r>
+      <w:r>
+        <w:rPr>
+          <w:rFonts w:ascii="Times New Roman" w:eastAsia="宋体" w:hAnsi="Times New Roman" w:cs="Times New Roman"/>
+        </w:rPr>
+        <w:t>文件夹名</w:t>
+      </w:r>
+      <w:r>
+        <w:rPr>
+          <w:rFonts w:ascii="Times New Roman" w:eastAsia="宋体" w:hAnsi="Times New Roman" w:cs="Times New Roman"/>
+        </w:rPr>
+        <w:t>/</w:t>
+      </w:r>
+      <w:r>
+        <w:rPr>
+          <w:rFonts w:ascii="Times New Roman" w:eastAsia="宋体" w:hAnsi="Times New Roman" w:cs="Times New Roman"/>
+        </w:rPr>
+        <w:t>：仅忽略</w:t>
+      </w:r>
+      <w:r>
+        <w:rPr>
+          <w:rFonts w:ascii="Times New Roman" w:eastAsia="宋体" w:hAnsi="Times New Roman" w:cs="Times New Roman"/>
+          <w:b/>
+          <w:bCs/>
+        </w:rPr>
+        <w:t>当前根目录</w:t>
+      </w:r>
+      <w:r>
+        <w:rPr>
+          <w:rFonts w:ascii="Times New Roman" w:eastAsia="宋体" w:hAnsi="Times New Roman" w:cs="Times New Roman"/>
+        </w:rPr>
+        <w:t>下的该文件夹（不影响子目录下的同名文件夹）。</w:t>
+      </w:r>
+    </w:p>
+    <w:p>
+      <w:pPr>
+        <w:numPr>
+          <w:ilvl w:val="1"/>
+          <w:numId w:val="4"/>
+        </w:numPr>
+        <w:jc w:val="both"/>
+        <w:rPr>
+          <w:rFonts w:ascii="Times New Roman" w:eastAsia="宋体" w:hAnsi="Times New Roman" w:cs="Times New Roman"/>
+        </w:rPr>
+      </w:pPr>
+      <w:r>
+        <w:rPr>
+          <w:rFonts w:ascii="Times New Roman" w:eastAsia="宋体" w:hAnsi="Times New Roman" w:cs="Times New Roman"/>
+        </w:rPr>
+        <w:t>文件夹名</w:t>
+      </w:r>
+      <w:r>
+        <w:rPr>
+          <w:rFonts w:ascii="Times New Roman" w:eastAsia="宋体" w:hAnsi="Times New Roman" w:cs="Times New Roman"/>
+        </w:rPr>
+        <w:t>/</w:t>
+      </w:r>
+      <w:r>
+        <w:rPr>
+          <w:rFonts w:ascii="Times New Roman" w:eastAsia="宋体" w:hAnsi="Times New Roman" w:cs="Times New Roman"/>
+        </w:rPr>
+        <w:t>文件名：精准指定忽略某个特定路径下的特定文件。</w:t>
+      </w:r>
+    </w:p>
+    <w:p>
+      <w:pPr>
+        <w:jc w:val="both"/>
+        <w:rPr>
+          <w:rFonts w:ascii="Times New Roman" w:eastAsia="宋体" w:hAnsi="Times New Roman" w:cs="Times New Roman"/>
+          <w:b/>
+          <w:bCs/>
+        </w:rPr>
+      </w:pPr>
+      <w:r>
+        <w:rPr>
+          <w:rFonts w:ascii="Times New Roman" w:eastAsia="宋体" w:hAnsi="Times New Roman" w:cs="Times New Roman"/>
+          <w:b/>
+          <w:bCs/>
+        </w:rPr>
+        <w:t>第四部分：分支管理</w:t>
+      </w:r>
+      <w:r>
+        <w:rPr>
+          <w:rFonts w:ascii="Times New Roman" w:eastAsia="宋体" w:hAnsi="Times New Roman" w:cs="Times New Roman"/>
+          <w:b/>
+          <w:bCs/>
+        </w:rPr>
+        <w:t xml:space="preserve"> (</w:t>
+      </w:r>
+      <w:r>
+        <w:rPr>
+          <w:rFonts w:ascii="Times New Roman" w:eastAsia="宋体" w:hAnsi="Times New Roman" w:cs="Times New Roman"/>
+          <w:b/>
+          <w:bCs/>
+        </w:rPr>
+        <w:t>重点</w:t>
+      </w:r>
+      <w:r>
+        <w:rPr>
+          <w:rFonts w:ascii="Times New Roman" w:eastAsia="宋体" w:hAnsi="Times New Roman" w:cs="Times New Roman"/>
+          <w:b/>
+          <w:bCs/>
+        </w:rPr>
+        <w:t>)</w:t>
+      </w:r>
+    </w:p>
+    <w:p>
+      <w:pPr>
+        <w:jc w:val="both"/>
+        <w:rPr>
+          <w:rFonts w:ascii="Times New Roman" w:eastAsia="宋体" w:hAnsi="Times New Roman" w:cs="Times New Roman"/>
+        </w:rPr>
+      </w:pPr>
+      <w:r>
+        <w:rPr>
+          <w:rFonts w:ascii="Times New Roman" w:eastAsia="宋体" w:hAnsi="Times New Roman" w:cs="Times New Roman"/>
+        </w:rPr>
+        <w:t>分支是多人协作和功能开发的核心。当你需要将他人（例如实验室师兄）的核心算法逻辑重构并完全迁移到自己的项目中，而不是简单地</w:t>
+      </w:r>
+      <w:proofErr w:type="gramStart"/>
+      <w:r>
+        <w:rPr>
+          <w:rFonts w:ascii="Times New Roman" w:eastAsia="宋体" w:hAnsi="Times New Roman" w:cs="Times New Roman"/>
+        </w:rPr>
+        <w:t>当做</w:t>
+      </w:r>
+      <w:proofErr w:type="gramEnd"/>
+      <w:r>
+        <w:rPr>
+          <w:rFonts w:ascii="Times New Roman" w:eastAsia="宋体" w:hAnsi="Times New Roman" w:cs="Times New Roman"/>
+        </w:rPr>
+        <w:t>外部头文件调用时，拉取一个独立的迁移分支进行本地调试，确认无误后再合并回主干，是防止弄坏现有代码最安全稳妥的做法。</w:t>
+      </w:r>
+    </w:p>
+    <w:p>
+      <w:pPr>
+        <w:numPr>
+          <w:ilvl w:val="0"/>
+          <w:numId w:val="5"/>
+        </w:numPr>
+        <w:jc w:val="both"/>
+        <w:rPr>
+          <w:rFonts w:ascii="Times New Roman" w:eastAsia="宋体" w:hAnsi="Times New Roman" w:cs="Times New Roman"/>
+        </w:rPr>
+      </w:pPr>
+      <w:r>
+        <w:rPr>
+          <w:rFonts w:ascii="Times New Roman" w:eastAsia="宋体" w:hAnsi="Times New Roman" w:cs="Times New Roman"/>
+          <w:b/>
+          <w:bCs/>
+        </w:rPr>
+        <w:t>git branch</w:t>
+      </w:r>
+      <w:r>
+        <w:rPr>
+          <w:rFonts w:ascii="Times New Roman" w:eastAsia="宋体" w:hAnsi="Times New Roman" w:cs="Times New Roman"/>
+        </w:rPr>
+        <w:t>：查看当前本地有哪些分支，以及自己处于哪个分支。</w:t>
+      </w:r>
+    </w:p>
+    <w:p>
+      <w:pPr>
+        <w:numPr>
+          <w:ilvl w:val="0"/>
+          <w:numId w:val="5"/>
+        </w:numPr>
+        <w:jc w:val="both"/>
+        <w:rPr>
+          <w:rFonts w:ascii="Times New Roman" w:eastAsia="宋体" w:hAnsi="Times New Roman" w:cs="Times New Roman"/>
+        </w:rPr>
+      </w:pPr>
+      <w:r>
+        <w:rPr>
+          <w:rFonts w:ascii="Times New Roman" w:eastAsia="宋体" w:hAnsi="Times New Roman" w:cs="Times New Roman"/>
+          <w:b/>
+          <w:bCs/>
+        </w:rPr>
+        <w:t>git branch [</w:t>
+      </w:r>
+      <w:r>
+        <w:rPr>
+          <w:rFonts w:ascii="Times New Roman" w:eastAsia="宋体" w:hAnsi="Times New Roman" w:cs="Times New Roman"/>
+          <w:b/>
+          <w:bCs/>
+        </w:rPr>
+        <w:t>分支名</w:t>
+      </w:r>
+      <w:r>
+        <w:rPr>
+          <w:rFonts w:ascii="Times New Roman" w:eastAsia="宋体" w:hAnsi="Times New Roman" w:cs="Times New Roman"/>
+          <w:b/>
+          <w:bCs/>
+        </w:rPr>
+        <w:t>]</w:t>
+      </w:r>
+      <w:r>
+        <w:rPr>
+          <w:rFonts w:ascii="Times New Roman" w:eastAsia="宋体" w:hAnsi="Times New Roman" w:cs="Times New Roman"/>
+        </w:rPr>
+        <w:t>：创建一个新分支，但依然停留在当前分支。</w:t>
+      </w:r>
+    </w:p>
+    <w:p>
+      <w:pPr>
+        <w:numPr>
+          <w:ilvl w:val="0"/>
+          <w:numId w:val="5"/>
+        </w:numPr>
+        <w:jc w:val="both"/>
+        <w:rPr>
+          <w:rFonts w:ascii="Times New Roman" w:eastAsia="宋体" w:hAnsi="Times New Roman" w:cs="Times New Roman"/>
+        </w:rPr>
+      </w:pPr>
+      <w:r>
+        <w:rPr>
+          <w:rFonts w:ascii="Times New Roman" w:eastAsia="宋体" w:hAnsi="Times New Roman" w:cs="Times New Roman"/>
+          <w:b/>
+          <w:bCs/>
+        </w:rPr>
+        <w:t>git checkout [</w:t>
+      </w:r>
+      <w:r>
+        <w:rPr>
+          <w:rFonts w:ascii="Times New Roman" w:eastAsia="宋体" w:hAnsi="Times New Roman" w:cs="Times New Roman"/>
+          <w:b/>
+          <w:bCs/>
+        </w:rPr>
+        <w:t>分支名</w:t>
+      </w:r>
+      <w:r>
+        <w:rPr>
+          <w:rFonts w:ascii="Times New Roman" w:eastAsia="宋体" w:hAnsi="Times New Roman" w:cs="Times New Roman"/>
+          <w:b/>
+          <w:bCs/>
+        </w:rPr>
+        <w:t>]</w:t>
+      </w:r>
+      <w:r>
+        <w:rPr>
+          <w:rFonts w:ascii="Times New Roman" w:eastAsia="宋体" w:hAnsi="Times New Roman" w:cs="Times New Roman"/>
+        </w:rPr>
+        <w:t>：切换到指定分支。</w:t>
+      </w:r>
+    </w:p>
+    <w:p>
+      <w:pPr>
+        <w:numPr>
+          <w:ilvl w:val="0"/>
+          <w:numId w:val="5"/>
+        </w:numPr>
+        <w:jc w:val="both"/>
+        <w:rPr>
+          <w:rFonts w:ascii="Times New Roman" w:eastAsia="宋体" w:hAnsi="Times New Roman" w:cs="Times New Roman"/>
+        </w:rPr>
+      </w:pPr>
+      <w:r>
+        <w:rPr>
+          <w:rFonts w:ascii="Times New Roman" w:eastAsia="宋体" w:hAnsi="Times New Roman" w:cs="Times New Roman"/>
+          <w:b/>
+          <w:bCs/>
+        </w:rPr>
+        <w:t>git checkout -b [</w:t>
+      </w:r>
+      <w:r>
+        <w:rPr>
+          <w:rFonts w:ascii="Times New Roman" w:eastAsia="宋体" w:hAnsi="Times New Roman" w:cs="Times New Roman"/>
+          <w:b/>
+          <w:bCs/>
+        </w:rPr>
+        <w:t>分支名</w:t>
+      </w:r>
+      <w:r>
+        <w:rPr>
+          <w:rFonts w:ascii="Times New Roman" w:eastAsia="宋体" w:hAnsi="Times New Roman" w:cs="Times New Roman"/>
+          <w:b/>
+          <w:bCs/>
+        </w:rPr>
+        <w:t>]</w:t>
+      </w:r>
+      <w:r>
+        <w:rPr>
+          <w:rFonts w:ascii="Times New Roman" w:eastAsia="宋体" w:hAnsi="Times New Roman" w:cs="Times New Roman"/>
+        </w:rPr>
+        <w:t>：（最常用）直接创建并立刻切换到该新分支。</w:t>
+      </w:r>
+    </w:p>
+    <w:p>
+      <w:pPr>
+        <w:numPr>
+          <w:ilvl w:val="0"/>
+          <w:numId w:val="5"/>
+        </w:numPr>
+        <w:jc w:val="both"/>
+        <w:rPr>
+          <w:rFonts w:ascii="Times New Roman" w:eastAsia="宋体" w:hAnsi="Times New Roman" w:cs="Times New Roman"/>
+        </w:rPr>
+      </w:pPr>
+      <w:r>
+        <w:rPr>
+          <w:rFonts w:ascii="Times New Roman" w:eastAsia="宋体" w:hAnsi="Times New Roman" w:cs="Times New Roman"/>
+          <w:b/>
+          <w:bCs/>
+        </w:rPr>
+        <w:t>git merge [</w:t>
+      </w:r>
+      <w:r>
+        <w:rPr>
+          <w:rFonts w:ascii="Times New Roman" w:eastAsia="宋体" w:hAnsi="Times New Roman" w:cs="Times New Roman"/>
+          <w:b/>
+          <w:bCs/>
+        </w:rPr>
+        <w:t>分支名</w:t>
+      </w:r>
+      <w:r>
+        <w:rPr>
+          <w:rFonts w:ascii="Times New Roman" w:eastAsia="宋体" w:hAnsi="Times New Roman" w:cs="Times New Roman"/>
+          <w:b/>
+          <w:bCs/>
+        </w:rPr>
+        <w:t>]</w:t>
+      </w:r>
+      <w:r>
+        <w:rPr>
+          <w:rFonts w:ascii="Times New Roman" w:eastAsia="宋体" w:hAnsi="Times New Roman" w:cs="Times New Roman"/>
+        </w:rPr>
+        <w:t>：将指定分支的代码合并到</w:t>
+      </w:r>
+      <w:r>
+        <w:rPr>
+          <w:rFonts w:ascii="Times New Roman" w:eastAsia="宋体" w:hAnsi="Times New Roman" w:cs="Times New Roman"/>
+          <w:b/>
+          <w:bCs/>
+        </w:rPr>
+        <w:t>当前所在</w:t>
+      </w:r>
+      <w:r>
+        <w:rPr>
+          <w:rFonts w:ascii="Times New Roman" w:eastAsia="宋体" w:hAnsi="Times New Roman" w:cs="Times New Roman"/>
+        </w:rPr>
+        <w:t>的分支中。</w:t>
+      </w:r>
+    </w:p>
+    <w:p>
+      <w:pPr>
+        <w:numPr>
+          <w:ilvl w:val="0"/>
+          <w:numId w:val="5"/>
+        </w:numPr>
+        <w:jc w:val="both"/>
+        <w:rPr>
+          <w:rFonts w:ascii="Times New Roman" w:eastAsia="宋体" w:hAnsi="Times New Roman" w:cs="Times New Roman"/>
+        </w:rPr>
+      </w:pPr>
+      <w:r>
+        <w:rPr>
+          <w:rFonts w:ascii="Times New Roman" w:eastAsia="宋体" w:hAnsi="Times New Roman" w:cs="Times New Roman"/>
+          <w:b/>
+          <w:bCs/>
+        </w:rPr>
+        <w:t>git branch -d [</w:t>
+      </w:r>
+      <w:r>
+        <w:rPr>
+          <w:rFonts w:ascii="Times New Roman" w:eastAsia="宋体" w:hAnsi="Times New Roman" w:cs="Times New Roman"/>
+          <w:b/>
+          <w:bCs/>
+        </w:rPr>
+        <w:t>分支名</w:t>
+      </w:r>
+      <w:r>
+        <w:rPr>
+          <w:rFonts w:ascii="Times New Roman" w:eastAsia="宋体" w:hAnsi="Times New Roman" w:cs="Times New Roman"/>
+          <w:b/>
+          <w:bCs/>
+        </w:rPr>
+        <w:t>]</w:t>
+      </w:r>
+      <w:r>
+        <w:rPr>
+          <w:rFonts w:ascii="Times New Roman" w:eastAsia="宋体" w:hAnsi="Times New Roman" w:cs="Times New Roman"/>
+        </w:rPr>
+        <w:t>：检查并删除该分支（通常在开发完成并合并后进行清理）。</w:t>
+      </w:r>
+    </w:p>
+    <w:p>
+      <w:pPr>
+        <w:jc w:val="both"/>
+        <w:rPr>
+          <w:rFonts w:ascii="Times New Roman" w:eastAsia="宋体" w:hAnsi="Times New Roman" w:cs="Times New Roman"/>
+          <w:b/>
+          <w:bCs/>
+        </w:rPr>
+      </w:pPr>
+      <w:r>
+        <w:rPr>
+          <w:rFonts w:ascii="Times New Roman" w:eastAsia="宋体" w:hAnsi="Times New Roman" w:cs="Times New Roman"/>
+          <w:b/>
+          <w:bCs/>
+        </w:rPr>
+        <w:t>第五部分：远程仓库与协作交互</w:t>
+      </w:r>
+    </w:p>
+    <w:p>
+      <w:pPr>
+        <w:jc w:val="both"/>
+        <w:rPr>
+          <w:rFonts w:ascii="Times New Roman" w:eastAsia="宋体" w:hAnsi="Times New Roman" w:cs="Times New Roman"/>
+        </w:rPr>
+      </w:pPr>
+      <w:r>
+        <w:rPr>
+          <w:rFonts w:ascii="Times New Roman" w:eastAsia="宋体" w:hAnsi="Times New Roman" w:cs="Times New Roman"/>
+        </w:rPr>
+        <w:t>涉及到与远端服务器（如</w:t>
+      </w:r>
+      <w:r>
+        <w:rPr>
+          <w:rFonts w:ascii="Times New Roman" w:eastAsia="宋体" w:hAnsi="Times New Roman" w:cs="Times New Roman"/>
+        </w:rPr>
+        <w:t xml:space="preserve"> GitHub, GitLab</w:t>
+      </w:r>
+      <w:r>
+        <w:rPr>
+          <w:rFonts w:ascii="Times New Roman" w:eastAsia="宋体" w:hAnsi="Times New Roman" w:cs="Times New Roman"/>
+        </w:rPr>
+        <w:t>）的交互。</w:t>
+      </w:r>
+    </w:p>
+    <w:p>
+      <w:pPr>
+        <w:numPr>
+          <w:ilvl w:val="0"/>
+          <w:numId w:val="6"/>
+        </w:numPr>
+        <w:jc w:val="both"/>
+        <w:rPr>
+          <w:rFonts w:ascii="Times New Roman" w:eastAsia="宋体" w:hAnsi="Times New Roman" w:cs="Times New Roman"/>
+        </w:rPr>
+      </w:pPr>
+      <w:r>
+        <w:rPr>
+          <w:rFonts w:ascii="Times New Roman" w:eastAsia="宋体" w:hAnsi="Times New Roman" w:cs="Times New Roman"/>
+          <w:b/>
+          <w:bCs/>
+        </w:rPr>
+        <w:t>git clone [</w:t>
+      </w:r>
+      <w:r>
+        <w:rPr>
+          <w:rFonts w:ascii="Times New Roman" w:eastAsia="宋体" w:hAnsi="Times New Roman" w:cs="Times New Roman"/>
+          <w:b/>
+          <w:bCs/>
+        </w:rPr>
+        <w:t>远端地址</w:t>
+      </w:r>
+      <w:r>
+        <w:rPr>
+          <w:rFonts w:ascii="Times New Roman" w:eastAsia="宋体" w:hAnsi="Times New Roman" w:cs="Times New Roman"/>
+          <w:b/>
+          <w:bCs/>
+        </w:rPr>
+        <w:t>]</w:t>
+      </w:r>
+      <w:r>
+        <w:rPr>
+          <w:rFonts w:ascii="Times New Roman" w:eastAsia="宋体" w:hAnsi="Times New Roman" w:cs="Times New Roman"/>
+        </w:rPr>
+        <w:t>：首次接手项目时使用。作用三合一：把远端代码完整下载到本地</w:t>
+      </w:r>
+      <w:r>
+        <w:rPr>
+          <w:rFonts w:ascii="Times New Roman" w:eastAsia="宋体" w:hAnsi="Times New Roman" w:cs="Times New Roman"/>
+        </w:rPr>
+        <w:t xml:space="preserve"> + </w:t>
+      </w:r>
+      <w:r>
+        <w:rPr>
+          <w:rFonts w:ascii="Times New Roman" w:eastAsia="宋体" w:hAnsi="Times New Roman" w:cs="Times New Roman"/>
+        </w:rPr>
+        <w:t>自动初始化本地仓库</w:t>
+      </w:r>
+      <w:r>
+        <w:rPr>
+          <w:rFonts w:ascii="Times New Roman" w:eastAsia="宋体" w:hAnsi="Times New Roman" w:cs="Times New Roman"/>
+        </w:rPr>
+        <w:t xml:space="preserve"> + </w:t>
+      </w:r>
+      <w:r>
+        <w:rPr>
+          <w:rFonts w:ascii="Times New Roman" w:eastAsia="宋体" w:hAnsi="Times New Roman" w:cs="Times New Roman"/>
+        </w:rPr>
+        <w:t>自动帮你建好名为</w:t>
+      </w:r>
+      <w:r>
+        <w:rPr>
+          <w:rFonts w:ascii="Times New Roman" w:eastAsia="宋体" w:hAnsi="Times New Roman" w:cs="Times New Roman"/>
+        </w:rPr>
+        <w:t xml:space="preserve"> origin </w:t>
+      </w:r>
+      <w:r>
+        <w:rPr>
+          <w:rFonts w:ascii="Times New Roman" w:eastAsia="宋体" w:hAnsi="Times New Roman" w:cs="Times New Roman"/>
+        </w:rPr>
+        <w:t>的远端别名。</w:t>
+      </w:r>
+    </w:p>
+    <w:p>
+      <w:pPr>
+        <w:numPr>
+          <w:ilvl w:val="0"/>
+          <w:numId w:val="6"/>
+        </w:numPr>
+        <w:jc w:val="both"/>
+        <w:rPr>
+          <w:rFonts w:ascii="Times New Roman" w:eastAsia="宋体" w:hAnsi="Times New Roman" w:cs="Times New Roman"/>
+        </w:rPr>
+      </w:pPr>
+      <w:r>
+        <w:rPr>
+          <w:rFonts w:ascii="Times New Roman" w:eastAsia="宋体" w:hAnsi="Times New Roman" w:cs="Times New Roman"/>
+          <w:b/>
+          <w:bCs/>
+        </w:rPr>
+        <w:lastRenderedPageBreak/>
+        <w:t>git remote add [</w:t>
+      </w:r>
+      <w:r>
+        <w:rPr>
+          <w:rFonts w:ascii="Times New Roman" w:eastAsia="宋体" w:hAnsi="Times New Roman" w:cs="Times New Roman"/>
+          <w:b/>
+          <w:bCs/>
+        </w:rPr>
+        <w:t>别名</w:t>
+      </w:r>
+      <w:r>
+        <w:rPr>
+          <w:rFonts w:ascii="Times New Roman" w:eastAsia="宋体" w:hAnsi="Times New Roman" w:cs="Times New Roman"/>
+          <w:b/>
+          <w:bCs/>
+        </w:rPr>
+        <w:t>] [</w:t>
+      </w:r>
+      <w:r>
+        <w:rPr>
+          <w:rFonts w:ascii="Times New Roman" w:eastAsia="宋体" w:hAnsi="Times New Roman" w:cs="Times New Roman"/>
+          <w:b/>
+          <w:bCs/>
+        </w:rPr>
+        <w:t>实际仓库地址</w:t>
+      </w:r>
+      <w:r>
+        <w:rPr>
+          <w:rFonts w:ascii="Times New Roman" w:eastAsia="宋体" w:hAnsi="Times New Roman" w:cs="Times New Roman"/>
+          <w:b/>
+          <w:bCs/>
+        </w:rPr>
+        <w:t>]</w:t>
+      </w:r>
+      <w:r>
+        <w:rPr>
+          <w:rFonts w:ascii="Times New Roman" w:eastAsia="宋体" w:hAnsi="Times New Roman" w:cs="Times New Roman"/>
+        </w:rPr>
+        <w:t>：关联本地仓库与远端仓库。</w:t>
+      </w:r>
+    </w:p>
+    <w:p>
+      <w:pPr>
+        <w:numPr>
+          <w:ilvl w:val="1"/>
+          <w:numId w:val="6"/>
+        </w:numPr>
+        <w:jc w:val="both"/>
+        <w:rPr>
+          <w:rFonts w:ascii="Times New Roman" w:eastAsia="宋体" w:hAnsi="Times New Roman" w:cs="Times New Roman"/>
+        </w:rPr>
+      </w:pPr>
+      <w:r>
+        <w:rPr>
+          <w:rFonts w:ascii="Times New Roman" w:eastAsia="宋体" w:hAnsi="Times New Roman" w:cs="Times New Roman"/>
+          <w:i/>
+          <w:iCs/>
+        </w:rPr>
+        <w:t>纠正：这步只需要在仓库初次关联时做一次，</w:t>
+      </w:r>
+      <w:r>
+        <w:rPr>
+          <w:rFonts w:ascii="Times New Roman" w:eastAsia="宋体" w:hAnsi="Times New Roman" w:cs="Times New Roman"/>
+          <w:b/>
+          <w:bCs/>
+          <w:i/>
+          <w:iCs/>
+        </w:rPr>
+        <w:t>不需要每次推送都做</w:t>
+      </w:r>
+      <w:r>
+        <w:rPr>
+          <w:rFonts w:ascii="Times New Roman" w:eastAsia="宋体" w:hAnsi="Times New Roman" w:cs="Times New Roman"/>
+          <w:i/>
+          <w:iCs/>
+        </w:rPr>
+        <w:t>。通常别名默认叫</w:t>
+      </w:r>
+      <w:r>
+        <w:rPr>
+          <w:rFonts w:ascii="Times New Roman" w:eastAsia="宋体" w:hAnsi="Times New Roman" w:cs="Times New Roman"/>
+          <w:i/>
+          <w:iCs/>
+        </w:rPr>
+        <w:t xml:space="preserve"> origin</w:t>
+      </w:r>
+      <w:r>
+        <w:rPr>
+          <w:rFonts w:ascii="Times New Roman" w:eastAsia="宋体" w:hAnsi="Times New Roman" w:cs="Times New Roman"/>
+          <w:i/>
+          <w:iCs/>
+        </w:rPr>
+        <w:t>。</w:t>
+      </w:r>
+    </w:p>
+    <w:p>
+      <w:pPr>
+        <w:numPr>
+          <w:ilvl w:val="0"/>
+          <w:numId w:val="6"/>
+        </w:numPr>
+        <w:jc w:val="both"/>
+        <w:rPr>
+          <w:rFonts w:ascii="Times New Roman" w:eastAsia="宋体" w:hAnsi="Times New Roman" w:cs="Times New Roman"/>
+        </w:rPr>
+      </w:pPr>
+      <w:r>
+        <w:rPr>
+          <w:rFonts w:ascii="Times New Roman" w:eastAsia="宋体" w:hAnsi="Times New Roman" w:cs="Times New Roman"/>
+          <w:b/>
+          <w:bCs/>
+        </w:rPr>
+        <w:t>git remote -v</w:t>
+      </w:r>
+      <w:r>
+        <w:rPr>
+          <w:rFonts w:ascii="Times New Roman" w:eastAsia="宋体" w:hAnsi="Times New Roman" w:cs="Times New Roman"/>
+        </w:rPr>
+        <w:t>：查看当前本地仓库关联了哪些远端地址。</w:t>
+      </w:r>
+    </w:p>
+    <w:p>
+      <w:pPr>
+        <w:numPr>
+          <w:ilvl w:val="0"/>
+          <w:numId w:val="6"/>
+        </w:numPr>
+        <w:jc w:val="both"/>
+        <w:rPr>
+          <w:rFonts w:ascii="Times New Roman" w:eastAsia="宋体" w:hAnsi="Times New Roman" w:cs="Times New Roman"/>
+        </w:rPr>
+      </w:pPr>
+      <w:r>
+        <w:rPr>
+          <w:rFonts w:ascii="Times New Roman" w:eastAsia="宋体" w:hAnsi="Times New Roman" w:cs="Times New Roman"/>
+          <w:b/>
+          <w:bCs/>
+        </w:rPr>
+        <w:t>git push origin [</w:t>
+      </w:r>
+      <w:r>
+        <w:rPr>
+          <w:rFonts w:ascii="Times New Roman" w:eastAsia="宋体" w:hAnsi="Times New Roman" w:cs="Times New Roman"/>
+          <w:b/>
+          <w:bCs/>
+        </w:rPr>
+        <w:t>分支名</w:t>
+      </w:r>
+      <w:r>
+        <w:rPr>
+          <w:rFonts w:ascii="Times New Roman" w:eastAsia="宋体" w:hAnsi="Times New Roman" w:cs="Times New Roman"/>
+          <w:b/>
+          <w:bCs/>
+        </w:rPr>
+        <w:t>]</w:t>
+      </w:r>
+      <w:r>
+        <w:rPr>
+          <w:rFonts w:ascii="Times New Roman" w:eastAsia="宋体" w:hAnsi="Times New Roman" w:cs="Times New Roman"/>
+        </w:rPr>
+        <w:t>：将本地的某个分支推送到远端仓库。</w:t>
+      </w:r>
+    </w:p>
+    <w:p>
+      <w:pPr>
+        <w:numPr>
+          <w:ilvl w:val="0"/>
+          <w:numId w:val="6"/>
+        </w:numPr>
+        <w:jc w:val="both"/>
+        <w:rPr>
+          <w:rFonts w:ascii="Times New Roman" w:eastAsia="宋体" w:hAnsi="Times New Roman" w:cs="Times New Roman"/>
+        </w:rPr>
+      </w:pPr>
+      <w:r>
+        <w:rPr>
+          <w:rFonts w:ascii="Times New Roman" w:eastAsia="宋体" w:hAnsi="Times New Roman" w:cs="Times New Roman"/>
+          <w:b/>
+          <w:bCs/>
+        </w:rPr>
+        <w:t>git pull [</w:t>
+      </w:r>
+      <w:r>
+        <w:rPr>
+          <w:rFonts w:ascii="Times New Roman" w:eastAsia="宋体" w:hAnsi="Times New Roman" w:cs="Times New Roman"/>
+          <w:b/>
+          <w:bCs/>
+        </w:rPr>
+        <w:t>远程仓库名</w:t>
+      </w:r>
+      <w:r>
+        <w:rPr>
+          <w:rFonts w:ascii="Times New Roman" w:eastAsia="宋体" w:hAnsi="Times New Roman" w:cs="Times New Roman"/>
+          <w:b/>
+          <w:bCs/>
+        </w:rPr>
+        <w:t>] [</w:t>
+      </w:r>
+      <w:r>
+        <w:rPr>
+          <w:rFonts w:ascii="Times New Roman" w:eastAsia="宋体" w:hAnsi="Times New Roman" w:cs="Times New Roman"/>
+          <w:b/>
+          <w:bCs/>
+        </w:rPr>
+        <w:t>远程分支名</w:t>
+      </w:r>
+      <w:r>
+        <w:rPr>
+          <w:rFonts w:ascii="Times New Roman" w:eastAsia="宋体" w:hAnsi="Times New Roman" w:cs="Times New Roman"/>
+          <w:b/>
+          <w:bCs/>
+        </w:rPr>
+        <w:t>]</w:t>
+      </w:r>
+      <w:r>
+        <w:rPr>
+          <w:rFonts w:ascii="Times New Roman" w:eastAsia="宋体" w:hAnsi="Times New Roman" w:cs="Times New Roman"/>
+        </w:rPr>
+        <w:t>：拉取远端最新代码并直接与本地合并。</w:t>
+      </w:r>
+    </w:p>
+    <w:p>
+      <w:pPr>
+        <w:numPr>
+          <w:ilvl w:val="1"/>
+          <w:numId w:val="6"/>
+        </w:numPr>
+        <w:jc w:val="both"/>
+        <w:rPr>
+          <w:rFonts w:ascii="Times New Roman" w:eastAsia="宋体" w:hAnsi="Times New Roman" w:cs="Times New Roman"/>
+        </w:rPr>
+      </w:pPr>
+      <w:r>
+        <w:rPr>
+          <w:rFonts w:ascii="Times New Roman" w:eastAsia="宋体" w:hAnsi="Times New Roman" w:cs="Times New Roman"/>
+          <w:i/>
+          <w:iCs/>
+        </w:rPr>
+        <w:t>其本质相当于分两步走：先</w:t>
+      </w:r>
+      <w:r>
+        <w:rPr>
+          <w:rFonts w:ascii="Times New Roman" w:eastAsia="宋体" w:hAnsi="Times New Roman" w:cs="Times New Roman"/>
+          <w:i/>
+          <w:iCs/>
+        </w:rPr>
+        <w:t xml:space="preserve"> git fetch (</w:t>
+      </w:r>
+      <w:r>
+        <w:rPr>
+          <w:rFonts w:ascii="Times New Roman" w:eastAsia="宋体" w:hAnsi="Times New Roman" w:cs="Times New Roman"/>
+          <w:i/>
+          <w:iCs/>
+        </w:rPr>
+        <w:t>抓取远端最新变化</w:t>
+      </w:r>
+      <w:r>
+        <w:rPr>
+          <w:rFonts w:ascii="Times New Roman" w:eastAsia="宋体" w:hAnsi="Times New Roman" w:cs="Times New Roman"/>
+          <w:i/>
+          <w:iCs/>
+        </w:rPr>
+        <w:t>)</w:t>
+      </w:r>
+      <w:r>
+        <w:rPr>
+          <w:rFonts w:ascii="Times New Roman" w:eastAsia="宋体" w:hAnsi="Times New Roman" w:cs="Times New Roman"/>
+          <w:i/>
+          <w:iCs/>
+        </w:rPr>
+        <w:t>，然后再执行</w:t>
+      </w:r>
+      <w:r>
+        <w:rPr>
+          <w:rFonts w:ascii="Times New Roman" w:eastAsia="宋体" w:hAnsi="Times New Roman" w:cs="Times New Roman"/>
+          <w:i/>
+          <w:iCs/>
+        </w:rPr>
+        <w:t xml:space="preserve"> git merge (</w:t>
+      </w:r>
+      <w:r>
+        <w:rPr>
+          <w:rFonts w:ascii="Times New Roman" w:eastAsia="宋体" w:hAnsi="Times New Roman" w:cs="Times New Roman"/>
+          <w:i/>
+          <w:iCs/>
+        </w:rPr>
+        <w:t>合并到本地</w:t>
+      </w:r>
+      <w:r>
+        <w:rPr>
+          <w:rFonts w:ascii="Times New Roman" w:eastAsia="宋体" w:hAnsi="Times New Roman" w:cs="Times New Roman"/>
+          <w:i/>
+          <w:iCs/>
+        </w:rPr>
+        <w:t>)</w:t>
+      </w:r>
+      <w:r>
+        <w:rPr>
+          <w:rFonts w:ascii="Times New Roman" w:eastAsia="宋体" w:hAnsi="Times New Roman" w:cs="Times New Roman"/>
+          <w:i/>
+          <w:iCs/>
+        </w:rPr>
+        <w:t>。</w:t>
+      </w:r>
+    </w:p>
+    <w:p>
+      <w:pPr>
+        <w:numPr>
+          <w:ilvl w:val="0"/>
+          <w:numId w:val="6"/>
+        </w:numPr>
+        <w:jc w:val="both"/>
+        <w:rPr>
+          <w:rFonts w:ascii="Times New Roman" w:eastAsia="宋体" w:hAnsi="Times New Roman" w:cs="Times New Roman"/>
+        </w:rPr>
+      </w:pPr>
+      <w:r>
+        <w:rPr>
+          <w:rFonts w:ascii="Times New Roman" w:eastAsia="宋体" w:hAnsi="Times New Roman" w:cs="Times New Roman"/>
+          <w:b/>
+          <w:bCs/>
+        </w:rPr>
+        <w:t>冲突解决核心思路</w:t>
+      </w:r>
+      <w:r>
+        <w:rPr>
+          <w:rFonts w:ascii="Times New Roman" w:eastAsia="宋体" w:hAnsi="Times New Roman" w:cs="Times New Roman"/>
+        </w:rPr>
+        <w:t>：如果你的推送被拒，通常是因为远端有别人提交的新代码你还没同步。必须先</w:t>
+      </w:r>
+      <w:r>
+        <w:rPr>
+          <w:rFonts w:ascii="Times New Roman" w:eastAsia="宋体" w:hAnsi="Times New Roman" w:cs="Times New Roman"/>
+        </w:rPr>
+        <w:t xml:space="preserve"> pull </w:t>
+      </w:r>
+      <w:r>
+        <w:rPr>
+          <w:rFonts w:ascii="Times New Roman" w:eastAsia="宋体" w:hAnsi="Times New Roman" w:cs="Times New Roman"/>
+        </w:rPr>
+        <w:t>拉取下来，在本地解决掉那些冲突的代码行，然后重新</w:t>
+      </w:r>
+      <w:r>
+        <w:rPr>
+          <w:rFonts w:ascii="Times New Roman" w:eastAsia="宋体" w:hAnsi="Times New Roman" w:cs="Times New Roman"/>
+        </w:rPr>
+        <w:t xml:space="preserve"> add </w:t>
+      </w:r>
+      <w:r>
+        <w:rPr>
+          <w:rFonts w:ascii="Times New Roman" w:eastAsia="宋体" w:hAnsi="Times New Roman" w:cs="Times New Roman"/>
+        </w:rPr>
+        <w:t>和</w:t>
+      </w:r>
+      <w:r>
+        <w:rPr>
+          <w:rFonts w:ascii="Times New Roman" w:eastAsia="宋体" w:hAnsi="Times New Roman" w:cs="Times New Roman"/>
+        </w:rPr>
+        <w:t xml:space="preserve"> commit</w:t>
+      </w:r>
+      <w:r>
+        <w:rPr>
+          <w:rFonts w:ascii="Times New Roman" w:eastAsia="宋体" w:hAnsi="Times New Roman" w:cs="Times New Roman"/>
+        </w:rPr>
+        <w:t>，最后再次</w:t>
+      </w:r>
+      <w:r>
+        <w:rPr>
+          <w:rFonts w:ascii="Times New Roman" w:eastAsia="宋体" w:hAnsi="Times New Roman" w:cs="Times New Roman"/>
+        </w:rPr>
+        <w:t xml:space="preserve"> push</w:t>
+      </w:r>
+      <w:r>
+        <w:rPr>
+          <w:rFonts w:ascii="Times New Roman" w:eastAsia="宋体" w:hAnsi="Times New Roman" w:cs="Times New Roman"/>
+        </w:rPr>
+        <w:t>。</w:t>
+      </w:r>
+    </w:p>
+    <w:p>
+      <w:pPr>
+        <w:jc w:val="both"/>
+        <w:rPr>
+          <w:rFonts w:ascii="Times New Roman" w:eastAsia="宋体" w:hAnsi="Times New Roman" w:cs="Times New Roman"/>
+          <w:b/>
+          <w:bCs/>
+        </w:rPr>
+      </w:pPr>
+      <w:r>
+        <w:rPr>
+          <w:rFonts w:ascii="Times New Roman" w:eastAsia="宋体" w:hAnsi="Times New Roman" w:cs="Times New Roman"/>
+          <w:b/>
+          <w:bCs/>
+        </w:rPr>
+        <w:t>第六部分：</w:t>
+      </w:r>
+      <w:proofErr w:type="gramStart"/>
+      <w:r>
+        <w:rPr>
+          <w:rFonts w:ascii="Times New Roman" w:eastAsia="宋体" w:hAnsi="Times New Roman" w:cs="Times New Roman"/>
+          <w:b/>
+          <w:bCs/>
+        </w:rPr>
+        <w:t>教程锚点</w:t>
+      </w:r>
+      <w:proofErr w:type="gramEnd"/>
+      <w:r>
+        <w:rPr>
+          <w:rFonts w:ascii="Times New Roman" w:eastAsia="宋体" w:hAnsi="Times New Roman" w:cs="Times New Roman"/>
+          <w:b/>
+          <w:bCs/>
+        </w:rPr>
+        <w:t xml:space="preserve"> (</w:t>
+      </w:r>
+      <w:r>
+        <w:rPr>
+          <w:rFonts w:ascii="Times New Roman" w:eastAsia="宋体" w:hAnsi="Times New Roman" w:cs="Times New Roman"/>
+          <w:b/>
+          <w:bCs/>
+        </w:rPr>
+        <w:t>尚硅谷</w:t>
+      </w:r>
+      <w:r>
+        <w:rPr>
+          <w:rFonts w:ascii="Times New Roman" w:eastAsia="宋体" w:hAnsi="Times New Roman" w:cs="Times New Roman"/>
+          <w:b/>
+          <w:bCs/>
+        </w:rPr>
+        <w:t xml:space="preserve"> Git </w:t>
+      </w:r>
+      <w:r>
+        <w:rPr>
+          <w:rFonts w:ascii="Times New Roman" w:eastAsia="宋体" w:hAnsi="Times New Roman" w:cs="Times New Roman"/>
+          <w:b/>
+          <w:bCs/>
+        </w:rPr>
+        <w:t>全套教程</w:t>
+      </w:r>
+      <w:r>
+        <w:rPr>
+          <w:rFonts w:ascii="Times New Roman" w:eastAsia="宋体" w:hAnsi="Times New Roman" w:cs="Times New Roman"/>
+          <w:b/>
+          <w:bCs/>
+        </w:rPr>
+        <w:t>)</w:t>
+      </w:r>
+    </w:p>
+    <w:p>
+      <w:pPr>
+        <w:numPr>
+          <w:ilvl w:val="0"/>
+          <w:numId w:val="7"/>
+        </w:numPr>
+        <w:jc w:val="both"/>
+        <w:rPr>
+          <w:rFonts w:ascii="Times New Roman" w:eastAsia="宋体" w:hAnsi="Times New Roman" w:cs="Times New Roman"/>
+        </w:rPr>
+      </w:pPr>
+      <w:r>
+        <w:rPr>
+          <w:rFonts w:ascii="Times New Roman" w:eastAsia="宋体" w:hAnsi="Times New Roman" w:cs="Times New Roman"/>
+          <w:b/>
+          <w:bCs/>
+        </w:rPr>
+        <w:t>第</w:t>
+      </w:r>
+      <w:r>
+        <w:rPr>
+          <w:rFonts w:ascii="Times New Roman" w:eastAsia="宋体" w:hAnsi="Times New Roman" w:cs="Times New Roman"/>
+          <w:b/>
+          <w:bCs/>
+        </w:rPr>
+        <w:t xml:space="preserve"> 38 </w:t>
+      </w:r>
+      <w:r>
+        <w:rPr>
+          <w:rFonts w:ascii="Times New Roman" w:eastAsia="宋体" w:hAnsi="Times New Roman" w:cs="Times New Roman"/>
+          <w:b/>
+          <w:bCs/>
+        </w:rPr>
+        <w:t>节</w:t>
+      </w:r>
+      <w:r>
+        <w:rPr>
+          <w:rFonts w:ascii="Times New Roman" w:eastAsia="宋体" w:hAnsi="Times New Roman" w:cs="Times New Roman"/>
+        </w:rPr>
+        <w:t>：讲解如何在</w:t>
+      </w:r>
+      <w:r>
+        <w:rPr>
+          <w:rFonts w:ascii="Times New Roman" w:eastAsia="宋体" w:hAnsi="Times New Roman" w:cs="Times New Roman"/>
+        </w:rPr>
+        <w:t xml:space="preserve"> GitHub </w:t>
+      </w:r>
+      <w:r>
+        <w:rPr>
+          <w:rFonts w:ascii="Times New Roman" w:eastAsia="宋体" w:hAnsi="Times New Roman" w:cs="Times New Roman"/>
+        </w:rPr>
+        <w:t>上邀请团队成员加入开发（配置协作者权限）。</w:t>
+      </w:r>
+    </w:p>
+    <w:p>
+      <w:pPr>
+        <w:numPr>
+          <w:ilvl w:val="0"/>
+          <w:numId w:val="7"/>
+        </w:numPr>
+        <w:jc w:val="both"/>
+        <w:rPr>
+          <w:rFonts w:ascii="Times New Roman" w:eastAsia="宋体" w:hAnsi="Times New Roman" w:cs="Times New Roman"/>
+        </w:rPr>
+      </w:pPr>
+      <w:r>
+        <w:rPr>
+          <w:rFonts w:ascii="Times New Roman" w:eastAsia="宋体" w:hAnsi="Times New Roman" w:cs="Times New Roman"/>
+          <w:b/>
+          <w:bCs/>
+        </w:rPr>
+        <w:t>第</w:t>
+      </w:r>
+      <w:r>
+        <w:rPr>
+          <w:rFonts w:ascii="Times New Roman" w:eastAsia="宋体" w:hAnsi="Times New Roman" w:cs="Times New Roman"/>
+          <w:b/>
+          <w:bCs/>
+        </w:rPr>
+        <w:t xml:space="preserve"> 41 </w:t>
+      </w:r>
+      <w:r>
+        <w:rPr>
+          <w:rFonts w:ascii="Times New Roman" w:eastAsia="宋体" w:hAnsi="Times New Roman" w:cs="Times New Roman"/>
+          <w:b/>
+          <w:bCs/>
+        </w:rPr>
+        <w:t>节</w:t>
+      </w:r>
+      <w:r>
+        <w:rPr>
+          <w:rFonts w:ascii="Times New Roman" w:eastAsia="宋体" w:hAnsi="Times New Roman" w:cs="Times New Roman"/>
+        </w:rPr>
+        <w:t>：讲解跨团队协作（通常涉及</w:t>
+      </w:r>
+      <w:r>
+        <w:rPr>
+          <w:rFonts w:ascii="Times New Roman" w:eastAsia="宋体" w:hAnsi="Times New Roman" w:cs="Times New Roman"/>
+        </w:rPr>
+        <w:t xml:space="preserve"> Fork </w:t>
+      </w:r>
+      <w:r>
+        <w:rPr>
+          <w:rFonts w:ascii="Times New Roman" w:eastAsia="宋体" w:hAnsi="Times New Roman" w:cs="Times New Roman"/>
+        </w:rPr>
+        <w:t>代码、</w:t>
+      </w:r>
+      <w:proofErr w:type="gramStart"/>
+      <w:r>
+        <w:rPr>
+          <w:rFonts w:ascii="Times New Roman" w:eastAsia="宋体" w:hAnsi="Times New Roman" w:cs="Times New Roman"/>
+        </w:rPr>
+        <w:t>修改后跨仓库</w:t>
+      </w:r>
+      <w:proofErr w:type="gramEnd"/>
+      <w:r>
+        <w:rPr>
+          <w:rFonts w:ascii="Times New Roman" w:eastAsia="宋体" w:hAnsi="Times New Roman" w:cs="Times New Roman"/>
+        </w:rPr>
+        <w:t>提交</w:t>
+      </w:r>
+      <w:r>
+        <w:rPr>
+          <w:rFonts w:ascii="Times New Roman" w:eastAsia="宋体" w:hAnsi="Times New Roman" w:cs="Times New Roman" w:hint="eastAsia"/>
+        </w:rPr>
+        <w:t>PR(</w:t>
+      </w:r>
+      <w:r>
+        <w:rPr>
+          <w:rFonts w:ascii="Times New Roman" w:eastAsia="宋体" w:hAnsi="Times New Roman" w:cs="Times New Roman"/>
+        </w:rPr>
+        <w:t xml:space="preserve"> Pull Request</w:t>
+      </w:r>
+      <w:r>
+        <w:rPr>
+          <w:rFonts w:ascii="Times New Roman" w:eastAsia="宋体" w:hAnsi="Times New Roman" w:cs="Times New Roman" w:hint="eastAsia"/>
+        </w:rPr>
+        <w:t>)</w:t>
+      </w:r>
+      <w:r>
+        <w:rPr>
+          <w:rFonts w:ascii="Times New Roman" w:eastAsia="宋体" w:hAnsi="Times New Roman" w:cs="Times New Roman"/>
+        </w:rPr>
+        <w:t>的流程）。</w:t>
+      </w:r>
+    </w:p>
+    <w:p>
+      <w:pPr>
+        <w:jc w:val="both"/>
+        <w:rPr>
+          <w:rFonts w:ascii="Times New Roman" w:eastAsia="宋体" w:hAnsi="Times New Roman" w:cs="Times New Roman" w:hint="eastAsia"/>
+        </w:rPr>
+      </w:pPr>
     </w:p>
     <w:sectPr>
       <w:pgSz w:w="11906" w:h="16838"/>
@@ -2104,6 +4874,453 @@
 <file path=word/numbering.xml><?xml version="1.0" encoding="utf-8"?>
 <w:numbering xmlns:wpc="http://schemas.microsoft.com/office/word/2010/wordprocessingCanvas" xmlns:cx="http://schemas.microsoft.com/office/drawing/2014/chartex" xmlns:cx1="http://schemas.microsoft.com/office/drawing/2015/9/8/chartex" xmlns:cx2="http://schemas.microsoft.com/office/drawing/2015/10/21/chartex" xmlns:cx3="http://schemas.microsoft.com/office/drawing/2016/5/9/chartex" xmlns:cx4="http://schemas.microsoft.com/office/drawing/2016/5/10/chartex" xmlns:cx5="http://schemas.microsoft.com/office/drawing/2016/5/11/chartex" xmlns:cx6="http://schemas.microsoft.com/office/drawing/2016/5/12/chartex" xmlns:cx7="http://schemas.microsoft.com/office/drawing/2016/5/13/chartex" xmlns:cx8="http://schemas.microsoft.com/office/drawing/2016/5/14/chartex" xmlns:mc="http://schemas.openxmlformats.org/markup-compatibility/2006" xmlns:aink="http://schemas.microsoft.com/office/drawing/2016/ink" xmlns:am3d="http://schemas.microsoft.com/office/drawing/2017/model3d" xmlns:o="urn:schemas-microsoft-com:office:office" xmlns:oel="http://schemas.microsoft.com/office/2019/extlst" xmlns:r="http://schemas.openxmlformats.org/officeDocument/2006/relationships" xmlns:m="http://schemas.openxmlformats.org/officeDocument/2006/math" xmlns:v="urn:schemas-microsoft-com:vml" xmlns:wp14="http://schemas.microsoft.com/office/word/2010/wordprocessingDrawing" xmlns:wp="http://schemas.openxmlformats.org/drawingml/2006/wordprocessingDrawing" xmlns:w10="urn:schemas-microsoft-com:office:word" xmlns:w="http://schemas.openxmlformats.org/wordprocessingml/2006/main" xmlns:w14="http://schemas.microsoft.com/office/word/2010/wordml" xmlns:w15="http://schemas.microsoft.com/office/word/2012/wordml" xmlns:w16cex="http://schemas.microsoft.com/office/word/2018/wordml/cex" xmlns:w16cid="http://schemas.microsoft.com/office/word/2016/wordml/cid" xmlns:w16="http://schemas.microsoft.com/office/word/2018/wordml" xmlns:w16du="http://schemas.microsoft.com/office/word/2023/wordml/word16du" xmlns:w16sdtdh="http://schemas.microsoft.com/office/word/2020/wordml/sdtdatahash" xmlns:w16sdtfl="http://schemas.microsoft.com/office/word/2024/wordml/sdtformatlock" xmlns:w16se="http://schemas.microsoft.com/office/word/2015/wordml/symex" xmlns:wpg="http://schemas.microsoft.com/office/word/2010/wordprocessingGroup" xmlns:wpi="http://schemas.microsoft.com/office/word/2010/wordprocessingInk" xmlns:wne="http://schemas.microsoft.com/office/word/2006/wordml" xmlns:wps="http://schemas.microsoft.com/office/word/2010/wordprocessingShape" mc:Ignorable="w14 w15 w16se w16cid w16 w16cex w16sdtdh w16sdtfl w16du wp14">
   <w:abstractNum w:abstractNumId="0" w15:restartNumberingAfterBreak="0">
+    <w:nsid w:val="09023F10"/>
+    <w:multiLevelType w:val="multilevel"/>
+    <w:tmpl w:val="FF7CE8D8"/>
+    <w:lvl w:ilvl="0">
+      <w:start w:val="1"/>
+      <w:numFmt w:val="bullet"/>
+      <w:lvlText w:val=""/>
+      <w:lvlJc w:val="left"/>
+      <w:pPr>
+        <w:tabs>
+          <w:tab w:val="num" w:pos="720"/>
+        </w:tabs>
+        <w:ind w:left="720" w:hanging="360"/>
+      </w:pPr>
+      <w:rPr>
+        <w:rFonts w:ascii="Symbol" w:hAnsi="Symbol" w:hint="default"/>
+        <w:sz w:val="20"/>
+      </w:rPr>
+    </w:lvl>
+    <w:lvl w:ilvl="1" w:tentative="1">
+      <w:start w:val="1"/>
+      <w:numFmt w:val="bullet"/>
+      <w:lvlText w:val="o"/>
+      <w:lvlJc w:val="left"/>
+      <w:pPr>
+        <w:tabs>
+          <w:tab w:val="num" w:pos="1440"/>
+        </w:tabs>
+        <w:ind w:left="1440" w:hanging="360"/>
+      </w:pPr>
+      <w:rPr>
+        <w:rFonts w:ascii="Courier New" w:hAnsi="Courier New" w:hint="default"/>
+        <w:sz w:val="20"/>
+      </w:rPr>
+    </w:lvl>
+    <w:lvl w:ilvl="2" w:tentative="1">
+      <w:start w:val="1"/>
+      <w:numFmt w:val="bullet"/>
+      <w:lvlText w:val=""/>
+      <w:lvlJc w:val="left"/>
+      <w:pPr>
+        <w:tabs>
+          <w:tab w:val="num" w:pos="2160"/>
+        </w:tabs>
+        <w:ind w:left="2160" w:hanging="360"/>
+      </w:pPr>
+      <w:rPr>
+        <w:rFonts w:ascii="Wingdings" w:hAnsi="Wingdings" w:hint="default"/>
+        <w:sz w:val="20"/>
+      </w:rPr>
+    </w:lvl>
+    <w:lvl w:ilvl="3" w:tentative="1">
+      <w:start w:val="1"/>
+      <w:numFmt w:val="bullet"/>
+      <w:lvlText w:val=""/>
+      <w:lvlJc w:val="left"/>
+      <w:pPr>
+        <w:tabs>
+          <w:tab w:val="num" w:pos="2880"/>
+        </w:tabs>
+        <w:ind w:left="2880" w:hanging="360"/>
+      </w:pPr>
+      <w:rPr>
+        <w:rFonts w:ascii="Wingdings" w:hAnsi="Wingdings" w:hint="default"/>
+        <w:sz w:val="20"/>
+      </w:rPr>
+    </w:lvl>
+    <w:lvl w:ilvl="4" w:tentative="1">
+      <w:start w:val="1"/>
+      <w:numFmt w:val="bullet"/>
+      <w:lvlText w:val=""/>
+      <w:lvlJc w:val="left"/>
+      <w:pPr>
+        <w:tabs>
+          <w:tab w:val="num" w:pos="3600"/>
+        </w:tabs>
+        <w:ind w:left="3600" w:hanging="360"/>
+      </w:pPr>
+      <w:rPr>
+        <w:rFonts w:ascii="Wingdings" w:hAnsi="Wingdings" w:hint="default"/>
+        <w:sz w:val="20"/>
+      </w:rPr>
+    </w:lvl>
+    <w:lvl w:ilvl="5" w:tentative="1">
+      <w:start w:val="1"/>
+      <w:numFmt w:val="bullet"/>
+      <w:lvlText w:val=""/>
+      <w:lvlJc w:val="left"/>
+      <w:pPr>
+        <w:tabs>
+          <w:tab w:val="num" w:pos="4320"/>
+        </w:tabs>
+        <w:ind w:left="4320" w:hanging="360"/>
+      </w:pPr>
+      <w:rPr>
+        <w:rFonts w:ascii="Wingdings" w:hAnsi="Wingdings" w:hint="default"/>
+        <w:sz w:val="20"/>
+      </w:rPr>
+    </w:lvl>
+    <w:lvl w:ilvl="6" w:tentative="1">
+      <w:start w:val="1"/>
+      <w:numFmt w:val="bullet"/>
+      <w:lvlText w:val=""/>
+      <w:lvlJc w:val="left"/>
+      <w:pPr>
+        <w:tabs>
+          <w:tab w:val="num" w:pos="5040"/>
+        </w:tabs>
+        <w:ind w:left="5040" w:hanging="360"/>
+      </w:pPr>
+      <w:rPr>
+        <w:rFonts w:ascii="Wingdings" w:hAnsi="Wingdings" w:hint="default"/>
+        <w:sz w:val="20"/>
+      </w:rPr>
+    </w:lvl>
+    <w:lvl w:ilvl="7" w:tentative="1">
+      <w:start w:val="1"/>
+      <w:numFmt w:val="bullet"/>
+      <w:lvlText w:val=""/>
+      <w:lvlJc w:val="left"/>
+      <w:pPr>
+        <w:tabs>
+          <w:tab w:val="num" w:pos="5760"/>
+        </w:tabs>
+        <w:ind w:left="5760" w:hanging="360"/>
+      </w:pPr>
+      <w:rPr>
+        <w:rFonts w:ascii="Wingdings" w:hAnsi="Wingdings" w:hint="default"/>
+        <w:sz w:val="20"/>
+      </w:rPr>
+    </w:lvl>
+    <w:lvl w:ilvl="8" w:tentative="1">
+      <w:start w:val="1"/>
+      <w:numFmt w:val="bullet"/>
+      <w:lvlText w:val=""/>
+      <w:lvlJc w:val="left"/>
+      <w:pPr>
+        <w:tabs>
+          <w:tab w:val="num" w:pos="6480"/>
+        </w:tabs>
+        <w:ind w:left="6480" w:hanging="360"/>
+      </w:pPr>
+      <w:rPr>
+        <w:rFonts w:ascii="Wingdings" w:hAnsi="Wingdings" w:hint="default"/>
+        <w:sz w:val="20"/>
+      </w:rPr>
+    </w:lvl>
+  </w:abstractNum>
+  <w:abstractNum w:abstractNumId="1" w15:restartNumberingAfterBreak="0">
+    <w:nsid w:val="12BD0D93"/>
+    <w:multiLevelType w:val="multilevel"/>
+    <w:tmpl w:val="E99221F6"/>
+    <w:lvl w:ilvl="0">
+      <w:start w:val="1"/>
+      <w:numFmt w:val="bullet"/>
+      <w:lvlText w:val=""/>
+      <w:lvlJc w:val="left"/>
+      <w:pPr>
+        <w:tabs>
+          <w:tab w:val="num" w:pos="720"/>
+        </w:tabs>
+        <w:ind w:left="720" w:hanging="360"/>
+      </w:pPr>
+      <w:rPr>
+        <w:rFonts w:ascii="Symbol" w:hAnsi="Symbol" w:hint="default"/>
+        <w:sz w:val="20"/>
+      </w:rPr>
+    </w:lvl>
+    <w:lvl w:ilvl="1" w:tentative="1">
+      <w:start w:val="1"/>
+      <w:numFmt w:val="bullet"/>
+      <w:lvlText w:val="o"/>
+      <w:lvlJc w:val="left"/>
+      <w:pPr>
+        <w:tabs>
+          <w:tab w:val="num" w:pos="1440"/>
+        </w:tabs>
+        <w:ind w:left="1440" w:hanging="360"/>
+      </w:pPr>
+      <w:rPr>
+        <w:rFonts w:ascii="Courier New" w:hAnsi="Courier New" w:hint="default"/>
+        <w:sz w:val="20"/>
+      </w:rPr>
+    </w:lvl>
+    <w:lvl w:ilvl="2" w:tentative="1">
+      <w:start w:val="1"/>
+      <w:numFmt w:val="bullet"/>
+      <w:lvlText w:val=""/>
+      <w:lvlJc w:val="left"/>
+      <w:pPr>
+        <w:tabs>
+          <w:tab w:val="num" w:pos="2160"/>
+        </w:tabs>
+        <w:ind w:left="2160" w:hanging="360"/>
+      </w:pPr>
+      <w:rPr>
+        <w:rFonts w:ascii="Wingdings" w:hAnsi="Wingdings" w:hint="default"/>
+        <w:sz w:val="20"/>
+      </w:rPr>
+    </w:lvl>
+    <w:lvl w:ilvl="3" w:tentative="1">
+      <w:start w:val="1"/>
+      <w:numFmt w:val="bullet"/>
+      <w:lvlText w:val=""/>
+      <w:lvlJc w:val="left"/>
+      <w:pPr>
+        <w:tabs>
+          <w:tab w:val="num" w:pos="2880"/>
+        </w:tabs>
+        <w:ind w:left="2880" w:hanging="360"/>
+      </w:pPr>
+      <w:rPr>
+        <w:rFonts w:ascii="Wingdings" w:hAnsi="Wingdings" w:hint="default"/>
+        <w:sz w:val="20"/>
+      </w:rPr>
+    </w:lvl>
+    <w:lvl w:ilvl="4" w:tentative="1">
+      <w:start w:val="1"/>
+      <w:numFmt w:val="bullet"/>
+      <w:lvlText w:val=""/>
+      <w:lvlJc w:val="left"/>
+      <w:pPr>
+        <w:tabs>
+          <w:tab w:val="num" w:pos="3600"/>
+        </w:tabs>
+        <w:ind w:left="3600" w:hanging="360"/>
+      </w:pPr>
+      <w:rPr>
+        <w:rFonts w:ascii="Wingdings" w:hAnsi="Wingdings" w:hint="default"/>
+        <w:sz w:val="20"/>
+      </w:rPr>
+    </w:lvl>
+    <w:lvl w:ilvl="5" w:tentative="1">
+      <w:start w:val="1"/>
+      <w:numFmt w:val="bullet"/>
+      <w:lvlText w:val=""/>
+      <w:lvlJc w:val="left"/>
+      <w:pPr>
+        <w:tabs>
+          <w:tab w:val="num" w:pos="4320"/>
+        </w:tabs>
+        <w:ind w:left="4320" w:hanging="360"/>
+      </w:pPr>
+      <w:rPr>
+        <w:rFonts w:ascii="Wingdings" w:hAnsi="Wingdings" w:hint="default"/>
+        <w:sz w:val="20"/>
+      </w:rPr>
+    </w:lvl>
+    <w:lvl w:ilvl="6" w:tentative="1">
+      <w:start w:val="1"/>
+      <w:numFmt w:val="bullet"/>
+      <w:lvlText w:val=""/>
+      <w:lvlJc w:val="left"/>
+      <w:pPr>
+        <w:tabs>
+          <w:tab w:val="num" w:pos="5040"/>
+        </w:tabs>
+        <w:ind w:left="5040" w:hanging="360"/>
+      </w:pPr>
+      <w:rPr>
+        <w:rFonts w:ascii="Wingdings" w:hAnsi="Wingdings" w:hint="default"/>
+        <w:sz w:val="20"/>
+      </w:rPr>
+    </w:lvl>
+    <w:lvl w:ilvl="7" w:tentative="1">
+      <w:start w:val="1"/>
+      <w:numFmt w:val="bullet"/>
+      <w:lvlText w:val=""/>
+      <w:lvlJc w:val="left"/>
+      <w:pPr>
+        <w:tabs>
+          <w:tab w:val="num" w:pos="5760"/>
+        </w:tabs>
+        <w:ind w:left="5760" w:hanging="360"/>
+      </w:pPr>
+      <w:rPr>
+        <w:rFonts w:ascii="Wingdings" w:hAnsi="Wingdings" w:hint="default"/>
+        <w:sz w:val="20"/>
+      </w:rPr>
+    </w:lvl>
+    <w:lvl w:ilvl="8" w:tentative="1">
+      <w:start w:val="1"/>
+      <w:numFmt w:val="bullet"/>
+      <w:lvlText w:val=""/>
+      <w:lvlJc w:val="left"/>
+      <w:pPr>
+        <w:tabs>
+          <w:tab w:val="num" w:pos="6480"/>
+        </w:tabs>
+        <w:ind w:left="6480" w:hanging="360"/>
+      </w:pPr>
+      <w:rPr>
+        <w:rFonts w:ascii="Wingdings" w:hAnsi="Wingdings" w:hint="default"/>
+        <w:sz w:val="20"/>
+      </w:rPr>
+    </w:lvl>
+  </w:abstractNum>
+  <w:abstractNum w:abstractNumId="2" w15:restartNumberingAfterBreak="0">
+    <w:nsid w:val="21BE1F73"/>
+    <w:multiLevelType w:val="multilevel"/>
+    <w:tmpl w:val="7C205FCC"/>
+    <w:lvl w:ilvl="0">
+      <w:start w:val="1"/>
+      <w:numFmt w:val="bullet"/>
+      <w:lvlText w:val=""/>
+      <w:lvlJc w:val="left"/>
+      <w:pPr>
+        <w:tabs>
+          <w:tab w:val="num" w:pos="720"/>
+        </w:tabs>
+        <w:ind w:left="720" w:hanging="360"/>
+      </w:pPr>
+      <w:rPr>
+        <w:rFonts w:ascii="Symbol" w:hAnsi="Symbol" w:hint="default"/>
+        <w:sz w:val="20"/>
+      </w:rPr>
+    </w:lvl>
+    <w:lvl w:ilvl="1" w:tentative="1">
+      <w:start w:val="1"/>
+      <w:numFmt w:val="bullet"/>
+      <w:lvlText w:val="o"/>
+      <w:lvlJc w:val="left"/>
+      <w:pPr>
+        <w:tabs>
+          <w:tab w:val="num" w:pos="1440"/>
+        </w:tabs>
+        <w:ind w:left="1440" w:hanging="360"/>
+      </w:pPr>
+      <w:rPr>
+        <w:rFonts w:ascii="Courier New" w:hAnsi="Courier New" w:hint="default"/>
+        <w:sz w:val="20"/>
+      </w:rPr>
+    </w:lvl>
+    <w:lvl w:ilvl="2" w:tentative="1">
+      <w:start w:val="1"/>
+      <w:numFmt w:val="bullet"/>
+      <w:lvlText w:val=""/>
+      <w:lvlJc w:val="left"/>
+      <w:pPr>
+        <w:tabs>
+          <w:tab w:val="num" w:pos="2160"/>
+        </w:tabs>
+        <w:ind w:left="2160" w:hanging="360"/>
+      </w:pPr>
+      <w:rPr>
+        <w:rFonts w:ascii="Wingdings" w:hAnsi="Wingdings" w:hint="default"/>
+        <w:sz w:val="20"/>
+      </w:rPr>
+    </w:lvl>
+    <w:lvl w:ilvl="3" w:tentative="1">
+      <w:start w:val="1"/>
+      <w:numFmt w:val="bullet"/>
+      <w:lvlText w:val=""/>
+      <w:lvlJc w:val="left"/>
+      <w:pPr>
+        <w:tabs>
+          <w:tab w:val="num" w:pos="2880"/>
+        </w:tabs>
+        <w:ind w:left="2880" w:hanging="360"/>
+      </w:pPr>
+      <w:rPr>
+        <w:rFonts w:ascii="Wingdings" w:hAnsi="Wingdings" w:hint="default"/>
+        <w:sz w:val="20"/>
+      </w:rPr>
+    </w:lvl>
+    <w:lvl w:ilvl="4" w:tentative="1">
+      <w:start w:val="1"/>
+      <w:numFmt w:val="bullet"/>
+      <w:lvlText w:val=""/>
+      <w:lvlJc w:val="left"/>
+      <w:pPr>
+        <w:tabs>
+          <w:tab w:val="num" w:pos="3600"/>
+        </w:tabs>
+        <w:ind w:left="3600" w:hanging="360"/>
+      </w:pPr>
+      <w:rPr>
+        <w:rFonts w:ascii="Wingdings" w:hAnsi="Wingdings" w:hint="default"/>
+        <w:sz w:val="20"/>
+      </w:rPr>
+    </w:lvl>
+    <w:lvl w:ilvl="5" w:tentative="1">
+      <w:start w:val="1"/>
+      <w:numFmt w:val="bullet"/>
+      <w:lvlText w:val=""/>
+      <w:lvlJc w:val="left"/>
+      <w:pPr>
+        <w:tabs>
+          <w:tab w:val="num" w:pos="4320"/>
+        </w:tabs>
+        <w:ind w:left="4320" w:hanging="360"/>
+      </w:pPr>
+      <w:rPr>
+        <w:rFonts w:ascii="Wingdings" w:hAnsi="Wingdings" w:hint="default"/>
+        <w:sz w:val="20"/>
+      </w:rPr>
+    </w:lvl>
+    <w:lvl w:ilvl="6" w:tentative="1">
+      <w:start w:val="1"/>
+      <w:numFmt w:val="bullet"/>
+      <w:lvlText w:val=""/>
+      <w:lvlJc w:val="left"/>
+      <w:pPr>
+        <w:tabs>
+          <w:tab w:val="num" w:pos="5040"/>
+        </w:tabs>
+        <w:ind w:left="5040" w:hanging="360"/>
+      </w:pPr>
+      <w:rPr>
+        <w:rFonts w:ascii="Wingdings" w:hAnsi="Wingdings" w:hint="default"/>
+        <w:sz w:val="20"/>
+      </w:rPr>
+    </w:lvl>
+    <w:lvl w:ilvl="7" w:tentative="1">
+      <w:start w:val="1"/>
+      <w:numFmt w:val="bullet"/>
+      <w:lvlText w:val=""/>
+      <w:lvlJc w:val="left"/>
+      <w:pPr>
+        <w:tabs>
+          <w:tab w:val="num" w:pos="5760"/>
+        </w:tabs>
+        <w:ind w:left="5760" w:hanging="360"/>
+      </w:pPr>
+      <w:rPr>
+        <w:rFonts w:ascii="Wingdings" w:hAnsi="Wingdings" w:hint="default"/>
+        <w:sz w:val="20"/>
+      </w:rPr>
+    </w:lvl>
+    <w:lvl w:ilvl="8" w:tentative="1">
+      <w:start w:val="1"/>
+      <w:numFmt w:val="bullet"/>
+      <w:lvlText w:val=""/>
+      <w:lvlJc w:val="left"/>
+      <w:pPr>
+        <w:tabs>
+          <w:tab w:val="num" w:pos="6480"/>
+        </w:tabs>
+        <w:ind w:left="6480" w:hanging="360"/>
+      </w:pPr>
+      <w:rPr>
+        <w:rFonts w:ascii="Wingdings" w:hAnsi="Wingdings" w:hint="default"/>
+        <w:sz w:val="20"/>
+      </w:rPr>
+    </w:lvl>
+  </w:abstractNum>
+  <w:abstractNum w:abstractNumId="3" w15:restartNumberingAfterBreak="0">
     <w:nsid w:val="250C7663"/>
     <w:multiLevelType w:val="hybridMultilevel"/>
     <w:tmpl w:val="E54417D8"/>
@@ -2189,8 +5406,441 @@
       </w:pPr>
     </w:lvl>
   </w:abstractNum>
+  <w:abstractNum w:abstractNumId="4" w15:restartNumberingAfterBreak="0">
+    <w:nsid w:val="29D936B3"/>
+    <w:multiLevelType w:val="multilevel"/>
+    <w:tmpl w:val="4D900042"/>
+    <w:lvl w:ilvl="0">
+      <w:start w:val="1"/>
+      <w:numFmt w:val="bullet"/>
+      <w:lvlText w:val=""/>
+      <w:lvlJc w:val="left"/>
+      <w:pPr>
+        <w:tabs>
+          <w:tab w:val="num" w:pos="720"/>
+        </w:tabs>
+        <w:ind w:left="720" w:hanging="360"/>
+      </w:pPr>
+      <w:rPr>
+        <w:rFonts w:ascii="Symbol" w:hAnsi="Symbol" w:hint="default"/>
+        <w:sz w:val="20"/>
+      </w:rPr>
+    </w:lvl>
+    <w:lvl w:ilvl="1">
+      <w:start w:val="1"/>
+      <w:numFmt w:val="bullet"/>
+      <w:lvlText w:val="o"/>
+      <w:lvlJc w:val="left"/>
+      <w:pPr>
+        <w:tabs>
+          <w:tab w:val="num" w:pos="1440"/>
+        </w:tabs>
+        <w:ind w:left="1440" w:hanging="360"/>
+      </w:pPr>
+      <w:rPr>
+        <w:rFonts w:ascii="Courier New" w:hAnsi="Courier New" w:hint="default"/>
+        <w:sz w:val="20"/>
+      </w:rPr>
+    </w:lvl>
+    <w:lvl w:ilvl="2" w:tentative="1">
+      <w:start w:val="1"/>
+      <w:numFmt w:val="bullet"/>
+      <w:lvlText w:val=""/>
+      <w:lvlJc w:val="left"/>
+      <w:pPr>
+        <w:tabs>
+          <w:tab w:val="num" w:pos="2160"/>
+        </w:tabs>
+        <w:ind w:left="2160" w:hanging="360"/>
+      </w:pPr>
+      <w:rPr>
+        <w:rFonts w:ascii="Wingdings" w:hAnsi="Wingdings" w:hint="default"/>
+        <w:sz w:val="20"/>
+      </w:rPr>
+    </w:lvl>
+    <w:lvl w:ilvl="3" w:tentative="1">
+      <w:start w:val="1"/>
+      <w:numFmt w:val="bullet"/>
+      <w:lvlText w:val=""/>
+      <w:lvlJc w:val="left"/>
+      <w:pPr>
+        <w:tabs>
+          <w:tab w:val="num" w:pos="2880"/>
+        </w:tabs>
+        <w:ind w:left="2880" w:hanging="360"/>
+      </w:pPr>
+      <w:rPr>
+        <w:rFonts w:ascii="Wingdings" w:hAnsi="Wingdings" w:hint="default"/>
+        <w:sz w:val="20"/>
+      </w:rPr>
+    </w:lvl>
+    <w:lvl w:ilvl="4" w:tentative="1">
+      <w:start w:val="1"/>
+      <w:numFmt w:val="bullet"/>
+      <w:lvlText w:val=""/>
+      <w:lvlJc w:val="left"/>
+      <w:pPr>
+        <w:tabs>
+          <w:tab w:val="num" w:pos="3600"/>
+        </w:tabs>
+        <w:ind w:left="3600" w:hanging="360"/>
+      </w:pPr>
+      <w:rPr>
+        <w:rFonts w:ascii="Wingdings" w:hAnsi="Wingdings" w:hint="default"/>
+        <w:sz w:val="20"/>
+      </w:rPr>
+    </w:lvl>
+    <w:lvl w:ilvl="5" w:tentative="1">
+      <w:start w:val="1"/>
+      <w:numFmt w:val="bullet"/>
+      <w:lvlText w:val=""/>
+      <w:lvlJc w:val="left"/>
+      <w:pPr>
+        <w:tabs>
+          <w:tab w:val="num" w:pos="4320"/>
+        </w:tabs>
+        <w:ind w:left="4320" w:hanging="360"/>
+      </w:pPr>
+      <w:rPr>
+        <w:rFonts w:ascii="Wingdings" w:hAnsi="Wingdings" w:hint="default"/>
+        <w:sz w:val="20"/>
+      </w:rPr>
+    </w:lvl>
+    <w:lvl w:ilvl="6" w:tentative="1">
+      <w:start w:val="1"/>
+      <w:numFmt w:val="bullet"/>
+      <w:lvlText w:val=""/>
+      <w:lvlJc w:val="left"/>
+      <w:pPr>
+        <w:tabs>
+          <w:tab w:val="num" w:pos="5040"/>
+        </w:tabs>
+        <w:ind w:left="5040" w:hanging="360"/>
+      </w:pPr>
+      <w:rPr>
+        <w:rFonts w:ascii="Wingdings" w:hAnsi="Wingdings" w:hint="default"/>
+        <w:sz w:val="20"/>
+      </w:rPr>
+    </w:lvl>
+    <w:lvl w:ilvl="7" w:tentative="1">
+      <w:start w:val="1"/>
+      <w:numFmt w:val="bullet"/>
+      <w:lvlText w:val=""/>
+      <w:lvlJc w:val="left"/>
+      <w:pPr>
+        <w:tabs>
+          <w:tab w:val="num" w:pos="5760"/>
+        </w:tabs>
+        <w:ind w:left="5760" w:hanging="360"/>
+      </w:pPr>
+      <w:rPr>
+        <w:rFonts w:ascii="Wingdings" w:hAnsi="Wingdings" w:hint="default"/>
+        <w:sz w:val="20"/>
+      </w:rPr>
+    </w:lvl>
+    <w:lvl w:ilvl="8" w:tentative="1">
+      <w:start w:val="1"/>
+      <w:numFmt w:val="bullet"/>
+      <w:lvlText w:val=""/>
+      <w:lvlJc w:val="left"/>
+      <w:pPr>
+        <w:tabs>
+          <w:tab w:val="num" w:pos="6480"/>
+        </w:tabs>
+        <w:ind w:left="6480" w:hanging="360"/>
+      </w:pPr>
+      <w:rPr>
+        <w:rFonts w:ascii="Wingdings" w:hAnsi="Wingdings" w:hint="default"/>
+        <w:sz w:val="20"/>
+      </w:rPr>
+    </w:lvl>
+  </w:abstractNum>
+  <w:abstractNum w:abstractNumId="5" w15:restartNumberingAfterBreak="0">
+    <w:nsid w:val="35233B6D"/>
+    <w:multiLevelType w:val="multilevel"/>
+    <w:tmpl w:val="2D72E4CE"/>
+    <w:lvl w:ilvl="0">
+      <w:start w:val="1"/>
+      <w:numFmt w:val="decimal"/>
+      <w:lvlText w:val="%1."/>
+      <w:lvlJc w:val="left"/>
+      <w:pPr>
+        <w:tabs>
+          <w:tab w:val="num" w:pos="720"/>
+        </w:tabs>
+        <w:ind w:left="720" w:hanging="360"/>
+      </w:pPr>
+    </w:lvl>
+    <w:lvl w:ilvl="1">
+      <w:start w:val="1"/>
+      <w:numFmt w:val="bullet"/>
+      <w:lvlText w:val="o"/>
+      <w:lvlJc w:val="left"/>
+      <w:pPr>
+        <w:tabs>
+          <w:tab w:val="num" w:pos="1440"/>
+        </w:tabs>
+        <w:ind w:left="1440" w:hanging="360"/>
+      </w:pPr>
+      <w:rPr>
+        <w:rFonts w:ascii="Courier New" w:hAnsi="Courier New" w:hint="default"/>
+        <w:sz w:val="20"/>
+      </w:rPr>
+    </w:lvl>
+    <w:lvl w:ilvl="2" w:tentative="1">
+      <w:start w:val="1"/>
+      <w:numFmt w:val="decimal"/>
+      <w:lvlText w:val="%3."/>
+      <w:lvlJc w:val="left"/>
+      <w:pPr>
+        <w:tabs>
+          <w:tab w:val="num" w:pos="2160"/>
+        </w:tabs>
+        <w:ind w:left="2160" w:hanging="360"/>
+      </w:pPr>
+    </w:lvl>
+    <w:lvl w:ilvl="3" w:tentative="1">
+      <w:start w:val="1"/>
+      <w:numFmt w:val="decimal"/>
+      <w:lvlText w:val="%4."/>
+      <w:lvlJc w:val="left"/>
+      <w:pPr>
+        <w:tabs>
+          <w:tab w:val="num" w:pos="2880"/>
+        </w:tabs>
+        <w:ind w:left="2880" w:hanging="360"/>
+      </w:pPr>
+    </w:lvl>
+    <w:lvl w:ilvl="4" w:tentative="1">
+      <w:start w:val="1"/>
+      <w:numFmt w:val="decimal"/>
+      <w:lvlText w:val="%5."/>
+      <w:lvlJc w:val="left"/>
+      <w:pPr>
+        <w:tabs>
+          <w:tab w:val="num" w:pos="3600"/>
+        </w:tabs>
+        <w:ind w:left="3600" w:hanging="360"/>
+      </w:pPr>
+    </w:lvl>
+    <w:lvl w:ilvl="5" w:tentative="1">
+      <w:start w:val="1"/>
+      <w:numFmt w:val="decimal"/>
+      <w:lvlText w:val="%6."/>
+      <w:lvlJc w:val="left"/>
+      <w:pPr>
+        <w:tabs>
+          <w:tab w:val="num" w:pos="4320"/>
+        </w:tabs>
+        <w:ind w:left="4320" w:hanging="360"/>
+      </w:pPr>
+    </w:lvl>
+    <w:lvl w:ilvl="6" w:tentative="1">
+      <w:start w:val="1"/>
+      <w:numFmt w:val="decimal"/>
+      <w:lvlText w:val="%7."/>
+      <w:lvlJc w:val="left"/>
+      <w:pPr>
+        <w:tabs>
+          <w:tab w:val="num" w:pos="5040"/>
+        </w:tabs>
+        <w:ind w:left="5040" w:hanging="360"/>
+      </w:pPr>
+    </w:lvl>
+    <w:lvl w:ilvl="7" w:tentative="1">
+      <w:start w:val="1"/>
+      <w:numFmt w:val="decimal"/>
+      <w:lvlText w:val="%8."/>
+      <w:lvlJc w:val="left"/>
+      <w:pPr>
+        <w:tabs>
+          <w:tab w:val="num" w:pos="5760"/>
+        </w:tabs>
+        <w:ind w:left="5760" w:hanging="360"/>
+      </w:pPr>
+    </w:lvl>
+    <w:lvl w:ilvl="8" w:tentative="1">
+      <w:start w:val="1"/>
+      <w:numFmt w:val="decimal"/>
+      <w:lvlText w:val="%9."/>
+      <w:lvlJc w:val="left"/>
+      <w:pPr>
+        <w:tabs>
+          <w:tab w:val="num" w:pos="6480"/>
+        </w:tabs>
+        <w:ind w:left="6480" w:hanging="360"/>
+      </w:pPr>
+    </w:lvl>
+  </w:abstractNum>
+  <w:abstractNum w:abstractNumId="6" w15:restartNumberingAfterBreak="0">
+    <w:nsid w:val="68DC10B7"/>
+    <w:multiLevelType w:val="multilevel"/>
+    <w:tmpl w:val="F1E80352"/>
+    <w:lvl w:ilvl="0">
+      <w:start w:val="1"/>
+      <w:numFmt w:val="bullet"/>
+      <w:lvlText w:val=""/>
+      <w:lvlJc w:val="left"/>
+      <w:pPr>
+        <w:tabs>
+          <w:tab w:val="num" w:pos="720"/>
+        </w:tabs>
+        <w:ind w:left="720" w:hanging="360"/>
+      </w:pPr>
+      <w:rPr>
+        <w:rFonts w:ascii="Symbol" w:hAnsi="Symbol" w:hint="default"/>
+        <w:sz w:val="20"/>
+      </w:rPr>
+    </w:lvl>
+    <w:lvl w:ilvl="1">
+      <w:start w:val="1"/>
+      <w:numFmt w:val="bullet"/>
+      <w:lvlText w:val="o"/>
+      <w:lvlJc w:val="left"/>
+      <w:pPr>
+        <w:tabs>
+          <w:tab w:val="num" w:pos="1440"/>
+        </w:tabs>
+        <w:ind w:left="1440" w:hanging="360"/>
+      </w:pPr>
+      <w:rPr>
+        <w:rFonts w:ascii="Courier New" w:hAnsi="Courier New" w:hint="default"/>
+        <w:sz w:val="20"/>
+      </w:rPr>
+    </w:lvl>
+    <w:lvl w:ilvl="2" w:tentative="1">
+      <w:start w:val="1"/>
+      <w:numFmt w:val="bullet"/>
+      <w:lvlText w:val=""/>
+      <w:lvlJc w:val="left"/>
+      <w:pPr>
+        <w:tabs>
+          <w:tab w:val="num" w:pos="2160"/>
+        </w:tabs>
+        <w:ind w:left="2160" w:hanging="360"/>
+      </w:pPr>
+      <w:rPr>
+        <w:rFonts w:ascii="Wingdings" w:hAnsi="Wingdings" w:hint="default"/>
+        <w:sz w:val="20"/>
+      </w:rPr>
+    </w:lvl>
+    <w:lvl w:ilvl="3" w:tentative="1">
+      <w:start w:val="1"/>
+      <w:numFmt w:val="bullet"/>
+      <w:lvlText w:val=""/>
+      <w:lvlJc w:val="left"/>
+      <w:pPr>
+        <w:tabs>
+          <w:tab w:val="num" w:pos="2880"/>
+        </w:tabs>
+        <w:ind w:left="2880" w:hanging="360"/>
+      </w:pPr>
+      <w:rPr>
+        <w:rFonts w:ascii="Wingdings" w:hAnsi="Wingdings" w:hint="default"/>
+        <w:sz w:val="20"/>
+      </w:rPr>
+    </w:lvl>
+    <w:lvl w:ilvl="4" w:tentative="1">
+      <w:start w:val="1"/>
+      <w:numFmt w:val="bullet"/>
+      <w:lvlText w:val=""/>
+      <w:lvlJc w:val="left"/>
+      <w:pPr>
+        <w:tabs>
+          <w:tab w:val="num" w:pos="3600"/>
+        </w:tabs>
+        <w:ind w:left="3600" w:hanging="360"/>
+      </w:pPr>
+      <w:rPr>
+        <w:rFonts w:ascii="Wingdings" w:hAnsi="Wingdings" w:hint="default"/>
+        <w:sz w:val="20"/>
+      </w:rPr>
+    </w:lvl>
+    <w:lvl w:ilvl="5" w:tentative="1">
+      <w:start w:val="1"/>
+      <w:numFmt w:val="bullet"/>
+      <w:lvlText w:val=""/>
+      <w:lvlJc w:val="left"/>
+      <w:pPr>
+        <w:tabs>
+          <w:tab w:val="num" w:pos="4320"/>
+        </w:tabs>
+        <w:ind w:left="4320" w:hanging="360"/>
+      </w:pPr>
+      <w:rPr>
+        <w:rFonts w:ascii="Wingdings" w:hAnsi="Wingdings" w:hint="default"/>
+        <w:sz w:val="20"/>
+      </w:rPr>
+    </w:lvl>
+    <w:lvl w:ilvl="6" w:tentative="1">
+      <w:start w:val="1"/>
+      <w:numFmt w:val="bullet"/>
+      <w:lvlText w:val=""/>
+      <w:lvlJc w:val="left"/>
+      <w:pPr>
+        <w:tabs>
+          <w:tab w:val="num" w:pos="5040"/>
+        </w:tabs>
+        <w:ind w:left="5040" w:hanging="360"/>
+      </w:pPr>
+      <w:rPr>
+        <w:rFonts w:ascii="Wingdings" w:hAnsi="Wingdings" w:hint="default"/>
+        <w:sz w:val="20"/>
+      </w:rPr>
+    </w:lvl>
+    <w:lvl w:ilvl="7" w:tentative="1">
+      <w:start w:val="1"/>
+      <w:numFmt w:val="bullet"/>
+      <w:lvlText w:val=""/>
+      <w:lvlJc w:val="left"/>
+      <w:pPr>
+        <w:tabs>
+          <w:tab w:val="num" w:pos="5760"/>
+        </w:tabs>
+        <w:ind w:left="5760" w:hanging="360"/>
+      </w:pPr>
+      <w:rPr>
+        <w:rFonts w:ascii="Wingdings" w:hAnsi="Wingdings" w:hint="default"/>
+        <w:sz w:val="20"/>
+      </w:rPr>
+    </w:lvl>
+    <w:lvl w:ilvl="8" w:tentative="1">
+      <w:start w:val="1"/>
+      <w:numFmt w:val="bullet"/>
+      <w:lvlText w:val=""/>
+      <w:lvlJc w:val="left"/>
+      <w:pPr>
+        <w:tabs>
+          <w:tab w:val="num" w:pos="6480"/>
+        </w:tabs>
+        <w:ind w:left="6480" w:hanging="360"/>
+      </w:pPr>
+      <w:rPr>
+        <w:rFonts w:ascii="Wingdings" w:hAnsi="Wingdings" w:hint="default"/>
+        <w:sz w:val="20"/>
+      </w:rPr>
+    </w:lvl>
+  </w:abstractNum>
   <w:num w:numId="1" w16cid:durableId="430469655">
+    <w:abstractNumId w:val="3"/>
+  </w:num>
+  <w:num w:numId="2" w16cid:durableId="458383889">
     <w:abstractNumId w:val="0"/>
+  </w:num>
+  <w:num w:numId="3" w16cid:durableId="1641493321">
+    <w:abstractNumId w:val="6"/>
+  </w:num>
+  <w:num w:numId="4" w16cid:durableId="922181508">
+    <w:abstractNumId w:val="5"/>
+  </w:num>
+  <w:num w:numId="5" w16cid:durableId="1151559637">
+    <w:abstractNumId w:val="2"/>
+  </w:num>
+  <w:num w:numId="6" w16cid:durableId="839851333">
+    <w:abstractNumId w:val="4"/>
+  </w:num>
+  <w:num w:numId="7" w16cid:durableId="857426959">
+    <w:abstractNumId w:val="1"/>
   </w:num>
 </w:numbering>
 </file>
@@ -2595,6 +6245,7 @@
   <w:style w:type="paragraph" w:default="1" w:styleId="a">
     <w:name w:val="Normal"/>
     <w:qFormat/>
+    <w:rsid w:val="0097324E"/>
     <w:pPr>
       <w:widowControl w:val="0"/>
     </w:pPr>

--- a/Git.docx
+++ b/Git.docx
@@ -8,7 +8,7 @@
         <w:jc w:val="both"/>
         <w:outlineLvl w:val="0"/>
         <w:rPr>
-          <w:rFonts w:ascii="Times New Roman" w:eastAsia="宋体" w:hAnsi="Times New Roman" w:cs="Times New Roman" w:hint="eastAsia"/>
+          <w:rFonts w:ascii="Times New Roman" w:eastAsia="宋体" w:hAnsi="Times New Roman" w:cs="Times New Roman"/>
           <w:b/>
           <w:bCs/>
           <w:sz w:val="28"/>
@@ -152,21 +152,7 @@
         <w:rPr>
           <w:rFonts w:ascii="Times New Roman" w:eastAsia="宋体" w:hAnsi="Times New Roman" w:cs="Times New Roman"/>
         </w:rPr>
-        <w:t>）来管理你的私</w:t>
-      </w:r>
-      <w:proofErr w:type="gramStart"/>
-      <w:r>
-        <w:rPr>
-          <w:rFonts w:ascii="Times New Roman" w:eastAsia="宋体" w:hAnsi="Times New Roman" w:cs="Times New Roman"/>
-        </w:rPr>
-        <w:t>钥</w:t>
-      </w:r>
-      <w:proofErr w:type="gramEnd"/>
-      <w:r>
-        <w:rPr>
-          <w:rFonts w:ascii="Times New Roman" w:eastAsia="宋体" w:hAnsi="Times New Roman" w:cs="Times New Roman"/>
-        </w:rPr>
-        <w:t>。</w:t>
+        <w:t>）来管理你的私钥。</w:t>
       </w:r>
     </w:p>
     <w:p>
@@ -187,21 +173,7 @@
         <w:rPr>
           <w:rFonts w:ascii="Times New Roman" w:eastAsia="宋体" w:hAnsi="Times New Roman" w:cs="Times New Roman"/>
         </w:rPr>
-        <w:t xml:space="preserve"> Agent </w:t>
-      </w:r>
-      <w:proofErr w:type="spellStart"/>
-      <w:r>
-        <w:rPr>
-          <w:rFonts w:ascii="Times New Roman" w:eastAsia="宋体" w:hAnsi="Times New Roman" w:cs="Times New Roman"/>
-        </w:rPr>
-        <w:t>pid</w:t>
-      </w:r>
-      <w:proofErr w:type="spellEnd"/>
-      <w:r>
-        <w:rPr>
-          <w:rFonts w:ascii="Times New Roman" w:eastAsia="宋体" w:hAnsi="Times New Roman" w:cs="Times New Roman"/>
-        </w:rPr>
-        <w:t xml:space="preserve"> &lt;</w:t>
+        <w:t xml:space="preserve"> Agent pid &lt;</w:t>
       </w:r>
       <w:r>
         <w:rPr>
@@ -239,16 +211,8 @@
         <w:rPr>
           <w:rFonts w:ascii="Times New Roman" w:eastAsia="宋体" w:hAnsi="Times New Roman" w:cs="Times New Roman"/>
         </w:rPr>
-        <w:t>加载私</w:t>
-      </w:r>
-      <w:proofErr w:type="gramStart"/>
-      <w:r>
-        <w:rPr>
-          <w:rFonts w:ascii="Times New Roman" w:eastAsia="宋体" w:hAnsi="Times New Roman" w:cs="Times New Roman"/>
-        </w:rPr>
-        <w:t>钥</w:t>
-      </w:r>
-      <w:proofErr w:type="gramEnd"/>
+        <w:t>加载私钥</w:t>
+      </w:r>
       <w:r>
         <w:rPr>
           <w:rFonts w:ascii="Times New Roman" w:eastAsia="宋体" w:hAnsi="Times New Roman" w:cs="Times New Roman"/>
@@ -273,28 +237,73 @@
           <w:b/>
           <w:bCs/>
         </w:rPr>
-        <w:t>ssh-add ~/.ssh/</w:t>
-      </w:r>
-      <w:proofErr w:type="spellStart"/>
-      <w:r>
-        <w:rPr>
-          <w:rFonts w:ascii="Times New Roman" w:eastAsia="宋体" w:hAnsi="Times New Roman" w:cs="Times New Roman"/>
-          <w:b/>
-          <w:bCs/>
+        <w:t xml:space="preserve">ssh-add ~/.ssh/id_rsa </w:t>
+      </w:r>
+    </w:p>
+    <w:bookmarkEnd w:id="0"/>
+    <w:p>
+      <w:pPr>
+        <w:spacing w:after="0"/>
+        <w:jc w:val="both"/>
+        <w:rPr>
+          <w:rFonts w:ascii="Times New Roman" w:eastAsia="宋体" w:hAnsi="Times New Roman" w:cs="Times New Roman"/>
+        </w:rPr>
+      </w:pPr>
+      <w:r>
+        <w:rPr>
+          <w:rFonts w:ascii="Times New Roman" w:eastAsia="宋体" w:hAnsi="Times New Roman" w:cs="Times New Roman"/>
+        </w:rPr>
+        <w:t>作用：</w:t>
+      </w:r>
+      <w:r>
+        <w:rPr>
+          <w:rFonts w:ascii="Times New Roman" w:eastAsia="宋体" w:hAnsi="Times New Roman" w:cs="Times New Roman"/>
+        </w:rPr>
+        <w:t xml:space="preserve"> </w:t>
+      </w:r>
+      <w:r>
+        <w:rPr>
+          <w:rFonts w:ascii="Times New Roman" w:eastAsia="宋体" w:hAnsi="Times New Roman" w:cs="Times New Roman"/>
+        </w:rPr>
+        <w:t>将你的私钥（</w:t>
+      </w:r>
+      <w:r>
+        <w:rPr>
+          <w:rFonts w:ascii="Times New Roman" w:eastAsia="宋体" w:hAnsi="Times New Roman" w:cs="Times New Roman"/>
         </w:rPr>
         <w:t>id_rsa</w:t>
       </w:r>
-      <w:proofErr w:type="spellEnd"/>
-      <w:r>
-        <w:rPr>
-          <w:rFonts w:ascii="Times New Roman" w:eastAsia="宋体" w:hAnsi="Times New Roman" w:cs="Times New Roman"/>
-          <w:b/>
-          <w:bCs/>
-        </w:rPr>
-        <w:t xml:space="preserve"> </w:t>
-      </w:r>
-    </w:p>
-    <w:bookmarkEnd w:id="0"/>
+      <w:r>
+        <w:rPr>
+          <w:rFonts w:ascii="Times New Roman" w:eastAsia="宋体" w:hAnsi="Times New Roman" w:cs="Times New Roman"/>
+        </w:rPr>
+        <w:t>）添加到刚才启动的代理中，使</w:t>
+      </w:r>
+      <w:r>
+        <w:rPr>
+          <w:rFonts w:ascii="Times New Roman" w:eastAsia="宋体" w:hAnsi="Times New Roman" w:cs="Times New Roman"/>
+        </w:rPr>
+        <w:t xml:space="preserve"> Git </w:t>
+      </w:r>
+      <w:r>
+        <w:rPr>
+          <w:rFonts w:ascii="Times New Roman" w:eastAsia="宋体" w:hAnsi="Times New Roman" w:cs="Times New Roman"/>
+        </w:rPr>
+        <w:t>在连接</w:t>
+      </w:r>
+      <w:r>
+        <w:rPr>
+          <w:rFonts w:ascii="Times New Roman" w:eastAsia="宋体" w:hAnsi="Times New Roman" w:cs="Times New Roman"/>
+        </w:rPr>
+        <w:t xml:space="preserve"> GitHub </w:t>
+      </w:r>
+      <w:r>
+        <w:rPr>
+          <w:rFonts w:ascii="Times New Roman" w:eastAsia="宋体" w:hAnsi="Times New Roman" w:cs="Times New Roman"/>
+        </w:rPr>
+        <w:t>时能够使用它。</w:t>
+      </w:r>
+    </w:p>
     <w:p>
       <w:pPr>
         <w:spacing w:after="0"/>
@@ -307,71 +316,31 @@
         <w:rPr>
           <w:rFonts w:ascii="Times New Roman" w:eastAsia="宋体" w:hAnsi="Times New Roman" w:cs="Times New Roman"/>
         </w:rPr>
-        <w:t>作用：</w:t>
-      </w:r>
-      <w:r>
-        <w:rPr>
-          <w:rFonts w:ascii="Times New Roman" w:eastAsia="宋体" w:hAnsi="Times New Roman" w:cs="Times New Roman"/>
-        </w:rPr>
-        <w:t xml:space="preserve"> </w:t>
-      </w:r>
-      <w:r>
-        <w:rPr>
-          <w:rFonts w:ascii="Times New Roman" w:eastAsia="宋体" w:hAnsi="Times New Roman" w:cs="Times New Roman"/>
-        </w:rPr>
-        <w:t>将你的私</w:t>
-      </w:r>
-      <w:proofErr w:type="gramStart"/>
-      <w:r>
-        <w:rPr>
-          <w:rFonts w:ascii="Times New Roman" w:eastAsia="宋体" w:hAnsi="Times New Roman" w:cs="Times New Roman"/>
-        </w:rPr>
-        <w:t>钥</w:t>
-      </w:r>
-      <w:proofErr w:type="gramEnd"/>
-      <w:r>
-        <w:rPr>
-          <w:rFonts w:ascii="Times New Roman" w:eastAsia="宋体" w:hAnsi="Times New Roman" w:cs="Times New Roman"/>
-        </w:rPr>
-        <w:t>（</w:t>
-      </w:r>
-      <w:proofErr w:type="spellStart"/>
-      <w:r>
-        <w:rPr>
-          <w:rFonts w:ascii="Times New Roman" w:eastAsia="宋体" w:hAnsi="Times New Roman" w:cs="Times New Roman"/>
-        </w:rPr>
-        <w:t>id_rsa</w:t>
-      </w:r>
-      <w:proofErr w:type="spellEnd"/>
-      <w:r>
-        <w:rPr>
-          <w:rFonts w:ascii="Times New Roman" w:eastAsia="宋体" w:hAnsi="Times New Roman" w:cs="Times New Roman"/>
-        </w:rPr>
-        <w:t>）添加到刚才启动的代理中，使</w:t>
-      </w:r>
-      <w:r>
-        <w:rPr>
-          <w:rFonts w:ascii="Times New Roman" w:eastAsia="宋体" w:hAnsi="Times New Roman" w:cs="Times New Roman"/>
-        </w:rPr>
-        <w:t xml:space="preserve"> Git </w:t>
-      </w:r>
-      <w:r>
-        <w:rPr>
-          <w:rFonts w:ascii="Times New Roman" w:eastAsia="宋体" w:hAnsi="Times New Roman" w:cs="Times New Roman"/>
-        </w:rPr>
-        <w:t>在连接</w:t>
-      </w:r>
-      <w:r>
-        <w:rPr>
-          <w:rFonts w:ascii="Times New Roman" w:eastAsia="宋体" w:hAnsi="Times New Roman" w:cs="Times New Roman"/>
-        </w:rPr>
-        <w:t xml:space="preserve"> GitHub </w:t>
-      </w:r>
-      <w:r>
-        <w:rPr>
-          <w:rFonts w:ascii="Times New Roman" w:eastAsia="宋体" w:hAnsi="Times New Roman" w:cs="Times New Roman"/>
-        </w:rPr>
-        <w:t>时能够使用它。</w:t>
+        <w:t>预期输出：</w:t>
+      </w:r>
+      <w:r>
+        <w:rPr>
+          <w:rFonts w:ascii="Times New Roman" w:eastAsia="宋体" w:hAnsi="Times New Roman" w:cs="Times New Roman"/>
+        </w:rPr>
+        <w:t xml:space="preserve"> Identity added: /c/Users/&lt;</w:t>
+      </w:r>
+      <w:r>
+        <w:rPr>
+          <w:rFonts w:ascii="Times New Roman" w:eastAsia="宋体" w:hAnsi="Times New Roman" w:cs="Times New Roman"/>
+        </w:rPr>
+        <w:t>你的用户名</w:t>
+      </w:r>
+      <w:r>
+        <w:rPr>
+          <w:rFonts w:ascii="Times New Roman" w:eastAsia="宋体" w:hAnsi="Times New Roman" w:cs="Times New Roman"/>
+        </w:rPr>
+        <w:t>&gt;/.ssh/id_rsa (...)</w:t>
+      </w:r>
+      <w:r>
+        <w:rPr>
+          <w:rFonts w:ascii="Times New Roman" w:eastAsia="宋体" w:hAnsi="Times New Roman" w:cs="Times New Roman"/>
+        </w:rPr>
+        <w:t>。如果设置了密码，会提示你输入。</w:t>
       </w:r>
     </w:p>
     <w:p>
@@ -384,59 +353,6 @@
       </w:pPr>
       <w:r>
         <w:rPr>
-          <w:rFonts w:ascii="Times New Roman" w:eastAsia="宋体" w:hAnsi="Times New Roman" w:cs="Times New Roman"/>
-        </w:rPr>
-        <w:t>预期输出：</w:t>
-      </w:r>
-      <w:r>
-        <w:rPr>
-          <w:rFonts w:ascii="Times New Roman" w:eastAsia="宋体" w:hAnsi="Times New Roman" w:cs="Times New Roman"/>
-        </w:rPr>
-        <w:t xml:space="preserve"> Identity added: /c/Users/&lt;</w:t>
-      </w:r>
-      <w:r>
-        <w:rPr>
-          <w:rFonts w:ascii="Times New Roman" w:eastAsia="宋体" w:hAnsi="Times New Roman" w:cs="Times New Roman"/>
-        </w:rPr>
-        <w:t>你的用户名</w:t>
-      </w:r>
-      <w:r>
-        <w:rPr>
-          <w:rFonts w:ascii="Times New Roman" w:eastAsia="宋体" w:hAnsi="Times New Roman" w:cs="Times New Roman"/>
-        </w:rPr>
-        <w:t>&gt;/.ssh/</w:t>
-      </w:r>
-      <w:proofErr w:type="spellStart"/>
-      <w:r>
-        <w:rPr>
-          <w:rFonts w:ascii="Times New Roman" w:eastAsia="宋体" w:hAnsi="Times New Roman" w:cs="Times New Roman"/>
-        </w:rPr>
-        <w:t>id_rsa</w:t>
-      </w:r>
-      <w:proofErr w:type="spellEnd"/>
-      <w:r>
-        <w:rPr>
-          <w:rFonts w:ascii="Times New Roman" w:eastAsia="宋体" w:hAnsi="Times New Roman" w:cs="Times New Roman"/>
-        </w:rPr>
-        <w:t xml:space="preserve"> (...)</w:t>
-      </w:r>
-      <w:r>
-        <w:rPr>
-          <w:rFonts w:ascii="Times New Roman" w:eastAsia="宋体" w:hAnsi="Times New Roman" w:cs="Times New Roman"/>
-        </w:rPr>
-        <w:t>。如果设置了密码，会提示你输入。</w:t>
-      </w:r>
-    </w:p>
-    <w:p>
-      <w:pPr>
-        <w:spacing w:after="0"/>
-        <w:jc w:val="both"/>
-        <w:rPr>
-          <w:rFonts w:ascii="Times New Roman" w:eastAsia="宋体" w:hAnsi="Times New Roman" w:cs="Times New Roman"/>
-        </w:rPr>
-      </w:pPr>
-      <w:r>
-        <w:rPr>
           <w:rFonts w:ascii="Times New Roman" w:eastAsia="宋体" w:hAnsi="Times New Roman" w:cs="Times New Roman" w:hint="eastAsia"/>
         </w:rPr>
         <w:t>2</w:t>
@@ -501,14 +417,12 @@
         </w:rPr>
         <w:t>到</w:t>
       </w:r>
-      <w:proofErr w:type="spellStart"/>
       <w:r>
         <w:rPr>
           <w:rFonts w:ascii="Times New Roman" w:eastAsia="宋体" w:hAnsi="Times New Roman" w:cs="Times New Roman"/>
         </w:rPr>
         <w:t>github</w:t>
       </w:r>
-      <w:proofErr w:type="spellEnd"/>
       <w:r>
         <w:rPr>
           <w:rFonts w:ascii="Times New Roman" w:eastAsia="宋体" w:hAnsi="Times New Roman" w:cs="Times New Roman"/>
@@ -553,16 +467,8 @@
         <w:rPr>
           <w:rFonts w:ascii="Times New Roman" w:eastAsia="宋体" w:hAnsi="Times New Roman" w:cs="Times New Roman"/>
         </w:rPr>
-        <w:t xml:space="preserve"> git </w:t>
-      </w:r>
-      <w:proofErr w:type="spellStart"/>
-      <w:r>
-        <w:rPr>
-          <w:rFonts w:ascii="Times New Roman" w:eastAsia="宋体" w:hAnsi="Times New Roman" w:cs="Times New Roman"/>
-        </w:rPr>
-        <w:t>init</w:t>
-      </w:r>
-      <w:proofErr w:type="spellEnd"/>
+        <w:t> git init</w:t>
+      </w:r>
     </w:p>
     <w:p>
       <w:pPr>
@@ -581,16 +487,64 @@
         <w:rPr>
           <w:rFonts w:ascii="Times New Roman" w:eastAsia="宋体" w:hAnsi="Times New Roman" w:cs="Times New Roman"/>
         </w:rPr>
-        <w:t> .</w:t>
-      </w:r>
-      <w:proofErr w:type="spellStart"/>
-      <w:r>
-        <w:rPr>
-          <w:rFonts w:ascii="Times New Roman" w:eastAsia="宋体" w:hAnsi="Times New Roman" w:cs="Times New Roman"/>
-        </w:rPr>
-        <w:t>gitignore</w:t>
-      </w:r>
-      <w:proofErr w:type="spellEnd"/>
+        <w:t> .gitignore </w:t>
+      </w:r>
+      <w:r>
+        <w:rPr>
+          <w:rFonts w:ascii="Times New Roman" w:eastAsia="宋体" w:hAnsi="Times New Roman" w:cs="Times New Roman"/>
+        </w:rPr>
+        <w:t>忽略</w:t>
+      </w:r>
+    </w:p>
+    <w:p>
+      <w:pPr>
+        <w:jc w:val="both"/>
+        <w:rPr>
+          <w:rFonts w:ascii="Times New Roman" w:eastAsia="宋体" w:hAnsi="Times New Roman" w:cs="Times New Roman"/>
+        </w:rPr>
+      </w:pPr>
+      <w:r>
+        <w:rPr>
+          <w:rFonts w:ascii="Times New Roman" w:eastAsia="宋体" w:hAnsi="Times New Roman" w:cs="Times New Roman"/>
+        </w:rPr>
+        <w:t>没有正确执行</w:t>
+      </w:r>
+      <w:r>
+        <w:rPr>
+          <w:rFonts w:ascii="Times New Roman" w:eastAsia="宋体" w:hAnsi="Times New Roman" w:cs="Times New Roman"/>
+        </w:rPr>
+        <w:t> git add (Untracked Files)</w:t>
+      </w:r>
+      <w:r>
+        <w:rPr>
+          <w:rFonts w:ascii="Times New Roman" w:eastAsia="宋体" w:hAnsi="Times New Roman" w:cs="Times New Roman" w:hint="eastAsia"/>
+        </w:rPr>
+        <w:t>：</w:t>
+      </w:r>
+      <w:r>
+        <w:rPr>
+          <w:rFonts w:ascii="Times New Roman" w:eastAsia="宋体" w:hAnsi="Times New Roman" w:cs="Times New Roman"/>
+        </w:rPr>
+        <w:t>git commit -a </w:t>
+      </w:r>
+      <w:r>
+        <w:rPr>
+          <w:rFonts w:ascii="Times New Roman" w:eastAsia="宋体" w:hAnsi="Times New Roman" w:cs="Times New Roman"/>
+        </w:rPr>
+        <w:t>通常只处理已修改</w:t>
+      </w:r>
+      <w:r>
+        <w:rPr>
+          <w:rFonts w:ascii="Times New Roman" w:eastAsia="宋体" w:hAnsi="Times New Roman" w:cs="Times New Roman"/>
+        </w:rPr>
+        <w:t xml:space="preserve"> (Modified) </w:t>
+      </w:r>
+      <w:r>
+        <w:rPr>
+          <w:rFonts w:ascii="Times New Roman" w:eastAsia="宋体" w:hAnsi="Times New Roman" w:cs="Times New Roman"/>
+        </w:rPr>
+        <w:t>和</w:t>
+      </w:r>
       <w:r>
         <w:rPr>
           <w:rFonts w:ascii="Times New Roman" w:eastAsia="宋体" w:hAnsi="Times New Roman" w:cs="Times New Roman"/>
@@ -601,57 +555,19 @@
         <w:rPr>
           <w:rFonts w:ascii="Times New Roman" w:eastAsia="宋体" w:hAnsi="Times New Roman" w:cs="Times New Roman"/>
         </w:rPr>
-        <w:t>忽略</w:t>
-      </w:r>
-    </w:p>
-    <w:p>
-      <w:pPr>
-        <w:jc w:val="both"/>
-        <w:rPr>
-          <w:rFonts w:ascii="Times New Roman" w:eastAsia="宋体" w:hAnsi="Times New Roman" w:cs="Times New Roman"/>
-        </w:rPr>
-      </w:pPr>
-      <w:r>
-        <w:rPr>
-          <w:rFonts w:ascii="Times New Roman" w:eastAsia="宋体" w:hAnsi="Times New Roman" w:cs="Times New Roman"/>
-        </w:rPr>
-        <w:t>没有正确执行</w:t>
-      </w:r>
-      <w:r>
-        <w:rPr>
-          <w:rFonts w:ascii="Times New Roman" w:eastAsia="宋体" w:hAnsi="Times New Roman" w:cs="Times New Roman"/>
-        </w:rPr>
-        <w:t> git add (Untracked Files)</w:t>
-      </w:r>
-      <w:r>
-        <w:rPr>
-          <w:rFonts w:ascii="Times New Roman" w:eastAsia="宋体" w:hAnsi="Times New Roman" w:cs="Times New Roman" w:hint="eastAsia"/>
-        </w:rPr>
-        <w:t>：</w:t>
-      </w:r>
-      <w:r>
-        <w:rPr>
-          <w:rFonts w:ascii="Times New Roman" w:eastAsia="宋体" w:hAnsi="Times New Roman" w:cs="Times New Roman"/>
-        </w:rPr>
-        <w:t>git commit -a </w:t>
-      </w:r>
-      <w:r>
-        <w:rPr>
-          <w:rFonts w:ascii="Times New Roman" w:eastAsia="宋体" w:hAnsi="Times New Roman" w:cs="Times New Roman"/>
-        </w:rPr>
-        <w:t>通常只处理已修改</w:t>
-      </w:r>
-      <w:r>
-        <w:rPr>
-          <w:rFonts w:ascii="Times New Roman" w:eastAsia="宋体" w:hAnsi="Times New Roman" w:cs="Times New Roman"/>
-        </w:rPr>
-        <w:t xml:space="preserve"> (Modified) </w:t>
-      </w:r>
-      <w:r>
-        <w:rPr>
-          <w:rFonts w:ascii="Times New Roman" w:eastAsia="宋体" w:hAnsi="Times New Roman" w:cs="Times New Roman"/>
-        </w:rPr>
-        <w:t>和</w:t>
+        <w:t>已删除</w:t>
+      </w:r>
+      <w:r>
+        <w:rPr>
+          <w:rFonts w:ascii="Times New Roman" w:eastAsia="宋体" w:hAnsi="Times New Roman" w:cs="Times New Roman"/>
+        </w:rPr>
+        <w:t xml:space="preserve"> (Deleted) </w:t>
+      </w:r>
+      <w:r>
+        <w:rPr>
+          <w:rFonts w:ascii="Times New Roman" w:eastAsia="宋体" w:hAnsi="Times New Roman" w:cs="Times New Roman"/>
+        </w:rPr>
+        <w:t>的文件，不一定会自动处理</w:t>
       </w:r>
       <w:r>
         <w:rPr>
@@ -663,30 +579,6 @@
         <w:rPr>
           <w:rFonts w:ascii="Times New Roman" w:eastAsia="宋体" w:hAnsi="Times New Roman" w:cs="Times New Roman"/>
         </w:rPr>
-        <w:t>已删除</w:t>
-      </w:r>
-      <w:r>
-        <w:rPr>
-          <w:rFonts w:ascii="Times New Roman" w:eastAsia="宋体" w:hAnsi="Times New Roman" w:cs="Times New Roman"/>
-        </w:rPr>
-        <w:t xml:space="preserve"> (Deleted) </w:t>
-      </w:r>
-      <w:r>
-        <w:rPr>
-          <w:rFonts w:ascii="Times New Roman" w:eastAsia="宋体" w:hAnsi="Times New Roman" w:cs="Times New Roman"/>
-        </w:rPr>
-        <w:t>的文件，不一定会自动处理</w:t>
-      </w:r>
-      <w:r>
-        <w:rPr>
-          <w:rFonts w:ascii="Times New Roman" w:eastAsia="宋体" w:hAnsi="Times New Roman" w:cs="Times New Roman"/>
-        </w:rPr>
-        <w:t> </w:t>
-      </w:r>
-      <w:r>
-        <w:rPr>
-          <w:rFonts w:ascii="Times New Roman" w:eastAsia="宋体" w:hAnsi="Times New Roman" w:cs="Times New Roman"/>
-        </w:rPr>
         <w:t>新创建</w:t>
       </w:r>
       <w:r>
@@ -711,16 +603,8 @@
         <w:rPr>
           <w:rFonts w:ascii="Times New Roman" w:eastAsia="宋体" w:hAnsi="Times New Roman" w:cs="Times New Roman"/>
         </w:rPr>
-        <w:t> </w:t>
-      </w:r>
-      <w:proofErr w:type="spellStart"/>
-      <w:r>
-        <w:rPr>
-          <w:rFonts w:ascii="Times New Roman" w:eastAsia="宋体" w:hAnsi="Times New Roman" w:cs="Times New Roman"/>
-        </w:rPr>
-        <w:t>TortoiseGit</w:t>
-      </w:r>
-      <w:proofErr w:type="spellEnd"/>
+        <w:t> TortoiseGit</w:t>
+      </w:r>
       <w:r>
         <w:rPr>
           <w:rFonts w:ascii="Times New Roman" w:eastAsia="宋体" w:hAnsi="Times New Roman" w:cs="Times New Roman" w:hint="eastAsia"/>
@@ -1092,9 +976,33 @@
       <w:pPr>
         <w:jc w:val="both"/>
         <w:rPr>
-          <w:rFonts w:ascii="Times New Roman" w:eastAsia="宋体" w:hAnsi="Times New Roman" w:cs="Times New Roman"/>
-        </w:rPr>
-      </w:pPr>
+          <w:rFonts w:ascii="Times New Roman" w:eastAsia="宋体" w:hAnsi="Times New Roman" w:cs="Times New Roman" w:hint="eastAsia"/>
+        </w:rPr>
+      </w:pPr>
+      <w:r>
+        <w:rPr>
+          <w:rFonts w:ascii="Times New Roman" w:eastAsia="宋体" w:hAnsi="Times New Roman" w:cs="Times New Roman" w:hint="eastAsia"/>
+        </w:rPr>
+        <w:t>7</w:t>
+      </w:r>
+      <w:r>
+        <w:rPr>
+          <w:rFonts w:ascii="Times New Roman" w:eastAsia="宋体" w:hAnsi="Times New Roman" w:cs="Times New Roman" w:hint="eastAsia"/>
+        </w:rPr>
+        <w:t>、</w:t>
+      </w:r>
+      <w:r>
+        <w:rPr>
+          <w:rFonts w:ascii="Times New Roman" w:eastAsia="宋体" w:hAnsi="Times New Roman" w:cs="Times New Roman" w:hint="eastAsia"/>
+        </w:rPr>
+        <w:t xml:space="preserve">ctrl+c </w:t>
+      </w:r>
+      <w:r>
+        <w:rPr>
+          <w:rFonts w:ascii="Times New Roman" w:eastAsia="宋体" w:hAnsi="Times New Roman" w:cs="Times New Roman" w:hint="eastAsia"/>
+        </w:rPr>
+        <w:t>强制从当前输入错的环境退出</w:t>
+      </w:r>
     </w:p>
     <w:p>
       <w:pPr>
@@ -1143,16 +1051,46 @@
         <w:rPr>
           <w:rFonts w:ascii="Times New Roman" w:eastAsia="宋体" w:hAnsi="Times New Roman" w:cs="Times New Roman" w:hint="eastAsia"/>
         </w:rPr>
-        <w:t xml:space="preserve">git </w:t>
-      </w:r>
-      <w:proofErr w:type="spellStart"/>
-      <w:r>
-        <w:rPr>
-          <w:rFonts w:ascii="Times New Roman" w:eastAsia="宋体" w:hAnsi="Times New Roman" w:cs="Times New Roman" w:hint="eastAsia"/>
-        </w:rPr>
-        <w:t>init</w:t>
-      </w:r>
-      <w:proofErr w:type="spellEnd"/>
+        <w:t xml:space="preserve">git init </w:t>
+      </w:r>
+      <w:r>
+        <w:rPr>
+          <w:rFonts w:ascii="Times New Roman" w:eastAsia="宋体" w:hAnsi="Times New Roman" w:cs="Times New Roman" w:hint="eastAsia"/>
+        </w:rPr>
+        <w:t>初始化仓库</w:t>
+      </w:r>
+    </w:p>
+    <w:p>
+      <w:pPr>
+        <w:jc w:val="both"/>
+        <w:rPr>
+          <w:rFonts w:ascii="Times New Roman" w:eastAsia="宋体" w:hAnsi="Times New Roman" w:cs="Times New Roman"/>
+        </w:rPr>
+      </w:pPr>
+      <w:r>
+        <w:rPr>
+          <w:rFonts w:ascii="Times New Roman" w:eastAsia="宋体" w:hAnsi="Times New Roman" w:cs="Times New Roman" w:hint="eastAsia"/>
+        </w:rPr>
+        <w:t>2</w:t>
+      </w:r>
+      <w:r>
+        <w:rPr>
+          <w:rFonts w:ascii="Times New Roman" w:eastAsia="宋体" w:hAnsi="Times New Roman" w:cs="Times New Roman" w:hint="eastAsia"/>
+        </w:rPr>
+        <w:t>、</w:t>
+      </w:r>
+      <w:r>
+        <w:rPr>
+          <w:rFonts w:ascii="Times New Roman" w:eastAsia="宋体" w:hAnsi="Times New Roman" w:cs="Times New Roman" w:hint="eastAsia"/>
+        </w:rPr>
+        <w:t xml:space="preserve">touch </w:t>
+      </w:r>
+      <w:r>
+        <w:rPr>
+          <w:rFonts w:ascii="Times New Roman" w:eastAsia="宋体" w:hAnsi="Times New Roman" w:cs="Times New Roman" w:hint="eastAsia"/>
+        </w:rPr>
+        <w:t>文件全名</w:t>
+      </w:r>
       <w:r>
         <w:rPr>
           <w:rFonts w:ascii="Times New Roman" w:eastAsia="宋体" w:hAnsi="Times New Roman" w:cs="Times New Roman" w:hint="eastAsia"/>
@@ -1163,7 +1101,7 @@
         <w:rPr>
           <w:rFonts w:ascii="Times New Roman" w:eastAsia="宋体" w:hAnsi="Times New Roman" w:cs="Times New Roman" w:hint="eastAsia"/>
         </w:rPr>
-        <w:t>初始化仓库</w:t>
+        <w:t>新建文件到这个文件夹</w:t>
       </w:r>
     </w:p>
     <w:p>
@@ -1189,13 +1127,45 @@
         <w:rPr>
           <w:rFonts w:ascii="Times New Roman" w:eastAsia="宋体" w:hAnsi="Times New Roman" w:cs="Times New Roman" w:hint="eastAsia"/>
         </w:rPr>
-        <w:t xml:space="preserve">touch </w:t>
-      </w:r>
-      <w:r>
-        <w:rPr>
-          <w:rFonts w:ascii="Times New Roman" w:eastAsia="宋体" w:hAnsi="Times New Roman" w:cs="Times New Roman" w:hint="eastAsia"/>
-        </w:rPr>
-        <w:t>文件全名</w:t>
+        <w:t xml:space="preserve">git add . </w:t>
+      </w:r>
+      <w:r>
+        <w:rPr>
+          <w:rFonts w:ascii="Times New Roman" w:eastAsia="宋体" w:hAnsi="Times New Roman" w:cs="Times New Roman" w:hint="eastAsia"/>
+        </w:rPr>
+        <w:t>暂存所有未被忽略的文件到暂存区</w:t>
+      </w:r>
+    </w:p>
+    <w:p>
+      <w:pPr>
+        <w:jc w:val="both"/>
+        <w:rPr>
+          <w:rFonts w:ascii="Times New Roman" w:eastAsia="宋体" w:hAnsi="Times New Roman" w:cs="Times New Roman"/>
+        </w:rPr>
+      </w:pPr>
+      <w:r>
+        <w:rPr>
+          <w:rFonts w:ascii="Times New Roman" w:eastAsia="宋体" w:hAnsi="Times New Roman" w:cs="Times New Roman" w:hint="eastAsia"/>
+        </w:rPr>
+        <w:t>3</w:t>
+      </w:r>
+      <w:r>
+        <w:rPr>
+          <w:rFonts w:ascii="Times New Roman" w:eastAsia="宋体" w:hAnsi="Times New Roman" w:cs="Times New Roman" w:hint="eastAsia"/>
+        </w:rPr>
+        <w:t>、</w:t>
+      </w:r>
+      <w:r>
+        <w:rPr>
+          <w:rFonts w:ascii="Times New Roman" w:eastAsia="宋体" w:hAnsi="Times New Roman" w:cs="Times New Roman" w:hint="eastAsia"/>
+        </w:rPr>
+        <w:t xml:space="preserve">git commit -m </w:t>
+      </w:r>
+      <w:r>
+        <w:rPr>
+          <w:rFonts w:ascii="Times New Roman" w:eastAsia="宋体" w:hAnsi="Times New Roman" w:cs="Times New Roman"/>
+        </w:rPr>
+        <w:t>’’</w:t>
       </w:r>
       <w:r>
         <w:rPr>
@@ -1207,21 +1177,53 @@
         <w:rPr>
           <w:rFonts w:ascii="Times New Roman" w:eastAsia="宋体" w:hAnsi="Times New Roman" w:cs="Times New Roman" w:hint="eastAsia"/>
         </w:rPr>
-        <w:t>新建文件到这个文件夹</w:t>
-      </w:r>
-    </w:p>
-    <w:p>
-      <w:pPr>
-        <w:jc w:val="both"/>
-        <w:rPr>
-          <w:rFonts w:ascii="Times New Roman" w:eastAsia="宋体" w:hAnsi="Times New Roman" w:cs="Times New Roman"/>
-        </w:rPr>
-      </w:pPr>
-      <w:r>
-        <w:rPr>
-          <w:rFonts w:ascii="Times New Roman" w:eastAsia="宋体" w:hAnsi="Times New Roman" w:cs="Times New Roman" w:hint="eastAsia"/>
-        </w:rPr>
-        <w:t>2</w:t>
+        <w:t>将暂存区的文件提交到本地仓库</w:t>
+      </w:r>
+    </w:p>
+    <w:p>
+      <w:pPr>
+        <w:jc w:val="both"/>
+        <w:rPr>
+          <w:rFonts w:ascii="Times New Roman" w:eastAsia="宋体" w:hAnsi="Times New Roman" w:cs="Times New Roman"/>
+        </w:rPr>
+      </w:pPr>
+      <w:r>
+        <w:rPr>
+          <w:rFonts w:ascii="Times New Roman" w:eastAsia="宋体" w:hAnsi="Times New Roman" w:cs="Times New Roman" w:hint="eastAsia"/>
+        </w:rPr>
+        <w:t>退出编辑方式是按</w:t>
+      </w:r>
+      <w:r>
+        <w:rPr>
+          <w:rFonts w:ascii="Times New Roman" w:eastAsia="宋体" w:hAnsi="Times New Roman" w:cs="Times New Roman" w:hint="eastAsia"/>
+        </w:rPr>
+        <w:t>esc</w:t>
+      </w:r>
+      <w:r>
+        <w:rPr>
+          <w:rFonts w:ascii="Times New Roman" w:eastAsia="宋体" w:hAnsi="Times New Roman" w:cs="Times New Roman" w:hint="eastAsia"/>
+        </w:rPr>
+        <w:t>、输入冒号以及</w:t>
+      </w:r>
+      <w:r>
+        <w:rPr>
+          <w:rFonts w:ascii="Times New Roman" w:eastAsia="宋体" w:hAnsi="Times New Roman" w:cs="Times New Roman" w:hint="eastAsia"/>
+        </w:rPr>
+        <w:t>wq</w:t>
+      </w:r>
+    </w:p>
+    <w:p>
+      <w:pPr>
+        <w:jc w:val="both"/>
+        <w:rPr>
+          <w:rFonts w:ascii="Times New Roman" w:eastAsia="宋体" w:hAnsi="Times New Roman" w:cs="Times New Roman"/>
+        </w:rPr>
+      </w:pPr>
+      <w:r>
+        <w:rPr>
+          <w:rFonts w:ascii="Times New Roman" w:eastAsia="宋体" w:hAnsi="Times New Roman" w:cs="Times New Roman" w:hint="eastAsia"/>
+        </w:rPr>
+        <w:t>4</w:t>
       </w:r>
       <w:r>
         <w:rPr>
@@ -1233,118 +1235,6 @@
         <w:rPr>
           <w:rFonts w:ascii="Times New Roman" w:eastAsia="宋体" w:hAnsi="Times New Roman" w:cs="Times New Roman" w:hint="eastAsia"/>
         </w:rPr>
-        <w:t xml:space="preserve">git add . </w:t>
-      </w:r>
-      <w:r>
-        <w:rPr>
-          <w:rFonts w:ascii="Times New Roman" w:eastAsia="宋体" w:hAnsi="Times New Roman" w:cs="Times New Roman" w:hint="eastAsia"/>
-        </w:rPr>
-        <w:t>暂存所有未被忽略的文件到暂存区</w:t>
-      </w:r>
-    </w:p>
-    <w:p>
-      <w:pPr>
-        <w:jc w:val="both"/>
-        <w:rPr>
-          <w:rFonts w:ascii="Times New Roman" w:eastAsia="宋体" w:hAnsi="Times New Roman" w:cs="Times New Roman"/>
-        </w:rPr>
-      </w:pPr>
-      <w:r>
-        <w:rPr>
-          <w:rFonts w:ascii="Times New Roman" w:eastAsia="宋体" w:hAnsi="Times New Roman" w:cs="Times New Roman" w:hint="eastAsia"/>
-        </w:rPr>
-        <w:t>3</w:t>
-      </w:r>
-      <w:r>
-        <w:rPr>
-          <w:rFonts w:ascii="Times New Roman" w:eastAsia="宋体" w:hAnsi="Times New Roman" w:cs="Times New Roman" w:hint="eastAsia"/>
-        </w:rPr>
-        <w:t>、</w:t>
-      </w:r>
-      <w:r>
-        <w:rPr>
-          <w:rFonts w:ascii="Times New Roman" w:eastAsia="宋体" w:hAnsi="Times New Roman" w:cs="Times New Roman" w:hint="eastAsia"/>
-        </w:rPr>
-        <w:t xml:space="preserve">git commit -m </w:t>
-      </w:r>
-      <w:proofErr w:type="gramStart"/>
-      <w:r>
-        <w:rPr>
-          <w:rFonts w:ascii="Times New Roman" w:eastAsia="宋体" w:hAnsi="Times New Roman" w:cs="Times New Roman"/>
-        </w:rPr>
-        <w:t>’’</w:t>
-      </w:r>
-      <w:proofErr w:type="gramEnd"/>
-      <w:r>
-        <w:rPr>
-          <w:rFonts w:ascii="Times New Roman" w:eastAsia="宋体" w:hAnsi="Times New Roman" w:cs="Times New Roman" w:hint="eastAsia"/>
-        </w:rPr>
-        <w:t xml:space="preserve"> </w:t>
-      </w:r>
-      <w:r>
-        <w:rPr>
-          <w:rFonts w:ascii="Times New Roman" w:eastAsia="宋体" w:hAnsi="Times New Roman" w:cs="Times New Roman" w:hint="eastAsia"/>
-        </w:rPr>
-        <w:t>将暂存区的文件提交到本地仓库</w:t>
-      </w:r>
-    </w:p>
-    <w:p>
-      <w:pPr>
-        <w:jc w:val="both"/>
-        <w:rPr>
-          <w:rFonts w:ascii="Times New Roman" w:eastAsia="宋体" w:hAnsi="Times New Roman" w:cs="Times New Roman"/>
-        </w:rPr>
-      </w:pPr>
-      <w:r>
-        <w:rPr>
-          <w:rFonts w:ascii="Times New Roman" w:eastAsia="宋体" w:hAnsi="Times New Roman" w:cs="Times New Roman" w:hint="eastAsia"/>
-        </w:rPr>
-        <w:t>退出编辑方式是按</w:t>
-      </w:r>
-      <w:r>
-        <w:rPr>
-          <w:rFonts w:ascii="Times New Roman" w:eastAsia="宋体" w:hAnsi="Times New Roman" w:cs="Times New Roman" w:hint="eastAsia"/>
-        </w:rPr>
-        <w:t>esc</w:t>
-      </w:r>
-      <w:r>
-        <w:rPr>
-          <w:rFonts w:ascii="Times New Roman" w:eastAsia="宋体" w:hAnsi="Times New Roman" w:cs="Times New Roman" w:hint="eastAsia"/>
-        </w:rPr>
-        <w:t>、输入冒号以及</w:t>
-      </w:r>
-      <w:proofErr w:type="spellStart"/>
-      <w:r>
-        <w:rPr>
-          <w:rFonts w:ascii="Times New Roman" w:eastAsia="宋体" w:hAnsi="Times New Roman" w:cs="Times New Roman" w:hint="eastAsia"/>
-        </w:rPr>
-        <w:t>wq</w:t>
-      </w:r>
-      <w:proofErr w:type="spellEnd"/>
-    </w:p>
-    <w:p>
-      <w:pPr>
-        <w:jc w:val="both"/>
-        <w:rPr>
-          <w:rFonts w:ascii="Times New Roman" w:eastAsia="宋体" w:hAnsi="Times New Roman" w:cs="Times New Roman"/>
-        </w:rPr>
-      </w:pPr>
-      <w:r>
-        <w:rPr>
-          <w:rFonts w:ascii="Times New Roman" w:eastAsia="宋体" w:hAnsi="Times New Roman" w:cs="Times New Roman" w:hint="eastAsia"/>
-        </w:rPr>
-        <w:t>4</w:t>
-      </w:r>
-      <w:r>
-        <w:rPr>
-          <w:rFonts w:ascii="Times New Roman" w:eastAsia="宋体" w:hAnsi="Times New Roman" w:cs="Times New Roman" w:hint="eastAsia"/>
-        </w:rPr>
-        <w:t>、</w:t>
-      </w:r>
-      <w:r>
-        <w:rPr>
-          <w:rFonts w:ascii="Times New Roman" w:eastAsia="宋体" w:hAnsi="Times New Roman" w:cs="Times New Roman" w:hint="eastAsia"/>
-        </w:rPr>
         <w:t>git</w:t>
       </w:r>
       <w:r>
@@ -1383,16 +1273,8 @@
         <w:rPr>
           <w:rFonts w:ascii="Times New Roman" w:eastAsia="宋体" w:hAnsi="Times New Roman" w:cs="Times New Roman" w:hint="eastAsia"/>
         </w:rPr>
-        <w:t>touch .</w:t>
-      </w:r>
-      <w:proofErr w:type="spellStart"/>
-      <w:r>
-        <w:rPr>
-          <w:rFonts w:ascii="Times New Roman" w:eastAsia="宋体" w:hAnsi="Times New Roman" w:cs="Times New Roman" w:hint="eastAsia"/>
-        </w:rPr>
-        <w:t>gitignore</w:t>
-      </w:r>
-      <w:proofErr w:type="spellEnd"/>
+        <w:t>touch .gitignore</w:t>
+      </w:r>
     </w:p>
     <w:p>
       <w:pPr>
@@ -1411,16 +1293,8 @@
         <w:rPr>
           <w:rFonts w:ascii="Times New Roman" w:eastAsia="宋体" w:hAnsi="Times New Roman" w:cs="Times New Roman" w:hint="eastAsia"/>
         </w:rPr>
-        <w:t xml:space="preserve"> vi .</w:t>
-      </w:r>
-      <w:proofErr w:type="spellStart"/>
-      <w:r>
-        <w:rPr>
-          <w:rFonts w:ascii="Times New Roman" w:eastAsia="宋体" w:hAnsi="Times New Roman" w:cs="Times New Roman" w:hint="eastAsia"/>
-        </w:rPr>
-        <w:t>gitignore</w:t>
-      </w:r>
-      <w:proofErr w:type="spellEnd"/>
+        <w:t xml:space="preserve"> vi .gitignore</w:t>
+      </w:r>
     </w:p>
     <w:p>
       <w:pPr>
@@ -2358,7 +2232,7 @@
       <w:pPr>
         <w:jc w:val="both"/>
         <w:rPr>
-          <w:rFonts w:ascii="Times New Roman" w:eastAsia="宋体" w:hAnsi="Times New Roman" w:cs="Times New Roman" w:hint="eastAsia"/>
+          <w:rFonts w:ascii="Times New Roman" w:eastAsia="宋体" w:hAnsi="Times New Roman" w:cs="Times New Roman"/>
         </w:rPr>
       </w:pPr>
       <w:r>
@@ -2595,13 +2469,7 @@
         <w:rPr>
           <w:rFonts w:ascii="Times New Roman" w:eastAsia="宋体" w:hAnsi="Times New Roman" w:cs="Times New Roman" w:hint="eastAsia"/>
         </w:rPr>
-        <w:t>在</w:t>
-      </w:r>
-      <w:r>
-        <w:rPr>
-          <w:rFonts w:ascii="Times New Roman" w:eastAsia="宋体" w:hAnsi="Times New Roman" w:cs="Times New Roman" w:hint="eastAsia"/>
-        </w:rPr>
-        <w:t>【</w:t>
+        <w:t>在【</w:t>
       </w:r>
       <w:r>
         <w:rPr>
@@ -2934,7 +2802,6 @@
         </w:rPr>
         <w:t xml:space="preserve"> (</w:t>
       </w:r>
-      <w:proofErr w:type="gramStart"/>
       <w:r>
         <w:rPr>
           <w:rFonts w:ascii="Times New Roman" w:eastAsia="宋体" w:hAnsi="Times New Roman" w:cs="Times New Roman"/>
@@ -2943,7 +2810,6 @@
         </w:rPr>
         <w:t>增删改查</w:t>
       </w:r>
-      <w:proofErr w:type="gramEnd"/>
       <w:r>
         <w:rPr>
           <w:rFonts w:ascii="Times New Roman" w:eastAsia="宋体" w:hAnsi="Times New Roman" w:cs="Times New Roman"/>
@@ -2984,18 +2850,8 @@
           <w:b/>
           <w:bCs/>
         </w:rPr>
-        <w:t xml:space="preserve">git </w:t>
-      </w:r>
-      <w:proofErr w:type="spellStart"/>
-      <w:r>
-        <w:rPr>
-          <w:rFonts w:ascii="Times New Roman" w:eastAsia="宋体" w:hAnsi="Times New Roman" w:cs="Times New Roman"/>
-          <w:b/>
-          <w:bCs/>
-        </w:rPr>
-        <w:t>init</w:t>
-      </w:r>
-      <w:proofErr w:type="spellEnd"/>
+        <w:t>git init</w:t>
+      </w:r>
       <w:r>
         <w:rPr>
           <w:rFonts w:ascii="Times New Roman" w:eastAsia="宋体" w:hAnsi="Times New Roman" w:cs="Times New Roman"/>
@@ -3086,30 +2942,13 @@
           <w:b/>
           <w:bCs/>
         </w:rPr>
-        <w:t xml:space="preserve">git </w:t>
-      </w:r>
-      <w:proofErr w:type="gramStart"/>
-      <w:r>
-        <w:rPr>
-          <w:rFonts w:ascii="Times New Roman" w:eastAsia="宋体" w:hAnsi="Times New Roman" w:cs="Times New Roman"/>
-          <w:b/>
-          <w:bCs/>
-        </w:rPr>
-        <w:t>add .</w:t>
-      </w:r>
-      <w:proofErr w:type="gramEnd"/>
-      <w:r>
-        <w:rPr>
-          <w:rFonts w:ascii="Times New Roman" w:eastAsia="宋体" w:hAnsi="Times New Roman" w:cs="Times New Roman"/>
-        </w:rPr>
-        <w:t>：将当前目录下所有未被忽略的改动，</w:t>
-      </w:r>
-      <w:proofErr w:type="gramStart"/>
-      <w:r>
-        <w:rPr>
-          <w:rFonts w:ascii="Times New Roman" w:eastAsia="宋体" w:hAnsi="Times New Roman" w:cs="Times New Roman"/>
-        </w:rPr>
-        <w:t>统统存放到</w:t>
+        <w:t>git add .</w:t>
+      </w:r>
+      <w:r>
+        <w:rPr>
+          <w:rFonts w:ascii="Times New Roman" w:eastAsia="宋体" w:hAnsi="Times New Roman" w:cs="Times New Roman"/>
+        </w:rPr>
+        <w:t>：将当前目录下所有未被忽略的改动，统统存放到</w:t>
       </w:r>
       <w:r>
         <w:rPr>
@@ -3135,7 +2974,6 @@
         </w:rPr>
         <w:t>。</w:t>
       </w:r>
-      <w:proofErr w:type="gramEnd"/>
     </w:p>
     <w:p>
       <w:pPr>
@@ -3361,18 +3199,8 @@
           <w:b/>
           <w:bCs/>
         </w:rPr>
-        <w:t>:</w:t>
-      </w:r>
-      <w:proofErr w:type="spellStart"/>
-      <w:r>
-        <w:rPr>
-          <w:rFonts w:ascii="Times New Roman" w:eastAsia="宋体" w:hAnsi="Times New Roman" w:cs="Times New Roman"/>
-          <w:b/>
-          <w:bCs/>
-        </w:rPr>
-        <w:t>wq</w:t>
-      </w:r>
-      <w:proofErr w:type="spellEnd"/>
+        <w:t>:wq</w:t>
+      </w:r>
       <w:r>
         <w:rPr>
           <w:rFonts w:ascii="Times New Roman" w:eastAsia="宋体" w:hAnsi="Times New Roman" w:cs="Times New Roman"/>
@@ -3457,25 +3285,7 @@
           <w:b/>
           <w:bCs/>
         </w:rPr>
-        <w:t xml:space="preserve"> (.</w:t>
-      </w:r>
-      <w:proofErr w:type="spellStart"/>
-      <w:r>
-        <w:rPr>
-          <w:rFonts w:ascii="Times New Roman" w:eastAsia="宋体" w:hAnsi="Times New Roman" w:cs="Times New Roman"/>
-          <w:b/>
-          <w:bCs/>
-        </w:rPr>
-        <w:t>gitignore</w:t>
-      </w:r>
-      <w:proofErr w:type="spellEnd"/>
-      <w:r>
-        <w:rPr>
-          <w:rFonts w:ascii="Times New Roman" w:eastAsia="宋体" w:hAnsi="Times New Roman" w:cs="Times New Roman"/>
-          <w:b/>
-          <w:bCs/>
-        </w:rPr>
-        <w:t>)</w:t>
+        <w:t xml:space="preserve"> (.gitignore)</w:t>
       </w:r>
     </w:p>
     <w:p>
@@ -3521,22 +3331,12 @@
         </w:rPr>
         <w:t>创建文件：</w:t>
       </w:r>
-      <w:proofErr w:type="gramStart"/>
-      <w:r>
-        <w:rPr>
-          <w:rFonts w:ascii="Times New Roman" w:eastAsia="宋体" w:hAnsi="Times New Roman" w:cs="Times New Roman"/>
-        </w:rPr>
-        <w:t>touch .</w:t>
-      </w:r>
-      <w:proofErr w:type="spellStart"/>
-      <w:r>
-        <w:rPr>
-          <w:rFonts w:ascii="Times New Roman" w:eastAsia="宋体" w:hAnsi="Times New Roman" w:cs="Times New Roman"/>
-        </w:rPr>
-        <w:t>gitignore</w:t>
-      </w:r>
-      <w:proofErr w:type="spellEnd"/>
-      <w:proofErr w:type="gramEnd"/>
+      <w:r>
+        <w:rPr>
+          <w:rFonts w:ascii="Times New Roman" w:eastAsia="宋体" w:hAnsi="Times New Roman" w:cs="Times New Roman"/>
+        </w:rPr>
+        <w:t>touch .gitignore</w:t>
+      </w:r>
     </w:p>
     <w:p>
       <w:pPr>
@@ -3555,22 +3355,12 @@
         </w:rPr>
         <w:t>编辑文件：</w:t>
       </w:r>
-      <w:proofErr w:type="gramStart"/>
-      <w:r>
-        <w:rPr>
-          <w:rFonts w:ascii="Times New Roman" w:eastAsia="宋体" w:hAnsi="Times New Roman" w:cs="Times New Roman"/>
-        </w:rPr>
-        <w:t>vi .</w:t>
-      </w:r>
-      <w:proofErr w:type="spellStart"/>
-      <w:r>
-        <w:rPr>
-          <w:rFonts w:ascii="Times New Roman" w:eastAsia="宋体" w:hAnsi="Times New Roman" w:cs="Times New Roman"/>
-        </w:rPr>
-        <w:t>gitignore</w:t>
-      </w:r>
-      <w:proofErr w:type="spellEnd"/>
-      <w:proofErr w:type="gramEnd"/>
+      <w:r>
+        <w:rPr>
+          <w:rFonts w:ascii="Times New Roman" w:eastAsia="宋体" w:hAnsi="Times New Roman" w:cs="Times New Roman"/>
+        </w:rPr>
+        <w:t>vi .gitignore</w:t>
+      </w:r>
     </w:p>
     <w:p>
       <w:pPr>
@@ -3791,21 +3581,7 @@
         <w:rPr>
           <w:rFonts w:ascii="Times New Roman" w:eastAsia="宋体" w:hAnsi="Times New Roman" w:cs="Times New Roman"/>
         </w:rPr>
-        <w:t>分支是多人协作和功能开发的核心。当你需要将他人（例如实验室师兄）的核心算法逻辑重构并完全迁移到自己的项目中，而不是简单地</w:t>
-      </w:r>
-      <w:proofErr w:type="gramStart"/>
-      <w:r>
-        <w:rPr>
-          <w:rFonts w:ascii="Times New Roman" w:eastAsia="宋体" w:hAnsi="Times New Roman" w:cs="Times New Roman"/>
-        </w:rPr>
-        <w:t>当做</w:t>
-      </w:r>
-      <w:proofErr w:type="gramEnd"/>
-      <w:r>
-        <w:rPr>
-          <w:rFonts w:ascii="Times New Roman" w:eastAsia="宋体" w:hAnsi="Times New Roman" w:cs="Times New Roman"/>
-        </w:rPr>
-        <w:t>外部头文件调用时，拉取一个独立的迁移分支进行本地调试，确认无误后再合并回主干，是防止弄坏现有代码最安全稳妥的做法。</w:t>
+        <w:t>分支是多人协作和功能开发的核心。当你需要将他人（例如实验室师兄）的核心算法逻辑重构并完全迁移到自己的项目中，而不是简单地当做外部头文件调用时，拉取一个独立的迁移分支进行本地调试，确认无误后再合并回主干，是防止弄坏现有代码最安全稳妥的做法。</w:t>
       </w:r>
     </w:p>
     <w:p>
@@ -4592,18 +4368,8 @@
           <w:b/>
           <w:bCs/>
         </w:rPr>
-        <w:t>第六部分：</w:t>
-      </w:r>
-      <w:proofErr w:type="gramStart"/>
-      <w:r>
-        <w:rPr>
-          <w:rFonts w:ascii="Times New Roman" w:eastAsia="宋体" w:hAnsi="Times New Roman" w:cs="Times New Roman"/>
-          <w:b/>
-          <w:bCs/>
-        </w:rPr>
-        <w:t>教程锚点</w:t>
-      </w:r>
-      <w:proofErr w:type="gramEnd"/>
+        <w:t>第六部分：教程锚点</w:t>
+      </w:r>
       <w:r>
         <w:rPr>
           <w:rFonts w:ascii="Times New Roman" w:eastAsia="宋体" w:hAnsi="Times New Roman" w:cs="Times New Roman"/>
@@ -4750,21 +4516,7 @@
         <w:rPr>
           <w:rFonts w:ascii="Times New Roman" w:eastAsia="宋体" w:hAnsi="Times New Roman" w:cs="Times New Roman"/>
         </w:rPr>
-        <w:t>代码、</w:t>
-      </w:r>
-      <w:proofErr w:type="gramStart"/>
-      <w:r>
-        <w:rPr>
-          <w:rFonts w:ascii="Times New Roman" w:eastAsia="宋体" w:hAnsi="Times New Roman" w:cs="Times New Roman"/>
-        </w:rPr>
-        <w:t>修改后跨仓库</w:t>
-      </w:r>
-      <w:proofErr w:type="gramEnd"/>
-      <w:r>
-        <w:rPr>
-          <w:rFonts w:ascii="Times New Roman" w:eastAsia="宋体" w:hAnsi="Times New Roman" w:cs="Times New Roman"/>
-        </w:rPr>
-        <w:t>提交</w:t>
+        <w:t>代码、修改后跨仓库提交</w:t>
       </w:r>
       <w:r>
         <w:rPr>
@@ -4795,7 +4547,7 @@
       <w:pPr>
         <w:jc w:val="both"/>
         <w:rPr>
-          <w:rFonts w:ascii="Times New Roman" w:eastAsia="宋体" w:hAnsi="Times New Roman" w:cs="Times New Roman" w:hint="eastAsia"/>
+          <w:rFonts w:ascii="Times New Roman" w:eastAsia="宋体" w:hAnsi="Times New Roman" w:cs="Times New Roman"/>
         </w:rPr>
       </w:pPr>
     </w:p>
@@ -6453,6 +6205,7 @@
   <w:style w:type="character" w:default="1" w:styleId="a0">
     <w:name w:val="Default Paragraph Font"/>
     <w:uiPriority w:val="1"/>
+    <w:semiHidden/>
     <w:unhideWhenUsed/>
   </w:style>
   <w:style w:type="table" w:default="1" w:styleId="a1">

--- a/Git.docx
+++ b/Git.docx
@@ -152,7 +152,21 @@
         <w:rPr>
           <w:rFonts w:ascii="Times New Roman" w:eastAsia="宋体" w:hAnsi="Times New Roman" w:cs="Times New Roman"/>
         </w:rPr>
-        <w:t>）来管理你的私钥。</w:t>
+        <w:t>）来管理你的私</w:t>
+      </w:r>
+      <w:proofErr w:type="gramStart"/>
+      <w:r>
+        <w:rPr>
+          <w:rFonts w:ascii="Times New Roman" w:eastAsia="宋体" w:hAnsi="Times New Roman" w:cs="Times New Roman"/>
+        </w:rPr>
+        <w:t>钥</w:t>
+      </w:r>
+      <w:proofErr w:type="gramEnd"/>
+      <w:r>
+        <w:rPr>
+          <w:rFonts w:ascii="Times New Roman" w:eastAsia="宋体" w:hAnsi="Times New Roman" w:cs="Times New Roman"/>
+        </w:rPr>
+        <w:t>。</w:t>
       </w:r>
     </w:p>
     <w:p>
@@ -173,7 +187,21 @@
         <w:rPr>
           <w:rFonts w:ascii="Times New Roman" w:eastAsia="宋体" w:hAnsi="Times New Roman" w:cs="Times New Roman"/>
         </w:rPr>
-        <w:t xml:space="preserve"> Agent pid &lt;</w:t>
+        <w:t xml:space="preserve"> Agent </w:t>
+      </w:r>
+      <w:proofErr w:type="spellStart"/>
+      <w:r>
+        <w:rPr>
+          <w:rFonts w:ascii="Times New Roman" w:eastAsia="宋体" w:hAnsi="Times New Roman" w:cs="Times New Roman"/>
+        </w:rPr>
+        <w:t>pid</w:t>
+      </w:r>
+      <w:proofErr w:type="spellEnd"/>
+      <w:r>
+        <w:rPr>
+          <w:rFonts w:ascii="Times New Roman" w:eastAsia="宋体" w:hAnsi="Times New Roman" w:cs="Times New Roman"/>
+        </w:rPr>
+        <w:t xml:space="preserve"> &lt;</w:t>
       </w:r>
       <w:r>
         <w:rPr>
@@ -211,8 +239,16 @@
         <w:rPr>
           <w:rFonts w:ascii="Times New Roman" w:eastAsia="宋体" w:hAnsi="Times New Roman" w:cs="Times New Roman"/>
         </w:rPr>
-        <w:t>加载私钥</w:t>
-      </w:r>
+        <w:t>加载私</w:t>
+      </w:r>
+      <w:proofErr w:type="gramStart"/>
+      <w:r>
+        <w:rPr>
+          <w:rFonts w:ascii="Times New Roman" w:eastAsia="宋体" w:hAnsi="Times New Roman" w:cs="Times New Roman"/>
+        </w:rPr>
+        <w:t>钥</w:t>
+      </w:r>
+      <w:proofErr w:type="gramEnd"/>
       <w:r>
         <w:rPr>
           <w:rFonts w:ascii="Times New Roman" w:eastAsia="宋体" w:hAnsi="Times New Roman" w:cs="Times New Roman"/>
@@ -237,7 +273,25 @@
           <w:b/>
           <w:bCs/>
         </w:rPr>
-        <w:t xml:space="preserve">ssh-add ~/.ssh/id_rsa </w:t>
+        <w:t>ssh-add ~/.ssh/</w:t>
+      </w:r>
+      <w:proofErr w:type="spellStart"/>
+      <w:r>
+        <w:rPr>
+          <w:rFonts w:ascii="Times New Roman" w:eastAsia="宋体" w:hAnsi="Times New Roman" w:cs="Times New Roman"/>
+          <w:b/>
+          <w:bCs/>
+        </w:rPr>
+        <w:t>id_rsa</w:t>
+      </w:r>
+      <w:proofErr w:type="spellEnd"/>
+      <w:r>
+        <w:rPr>
+          <w:rFonts w:ascii="Times New Roman" w:eastAsia="宋体" w:hAnsi="Times New Roman" w:cs="Times New Roman"/>
+          <w:b/>
+          <w:bCs/>
+        </w:rPr>
+        <w:t xml:space="preserve"> </w:t>
       </w:r>
     </w:p>
     <w:bookmarkEnd w:id="0"/>
@@ -265,14 +319,30 @@
         <w:rPr>
           <w:rFonts w:ascii="Times New Roman" w:eastAsia="宋体" w:hAnsi="Times New Roman" w:cs="Times New Roman"/>
         </w:rPr>
-        <w:t>将你的私钥（</w:t>
-      </w:r>
+        <w:t>将你的私</w:t>
+      </w:r>
+      <w:proofErr w:type="gramStart"/>
+      <w:r>
+        <w:rPr>
+          <w:rFonts w:ascii="Times New Roman" w:eastAsia="宋体" w:hAnsi="Times New Roman" w:cs="Times New Roman"/>
+        </w:rPr>
+        <w:t>钥</w:t>
+      </w:r>
+      <w:proofErr w:type="gramEnd"/>
+      <w:r>
+        <w:rPr>
+          <w:rFonts w:ascii="Times New Roman" w:eastAsia="宋体" w:hAnsi="Times New Roman" w:cs="Times New Roman"/>
+        </w:rPr>
+        <w:t>（</w:t>
+      </w:r>
+      <w:proofErr w:type="spellStart"/>
       <w:r>
         <w:rPr>
           <w:rFonts w:ascii="Times New Roman" w:eastAsia="宋体" w:hAnsi="Times New Roman" w:cs="Times New Roman"/>
         </w:rPr>
         <w:t>id_rsa</w:t>
       </w:r>
+      <w:proofErr w:type="spellEnd"/>
       <w:r>
         <w:rPr>
           <w:rFonts w:ascii="Times New Roman" w:eastAsia="宋体" w:hAnsi="Times New Roman" w:cs="Times New Roman"/>
@@ -334,7 +404,21 @@
         <w:rPr>
           <w:rFonts w:ascii="Times New Roman" w:eastAsia="宋体" w:hAnsi="Times New Roman" w:cs="Times New Roman"/>
         </w:rPr>
-        <w:t>&gt;/.ssh/id_rsa (...)</w:t>
+        <w:t>&gt;/.ssh/</w:t>
+      </w:r>
+      <w:proofErr w:type="spellStart"/>
+      <w:r>
+        <w:rPr>
+          <w:rFonts w:ascii="Times New Roman" w:eastAsia="宋体" w:hAnsi="Times New Roman" w:cs="Times New Roman"/>
+        </w:rPr>
+        <w:t>id_rsa</w:t>
+      </w:r>
+      <w:proofErr w:type="spellEnd"/>
+      <w:r>
+        <w:rPr>
+          <w:rFonts w:ascii="Times New Roman" w:eastAsia="宋体" w:hAnsi="Times New Roman" w:cs="Times New Roman"/>
+        </w:rPr>
+        <w:t xml:space="preserve"> (...)</w:t>
       </w:r>
       <w:r>
         <w:rPr>
@@ -417,12 +501,14 @@
         </w:rPr>
         <w:t>到</w:t>
       </w:r>
+      <w:proofErr w:type="spellStart"/>
       <w:r>
         <w:rPr>
           <w:rFonts w:ascii="Times New Roman" w:eastAsia="宋体" w:hAnsi="Times New Roman" w:cs="Times New Roman"/>
         </w:rPr>
         <w:t>github</w:t>
       </w:r>
+      <w:proofErr w:type="spellEnd"/>
       <w:r>
         <w:rPr>
           <w:rFonts w:ascii="Times New Roman" w:eastAsia="宋体" w:hAnsi="Times New Roman" w:cs="Times New Roman"/>
@@ -467,8 +553,16 @@
         <w:rPr>
           <w:rFonts w:ascii="Times New Roman" w:eastAsia="宋体" w:hAnsi="Times New Roman" w:cs="Times New Roman"/>
         </w:rPr>
-        <w:t> git init</w:t>
-      </w:r>
+        <w:t xml:space="preserve"> git </w:t>
+      </w:r>
+      <w:proofErr w:type="spellStart"/>
+      <w:r>
+        <w:rPr>
+          <w:rFonts w:ascii="Times New Roman" w:eastAsia="宋体" w:hAnsi="Times New Roman" w:cs="Times New Roman"/>
+        </w:rPr>
+        <w:t>init</w:t>
+      </w:r>
+      <w:proofErr w:type="spellEnd"/>
     </w:p>
     <w:p>
       <w:pPr>
@@ -487,7 +581,21 @@
         <w:rPr>
           <w:rFonts w:ascii="Times New Roman" w:eastAsia="宋体" w:hAnsi="Times New Roman" w:cs="Times New Roman"/>
         </w:rPr>
-        <w:t> .gitignore </w:t>
+        <w:t> .</w:t>
+      </w:r>
+      <w:proofErr w:type="spellStart"/>
+      <w:r>
+        <w:rPr>
+          <w:rFonts w:ascii="Times New Roman" w:eastAsia="宋体" w:hAnsi="Times New Roman" w:cs="Times New Roman"/>
+        </w:rPr>
+        <w:t>gitignore</w:t>
+      </w:r>
+      <w:proofErr w:type="spellEnd"/>
+      <w:r>
+        <w:rPr>
+          <w:rFonts w:ascii="Times New Roman" w:eastAsia="宋体" w:hAnsi="Times New Roman" w:cs="Times New Roman"/>
+        </w:rPr>
+        <w:t> </w:t>
       </w:r>
       <w:r>
         <w:rPr>
@@ -603,8 +711,16 @@
         <w:rPr>
           <w:rFonts w:ascii="Times New Roman" w:eastAsia="宋体" w:hAnsi="Times New Roman" w:cs="Times New Roman"/>
         </w:rPr>
-        <w:t> TortoiseGit</w:t>
-      </w:r>
+        <w:t> </w:t>
+      </w:r>
+      <w:proofErr w:type="spellStart"/>
+      <w:r>
+        <w:rPr>
+          <w:rFonts w:ascii="Times New Roman" w:eastAsia="宋体" w:hAnsi="Times New Roman" w:cs="Times New Roman"/>
+        </w:rPr>
+        <w:t>TortoiseGit</w:t>
+      </w:r>
+      <w:proofErr w:type="spellEnd"/>
       <w:r>
         <w:rPr>
           <w:rFonts w:ascii="Times New Roman" w:eastAsia="宋体" w:hAnsi="Times New Roman" w:cs="Times New Roman" w:hint="eastAsia"/>
@@ -974,15 +1090,17 @@
     </w:p>
     <w:p>
       <w:pPr>
-        <w:jc w:val="both"/>
-        <w:rPr>
-          <w:rFonts w:ascii="Times New Roman" w:eastAsia="宋体" w:hAnsi="Times New Roman" w:cs="Times New Roman" w:hint="eastAsia"/>
-        </w:rPr>
-      </w:pPr>
-      <w:r>
-        <w:rPr>
-          <w:rFonts w:ascii="Times New Roman" w:eastAsia="宋体" w:hAnsi="Times New Roman" w:cs="Times New Roman" w:hint="eastAsia"/>
-        </w:rPr>
+        <w:keepNext/>
+        <w:jc w:val="both"/>
+        <w:rPr>
+          <w:rFonts w:ascii="Times New Roman" w:eastAsia="宋体" w:hAnsi="Times New Roman" w:cs="Times New Roman"/>
+        </w:rPr>
+      </w:pPr>
+      <w:r>
+        <w:rPr>
+          <w:rFonts w:ascii="Times New Roman" w:eastAsia="宋体" w:hAnsi="Times New Roman" w:cs="Times New Roman" w:hint="eastAsia"/>
+        </w:rPr>
+        <w:lastRenderedPageBreak/>
         <w:t>7</w:t>
       </w:r>
       <w:r>
@@ -991,17 +1109,74 @@
         </w:rPr>
         <w:t>、</w:t>
       </w:r>
-      <w:r>
-        <w:rPr>
-          <w:rFonts w:ascii="Times New Roman" w:eastAsia="宋体" w:hAnsi="Times New Roman" w:cs="Times New Roman" w:hint="eastAsia"/>
-        </w:rPr>
-        <w:t xml:space="preserve">ctrl+c </w:t>
+      <w:proofErr w:type="spellStart"/>
+      <w:r>
+        <w:rPr>
+          <w:rFonts w:ascii="Times New Roman" w:eastAsia="宋体" w:hAnsi="Times New Roman" w:cs="Times New Roman" w:hint="eastAsia"/>
+        </w:rPr>
+        <w:t>ctrl+c</w:t>
+      </w:r>
+      <w:proofErr w:type="spellEnd"/>
+      <w:r>
+        <w:rPr>
+          <w:rFonts w:ascii="Times New Roman" w:eastAsia="宋体" w:hAnsi="Times New Roman" w:cs="Times New Roman" w:hint="eastAsia"/>
+        </w:rPr>
+        <w:t xml:space="preserve"> </w:t>
       </w:r>
       <w:r>
         <w:rPr>
           <w:rFonts w:ascii="Times New Roman" w:eastAsia="宋体" w:hAnsi="Times New Roman" w:cs="Times New Roman" w:hint="eastAsia"/>
         </w:rPr>
         <w:t>强制从当前输入错的环境退出</w:t>
+      </w:r>
+    </w:p>
+    <w:p>
+      <w:pPr>
+        <w:keepNext/>
+        <w:jc w:val="both"/>
+        <w:rPr>
+          <w:rFonts w:ascii="Times New Roman" w:eastAsia="宋体" w:hAnsi="Times New Roman" w:cs="Times New Roman" w:hint="eastAsia"/>
+        </w:rPr>
+      </w:pPr>
+      <w:r>
+        <w:rPr>
+          <w:rFonts w:ascii="Times New Roman" w:eastAsia="宋体" w:hAnsi="Times New Roman" w:cs="Times New Roman"/>
+        </w:rPr>
+        <w:drawing>
+          <wp:inline distT="0" distB="0" distL="0" distR="0" wp14:anchorId="4B29CFD0" wp14:editId="7CB8E873">
+            <wp:extent cx="5274310" cy="996315"/>
+            <wp:effectExtent l="0" t="0" r="2540" b="0"/>
+            <wp:docPr id="849942538" name="图片 1"/>
+            <wp:cNvGraphicFramePr>
+              <a:graphicFrameLocks xmlns:a="http://schemas.openxmlformats.org/drawingml/2006/main" noChangeAspect="1"/>
+            </wp:cNvGraphicFramePr>
+            <a:graphic xmlns:a="http://schemas.openxmlformats.org/drawingml/2006/main">
+              <a:graphicData uri="http://schemas.openxmlformats.org/drawingml/2006/picture">
+                <pic:pic xmlns:pic="http://schemas.openxmlformats.org/drawingml/2006/picture">
+                  <pic:nvPicPr>
+                    <pic:cNvPr id="849942538" name=""/>
+                    <pic:cNvPicPr/>
+                  </pic:nvPicPr>
+                  <pic:blipFill>
+                    <a:blip r:embed="rId9"/>
+                    <a:stretch>
+                      <a:fillRect/>
+                    </a:stretch>
+                  </pic:blipFill>
+                  <pic:spPr>
+                    <a:xfrm>
+                      <a:off x="0" y="0"/>
+                      <a:ext cx="5274310" cy="996315"/>
+                    </a:xfrm>
+                    <a:prstGeom prst="rect">
+                      <a:avLst/>
+                    </a:prstGeom>
+                  </pic:spPr>
+                </pic:pic>
+              </a:graphicData>
+            </a:graphic>
+          </wp:inline>
+        </w:drawing>
       </w:r>
     </w:p>
     <w:p>
@@ -1024,98 +1199,1065 @@
           <w:sz w:val="28"/>
           <w:szCs w:val="32"/>
         </w:rPr>
+        <w:t>教程笔记</w:t>
+      </w:r>
+    </w:p>
+    <w:p>
+      <w:pPr>
+        <w:jc w:val="both"/>
+        <w:rPr>
+          <w:rFonts w:ascii="Times New Roman" w:eastAsia="宋体" w:hAnsi="Times New Roman" w:cs="Times New Roman"/>
+        </w:rPr>
+      </w:pPr>
+      <w:r>
+        <w:rPr>
+          <w:rFonts w:ascii="Times New Roman" w:eastAsia="宋体" w:hAnsi="Times New Roman" w:cs="Times New Roman" w:hint="eastAsia"/>
+        </w:rPr>
+        <w:t>1</w:t>
+      </w:r>
+      <w:r>
+        <w:rPr>
+          <w:rFonts w:ascii="Times New Roman" w:eastAsia="宋体" w:hAnsi="Times New Roman" w:cs="Times New Roman" w:hint="eastAsia"/>
+        </w:rPr>
+        <w:t>、</w:t>
+      </w:r>
+      <w:r>
+        <w:rPr>
+          <w:rFonts w:ascii="Times New Roman" w:eastAsia="宋体" w:hAnsi="Times New Roman" w:cs="Times New Roman" w:hint="eastAsia"/>
+        </w:rPr>
+        <w:t xml:space="preserve">git </w:t>
+      </w:r>
+      <w:proofErr w:type="spellStart"/>
+      <w:r>
+        <w:rPr>
+          <w:rFonts w:ascii="Times New Roman" w:eastAsia="宋体" w:hAnsi="Times New Roman" w:cs="Times New Roman" w:hint="eastAsia"/>
+        </w:rPr>
+        <w:t>init</w:t>
+      </w:r>
+      <w:proofErr w:type="spellEnd"/>
+      <w:r>
+        <w:rPr>
+          <w:rFonts w:ascii="Times New Roman" w:eastAsia="宋体" w:hAnsi="Times New Roman" w:cs="Times New Roman" w:hint="eastAsia"/>
+        </w:rPr>
+        <w:t xml:space="preserve"> </w:t>
+      </w:r>
+      <w:r>
+        <w:rPr>
+          <w:rFonts w:ascii="Times New Roman" w:eastAsia="宋体" w:hAnsi="Times New Roman" w:cs="Times New Roman" w:hint="eastAsia"/>
+        </w:rPr>
+        <w:t>初始化仓库</w:t>
+      </w:r>
+    </w:p>
+    <w:p>
+      <w:pPr>
+        <w:jc w:val="both"/>
+        <w:rPr>
+          <w:rFonts w:ascii="Times New Roman" w:eastAsia="宋体" w:hAnsi="Times New Roman" w:cs="Times New Roman"/>
+        </w:rPr>
+      </w:pPr>
+      <w:r>
+        <w:rPr>
+          <w:rFonts w:ascii="Times New Roman" w:eastAsia="宋体" w:hAnsi="Times New Roman" w:cs="Times New Roman" w:hint="eastAsia"/>
+        </w:rPr>
+        <w:t>2</w:t>
+      </w:r>
+      <w:r>
+        <w:rPr>
+          <w:rFonts w:ascii="Times New Roman" w:eastAsia="宋体" w:hAnsi="Times New Roman" w:cs="Times New Roman" w:hint="eastAsia"/>
+        </w:rPr>
+        <w:t>、</w:t>
+      </w:r>
+      <w:r>
+        <w:rPr>
+          <w:rFonts w:ascii="Times New Roman" w:eastAsia="宋体" w:hAnsi="Times New Roman" w:cs="Times New Roman" w:hint="eastAsia"/>
+        </w:rPr>
+        <w:t xml:space="preserve">touch </w:t>
+      </w:r>
+      <w:r>
+        <w:rPr>
+          <w:rFonts w:ascii="Times New Roman" w:eastAsia="宋体" w:hAnsi="Times New Roman" w:cs="Times New Roman" w:hint="eastAsia"/>
+        </w:rPr>
+        <w:t>文件全名</w:t>
+      </w:r>
+      <w:r>
+        <w:rPr>
+          <w:rFonts w:ascii="Times New Roman" w:eastAsia="宋体" w:hAnsi="Times New Roman" w:cs="Times New Roman" w:hint="eastAsia"/>
+        </w:rPr>
+        <w:t xml:space="preserve"> </w:t>
+      </w:r>
+      <w:r>
+        <w:rPr>
+          <w:rFonts w:ascii="Times New Roman" w:eastAsia="宋体" w:hAnsi="Times New Roman" w:cs="Times New Roman" w:hint="eastAsia"/>
+        </w:rPr>
+        <w:t>新建文件到这个文件夹</w:t>
+      </w:r>
+    </w:p>
+    <w:p>
+      <w:pPr>
+        <w:jc w:val="both"/>
+        <w:rPr>
+          <w:rFonts w:ascii="Times New Roman" w:eastAsia="宋体" w:hAnsi="Times New Roman" w:cs="Times New Roman"/>
+        </w:rPr>
+      </w:pPr>
+      <w:r>
+        <w:rPr>
+          <w:rFonts w:ascii="Times New Roman" w:eastAsia="宋体" w:hAnsi="Times New Roman" w:cs="Times New Roman" w:hint="eastAsia"/>
+        </w:rPr>
+        <w:t>2</w:t>
+      </w:r>
+      <w:r>
+        <w:rPr>
+          <w:rFonts w:ascii="Times New Roman" w:eastAsia="宋体" w:hAnsi="Times New Roman" w:cs="Times New Roman" w:hint="eastAsia"/>
+        </w:rPr>
+        <w:t>、</w:t>
+      </w:r>
+      <w:r>
+        <w:rPr>
+          <w:rFonts w:ascii="Times New Roman" w:eastAsia="宋体" w:hAnsi="Times New Roman" w:cs="Times New Roman" w:hint="eastAsia"/>
+        </w:rPr>
+        <w:t xml:space="preserve">git add . </w:t>
+      </w:r>
+      <w:r>
+        <w:rPr>
+          <w:rFonts w:ascii="Times New Roman" w:eastAsia="宋体" w:hAnsi="Times New Roman" w:cs="Times New Roman" w:hint="eastAsia"/>
+        </w:rPr>
+        <w:t>暂存所有未被忽略的文件到暂存区</w:t>
+      </w:r>
+    </w:p>
+    <w:p>
+      <w:pPr>
+        <w:jc w:val="both"/>
+        <w:rPr>
+          <w:rFonts w:ascii="Times New Roman" w:eastAsia="宋体" w:hAnsi="Times New Roman" w:cs="Times New Roman"/>
+        </w:rPr>
+      </w:pPr>
+      <w:r>
+        <w:rPr>
+          <w:rFonts w:ascii="Times New Roman" w:eastAsia="宋体" w:hAnsi="Times New Roman" w:cs="Times New Roman" w:hint="eastAsia"/>
+        </w:rPr>
+        <w:t>3</w:t>
+      </w:r>
+      <w:r>
+        <w:rPr>
+          <w:rFonts w:ascii="Times New Roman" w:eastAsia="宋体" w:hAnsi="Times New Roman" w:cs="Times New Roman" w:hint="eastAsia"/>
+        </w:rPr>
+        <w:t>、</w:t>
+      </w:r>
+      <w:r>
+        <w:rPr>
+          <w:rFonts w:ascii="Times New Roman" w:eastAsia="宋体" w:hAnsi="Times New Roman" w:cs="Times New Roman" w:hint="eastAsia"/>
+        </w:rPr>
+        <w:t xml:space="preserve">git commit -m </w:t>
+      </w:r>
+      <w:proofErr w:type="gramStart"/>
+      <w:r>
+        <w:rPr>
+          <w:rFonts w:ascii="Times New Roman" w:eastAsia="宋体" w:hAnsi="Times New Roman" w:cs="Times New Roman"/>
+        </w:rPr>
+        <w:t>’</w:t>
+      </w:r>
+      <w:proofErr w:type="gramEnd"/>
+      <w:r>
+        <w:rPr>
+          <w:rFonts w:ascii="Times New Roman" w:eastAsia="宋体" w:hAnsi="Times New Roman" w:cs="Times New Roman"/>
+        </w:rPr>
+        <w:t>’</w:t>
+      </w:r>
+      <w:r>
+        <w:rPr>
+          <w:rFonts w:ascii="Times New Roman" w:eastAsia="宋体" w:hAnsi="Times New Roman" w:cs="Times New Roman" w:hint="eastAsia"/>
+        </w:rPr>
+        <w:t xml:space="preserve"> </w:t>
+      </w:r>
+      <w:r>
+        <w:rPr>
+          <w:rFonts w:ascii="Times New Roman" w:eastAsia="宋体" w:hAnsi="Times New Roman" w:cs="Times New Roman" w:hint="eastAsia"/>
+        </w:rPr>
+        <w:t>将暂存区的文件提交到本地仓库</w:t>
+      </w:r>
+    </w:p>
+    <w:p>
+      <w:pPr>
+        <w:jc w:val="both"/>
+        <w:rPr>
+          <w:rFonts w:ascii="Times New Roman" w:eastAsia="宋体" w:hAnsi="Times New Roman" w:cs="Times New Roman"/>
+        </w:rPr>
+      </w:pPr>
+      <w:r>
+        <w:rPr>
+          <w:rFonts w:ascii="Times New Roman" w:eastAsia="宋体" w:hAnsi="Times New Roman" w:cs="Times New Roman" w:hint="eastAsia"/>
+        </w:rPr>
+        <w:t>退出编辑方式是按</w:t>
+      </w:r>
+      <w:r>
+        <w:rPr>
+          <w:rFonts w:ascii="Times New Roman" w:eastAsia="宋体" w:hAnsi="Times New Roman" w:cs="Times New Roman" w:hint="eastAsia"/>
+        </w:rPr>
+        <w:t>esc</w:t>
+      </w:r>
+      <w:r>
+        <w:rPr>
+          <w:rFonts w:ascii="Times New Roman" w:eastAsia="宋体" w:hAnsi="Times New Roman" w:cs="Times New Roman" w:hint="eastAsia"/>
+        </w:rPr>
+        <w:t>、输入冒号以及</w:t>
+      </w:r>
+      <w:proofErr w:type="spellStart"/>
+      <w:r>
+        <w:rPr>
+          <w:rFonts w:ascii="Times New Roman" w:eastAsia="宋体" w:hAnsi="Times New Roman" w:cs="Times New Roman" w:hint="eastAsia"/>
+        </w:rPr>
+        <w:t>wq</w:t>
+      </w:r>
+      <w:proofErr w:type="spellEnd"/>
+    </w:p>
+    <w:p>
+      <w:pPr>
+        <w:jc w:val="both"/>
+        <w:rPr>
+          <w:rFonts w:ascii="Times New Roman" w:eastAsia="宋体" w:hAnsi="Times New Roman" w:cs="Times New Roman"/>
+        </w:rPr>
+      </w:pPr>
+      <w:r>
+        <w:rPr>
+          <w:rFonts w:ascii="Times New Roman" w:eastAsia="宋体" w:hAnsi="Times New Roman" w:cs="Times New Roman" w:hint="eastAsia"/>
+        </w:rPr>
+        <w:t>4</w:t>
+      </w:r>
+      <w:r>
+        <w:rPr>
+          <w:rFonts w:ascii="Times New Roman" w:eastAsia="宋体" w:hAnsi="Times New Roman" w:cs="Times New Roman" w:hint="eastAsia"/>
+        </w:rPr>
+        <w:t>、</w:t>
+      </w:r>
+      <w:r>
+        <w:rPr>
+          <w:rFonts w:ascii="Times New Roman" w:eastAsia="宋体" w:hAnsi="Times New Roman" w:cs="Times New Roman" w:hint="eastAsia"/>
+        </w:rPr>
+        <w:t>git</w:t>
+      </w:r>
+      <w:r>
+        <w:rPr>
+          <w:rFonts w:ascii="Times New Roman" w:eastAsia="宋体" w:hAnsi="Times New Roman" w:cs="Times New Roman" w:hint="eastAsia"/>
+        </w:rPr>
+        <w:t>-</w:t>
+      </w:r>
+      <w:r>
+        <w:rPr>
+          <w:rFonts w:ascii="Times New Roman" w:eastAsia="宋体" w:hAnsi="Times New Roman" w:cs="Times New Roman" w:hint="eastAsia"/>
+        </w:rPr>
+        <w:t xml:space="preserve">log </w:t>
+      </w:r>
+      <w:r>
+        <w:rPr>
+          <w:rFonts w:ascii="Times New Roman" w:eastAsia="宋体" w:hAnsi="Times New Roman" w:cs="Times New Roman" w:hint="eastAsia"/>
+        </w:rPr>
+        <w:t>查看进度</w:t>
+      </w:r>
+    </w:p>
+    <w:p>
+      <w:pPr>
+        <w:jc w:val="both"/>
+        <w:rPr>
+          <w:rFonts w:ascii="Times New Roman" w:eastAsia="宋体" w:hAnsi="Times New Roman" w:cs="Times New Roman"/>
+        </w:rPr>
+      </w:pPr>
+      <w:r>
+        <w:rPr>
+          <w:rFonts w:ascii="Times New Roman" w:eastAsia="宋体" w:hAnsi="Times New Roman" w:cs="Times New Roman" w:hint="eastAsia"/>
+        </w:rPr>
+        <w:t>创建忽略文件</w:t>
+      </w:r>
+      <w:r>
+        <w:rPr>
+          <w:rFonts w:ascii="Times New Roman" w:eastAsia="宋体" w:hAnsi="Times New Roman" w:cs="Times New Roman" w:hint="eastAsia"/>
+        </w:rPr>
+        <w:t>touch .</w:t>
+      </w:r>
+      <w:proofErr w:type="spellStart"/>
+      <w:r>
+        <w:rPr>
+          <w:rFonts w:ascii="Times New Roman" w:eastAsia="宋体" w:hAnsi="Times New Roman" w:cs="Times New Roman" w:hint="eastAsia"/>
+        </w:rPr>
+        <w:t>gitignore</w:t>
+      </w:r>
+      <w:proofErr w:type="spellEnd"/>
+    </w:p>
+    <w:p>
+      <w:pPr>
+        <w:jc w:val="both"/>
+        <w:rPr>
+          <w:rFonts w:ascii="Times New Roman" w:eastAsia="宋体" w:hAnsi="Times New Roman" w:cs="Times New Roman"/>
+        </w:rPr>
+      </w:pPr>
+      <w:r>
+        <w:rPr>
+          <w:rFonts w:ascii="Times New Roman" w:eastAsia="宋体" w:hAnsi="Times New Roman" w:cs="Times New Roman" w:hint="eastAsia"/>
+        </w:rPr>
+        <w:t>然后输入不需要被管理的文件名</w:t>
+      </w:r>
+      <w:r>
+        <w:rPr>
+          <w:rFonts w:ascii="Times New Roman" w:eastAsia="宋体" w:hAnsi="Times New Roman" w:cs="Times New Roman" w:hint="eastAsia"/>
+        </w:rPr>
+        <w:t xml:space="preserve"> vi .</w:t>
+      </w:r>
+      <w:proofErr w:type="spellStart"/>
+      <w:r>
+        <w:rPr>
+          <w:rFonts w:ascii="Times New Roman" w:eastAsia="宋体" w:hAnsi="Times New Roman" w:cs="Times New Roman" w:hint="eastAsia"/>
+        </w:rPr>
+        <w:t>gitignore</w:t>
+      </w:r>
+      <w:proofErr w:type="spellEnd"/>
+    </w:p>
+    <w:p>
+      <w:pPr>
+        <w:jc w:val="both"/>
+        <w:rPr>
+          <w:rFonts w:ascii="Times New Roman" w:eastAsia="宋体" w:hAnsi="Times New Roman" w:cs="Times New Roman"/>
+        </w:rPr>
+      </w:pPr>
+      <w:r>
+        <w:rPr>
+          <w:rFonts w:ascii="Times New Roman" w:eastAsia="宋体" w:hAnsi="Times New Roman" w:cs="Times New Roman" w:hint="eastAsia"/>
+        </w:rPr>
+        <w:t>然后输入不需要被管理的文件名</w:t>
+      </w:r>
+      <w:r>
+        <w:rPr>
+          <w:rFonts w:ascii="Times New Roman" w:eastAsia="宋体" w:hAnsi="Times New Roman" w:cs="Times New Roman" w:hint="eastAsia"/>
+        </w:rPr>
+        <w:t>：</w:t>
+      </w:r>
+      <w:r>
+        <w:rPr>
+          <w:rFonts w:ascii="Times New Roman" w:eastAsia="宋体" w:hAnsi="Times New Roman" w:cs="Times New Roman" w:hint="eastAsia"/>
+        </w:rPr>
+        <w:t xml:space="preserve"> *.a </w:t>
+      </w:r>
+      <w:r>
+        <w:rPr>
+          <w:rFonts w:ascii="Times New Roman" w:eastAsia="宋体" w:hAnsi="Times New Roman" w:cs="Times New Roman" w:hint="eastAsia"/>
+        </w:rPr>
+        <w:t>意思是以</w:t>
+      </w:r>
+      <w:r>
+        <w:rPr>
+          <w:rFonts w:ascii="Times New Roman" w:eastAsia="宋体" w:hAnsi="Times New Roman" w:cs="Times New Roman" w:hint="eastAsia"/>
+        </w:rPr>
+        <w:t>.a</w:t>
+      </w:r>
+      <w:r>
+        <w:rPr>
+          <w:rFonts w:ascii="Times New Roman" w:eastAsia="宋体" w:hAnsi="Times New Roman" w:cs="Times New Roman" w:hint="eastAsia"/>
+        </w:rPr>
+        <w:t>为后缀的文件都被忽略</w:t>
+      </w:r>
+    </w:p>
+    <w:p>
+      <w:pPr>
+        <w:jc w:val="both"/>
+        <w:rPr>
+          <w:rFonts w:ascii="Times New Roman" w:eastAsia="宋体" w:hAnsi="Times New Roman" w:cs="Times New Roman"/>
+        </w:rPr>
+      </w:pPr>
+      <w:r>
+        <w:rPr>
+          <w:rFonts w:ascii="Times New Roman" w:eastAsia="宋体" w:hAnsi="Times New Roman" w:cs="Times New Roman" w:hint="eastAsia"/>
+        </w:rPr>
+        <w:t>文件名</w:t>
+      </w:r>
+      <w:r>
+        <w:rPr>
+          <w:rFonts w:ascii="Times New Roman" w:eastAsia="宋体" w:hAnsi="Times New Roman" w:cs="Times New Roman" w:hint="eastAsia"/>
+        </w:rPr>
+        <w:t xml:space="preserve">/ </w:t>
+      </w:r>
+      <w:r>
+        <w:rPr>
+          <w:rFonts w:ascii="Times New Roman" w:eastAsia="宋体" w:hAnsi="Times New Roman" w:cs="Times New Roman" w:hint="eastAsia"/>
+        </w:rPr>
+        <w:t>意思是这个文件名的文件都被忽略</w:t>
+      </w:r>
+    </w:p>
+    <w:p>
+      <w:pPr>
+        <w:jc w:val="both"/>
+        <w:rPr>
+          <w:rFonts w:ascii="Times New Roman" w:eastAsia="宋体" w:hAnsi="Times New Roman" w:cs="Times New Roman"/>
+        </w:rPr>
+      </w:pPr>
+      <w:r>
+        <w:rPr>
+          <w:rFonts w:ascii="Times New Roman" w:eastAsia="宋体" w:hAnsi="Times New Roman" w:cs="Times New Roman" w:hint="eastAsia"/>
+        </w:rPr>
+        <w:t>/</w:t>
+      </w:r>
+      <w:r>
+        <w:rPr>
+          <w:rFonts w:ascii="Times New Roman" w:eastAsia="宋体" w:hAnsi="Times New Roman" w:cs="Times New Roman" w:hint="eastAsia"/>
+        </w:rPr>
+        <w:t>文件名</w:t>
+      </w:r>
+      <w:r>
+        <w:rPr>
+          <w:rFonts w:ascii="Times New Roman" w:eastAsia="宋体" w:hAnsi="Times New Roman" w:cs="Times New Roman" w:hint="eastAsia"/>
+        </w:rPr>
+        <w:t xml:space="preserve">/ </w:t>
+      </w:r>
+      <w:r>
+        <w:rPr>
+          <w:rFonts w:ascii="Times New Roman" w:eastAsia="宋体" w:hAnsi="Times New Roman" w:cs="Times New Roman" w:hint="eastAsia"/>
+        </w:rPr>
+        <w:t>意思是这个根目录下的这个文件名的文件都被忽略</w:t>
+      </w:r>
+    </w:p>
+    <w:p>
+      <w:pPr>
+        <w:jc w:val="both"/>
+        <w:rPr>
+          <w:rFonts w:ascii="Times New Roman" w:eastAsia="宋体" w:hAnsi="Times New Roman" w:cs="Times New Roman"/>
+        </w:rPr>
+      </w:pPr>
+      <w:r>
+        <w:rPr>
+          <w:rFonts w:ascii="Times New Roman" w:eastAsia="宋体" w:hAnsi="Times New Roman" w:cs="Times New Roman" w:hint="eastAsia"/>
+        </w:rPr>
+        <w:t>文件名</w:t>
+      </w:r>
+      <w:r>
+        <w:rPr>
+          <w:rFonts w:ascii="Times New Roman" w:eastAsia="宋体" w:hAnsi="Times New Roman" w:cs="Times New Roman" w:hint="eastAsia"/>
+        </w:rPr>
+        <w:t>/</w:t>
+      </w:r>
+      <w:r>
+        <w:rPr>
+          <w:rFonts w:ascii="Times New Roman" w:eastAsia="宋体" w:hAnsi="Times New Roman" w:cs="Times New Roman" w:hint="eastAsia"/>
+        </w:rPr>
+        <w:t>文件名</w:t>
+      </w:r>
+      <w:r>
+        <w:rPr>
+          <w:rFonts w:ascii="Times New Roman" w:eastAsia="宋体" w:hAnsi="Times New Roman" w:cs="Times New Roman" w:hint="eastAsia"/>
+        </w:rPr>
+        <w:t xml:space="preserve">/ </w:t>
+      </w:r>
+      <w:r>
+        <w:rPr>
+          <w:rFonts w:ascii="Times New Roman" w:eastAsia="宋体" w:hAnsi="Times New Roman" w:cs="Times New Roman" w:hint="eastAsia"/>
+        </w:rPr>
+        <w:t>意思是特指这个路径下的这个文件名的文件都被忽略</w:t>
+      </w:r>
+    </w:p>
+    <w:p>
+      <w:pPr>
+        <w:jc w:val="both"/>
+        <w:rPr>
+          <w:rFonts w:ascii="Times New Roman" w:eastAsia="宋体" w:hAnsi="Times New Roman" w:cs="Times New Roman"/>
+        </w:rPr>
+      </w:pPr>
+      <w:r>
+        <w:rPr>
+          <w:rFonts w:ascii="Times New Roman" w:eastAsia="宋体" w:hAnsi="Times New Roman" w:cs="Times New Roman" w:hint="eastAsia"/>
+        </w:rPr>
+        <w:t>5</w:t>
+      </w:r>
+      <w:r>
+        <w:rPr>
+          <w:rFonts w:ascii="Times New Roman" w:eastAsia="宋体" w:hAnsi="Times New Roman" w:cs="Times New Roman" w:hint="eastAsia"/>
+        </w:rPr>
+        <w:t>、按</w:t>
+      </w:r>
+      <w:r>
+        <w:rPr>
+          <w:rFonts w:ascii="Times New Roman" w:eastAsia="宋体" w:hAnsi="Times New Roman" w:cs="Times New Roman" w:hint="eastAsia"/>
+        </w:rPr>
+        <w:t>q</w:t>
+      </w:r>
+      <w:r>
+        <w:rPr>
+          <w:rFonts w:ascii="Times New Roman" w:eastAsia="宋体" w:hAnsi="Times New Roman" w:cs="Times New Roman" w:hint="eastAsia"/>
+        </w:rPr>
+        <w:t>可以从查看进度中退出来</w:t>
+      </w:r>
+    </w:p>
+    <w:p>
+      <w:pPr>
+        <w:jc w:val="both"/>
+        <w:rPr>
+          <w:rFonts w:ascii="Times New Roman" w:eastAsia="宋体" w:hAnsi="Times New Roman" w:cs="Times New Roman"/>
+        </w:rPr>
+      </w:pPr>
+      <w:r>
+        <w:rPr>
+          <w:rFonts w:ascii="Times New Roman" w:eastAsia="宋体" w:hAnsi="Times New Roman" w:cs="Times New Roman" w:hint="eastAsia"/>
+        </w:rPr>
+        <w:t>5</w:t>
+      </w:r>
+      <w:r>
+        <w:rPr>
+          <w:rFonts w:ascii="Times New Roman" w:eastAsia="宋体" w:hAnsi="Times New Roman" w:cs="Times New Roman" w:hint="eastAsia"/>
+        </w:rPr>
+        <w:t>、</w:t>
+      </w:r>
+      <w:r>
+        <w:rPr>
+          <w:rFonts w:ascii="Times New Roman" w:eastAsia="宋体" w:hAnsi="Times New Roman" w:cs="Times New Roman" w:hint="eastAsia"/>
+        </w:rPr>
+        <w:t xml:space="preserve">git branch </w:t>
+      </w:r>
+      <w:r>
+        <w:rPr>
+          <w:rFonts w:ascii="Times New Roman" w:eastAsia="宋体" w:hAnsi="Times New Roman" w:cs="Times New Roman" w:hint="eastAsia"/>
+        </w:rPr>
+        <w:t>查看分支数量</w:t>
+      </w:r>
+    </w:p>
+    <w:p>
+      <w:pPr>
+        <w:jc w:val="both"/>
+        <w:rPr>
+          <w:rFonts w:ascii="Times New Roman" w:eastAsia="宋体" w:hAnsi="Times New Roman" w:cs="Times New Roman"/>
+        </w:rPr>
+      </w:pPr>
+      <w:r>
+        <w:rPr>
+          <w:rFonts w:ascii="Times New Roman" w:eastAsia="宋体" w:hAnsi="Times New Roman" w:cs="Times New Roman" w:hint="eastAsia"/>
+        </w:rPr>
+        <w:t>6</w:t>
+      </w:r>
+      <w:r>
+        <w:rPr>
+          <w:rFonts w:ascii="Times New Roman" w:eastAsia="宋体" w:hAnsi="Times New Roman" w:cs="Times New Roman" w:hint="eastAsia"/>
+        </w:rPr>
+        <w:t>、</w:t>
+      </w:r>
+      <w:r>
+        <w:rPr>
+          <w:rFonts w:ascii="Times New Roman" w:eastAsia="宋体" w:hAnsi="Times New Roman" w:cs="Times New Roman" w:hint="eastAsia"/>
+        </w:rPr>
+        <w:t xml:space="preserve">git branch </w:t>
+      </w:r>
+      <w:r>
+        <w:rPr>
+          <w:rFonts w:ascii="Times New Roman" w:eastAsia="宋体" w:hAnsi="Times New Roman" w:cs="Times New Roman" w:hint="eastAsia"/>
+        </w:rPr>
+        <w:t>分支名</w:t>
+      </w:r>
+      <w:r>
+        <w:rPr>
+          <w:rFonts w:ascii="Times New Roman" w:eastAsia="宋体" w:hAnsi="Times New Roman" w:cs="Times New Roman" w:hint="eastAsia"/>
+        </w:rPr>
+        <w:t xml:space="preserve"> </w:t>
+      </w:r>
+      <w:r>
+        <w:rPr>
+          <w:rFonts w:ascii="Times New Roman" w:eastAsia="宋体" w:hAnsi="Times New Roman" w:cs="Times New Roman" w:hint="eastAsia"/>
+        </w:rPr>
+        <w:t>创建新的分支</w:t>
+      </w:r>
+    </w:p>
+    <w:p>
+      <w:pPr>
+        <w:jc w:val="both"/>
+        <w:rPr>
+          <w:rFonts w:ascii="Times New Roman" w:eastAsia="宋体" w:hAnsi="Times New Roman" w:cs="Times New Roman"/>
+        </w:rPr>
+      </w:pPr>
+      <w:r>
+        <w:rPr>
+          <w:rFonts w:ascii="Times New Roman" w:eastAsia="宋体" w:hAnsi="Times New Roman" w:cs="Times New Roman" w:hint="eastAsia"/>
+        </w:rPr>
+        <w:t>7</w:t>
+      </w:r>
+      <w:r>
+        <w:rPr>
+          <w:rFonts w:ascii="Times New Roman" w:eastAsia="宋体" w:hAnsi="Times New Roman" w:cs="Times New Roman" w:hint="eastAsia"/>
+        </w:rPr>
+        <w:t>、</w:t>
+      </w:r>
+      <w:r>
+        <w:rPr>
+          <w:rFonts w:ascii="Times New Roman" w:eastAsia="宋体" w:hAnsi="Times New Roman" w:cs="Times New Roman" w:hint="eastAsia"/>
+        </w:rPr>
+        <w:t xml:space="preserve">git checkout </w:t>
+      </w:r>
+      <w:r>
+        <w:rPr>
+          <w:rFonts w:ascii="Times New Roman" w:eastAsia="宋体" w:hAnsi="Times New Roman" w:cs="Times New Roman" w:hint="eastAsia"/>
+        </w:rPr>
+        <w:t>分支名</w:t>
+      </w:r>
+      <w:r>
+        <w:rPr>
+          <w:rFonts w:ascii="Times New Roman" w:eastAsia="宋体" w:hAnsi="Times New Roman" w:cs="Times New Roman" w:hint="eastAsia"/>
+        </w:rPr>
+        <w:t xml:space="preserve"> </w:t>
+      </w:r>
+      <w:r>
+        <w:rPr>
+          <w:rFonts w:ascii="Times New Roman" w:eastAsia="宋体" w:hAnsi="Times New Roman" w:cs="Times New Roman" w:hint="eastAsia"/>
+        </w:rPr>
+        <w:t>切换到某一分支</w:t>
+      </w:r>
+    </w:p>
+    <w:p>
+      <w:pPr>
+        <w:jc w:val="both"/>
+        <w:rPr>
+          <w:rFonts w:ascii="Times New Roman" w:eastAsia="宋体" w:hAnsi="Times New Roman" w:cs="Times New Roman"/>
+        </w:rPr>
+      </w:pPr>
+      <w:r>
+        <w:rPr>
+          <w:rFonts w:ascii="Times New Roman" w:eastAsia="宋体" w:hAnsi="Times New Roman" w:cs="Times New Roman" w:hint="eastAsia"/>
+        </w:rPr>
+        <w:t>8</w:t>
+      </w:r>
+      <w:r>
+        <w:rPr>
+          <w:rFonts w:ascii="Times New Roman" w:eastAsia="宋体" w:hAnsi="Times New Roman" w:cs="Times New Roman" w:hint="eastAsia"/>
+        </w:rPr>
+        <w:t>、</w:t>
+      </w:r>
+      <w:r>
+        <w:rPr>
+          <w:rFonts w:ascii="Times New Roman" w:eastAsia="宋体" w:hAnsi="Times New Roman" w:cs="Times New Roman" w:hint="eastAsia"/>
+        </w:rPr>
+        <w:t xml:space="preserve">git checkout -b </w:t>
+      </w:r>
+      <w:r>
+        <w:rPr>
+          <w:rFonts w:ascii="Times New Roman" w:eastAsia="宋体" w:hAnsi="Times New Roman" w:cs="Times New Roman" w:hint="eastAsia"/>
+        </w:rPr>
+        <w:t>分支名</w:t>
+      </w:r>
+      <w:r>
+        <w:rPr>
+          <w:rFonts w:ascii="Times New Roman" w:eastAsia="宋体" w:hAnsi="Times New Roman" w:cs="Times New Roman" w:hint="eastAsia"/>
+        </w:rPr>
+        <w:t xml:space="preserve"> </w:t>
+      </w:r>
+      <w:r>
+        <w:rPr>
+          <w:rFonts w:ascii="Times New Roman" w:eastAsia="宋体" w:hAnsi="Times New Roman" w:cs="Times New Roman" w:hint="eastAsia"/>
+        </w:rPr>
+        <w:t>先创建某一分支再切换到这个分支</w:t>
+      </w:r>
+    </w:p>
+    <w:p>
+      <w:pPr>
+        <w:jc w:val="both"/>
+        <w:rPr>
+          <w:rFonts w:ascii="Times New Roman" w:eastAsia="宋体" w:hAnsi="Times New Roman" w:cs="Times New Roman"/>
+        </w:rPr>
+      </w:pPr>
+      <w:r>
+        <w:rPr>
+          <w:rFonts w:ascii="Times New Roman" w:eastAsia="宋体" w:hAnsi="Times New Roman" w:cs="Times New Roman" w:hint="eastAsia"/>
+        </w:rPr>
+        <w:t>9</w:t>
+      </w:r>
+      <w:r>
+        <w:rPr>
+          <w:rFonts w:ascii="Times New Roman" w:eastAsia="宋体" w:hAnsi="Times New Roman" w:cs="Times New Roman" w:hint="eastAsia"/>
+        </w:rPr>
+        <w:t>、</w:t>
+      </w:r>
+      <w:r>
+        <w:rPr>
+          <w:rFonts w:ascii="Times New Roman" w:eastAsia="宋体" w:hAnsi="Times New Roman" w:cs="Times New Roman" w:hint="eastAsia"/>
+        </w:rPr>
+        <w:t xml:space="preserve">git branch -d </w:t>
+      </w:r>
+      <w:r>
+        <w:rPr>
+          <w:rFonts w:ascii="Times New Roman" w:eastAsia="宋体" w:hAnsi="Times New Roman" w:cs="Times New Roman" w:hint="eastAsia"/>
+        </w:rPr>
+        <w:t>分支名</w:t>
+      </w:r>
+      <w:r>
+        <w:rPr>
+          <w:rFonts w:ascii="Times New Roman" w:eastAsia="宋体" w:hAnsi="Times New Roman" w:cs="Times New Roman" w:hint="eastAsia"/>
+        </w:rPr>
+        <w:t xml:space="preserve"> </w:t>
+      </w:r>
+      <w:r>
+        <w:rPr>
+          <w:rFonts w:ascii="Times New Roman" w:eastAsia="宋体" w:hAnsi="Times New Roman" w:cs="Times New Roman" w:hint="eastAsia"/>
+        </w:rPr>
+        <w:t>检查这个分支并删除</w:t>
+      </w:r>
+    </w:p>
+    <w:p>
+      <w:pPr>
+        <w:jc w:val="both"/>
+        <w:rPr>
+          <w:rFonts w:ascii="Times New Roman" w:eastAsia="宋体" w:hAnsi="Times New Roman" w:cs="Times New Roman"/>
+        </w:rPr>
+      </w:pPr>
+      <w:r>
+        <w:rPr>
+          <w:rFonts w:ascii="Times New Roman" w:eastAsia="宋体" w:hAnsi="Times New Roman" w:cs="Times New Roman" w:hint="eastAsia"/>
+        </w:rPr>
+        <w:t>10</w:t>
+      </w:r>
+      <w:r>
+        <w:rPr>
+          <w:rFonts w:ascii="Times New Roman" w:eastAsia="宋体" w:hAnsi="Times New Roman" w:cs="Times New Roman" w:hint="eastAsia"/>
+        </w:rPr>
+        <w:t>、</w:t>
+      </w:r>
+      <w:r>
+        <w:rPr>
+          <w:rFonts w:ascii="Times New Roman" w:eastAsia="宋体" w:hAnsi="Times New Roman" w:cs="Times New Roman" w:hint="eastAsia"/>
+        </w:rPr>
+        <w:t xml:space="preserve">git marge </w:t>
+      </w:r>
+      <w:r>
+        <w:rPr>
+          <w:rFonts w:ascii="Times New Roman" w:eastAsia="宋体" w:hAnsi="Times New Roman" w:cs="Times New Roman" w:hint="eastAsia"/>
+        </w:rPr>
+        <w:t>分支名</w:t>
+      </w:r>
+      <w:r>
+        <w:rPr>
+          <w:rFonts w:ascii="Times New Roman" w:eastAsia="宋体" w:hAnsi="Times New Roman" w:cs="Times New Roman" w:hint="eastAsia"/>
+        </w:rPr>
+        <w:t xml:space="preserve"> </w:t>
+      </w:r>
+      <w:r>
+        <w:rPr>
+          <w:rFonts w:ascii="Times New Roman" w:eastAsia="宋体" w:hAnsi="Times New Roman" w:cs="Times New Roman" w:hint="eastAsia"/>
+        </w:rPr>
+        <w:t>将这个分支中的内容合并到当前的分支</w:t>
+      </w:r>
+    </w:p>
+    <w:p>
+      <w:pPr>
+        <w:spacing w:after="0"/>
+        <w:jc w:val="both"/>
+        <w:rPr>
+          <w:rFonts w:ascii="Times New Roman" w:eastAsia="宋体" w:hAnsi="Times New Roman" w:cs="Times New Roman"/>
+        </w:rPr>
+      </w:pPr>
+      <w:r>
+        <w:rPr>
+          <w:rFonts w:ascii="Times New Roman" w:eastAsia="宋体" w:hAnsi="Times New Roman" w:cs="Times New Roman"/>
+        </w:rPr>
+        <w:t>11</w:t>
+      </w:r>
+      <w:r>
+        <w:rPr>
+          <w:rFonts w:ascii="Times New Roman" w:eastAsia="宋体" w:hAnsi="Times New Roman" w:cs="Times New Roman"/>
+        </w:rPr>
+        <w:t>、退出编辑模式按</w:t>
+      </w:r>
+      <w:r>
+        <w:rPr>
+          <w:rFonts w:ascii="Times New Roman" w:eastAsia="宋体" w:hAnsi="Times New Roman" w:cs="Times New Roman"/>
+        </w:rPr>
+        <w:t>q(quit)</w:t>
+      </w:r>
+      <w:r>
+        <w:rPr>
+          <w:rFonts w:ascii="Times New Roman" w:eastAsia="宋体" w:hAnsi="Times New Roman" w:cs="Times New Roman"/>
+        </w:rPr>
+        <w:t>，按</w:t>
+      </w:r>
+      <w:r>
+        <w:rPr>
+          <w:rFonts w:ascii="Times New Roman" w:eastAsia="宋体" w:hAnsi="Times New Roman" w:cs="Times New Roman"/>
+        </w:rPr>
+        <w:t>w</w:t>
+      </w:r>
+      <w:r>
+        <w:rPr>
+          <w:rFonts w:ascii="Times New Roman" w:eastAsia="宋体" w:hAnsi="Times New Roman" w:cs="Times New Roman"/>
+        </w:rPr>
+        <w:t>是保存（</w:t>
+      </w:r>
+      <w:r>
+        <w:rPr>
+          <w:rFonts w:ascii="Times New Roman" w:eastAsia="宋体" w:hAnsi="Times New Roman" w:cs="Times New Roman"/>
+        </w:rPr>
+        <w:t>write</w:t>
+      </w:r>
+      <w:r>
+        <w:rPr>
+          <w:rFonts w:ascii="Times New Roman" w:eastAsia="宋体" w:hAnsi="Times New Roman" w:cs="Times New Roman"/>
+        </w:rPr>
+        <w:t>）</w:t>
+      </w:r>
+    </w:p>
+    <w:p>
+      <w:pPr>
+        <w:spacing w:after="0"/>
+        <w:jc w:val="both"/>
+        <w:rPr>
+          <w:rFonts w:ascii="Times New Roman" w:eastAsia="宋体" w:hAnsi="Times New Roman" w:cs="Times New Roman"/>
+        </w:rPr>
+      </w:pPr>
+      <w:r>
+        <w:rPr>
+          <w:rFonts w:ascii="Times New Roman" w:eastAsia="宋体" w:hAnsi="Times New Roman" w:cs="Times New Roman"/>
+        </w:rPr>
+        <w:t>12</w:t>
+      </w:r>
+      <w:r>
+        <w:rPr>
+          <w:rFonts w:ascii="Times New Roman" w:eastAsia="宋体" w:hAnsi="Times New Roman" w:cs="Times New Roman"/>
+        </w:rPr>
+        <w:t>、</w:t>
+      </w:r>
+      <w:proofErr w:type="spellStart"/>
+      <w:r>
+        <w:rPr>
+          <w:rFonts w:ascii="Times New Roman" w:eastAsia="宋体" w:hAnsi="Times New Roman" w:cs="Times New Roman"/>
+        </w:rPr>
+        <w:t>pwd</w:t>
+      </w:r>
+      <w:proofErr w:type="spellEnd"/>
+      <w:r>
+        <w:rPr>
+          <w:rFonts w:ascii="Times New Roman" w:eastAsia="宋体" w:hAnsi="Times New Roman" w:cs="Times New Roman"/>
+        </w:rPr>
+        <w:t xml:space="preserve"> (Print Working Directory): </w:t>
+      </w:r>
+      <w:r>
+        <w:rPr>
+          <w:rFonts w:ascii="Times New Roman" w:eastAsia="宋体" w:hAnsi="Times New Roman" w:cs="Times New Roman"/>
+        </w:rPr>
+        <w:t>我在哪里？</w:t>
+      </w:r>
+      <w:r>
+        <w:rPr>
+          <w:rFonts w:ascii="Times New Roman" w:eastAsia="宋体" w:hAnsi="Times New Roman" w:cs="Times New Roman"/>
+        </w:rPr>
+        <w:t xml:space="preserve"> </w:t>
+      </w:r>
+      <w:r>
+        <w:rPr>
+          <w:rFonts w:ascii="Times New Roman" w:eastAsia="宋体" w:hAnsi="Times New Roman" w:cs="Times New Roman"/>
+        </w:rPr>
+        <w:t>输入</w:t>
+      </w:r>
+      <w:r>
+        <w:rPr>
+          <w:rFonts w:ascii="Times New Roman" w:eastAsia="宋体" w:hAnsi="Times New Roman" w:cs="Times New Roman"/>
+        </w:rPr>
+        <w:t xml:space="preserve"> </w:t>
+      </w:r>
+      <w:proofErr w:type="spellStart"/>
+      <w:r>
+        <w:rPr>
+          <w:rFonts w:ascii="Times New Roman" w:eastAsia="宋体" w:hAnsi="Times New Roman" w:cs="Times New Roman"/>
+        </w:rPr>
+        <w:t>pwd</w:t>
+      </w:r>
+      <w:proofErr w:type="spellEnd"/>
+      <w:r>
+        <w:rPr>
+          <w:rFonts w:ascii="Times New Roman" w:eastAsia="宋体" w:hAnsi="Times New Roman" w:cs="Times New Roman"/>
+        </w:rPr>
+        <w:t xml:space="preserve"> </w:t>
+      </w:r>
+      <w:r>
+        <w:rPr>
+          <w:rFonts w:ascii="Times New Roman" w:eastAsia="宋体" w:hAnsi="Times New Roman" w:cs="Times New Roman"/>
+        </w:rPr>
+        <w:t>并回车，终端会告诉你当前所</w:t>
+      </w:r>
+      <w:r>
+        <w:rPr>
+          <w:rFonts w:ascii="Times New Roman" w:eastAsia="宋体" w:hAnsi="Times New Roman" w:cs="Times New Roman"/>
+        </w:rPr>
         <w:lastRenderedPageBreak/>
-        <w:t>教程笔记</w:t>
-      </w:r>
-    </w:p>
-    <w:p>
-      <w:pPr>
-        <w:jc w:val="both"/>
-        <w:rPr>
-          <w:rFonts w:ascii="Times New Roman" w:eastAsia="宋体" w:hAnsi="Times New Roman" w:cs="Times New Roman"/>
-        </w:rPr>
-      </w:pPr>
-      <w:r>
-        <w:rPr>
-          <w:rFonts w:ascii="Times New Roman" w:eastAsia="宋体" w:hAnsi="Times New Roman" w:cs="Times New Roman" w:hint="eastAsia"/>
-        </w:rPr>
-        <w:t>1</w:t>
-      </w:r>
-      <w:r>
-        <w:rPr>
-          <w:rFonts w:ascii="Times New Roman" w:eastAsia="宋体" w:hAnsi="Times New Roman" w:cs="Times New Roman" w:hint="eastAsia"/>
+        <w:t>在的完整路径。</w:t>
+      </w:r>
+    </w:p>
+    <w:p>
+      <w:pPr>
+        <w:spacing w:after="0"/>
+        <w:jc w:val="both"/>
+        <w:rPr>
+          <w:rFonts w:ascii="Times New Roman" w:eastAsia="宋体" w:hAnsi="Times New Roman" w:cs="Times New Roman"/>
+        </w:rPr>
+      </w:pPr>
+      <w:r>
+        <w:rPr>
+          <w:rFonts w:ascii="Times New Roman" w:eastAsia="宋体" w:hAnsi="Times New Roman" w:cs="Times New Roman"/>
+        </w:rPr>
+        <w:t>13</w:t>
+      </w:r>
+      <w:r>
+        <w:rPr>
+          <w:rFonts w:ascii="Times New Roman" w:eastAsia="宋体" w:hAnsi="Times New Roman" w:cs="Times New Roman"/>
         </w:rPr>
         <w:t>、</w:t>
       </w:r>
       <w:r>
         <w:rPr>
-          <w:rFonts w:ascii="Times New Roman" w:eastAsia="宋体" w:hAnsi="Times New Roman" w:cs="Times New Roman" w:hint="eastAsia"/>
-        </w:rPr>
-        <w:t xml:space="preserve">git init </w:t>
-      </w:r>
-      <w:r>
-        <w:rPr>
-          <w:rFonts w:ascii="Times New Roman" w:eastAsia="宋体" w:hAnsi="Times New Roman" w:cs="Times New Roman" w:hint="eastAsia"/>
-        </w:rPr>
-        <w:t>初始化仓库</w:t>
-      </w:r>
-    </w:p>
-    <w:p>
-      <w:pPr>
-        <w:jc w:val="both"/>
-        <w:rPr>
-          <w:rFonts w:ascii="Times New Roman" w:eastAsia="宋体" w:hAnsi="Times New Roman" w:cs="Times New Roman"/>
-        </w:rPr>
-      </w:pPr>
-      <w:r>
-        <w:rPr>
-          <w:rFonts w:ascii="Times New Roman" w:eastAsia="宋体" w:hAnsi="Times New Roman" w:cs="Times New Roman" w:hint="eastAsia"/>
-        </w:rPr>
-        <w:t>2</w:t>
-      </w:r>
-      <w:r>
-        <w:rPr>
-          <w:rFonts w:ascii="Times New Roman" w:eastAsia="宋体" w:hAnsi="Times New Roman" w:cs="Times New Roman" w:hint="eastAsia"/>
+          <w:rFonts w:ascii="Times New Roman" w:eastAsia="宋体" w:hAnsi="Times New Roman" w:cs="Times New Roman"/>
+        </w:rPr>
+        <w:t xml:space="preserve">ls (List): </w:t>
+      </w:r>
+      <w:r>
+        <w:rPr>
+          <w:rFonts w:ascii="Times New Roman" w:eastAsia="宋体" w:hAnsi="Times New Roman" w:cs="Times New Roman"/>
+        </w:rPr>
+        <w:t>附近有什么？</w:t>
+      </w:r>
+      <w:r>
+        <w:rPr>
+          <w:rFonts w:ascii="Times New Roman" w:eastAsia="宋体" w:hAnsi="Times New Roman" w:cs="Times New Roman"/>
+        </w:rPr>
+        <w:t xml:space="preserve"> </w:t>
+      </w:r>
+      <w:r>
+        <w:rPr>
+          <w:rFonts w:ascii="Times New Roman" w:eastAsia="宋体" w:hAnsi="Times New Roman" w:cs="Times New Roman"/>
+        </w:rPr>
+        <w:t>输入</w:t>
+      </w:r>
+      <w:r>
+        <w:rPr>
+          <w:rFonts w:ascii="Times New Roman" w:eastAsia="宋体" w:hAnsi="Times New Roman" w:cs="Times New Roman"/>
+        </w:rPr>
+        <w:t xml:space="preserve"> ls </w:t>
+      </w:r>
+      <w:r>
+        <w:rPr>
+          <w:rFonts w:ascii="Times New Roman" w:eastAsia="宋体" w:hAnsi="Times New Roman" w:cs="Times New Roman"/>
+        </w:rPr>
+        <w:t>并回车，会列出当前文件夹下的所有文件和子文件夹。</w:t>
+      </w:r>
+    </w:p>
+    <w:p>
+      <w:pPr>
+        <w:spacing w:after="0"/>
+        <w:jc w:val="both"/>
+        <w:rPr>
+          <w:rFonts w:ascii="Times New Roman" w:eastAsia="宋体" w:hAnsi="Times New Roman" w:cs="Times New Roman"/>
+        </w:rPr>
+      </w:pPr>
+      <w:r>
+        <w:rPr>
+          <w:rFonts w:ascii="Times New Roman" w:eastAsia="宋体" w:hAnsi="Times New Roman" w:cs="Times New Roman"/>
+        </w:rPr>
+        <w:t>14</w:t>
+      </w:r>
+      <w:r>
+        <w:rPr>
+          <w:rFonts w:ascii="Times New Roman" w:eastAsia="宋体" w:hAnsi="Times New Roman" w:cs="Times New Roman"/>
         </w:rPr>
         <w:t>、</w:t>
       </w:r>
       <w:r>
         <w:rPr>
-          <w:rFonts w:ascii="Times New Roman" w:eastAsia="宋体" w:hAnsi="Times New Roman" w:cs="Times New Roman" w:hint="eastAsia"/>
-        </w:rPr>
-        <w:t xml:space="preserve">touch </w:t>
-      </w:r>
-      <w:r>
-        <w:rPr>
-          <w:rFonts w:ascii="Times New Roman" w:eastAsia="宋体" w:hAnsi="Times New Roman" w:cs="Times New Roman" w:hint="eastAsia"/>
-        </w:rPr>
-        <w:t>文件全名</w:t>
-      </w:r>
-      <w:r>
-        <w:rPr>
-          <w:rFonts w:ascii="Times New Roman" w:eastAsia="宋体" w:hAnsi="Times New Roman" w:cs="Times New Roman" w:hint="eastAsia"/>
+          <w:rFonts w:ascii="Times New Roman" w:eastAsia="宋体" w:hAnsi="Times New Roman" w:cs="Times New Roman"/>
+        </w:rPr>
+        <w:t xml:space="preserve">cd </w:t>
+      </w:r>
+      <w:r>
+        <w:rPr>
+          <w:rFonts w:ascii="Times New Roman" w:eastAsia="宋体" w:hAnsi="Times New Roman" w:cs="Times New Roman"/>
+        </w:rPr>
+        <w:t>文件夹名称</w:t>
+      </w:r>
+      <w:r>
+        <w:rPr>
+          <w:rFonts w:ascii="Times New Roman" w:eastAsia="宋体" w:hAnsi="Times New Roman" w:cs="Times New Roman"/>
         </w:rPr>
         <w:t xml:space="preserve"> </w:t>
       </w:r>
       <w:r>
         <w:rPr>
-          <w:rFonts w:ascii="Times New Roman" w:eastAsia="宋体" w:hAnsi="Times New Roman" w:cs="Times New Roman" w:hint="eastAsia"/>
-        </w:rPr>
-        <w:t>新建文件到这个文件夹</w:t>
-      </w:r>
-    </w:p>
-    <w:p>
-      <w:pPr>
-        <w:jc w:val="both"/>
-        <w:rPr>
-          <w:rFonts w:ascii="Times New Roman" w:eastAsia="宋体" w:hAnsi="Times New Roman" w:cs="Times New Roman"/>
-        </w:rPr>
-      </w:pPr>
-      <w:r>
-        <w:rPr>
-          <w:rFonts w:ascii="Times New Roman" w:eastAsia="宋体" w:hAnsi="Times New Roman" w:cs="Times New Roman" w:hint="eastAsia"/>
-        </w:rPr>
-        <w:t>2</w:t>
+          <w:rFonts w:ascii="Times New Roman" w:eastAsia="宋体" w:hAnsi="Times New Roman" w:cs="Times New Roman"/>
+        </w:rPr>
+        <w:t>进入到当前目录的某个文件夹</w:t>
+      </w:r>
+      <w:r>
+        <w:rPr>
+          <w:rFonts w:ascii="Times New Roman" w:eastAsia="宋体" w:hAnsi="Times New Roman" w:cs="Times New Roman" w:hint="eastAsia"/>
+        </w:rPr>
+        <w:t>，</w:t>
+      </w:r>
+      <w:r>
+        <w:rPr>
+          <w:rFonts w:ascii="Times New Roman" w:eastAsia="宋体" w:hAnsi="Times New Roman" w:cs="Times New Roman"/>
+        </w:rPr>
+        <w:t xml:space="preserve">cd (Change Directory): </w:t>
+      </w:r>
+      <w:r>
+        <w:rPr>
+          <w:rFonts w:ascii="Times New Roman" w:eastAsia="宋体" w:hAnsi="Times New Roman" w:cs="Times New Roman"/>
+        </w:rPr>
+        <w:t>我要去哪里？</w:t>
+      </w:r>
+      <w:r>
+        <w:rPr>
+          <w:rFonts w:ascii="Times New Roman" w:eastAsia="宋体" w:hAnsi="Times New Roman" w:cs="Times New Roman"/>
+        </w:rPr>
+        <w:t xml:space="preserve"> </w:t>
+      </w:r>
+      <w:r>
+        <w:rPr>
+          <w:rFonts w:ascii="Times New Roman" w:eastAsia="宋体" w:hAnsi="Times New Roman" w:cs="Times New Roman"/>
+        </w:rPr>
+        <w:t>这是最常用的命令，也就是</w:t>
+      </w:r>
+      <w:r>
+        <w:rPr>
+          <w:rFonts w:ascii="Times New Roman" w:eastAsia="宋体" w:hAnsi="Times New Roman" w:cs="Times New Roman"/>
+        </w:rPr>
+        <w:t>“</w:t>
+      </w:r>
+      <w:r>
+        <w:rPr>
+          <w:rFonts w:ascii="Times New Roman" w:eastAsia="宋体" w:hAnsi="Times New Roman" w:cs="Times New Roman"/>
+        </w:rPr>
+        <w:t>切换目录</w:t>
+      </w:r>
+      <w:r>
+        <w:rPr>
+          <w:rFonts w:ascii="Times New Roman" w:eastAsia="宋体" w:hAnsi="Times New Roman" w:cs="Times New Roman"/>
+        </w:rPr>
+        <w:t>”</w:t>
+      </w:r>
+      <w:r>
+        <w:rPr>
+          <w:rFonts w:ascii="Times New Roman" w:eastAsia="宋体" w:hAnsi="Times New Roman" w:cs="Times New Roman"/>
+        </w:rPr>
+        <w:t>。注意</w:t>
+      </w:r>
+      <w:r>
+        <w:rPr>
+          <w:rFonts w:ascii="Times New Roman" w:eastAsia="宋体" w:hAnsi="Times New Roman" w:cs="Times New Roman"/>
+        </w:rPr>
+        <w:t xml:space="preserve"> cd </w:t>
+      </w:r>
+      <w:r>
+        <w:rPr>
+          <w:rFonts w:ascii="Times New Roman" w:eastAsia="宋体" w:hAnsi="Times New Roman" w:cs="Times New Roman"/>
+        </w:rPr>
+        <w:t>后面必须有空格。</w:t>
+      </w:r>
+    </w:p>
+    <w:p>
+      <w:pPr>
+        <w:spacing w:after="0"/>
+        <w:jc w:val="both"/>
+        <w:rPr>
+          <w:rFonts w:ascii="Times New Roman" w:eastAsia="宋体" w:hAnsi="Times New Roman" w:cs="Times New Roman"/>
+        </w:rPr>
+      </w:pPr>
+      <w:r>
+        <w:rPr>
+          <w:rFonts w:ascii="Times New Roman" w:eastAsia="宋体" w:hAnsi="Times New Roman" w:cs="Times New Roman" w:hint="eastAsia"/>
+        </w:rPr>
+        <w:t>15</w:t>
       </w:r>
       <w:r>
         <w:rPr>
@@ -1127,27 +2269,52 @@
         <w:rPr>
           <w:rFonts w:ascii="Times New Roman" w:eastAsia="宋体" w:hAnsi="Times New Roman" w:cs="Times New Roman" w:hint="eastAsia"/>
         </w:rPr>
-        <w:t xml:space="preserve">git add . </w:t>
-      </w:r>
-      <w:r>
-        <w:rPr>
-          <w:rFonts w:ascii="Times New Roman" w:eastAsia="宋体" w:hAnsi="Times New Roman" w:cs="Times New Roman" w:hint="eastAsia"/>
-        </w:rPr>
-        <w:t>暂存所有未被忽略的文件到暂存区</w:t>
-      </w:r>
-    </w:p>
-    <w:p>
-      <w:pPr>
-        <w:jc w:val="both"/>
-        <w:rPr>
-          <w:rFonts w:ascii="Times New Roman" w:eastAsia="宋体" w:hAnsi="Times New Roman" w:cs="Times New Roman"/>
-        </w:rPr>
-      </w:pPr>
-      <w:r>
-        <w:rPr>
-          <w:rFonts w:ascii="Times New Roman" w:eastAsia="宋体" w:hAnsi="Times New Roman" w:cs="Times New Roman" w:hint="eastAsia"/>
-        </w:rPr>
-        <w:t>3</w:t>
+        <w:t xml:space="preserve">git remote add </w:t>
+      </w:r>
+      <w:r>
+        <w:rPr>
+          <w:rFonts w:ascii="Times New Roman" w:eastAsia="宋体" w:hAnsi="Times New Roman" w:cs="Times New Roman" w:hint="eastAsia"/>
+        </w:rPr>
+        <w:t>别名</w:t>
+      </w:r>
+      <w:r>
+        <w:rPr>
+          <w:rFonts w:ascii="Times New Roman" w:eastAsia="宋体" w:hAnsi="Times New Roman" w:cs="Times New Roman" w:hint="eastAsia"/>
+        </w:rPr>
+        <w:t xml:space="preserve"> </w:t>
+      </w:r>
+      <w:r>
+        <w:rPr>
+          <w:rFonts w:ascii="Times New Roman" w:eastAsia="宋体" w:hAnsi="Times New Roman" w:cs="Times New Roman" w:hint="eastAsia"/>
+        </w:rPr>
+        <w:t>实际的仓库地址</w:t>
+      </w:r>
+      <w:r>
+        <w:rPr>
+          <w:rFonts w:ascii="Times New Roman" w:eastAsia="宋体" w:hAnsi="Times New Roman" w:cs="Times New Roman" w:hint="eastAsia"/>
+        </w:rPr>
+        <w:t xml:space="preserve"> </w:t>
+      </w:r>
+      <w:r>
+        <w:rPr>
+          <w:rFonts w:ascii="Times New Roman" w:eastAsia="宋体" w:hAnsi="Times New Roman" w:cs="Times New Roman" w:hint="eastAsia"/>
+        </w:rPr>
+        <w:t>每次推送都先要给远端仓库地址起一个别名</w:t>
+      </w:r>
+    </w:p>
+    <w:p>
+      <w:pPr>
+        <w:spacing w:after="0"/>
+        <w:jc w:val="both"/>
+        <w:rPr>
+          <w:rFonts w:ascii="Times New Roman" w:eastAsia="宋体" w:hAnsi="Times New Roman" w:cs="Times New Roman"/>
+        </w:rPr>
+      </w:pPr>
+      <w:r>
+        <w:rPr>
+          <w:rFonts w:ascii="Times New Roman" w:eastAsia="宋体" w:hAnsi="Times New Roman" w:cs="Times New Roman" w:hint="eastAsia"/>
+        </w:rPr>
+        <w:t>16</w:t>
       </w:r>
       <w:r>
         <w:rPr>
@@ -1159,565 +2326,13 @@
         <w:rPr>
           <w:rFonts w:ascii="Times New Roman" w:eastAsia="宋体" w:hAnsi="Times New Roman" w:cs="Times New Roman" w:hint="eastAsia"/>
         </w:rPr>
-        <w:t xml:space="preserve">git commit -m </w:t>
-      </w:r>
-      <w:r>
-        <w:rPr>
-          <w:rFonts w:ascii="Times New Roman" w:eastAsia="宋体" w:hAnsi="Times New Roman" w:cs="Times New Roman"/>
-        </w:rPr>
-        <w:t>’’</w:t>
-      </w:r>
-      <w:r>
-        <w:rPr>
-          <w:rFonts w:ascii="Times New Roman" w:eastAsia="宋体" w:hAnsi="Times New Roman" w:cs="Times New Roman" w:hint="eastAsia"/>
-        </w:rPr>
-        <w:t xml:space="preserve"> </w:t>
-      </w:r>
-      <w:r>
-        <w:rPr>
-          <w:rFonts w:ascii="Times New Roman" w:eastAsia="宋体" w:hAnsi="Times New Roman" w:cs="Times New Roman" w:hint="eastAsia"/>
-        </w:rPr>
-        <w:t>将暂存区的文件提交到本地仓库</w:t>
-      </w:r>
-    </w:p>
-    <w:p>
-      <w:pPr>
-        <w:jc w:val="both"/>
-        <w:rPr>
-          <w:rFonts w:ascii="Times New Roman" w:eastAsia="宋体" w:hAnsi="Times New Roman" w:cs="Times New Roman"/>
-        </w:rPr>
-      </w:pPr>
-      <w:r>
-        <w:rPr>
-          <w:rFonts w:ascii="Times New Roman" w:eastAsia="宋体" w:hAnsi="Times New Roman" w:cs="Times New Roman" w:hint="eastAsia"/>
-        </w:rPr>
-        <w:t>退出编辑方式是按</w:t>
-      </w:r>
-      <w:r>
-        <w:rPr>
-          <w:rFonts w:ascii="Times New Roman" w:eastAsia="宋体" w:hAnsi="Times New Roman" w:cs="Times New Roman" w:hint="eastAsia"/>
-        </w:rPr>
-        <w:t>esc</w:t>
-      </w:r>
-      <w:r>
-        <w:rPr>
-          <w:rFonts w:ascii="Times New Roman" w:eastAsia="宋体" w:hAnsi="Times New Roman" w:cs="Times New Roman" w:hint="eastAsia"/>
-        </w:rPr>
-        <w:t>、输入冒号以及</w:t>
-      </w:r>
-      <w:r>
-        <w:rPr>
-          <w:rFonts w:ascii="Times New Roman" w:eastAsia="宋体" w:hAnsi="Times New Roman" w:cs="Times New Roman" w:hint="eastAsia"/>
-        </w:rPr>
-        <w:t>wq</w:t>
-      </w:r>
-    </w:p>
-    <w:p>
-      <w:pPr>
-        <w:jc w:val="both"/>
-        <w:rPr>
-          <w:rFonts w:ascii="Times New Roman" w:eastAsia="宋体" w:hAnsi="Times New Roman" w:cs="Times New Roman"/>
-        </w:rPr>
-      </w:pPr>
-      <w:r>
-        <w:rPr>
-          <w:rFonts w:ascii="Times New Roman" w:eastAsia="宋体" w:hAnsi="Times New Roman" w:cs="Times New Roman" w:hint="eastAsia"/>
-        </w:rPr>
-        <w:t>4</w:t>
-      </w:r>
-      <w:r>
-        <w:rPr>
-          <w:rFonts w:ascii="Times New Roman" w:eastAsia="宋体" w:hAnsi="Times New Roman" w:cs="Times New Roman" w:hint="eastAsia"/>
-        </w:rPr>
-        <w:t>、</w:t>
-      </w:r>
-      <w:r>
-        <w:rPr>
-          <w:rFonts w:ascii="Times New Roman" w:eastAsia="宋体" w:hAnsi="Times New Roman" w:cs="Times New Roman" w:hint="eastAsia"/>
-        </w:rPr>
-        <w:t>git</w:t>
-      </w:r>
-      <w:r>
-        <w:rPr>
-          <w:rFonts w:ascii="Times New Roman" w:eastAsia="宋体" w:hAnsi="Times New Roman" w:cs="Times New Roman" w:hint="eastAsia"/>
-        </w:rPr>
-        <w:t>-</w:t>
-      </w:r>
-      <w:r>
-        <w:rPr>
-          <w:rFonts w:ascii="Times New Roman" w:eastAsia="宋体" w:hAnsi="Times New Roman" w:cs="Times New Roman" w:hint="eastAsia"/>
-        </w:rPr>
-        <w:t xml:space="preserve">log </w:t>
-      </w:r>
-      <w:r>
-        <w:rPr>
-          <w:rFonts w:ascii="Times New Roman" w:eastAsia="宋体" w:hAnsi="Times New Roman" w:cs="Times New Roman" w:hint="eastAsia"/>
-        </w:rPr>
-        <w:t>查看进度</w:t>
-      </w:r>
-    </w:p>
-    <w:p>
-      <w:pPr>
-        <w:jc w:val="both"/>
-        <w:rPr>
-          <w:rFonts w:ascii="Times New Roman" w:eastAsia="宋体" w:hAnsi="Times New Roman" w:cs="Times New Roman"/>
-        </w:rPr>
-      </w:pPr>
-      <w:r>
-        <w:rPr>
-          <w:rFonts w:ascii="Times New Roman" w:eastAsia="宋体" w:hAnsi="Times New Roman" w:cs="Times New Roman" w:hint="eastAsia"/>
-        </w:rPr>
-        <w:t>创建忽略文件</w:t>
-      </w:r>
-      <w:r>
-        <w:rPr>
-          <w:rFonts w:ascii="Times New Roman" w:eastAsia="宋体" w:hAnsi="Times New Roman" w:cs="Times New Roman" w:hint="eastAsia"/>
-        </w:rPr>
-        <w:t>touch .gitignore</w:t>
-      </w:r>
-    </w:p>
-    <w:p>
-      <w:pPr>
-        <w:jc w:val="both"/>
-        <w:rPr>
-          <w:rFonts w:ascii="Times New Roman" w:eastAsia="宋体" w:hAnsi="Times New Roman" w:cs="Times New Roman"/>
-        </w:rPr>
-      </w:pPr>
-      <w:r>
-        <w:rPr>
-          <w:rFonts w:ascii="Times New Roman" w:eastAsia="宋体" w:hAnsi="Times New Roman" w:cs="Times New Roman" w:hint="eastAsia"/>
-        </w:rPr>
-        <w:t>然后输入不需要被管理的文件名</w:t>
-      </w:r>
-      <w:r>
-        <w:rPr>
-          <w:rFonts w:ascii="Times New Roman" w:eastAsia="宋体" w:hAnsi="Times New Roman" w:cs="Times New Roman" w:hint="eastAsia"/>
-        </w:rPr>
-        <w:t xml:space="preserve"> vi .gitignore</w:t>
-      </w:r>
-    </w:p>
-    <w:p>
-      <w:pPr>
-        <w:jc w:val="both"/>
-        <w:rPr>
-          <w:rFonts w:ascii="Times New Roman" w:eastAsia="宋体" w:hAnsi="Times New Roman" w:cs="Times New Roman"/>
-        </w:rPr>
-      </w:pPr>
-      <w:r>
-        <w:rPr>
-          <w:rFonts w:ascii="Times New Roman" w:eastAsia="宋体" w:hAnsi="Times New Roman" w:cs="Times New Roman" w:hint="eastAsia"/>
-        </w:rPr>
-        <w:t>然后输入不需要被管理的文件名</w:t>
-      </w:r>
-      <w:r>
-        <w:rPr>
-          <w:rFonts w:ascii="Times New Roman" w:eastAsia="宋体" w:hAnsi="Times New Roman" w:cs="Times New Roman" w:hint="eastAsia"/>
-        </w:rPr>
-        <w:t>：</w:t>
-      </w:r>
-      <w:r>
-        <w:rPr>
-          <w:rFonts w:ascii="Times New Roman" w:eastAsia="宋体" w:hAnsi="Times New Roman" w:cs="Times New Roman" w:hint="eastAsia"/>
-        </w:rPr>
-        <w:t xml:space="preserve"> *.a </w:t>
-      </w:r>
-      <w:r>
-        <w:rPr>
-          <w:rFonts w:ascii="Times New Roman" w:eastAsia="宋体" w:hAnsi="Times New Roman" w:cs="Times New Roman" w:hint="eastAsia"/>
-        </w:rPr>
-        <w:t>意思是以</w:t>
-      </w:r>
-      <w:r>
-        <w:rPr>
-          <w:rFonts w:ascii="Times New Roman" w:eastAsia="宋体" w:hAnsi="Times New Roman" w:cs="Times New Roman" w:hint="eastAsia"/>
-        </w:rPr>
-        <w:t>.a</w:t>
-      </w:r>
-      <w:r>
-        <w:rPr>
-          <w:rFonts w:ascii="Times New Roman" w:eastAsia="宋体" w:hAnsi="Times New Roman" w:cs="Times New Roman" w:hint="eastAsia"/>
-        </w:rPr>
-        <w:t>为后缀的文件都被忽略</w:t>
-      </w:r>
-    </w:p>
-    <w:p>
-      <w:pPr>
-        <w:jc w:val="both"/>
-        <w:rPr>
-          <w:rFonts w:ascii="Times New Roman" w:eastAsia="宋体" w:hAnsi="Times New Roman" w:cs="Times New Roman"/>
-        </w:rPr>
-      </w:pPr>
-      <w:r>
-        <w:rPr>
-          <w:rFonts w:ascii="Times New Roman" w:eastAsia="宋体" w:hAnsi="Times New Roman" w:cs="Times New Roman" w:hint="eastAsia"/>
-        </w:rPr>
-        <w:t>文件名</w:t>
-      </w:r>
-      <w:r>
-        <w:rPr>
-          <w:rFonts w:ascii="Times New Roman" w:eastAsia="宋体" w:hAnsi="Times New Roman" w:cs="Times New Roman" w:hint="eastAsia"/>
-        </w:rPr>
-        <w:t xml:space="preserve">/ </w:t>
-      </w:r>
-      <w:r>
-        <w:rPr>
-          <w:rFonts w:ascii="Times New Roman" w:eastAsia="宋体" w:hAnsi="Times New Roman" w:cs="Times New Roman" w:hint="eastAsia"/>
-        </w:rPr>
-        <w:t>意思是这个文件名的文件都被忽略</w:t>
-      </w:r>
-    </w:p>
-    <w:p>
-      <w:pPr>
-        <w:jc w:val="both"/>
-        <w:rPr>
-          <w:rFonts w:ascii="Times New Roman" w:eastAsia="宋体" w:hAnsi="Times New Roman" w:cs="Times New Roman"/>
-        </w:rPr>
-      </w:pPr>
-      <w:r>
-        <w:rPr>
-          <w:rFonts w:ascii="Times New Roman" w:eastAsia="宋体" w:hAnsi="Times New Roman" w:cs="Times New Roman" w:hint="eastAsia"/>
-        </w:rPr>
-        <w:t>/</w:t>
-      </w:r>
-      <w:r>
-        <w:rPr>
-          <w:rFonts w:ascii="Times New Roman" w:eastAsia="宋体" w:hAnsi="Times New Roman" w:cs="Times New Roman" w:hint="eastAsia"/>
-        </w:rPr>
-        <w:t>文件名</w:t>
-      </w:r>
-      <w:r>
-        <w:rPr>
-          <w:rFonts w:ascii="Times New Roman" w:eastAsia="宋体" w:hAnsi="Times New Roman" w:cs="Times New Roman" w:hint="eastAsia"/>
-        </w:rPr>
-        <w:t xml:space="preserve">/ </w:t>
-      </w:r>
-      <w:r>
-        <w:rPr>
-          <w:rFonts w:ascii="Times New Roman" w:eastAsia="宋体" w:hAnsi="Times New Roman" w:cs="Times New Roman" w:hint="eastAsia"/>
-        </w:rPr>
-        <w:t>意思是这个根目录下的这个文件名的文件都被忽略</w:t>
-      </w:r>
-    </w:p>
-    <w:p>
-      <w:pPr>
-        <w:jc w:val="both"/>
-        <w:rPr>
-          <w:rFonts w:ascii="Times New Roman" w:eastAsia="宋体" w:hAnsi="Times New Roman" w:cs="Times New Roman"/>
-        </w:rPr>
-      </w:pPr>
-      <w:r>
-        <w:rPr>
-          <w:rFonts w:ascii="Times New Roman" w:eastAsia="宋体" w:hAnsi="Times New Roman" w:cs="Times New Roman" w:hint="eastAsia"/>
-        </w:rPr>
-        <w:t>文件名</w:t>
-      </w:r>
-      <w:r>
-        <w:rPr>
-          <w:rFonts w:ascii="Times New Roman" w:eastAsia="宋体" w:hAnsi="Times New Roman" w:cs="Times New Roman" w:hint="eastAsia"/>
-        </w:rPr>
-        <w:t>/</w:t>
-      </w:r>
-      <w:r>
-        <w:rPr>
-          <w:rFonts w:ascii="Times New Roman" w:eastAsia="宋体" w:hAnsi="Times New Roman" w:cs="Times New Roman" w:hint="eastAsia"/>
-        </w:rPr>
-        <w:t>文件名</w:t>
-      </w:r>
-      <w:r>
-        <w:rPr>
-          <w:rFonts w:ascii="Times New Roman" w:eastAsia="宋体" w:hAnsi="Times New Roman" w:cs="Times New Roman" w:hint="eastAsia"/>
-        </w:rPr>
-        <w:t xml:space="preserve">/ </w:t>
-      </w:r>
-      <w:r>
-        <w:rPr>
-          <w:rFonts w:ascii="Times New Roman" w:eastAsia="宋体" w:hAnsi="Times New Roman" w:cs="Times New Roman" w:hint="eastAsia"/>
-        </w:rPr>
-        <w:t>意思是特指这个路径下的这个文件名的文件都被忽略</w:t>
-      </w:r>
-    </w:p>
-    <w:p>
-      <w:pPr>
-        <w:jc w:val="both"/>
-        <w:rPr>
-          <w:rFonts w:ascii="Times New Roman" w:eastAsia="宋体" w:hAnsi="Times New Roman" w:cs="Times New Roman"/>
-        </w:rPr>
-      </w:pPr>
-      <w:r>
-        <w:rPr>
-          <w:rFonts w:ascii="Times New Roman" w:eastAsia="宋体" w:hAnsi="Times New Roman" w:cs="Times New Roman" w:hint="eastAsia"/>
-        </w:rPr>
-        <w:t>5</w:t>
-      </w:r>
-      <w:r>
-        <w:rPr>
-          <w:rFonts w:ascii="Times New Roman" w:eastAsia="宋体" w:hAnsi="Times New Roman" w:cs="Times New Roman" w:hint="eastAsia"/>
-        </w:rPr>
-        <w:t>、按</w:t>
-      </w:r>
-      <w:r>
-        <w:rPr>
-          <w:rFonts w:ascii="Times New Roman" w:eastAsia="宋体" w:hAnsi="Times New Roman" w:cs="Times New Roman" w:hint="eastAsia"/>
-        </w:rPr>
-        <w:t>q</w:t>
-      </w:r>
-      <w:r>
-        <w:rPr>
-          <w:rFonts w:ascii="Times New Roman" w:eastAsia="宋体" w:hAnsi="Times New Roman" w:cs="Times New Roman" w:hint="eastAsia"/>
-        </w:rPr>
-        <w:t>可以从查看进度中退出来</w:t>
-      </w:r>
-    </w:p>
-    <w:p>
-      <w:pPr>
-        <w:jc w:val="both"/>
-        <w:rPr>
-          <w:rFonts w:ascii="Times New Roman" w:eastAsia="宋体" w:hAnsi="Times New Roman" w:cs="Times New Roman"/>
-        </w:rPr>
-      </w:pPr>
-      <w:r>
-        <w:rPr>
-          <w:rFonts w:ascii="Times New Roman" w:eastAsia="宋体" w:hAnsi="Times New Roman" w:cs="Times New Roman" w:hint="eastAsia"/>
-        </w:rPr>
-        <w:t>5</w:t>
-      </w:r>
-      <w:r>
-        <w:rPr>
-          <w:rFonts w:ascii="Times New Roman" w:eastAsia="宋体" w:hAnsi="Times New Roman" w:cs="Times New Roman" w:hint="eastAsia"/>
-        </w:rPr>
-        <w:t>、</w:t>
-      </w:r>
-      <w:r>
-        <w:rPr>
-          <w:rFonts w:ascii="Times New Roman" w:eastAsia="宋体" w:hAnsi="Times New Roman" w:cs="Times New Roman" w:hint="eastAsia"/>
-        </w:rPr>
-        <w:t xml:space="preserve">git branch </w:t>
-      </w:r>
-      <w:r>
-        <w:rPr>
-          <w:rFonts w:ascii="Times New Roman" w:eastAsia="宋体" w:hAnsi="Times New Roman" w:cs="Times New Roman" w:hint="eastAsia"/>
-        </w:rPr>
-        <w:t>查看分支数量</w:t>
-      </w:r>
-    </w:p>
-    <w:p>
-      <w:pPr>
-        <w:jc w:val="both"/>
-        <w:rPr>
-          <w:rFonts w:ascii="Times New Roman" w:eastAsia="宋体" w:hAnsi="Times New Roman" w:cs="Times New Roman"/>
-        </w:rPr>
-      </w:pPr>
-      <w:r>
-        <w:rPr>
-          <w:rFonts w:ascii="Times New Roman" w:eastAsia="宋体" w:hAnsi="Times New Roman" w:cs="Times New Roman" w:hint="eastAsia"/>
-        </w:rPr>
-        <w:t>6</w:t>
-      </w:r>
-      <w:r>
-        <w:rPr>
-          <w:rFonts w:ascii="Times New Roman" w:eastAsia="宋体" w:hAnsi="Times New Roman" w:cs="Times New Roman" w:hint="eastAsia"/>
-        </w:rPr>
-        <w:t>、</w:t>
-      </w:r>
-      <w:r>
-        <w:rPr>
-          <w:rFonts w:ascii="Times New Roman" w:eastAsia="宋体" w:hAnsi="Times New Roman" w:cs="Times New Roman" w:hint="eastAsia"/>
-        </w:rPr>
-        <w:t xml:space="preserve">git branch </w:t>
-      </w:r>
-      <w:r>
-        <w:rPr>
-          <w:rFonts w:ascii="Times New Roman" w:eastAsia="宋体" w:hAnsi="Times New Roman" w:cs="Times New Roman" w:hint="eastAsia"/>
-        </w:rPr>
-        <w:t>分支名</w:t>
-      </w:r>
-      <w:r>
-        <w:rPr>
-          <w:rFonts w:ascii="Times New Roman" w:eastAsia="宋体" w:hAnsi="Times New Roman" w:cs="Times New Roman" w:hint="eastAsia"/>
-        </w:rPr>
-        <w:t xml:space="preserve"> </w:t>
-      </w:r>
-      <w:r>
-        <w:rPr>
-          <w:rFonts w:ascii="Times New Roman" w:eastAsia="宋体" w:hAnsi="Times New Roman" w:cs="Times New Roman" w:hint="eastAsia"/>
-        </w:rPr>
-        <w:t>创建新的分支</w:t>
-      </w:r>
-    </w:p>
-    <w:p>
-      <w:pPr>
-        <w:jc w:val="both"/>
-        <w:rPr>
-          <w:rFonts w:ascii="Times New Roman" w:eastAsia="宋体" w:hAnsi="Times New Roman" w:cs="Times New Roman"/>
-        </w:rPr>
-      </w:pPr>
-      <w:r>
-        <w:rPr>
-          <w:rFonts w:ascii="Times New Roman" w:eastAsia="宋体" w:hAnsi="Times New Roman" w:cs="Times New Roman" w:hint="eastAsia"/>
-        </w:rPr>
-        <w:t>7</w:t>
-      </w:r>
-      <w:r>
-        <w:rPr>
-          <w:rFonts w:ascii="Times New Roman" w:eastAsia="宋体" w:hAnsi="Times New Roman" w:cs="Times New Roman" w:hint="eastAsia"/>
-        </w:rPr>
-        <w:t>、</w:t>
-      </w:r>
-      <w:r>
-        <w:rPr>
-          <w:rFonts w:ascii="Times New Roman" w:eastAsia="宋体" w:hAnsi="Times New Roman" w:cs="Times New Roman" w:hint="eastAsia"/>
-        </w:rPr>
-        <w:t xml:space="preserve">git checkout </w:t>
-      </w:r>
-      <w:r>
-        <w:rPr>
-          <w:rFonts w:ascii="Times New Roman" w:eastAsia="宋体" w:hAnsi="Times New Roman" w:cs="Times New Roman" w:hint="eastAsia"/>
-        </w:rPr>
-        <w:t>分支名</w:t>
-      </w:r>
-      <w:r>
-        <w:rPr>
-          <w:rFonts w:ascii="Times New Roman" w:eastAsia="宋体" w:hAnsi="Times New Roman" w:cs="Times New Roman" w:hint="eastAsia"/>
-        </w:rPr>
-        <w:t xml:space="preserve"> </w:t>
-      </w:r>
-      <w:r>
-        <w:rPr>
-          <w:rFonts w:ascii="Times New Roman" w:eastAsia="宋体" w:hAnsi="Times New Roman" w:cs="Times New Roman" w:hint="eastAsia"/>
-        </w:rPr>
-        <w:t>切换到某一分支</w:t>
-      </w:r>
-    </w:p>
-    <w:p>
-      <w:pPr>
-        <w:jc w:val="both"/>
-        <w:rPr>
-          <w:rFonts w:ascii="Times New Roman" w:eastAsia="宋体" w:hAnsi="Times New Roman" w:cs="Times New Roman"/>
-        </w:rPr>
-      </w:pPr>
-      <w:r>
-        <w:rPr>
-          <w:rFonts w:ascii="Times New Roman" w:eastAsia="宋体" w:hAnsi="Times New Roman" w:cs="Times New Roman" w:hint="eastAsia"/>
-        </w:rPr>
-        <w:t>8</w:t>
-      </w:r>
-      <w:r>
-        <w:rPr>
-          <w:rFonts w:ascii="Times New Roman" w:eastAsia="宋体" w:hAnsi="Times New Roman" w:cs="Times New Roman" w:hint="eastAsia"/>
-        </w:rPr>
-        <w:t>、</w:t>
-      </w:r>
-      <w:r>
-        <w:rPr>
-          <w:rFonts w:ascii="Times New Roman" w:eastAsia="宋体" w:hAnsi="Times New Roman" w:cs="Times New Roman" w:hint="eastAsia"/>
-        </w:rPr>
-        <w:t xml:space="preserve">git checkout -b </w:t>
-      </w:r>
-      <w:r>
-        <w:rPr>
-          <w:rFonts w:ascii="Times New Roman" w:eastAsia="宋体" w:hAnsi="Times New Roman" w:cs="Times New Roman" w:hint="eastAsia"/>
-        </w:rPr>
-        <w:t>分支名</w:t>
-      </w:r>
-      <w:r>
-        <w:rPr>
-          <w:rFonts w:ascii="Times New Roman" w:eastAsia="宋体" w:hAnsi="Times New Roman" w:cs="Times New Roman" w:hint="eastAsia"/>
-        </w:rPr>
-        <w:t xml:space="preserve"> </w:t>
-      </w:r>
-      <w:r>
-        <w:rPr>
-          <w:rFonts w:ascii="Times New Roman" w:eastAsia="宋体" w:hAnsi="Times New Roman" w:cs="Times New Roman" w:hint="eastAsia"/>
-        </w:rPr>
-        <w:t>先创建某一分支再切换到这个分支</w:t>
-      </w:r>
-    </w:p>
-    <w:p>
-      <w:pPr>
-        <w:jc w:val="both"/>
-        <w:rPr>
-          <w:rFonts w:ascii="Times New Roman" w:eastAsia="宋体" w:hAnsi="Times New Roman" w:cs="Times New Roman"/>
-        </w:rPr>
-      </w:pPr>
-      <w:r>
-        <w:rPr>
-          <w:rFonts w:ascii="Times New Roman" w:eastAsia="宋体" w:hAnsi="Times New Roman" w:cs="Times New Roman" w:hint="eastAsia"/>
-        </w:rPr>
-        <w:t>9</w:t>
-      </w:r>
-      <w:r>
-        <w:rPr>
-          <w:rFonts w:ascii="Times New Roman" w:eastAsia="宋体" w:hAnsi="Times New Roman" w:cs="Times New Roman" w:hint="eastAsia"/>
-        </w:rPr>
-        <w:t>、</w:t>
-      </w:r>
-      <w:r>
-        <w:rPr>
-          <w:rFonts w:ascii="Times New Roman" w:eastAsia="宋体" w:hAnsi="Times New Roman" w:cs="Times New Roman" w:hint="eastAsia"/>
-        </w:rPr>
-        <w:t xml:space="preserve">git branch -d </w:t>
-      </w:r>
-      <w:r>
-        <w:rPr>
-          <w:rFonts w:ascii="Times New Roman" w:eastAsia="宋体" w:hAnsi="Times New Roman" w:cs="Times New Roman" w:hint="eastAsia"/>
-        </w:rPr>
-        <w:t>分支名</w:t>
-      </w:r>
-      <w:r>
-        <w:rPr>
-          <w:rFonts w:ascii="Times New Roman" w:eastAsia="宋体" w:hAnsi="Times New Roman" w:cs="Times New Roman" w:hint="eastAsia"/>
-        </w:rPr>
-        <w:t xml:space="preserve"> </w:t>
-      </w:r>
-      <w:r>
-        <w:rPr>
-          <w:rFonts w:ascii="Times New Roman" w:eastAsia="宋体" w:hAnsi="Times New Roman" w:cs="Times New Roman" w:hint="eastAsia"/>
-        </w:rPr>
-        <w:t>检查这个分支并删除</w:t>
-      </w:r>
-    </w:p>
-    <w:p>
-      <w:pPr>
-        <w:jc w:val="both"/>
-        <w:rPr>
-          <w:rFonts w:ascii="Times New Roman" w:eastAsia="宋体" w:hAnsi="Times New Roman" w:cs="Times New Roman"/>
-        </w:rPr>
-      </w:pPr>
-      <w:r>
-        <w:rPr>
-          <w:rFonts w:ascii="Times New Roman" w:eastAsia="宋体" w:hAnsi="Times New Roman" w:cs="Times New Roman" w:hint="eastAsia"/>
-        </w:rPr>
-        <w:t>10</w:t>
-      </w:r>
-      <w:r>
-        <w:rPr>
-          <w:rFonts w:ascii="Times New Roman" w:eastAsia="宋体" w:hAnsi="Times New Roman" w:cs="Times New Roman" w:hint="eastAsia"/>
-        </w:rPr>
-        <w:t>、</w:t>
-      </w:r>
-      <w:r>
-        <w:rPr>
-          <w:rFonts w:ascii="Times New Roman" w:eastAsia="宋体" w:hAnsi="Times New Roman" w:cs="Times New Roman" w:hint="eastAsia"/>
-        </w:rPr>
-        <w:t xml:space="preserve">git marge </w:t>
-      </w:r>
-      <w:r>
-        <w:rPr>
-          <w:rFonts w:ascii="Times New Roman" w:eastAsia="宋体" w:hAnsi="Times New Roman" w:cs="Times New Roman" w:hint="eastAsia"/>
-        </w:rPr>
-        <w:t>分支名</w:t>
-      </w:r>
-      <w:r>
-        <w:rPr>
-          <w:rFonts w:ascii="Times New Roman" w:eastAsia="宋体" w:hAnsi="Times New Roman" w:cs="Times New Roman" w:hint="eastAsia"/>
-        </w:rPr>
-        <w:t xml:space="preserve"> </w:t>
-      </w:r>
-      <w:r>
-        <w:rPr>
-          <w:rFonts w:ascii="Times New Roman" w:eastAsia="宋体" w:hAnsi="Times New Roman" w:cs="Times New Roman" w:hint="eastAsia"/>
-        </w:rPr>
-        <w:t>将这个分支中的内容合并到当前的分支</w:t>
+        <w:t xml:space="preserve">git remote -v </w:t>
+      </w:r>
+      <w:r>
+        <w:rPr>
+          <w:rFonts w:ascii="Times New Roman" w:eastAsia="宋体" w:hAnsi="Times New Roman" w:cs="Times New Roman" w:hint="eastAsia"/>
+        </w:rPr>
+        <w:t>查看远端的仓库地址</w:t>
       </w:r>
     </w:p>
     <w:p>
@@ -1730,381 +2345,8 @@
       </w:pPr>
       <w:r>
         <w:rPr>
-          <w:rFonts w:ascii="Times New Roman" w:eastAsia="宋体" w:hAnsi="Times New Roman" w:cs="Times New Roman"/>
-        </w:rPr>
-        <w:t>11</w:t>
-      </w:r>
-      <w:r>
-        <w:rPr>
-          <w:rFonts w:ascii="Times New Roman" w:eastAsia="宋体" w:hAnsi="Times New Roman" w:cs="Times New Roman"/>
-        </w:rPr>
-        <w:t>、退出编辑模式按</w:t>
-      </w:r>
-      <w:r>
-        <w:rPr>
-          <w:rFonts w:ascii="Times New Roman" w:eastAsia="宋体" w:hAnsi="Times New Roman" w:cs="Times New Roman"/>
-        </w:rPr>
-        <w:t>q(quit)</w:t>
-      </w:r>
-      <w:r>
-        <w:rPr>
-          <w:rFonts w:ascii="Times New Roman" w:eastAsia="宋体" w:hAnsi="Times New Roman" w:cs="Times New Roman"/>
-        </w:rPr>
-        <w:t>，按</w:t>
-      </w:r>
-      <w:r>
-        <w:rPr>
-          <w:rFonts w:ascii="Times New Roman" w:eastAsia="宋体" w:hAnsi="Times New Roman" w:cs="Times New Roman"/>
-        </w:rPr>
-        <w:t>w</w:t>
-      </w:r>
-      <w:r>
-        <w:rPr>
-          <w:rFonts w:ascii="Times New Roman" w:eastAsia="宋体" w:hAnsi="Times New Roman" w:cs="Times New Roman"/>
-        </w:rPr>
-        <w:t>是保存（</w:t>
-      </w:r>
-      <w:r>
-        <w:rPr>
-          <w:rFonts w:ascii="Times New Roman" w:eastAsia="宋体" w:hAnsi="Times New Roman" w:cs="Times New Roman"/>
-        </w:rPr>
-        <w:t>write</w:t>
-      </w:r>
-      <w:r>
-        <w:rPr>
-          <w:rFonts w:ascii="Times New Roman" w:eastAsia="宋体" w:hAnsi="Times New Roman" w:cs="Times New Roman"/>
-        </w:rPr>
-        <w:t>）</w:t>
-      </w:r>
-    </w:p>
-    <w:p>
-      <w:pPr>
-        <w:spacing w:after="0"/>
-        <w:jc w:val="both"/>
-        <w:rPr>
-          <w:rFonts w:ascii="Times New Roman" w:eastAsia="宋体" w:hAnsi="Times New Roman" w:cs="Times New Roman"/>
-        </w:rPr>
-      </w:pPr>
-      <w:r>
-        <w:rPr>
-          <w:rFonts w:ascii="Times New Roman" w:eastAsia="宋体" w:hAnsi="Times New Roman" w:cs="Times New Roman"/>
-        </w:rPr>
-        <w:t>12</w:t>
-      </w:r>
-      <w:r>
-        <w:rPr>
-          <w:rFonts w:ascii="Times New Roman" w:eastAsia="宋体" w:hAnsi="Times New Roman" w:cs="Times New Roman"/>
-        </w:rPr>
-        <w:t>、</w:t>
-      </w:r>
-      <w:r>
-        <w:rPr>
-          <w:rFonts w:ascii="Times New Roman" w:eastAsia="宋体" w:hAnsi="Times New Roman" w:cs="Times New Roman"/>
-        </w:rPr>
-        <w:t xml:space="preserve">pwd (Print Working Directory): </w:t>
-      </w:r>
-      <w:r>
-        <w:rPr>
-          <w:rFonts w:ascii="Times New Roman" w:eastAsia="宋体" w:hAnsi="Times New Roman" w:cs="Times New Roman"/>
-        </w:rPr>
-        <w:t>我在哪里？</w:t>
-      </w:r>
-      <w:r>
-        <w:rPr>
-          <w:rFonts w:ascii="Times New Roman" w:eastAsia="宋体" w:hAnsi="Times New Roman" w:cs="Times New Roman"/>
-        </w:rPr>
-        <w:t xml:space="preserve"> </w:t>
-      </w:r>
-      <w:r>
-        <w:rPr>
-          <w:rFonts w:ascii="Times New Roman" w:eastAsia="宋体" w:hAnsi="Times New Roman" w:cs="Times New Roman"/>
-        </w:rPr>
-        <w:t>输入</w:t>
-      </w:r>
-      <w:r>
-        <w:rPr>
-          <w:rFonts w:ascii="Times New Roman" w:eastAsia="宋体" w:hAnsi="Times New Roman" w:cs="Times New Roman"/>
-        </w:rPr>
-        <w:t xml:space="preserve"> pwd </w:t>
-      </w:r>
-      <w:r>
-        <w:rPr>
-          <w:rFonts w:ascii="Times New Roman" w:eastAsia="宋体" w:hAnsi="Times New Roman" w:cs="Times New Roman"/>
-        </w:rPr>
-        <w:t>并回车，终端会告诉你当前所在的完整路径。</w:t>
-      </w:r>
-    </w:p>
-    <w:p>
-      <w:pPr>
-        <w:spacing w:after="0"/>
-        <w:jc w:val="both"/>
-        <w:rPr>
-          <w:rFonts w:ascii="Times New Roman" w:eastAsia="宋体" w:hAnsi="Times New Roman" w:cs="Times New Roman"/>
-        </w:rPr>
-      </w:pPr>
-      <w:r>
-        <w:rPr>
-          <w:rFonts w:ascii="Times New Roman" w:eastAsia="宋体" w:hAnsi="Times New Roman" w:cs="Times New Roman"/>
-        </w:rPr>
-        <w:t>13</w:t>
-      </w:r>
-      <w:r>
-        <w:rPr>
-          <w:rFonts w:ascii="Times New Roman" w:eastAsia="宋体" w:hAnsi="Times New Roman" w:cs="Times New Roman"/>
-        </w:rPr>
-        <w:t>、</w:t>
-      </w:r>
-      <w:r>
-        <w:rPr>
-          <w:rFonts w:ascii="Times New Roman" w:eastAsia="宋体" w:hAnsi="Times New Roman" w:cs="Times New Roman"/>
-        </w:rPr>
-        <w:t xml:space="preserve">ls (List): </w:t>
-      </w:r>
-      <w:r>
-        <w:rPr>
-          <w:rFonts w:ascii="Times New Roman" w:eastAsia="宋体" w:hAnsi="Times New Roman" w:cs="Times New Roman"/>
-        </w:rPr>
-        <w:t>附近有什么？</w:t>
-      </w:r>
-      <w:r>
-        <w:rPr>
-          <w:rFonts w:ascii="Times New Roman" w:eastAsia="宋体" w:hAnsi="Times New Roman" w:cs="Times New Roman"/>
-        </w:rPr>
-        <w:t xml:space="preserve"> </w:t>
-      </w:r>
-      <w:r>
-        <w:rPr>
-          <w:rFonts w:ascii="Times New Roman" w:eastAsia="宋体" w:hAnsi="Times New Roman" w:cs="Times New Roman"/>
-        </w:rPr>
-        <w:t>输入</w:t>
-      </w:r>
-      <w:r>
-        <w:rPr>
-          <w:rFonts w:ascii="Times New Roman" w:eastAsia="宋体" w:hAnsi="Times New Roman" w:cs="Times New Roman"/>
-        </w:rPr>
-        <w:t xml:space="preserve"> ls </w:t>
-      </w:r>
-      <w:r>
-        <w:rPr>
-          <w:rFonts w:ascii="Times New Roman" w:eastAsia="宋体" w:hAnsi="Times New Roman" w:cs="Times New Roman"/>
-        </w:rPr>
-        <w:t>并回车，会列出当前文件夹下的所有文件和子文件夹。</w:t>
-      </w:r>
-    </w:p>
-    <w:p>
-      <w:pPr>
-        <w:spacing w:after="0"/>
-        <w:jc w:val="both"/>
-        <w:rPr>
-          <w:rFonts w:ascii="Times New Roman" w:eastAsia="宋体" w:hAnsi="Times New Roman" w:cs="Times New Roman"/>
-        </w:rPr>
-      </w:pPr>
-      <w:r>
-        <w:rPr>
-          <w:rFonts w:ascii="Times New Roman" w:eastAsia="宋体" w:hAnsi="Times New Roman" w:cs="Times New Roman"/>
-        </w:rPr>
-        <w:t>14</w:t>
-      </w:r>
-      <w:r>
-        <w:rPr>
-          <w:rFonts w:ascii="Times New Roman" w:eastAsia="宋体" w:hAnsi="Times New Roman" w:cs="Times New Roman"/>
-        </w:rPr>
-        <w:t>、</w:t>
-      </w:r>
-      <w:r>
-        <w:rPr>
-          <w:rFonts w:ascii="Times New Roman" w:eastAsia="宋体" w:hAnsi="Times New Roman" w:cs="Times New Roman"/>
-        </w:rPr>
-        <w:t xml:space="preserve">cd </w:t>
-      </w:r>
-      <w:r>
-        <w:rPr>
-          <w:rFonts w:ascii="Times New Roman" w:eastAsia="宋体" w:hAnsi="Times New Roman" w:cs="Times New Roman"/>
-        </w:rPr>
-        <w:t>文件夹名称</w:t>
-      </w:r>
-      <w:r>
-        <w:rPr>
-          <w:rFonts w:ascii="Times New Roman" w:eastAsia="宋体" w:hAnsi="Times New Roman" w:cs="Times New Roman"/>
-        </w:rPr>
-        <w:t xml:space="preserve"> </w:t>
-      </w:r>
-      <w:r>
-        <w:rPr>
-          <w:rFonts w:ascii="Times New Roman" w:eastAsia="宋体" w:hAnsi="Times New Roman" w:cs="Times New Roman"/>
-        </w:rPr>
-        <w:t>进入到当前目录的某个文件夹</w:t>
-      </w:r>
-      <w:r>
-        <w:rPr>
-          <w:rFonts w:ascii="Times New Roman" w:eastAsia="宋体" w:hAnsi="Times New Roman" w:cs="Times New Roman" w:hint="eastAsia"/>
-        </w:rPr>
-        <w:t>，</w:t>
-      </w:r>
-      <w:r>
-        <w:rPr>
-          <w:rFonts w:ascii="Times New Roman" w:eastAsia="宋体" w:hAnsi="Times New Roman" w:cs="Times New Roman"/>
-        </w:rPr>
-        <w:t xml:space="preserve">cd (Change Directory): </w:t>
-      </w:r>
-      <w:r>
-        <w:rPr>
-          <w:rFonts w:ascii="Times New Roman" w:eastAsia="宋体" w:hAnsi="Times New Roman" w:cs="Times New Roman"/>
-        </w:rPr>
-        <w:t>我要去哪里？</w:t>
-      </w:r>
-      <w:r>
-        <w:rPr>
-          <w:rFonts w:ascii="Times New Roman" w:eastAsia="宋体" w:hAnsi="Times New Roman" w:cs="Times New Roman"/>
-        </w:rPr>
-        <w:t xml:space="preserve"> </w:t>
-      </w:r>
-      <w:r>
-        <w:rPr>
-          <w:rFonts w:ascii="Times New Roman" w:eastAsia="宋体" w:hAnsi="Times New Roman" w:cs="Times New Roman"/>
-        </w:rPr>
-        <w:t>这是最常用的命令，也就是</w:t>
-      </w:r>
-      <w:r>
-        <w:rPr>
-          <w:rFonts w:ascii="Times New Roman" w:eastAsia="宋体" w:hAnsi="Times New Roman" w:cs="Times New Roman"/>
-        </w:rPr>
-        <w:t>“</w:t>
-      </w:r>
-      <w:r>
-        <w:rPr>
-          <w:rFonts w:ascii="Times New Roman" w:eastAsia="宋体" w:hAnsi="Times New Roman" w:cs="Times New Roman"/>
-        </w:rPr>
-        <w:t>切换目录</w:t>
-      </w:r>
-      <w:r>
-        <w:rPr>
-          <w:rFonts w:ascii="Times New Roman" w:eastAsia="宋体" w:hAnsi="Times New Roman" w:cs="Times New Roman"/>
-        </w:rPr>
-        <w:t>”</w:t>
-      </w:r>
-      <w:r>
-        <w:rPr>
-          <w:rFonts w:ascii="Times New Roman" w:eastAsia="宋体" w:hAnsi="Times New Roman" w:cs="Times New Roman"/>
-        </w:rPr>
-        <w:t>。注意</w:t>
-      </w:r>
-      <w:r>
-        <w:rPr>
-          <w:rFonts w:ascii="Times New Roman" w:eastAsia="宋体" w:hAnsi="Times New Roman" w:cs="Times New Roman"/>
-        </w:rPr>
-        <w:t xml:space="preserve"> cd </w:t>
-      </w:r>
-      <w:r>
-        <w:rPr>
-          <w:rFonts w:ascii="Times New Roman" w:eastAsia="宋体" w:hAnsi="Times New Roman" w:cs="Times New Roman"/>
-        </w:rPr>
-        <w:t>后面必须有空格。</w:t>
-      </w:r>
-    </w:p>
-    <w:p>
-      <w:pPr>
-        <w:spacing w:after="0"/>
-        <w:jc w:val="both"/>
-        <w:rPr>
-          <w:rFonts w:ascii="Times New Roman" w:eastAsia="宋体" w:hAnsi="Times New Roman" w:cs="Times New Roman"/>
-        </w:rPr>
-      </w:pPr>
-      <w:r>
-        <w:rPr>
-          <w:rFonts w:ascii="Times New Roman" w:eastAsia="宋体" w:hAnsi="Times New Roman" w:cs="Times New Roman" w:hint="eastAsia"/>
-        </w:rPr>
-        <w:t>15</w:t>
-      </w:r>
-      <w:r>
-        <w:rPr>
-          <w:rFonts w:ascii="Times New Roman" w:eastAsia="宋体" w:hAnsi="Times New Roman" w:cs="Times New Roman" w:hint="eastAsia"/>
-        </w:rPr>
-        <w:t>、</w:t>
-      </w:r>
-      <w:r>
-        <w:rPr>
-          <w:rFonts w:ascii="Times New Roman" w:eastAsia="宋体" w:hAnsi="Times New Roman" w:cs="Times New Roman" w:hint="eastAsia"/>
-        </w:rPr>
-        <w:t xml:space="preserve">git remote add </w:t>
-      </w:r>
-      <w:r>
-        <w:rPr>
-          <w:rFonts w:ascii="Times New Roman" w:eastAsia="宋体" w:hAnsi="Times New Roman" w:cs="Times New Roman" w:hint="eastAsia"/>
-        </w:rPr>
-        <w:t>别名</w:t>
-      </w:r>
-      <w:r>
-        <w:rPr>
-          <w:rFonts w:ascii="Times New Roman" w:eastAsia="宋体" w:hAnsi="Times New Roman" w:cs="Times New Roman" w:hint="eastAsia"/>
-        </w:rPr>
-        <w:t xml:space="preserve"> </w:t>
-      </w:r>
-      <w:r>
-        <w:rPr>
-          <w:rFonts w:ascii="Times New Roman" w:eastAsia="宋体" w:hAnsi="Times New Roman" w:cs="Times New Roman" w:hint="eastAsia"/>
-        </w:rPr>
-        <w:t>实际的仓库地址</w:t>
-      </w:r>
-      <w:r>
-        <w:rPr>
-          <w:rFonts w:ascii="Times New Roman" w:eastAsia="宋体" w:hAnsi="Times New Roman" w:cs="Times New Roman" w:hint="eastAsia"/>
-        </w:rPr>
-        <w:t xml:space="preserve"> </w:t>
-      </w:r>
-      <w:r>
-        <w:rPr>
-          <w:rFonts w:ascii="Times New Roman" w:eastAsia="宋体" w:hAnsi="Times New Roman" w:cs="Times New Roman" w:hint="eastAsia"/>
-        </w:rPr>
-        <w:t>每次推送都先要给远端仓库地址起一个别名</w:t>
-      </w:r>
-    </w:p>
-    <w:p>
-      <w:pPr>
-        <w:spacing w:after="0"/>
-        <w:jc w:val="both"/>
-        <w:rPr>
-          <w:rFonts w:ascii="Times New Roman" w:eastAsia="宋体" w:hAnsi="Times New Roman" w:cs="Times New Roman"/>
-        </w:rPr>
-      </w:pPr>
-      <w:r>
-        <w:rPr>
-          <w:rFonts w:ascii="Times New Roman" w:eastAsia="宋体" w:hAnsi="Times New Roman" w:cs="Times New Roman" w:hint="eastAsia"/>
-        </w:rPr>
-        <w:t>16</w:t>
-      </w:r>
-      <w:r>
-        <w:rPr>
-          <w:rFonts w:ascii="Times New Roman" w:eastAsia="宋体" w:hAnsi="Times New Roman" w:cs="Times New Roman" w:hint="eastAsia"/>
-        </w:rPr>
-        <w:t>、</w:t>
-      </w:r>
-      <w:r>
-        <w:rPr>
-          <w:rFonts w:ascii="Times New Roman" w:eastAsia="宋体" w:hAnsi="Times New Roman" w:cs="Times New Roman" w:hint="eastAsia"/>
-        </w:rPr>
-        <w:t xml:space="preserve">git remote -v </w:t>
-      </w:r>
-      <w:r>
-        <w:rPr>
-          <w:rFonts w:ascii="Times New Roman" w:eastAsia="宋体" w:hAnsi="Times New Roman" w:cs="Times New Roman" w:hint="eastAsia"/>
-        </w:rPr>
-        <w:t>查看远端的仓库地址</w:t>
-      </w:r>
-    </w:p>
-    <w:p>
-      <w:pPr>
-        <w:spacing w:after="0"/>
-        <w:jc w:val="both"/>
-        <w:rPr>
-          <w:rFonts w:ascii="Times New Roman" w:eastAsia="宋体" w:hAnsi="Times New Roman" w:cs="Times New Roman"/>
-        </w:rPr>
-      </w:pPr>
-      <w:r>
-        <w:rPr>
-          <w:rFonts w:ascii="Times New Roman" w:eastAsia="宋体" w:hAnsi="Times New Roman" w:cs="Times New Roman" w:hint="eastAsia"/>
-        </w:rPr>
-        <w:lastRenderedPageBreak/>
+          <w:rFonts w:ascii="Times New Roman" w:eastAsia="宋体" w:hAnsi="Times New Roman" w:cs="Times New Roman" w:hint="eastAsia"/>
+        </w:rPr>
         <w:t>17</w:t>
       </w:r>
       <w:r>
@@ -2622,6 +2864,7 @@
           <w:rFonts w:ascii="Times New Roman" w:eastAsia="宋体" w:hAnsi="Times New Roman" w:cs="Times New Roman"/>
         </w:rPr>
       </w:pPr>
+      <w:proofErr w:type="spellStart"/>
       <w:r>
         <w:rPr>
           <w:rFonts w:ascii="Times New Roman" w:eastAsia="宋体" w:hAnsi="Times New Roman" w:cs="Times New Roman"/>
@@ -2630,6 +2873,7 @@
         </w:rPr>
         <w:t>pwd</w:t>
       </w:r>
+      <w:proofErr w:type="spellEnd"/>
       <w:r>
         <w:rPr>
           <w:rFonts w:ascii="Times New Roman" w:eastAsia="宋体" w:hAnsi="Times New Roman" w:cs="Times New Roman"/>
@@ -2802,6 +3046,7 @@
         </w:rPr>
         <w:t xml:space="preserve"> (</w:t>
       </w:r>
+      <w:proofErr w:type="gramStart"/>
       <w:r>
         <w:rPr>
           <w:rFonts w:ascii="Times New Roman" w:eastAsia="宋体" w:hAnsi="Times New Roman" w:cs="Times New Roman"/>
@@ -2810,6 +3055,7 @@
         </w:rPr>
         <w:t>增删改查</w:t>
       </w:r>
+      <w:proofErr w:type="gramEnd"/>
       <w:r>
         <w:rPr>
           <w:rFonts w:ascii="Times New Roman" w:eastAsia="宋体" w:hAnsi="Times New Roman" w:cs="Times New Roman"/>
@@ -2850,8 +3096,18 @@
           <w:b/>
           <w:bCs/>
         </w:rPr>
-        <w:t>git init</w:t>
-      </w:r>
+        <w:t xml:space="preserve">git </w:t>
+      </w:r>
+      <w:proofErr w:type="spellStart"/>
+      <w:r>
+        <w:rPr>
+          <w:rFonts w:ascii="Times New Roman" w:eastAsia="宋体" w:hAnsi="Times New Roman" w:cs="Times New Roman"/>
+          <w:b/>
+          <w:bCs/>
+        </w:rPr>
+        <w:t>init</w:t>
+      </w:r>
+      <w:proofErr w:type="spellEnd"/>
       <w:r>
         <w:rPr>
           <w:rFonts w:ascii="Times New Roman" w:eastAsia="宋体" w:hAnsi="Times New Roman" w:cs="Times New Roman"/>
@@ -2942,13 +3198,31 @@
           <w:b/>
           <w:bCs/>
         </w:rPr>
-        <w:t>git add .</w:t>
-      </w:r>
-      <w:r>
-        <w:rPr>
-          <w:rFonts w:ascii="Times New Roman" w:eastAsia="宋体" w:hAnsi="Times New Roman" w:cs="Times New Roman"/>
-        </w:rPr>
-        <w:t>：将当前目录下所有未被忽略的改动，统统存放到</w:t>
+        <w:lastRenderedPageBreak/>
+        <w:t xml:space="preserve">git </w:t>
+      </w:r>
+      <w:proofErr w:type="gramStart"/>
+      <w:r>
+        <w:rPr>
+          <w:rFonts w:ascii="Times New Roman" w:eastAsia="宋体" w:hAnsi="Times New Roman" w:cs="Times New Roman"/>
+          <w:b/>
+          <w:bCs/>
+        </w:rPr>
+        <w:t>add .</w:t>
+      </w:r>
+      <w:proofErr w:type="gramEnd"/>
+      <w:r>
+        <w:rPr>
+          <w:rFonts w:ascii="Times New Roman" w:eastAsia="宋体" w:hAnsi="Times New Roman" w:cs="Times New Roman"/>
+        </w:rPr>
+        <w:t>：将当前目录下所有未被忽略的改动，</w:t>
+      </w:r>
+      <w:proofErr w:type="gramStart"/>
+      <w:r>
+        <w:rPr>
+          <w:rFonts w:ascii="Times New Roman" w:eastAsia="宋体" w:hAnsi="Times New Roman" w:cs="Times New Roman"/>
+        </w:rPr>
+        <w:t>统统存放到</w:t>
       </w:r>
       <w:r>
         <w:rPr>
@@ -2974,6 +3248,7 @@
         </w:rPr>
         <w:t>。</w:t>
       </w:r>
+      <w:proofErr w:type="gramEnd"/>
     </w:p>
     <w:p>
       <w:pPr>
@@ -3114,7 +3389,6 @@
           <w:b/>
           <w:bCs/>
         </w:rPr>
-        <w:lastRenderedPageBreak/>
         <w:t xml:space="preserve">vi </w:t>
       </w:r>
       <w:r>
@@ -3199,8 +3473,18 @@
           <w:b/>
           <w:bCs/>
         </w:rPr>
-        <w:t>:wq</w:t>
-      </w:r>
+        <w:t>:</w:t>
+      </w:r>
+      <w:proofErr w:type="spellStart"/>
+      <w:r>
+        <w:rPr>
+          <w:rFonts w:ascii="Times New Roman" w:eastAsia="宋体" w:hAnsi="Times New Roman" w:cs="Times New Roman"/>
+          <w:b/>
+          <w:bCs/>
+        </w:rPr>
+        <w:t>wq</w:t>
+      </w:r>
+      <w:proofErr w:type="spellEnd"/>
       <w:r>
         <w:rPr>
           <w:rFonts w:ascii="Times New Roman" w:eastAsia="宋体" w:hAnsi="Times New Roman" w:cs="Times New Roman"/>
@@ -3285,7 +3569,25 @@
           <w:b/>
           <w:bCs/>
         </w:rPr>
-        <w:t xml:space="preserve"> (.gitignore)</w:t>
+        <w:t xml:space="preserve"> (.</w:t>
+      </w:r>
+      <w:proofErr w:type="spellStart"/>
+      <w:r>
+        <w:rPr>
+          <w:rFonts w:ascii="Times New Roman" w:eastAsia="宋体" w:hAnsi="Times New Roman" w:cs="Times New Roman"/>
+          <w:b/>
+          <w:bCs/>
+        </w:rPr>
+        <w:t>gitignore</w:t>
+      </w:r>
+      <w:proofErr w:type="spellEnd"/>
+      <w:r>
+        <w:rPr>
+          <w:rFonts w:ascii="Times New Roman" w:eastAsia="宋体" w:hAnsi="Times New Roman" w:cs="Times New Roman"/>
+          <w:b/>
+          <w:bCs/>
+        </w:rPr>
+        <w:t>)</w:t>
       </w:r>
     </w:p>
     <w:p>
@@ -3331,12 +3633,22 @@
         </w:rPr>
         <w:t>创建文件：</w:t>
       </w:r>
-      <w:r>
-        <w:rPr>
-          <w:rFonts w:ascii="Times New Roman" w:eastAsia="宋体" w:hAnsi="Times New Roman" w:cs="Times New Roman"/>
-        </w:rPr>
-        <w:t>touch .gitignore</w:t>
-      </w:r>
+      <w:proofErr w:type="gramStart"/>
+      <w:r>
+        <w:rPr>
+          <w:rFonts w:ascii="Times New Roman" w:eastAsia="宋体" w:hAnsi="Times New Roman" w:cs="Times New Roman"/>
+        </w:rPr>
+        <w:t>touch .</w:t>
+      </w:r>
+      <w:proofErr w:type="spellStart"/>
+      <w:r>
+        <w:rPr>
+          <w:rFonts w:ascii="Times New Roman" w:eastAsia="宋体" w:hAnsi="Times New Roman" w:cs="Times New Roman"/>
+        </w:rPr>
+        <w:t>gitignore</w:t>
+      </w:r>
+      <w:proofErr w:type="spellEnd"/>
+      <w:proofErr w:type="gramEnd"/>
     </w:p>
     <w:p>
       <w:pPr>
@@ -3355,12 +3667,22 @@
         </w:rPr>
         <w:t>编辑文件：</w:t>
       </w:r>
-      <w:r>
-        <w:rPr>
-          <w:rFonts w:ascii="Times New Roman" w:eastAsia="宋体" w:hAnsi="Times New Roman" w:cs="Times New Roman"/>
-        </w:rPr>
-        <w:t>vi .gitignore</w:t>
-      </w:r>
+      <w:proofErr w:type="gramStart"/>
+      <w:r>
+        <w:rPr>
+          <w:rFonts w:ascii="Times New Roman" w:eastAsia="宋体" w:hAnsi="Times New Roman" w:cs="Times New Roman"/>
+        </w:rPr>
+        <w:t>vi .</w:t>
+      </w:r>
+      <w:proofErr w:type="spellStart"/>
+      <w:r>
+        <w:rPr>
+          <w:rFonts w:ascii="Times New Roman" w:eastAsia="宋体" w:hAnsi="Times New Roman" w:cs="Times New Roman"/>
+        </w:rPr>
+        <w:t>gitignore</w:t>
+      </w:r>
+      <w:proofErr w:type="spellEnd"/>
+      <w:proofErr w:type="gramEnd"/>
     </w:p>
     <w:p>
       <w:pPr>
@@ -3581,7 +3903,21 @@
         <w:rPr>
           <w:rFonts w:ascii="Times New Roman" w:eastAsia="宋体" w:hAnsi="Times New Roman" w:cs="Times New Roman"/>
         </w:rPr>
-        <w:t>分支是多人协作和功能开发的核心。当你需要将他人（例如实验室师兄）的核心算法逻辑重构并完全迁移到自己的项目中，而不是简单地当做外部头文件调用时，拉取一个独立的迁移分支进行本地调试，确认无误后再合并回主干，是防止弄坏现有代码最安全稳妥的做法。</w:t>
+        <w:t>分支是多人协作和功能开发的核心。当你需要将他人（例如实验室师兄）的核心算法逻辑重构并完全迁移到自己的项目中，而不是简单地</w:t>
+      </w:r>
+      <w:proofErr w:type="gramStart"/>
+      <w:r>
+        <w:rPr>
+          <w:rFonts w:ascii="Times New Roman" w:eastAsia="宋体" w:hAnsi="Times New Roman" w:cs="Times New Roman"/>
+        </w:rPr>
+        <w:t>当做</w:t>
+      </w:r>
+      <w:proofErr w:type="gramEnd"/>
+      <w:r>
+        <w:rPr>
+          <w:rFonts w:ascii="Times New Roman" w:eastAsia="宋体" w:hAnsi="Times New Roman" w:cs="Times New Roman"/>
+        </w:rPr>
+        <w:t>外部头文件调用时，拉取一个独立的迁移分支进行本地调试，确认无误后再合并回主干，是防止弄坏现有代码最安全稳妥的做法。</w:t>
       </w:r>
     </w:p>
     <w:p>
@@ -3809,6 +4145,7 @@
           <w:b/>
           <w:bCs/>
         </w:rPr>
+        <w:lastRenderedPageBreak/>
         <w:t>git branch -d [</w:t>
       </w:r>
       <w:r>
@@ -3973,7 +4310,6 @@
           <w:b/>
           <w:bCs/>
         </w:rPr>
-        <w:lastRenderedPageBreak/>
         <w:t>git remote add [</w:t>
       </w:r>
       <w:r>
@@ -4368,8 +4704,18 @@
           <w:b/>
           <w:bCs/>
         </w:rPr>
-        <w:t>第六部分：教程锚点</w:t>
-      </w:r>
+        <w:t>第六部分：</w:t>
+      </w:r>
+      <w:proofErr w:type="gramStart"/>
+      <w:r>
+        <w:rPr>
+          <w:rFonts w:ascii="Times New Roman" w:eastAsia="宋体" w:hAnsi="Times New Roman" w:cs="Times New Roman"/>
+          <w:b/>
+          <w:bCs/>
+        </w:rPr>
+        <w:t>教程锚点</w:t>
+      </w:r>
+      <w:proofErr w:type="gramEnd"/>
       <w:r>
         <w:rPr>
           <w:rFonts w:ascii="Times New Roman" w:eastAsia="宋体" w:hAnsi="Times New Roman" w:cs="Times New Roman"/>
@@ -4516,7 +4862,21 @@
         <w:rPr>
           <w:rFonts w:ascii="Times New Roman" w:eastAsia="宋体" w:hAnsi="Times New Roman" w:cs="Times New Roman"/>
         </w:rPr>
-        <w:t>代码、修改后跨仓库提交</w:t>
+        <w:t>代码、</w:t>
+      </w:r>
+      <w:proofErr w:type="gramStart"/>
+      <w:r>
+        <w:rPr>
+          <w:rFonts w:ascii="Times New Roman" w:eastAsia="宋体" w:hAnsi="Times New Roman" w:cs="Times New Roman"/>
+        </w:rPr>
+        <w:t>修改后跨仓库</w:t>
+      </w:r>
+      <w:proofErr w:type="gramEnd"/>
+      <w:r>
+        <w:rPr>
+          <w:rFonts w:ascii="Times New Roman" w:eastAsia="宋体" w:hAnsi="Times New Roman" w:cs="Times New Roman"/>
+        </w:rPr>
+        <w:t>提交</w:t>
       </w:r>
       <w:r>
         <w:rPr>

--- a/Git.docx
+++ b/Git.docx
@@ -23,7 +23,17 @@
           <w:sz w:val="28"/>
           <w:szCs w:val="32"/>
         </w:rPr>
-        <w:t>私人笔记</w:t>
+        <w:t>私人</w:t>
+      </w:r>
+      <w:r>
+        <w:rPr>
+          <w:rFonts w:ascii="Times New Roman" w:eastAsia="宋体" w:hAnsi="Times New Roman" w:cs="Times New Roman" w:hint="eastAsia"/>
+          <w:b/>
+          <w:bCs/>
+          <w:sz w:val="28"/>
+          <w:szCs w:val="32"/>
+        </w:rPr>
+        <w:t>问题</w:t>
       </w:r>
     </w:p>
     <w:p>
@@ -152,21 +162,7 @@
         <w:rPr>
           <w:rFonts w:ascii="Times New Roman" w:eastAsia="宋体" w:hAnsi="Times New Roman" w:cs="Times New Roman"/>
         </w:rPr>
-        <w:t>）来管理你的私</w:t>
-      </w:r>
-      <w:proofErr w:type="gramStart"/>
-      <w:r>
-        <w:rPr>
-          <w:rFonts w:ascii="Times New Roman" w:eastAsia="宋体" w:hAnsi="Times New Roman" w:cs="Times New Roman"/>
-        </w:rPr>
-        <w:t>钥</w:t>
-      </w:r>
-      <w:proofErr w:type="gramEnd"/>
-      <w:r>
-        <w:rPr>
-          <w:rFonts w:ascii="Times New Roman" w:eastAsia="宋体" w:hAnsi="Times New Roman" w:cs="Times New Roman"/>
-        </w:rPr>
-        <w:t>。</w:t>
+        <w:t>）来管理你的私钥。</w:t>
       </w:r>
     </w:p>
     <w:p>
@@ -187,21 +183,7 @@
         <w:rPr>
           <w:rFonts w:ascii="Times New Roman" w:eastAsia="宋体" w:hAnsi="Times New Roman" w:cs="Times New Roman"/>
         </w:rPr>
-        <w:t xml:space="preserve"> Agent </w:t>
-      </w:r>
-      <w:proofErr w:type="spellStart"/>
-      <w:r>
-        <w:rPr>
-          <w:rFonts w:ascii="Times New Roman" w:eastAsia="宋体" w:hAnsi="Times New Roman" w:cs="Times New Roman"/>
-        </w:rPr>
-        <w:t>pid</w:t>
-      </w:r>
-      <w:proofErr w:type="spellEnd"/>
-      <w:r>
-        <w:rPr>
-          <w:rFonts w:ascii="Times New Roman" w:eastAsia="宋体" w:hAnsi="Times New Roman" w:cs="Times New Roman"/>
-        </w:rPr>
-        <w:t xml:space="preserve"> &lt;</w:t>
+        <w:t xml:space="preserve"> Agent pid &lt;</w:t>
       </w:r>
       <w:r>
         <w:rPr>
@@ -239,16 +221,8 @@
         <w:rPr>
           <w:rFonts w:ascii="Times New Roman" w:eastAsia="宋体" w:hAnsi="Times New Roman" w:cs="Times New Roman"/>
         </w:rPr>
-        <w:t>加载私</w:t>
-      </w:r>
-      <w:proofErr w:type="gramStart"/>
-      <w:r>
-        <w:rPr>
-          <w:rFonts w:ascii="Times New Roman" w:eastAsia="宋体" w:hAnsi="Times New Roman" w:cs="Times New Roman"/>
-        </w:rPr>
-        <w:t>钥</w:t>
-      </w:r>
-      <w:proofErr w:type="gramEnd"/>
+        <w:t>加载私钥</w:t>
+      </w:r>
       <w:r>
         <w:rPr>
           <w:rFonts w:ascii="Times New Roman" w:eastAsia="宋体" w:hAnsi="Times New Roman" w:cs="Times New Roman"/>
@@ -273,28 +247,73 @@
           <w:b/>
           <w:bCs/>
         </w:rPr>
-        <w:t>ssh-add ~/.ssh/</w:t>
-      </w:r>
-      <w:proofErr w:type="spellStart"/>
-      <w:r>
-        <w:rPr>
-          <w:rFonts w:ascii="Times New Roman" w:eastAsia="宋体" w:hAnsi="Times New Roman" w:cs="Times New Roman"/>
-          <w:b/>
-          <w:bCs/>
+        <w:t xml:space="preserve">ssh-add ~/.ssh/id_rsa </w:t>
+      </w:r>
+    </w:p>
+    <w:bookmarkEnd w:id="0"/>
+    <w:p>
+      <w:pPr>
+        <w:spacing w:after="0"/>
+        <w:jc w:val="both"/>
+        <w:rPr>
+          <w:rFonts w:ascii="Times New Roman" w:eastAsia="宋体" w:hAnsi="Times New Roman" w:cs="Times New Roman"/>
+        </w:rPr>
+      </w:pPr>
+      <w:r>
+        <w:rPr>
+          <w:rFonts w:ascii="Times New Roman" w:eastAsia="宋体" w:hAnsi="Times New Roman" w:cs="Times New Roman"/>
+        </w:rPr>
+        <w:t>作用：</w:t>
+      </w:r>
+      <w:r>
+        <w:rPr>
+          <w:rFonts w:ascii="Times New Roman" w:eastAsia="宋体" w:hAnsi="Times New Roman" w:cs="Times New Roman"/>
+        </w:rPr>
+        <w:t xml:space="preserve"> </w:t>
+      </w:r>
+      <w:r>
+        <w:rPr>
+          <w:rFonts w:ascii="Times New Roman" w:eastAsia="宋体" w:hAnsi="Times New Roman" w:cs="Times New Roman"/>
+        </w:rPr>
+        <w:t>将你的私钥（</w:t>
+      </w:r>
+      <w:r>
+        <w:rPr>
+          <w:rFonts w:ascii="Times New Roman" w:eastAsia="宋体" w:hAnsi="Times New Roman" w:cs="Times New Roman"/>
         </w:rPr>
         <w:t>id_rsa</w:t>
       </w:r>
-      <w:proofErr w:type="spellEnd"/>
-      <w:r>
-        <w:rPr>
-          <w:rFonts w:ascii="Times New Roman" w:eastAsia="宋体" w:hAnsi="Times New Roman" w:cs="Times New Roman"/>
-          <w:b/>
-          <w:bCs/>
-        </w:rPr>
-        <w:t xml:space="preserve"> </w:t>
-      </w:r>
-    </w:p>
-    <w:bookmarkEnd w:id="0"/>
+      <w:r>
+        <w:rPr>
+          <w:rFonts w:ascii="Times New Roman" w:eastAsia="宋体" w:hAnsi="Times New Roman" w:cs="Times New Roman"/>
+        </w:rPr>
+        <w:t>）添加到刚才启动的代理中，使</w:t>
+      </w:r>
+      <w:r>
+        <w:rPr>
+          <w:rFonts w:ascii="Times New Roman" w:eastAsia="宋体" w:hAnsi="Times New Roman" w:cs="Times New Roman"/>
+        </w:rPr>
+        <w:t xml:space="preserve"> Git </w:t>
+      </w:r>
+      <w:r>
+        <w:rPr>
+          <w:rFonts w:ascii="Times New Roman" w:eastAsia="宋体" w:hAnsi="Times New Roman" w:cs="Times New Roman"/>
+        </w:rPr>
+        <w:t>在连接</w:t>
+      </w:r>
+      <w:r>
+        <w:rPr>
+          <w:rFonts w:ascii="Times New Roman" w:eastAsia="宋体" w:hAnsi="Times New Roman" w:cs="Times New Roman"/>
+        </w:rPr>
+        <w:t xml:space="preserve"> GitHub </w:t>
+      </w:r>
+      <w:r>
+        <w:rPr>
+          <w:rFonts w:ascii="Times New Roman" w:eastAsia="宋体" w:hAnsi="Times New Roman" w:cs="Times New Roman"/>
+        </w:rPr>
+        <w:t>时能够使用它。</w:t>
+      </w:r>
+    </w:p>
     <w:p>
       <w:pPr>
         <w:spacing w:after="0"/>
@@ -307,71 +326,31 @@
         <w:rPr>
           <w:rFonts w:ascii="Times New Roman" w:eastAsia="宋体" w:hAnsi="Times New Roman" w:cs="Times New Roman"/>
         </w:rPr>
-        <w:t>作用：</w:t>
-      </w:r>
-      <w:r>
-        <w:rPr>
-          <w:rFonts w:ascii="Times New Roman" w:eastAsia="宋体" w:hAnsi="Times New Roman" w:cs="Times New Roman"/>
-        </w:rPr>
-        <w:t xml:space="preserve"> </w:t>
-      </w:r>
-      <w:r>
-        <w:rPr>
-          <w:rFonts w:ascii="Times New Roman" w:eastAsia="宋体" w:hAnsi="Times New Roman" w:cs="Times New Roman"/>
-        </w:rPr>
-        <w:t>将你的私</w:t>
-      </w:r>
-      <w:proofErr w:type="gramStart"/>
-      <w:r>
-        <w:rPr>
-          <w:rFonts w:ascii="Times New Roman" w:eastAsia="宋体" w:hAnsi="Times New Roman" w:cs="Times New Roman"/>
-        </w:rPr>
-        <w:t>钥</w:t>
-      </w:r>
-      <w:proofErr w:type="gramEnd"/>
-      <w:r>
-        <w:rPr>
-          <w:rFonts w:ascii="Times New Roman" w:eastAsia="宋体" w:hAnsi="Times New Roman" w:cs="Times New Roman"/>
-        </w:rPr>
-        <w:t>（</w:t>
-      </w:r>
-      <w:proofErr w:type="spellStart"/>
-      <w:r>
-        <w:rPr>
-          <w:rFonts w:ascii="Times New Roman" w:eastAsia="宋体" w:hAnsi="Times New Roman" w:cs="Times New Roman"/>
-        </w:rPr>
-        <w:t>id_rsa</w:t>
-      </w:r>
-      <w:proofErr w:type="spellEnd"/>
-      <w:r>
-        <w:rPr>
-          <w:rFonts w:ascii="Times New Roman" w:eastAsia="宋体" w:hAnsi="Times New Roman" w:cs="Times New Roman"/>
-        </w:rPr>
-        <w:t>）添加到刚才启动的代理中，使</w:t>
-      </w:r>
-      <w:r>
-        <w:rPr>
-          <w:rFonts w:ascii="Times New Roman" w:eastAsia="宋体" w:hAnsi="Times New Roman" w:cs="Times New Roman"/>
-        </w:rPr>
-        <w:t xml:space="preserve"> Git </w:t>
-      </w:r>
-      <w:r>
-        <w:rPr>
-          <w:rFonts w:ascii="Times New Roman" w:eastAsia="宋体" w:hAnsi="Times New Roman" w:cs="Times New Roman"/>
-        </w:rPr>
-        <w:t>在连接</w:t>
-      </w:r>
-      <w:r>
-        <w:rPr>
-          <w:rFonts w:ascii="Times New Roman" w:eastAsia="宋体" w:hAnsi="Times New Roman" w:cs="Times New Roman"/>
-        </w:rPr>
-        <w:t xml:space="preserve"> GitHub </w:t>
-      </w:r>
-      <w:r>
-        <w:rPr>
-          <w:rFonts w:ascii="Times New Roman" w:eastAsia="宋体" w:hAnsi="Times New Roman" w:cs="Times New Roman"/>
-        </w:rPr>
-        <w:t>时能够使用它。</w:t>
+        <w:t>预期输出：</w:t>
+      </w:r>
+      <w:r>
+        <w:rPr>
+          <w:rFonts w:ascii="Times New Roman" w:eastAsia="宋体" w:hAnsi="Times New Roman" w:cs="Times New Roman"/>
+        </w:rPr>
+        <w:t xml:space="preserve"> Identity added: /c/Users/&lt;</w:t>
+      </w:r>
+      <w:r>
+        <w:rPr>
+          <w:rFonts w:ascii="Times New Roman" w:eastAsia="宋体" w:hAnsi="Times New Roman" w:cs="Times New Roman"/>
+        </w:rPr>
+        <w:t>你的用户名</w:t>
+      </w:r>
+      <w:r>
+        <w:rPr>
+          <w:rFonts w:ascii="Times New Roman" w:eastAsia="宋体" w:hAnsi="Times New Roman" w:cs="Times New Roman"/>
+        </w:rPr>
+        <w:t>&gt;/.ssh/id_rsa (...)</w:t>
+      </w:r>
+      <w:r>
+        <w:rPr>
+          <w:rFonts w:ascii="Times New Roman" w:eastAsia="宋体" w:hAnsi="Times New Roman" w:cs="Times New Roman"/>
+        </w:rPr>
+        <w:t>。如果设置了密码，会提示你输入。</w:t>
       </w:r>
     </w:p>
     <w:p>
@@ -384,59 +363,6 @@
       </w:pPr>
       <w:r>
         <w:rPr>
-          <w:rFonts w:ascii="Times New Roman" w:eastAsia="宋体" w:hAnsi="Times New Roman" w:cs="Times New Roman"/>
-        </w:rPr>
-        <w:t>预期输出：</w:t>
-      </w:r>
-      <w:r>
-        <w:rPr>
-          <w:rFonts w:ascii="Times New Roman" w:eastAsia="宋体" w:hAnsi="Times New Roman" w:cs="Times New Roman"/>
-        </w:rPr>
-        <w:t xml:space="preserve"> Identity added: /c/Users/&lt;</w:t>
-      </w:r>
-      <w:r>
-        <w:rPr>
-          <w:rFonts w:ascii="Times New Roman" w:eastAsia="宋体" w:hAnsi="Times New Roman" w:cs="Times New Roman"/>
-        </w:rPr>
-        <w:t>你的用户名</w:t>
-      </w:r>
-      <w:r>
-        <w:rPr>
-          <w:rFonts w:ascii="Times New Roman" w:eastAsia="宋体" w:hAnsi="Times New Roman" w:cs="Times New Roman"/>
-        </w:rPr>
-        <w:t>&gt;/.ssh/</w:t>
-      </w:r>
-      <w:proofErr w:type="spellStart"/>
-      <w:r>
-        <w:rPr>
-          <w:rFonts w:ascii="Times New Roman" w:eastAsia="宋体" w:hAnsi="Times New Roman" w:cs="Times New Roman"/>
-        </w:rPr>
-        <w:t>id_rsa</w:t>
-      </w:r>
-      <w:proofErr w:type="spellEnd"/>
-      <w:r>
-        <w:rPr>
-          <w:rFonts w:ascii="Times New Roman" w:eastAsia="宋体" w:hAnsi="Times New Roman" w:cs="Times New Roman"/>
-        </w:rPr>
-        <w:t xml:space="preserve"> (...)</w:t>
-      </w:r>
-      <w:r>
-        <w:rPr>
-          <w:rFonts w:ascii="Times New Roman" w:eastAsia="宋体" w:hAnsi="Times New Roman" w:cs="Times New Roman"/>
-        </w:rPr>
-        <w:t>。如果设置了密码，会提示你输入。</w:t>
-      </w:r>
-    </w:p>
-    <w:p>
-      <w:pPr>
-        <w:spacing w:after="0"/>
-        <w:jc w:val="both"/>
-        <w:rPr>
-          <w:rFonts w:ascii="Times New Roman" w:eastAsia="宋体" w:hAnsi="Times New Roman" w:cs="Times New Roman"/>
-        </w:rPr>
-      </w:pPr>
-      <w:r>
-        <w:rPr>
           <w:rFonts w:ascii="Times New Roman" w:eastAsia="宋体" w:hAnsi="Times New Roman" w:cs="Times New Roman" w:hint="eastAsia"/>
         </w:rPr>
         <w:t>2</w:t>
@@ -501,14 +427,12 @@
         </w:rPr>
         <w:t>到</w:t>
       </w:r>
-      <w:proofErr w:type="spellStart"/>
       <w:r>
         <w:rPr>
           <w:rFonts w:ascii="Times New Roman" w:eastAsia="宋体" w:hAnsi="Times New Roman" w:cs="Times New Roman"/>
         </w:rPr>
         <w:t>github</w:t>
       </w:r>
-      <w:proofErr w:type="spellEnd"/>
       <w:r>
         <w:rPr>
           <w:rFonts w:ascii="Times New Roman" w:eastAsia="宋体" w:hAnsi="Times New Roman" w:cs="Times New Roman"/>
@@ -553,16 +477,8 @@
         <w:rPr>
           <w:rFonts w:ascii="Times New Roman" w:eastAsia="宋体" w:hAnsi="Times New Roman" w:cs="Times New Roman"/>
         </w:rPr>
-        <w:t xml:space="preserve"> git </w:t>
-      </w:r>
-      <w:proofErr w:type="spellStart"/>
-      <w:r>
-        <w:rPr>
-          <w:rFonts w:ascii="Times New Roman" w:eastAsia="宋体" w:hAnsi="Times New Roman" w:cs="Times New Roman"/>
-        </w:rPr>
-        <w:t>init</w:t>
-      </w:r>
-      <w:proofErr w:type="spellEnd"/>
+        <w:t> git init</w:t>
+      </w:r>
     </w:p>
     <w:p>
       <w:pPr>
@@ -581,16 +497,64 @@
         <w:rPr>
           <w:rFonts w:ascii="Times New Roman" w:eastAsia="宋体" w:hAnsi="Times New Roman" w:cs="Times New Roman"/>
         </w:rPr>
-        <w:t> .</w:t>
-      </w:r>
-      <w:proofErr w:type="spellStart"/>
-      <w:r>
-        <w:rPr>
-          <w:rFonts w:ascii="Times New Roman" w:eastAsia="宋体" w:hAnsi="Times New Roman" w:cs="Times New Roman"/>
-        </w:rPr>
-        <w:t>gitignore</w:t>
-      </w:r>
-      <w:proofErr w:type="spellEnd"/>
+        <w:t> .gitignore </w:t>
+      </w:r>
+      <w:r>
+        <w:rPr>
+          <w:rFonts w:ascii="Times New Roman" w:eastAsia="宋体" w:hAnsi="Times New Roman" w:cs="Times New Roman"/>
+        </w:rPr>
+        <w:t>忽略</w:t>
+      </w:r>
+    </w:p>
+    <w:p>
+      <w:pPr>
+        <w:jc w:val="both"/>
+        <w:rPr>
+          <w:rFonts w:ascii="Times New Roman" w:eastAsia="宋体" w:hAnsi="Times New Roman" w:cs="Times New Roman"/>
+        </w:rPr>
+      </w:pPr>
+      <w:r>
+        <w:rPr>
+          <w:rFonts w:ascii="Times New Roman" w:eastAsia="宋体" w:hAnsi="Times New Roman" w:cs="Times New Roman"/>
+        </w:rPr>
+        <w:t>没有正确执行</w:t>
+      </w:r>
+      <w:r>
+        <w:rPr>
+          <w:rFonts w:ascii="Times New Roman" w:eastAsia="宋体" w:hAnsi="Times New Roman" w:cs="Times New Roman"/>
+        </w:rPr>
+        <w:t> git add (Untracked Files)</w:t>
+      </w:r>
+      <w:r>
+        <w:rPr>
+          <w:rFonts w:ascii="Times New Roman" w:eastAsia="宋体" w:hAnsi="Times New Roman" w:cs="Times New Roman" w:hint="eastAsia"/>
+        </w:rPr>
+        <w:t>：</w:t>
+      </w:r>
+      <w:r>
+        <w:rPr>
+          <w:rFonts w:ascii="Times New Roman" w:eastAsia="宋体" w:hAnsi="Times New Roman" w:cs="Times New Roman"/>
+        </w:rPr>
+        <w:t>git commit -a </w:t>
+      </w:r>
+      <w:r>
+        <w:rPr>
+          <w:rFonts w:ascii="Times New Roman" w:eastAsia="宋体" w:hAnsi="Times New Roman" w:cs="Times New Roman"/>
+        </w:rPr>
+        <w:t>通常只处理已修改</w:t>
+      </w:r>
+      <w:r>
+        <w:rPr>
+          <w:rFonts w:ascii="Times New Roman" w:eastAsia="宋体" w:hAnsi="Times New Roman" w:cs="Times New Roman"/>
+        </w:rPr>
+        <w:t xml:space="preserve"> (Modified) </w:t>
+      </w:r>
+      <w:r>
+        <w:rPr>
+          <w:rFonts w:ascii="Times New Roman" w:eastAsia="宋体" w:hAnsi="Times New Roman" w:cs="Times New Roman"/>
+        </w:rPr>
+        <w:t>和</w:t>
+      </w:r>
       <w:r>
         <w:rPr>
           <w:rFonts w:ascii="Times New Roman" w:eastAsia="宋体" w:hAnsi="Times New Roman" w:cs="Times New Roman"/>
@@ -601,57 +565,19 @@
         <w:rPr>
           <w:rFonts w:ascii="Times New Roman" w:eastAsia="宋体" w:hAnsi="Times New Roman" w:cs="Times New Roman"/>
         </w:rPr>
-        <w:t>忽略</w:t>
-      </w:r>
-    </w:p>
-    <w:p>
-      <w:pPr>
-        <w:jc w:val="both"/>
-        <w:rPr>
-          <w:rFonts w:ascii="Times New Roman" w:eastAsia="宋体" w:hAnsi="Times New Roman" w:cs="Times New Roman"/>
-        </w:rPr>
-      </w:pPr>
-      <w:r>
-        <w:rPr>
-          <w:rFonts w:ascii="Times New Roman" w:eastAsia="宋体" w:hAnsi="Times New Roman" w:cs="Times New Roman"/>
-        </w:rPr>
-        <w:t>没有正确执行</w:t>
-      </w:r>
-      <w:r>
-        <w:rPr>
-          <w:rFonts w:ascii="Times New Roman" w:eastAsia="宋体" w:hAnsi="Times New Roman" w:cs="Times New Roman"/>
-        </w:rPr>
-        <w:t> git add (Untracked Files)</w:t>
-      </w:r>
-      <w:r>
-        <w:rPr>
-          <w:rFonts w:ascii="Times New Roman" w:eastAsia="宋体" w:hAnsi="Times New Roman" w:cs="Times New Roman" w:hint="eastAsia"/>
-        </w:rPr>
-        <w:t>：</w:t>
-      </w:r>
-      <w:r>
-        <w:rPr>
-          <w:rFonts w:ascii="Times New Roman" w:eastAsia="宋体" w:hAnsi="Times New Roman" w:cs="Times New Roman"/>
-        </w:rPr>
-        <w:t>git commit -a </w:t>
-      </w:r>
-      <w:r>
-        <w:rPr>
-          <w:rFonts w:ascii="Times New Roman" w:eastAsia="宋体" w:hAnsi="Times New Roman" w:cs="Times New Roman"/>
-        </w:rPr>
-        <w:t>通常只处理已修改</w:t>
-      </w:r>
-      <w:r>
-        <w:rPr>
-          <w:rFonts w:ascii="Times New Roman" w:eastAsia="宋体" w:hAnsi="Times New Roman" w:cs="Times New Roman"/>
-        </w:rPr>
-        <w:t xml:space="preserve"> (Modified) </w:t>
-      </w:r>
-      <w:r>
-        <w:rPr>
-          <w:rFonts w:ascii="Times New Roman" w:eastAsia="宋体" w:hAnsi="Times New Roman" w:cs="Times New Roman"/>
-        </w:rPr>
-        <w:t>和</w:t>
+        <w:t>已删除</w:t>
+      </w:r>
+      <w:r>
+        <w:rPr>
+          <w:rFonts w:ascii="Times New Roman" w:eastAsia="宋体" w:hAnsi="Times New Roman" w:cs="Times New Roman"/>
+        </w:rPr>
+        <w:t xml:space="preserve"> (Deleted) </w:t>
+      </w:r>
+      <w:r>
+        <w:rPr>
+          <w:rFonts w:ascii="Times New Roman" w:eastAsia="宋体" w:hAnsi="Times New Roman" w:cs="Times New Roman"/>
+        </w:rPr>
+        <w:t>的文件，不一定会自动处理</w:t>
       </w:r>
       <w:r>
         <w:rPr>
@@ -663,30 +589,6 @@
         <w:rPr>
           <w:rFonts w:ascii="Times New Roman" w:eastAsia="宋体" w:hAnsi="Times New Roman" w:cs="Times New Roman"/>
         </w:rPr>
-        <w:t>已删除</w:t>
-      </w:r>
-      <w:r>
-        <w:rPr>
-          <w:rFonts w:ascii="Times New Roman" w:eastAsia="宋体" w:hAnsi="Times New Roman" w:cs="Times New Roman"/>
-        </w:rPr>
-        <w:t xml:space="preserve"> (Deleted) </w:t>
-      </w:r>
-      <w:r>
-        <w:rPr>
-          <w:rFonts w:ascii="Times New Roman" w:eastAsia="宋体" w:hAnsi="Times New Roman" w:cs="Times New Roman"/>
-        </w:rPr>
-        <w:t>的文件，不一定会自动处理</w:t>
-      </w:r>
-      <w:r>
-        <w:rPr>
-          <w:rFonts w:ascii="Times New Roman" w:eastAsia="宋体" w:hAnsi="Times New Roman" w:cs="Times New Roman"/>
-        </w:rPr>
-        <w:t> </w:t>
-      </w:r>
-      <w:r>
-        <w:rPr>
-          <w:rFonts w:ascii="Times New Roman" w:eastAsia="宋体" w:hAnsi="Times New Roman" w:cs="Times New Roman"/>
-        </w:rPr>
         <w:t>新创建</w:t>
       </w:r>
       <w:r>
@@ -711,16 +613,8 @@
         <w:rPr>
           <w:rFonts w:ascii="Times New Roman" w:eastAsia="宋体" w:hAnsi="Times New Roman" w:cs="Times New Roman"/>
         </w:rPr>
-        <w:t> </w:t>
-      </w:r>
-      <w:proofErr w:type="spellStart"/>
-      <w:r>
-        <w:rPr>
-          <w:rFonts w:ascii="Times New Roman" w:eastAsia="宋体" w:hAnsi="Times New Roman" w:cs="Times New Roman"/>
-        </w:rPr>
-        <w:t>TortoiseGit</w:t>
-      </w:r>
-      <w:proofErr w:type="spellEnd"/>
+        <w:t> TortoiseGit</w:t>
+      </w:r>
       <w:r>
         <w:rPr>
           <w:rFonts w:ascii="Times New Roman" w:eastAsia="宋体" w:hAnsi="Times New Roman" w:cs="Times New Roman" w:hint="eastAsia"/>
@@ -1109,19 +1003,11 @@
         </w:rPr>
         <w:t>、</w:t>
       </w:r>
-      <w:proofErr w:type="spellStart"/>
-      <w:r>
-        <w:rPr>
-          <w:rFonts w:ascii="Times New Roman" w:eastAsia="宋体" w:hAnsi="Times New Roman" w:cs="Times New Roman" w:hint="eastAsia"/>
-        </w:rPr>
-        <w:t>ctrl+c</w:t>
-      </w:r>
-      <w:proofErr w:type="spellEnd"/>
-      <w:r>
-        <w:rPr>
-          <w:rFonts w:ascii="Times New Roman" w:eastAsia="宋体" w:hAnsi="Times New Roman" w:cs="Times New Roman" w:hint="eastAsia"/>
-        </w:rPr>
-        <w:t xml:space="preserve"> </w:t>
+      <w:r>
+        <w:rPr>
+          <w:rFonts w:ascii="Times New Roman" w:eastAsia="宋体" w:hAnsi="Times New Roman" w:cs="Times New Roman" w:hint="eastAsia"/>
+        </w:rPr>
+        <w:t xml:space="preserve">ctrl+c </w:t>
       </w:r>
       <w:r>
         <w:rPr>
@@ -1135,12 +1021,13 @@
         <w:keepNext/>
         <w:jc w:val="both"/>
         <w:rPr>
-          <w:rFonts w:ascii="Times New Roman" w:eastAsia="宋体" w:hAnsi="Times New Roman" w:cs="Times New Roman" w:hint="eastAsia"/>
-        </w:rPr>
-      </w:pPr>
-      <w:r>
-        <w:rPr>
-          <w:rFonts w:ascii="Times New Roman" w:eastAsia="宋体" w:hAnsi="Times New Roman" w:cs="Times New Roman"/>
+          <w:rFonts w:ascii="Times New Roman" w:eastAsia="宋体" w:hAnsi="Times New Roman" w:cs="Times New Roman"/>
+        </w:rPr>
+      </w:pPr>
+      <w:r>
+        <w:rPr>
+          <w:rFonts w:ascii="Times New Roman" w:eastAsia="宋体" w:hAnsi="Times New Roman" w:cs="Times New Roman"/>
+          <w:noProof/>
         </w:rPr>
         <w:drawing>
           <wp:inline distT="0" distB="0" distL="0" distR="0" wp14:anchorId="4B29CFD0" wp14:editId="7CB8E873">
@@ -1182,6 +1069,80 @@
     <w:p>
       <w:pPr>
         <w:jc w:val="both"/>
+        <w:rPr>
+          <w:rFonts w:ascii="Times New Roman" w:eastAsia="宋体" w:hAnsi="Times New Roman" w:cs="Times New Roman" w:hint="eastAsia"/>
+        </w:rPr>
+      </w:pPr>
+      <w:r>
+        <w:rPr>
+          <w:rFonts w:ascii="Times New Roman" w:eastAsia="宋体" w:hAnsi="Times New Roman" w:cs="Times New Roman" w:hint="eastAsia"/>
+        </w:rPr>
+        <w:t>8</w:t>
+      </w:r>
+      <w:r>
+        <w:rPr>
+          <w:rFonts w:ascii="Times New Roman" w:eastAsia="宋体" w:hAnsi="Times New Roman" w:cs="Times New Roman" w:hint="eastAsia"/>
+        </w:rPr>
+        <w:t>、</w:t>
+      </w:r>
+      <w:r>
+        <w:rPr>
+          <w:rFonts w:ascii="Times New Roman" w:eastAsia="宋体" w:hAnsi="Times New Roman" w:cs="Times New Roman" w:hint="eastAsia"/>
+        </w:rPr>
+        <w:t>add</w:t>
+      </w:r>
+      <w:r>
+        <w:rPr>
+          <w:rFonts w:ascii="Times New Roman" w:eastAsia="宋体" w:hAnsi="Times New Roman" w:cs="Times New Roman" w:hint="eastAsia"/>
+        </w:rPr>
+        <w:t>与</w:t>
+      </w:r>
+      <w:r>
+        <w:rPr>
+          <w:rFonts w:ascii="Times New Roman" w:eastAsia="宋体" w:hAnsi="Times New Roman" w:cs="Times New Roman" w:hint="eastAsia"/>
+        </w:rPr>
+        <w:t>commit</w:t>
+      </w:r>
+      <w:r>
+        <w:rPr>
+          <w:rFonts w:ascii="Times New Roman" w:eastAsia="宋体" w:hAnsi="Times New Roman" w:cs="Times New Roman" w:hint="eastAsia"/>
+        </w:rPr>
+        <w:t>合并操作：</w:t>
+      </w:r>
+      <w:r>
+        <w:rPr>
+          <w:rFonts w:ascii="Times New Roman" w:eastAsia="宋体" w:hAnsi="Times New Roman" w:cs="Times New Roman"/>
+        </w:rPr>
+        <w:t>git commit -am "</w:t>
+      </w:r>
+      <w:r>
+        <w:rPr>
+          <w:rFonts w:ascii="Times New Roman" w:eastAsia="宋体" w:hAnsi="Times New Roman" w:cs="Times New Roman"/>
+        </w:rPr>
+        <w:t>你的提交留言</w:t>
+      </w:r>
+      <w:r>
+        <w:rPr>
+          <w:rFonts w:ascii="Times New Roman" w:eastAsia="宋体" w:hAnsi="Times New Roman" w:cs="Times New Roman"/>
+        </w:rPr>
+        <w:t>"</w:t>
+      </w:r>
+      <w:r>
+        <w:rPr>
+          <w:rFonts w:ascii="Times New Roman" w:eastAsia="宋体" w:hAnsi="Times New Roman" w:cs="Times New Roman" w:hint="eastAsia"/>
+        </w:rPr>
+        <w:t xml:space="preserve"> </w:t>
+      </w:r>
+      <w:r>
+        <w:rPr>
+          <w:rFonts w:ascii="Times New Roman" w:eastAsia="宋体" w:hAnsi="Times New Roman" w:cs="Times New Roman" w:hint="eastAsia"/>
+        </w:rPr>
+        <w:t>但是只对追踪过的老文件有效。</w:t>
+      </w:r>
+    </w:p>
+    <w:p>
+      <w:pPr>
+        <w:jc w:val="both"/>
         <w:outlineLvl w:val="0"/>
         <w:rPr>
           <w:rFonts w:ascii="Times New Roman" w:eastAsia="宋体" w:hAnsi="Times New Roman" w:cs="Times New Roman"/>
@@ -1225,16 +1186,46 @@
         <w:rPr>
           <w:rFonts w:ascii="Times New Roman" w:eastAsia="宋体" w:hAnsi="Times New Roman" w:cs="Times New Roman" w:hint="eastAsia"/>
         </w:rPr>
-        <w:t xml:space="preserve">git </w:t>
-      </w:r>
-      <w:proofErr w:type="spellStart"/>
-      <w:r>
-        <w:rPr>
-          <w:rFonts w:ascii="Times New Roman" w:eastAsia="宋体" w:hAnsi="Times New Roman" w:cs="Times New Roman" w:hint="eastAsia"/>
-        </w:rPr>
-        <w:t>init</w:t>
-      </w:r>
-      <w:proofErr w:type="spellEnd"/>
+        <w:t xml:space="preserve">git init </w:t>
+      </w:r>
+      <w:r>
+        <w:rPr>
+          <w:rFonts w:ascii="Times New Roman" w:eastAsia="宋体" w:hAnsi="Times New Roman" w:cs="Times New Roman" w:hint="eastAsia"/>
+        </w:rPr>
+        <w:t>初始化仓库</w:t>
+      </w:r>
+    </w:p>
+    <w:p>
+      <w:pPr>
+        <w:jc w:val="both"/>
+        <w:rPr>
+          <w:rFonts w:ascii="Times New Roman" w:eastAsia="宋体" w:hAnsi="Times New Roman" w:cs="Times New Roman"/>
+        </w:rPr>
+      </w:pPr>
+      <w:r>
+        <w:rPr>
+          <w:rFonts w:ascii="Times New Roman" w:eastAsia="宋体" w:hAnsi="Times New Roman" w:cs="Times New Roman" w:hint="eastAsia"/>
+        </w:rPr>
+        <w:t>2</w:t>
+      </w:r>
+      <w:r>
+        <w:rPr>
+          <w:rFonts w:ascii="Times New Roman" w:eastAsia="宋体" w:hAnsi="Times New Roman" w:cs="Times New Roman" w:hint="eastAsia"/>
+        </w:rPr>
+        <w:t>、</w:t>
+      </w:r>
+      <w:r>
+        <w:rPr>
+          <w:rFonts w:ascii="Times New Roman" w:eastAsia="宋体" w:hAnsi="Times New Roman" w:cs="Times New Roman" w:hint="eastAsia"/>
+        </w:rPr>
+        <w:t xml:space="preserve">touch </w:t>
+      </w:r>
+      <w:r>
+        <w:rPr>
+          <w:rFonts w:ascii="Times New Roman" w:eastAsia="宋体" w:hAnsi="Times New Roman" w:cs="Times New Roman" w:hint="eastAsia"/>
+        </w:rPr>
+        <w:t>文件全名</w:t>
+      </w:r>
       <w:r>
         <w:rPr>
           <w:rFonts w:ascii="Times New Roman" w:eastAsia="宋体" w:hAnsi="Times New Roman" w:cs="Times New Roman" w:hint="eastAsia"/>
@@ -1245,7 +1236,7 @@
         <w:rPr>
           <w:rFonts w:ascii="Times New Roman" w:eastAsia="宋体" w:hAnsi="Times New Roman" w:cs="Times New Roman" w:hint="eastAsia"/>
         </w:rPr>
-        <w:t>初始化仓库</w:t>
+        <w:t>新建文件到这个文件夹</w:t>
       </w:r>
     </w:p>
     <w:p>
@@ -1271,13 +1262,45 @@
         <w:rPr>
           <w:rFonts w:ascii="Times New Roman" w:eastAsia="宋体" w:hAnsi="Times New Roman" w:cs="Times New Roman" w:hint="eastAsia"/>
         </w:rPr>
-        <w:t xml:space="preserve">touch </w:t>
-      </w:r>
-      <w:r>
-        <w:rPr>
-          <w:rFonts w:ascii="Times New Roman" w:eastAsia="宋体" w:hAnsi="Times New Roman" w:cs="Times New Roman" w:hint="eastAsia"/>
-        </w:rPr>
-        <w:t>文件全名</w:t>
+        <w:t xml:space="preserve">git add . </w:t>
+      </w:r>
+      <w:r>
+        <w:rPr>
+          <w:rFonts w:ascii="Times New Roman" w:eastAsia="宋体" w:hAnsi="Times New Roman" w:cs="Times New Roman" w:hint="eastAsia"/>
+        </w:rPr>
+        <w:t>暂存所有未被忽略的文件到暂存区</w:t>
+      </w:r>
+    </w:p>
+    <w:p>
+      <w:pPr>
+        <w:jc w:val="both"/>
+        <w:rPr>
+          <w:rFonts w:ascii="Times New Roman" w:eastAsia="宋体" w:hAnsi="Times New Roman" w:cs="Times New Roman"/>
+        </w:rPr>
+      </w:pPr>
+      <w:r>
+        <w:rPr>
+          <w:rFonts w:ascii="Times New Roman" w:eastAsia="宋体" w:hAnsi="Times New Roman" w:cs="Times New Roman" w:hint="eastAsia"/>
+        </w:rPr>
+        <w:t>3</w:t>
+      </w:r>
+      <w:r>
+        <w:rPr>
+          <w:rFonts w:ascii="Times New Roman" w:eastAsia="宋体" w:hAnsi="Times New Roman" w:cs="Times New Roman" w:hint="eastAsia"/>
+        </w:rPr>
+        <w:t>、</w:t>
+      </w:r>
+      <w:r>
+        <w:rPr>
+          <w:rFonts w:ascii="Times New Roman" w:eastAsia="宋体" w:hAnsi="Times New Roman" w:cs="Times New Roman" w:hint="eastAsia"/>
+        </w:rPr>
+        <w:t xml:space="preserve">git commit -m </w:t>
+      </w:r>
+      <w:r>
+        <w:rPr>
+          <w:rFonts w:ascii="Times New Roman" w:eastAsia="宋体" w:hAnsi="Times New Roman" w:cs="Times New Roman"/>
+        </w:rPr>
+        <w:t>’’</w:t>
       </w:r>
       <w:r>
         <w:rPr>
@@ -1289,21 +1312,53 @@
         <w:rPr>
           <w:rFonts w:ascii="Times New Roman" w:eastAsia="宋体" w:hAnsi="Times New Roman" w:cs="Times New Roman" w:hint="eastAsia"/>
         </w:rPr>
-        <w:t>新建文件到这个文件夹</w:t>
-      </w:r>
-    </w:p>
-    <w:p>
-      <w:pPr>
-        <w:jc w:val="both"/>
-        <w:rPr>
-          <w:rFonts w:ascii="Times New Roman" w:eastAsia="宋体" w:hAnsi="Times New Roman" w:cs="Times New Roman"/>
-        </w:rPr>
-      </w:pPr>
-      <w:r>
-        <w:rPr>
-          <w:rFonts w:ascii="Times New Roman" w:eastAsia="宋体" w:hAnsi="Times New Roman" w:cs="Times New Roman" w:hint="eastAsia"/>
-        </w:rPr>
-        <w:t>2</w:t>
+        <w:t>将暂存区的文件提交到本地仓库</w:t>
+      </w:r>
+    </w:p>
+    <w:p>
+      <w:pPr>
+        <w:jc w:val="both"/>
+        <w:rPr>
+          <w:rFonts w:ascii="Times New Roman" w:eastAsia="宋体" w:hAnsi="Times New Roman" w:cs="Times New Roman"/>
+        </w:rPr>
+      </w:pPr>
+      <w:r>
+        <w:rPr>
+          <w:rFonts w:ascii="Times New Roman" w:eastAsia="宋体" w:hAnsi="Times New Roman" w:cs="Times New Roman" w:hint="eastAsia"/>
+        </w:rPr>
+        <w:t>退出编辑方式是按</w:t>
+      </w:r>
+      <w:r>
+        <w:rPr>
+          <w:rFonts w:ascii="Times New Roman" w:eastAsia="宋体" w:hAnsi="Times New Roman" w:cs="Times New Roman" w:hint="eastAsia"/>
+        </w:rPr>
+        <w:t>esc</w:t>
+      </w:r>
+      <w:r>
+        <w:rPr>
+          <w:rFonts w:ascii="Times New Roman" w:eastAsia="宋体" w:hAnsi="Times New Roman" w:cs="Times New Roman" w:hint="eastAsia"/>
+        </w:rPr>
+        <w:t>、输入冒号以及</w:t>
+      </w:r>
+      <w:r>
+        <w:rPr>
+          <w:rFonts w:ascii="Times New Roman" w:eastAsia="宋体" w:hAnsi="Times New Roman" w:cs="Times New Roman" w:hint="eastAsia"/>
+        </w:rPr>
+        <w:t>wq</w:t>
+      </w:r>
+    </w:p>
+    <w:p>
+      <w:pPr>
+        <w:jc w:val="both"/>
+        <w:rPr>
+          <w:rFonts w:ascii="Times New Roman" w:eastAsia="宋体" w:hAnsi="Times New Roman" w:cs="Times New Roman"/>
+        </w:rPr>
+      </w:pPr>
+      <w:r>
+        <w:rPr>
+          <w:rFonts w:ascii="Times New Roman" w:eastAsia="宋体" w:hAnsi="Times New Roman" w:cs="Times New Roman" w:hint="eastAsia"/>
+        </w:rPr>
+        <w:t>4</w:t>
       </w:r>
       <w:r>
         <w:rPr>
@@ -1315,27 +1370,251 @@
         <w:rPr>
           <w:rFonts w:ascii="Times New Roman" w:eastAsia="宋体" w:hAnsi="Times New Roman" w:cs="Times New Roman" w:hint="eastAsia"/>
         </w:rPr>
-        <w:t xml:space="preserve">git add . </w:t>
-      </w:r>
-      <w:r>
-        <w:rPr>
-          <w:rFonts w:ascii="Times New Roman" w:eastAsia="宋体" w:hAnsi="Times New Roman" w:cs="Times New Roman" w:hint="eastAsia"/>
-        </w:rPr>
-        <w:t>暂存所有未被忽略的文件到暂存区</w:t>
-      </w:r>
-    </w:p>
-    <w:p>
-      <w:pPr>
-        <w:jc w:val="both"/>
-        <w:rPr>
-          <w:rFonts w:ascii="Times New Roman" w:eastAsia="宋体" w:hAnsi="Times New Roman" w:cs="Times New Roman"/>
-        </w:rPr>
-      </w:pPr>
-      <w:r>
-        <w:rPr>
-          <w:rFonts w:ascii="Times New Roman" w:eastAsia="宋体" w:hAnsi="Times New Roman" w:cs="Times New Roman" w:hint="eastAsia"/>
-        </w:rPr>
-        <w:t>3</w:t>
+        <w:t>git</w:t>
+      </w:r>
+      <w:r>
+        <w:rPr>
+          <w:rFonts w:ascii="Times New Roman" w:eastAsia="宋体" w:hAnsi="Times New Roman" w:cs="Times New Roman" w:hint="eastAsia"/>
+        </w:rPr>
+        <w:t>-</w:t>
+      </w:r>
+      <w:r>
+        <w:rPr>
+          <w:rFonts w:ascii="Times New Roman" w:eastAsia="宋体" w:hAnsi="Times New Roman" w:cs="Times New Roman" w:hint="eastAsia"/>
+        </w:rPr>
+        <w:t xml:space="preserve">log </w:t>
+      </w:r>
+      <w:r>
+        <w:rPr>
+          <w:rFonts w:ascii="Times New Roman" w:eastAsia="宋体" w:hAnsi="Times New Roman" w:cs="Times New Roman" w:hint="eastAsia"/>
+        </w:rPr>
+        <w:t>查看进度</w:t>
+      </w:r>
+    </w:p>
+    <w:p>
+      <w:pPr>
+        <w:jc w:val="both"/>
+        <w:rPr>
+          <w:rFonts w:ascii="Times New Roman" w:eastAsia="宋体" w:hAnsi="Times New Roman" w:cs="Times New Roman"/>
+        </w:rPr>
+      </w:pPr>
+      <w:r>
+        <w:rPr>
+          <w:rFonts w:ascii="Times New Roman" w:eastAsia="宋体" w:hAnsi="Times New Roman" w:cs="Times New Roman" w:hint="eastAsia"/>
+        </w:rPr>
+        <w:t>创建忽略文件</w:t>
+      </w:r>
+      <w:r>
+        <w:rPr>
+          <w:rFonts w:ascii="Times New Roman" w:eastAsia="宋体" w:hAnsi="Times New Roman" w:cs="Times New Roman" w:hint="eastAsia"/>
+        </w:rPr>
+        <w:t>touch .gitignore</w:t>
+      </w:r>
+    </w:p>
+    <w:p>
+      <w:pPr>
+        <w:jc w:val="both"/>
+        <w:rPr>
+          <w:rFonts w:ascii="Times New Roman" w:eastAsia="宋体" w:hAnsi="Times New Roman" w:cs="Times New Roman"/>
+        </w:rPr>
+      </w:pPr>
+      <w:r>
+        <w:rPr>
+          <w:rFonts w:ascii="Times New Roman" w:eastAsia="宋体" w:hAnsi="Times New Roman" w:cs="Times New Roman" w:hint="eastAsia"/>
+        </w:rPr>
+        <w:t>然后输入不需要被管理的文件名</w:t>
+      </w:r>
+      <w:r>
+        <w:rPr>
+          <w:rFonts w:ascii="Times New Roman" w:eastAsia="宋体" w:hAnsi="Times New Roman" w:cs="Times New Roman" w:hint="eastAsia"/>
+        </w:rPr>
+        <w:t xml:space="preserve"> vi .gitignore</w:t>
+      </w:r>
+    </w:p>
+    <w:p>
+      <w:pPr>
+        <w:jc w:val="both"/>
+        <w:rPr>
+          <w:rFonts w:ascii="Times New Roman" w:eastAsia="宋体" w:hAnsi="Times New Roman" w:cs="Times New Roman"/>
+        </w:rPr>
+      </w:pPr>
+      <w:r>
+        <w:rPr>
+          <w:rFonts w:ascii="Times New Roman" w:eastAsia="宋体" w:hAnsi="Times New Roman" w:cs="Times New Roman" w:hint="eastAsia"/>
+        </w:rPr>
+        <w:t>然后输入不需要被管理的文件名</w:t>
+      </w:r>
+      <w:r>
+        <w:rPr>
+          <w:rFonts w:ascii="Times New Roman" w:eastAsia="宋体" w:hAnsi="Times New Roman" w:cs="Times New Roman" w:hint="eastAsia"/>
+        </w:rPr>
+        <w:t>：</w:t>
+      </w:r>
+      <w:r>
+        <w:rPr>
+          <w:rFonts w:ascii="Times New Roman" w:eastAsia="宋体" w:hAnsi="Times New Roman" w:cs="Times New Roman" w:hint="eastAsia"/>
+        </w:rPr>
+        <w:t xml:space="preserve"> *.a </w:t>
+      </w:r>
+      <w:r>
+        <w:rPr>
+          <w:rFonts w:ascii="Times New Roman" w:eastAsia="宋体" w:hAnsi="Times New Roman" w:cs="Times New Roman" w:hint="eastAsia"/>
+        </w:rPr>
+        <w:t>意思是以</w:t>
+      </w:r>
+      <w:r>
+        <w:rPr>
+          <w:rFonts w:ascii="Times New Roman" w:eastAsia="宋体" w:hAnsi="Times New Roman" w:cs="Times New Roman" w:hint="eastAsia"/>
+        </w:rPr>
+        <w:t>.a</w:t>
+      </w:r>
+      <w:r>
+        <w:rPr>
+          <w:rFonts w:ascii="Times New Roman" w:eastAsia="宋体" w:hAnsi="Times New Roman" w:cs="Times New Roman" w:hint="eastAsia"/>
+        </w:rPr>
+        <w:t>为后缀的文件都被忽略</w:t>
+      </w:r>
+    </w:p>
+    <w:p>
+      <w:pPr>
+        <w:jc w:val="both"/>
+        <w:rPr>
+          <w:rFonts w:ascii="Times New Roman" w:eastAsia="宋体" w:hAnsi="Times New Roman" w:cs="Times New Roman"/>
+        </w:rPr>
+      </w:pPr>
+      <w:r>
+        <w:rPr>
+          <w:rFonts w:ascii="Times New Roman" w:eastAsia="宋体" w:hAnsi="Times New Roman" w:cs="Times New Roman" w:hint="eastAsia"/>
+        </w:rPr>
+        <w:t>文件名</w:t>
+      </w:r>
+      <w:r>
+        <w:rPr>
+          <w:rFonts w:ascii="Times New Roman" w:eastAsia="宋体" w:hAnsi="Times New Roman" w:cs="Times New Roman" w:hint="eastAsia"/>
+        </w:rPr>
+        <w:t xml:space="preserve">/ </w:t>
+      </w:r>
+      <w:r>
+        <w:rPr>
+          <w:rFonts w:ascii="Times New Roman" w:eastAsia="宋体" w:hAnsi="Times New Roman" w:cs="Times New Roman" w:hint="eastAsia"/>
+        </w:rPr>
+        <w:t>意思是这个文件名的文件都被忽略</w:t>
+      </w:r>
+    </w:p>
+    <w:p>
+      <w:pPr>
+        <w:jc w:val="both"/>
+        <w:rPr>
+          <w:rFonts w:ascii="Times New Roman" w:eastAsia="宋体" w:hAnsi="Times New Roman" w:cs="Times New Roman"/>
+        </w:rPr>
+      </w:pPr>
+      <w:r>
+        <w:rPr>
+          <w:rFonts w:ascii="Times New Roman" w:eastAsia="宋体" w:hAnsi="Times New Roman" w:cs="Times New Roman" w:hint="eastAsia"/>
+        </w:rPr>
+        <w:t>/</w:t>
+      </w:r>
+      <w:r>
+        <w:rPr>
+          <w:rFonts w:ascii="Times New Roman" w:eastAsia="宋体" w:hAnsi="Times New Roman" w:cs="Times New Roman" w:hint="eastAsia"/>
+        </w:rPr>
+        <w:t>文件名</w:t>
+      </w:r>
+      <w:r>
+        <w:rPr>
+          <w:rFonts w:ascii="Times New Roman" w:eastAsia="宋体" w:hAnsi="Times New Roman" w:cs="Times New Roman" w:hint="eastAsia"/>
+        </w:rPr>
+        <w:t xml:space="preserve">/ </w:t>
+      </w:r>
+      <w:r>
+        <w:rPr>
+          <w:rFonts w:ascii="Times New Roman" w:eastAsia="宋体" w:hAnsi="Times New Roman" w:cs="Times New Roman" w:hint="eastAsia"/>
+        </w:rPr>
+        <w:t>意思是这个根目录下的这个文件名的文件都被忽略</w:t>
+      </w:r>
+    </w:p>
+    <w:p>
+      <w:pPr>
+        <w:jc w:val="both"/>
+        <w:rPr>
+          <w:rFonts w:ascii="Times New Roman" w:eastAsia="宋体" w:hAnsi="Times New Roman" w:cs="Times New Roman"/>
+        </w:rPr>
+      </w:pPr>
+      <w:r>
+        <w:rPr>
+          <w:rFonts w:ascii="Times New Roman" w:eastAsia="宋体" w:hAnsi="Times New Roman" w:cs="Times New Roman" w:hint="eastAsia"/>
+        </w:rPr>
+        <w:t>文件名</w:t>
+      </w:r>
+      <w:r>
+        <w:rPr>
+          <w:rFonts w:ascii="Times New Roman" w:eastAsia="宋体" w:hAnsi="Times New Roman" w:cs="Times New Roman" w:hint="eastAsia"/>
+        </w:rPr>
+        <w:t>/</w:t>
+      </w:r>
+      <w:r>
+        <w:rPr>
+          <w:rFonts w:ascii="Times New Roman" w:eastAsia="宋体" w:hAnsi="Times New Roman" w:cs="Times New Roman" w:hint="eastAsia"/>
+        </w:rPr>
+        <w:t>文件名</w:t>
+      </w:r>
+      <w:r>
+        <w:rPr>
+          <w:rFonts w:ascii="Times New Roman" w:eastAsia="宋体" w:hAnsi="Times New Roman" w:cs="Times New Roman" w:hint="eastAsia"/>
+        </w:rPr>
+        <w:t xml:space="preserve">/ </w:t>
+      </w:r>
+      <w:r>
+        <w:rPr>
+          <w:rFonts w:ascii="Times New Roman" w:eastAsia="宋体" w:hAnsi="Times New Roman" w:cs="Times New Roman" w:hint="eastAsia"/>
+        </w:rPr>
+        <w:t>意思是特指这个路径下的这个文件名的文件都被忽略</w:t>
+      </w:r>
+    </w:p>
+    <w:p>
+      <w:pPr>
+        <w:jc w:val="both"/>
+        <w:rPr>
+          <w:rFonts w:ascii="Times New Roman" w:eastAsia="宋体" w:hAnsi="Times New Roman" w:cs="Times New Roman"/>
+        </w:rPr>
+      </w:pPr>
+      <w:r>
+        <w:rPr>
+          <w:rFonts w:ascii="Times New Roman" w:eastAsia="宋体" w:hAnsi="Times New Roman" w:cs="Times New Roman" w:hint="eastAsia"/>
+        </w:rPr>
+        <w:t>5</w:t>
+      </w:r>
+      <w:r>
+        <w:rPr>
+          <w:rFonts w:ascii="Times New Roman" w:eastAsia="宋体" w:hAnsi="Times New Roman" w:cs="Times New Roman" w:hint="eastAsia"/>
+        </w:rPr>
+        <w:t>、按</w:t>
+      </w:r>
+      <w:r>
+        <w:rPr>
+          <w:rFonts w:ascii="Times New Roman" w:eastAsia="宋体" w:hAnsi="Times New Roman" w:cs="Times New Roman" w:hint="eastAsia"/>
+        </w:rPr>
+        <w:t>q</w:t>
+      </w:r>
+      <w:r>
+        <w:rPr>
+          <w:rFonts w:ascii="Times New Roman" w:eastAsia="宋体" w:hAnsi="Times New Roman" w:cs="Times New Roman" w:hint="eastAsia"/>
+        </w:rPr>
+        <w:t>可以从查看进度中退出来</w:t>
+      </w:r>
+    </w:p>
+    <w:p>
+      <w:pPr>
+        <w:jc w:val="both"/>
+        <w:rPr>
+          <w:rFonts w:ascii="Times New Roman" w:eastAsia="宋体" w:hAnsi="Times New Roman" w:cs="Times New Roman"/>
+        </w:rPr>
+      </w:pPr>
+      <w:r>
+        <w:rPr>
+          <w:rFonts w:ascii="Times New Roman" w:eastAsia="宋体" w:hAnsi="Times New Roman" w:cs="Times New Roman" w:hint="eastAsia"/>
+        </w:rPr>
+        <w:t>5</w:t>
       </w:r>
       <w:r>
         <w:rPr>
@@ -1347,21 +1626,45 @@
         <w:rPr>
           <w:rFonts w:ascii="Times New Roman" w:eastAsia="宋体" w:hAnsi="Times New Roman" w:cs="Times New Roman" w:hint="eastAsia"/>
         </w:rPr>
-        <w:t xml:space="preserve">git commit -m </w:t>
-      </w:r>
-      <w:proofErr w:type="gramStart"/>
-      <w:r>
-        <w:rPr>
-          <w:rFonts w:ascii="Times New Roman" w:eastAsia="宋体" w:hAnsi="Times New Roman" w:cs="Times New Roman"/>
-        </w:rPr>
-        <w:t>’</w:t>
-      </w:r>
-      <w:proofErr w:type="gramEnd"/>
-      <w:r>
-        <w:rPr>
-          <w:rFonts w:ascii="Times New Roman" w:eastAsia="宋体" w:hAnsi="Times New Roman" w:cs="Times New Roman"/>
-        </w:rPr>
-        <w:t>’</w:t>
+        <w:t xml:space="preserve">git branch </w:t>
+      </w:r>
+      <w:r>
+        <w:rPr>
+          <w:rFonts w:ascii="Times New Roman" w:eastAsia="宋体" w:hAnsi="Times New Roman" w:cs="Times New Roman" w:hint="eastAsia"/>
+        </w:rPr>
+        <w:t>查看分支数量</w:t>
+      </w:r>
+    </w:p>
+    <w:p>
+      <w:pPr>
+        <w:jc w:val="both"/>
+        <w:rPr>
+          <w:rFonts w:ascii="Times New Roman" w:eastAsia="宋体" w:hAnsi="Times New Roman" w:cs="Times New Roman"/>
+        </w:rPr>
+      </w:pPr>
+      <w:r>
+        <w:rPr>
+          <w:rFonts w:ascii="Times New Roman" w:eastAsia="宋体" w:hAnsi="Times New Roman" w:cs="Times New Roman" w:hint="eastAsia"/>
+        </w:rPr>
+        <w:t>6</w:t>
+      </w:r>
+      <w:r>
+        <w:rPr>
+          <w:rFonts w:ascii="Times New Roman" w:eastAsia="宋体" w:hAnsi="Times New Roman" w:cs="Times New Roman" w:hint="eastAsia"/>
+        </w:rPr>
+        <w:t>、</w:t>
+      </w:r>
+      <w:r>
+        <w:rPr>
+          <w:rFonts w:ascii="Times New Roman" w:eastAsia="宋体" w:hAnsi="Times New Roman" w:cs="Times New Roman" w:hint="eastAsia"/>
+        </w:rPr>
+        <w:t xml:space="preserve">git branch </w:t>
+      </w:r>
+      <w:r>
+        <w:rPr>
+          <w:rFonts w:ascii="Times New Roman" w:eastAsia="宋体" w:hAnsi="Times New Roman" w:cs="Times New Roman" w:hint="eastAsia"/>
+        </w:rPr>
+        <w:t>分支名</w:t>
       </w:r>
       <w:r>
         <w:rPr>
@@ -1373,55 +1676,21 @@
         <w:rPr>
           <w:rFonts w:ascii="Times New Roman" w:eastAsia="宋体" w:hAnsi="Times New Roman" w:cs="Times New Roman" w:hint="eastAsia"/>
         </w:rPr>
-        <w:t>将暂存区的文件提交到本地仓库</w:t>
-      </w:r>
-    </w:p>
-    <w:p>
-      <w:pPr>
-        <w:jc w:val="both"/>
-        <w:rPr>
-          <w:rFonts w:ascii="Times New Roman" w:eastAsia="宋体" w:hAnsi="Times New Roman" w:cs="Times New Roman"/>
-        </w:rPr>
-      </w:pPr>
-      <w:r>
-        <w:rPr>
-          <w:rFonts w:ascii="Times New Roman" w:eastAsia="宋体" w:hAnsi="Times New Roman" w:cs="Times New Roman" w:hint="eastAsia"/>
-        </w:rPr>
-        <w:t>退出编辑方式是按</w:t>
-      </w:r>
-      <w:r>
-        <w:rPr>
-          <w:rFonts w:ascii="Times New Roman" w:eastAsia="宋体" w:hAnsi="Times New Roman" w:cs="Times New Roman" w:hint="eastAsia"/>
-        </w:rPr>
-        <w:t>esc</w:t>
-      </w:r>
-      <w:r>
-        <w:rPr>
-          <w:rFonts w:ascii="Times New Roman" w:eastAsia="宋体" w:hAnsi="Times New Roman" w:cs="Times New Roman" w:hint="eastAsia"/>
-        </w:rPr>
-        <w:t>、输入冒号以及</w:t>
-      </w:r>
-      <w:proofErr w:type="spellStart"/>
-      <w:r>
-        <w:rPr>
-          <w:rFonts w:ascii="Times New Roman" w:eastAsia="宋体" w:hAnsi="Times New Roman" w:cs="Times New Roman" w:hint="eastAsia"/>
-        </w:rPr>
-        <w:t>wq</w:t>
-      </w:r>
-      <w:proofErr w:type="spellEnd"/>
-    </w:p>
-    <w:p>
-      <w:pPr>
-        <w:jc w:val="both"/>
-        <w:rPr>
-          <w:rFonts w:ascii="Times New Roman" w:eastAsia="宋体" w:hAnsi="Times New Roman" w:cs="Times New Roman"/>
-        </w:rPr>
-      </w:pPr>
-      <w:r>
-        <w:rPr>
-          <w:rFonts w:ascii="Times New Roman" w:eastAsia="宋体" w:hAnsi="Times New Roman" w:cs="Times New Roman" w:hint="eastAsia"/>
-        </w:rPr>
-        <w:t>4</w:t>
+        <w:t>创建新的分支</w:t>
+      </w:r>
+    </w:p>
+    <w:p>
+      <w:pPr>
+        <w:jc w:val="both"/>
+        <w:rPr>
+          <w:rFonts w:ascii="Times New Roman" w:eastAsia="宋体" w:hAnsi="Times New Roman" w:cs="Times New Roman"/>
+        </w:rPr>
+      </w:pPr>
+      <w:r>
+        <w:rPr>
+          <w:rFonts w:ascii="Times New Roman" w:eastAsia="宋体" w:hAnsi="Times New Roman" w:cs="Times New Roman" w:hint="eastAsia"/>
+        </w:rPr>
+        <w:t>7</w:t>
       </w:r>
       <w:r>
         <w:rPr>
@@ -1433,267 +1702,39 @@
         <w:rPr>
           <w:rFonts w:ascii="Times New Roman" w:eastAsia="宋体" w:hAnsi="Times New Roman" w:cs="Times New Roman" w:hint="eastAsia"/>
         </w:rPr>
-        <w:t>git</w:t>
-      </w:r>
-      <w:r>
-        <w:rPr>
-          <w:rFonts w:ascii="Times New Roman" w:eastAsia="宋体" w:hAnsi="Times New Roman" w:cs="Times New Roman" w:hint="eastAsia"/>
-        </w:rPr>
-        <w:t>-</w:t>
-      </w:r>
-      <w:r>
-        <w:rPr>
-          <w:rFonts w:ascii="Times New Roman" w:eastAsia="宋体" w:hAnsi="Times New Roman" w:cs="Times New Roman" w:hint="eastAsia"/>
-        </w:rPr>
-        <w:t xml:space="preserve">log </w:t>
-      </w:r>
-      <w:r>
-        <w:rPr>
-          <w:rFonts w:ascii="Times New Roman" w:eastAsia="宋体" w:hAnsi="Times New Roman" w:cs="Times New Roman" w:hint="eastAsia"/>
-        </w:rPr>
-        <w:t>查看进度</w:t>
-      </w:r>
-    </w:p>
-    <w:p>
-      <w:pPr>
-        <w:jc w:val="both"/>
-        <w:rPr>
-          <w:rFonts w:ascii="Times New Roman" w:eastAsia="宋体" w:hAnsi="Times New Roman" w:cs="Times New Roman"/>
-        </w:rPr>
-      </w:pPr>
-      <w:r>
-        <w:rPr>
-          <w:rFonts w:ascii="Times New Roman" w:eastAsia="宋体" w:hAnsi="Times New Roman" w:cs="Times New Roman" w:hint="eastAsia"/>
-        </w:rPr>
-        <w:t>创建忽略文件</w:t>
-      </w:r>
-      <w:r>
-        <w:rPr>
-          <w:rFonts w:ascii="Times New Roman" w:eastAsia="宋体" w:hAnsi="Times New Roman" w:cs="Times New Roman" w:hint="eastAsia"/>
-        </w:rPr>
-        <w:t>touch .</w:t>
-      </w:r>
-      <w:proofErr w:type="spellStart"/>
-      <w:r>
-        <w:rPr>
-          <w:rFonts w:ascii="Times New Roman" w:eastAsia="宋体" w:hAnsi="Times New Roman" w:cs="Times New Roman" w:hint="eastAsia"/>
-        </w:rPr>
-        <w:t>gitignore</w:t>
-      </w:r>
-      <w:proofErr w:type="spellEnd"/>
-    </w:p>
-    <w:p>
-      <w:pPr>
-        <w:jc w:val="both"/>
-        <w:rPr>
-          <w:rFonts w:ascii="Times New Roman" w:eastAsia="宋体" w:hAnsi="Times New Roman" w:cs="Times New Roman"/>
-        </w:rPr>
-      </w:pPr>
-      <w:r>
-        <w:rPr>
-          <w:rFonts w:ascii="Times New Roman" w:eastAsia="宋体" w:hAnsi="Times New Roman" w:cs="Times New Roman" w:hint="eastAsia"/>
-        </w:rPr>
-        <w:t>然后输入不需要被管理的文件名</w:t>
-      </w:r>
-      <w:r>
-        <w:rPr>
-          <w:rFonts w:ascii="Times New Roman" w:eastAsia="宋体" w:hAnsi="Times New Roman" w:cs="Times New Roman" w:hint="eastAsia"/>
-        </w:rPr>
-        <w:t xml:space="preserve"> vi .</w:t>
-      </w:r>
-      <w:proofErr w:type="spellStart"/>
-      <w:r>
-        <w:rPr>
-          <w:rFonts w:ascii="Times New Roman" w:eastAsia="宋体" w:hAnsi="Times New Roman" w:cs="Times New Roman" w:hint="eastAsia"/>
-        </w:rPr>
-        <w:t>gitignore</w:t>
-      </w:r>
-      <w:proofErr w:type="spellEnd"/>
-    </w:p>
-    <w:p>
-      <w:pPr>
-        <w:jc w:val="both"/>
-        <w:rPr>
-          <w:rFonts w:ascii="Times New Roman" w:eastAsia="宋体" w:hAnsi="Times New Roman" w:cs="Times New Roman"/>
-        </w:rPr>
-      </w:pPr>
-      <w:r>
-        <w:rPr>
-          <w:rFonts w:ascii="Times New Roman" w:eastAsia="宋体" w:hAnsi="Times New Roman" w:cs="Times New Roman" w:hint="eastAsia"/>
-        </w:rPr>
-        <w:t>然后输入不需要被管理的文件名</w:t>
-      </w:r>
-      <w:r>
-        <w:rPr>
-          <w:rFonts w:ascii="Times New Roman" w:eastAsia="宋体" w:hAnsi="Times New Roman" w:cs="Times New Roman" w:hint="eastAsia"/>
-        </w:rPr>
-        <w:t>：</w:t>
-      </w:r>
-      <w:r>
-        <w:rPr>
-          <w:rFonts w:ascii="Times New Roman" w:eastAsia="宋体" w:hAnsi="Times New Roman" w:cs="Times New Roman" w:hint="eastAsia"/>
-        </w:rPr>
-        <w:t xml:space="preserve"> *.a </w:t>
-      </w:r>
-      <w:r>
-        <w:rPr>
-          <w:rFonts w:ascii="Times New Roman" w:eastAsia="宋体" w:hAnsi="Times New Roman" w:cs="Times New Roman" w:hint="eastAsia"/>
-        </w:rPr>
-        <w:t>意思是以</w:t>
-      </w:r>
-      <w:r>
-        <w:rPr>
-          <w:rFonts w:ascii="Times New Roman" w:eastAsia="宋体" w:hAnsi="Times New Roman" w:cs="Times New Roman" w:hint="eastAsia"/>
-        </w:rPr>
-        <w:t>.a</w:t>
-      </w:r>
-      <w:r>
-        <w:rPr>
-          <w:rFonts w:ascii="Times New Roman" w:eastAsia="宋体" w:hAnsi="Times New Roman" w:cs="Times New Roman" w:hint="eastAsia"/>
-        </w:rPr>
-        <w:t>为后缀的文件都被忽略</w:t>
-      </w:r>
-    </w:p>
-    <w:p>
-      <w:pPr>
-        <w:jc w:val="both"/>
-        <w:rPr>
-          <w:rFonts w:ascii="Times New Roman" w:eastAsia="宋体" w:hAnsi="Times New Roman" w:cs="Times New Roman"/>
-        </w:rPr>
-      </w:pPr>
-      <w:r>
-        <w:rPr>
-          <w:rFonts w:ascii="Times New Roman" w:eastAsia="宋体" w:hAnsi="Times New Roman" w:cs="Times New Roman" w:hint="eastAsia"/>
-        </w:rPr>
-        <w:t>文件名</w:t>
-      </w:r>
-      <w:r>
-        <w:rPr>
-          <w:rFonts w:ascii="Times New Roman" w:eastAsia="宋体" w:hAnsi="Times New Roman" w:cs="Times New Roman" w:hint="eastAsia"/>
-        </w:rPr>
-        <w:t xml:space="preserve">/ </w:t>
-      </w:r>
-      <w:r>
-        <w:rPr>
-          <w:rFonts w:ascii="Times New Roman" w:eastAsia="宋体" w:hAnsi="Times New Roman" w:cs="Times New Roman" w:hint="eastAsia"/>
-        </w:rPr>
-        <w:t>意思是这个文件名的文件都被忽略</w:t>
-      </w:r>
-    </w:p>
-    <w:p>
-      <w:pPr>
-        <w:jc w:val="both"/>
-        <w:rPr>
-          <w:rFonts w:ascii="Times New Roman" w:eastAsia="宋体" w:hAnsi="Times New Roman" w:cs="Times New Roman"/>
-        </w:rPr>
-      </w:pPr>
-      <w:r>
-        <w:rPr>
-          <w:rFonts w:ascii="Times New Roman" w:eastAsia="宋体" w:hAnsi="Times New Roman" w:cs="Times New Roman" w:hint="eastAsia"/>
-        </w:rPr>
-        <w:t>/</w:t>
-      </w:r>
-      <w:r>
-        <w:rPr>
-          <w:rFonts w:ascii="Times New Roman" w:eastAsia="宋体" w:hAnsi="Times New Roman" w:cs="Times New Roman" w:hint="eastAsia"/>
-        </w:rPr>
-        <w:t>文件名</w:t>
-      </w:r>
-      <w:r>
-        <w:rPr>
-          <w:rFonts w:ascii="Times New Roman" w:eastAsia="宋体" w:hAnsi="Times New Roman" w:cs="Times New Roman" w:hint="eastAsia"/>
-        </w:rPr>
-        <w:t xml:space="preserve">/ </w:t>
-      </w:r>
-      <w:r>
-        <w:rPr>
-          <w:rFonts w:ascii="Times New Roman" w:eastAsia="宋体" w:hAnsi="Times New Roman" w:cs="Times New Roman" w:hint="eastAsia"/>
-        </w:rPr>
-        <w:t>意思是这个根目录下的这个文件名的文件都被忽略</w:t>
-      </w:r>
-    </w:p>
-    <w:p>
-      <w:pPr>
-        <w:jc w:val="both"/>
-        <w:rPr>
-          <w:rFonts w:ascii="Times New Roman" w:eastAsia="宋体" w:hAnsi="Times New Roman" w:cs="Times New Roman"/>
-        </w:rPr>
-      </w:pPr>
-      <w:r>
-        <w:rPr>
-          <w:rFonts w:ascii="Times New Roman" w:eastAsia="宋体" w:hAnsi="Times New Roman" w:cs="Times New Roman" w:hint="eastAsia"/>
-        </w:rPr>
-        <w:t>文件名</w:t>
-      </w:r>
-      <w:r>
-        <w:rPr>
-          <w:rFonts w:ascii="Times New Roman" w:eastAsia="宋体" w:hAnsi="Times New Roman" w:cs="Times New Roman" w:hint="eastAsia"/>
-        </w:rPr>
-        <w:t>/</w:t>
-      </w:r>
-      <w:r>
-        <w:rPr>
-          <w:rFonts w:ascii="Times New Roman" w:eastAsia="宋体" w:hAnsi="Times New Roman" w:cs="Times New Roman" w:hint="eastAsia"/>
-        </w:rPr>
-        <w:t>文件名</w:t>
-      </w:r>
-      <w:r>
-        <w:rPr>
-          <w:rFonts w:ascii="Times New Roman" w:eastAsia="宋体" w:hAnsi="Times New Roman" w:cs="Times New Roman" w:hint="eastAsia"/>
-        </w:rPr>
-        <w:t xml:space="preserve">/ </w:t>
-      </w:r>
-      <w:r>
-        <w:rPr>
-          <w:rFonts w:ascii="Times New Roman" w:eastAsia="宋体" w:hAnsi="Times New Roman" w:cs="Times New Roman" w:hint="eastAsia"/>
-        </w:rPr>
-        <w:t>意思是特指这个路径下的这个文件名的文件都被忽略</w:t>
-      </w:r>
-    </w:p>
-    <w:p>
-      <w:pPr>
-        <w:jc w:val="both"/>
-        <w:rPr>
-          <w:rFonts w:ascii="Times New Roman" w:eastAsia="宋体" w:hAnsi="Times New Roman" w:cs="Times New Roman"/>
-        </w:rPr>
-      </w:pPr>
-      <w:r>
-        <w:rPr>
-          <w:rFonts w:ascii="Times New Roman" w:eastAsia="宋体" w:hAnsi="Times New Roman" w:cs="Times New Roman" w:hint="eastAsia"/>
-        </w:rPr>
-        <w:t>5</w:t>
-      </w:r>
-      <w:r>
-        <w:rPr>
-          <w:rFonts w:ascii="Times New Roman" w:eastAsia="宋体" w:hAnsi="Times New Roman" w:cs="Times New Roman" w:hint="eastAsia"/>
-        </w:rPr>
-        <w:t>、按</w:t>
-      </w:r>
-      <w:r>
-        <w:rPr>
-          <w:rFonts w:ascii="Times New Roman" w:eastAsia="宋体" w:hAnsi="Times New Roman" w:cs="Times New Roman" w:hint="eastAsia"/>
-        </w:rPr>
-        <w:t>q</w:t>
-      </w:r>
-      <w:r>
-        <w:rPr>
-          <w:rFonts w:ascii="Times New Roman" w:eastAsia="宋体" w:hAnsi="Times New Roman" w:cs="Times New Roman" w:hint="eastAsia"/>
-        </w:rPr>
-        <w:t>可以从查看进度中退出来</w:t>
-      </w:r>
-    </w:p>
-    <w:p>
-      <w:pPr>
-        <w:jc w:val="both"/>
-        <w:rPr>
-          <w:rFonts w:ascii="Times New Roman" w:eastAsia="宋体" w:hAnsi="Times New Roman" w:cs="Times New Roman"/>
-        </w:rPr>
-      </w:pPr>
-      <w:r>
-        <w:rPr>
-          <w:rFonts w:ascii="Times New Roman" w:eastAsia="宋体" w:hAnsi="Times New Roman" w:cs="Times New Roman" w:hint="eastAsia"/>
-        </w:rPr>
-        <w:t>5</w:t>
+        <w:t xml:space="preserve">git checkout </w:t>
+      </w:r>
+      <w:r>
+        <w:rPr>
+          <w:rFonts w:ascii="Times New Roman" w:eastAsia="宋体" w:hAnsi="Times New Roman" w:cs="Times New Roman" w:hint="eastAsia"/>
+        </w:rPr>
+        <w:t>分支名</w:t>
+      </w:r>
+      <w:r>
+        <w:rPr>
+          <w:rFonts w:ascii="Times New Roman" w:eastAsia="宋体" w:hAnsi="Times New Roman" w:cs="Times New Roman" w:hint="eastAsia"/>
+        </w:rPr>
+        <w:t xml:space="preserve"> </w:t>
+      </w:r>
+      <w:r>
+        <w:rPr>
+          <w:rFonts w:ascii="Times New Roman" w:eastAsia="宋体" w:hAnsi="Times New Roman" w:cs="Times New Roman" w:hint="eastAsia"/>
+        </w:rPr>
+        <w:t>切换到某一分支</w:t>
+      </w:r>
+    </w:p>
+    <w:p>
+      <w:pPr>
+        <w:jc w:val="both"/>
+        <w:rPr>
+          <w:rFonts w:ascii="Times New Roman" w:eastAsia="宋体" w:hAnsi="Times New Roman" w:cs="Times New Roman"/>
+        </w:rPr>
+      </w:pPr>
+      <w:r>
+        <w:rPr>
+          <w:rFonts w:ascii="Times New Roman" w:eastAsia="宋体" w:hAnsi="Times New Roman" w:cs="Times New Roman" w:hint="eastAsia"/>
+        </w:rPr>
+        <w:t>8</w:t>
       </w:r>
       <w:r>
         <w:rPr>
@@ -1705,27 +1746,39 @@
         <w:rPr>
           <w:rFonts w:ascii="Times New Roman" w:eastAsia="宋体" w:hAnsi="Times New Roman" w:cs="Times New Roman" w:hint="eastAsia"/>
         </w:rPr>
-        <w:t xml:space="preserve">git branch </w:t>
-      </w:r>
-      <w:r>
-        <w:rPr>
-          <w:rFonts w:ascii="Times New Roman" w:eastAsia="宋体" w:hAnsi="Times New Roman" w:cs="Times New Roman" w:hint="eastAsia"/>
-        </w:rPr>
-        <w:t>查看分支数量</w:t>
-      </w:r>
-    </w:p>
-    <w:p>
-      <w:pPr>
-        <w:jc w:val="both"/>
-        <w:rPr>
-          <w:rFonts w:ascii="Times New Roman" w:eastAsia="宋体" w:hAnsi="Times New Roman" w:cs="Times New Roman"/>
-        </w:rPr>
-      </w:pPr>
-      <w:r>
-        <w:rPr>
-          <w:rFonts w:ascii="Times New Roman" w:eastAsia="宋体" w:hAnsi="Times New Roman" w:cs="Times New Roman" w:hint="eastAsia"/>
-        </w:rPr>
-        <w:t>6</w:t>
+        <w:t xml:space="preserve">git checkout -b </w:t>
+      </w:r>
+      <w:r>
+        <w:rPr>
+          <w:rFonts w:ascii="Times New Roman" w:eastAsia="宋体" w:hAnsi="Times New Roman" w:cs="Times New Roman" w:hint="eastAsia"/>
+        </w:rPr>
+        <w:t>分支名</w:t>
+      </w:r>
+      <w:r>
+        <w:rPr>
+          <w:rFonts w:ascii="Times New Roman" w:eastAsia="宋体" w:hAnsi="Times New Roman" w:cs="Times New Roman" w:hint="eastAsia"/>
+        </w:rPr>
+        <w:t xml:space="preserve"> </w:t>
+      </w:r>
+      <w:r>
+        <w:rPr>
+          <w:rFonts w:ascii="Times New Roman" w:eastAsia="宋体" w:hAnsi="Times New Roman" w:cs="Times New Roman" w:hint="eastAsia"/>
+        </w:rPr>
+        <w:t>先创建某一分支再切换到这个分支</w:t>
+      </w:r>
+    </w:p>
+    <w:p>
+      <w:pPr>
+        <w:jc w:val="both"/>
+        <w:rPr>
+          <w:rFonts w:ascii="Times New Roman" w:eastAsia="宋体" w:hAnsi="Times New Roman" w:cs="Times New Roman"/>
+        </w:rPr>
+      </w:pPr>
+      <w:r>
+        <w:rPr>
+          <w:rFonts w:ascii="Times New Roman" w:eastAsia="宋体" w:hAnsi="Times New Roman" w:cs="Times New Roman" w:hint="eastAsia"/>
+        </w:rPr>
+        <w:t>9</w:t>
       </w:r>
       <w:r>
         <w:rPr>
@@ -1737,7 +1790,7 @@
         <w:rPr>
           <w:rFonts w:ascii="Times New Roman" w:eastAsia="宋体" w:hAnsi="Times New Roman" w:cs="Times New Roman" w:hint="eastAsia"/>
         </w:rPr>
-        <w:t xml:space="preserve">git branch </w:t>
+        <w:t xml:space="preserve">git branch -d </w:t>
       </w:r>
       <w:r>
         <w:rPr>
@@ -1755,21 +1808,21 @@
         <w:rPr>
           <w:rFonts w:ascii="Times New Roman" w:eastAsia="宋体" w:hAnsi="Times New Roman" w:cs="Times New Roman" w:hint="eastAsia"/>
         </w:rPr>
-        <w:t>创建新的分支</w:t>
-      </w:r>
-    </w:p>
-    <w:p>
-      <w:pPr>
-        <w:jc w:val="both"/>
-        <w:rPr>
-          <w:rFonts w:ascii="Times New Roman" w:eastAsia="宋体" w:hAnsi="Times New Roman" w:cs="Times New Roman"/>
-        </w:rPr>
-      </w:pPr>
-      <w:r>
-        <w:rPr>
-          <w:rFonts w:ascii="Times New Roman" w:eastAsia="宋体" w:hAnsi="Times New Roman" w:cs="Times New Roman" w:hint="eastAsia"/>
-        </w:rPr>
-        <w:t>7</w:t>
+        <w:t>检查这个分支并删除</w:t>
+      </w:r>
+    </w:p>
+    <w:p>
+      <w:pPr>
+        <w:jc w:val="both"/>
+        <w:rPr>
+          <w:rFonts w:ascii="Times New Roman" w:eastAsia="宋体" w:hAnsi="Times New Roman" w:cs="Times New Roman"/>
+        </w:rPr>
+      </w:pPr>
+      <w:r>
+        <w:rPr>
+          <w:rFonts w:ascii="Times New Roman" w:eastAsia="宋体" w:hAnsi="Times New Roman" w:cs="Times New Roman" w:hint="eastAsia"/>
+        </w:rPr>
+        <w:t>10</w:t>
       </w:r>
       <w:r>
         <w:rPr>
@@ -1781,7 +1834,7 @@
         <w:rPr>
           <w:rFonts w:ascii="Times New Roman" w:eastAsia="宋体" w:hAnsi="Times New Roman" w:cs="Times New Roman" w:hint="eastAsia"/>
         </w:rPr>
-        <w:t xml:space="preserve">git checkout </w:t>
+        <w:t xml:space="preserve">git marge </w:t>
       </w:r>
       <w:r>
         <w:rPr>
@@ -1799,246 +1852,107 @@
         <w:rPr>
           <w:rFonts w:ascii="Times New Roman" w:eastAsia="宋体" w:hAnsi="Times New Roman" w:cs="Times New Roman" w:hint="eastAsia"/>
         </w:rPr>
-        <w:t>切换到某一分支</w:t>
-      </w:r>
-    </w:p>
-    <w:p>
-      <w:pPr>
-        <w:jc w:val="both"/>
-        <w:rPr>
-          <w:rFonts w:ascii="Times New Roman" w:eastAsia="宋体" w:hAnsi="Times New Roman" w:cs="Times New Roman"/>
-        </w:rPr>
-      </w:pPr>
-      <w:r>
-        <w:rPr>
-          <w:rFonts w:ascii="Times New Roman" w:eastAsia="宋体" w:hAnsi="Times New Roman" w:cs="Times New Roman" w:hint="eastAsia"/>
-        </w:rPr>
-        <w:t>8</w:t>
-      </w:r>
-      <w:r>
-        <w:rPr>
-          <w:rFonts w:ascii="Times New Roman" w:eastAsia="宋体" w:hAnsi="Times New Roman" w:cs="Times New Roman" w:hint="eastAsia"/>
+        <w:t>将这个分支中的内容合并到当前的分支</w:t>
+      </w:r>
+    </w:p>
+    <w:p>
+      <w:pPr>
+        <w:spacing w:after="0"/>
+        <w:jc w:val="both"/>
+        <w:rPr>
+          <w:rFonts w:ascii="Times New Roman" w:eastAsia="宋体" w:hAnsi="Times New Roman" w:cs="Times New Roman"/>
+        </w:rPr>
+      </w:pPr>
+      <w:r>
+        <w:rPr>
+          <w:rFonts w:ascii="Times New Roman" w:eastAsia="宋体" w:hAnsi="Times New Roman" w:cs="Times New Roman"/>
+        </w:rPr>
+        <w:lastRenderedPageBreak/>
+        <w:t>11</w:t>
+      </w:r>
+      <w:r>
+        <w:rPr>
+          <w:rFonts w:ascii="Times New Roman" w:eastAsia="宋体" w:hAnsi="Times New Roman" w:cs="Times New Roman"/>
+        </w:rPr>
+        <w:t>、退出编辑模式按</w:t>
+      </w:r>
+      <w:r>
+        <w:rPr>
+          <w:rFonts w:ascii="Times New Roman" w:eastAsia="宋体" w:hAnsi="Times New Roman" w:cs="Times New Roman"/>
+        </w:rPr>
+        <w:t>q(quit)</w:t>
+      </w:r>
+      <w:r>
+        <w:rPr>
+          <w:rFonts w:ascii="Times New Roman" w:eastAsia="宋体" w:hAnsi="Times New Roman" w:cs="Times New Roman"/>
+        </w:rPr>
+        <w:t>，按</w:t>
+      </w:r>
+      <w:r>
+        <w:rPr>
+          <w:rFonts w:ascii="Times New Roman" w:eastAsia="宋体" w:hAnsi="Times New Roman" w:cs="Times New Roman"/>
+        </w:rPr>
+        <w:t>w</w:t>
+      </w:r>
+      <w:r>
+        <w:rPr>
+          <w:rFonts w:ascii="Times New Roman" w:eastAsia="宋体" w:hAnsi="Times New Roman" w:cs="Times New Roman"/>
+        </w:rPr>
+        <w:t>是保存（</w:t>
+      </w:r>
+      <w:r>
+        <w:rPr>
+          <w:rFonts w:ascii="Times New Roman" w:eastAsia="宋体" w:hAnsi="Times New Roman" w:cs="Times New Roman"/>
+        </w:rPr>
+        <w:t>write</w:t>
+      </w:r>
+      <w:r>
+        <w:rPr>
+          <w:rFonts w:ascii="Times New Roman" w:eastAsia="宋体" w:hAnsi="Times New Roman" w:cs="Times New Roman"/>
+        </w:rPr>
+        <w:t>）</w:t>
+      </w:r>
+    </w:p>
+    <w:p>
+      <w:pPr>
+        <w:spacing w:after="0"/>
+        <w:jc w:val="both"/>
+        <w:rPr>
+          <w:rFonts w:ascii="Times New Roman" w:eastAsia="宋体" w:hAnsi="Times New Roman" w:cs="Times New Roman"/>
+        </w:rPr>
+      </w:pPr>
+      <w:r>
+        <w:rPr>
+          <w:rFonts w:ascii="Times New Roman" w:eastAsia="宋体" w:hAnsi="Times New Roman" w:cs="Times New Roman"/>
+        </w:rPr>
+        <w:t>12</w:t>
+      </w:r>
+      <w:r>
+        <w:rPr>
+          <w:rFonts w:ascii="Times New Roman" w:eastAsia="宋体" w:hAnsi="Times New Roman" w:cs="Times New Roman"/>
         </w:rPr>
         <w:t>、</w:t>
       </w:r>
       <w:r>
         <w:rPr>
-          <w:rFonts w:ascii="Times New Roman" w:eastAsia="宋体" w:hAnsi="Times New Roman" w:cs="Times New Roman" w:hint="eastAsia"/>
-        </w:rPr>
-        <w:t xml:space="preserve">git checkout -b </w:t>
-      </w:r>
-      <w:r>
-        <w:rPr>
-          <w:rFonts w:ascii="Times New Roman" w:eastAsia="宋体" w:hAnsi="Times New Roman" w:cs="Times New Roman" w:hint="eastAsia"/>
-        </w:rPr>
-        <w:t>分支名</w:t>
-      </w:r>
-      <w:r>
-        <w:rPr>
-          <w:rFonts w:ascii="Times New Roman" w:eastAsia="宋体" w:hAnsi="Times New Roman" w:cs="Times New Roman" w:hint="eastAsia"/>
+          <w:rFonts w:ascii="Times New Roman" w:eastAsia="宋体" w:hAnsi="Times New Roman" w:cs="Times New Roman"/>
+        </w:rPr>
+        <w:t xml:space="preserve">pwd (Print Working Directory): </w:t>
+      </w:r>
+      <w:r>
+        <w:rPr>
+          <w:rFonts w:ascii="Times New Roman" w:eastAsia="宋体" w:hAnsi="Times New Roman" w:cs="Times New Roman"/>
+        </w:rPr>
+        <w:t>我在哪里？</w:t>
+      </w:r>
+      <w:r>
+        <w:rPr>
+          <w:rFonts w:ascii="Times New Roman" w:eastAsia="宋体" w:hAnsi="Times New Roman" w:cs="Times New Roman"/>
         </w:rPr>
         <w:t xml:space="preserve"> </w:t>
       </w:r>
       <w:r>
         <w:rPr>
-          <w:rFonts w:ascii="Times New Roman" w:eastAsia="宋体" w:hAnsi="Times New Roman" w:cs="Times New Roman" w:hint="eastAsia"/>
-        </w:rPr>
-        <w:t>先创建某一分支再切换到这个分支</w:t>
-      </w:r>
-    </w:p>
-    <w:p>
-      <w:pPr>
-        <w:jc w:val="both"/>
-        <w:rPr>
-          <w:rFonts w:ascii="Times New Roman" w:eastAsia="宋体" w:hAnsi="Times New Roman" w:cs="Times New Roman"/>
-        </w:rPr>
-      </w:pPr>
-      <w:r>
-        <w:rPr>
-          <w:rFonts w:ascii="Times New Roman" w:eastAsia="宋体" w:hAnsi="Times New Roman" w:cs="Times New Roman" w:hint="eastAsia"/>
-        </w:rPr>
-        <w:t>9</w:t>
-      </w:r>
-      <w:r>
-        <w:rPr>
-          <w:rFonts w:ascii="Times New Roman" w:eastAsia="宋体" w:hAnsi="Times New Roman" w:cs="Times New Roman" w:hint="eastAsia"/>
-        </w:rPr>
-        <w:t>、</w:t>
-      </w:r>
-      <w:r>
-        <w:rPr>
-          <w:rFonts w:ascii="Times New Roman" w:eastAsia="宋体" w:hAnsi="Times New Roman" w:cs="Times New Roman" w:hint="eastAsia"/>
-        </w:rPr>
-        <w:t xml:space="preserve">git branch -d </w:t>
-      </w:r>
-      <w:r>
-        <w:rPr>
-          <w:rFonts w:ascii="Times New Roman" w:eastAsia="宋体" w:hAnsi="Times New Roman" w:cs="Times New Roman" w:hint="eastAsia"/>
-        </w:rPr>
-        <w:t>分支名</w:t>
-      </w:r>
-      <w:r>
-        <w:rPr>
-          <w:rFonts w:ascii="Times New Roman" w:eastAsia="宋体" w:hAnsi="Times New Roman" w:cs="Times New Roman" w:hint="eastAsia"/>
-        </w:rPr>
-        <w:t xml:space="preserve"> </w:t>
-      </w:r>
-      <w:r>
-        <w:rPr>
-          <w:rFonts w:ascii="Times New Roman" w:eastAsia="宋体" w:hAnsi="Times New Roman" w:cs="Times New Roman" w:hint="eastAsia"/>
-        </w:rPr>
-        <w:t>检查这个分支并删除</w:t>
-      </w:r>
-    </w:p>
-    <w:p>
-      <w:pPr>
-        <w:jc w:val="both"/>
-        <w:rPr>
-          <w:rFonts w:ascii="Times New Roman" w:eastAsia="宋体" w:hAnsi="Times New Roman" w:cs="Times New Roman"/>
-        </w:rPr>
-      </w:pPr>
-      <w:r>
-        <w:rPr>
-          <w:rFonts w:ascii="Times New Roman" w:eastAsia="宋体" w:hAnsi="Times New Roman" w:cs="Times New Roman" w:hint="eastAsia"/>
-        </w:rPr>
-        <w:t>10</w:t>
-      </w:r>
-      <w:r>
-        <w:rPr>
-          <w:rFonts w:ascii="Times New Roman" w:eastAsia="宋体" w:hAnsi="Times New Roman" w:cs="Times New Roman" w:hint="eastAsia"/>
-        </w:rPr>
-        <w:t>、</w:t>
-      </w:r>
-      <w:r>
-        <w:rPr>
-          <w:rFonts w:ascii="Times New Roman" w:eastAsia="宋体" w:hAnsi="Times New Roman" w:cs="Times New Roman" w:hint="eastAsia"/>
-        </w:rPr>
-        <w:t xml:space="preserve">git marge </w:t>
-      </w:r>
-      <w:r>
-        <w:rPr>
-          <w:rFonts w:ascii="Times New Roman" w:eastAsia="宋体" w:hAnsi="Times New Roman" w:cs="Times New Roman" w:hint="eastAsia"/>
-        </w:rPr>
-        <w:t>分支名</w:t>
-      </w:r>
-      <w:r>
-        <w:rPr>
-          <w:rFonts w:ascii="Times New Roman" w:eastAsia="宋体" w:hAnsi="Times New Roman" w:cs="Times New Roman" w:hint="eastAsia"/>
-        </w:rPr>
-        <w:t xml:space="preserve"> </w:t>
-      </w:r>
-      <w:r>
-        <w:rPr>
-          <w:rFonts w:ascii="Times New Roman" w:eastAsia="宋体" w:hAnsi="Times New Roman" w:cs="Times New Roman" w:hint="eastAsia"/>
-        </w:rPr>
-        <w:t>将这个分支中的内容合并到当前的分支</w:t>
-      </w:r>
-    </w:p>
-    <w:p>
-      <w:pPr>
-        <w:spacing w:after="0"/>
-        <w:jc w:val="both"/>
-        <w:rPr>
-          <w:rFonts w:ascii="Times New Roman" w:eastAsia="宋体" w:hAnsi="Times New Roman" w:cs="Times New Roman"/>
-        </w:rPr>
-      </w:pPr>
-      <w:r>
-        <w:rPr>
-          <w:rFonts w:ascii="Times New Roman" w:eastAsia="宋体" w:hAnsi="Times New Roman" w:cs="Times New Roman"/>
-        </w:rPr>
-        <w:t>11</w:t>
-      </w:r>
-      <w:r>
-        <w:rPr>
-          <w:rFonts w:ascii="Times New Roman" w:eastAsia="宋体" w:hAnsi="Times New Roman" w:cs="Times New Roman"/>
-        </w:rPr>
-        <w:t>、退出编辑模式按</w:t>
-      </w:r>
-      <w:r>
-        <w:rPr>
-          <w:rFonts w:ascii="Times New Roman" w:eastAsia="宋体" w:hAnsi="Times New Roman" w:cs="Times New Roman"/>
-        </w:rPr>
-        <w:t>q(quit)</w:t>
-      </w:r>
-      <w:r>
-        <w:rPr>
-          <w:rFonts w:ascii="Times New Roman" w:eastAsia="宋体" w:hAnsi="Times New Roman" w:cs="Times New Roman"/>
-        </w:rPr>
-        <w:t>，按</w:t>
-      </w:r>
-      <w:r>
-        <w:rPr>
-          <w:rFonts w:ascii="Times New Roman" w:eastAsia="宋体" w:hAnsi="Times New Roman" w:cs="Times New Roman"/>
-        </w:rPr>
-        <w:t>w</w:t>
-      </w:r>
-      <w:r>
-        <w:rPr>
-          <w:rFonts w:ascii="Times New Roman" w:eastAsia="宋体" w:hAnsi="Times New Roman" w:cs="Times New Roman"/>
-        </w:rPr>
-        <w:t>是保存（</w:t>
-      </w:r>
-      <w:r>
-        <w:rPr>
-          <w:rFonts w:ascii="Times New Roman" w:eastAsia="宋体" w:hAnsi="Times New Roman" w:cs="Times New Roman"/>
-        </w:rPr>
-        <w:t>write</w:t>
-      </w:r>
-      <w:r>
-        <w:rPr>
-          <w:rFonts w:ascii="Times New Roman" w:eastAsia="宋体" w:hAnsi="Times New Roman" w:cs="Times New Roman"/>
-        </w:rPr>
-        <w:t>）</w:t>
-      </w:r>
-    </w:p>
-    <w:p>
-      <w:pPr>
-        <w:spacing w:after="0"/>
-        <w:jc w:val="both"/>
-        <w:rPr>
-          <w:rFonts w:ascii="Times New Roman" w:eastAsia="宋体" w:hAnsi="Times New Roman" w:cs="Times New Roman"/>
-        </w:rPr>
-      </w:pPr>
-      <w:r>
-        <w:rPr>
-          <w:rFonts w:ascii="Times New Roman" w:eastAsia="宋体" w:hAnsi="Times New Roman" w:cs="Times New Roman"/>
-        </w:rPr>
-        <w:t>12</w:t>
-      </w:r>
-      <w:r>
-        <w:rPr>
-          <w:rFonts w:ascii="Times New Roman" w:eastAsia="宋体" w:hAnsi="Times New Roman" w:cs="Times New Roman"/>
-        </w:rPr>
-        <w:t>、</w:t>
-      </w:r>
-      <w:proofErr w:type="spellStart"/>
-      <w:r>
-        <w:rPr>
-          <w:rFonts w:ascii="Times New Roman" w:eastAsia="宋体" w:hAnsi="Times New Roman" w:cs="Times New Roman"/>
-        </w:rPr>
-        <w:t>pwd</w:t>
-      </w:r>
-      <w:proofErr w:type="spellEnd"/>
-      <w:r>
-        <w:rPr>
-          <w:rFonts w:ascii="Times New Roman" w:eastAsia="宋体" w:hAnsi="Times New Roman" w:cs="Times New Roman"/>
-        </w:rPr>
-        <w:t xml:space="preserve"> (Print Working Directory): </w:t>
-      </w:r>
-      <w:r>
-        <w:rPr>
-          <w:rFonts w:ascii="Times New Roman" w:eastAsia="宋体" w:hAnsi="Times New Roman" w:cs="Times New Roman"/>
-        </w:rPr>
-        <w:t>我在哪里？</w:t>
-      </w:r>
-      <w:r>
-        <w:rPr>
-          <w:rFonts w:ascii="Times New Roman" w:eastAsia="宋体" w:hAnsi="Times New Roman" w:cs="Times New Roman"/>
-        </w:rPr>
-        <w:t xml:space="preserve"> </w:t>
-      </w:r>
-      <w:r>
-        <w:rPr>
           <w:rFonts w:ascii="Times New Roman" w:eastAsia="宋体" w:hAnsi="Times New Roman" w:cs="Times New Roman"/>
         </w:rPr>
         <w:t>输入</w:t>
@@ -2047,34 +1961,13 @@
         <w:rPr>
           <w:rFonts w:ascii="Times New Roman" w:eastAsia="宋体" w:hAnsi="Times New Roman" w:cs="Times New Roman"/>
         </w:rPr>
-        <w:t xml:space="preserve"> </w:t>
-      </w:r>
-      <w:proofErr w:type="spellStart"/>
-      <w:r>
-        <w:rPr>
-          <w:rFonts w:ascii="Times New Roman" w:eastAsia="宋体" w:hAnsi="Times New Roman" w:cs="Times New Roman"/>
-        </w:rPr>
-        <w:t>pwd</w:t>
-      </w:r>
-      <w:proofErr w:type="spellEnd"/>
-      <w:r>
-        <w:rPr>
-          <w:rFonts w:ascii="Times New Roman" w:eastAsia="宋体" w:hAnsi="Times New Roman" w:cs="Times New Roman"/>
-        </w:rPr>
-        <w:t xml:space="preserve"> </w:t>
-      </w:r>
-      <w:r>
-        <w:rPr>
-          <w:rFonts w:ascii="Times New Roman" w:eastAsia="宋体" w:hAnsi="Times New Roman" w:cs="Times New Roman"/>
-        </w:rPr>
-        <w:t>并回车，终端会告诉你当前所</w:t>
-      </w:r>
-      <w:r>
-        <w:rPr>
-          <w:rFonts w:ascii="Times New Roman" w:eastAsia="宋体" w:hAnsi="Times New Roman" w:cs="Times New Roman"/>
-        </w:rPr>
-        <w:lastRenderedPageBreak/>
-        <w:t>在的完整路径。</w:t>
+        <w:t xml:space="preserve"> pwd </w:t>
+      </w:r>
+      <w:r>
+        <w:rPr>
+          <w:rFonts w:ascii="Times New Roman" w:eastAsia="宋体" w:hAnsi="Times New Roman" w:cs="Times New Roman"/>
+        </w:rPr>
+        <w:t>并回车，终端会告诉你当前所在的完整路径。</w:t>
       </w:r>
     </w:p>
     <w:p>
@@ -2864,7 +2757,6 @@
           <w:rFonts w:ascii="Times New Roman" w:eastAsia="宋体" w:hAnsi="Times New Roman" w:cs="Times New Roman"/>
         </w:rPr>
       </w:pPr>
-      <w:proofErr w:type="spellStart"/>
       <w:r>
         <w:rPr>
           <w:rFonts w:ascii="Times New Roman" w:eastAsia="宋体" w:hAnsi="Times New Roman" w:cs="Times New Roman"/>
@@ -2873,7 +2765,6 @@
         </w:rPr>
         <w:t>pwd</w:t>
       </w:r>
-      <w:proofErr w:type="spellEnd"/>
       <w:r>
         <w:rPr>
           <w:rFonts w:ascii="Times New Roman" w:eastAsia="宋体" w:hAnsi="Times New Roman" w:cs="Times New Roman"/>
@@ -3046,7 +2937,6 @@
         </w:rPr>
         <w:t xml:space="preserve"> (</w:t>
       </w:r>
-      <w:proofErr w:type="gramStart"/>
       <w:r>
         <w:rPr>
           <w:rFonts w:ascii="Times New Roman" w:eastAsia="宋体" w:hAnsi="Times New Roman" w:cs="Times New Roman"/>
@@ -3055,7 +2945,6 @@
         </w:rPr>
         <w:t>增删改查</w:t>
       </w:r>
-      <w:proofErr w:type="gramEnd"/>
       <w:r>
         <w:rPr>
           <w:rFonts w:ascii="Times New Roman" w:eastAsia="宋体" w:hAnsi="Times New Roman" w:cs="Times New Roman"/>
@@ -3096,18 +2985,8 @@
           <w:b/>
           <w:bCs/>
         </w:rPr>
-        <w:t xml:space="preserve">git </w:t>
-      </w:r>
-      <w:proofErr w:type="spellStart"/>
-      <w:r>
-        <w:rPr>
-          <w:rFonts w:ascii="Times New Roman" w:eastAsia="宋体" w:hAnsi="Times New Roman" w:cs="Times New Roman"/>
-          <w:b/>
-          <w:bCs/>
-        </w:rPr>
-        <w:t>init</w:t>
-      </w:r>
-      <w:proofErr w:type="spellEnd"/>
+        <w:t>git init</w:t>
+      </w:r>
       <w:r>
         <w:rPr>
           <w:rFonts w:ascii="Times New Roman" w:eastAsia="宋体" w:hAnsi="Times New Roman" w:cs="Times New Roman"/>
@@ -3144,6 +3023,7 @@
           <w:b/>
           <w:bCs/>
         </w:rPr>
+        <w:lastRenderedPageBreak/>
         <w:t>touch [</w:t>
       </w:r>
       <w:r>
@@ -3198,31 +3078,13 @@
           <w:b/>
           <w:bCs/>
         </w:rPr>
-        <w:lastRenderedPageBreak/>
-        <w:t xml:space="preserve">git </w:t>
-      </w:r>
-      <w:proofErr w:type="gramStart"/>
-      <w:r>
-        <w:rPr>
-          <w:rFonts w:ascii="Times New Roman" w:eastAsia="宋体" w:hAnsi="Times New Roman" w:cs="Times New Roman"/>
-          <w:b/>
-          <w:bCs/>
-        </w:rPr>
-        <w:t>add .</w:t>
-      </w:r>
-      <w:proofErr w:type="gramEnd"/>
-      <w:r>
-        <w:rPr>
-          <w:rFonts w:ascii="Times New Roman" w:eastAsia="宋体" w:hAnsi="Times New Roman" w:cs="Times New Roman"/>
-        </w:rPr>
-        <w:t>：将当前目录下所有未被忽略的改动，</w:t>
-      </w:r>
-      <w:proofErr w:type="gramStart"/>
-      <w:r>
-        <w:rPr>
-          <w:rFonts w:ascii="Times New Roman" w:eastAsia="宋体" w:hAnsi="Times New Roman" w:cs="Times New Roman"/>
-        </w:rPr>
-        <w:t>统统存放到</w:t>
+        <w:t>git add .</w:t>
+      </w:r>
+      <w:r>
+        <w:rPr>
+          <w:rFonts w:ascii="Times New Roman" w:eastAsia="宋体" w:hAnsi="Times New Roman" w:cs="Times New Roman"/>
+        </w:rPr>
+        <w:t>：将当前目录下所有未被忽略的改动，统统存放到</w:t>
       </w:r>
       <w:r>
         <w:rPr>
@@ -3248,7 +3110,6 @@
         </w:rPr>
         <w:t>。</w:t>
       </w:r>
-      <w:proofErr w:type="gramEnd"/>
     </w:p>
     <w:p>
       <w:pPr>
@@ -3473,18 +3334,8 @@
           <w:b/>
           <w:bCs/>
         </w:rPr>
-        <w:t>:</w:t>
-      </w:r>
-      <w:proofErr w:type="spellStart"/>
-      <w:r>
-        <w:rPr>
-          <w:rFonts w:ascii="Times New Roman" w:eastAsia="宋体" w:hAnsi="Times New Roman" w:cs="Times New Roman"/>
-          <w:b/>
-          <w:bCs/>
-        </w:rPr>
-        <w:t>wq</w:t>
-      </w:r>
-      <w:proofErr w:type="spellEnd"/>
+        <w:t>:wq</w:t>
+      </w:r>
       <w:r>
         <w:rPr>
           <w:rFonts w:ascii="Times New Roman" w:eastAsia="宋体" w:hAnsi="Times New Roman" w:cs="Times New Roman"/>
@@ -3569,25 +3420,7 @@
           <w:b/>
           <w:bCs/>
         </w:rPr>
-        <w:t xml:space="preserve"> (.</w:t>
-      </w:r>
-      <w:proofErr w:type="spellStart"/>
-      <w:r>
-        <w:rPr>
-          <w:rFonts w:ascii="Times New Roman" w:eastAsia="宋体" w:hAnsi="Times New Roman" w:cs="Times New Roman"/>
-          <w:b/>
-          <w:bCs/>
-        </w:rPr>
-        <w:t>gitignore</w:t>
-      </w:r>
-      <w:proofErr w:type="spellEnd"/>
-      <w:r>
-        <w:rPr>
-          <w:rFonts w:ascii="Times New Roman" w:eastAsia="宋体" w:hAnsi="Times New Roman" w:cs="Times New Roman"/>
-          <w:b/>
-          <w:bCs/>
-        </w:rPr>
-        <w:t>)</w:t>
+        <w:t xml:space="preserve"> (.gitignore)</w:t>
       </w:r>
     </w:p>
     <w:p>
@@ -3633,22 +3466,12 @@
         </w:rPr>
         <w:t>创建文件：</w:t>
       </w:r>
-      <w:proofErr w:type="gramStart"/>
-      <w:r>
-        <w:rPr>
-          <w:rFonts w:ascii="Times New Roman" w:eastAsia="宋体" w:hAnsi="Times New Roman" w:cs="Times New Roman"/>
-        </w:rPr>
-        <w:t>touch .</w:t>
-      </w:r>
-      <w:proofErr w:type="spellStart"/>
-      <w:r>
-        <w:rPr>
-          <w:rFonts w:ascii="Times New Roman" w:eastAsia="宋体" w:hAnsi="Times New Roman" w:cs="Times New Roman"/>
-        </w:rPr>
-        <w:t>gitignore</w:t>
-      </w:r>
-      <w:proofErr w:type="spellEnd"/>
-      <w:proofErr w:type="gramEnd"/>
+      <w:r>
+        <w:rPr>
+          <w:rFonts w:ascii="Times New Roman" w:eastAsia="宋体" w:hAnsi="Times New Roman" w:cs="Times New Roman"/>
+        </w:rPr>
+        <w:t>touch .gitignore</w:t>
+      </w:r>
     </w:p>
     <w:p>
       <w:pPr>
@@ -3667,22 +3490,12 @@
         </w:rPr>
         <w:t>编辑文件：</w:t>
       </w:r>
-      <w:proofErr w:type="gramStart"/>
-      <w:r>
-        <w:rPr>
-          <w:rFonts w:ascii="Times New Roman" w:eastAsia="宋体" w:hAnsi="Times New Roman" w:cs="Times New Roman"/>
-        </w:rPr>
-        <w:t>vi .</w:t>
-      </w:r>
-      <w:proofErr w:type="spellStart"/>
-      <w:r>
-        <w:rPr>
-          <w:rFonts w:ascii="Times New Roman" w:eastAsia="宋体" w:hAnsi="Times New Roman" w:cs="Times New Roman"/>
-        </w:rPr>
-        <w:t>gitignore</w:t>
-      </w:r>
-      <w:proofErr w:type="spellEnd"/>
-      <w:proofErr w:type="gramEnd"/>
+      <w:r>
+        <w:rPr>
+          <w:rFonts w:ascii="Times New Roman" w:eastAsia="宋体" w:hAnsi="Times New Roman" w:cs="Times New Roman"/>
+        </w:rPr>
+        <w:t>vi .gitignore</w:t>
+      </w:r>
     </w:p>
     <w:p>
       <w:pPr>
@@ -3903,21 +3716,7 @@
         <w:rPr>
           <w:rFonts w:ascii="Times New Roman" w:eastAsia="宋体" w:hAnsi="Times New Roman" w:cs="Times New Roman"/>
         </w:rPr>
-        <w:t>分支是多人协作和功能开发的核心。当你需要将他人（例如实验室师兄）的核心算法逻辑重构并完全迁移到自己的项目中，而不是简单地</w:t>
-      </w:r>
-      <w:proofErr w:type="gramStart"/>
-      <w:r>
-        <w:rPr>
-          <w:rFonts w:ascii="Times New Roman" w:eastAsia="宋体" w:hAnsi="Times New Roman" w:cs="Times New Roman"/>
-        </w:rPr>
-        <w:t>当做</w:t>
-      </w:r>
-      <w:proofErr w:type="gramEnd"/>
-      <w:r>
-        <w:rPr>
-          <w:rFonts w:ascii="Times New Roman" w:eastAsia="宋体" w:hAnsi="Times New Roman" w:cs="Times New Roman"/>
-        </w:rPr>
-        <w:t>外部头文件调用时，拉取一个独立的迁移分支进行本地调试，确认无误后再合并回主干，是防止弄坏现有代码最安全稳妥的做法。</w:t>
+        <w:t>分支是多人协作和功能开发的核心。当你需要将他人（例如实验室师兄）的核心算法逻辑重构并完全迁移到自己的项目中，而不是简单地当做外部头文件调用时，拉取一个独立的迁移分支进行本地调试，确认无误后再合并回主干，是防止弄坏现有代码最安全稳妥的做法。</w:t>
       </w:r>
     </w:p>
     <w:p>
@@ -4089,6 +3888,7 @@
           <w:b/>
           <w:bCs/>
         </w:rPr>
+        <w:lastRenderedPageBreak/>
         <w:t>git merge [</w:t>
       </w:r>
       <w:r>
@@ -4145,7 +3945,6 @@
           <w:b/>
           <w:bCs/>
         </w:rPr>
-        <w:lastRenderedPageBreak/>
         <w:t>git branch -d [</w:t>
       </w:r>
       <w:r>
@@ -4704,18 +4503,8 @@
           <w:b/>
           <w:bCs/>
         </w:rPr>
-        <w:t>第六部分：</w:t>
-      </w:r>
-      <w:proofErr w:type="gramStart"/>
-      <w:r>
-        <w:rPr>
-          <w:rFonts w:ascii="Times New Roman" w:eastAsia="宋体" w:hAnsi="Times New Roman" w:cs="Times New Roman"/>
-          <w:b/>
-          <w:bCs/>
-        </w:rPr>
-        <w:t>教程锚点</w:t>
-      </w:r>
-      <w:proofErr w:type="gramEnd"/>
+        <w:t>第六部分：教程锚点</w:t>
+      </w:r>
       <w:r>
         <w:rPr>
           <w:rFonts w:ascii="Times New Roman" w:eastAsia="宋体" w:hAnsi="Times New Roman" w:cs="Times New Roman"/>
@@ -4862,21 +4651,7 @@
         <w:rPr>
           <w:rFonts w:ascii="Times New Roman" w:eastAsia="宋体" w:hAnsi="Times New Roman" w:cs="Times New Roman"/>
         </w:rPr>
-        <w:t>代码、</w:t>
-      </w:r>
-      <w:proofErr w:type="gramStart"/>
-      <w:r>
-        <w:rPr>
-          <w:rFonts w:ascii="Times New Roman" w:eastAsia="宋体" w:hAnsi="Times New Roman" w:cs="Times New Roman"/>
-        </w:rPr>
-        <w:t>修改后跨仓库</w:t>
-      </w:r>
-      <w:proofErr w:type="gramEnd"/>
-      <w:r>
-        <w:rPr>
-          <w:rFonts w:ascii="Times New Roman" w:eastAsia="宋体" w:hAnsi="Times New Roman" w:cs="Times New Roman"/>
-        </w:rPr>
-        <w:t>提交</w:t>
+        <w:t>代码、修改后跨仓库提交</w:t>
       </w:r>
       <w:r>
         <w:rPr>
@@ -6565,7 +6340,6 @@
   <w:style w:type="character" w:default="1" w:styleId="a0">
     <w:name w:val="Default Paragraph Font"/>
     <w:uiPriority w:val="1"/>
-    <w:semiHidden/>
     <w:unhideWhenUsed/>
   </w:style>
   <w:style w:type="table" w:default="1" w:styleId="a1">

--- a/Git.docx
+++ b/Git.docx
@@ -15,6 +15,16 @@
           <w:szCs w:val="32"/>
         </w:rPr>
       </w:pPr>
+      <w:r>
+        <w:rPr>
+          <w:rFonts w:ascii="Times New Roman" w:eastAsia="宋体" w:hAnsi="Times New Roman" w:cs="Times New Roman" w:hint="eastAsia"/>
+          <w:b/>
+          <w:bCs/>
+          <w:sz w:val="28"/>
+          <w:szCs w:val="32"/>
+        </w:rPr>
+        <w:t>一、</w:t>
+      </w:r>
       <w:r>
         <w:rPr>
           <w:rFonts w:ascii="Times New Roman" w:eastAsia="宋体" w:hAnsi="Times New Roman" w:cs="Times New Roman" w:hint="eastAsia"/>
@@ -162,7 +172,21 @@
         <w:rPr>
           <w:rFonts w:ascii="Times New Roman" w:eastAsia="宋体" w:hAnsi="Times New Roman" w:cs="Times New Roman"/>
         </w:rPr>
-        <w:t>）来管理你的私钥。</w:t>
+        <w:t>）来管理你的私</w:t>
+      </w:r>
+      <w:proofErr w:type="gramStart"/>
+      <w:r>
+        <w:rPr>
+          <w:rFonts w:ascii="Times New Roman" w:eastAsia="宋体" w:hAnsi="Times New Roman" w:cs="Times New Roman"/>
+        </w:rPr>
+        <w:t>钥</w:t>
+      </w:r>
+      <w:proofErr w:type="gramEnd"/>
+      <w:r>
+        <w:rPr>
+          <w:rFonts w:ascii="Times New Roman" w:eastAsia="宋体" w:hAnsi="Times New Roman" w:cs="Times New Roman"/>
+        </w:rPr>
+        <w:t>。</w:t>
       </w:r>
     </w:p>
     <w:p>
@@ -183,7 +207,21 @@
         <w:rPr>
           <w:rFonts w:ascii="Times New Roman" w:eastAsia="宋体" w:hAnsi="Times New Roman" w:cs="Times New Roman"/>
         </w:rPr>
-        <w:t xml:space="preserve"> Agent pid &lt;</w:t>
+        <w:t xml:space="preserve"> Agent </w:t>
+      </w:r>
+      <w:proofErr w:type="spellStart"/>
+      <w:r>
+        <w:rPr>
+          <w:rFonts w:ascii="Times New Roman" w:eastAsia="宋体" w:hAnsi="Times New Roman" w:cs="Times New Roman"/>
+        </w:rPr>
+        <w:t>pid</w:t>
+      </w:r>
+      <w:proofErr w:type="spellEnd"/>
+      <w:r>
+        <w:rPr>
+          <w:rFonts w:ascii="Times New Roman" w:eastAsia="宋体" w:hAnsi="Times New Roman" w:cs="Times New Roman"/>
+        </w:rPr>
+        <w:t xml:space="preserve"> &lt;</w:t>
       </w:r>
       <w:r>
         <w:rPr>
@@ -221,8 +259,16 @@
         <w:rPr>
           <w:rFonts w:ascii="Times New Roman" w:eastAsia="宋体" w:hAnsi="Times New Roman" w:cs="Times New Roman"/>
         </w:rPr>
-        <w:t>加载私钥</w:t>
-      </w:r>
+        <w:t>加载私</w:t>
+      </w:r>
+      <w:proofErr w:type="gramStart"/>
+      <w:r>
+        <w:rPr>
+          <w:rFonts w:ascii="Times New Roman" w:eastAsia="宋体" w:hAnsi="Times New Roman" w:cs="Times New Roman"/>
+        </w:rPr>
+        <w:t>钥</w:t>
+      </w:r>
+      <w:proofErr w:type="gramEnd"/>
       <w:r>
         <w:rPr>
           <w:rFonts w:ascii="Times New Roman" w:eastAsia="宋体" w:hAnsi="Times New Roman" w:cs="Times New Roman"/>
@@ -247,7 +293,25 @@
           <w:b/>
           <w:bCs/>
         </w:rPr>
-        <w:t xml:space="preserve">ssh-add ~/.ssh/id_rsa </w:t>
+        <w:t>ssh-add ~/.ssh/</w:t>
+      </w:r>
+      <w:proofErr w:type="spellStart"/>
+      <w:r>
+        <w:rPr>
+          <w:rFonts w:ascii="Times New Roman" w:eastAsia="宋体" w:hAnsi="Times New Roman" w:cs="Times New Roman"/>
+          <w:b/>
+          <w:bCs/>
+        </w:rPr>
+        <w:t>id_rsa</w:t>
+      </w:r>
+      <w:proofErr w:type="spellEnd"/>
+      <w:r>
+        <w:rPr>
+          <w:rFonts w:ascii="Times New Roman" w:eastAsia="宋体" w:hAnsi="Times New Roman" w:cs="Times New Roman"/>
+          <w:b/>
+          <w:bCs/>
+        </w:rPr>
+        <w:t xml:space="preserve"> </w:t>
       </w:r>
     </w:p>
     <w:bookmarkEnd w:id="0"/>
@@ -275,14 +339,30 @@
         <w:rPr>
           <w:rFonts w:ascii="Times New Roman" w:eastAsia="宋体" w:hAnsi="Times New Roman" w:cs="Times New Roman"/>
         </w:rPr>
-        <w:t>将你的私钥（</w:t>
-      </w:r>
+        <w:t>将你的私</w:t>
+      </w:r>
+      <w:proofErr w:type="gramStart"/>
+      <w:r>
+        <w:rPr>
+          <w:rFonts w:ascii="Times New Roman" w:eastAsia="宋体" w:hAnsi="Times New Roman" w:cs="Times New Roman"/>
+        </w:rPr>
+        <w:t>钥</w:t>
+      </w:r>
+      <w:proofErr w:type="gramEnd"/>
+      <w:r>
+        <w:rPr>
+          <w:rFonts w:ascii="Times New Roman" w:eastAsia="宋体" w:hAnsi="Times New Roman" w:cs="Times New Roman"/>
+        </w:rPr>
+        <w:t>（</w:t>
+      </w:r>
+      <w:proofErr w:type="spellStart"/>
       <w:r>
         <w:rPr>
           <w:rFonts w:ascii="Times New Roman" w:eastAsia="宋体" w:hAnsi="Times New Roman" w:cs="Times New Roman"/>
         </w:rPr>
         <w:t>id_rsa</w:t>
       </w:r>
+      <w:proofErr w:type="spellEnd"/>
       <w:r>
         <w:rPr>
           <w:rFonts w:ascii="Times New Roman" w:eastAsia="宋体" w:hAnsi="Times New Roman" w:cs="Times New Roman"/>
@@ -344,7 +424,21 @@
         <w:rPr>
           <w:rFonts w:ascii="Times New Roman" w:eastAsia="宋体" w:hAnsi="Times New Roman" w:cs="Times New Roman"/>
         </w:rPr>
-        <w:t>&gt;/.ssh/id_rsa (...)</w:t>
+        <w:t>&gt;/.ssh/</w:t>
+      </w:r>
+      <w:proofErr w:type="spellStart"/>
+      <w:r>
+        <w:rPr>
+          <w:rFonts w:ascii="Times New Roman" w:eastAsia="宋体" w:hAnsi="Times New Roman" w:cs="Times New Roman"/>
+        </w:rPr>
+        <w:t>id_rsa</w:t>
+      </w:r>
+      <w:proofErr w:type="spellEnd"/>
+      <w:r>
+        <w:rPr>
+          <w:rFonts w:ascii="Times New Roman" w:eastAsia="宋体" w:hAnsi="Times New Roman" w:cs="Times New Roman"/>
+        </w:rPr>
+        <w:t xml:space="preserve"> (...)</w:t>
       </w:r>
       <w:r>
         <w:rPr>
@@ -427,12 +521,14 @@
         </w:rPr>
         <w:t>到</w:t>
       </w:r>
+      <w:proofErr w:type="spellStart"/>
       <w:r>
         <w:rPr>
           <w:rFonts w:ascii="Times New Roman" w:eastAsia="宋体" w:hAnsi="Times New Roman" w:cs="Times New Roman"/>
         </w:rPr>
         <w:t>github</w:t>
       </w:r>
+      <w:proofErr w:type="spellEnd"/>
       <w:r>
         <w:rPr>
           <w:rFonts w:ascii="Times New Roman" w:eastAsia="宋体" w:hAnsi="Times New Roman" w:cs="Times New Roman"/>
@@ -477,8 +573,16 @@
         <w:rPr>
           <w:rFonts w:ascii="Times New Roman" w:eastAsia="宋体" w:hAnsi="Times New Roman" w:cs="Times New Roman"/>
         </w:rPr>
-        <w:t> git init</w:t>
-      </w:r>
+        <w:t xml:space="preserve"> git </w:t>
+      </w:r>
+      <w:proofErr w:type="spellStart"/>
+      <w:r>
+        <w:rPr>
+          <w:rFonts w:ascii="Times New Roman" w:eastAsia="宋体" w:hAnsi="Times New Roman" w:cs="Times New Roman"/>
+        </w:rPr>
+        <w:t>init</w:t>
+      </w:r>
+      <w:proofErr w:type="spellEnd"/>
     </w:p>
     <w:p>
       <w:pPr>
@@ -497,7 +601,21 @@
         <w:rPr>
           <w:rFonts w:ascii="Times New Roman" w:eastAsia="宋体" w:hAnsi="Times New Roman" w:cs="Times New Roman"/>
         </w:rPr>
-        <w:t> .gitignore </w:t>
+        <w:t> .</w:t>
+      </w:r>
+      <w:proofErr w:type="spellStart"/>
+      <w:r>
+        <w:rPr>
+          <w:rFonts w:ascii="Times New Roman" w:eastAsia="宋体" w:hAnsi="Times New Roman" w:cs="Times New Roman"/>
+        </w:rPr>
+        <w:t>gitignore</w:t>
+      </w:r>
+      <w:proofErr w:type="spellEnd"/>
+      <w:r>
+        <w:rPr>
+          <w:rFonts w:ascii="Times New Roman" w:eastAsia="宋体" w:hAnsi="Times New Roman" w:cs="Times New Roman"/>
+        </w:rPr>
+        <w:t> </w:t>
       </w:r>
       <w:r>
         <w:rPr>
@@ -613,8 +731,16 @@
         <w:rPr>
           <w:rFonts w:ascii="Times New Roman" w:eastAsia="宋体" w:hAnsi="Times New Roman" w:cs="Times New Roman"/>
         </w:rPr>
-        <w:t> TortoiseGit</w:t>
-      </w:r>
+        <w:t> </w:t>
+      </w:r>
+      <w:proofErr w:type="spellStart"/>
+      <w:r>
+        <w:rPr>
+          <w:rFonts w:ascii="Times New Roman" w:eastAsia="宋体" w:hAnsi="Times New Roman" w:cs="Times New Roman"/>
+        </w:rPr>
+        <w:t>TortoiseGit</w:t>
+      </w:r>
+      <w:proofErr w:type="spellEnd"/>
       <w:r>
         <w:rPr>
           <w:rFonts w:ascii="Times New Roman" w:eastAsia="宋体" w:hAnsi="Times New Roman" w:cs="Times New Roman" w:hint="eastAsia"/>
@@ -1003,11 +1129,19 @@
         </w:rPr>
         <w:t>、</w:t>
       </w:r>
-      <w:r>
-        <w:rPr>
-          <w:rFonts w:ascii="Times New Roman" w:eastAsia="宋体" w:hAnsi="Times New Roman" w:cs="Times New Roman" w:hint="eastAsia"/>
-        </w:rPr>
-        <w:t xml:space="preserve">ctrl+c </w:t>
+      <w:proofErr w:type="spellStart"/>
+      <w:r>
+        <w:rPr>
+          <w:rFonts w:ascii="Times New Roman" w:eastAsia="宋体" w:hAnsi="Times New Roman" w:cs="Times New Roman" w:hint="eastAsia"/>
+        </w:rPr>
+        <w:t>ctrl+c</w:t>
+      </w:r>
+      <w:proofErr w:type="spellEnd"/>
+      <w:r>
+        <w:rPr>
+          <w:rFonts w:ascii="Times New Roman" w:eastAsia="宋体" w:hAnsi="Times New Roman" w:cs="Times New Roman" w:hint="eastAsia"/>
+        </w:rPr>
+        <w:t xml:space="preserve"> </w:t>
       </w:r>
       <w:r>
         <w:rPr>
@@ -1070,7 +1204,7 @@
       <w:pPr>
         <w:jc w:val="both"/>
         <w:rPr>
-          <w:rFonts w:ascii="Times New Roman" w:eastAsia="宋体" w:hAnsi="Times New Roman" w:cs="Times New Roman" w:hint="eastAsia"/>
+          <w:rFonts w:ascii="Times New Roman" w:eastAsia="宋体" w:hAnsi="Times New Roman" w:cs="Times New Roman"/>
         </w:rPr>
       </w:pPr>
       <w:r>
@@ -1138,6 +1272,439 @@
           <w:rFonts w:ascii="Times New Roman" w:eastAsia="宋体" w:hAnsi="Times New Roman" w:cs="Times New Roman" w:hint="eastAsia"/>
         </w:rPr>
         <w:t>但是只对追踪过的老文件有效。</w:t>
+      </w:r>
+    </w:p>
+    <w:p>
+      <w:pPr>
+        <w:jc w:val="both"/>
+        <w:rPr>
+          <w:rFonts w:ascii="Times New Roman" w:eastAsia="宋体" w:hAnsi="Times New Roman" w:cs="Times New Roman"/>
+        </w:rPr>
+      </w:pPr>
+      <w:r>
+        <w:rPr>
+          <w:rFonts w:ascii="Times New Roman" w:eastAsia="宋体" w:hAnsi="Times New Roman" w:cs="Times New Roman" w:hint="eastAsia"/>
+        </w:rPr>
+        <w:t>9</w:t>
+      </w:r>
+      <w:r>
+        <w:rPr>
+          <w:rFonts w:ascii="Times New Roman" w:eastAsia="宋体" w:hAnsi="Times New Roman" w:cs="Times New Roman" w:hint="eastAsia"/>
+        </w:rPr>
+        <w:t>、</w:t>
+      </w:r>
+      <w:r>
+        <w:rPr>
+          <w:rFonts w:ascii="Times New Roman" w:eastAsia="宋体" w:hAnsi="Times New Roman" w:cs="Times New Roman"/>
+        </w:rPr>
+        <w:t>Ctrl + D</w:t>
+      </w:r>
+      <w:r>
+        <w:rPr>
+          <w:rFonts w:ascii="Times New Roman" w:eastAsia="宋体" w:hAnsi="Times New Roman" w:cs="Times New Roman"/>
+        </w:rPr>
+        <w:t>，这是发送结束信号</w:t>
+      </w:r>
+    </w:p>
+    <w:p>
+      <w:pPr>
+        <w:jc w:val="both"/>
+        <w:rPr>
+          <w:rFonts w:ascii="Times New Roman" w:eastAsia="宋体" w:hAnsi="Times New Roman" w:cs="Times New Roman"/>
+        </w:rPr>
+      </w:pPr>
+      <w:r>
+        <w:rPr>
+          <w:rFonts w:ascii="Times New Roman" w:eastAsia="宋体" w:hAnsi="Times New Roman" w:cs="Times New Roman" w:hint="eastAsia"/>
+          <w:noProof/>
+        </w:rPr>
+        <w:drawing>
+          <wp:inline distT="0" distB="0" distL="0" distR="0" wp14:anchorId="4661B071" wp14:editId="25713D55">
+            <wp:extent cx="5274310" cy="1115291"/>
+            <wp:effectExtent l="0" t="0" r="2540" b="8890"/>
+            <wp:docPr id="128337539" name="图片 1"/>
+            <wp:cNvGraphicFramePr>
+              <a:graphicFrameLocks xmlns:a="http://schemas.openxmlformats.org/drawingml/2006/main" noChangeAspect="1"/>
+            </wp:cNvGraphicFramePr>
+            <a:graphic xmlns:a="http://schemas.openxmlformats.org/drawingml/2006/main">
+              <a:graphicData uri="http://schemas.openxmlformats.org/drawingml/2006/picture">
+                <pic:pic xmlns:pic="http://schemas.openxmlformats.org/drawingml/2006/picture">
+                  <pic:nvPicPr>
+                    <pic:cNvPr id="128337539" name="图片 128337539"/>
+                    <pic:cNvPicPr/>
+                  </pic:nvPicPr>
+                  <pic:blipFill rotWithShape="1">
+                    <a:blip r:embed="rId10">
+                      <a:extLst>
+                        <a:ext uri="{28A0092B-C50C-407E-A947-70E740481C1C}">
+                          <a14:useLocalDpi xmlns:a14="http://schemas.microsoft.com/office/drawing/2010/main" val="0"/>
+                        </a:ext>
+                      </a:extLst>
+                    </a:blip>
+                    <a:srcRect b="65234"/>
+                    <a:stretch>
+                      <a:fillRect/>
+                    </a:stretch>
+                  </pic:blipFill>
+                  <pic:spPr bwMode="auto">
+                    <a:xfrm>
+                      <a:off x="0" y="0"/>
+                      <a:ext cx="5274310" cy="1115291"/>
+                    </a:xfrm>
+                    <a:prstGeom prst="rect">
+                      <a:avLst/>
+                    </a:prstGeom>
+                    <a:ln>
+                      <a:noFill/>
+                    </a:ln>
+                    <a:extLst>
+                      <a:ext uri="{53640926-AAD7-44D8-BBD7-CCE9431645EC}">
+                        <a14:shadowObscured xmlns:a14="http://schemas.microsoft.com/office/drawing/2010/main"/>
+                      </a:ext>
+                    </a:extLst>
+                  </pic:spPr>
+                </pic:pic>
+              </a:graphicData>
+            </a:graphic>
+          </wp:inline>
+        </w:drawing>
+      </w:r>
+    </w:p>
+    <w:p>
+      <w:pPr>
+        <w:jc w:val="both"/>
+        <w:rPr>
+          <w:rFonts w:ascii="Times New Roman" w:eastAsia="宋体" w:hAnsi="Times New Roman" w:cs="Times New Roman"/>
+        </w:rPr>
+      </w:pPr>
+      <w:r>
+        <w:rPr>
+          <w:rFonts w:ascii="Times New Roman" w:eastAsia="宋体" w:hAnsi="Times New Roman" w:cs="Times New Roman" w:hint="eastAsia"/>
+        </w:rPr>
+        <w:t>10</w:t>
+      </w:r>
+      <w:r>
+        <w:rPr>
+          <w:rFonts w:ascii="Times New Roman" w:eastAsia="宋体" w:hAnsi="Times New Roman" w:cs="Times New Roman" w:hint="eastAsia"/>
+        </w:rPr>
+        <w:t>、</w:t>
+      </w:r>
+      <w:r>
+        <w:rPr>
+          <w:rFonts w:ascii="Times New Roman" w:eastAsia="宋体" w:hAnsi="Times New Roman" w:cs="Times New Roman"/>
+        </w:rPr>
+        <w:t>标准团队</w:t>
+      </w:r>
+      <w:r>
+        <w:rPr>
+          <w:rFonts w:ascii="Times New Roman" w:eastAsia="宋体" w:hAnsi="Times New Roman" w:cs="Times New Roman"/>
+        </w:rPr>
+        <w:t xml:space="preserve"> Git </w:t>
+      </w:r>
+      <w:r>
+        <w:rPr>
+          <w:rFonts w:ascii="Times New Roman" w:eastAsia="宋体" w:hAnsi="Times New Roman" w:cs="Times New Roman"/>
+        </w:rPr>
+        <w:t>工作流</w:t>
+      </w:r>
+    </w:p>
+    <w:p>
+      <w:pPr>
+        <w:jc w:val="both"/>
+        <w:rPr>
+          <w:rFonts w:ascii="Times New Roman" w:eastAsia="宋体" w:hAnsi="Times New Roman" w:cs="Times New Roman"/>
+        </w:rPr>
+      </w:pPr>
+      <w:r>
+        <w:rPr>
+          <w:rFonts w:ascii="Times New Roman" w:eastAsia="宋体" w:hAnsi="Times New Roman" w:cs="Times New Roman"/>
+        </w:rPr>
+        <w:t>第一步：保持本地主干最新</w:t>
+      </w:r>
+      <w:r>
+        <w:rPr>
+          <w:rFonts w:ascii="Times New Roman" w:eastAsia="宋体" w:hAnsi="Times New Roman" w:cs="Times New Roman" w:hint="eastAsia"/>
+        </w:rPr>
+        <w:t>：</w:t>
+      </w:r>
+    </w:p>
+    <w:p>
+      <w:pPr>
+        <w:jc w:val="both"/>
+        <w:rPr>
+          <w:rFonts w:ascii="Times New Roman" w:eastAsia="宋体" w:hAnsi="Times New Roman" w:cs="Times New Roman"/>
+        </w:rPr>
+      </w:pPr>
+      <w:r>
+        <w:rPr>
+          <w:rFonts w:ascii="Times New Roman" w:eastAsia="宋体" w:hAnsi="Times New Roman" w:cs="Times New Roman"/>
+        </w:rPr>
+        <w:t xml:space="preserve">git checkout master </w:t>
+      </w:r>
+    </w:p>
+    <w:p>
+      <w:pPr>
+        <w:jc w:val="both"/>
+        <w:rPr>
+          <w:rFonts w:ascii="Times New Roman" w:eastAsia="宋体" w:hAnsi="Times New Roman" w:cs="Times New Roman"/>
+        </w:rPr>
+      </w:pPr>
+      <w:r>
+        <w:rPr>
+          <w:rFonts w:ascii="Times New Roman" w:eastAsia="宋体" w:hAnsi="Times New Roman" w:cs="Times New Roman"/>
+        </w:rPr>
+        <w:t>git pull origin master</w:t>
+      </w:r>
+    </w:p>
+    <w:p>
+      <w:pPr>
+        <w:jc w:val="both"/>
+        <w:rPr>
+          <w:rFonts w:ascii="Times New Roman" w:eastAsia="宋体" w:hAnsi="Times New Roman" w:cs="Times New Roman"/>
+        </w:rPr>
+      </w:pPr>
+      <w:r>
+        <w:rPr>
+          <w:rFonts w:ascii="Times New Roman" w:eastAsia="宋体" w:hAnsi="Times New Roman" w:cs="Times New Roman"/>
+        </w:rPr>
+        <w:t>第二步：基于最新主干，创建个人开发分支</w:t>
+      </w:r>
+    </w:p>
+    <w:p>
+      <w:pPr>
+        <w:jc w:val="both"/>
+        <w:rPr>
+          <w:rFonts w:ascii="Times New Roman" w:eastAsia="宋体" w:hAnsi="Times New Roman" w:cs="Times New Roman"/>
+        </w:rPr>
+      </w:pPr>
+      <w:r>
+        <w:rPr>
+          <w:rFonts w:ascii="Times New Roman" w:eastAsia="宋体" w:hAnsi="Times New Roman" w:cs="Times New Roman"/>
+        </w:rPr>
+        <w:t>git checkout -b feature/login-module</w:t>
+      </w:r>
+    </w:p>
+    <w:p>
+      <w:pPr>
+        <w:jc w:val="both"/>
+        <w:rPr>
+          <w:rFonts w:ascii="Times New Roman" w:eastAsia="宋体" w:hAnsi="Times New Roman" w:cs="Times New Roman"/>
+        </w:rPr>
+      </w:pPr>
+      <w:r>
+        <w:rPr>
+          <w:rFonts w:ascii="Times New Roman" w:eastAsia="宋体" w:hAnsi="Times New Roman" w:cs="Times New Roman"/>
+        </w:rPr>
+        <w:t>第三步：在本地快乐地开发、提交</w:t>
+      </w:r>
+    </w:p>
+    <w:p>
+      <w:pPr>
+        <w:jc w:val="both"/>
+        <w:rPr>
+          <w:rFonts w:ascii="Times New Roman" w:eastAsia="宋体" w:hAnsi="Times New Roman" w:cs="Times New Roman"/>
+        </w:rPr>
+      </w:pPr>
+      <w:r>
+        <w:rPr>
+          <w:rFonts w:ascii="Times New Roman" w:eastAsia="宋体" w:hAnsi="Times New Roman" w:cs="Times New Roman"/>
+        </w:rPr>
+        <w:t xml:space="preserve">git </w:t>
+      </w:r>
+      <w:proofErr w:type="gramStart"/>
+      <w:r>
+        <w:rPr>
+          <w:rFonts w:ascii="Times New Roman" w:eastAsia="宋体" w:hAnsi="Times New Roman" w:cs="Times New Roman"/>
+        </w:rPr>
+        <w:t>add .</w:t>
+      </w:r>
+      <w:proofErr w:type="gramEnd"/>
+      <w:r>
+        <w:rPr>
+          <w:rFonts w:ascii="Times New Roman" w:eastAsia="宋体" w:hAnsi="Times New Roman" w:cs="Times New Roman"/>
+        </w:rPr>
+        <w:t xml:space="preserve"> </w:t>
+      </w:r>
+    </w:p>
+    <w:p>
+      <w:pPr>
+        <w:jc w:val="both"/>
+        <w:rPr>
+          <w:rFonts w:ascii="Times New Roman" w:eastAsia="宋体" w:hAnsi="Times New Roman" w:cs="Times New Roman"/>
+        </w:rPr>
+      </w:pPr>
+      <w:r>
+        <w:rPr>
+          <w:rFonts w:ascii="Times New Roman" w:eastAsia="宋体" w:hAnsi="Times New Roman" w:cs="Times New Roman"/>
+        </w:rPr>
+        <w:t>git commit -m "</w:t>
+      </w:r>
+      <w:r>
+        <w:rPr>
+          <w:rFonts w:ascii="Times New Roman" w:eastAsia="宋体" w:hAnsi="Times New Roman" w:cs="Times New Roman"/>
+        </w:rPr>
+        <w:t>完成登录模块后端逻辑</w:t>
+      </w:r>
+      <w:r>
+        <w:rPr>
+          <w:rFonts w:ascii="Times New Roman" w:eastAsia="宋体" w:hAnsi="Times New Roman" w:cs="Times New Roman"/>
+        </w:rPr>
+        <w:t>"</w:t>
+      </w:r>
+    </w:p>
+    <w:p>
+      <w:pPr>
+        <w:jc w:val="both"/>
+        <w:rPr>
+          <w:rFonts w:ascii="Times New Roman" w:eastAsia="宋体" w:hAnsi="Times New Roman" w:cs="Times New Roman" w:hint="eastAsia"/>
+        </w:rPr>
+      </w:pPr>
+      <w:r>
+        <w:rPr>
+          <w:rFonts w:ascii="Times New Roman" w:eastAsia="宋体" w:hAnsi="Times New Roman" w:cs="Times New Roman"/>
+        </w:rPr>
+        <w:t>第四步：将你的开发分支直接</w:t>
+      </w:r>
+      <w:r>
+        <w:rPr>
+          <w:rFonts w:ascii="Times New Roman" w:eastAsia="宋体" w:hAnsi="Times New Roman" w:cs="Times New Roman"/>
+        </w:rPr>
+        <w:t xml:space="preserve"> Push </w:t>
+      </w:r>
+      <w:r>
+        <w:rPr>
+          <w:rFonts w:ascii="Times New Roman" w:eastAsia="宋体" w:hAnsi="Times New Roman" w:cs="Times New Roman"/>
+        </w:rPr>
+        <w:t>到远端</w:t>
+      </w:r>
+      <w:r>
+        <w:rPr>
+          <w:rFonts w:ascii="Times New Roman" w:eastAsia="宋体" w:hAnsi="Times New Roman" w:cs="Times New Roman" w:hint="eastAsia"/>
+        </w:rPr>
+        <w:t>你的分支</w:t>
+      </w:r>
+    </w:p>
+    <w:p>
+      <w:pPr>
+        <w:jc w:val="both"/>
+        <w:rPr>
+          <w:rFonts w:ascii="Times New Roman" w:eastAsia="宋体" w:hAnsi="Times New Roman" w:cs="Times New Roman"/>
+        </w:rPr>
+      </w:pPr>
+      <w:r>
+        <w:rPr>
+          <w:rFonts w:ascii="Times New Roman" w:eastAsia="宋体" w:hAnsi="Times New Roman" w:cs="Times New Roman"/>
+        </w:rPr>
+        <w:t>git push -u origin feature/login-module</w:t>
+      </w:r>
+    </w:p>
+    <w:p>
+      <w:pPr>
+        <w:jc w:val="both"/>
+        <w:rPr>
+          <w:rFonts w:ascii="Times New Roman" w:eastAsia="宋体" w:hAnsi="Times New Roman" w:cs="Times New Roman"/>
+        </w:rPr>
+      </w:pPr>
+      <w:r>
+        <w:rPr>
+          <w:rFonts w:ascii="Times New Roman" w:eastAsia="宋体" w:hAnsi="Times New Roman" w:cs="Times New Roman"/>
+        </w:rPr>
+        <w:t>第五步：在网页端发起</w:t>
+      </w:r>
+      <w:r>
+        <w:rPr>
+          <w:rFonts w:ascii="Times New Roman" w:eastAsia="宋体" w:hAnsi="Times New Roman" w:cs="Times New Roman"/>
+        </w:rPr>
+        <w:t>PR</w:t>
+      </w:r>
+    </w:p>
+    <w:p>
+      <w:pPr>
+        <w:jc w:val="both"/>
+        <w:rPr>
+          <w:rFonts w:ascii="Times New Roman" w:eastAsia="宋体" w:hAnsi="Times New Roman" w:cs="Times New Roman"/>
+        </w:rPr>
+      </w:pPr>
+      <w:r>
+        <w:rPr>
+          <w:rFonts w:ascii="Times New Roman" w:eastAsia="宋体" w:hAnsi="Times New Roman" w:cs="Times New Roman"/>
+        </w:rPr>
+        <w:t>第六步：远端合并（由别人完成）</w:t>
+      </w:r>
+    </w:p>
+    <w:p>
+      <w:pPr>
+        <w:jc w:val="both"/>
+        <w:rPr>
+          <w:rFonts w:ascii="Times New Roman" w:eastAsia="宋体" w:hAnsi="Times New Roman" w:cs="Times New Roman"/>
+        </w:rPr>
+      </w:pPr>
+      <w:r>
+        <w:rPr>
+          <w:rFonts w:ascii="Times New Roman" w:eastAsia="宋体" w:hAnsi="Times New Roman" w:cs="Times New Roman"/>
+        </w:rPr>
+        <w:t>第七步：打扫战场（本地同步）</w:t>
+      </w:r>
+    </w:p>
+    <w:p>
+      <w:pPr>
+        <w:jc w:val="both"/>
+        <w:rPr>
+          <w:rFonts w:ascii="Times New Roman" w:eastAsia="宋体" w:hAnsi="Times New Roman" w:cs="Times New Roman"/>
+        </w:rPr>
+      </w:pPr>
+      <w:r>
+        <w:rPr>
+          <w:rFonts w:ascii="Times New Roman" w:eastAsia="宋体" w:hAnsi="Times New Roman" w:cs="Times New Roman"/>
+        </w:rPr>
+        <w:t xml:space="preserve">git checkout master </w:t>
+      </w:r>
+    </w:p>
+    <w:p>
+      <w:pPr>
+        <w:jc w:val="both"/>
+        <w:rPr>
+          <w:rFonts w:ascii="Times New Roman" w:eastAsia="宋体" w:hAnsi="Times New Roman" w:cs="Times New Roman"/>
+        </w:rPr>
+      </w:pPr>
+      <w:r>
+        <w:rPr>
+          <w:rFonts w:ascii="Times New Roman" w:eastAsia="宋体" w:hAnsi="Times New Roman" w:cs="Times New Roman"/>
+        </w:rPr>
+        <w:lastRenderedPageBreak/>
+        <w:t xml:space="preserve">git pull origin master # </w:t>
+      </w:r>
+      <w:r>
+        <w:rPr>
+          <w:rFonts w:ascii="Times New Roman" w:eastAsia="宋体" w:hAnsi="Times New Roman" w:cs="Times New Roman"/>
+        </w:rPr>
+        <w:t>拉取包含你刚刚提交的最新远端代码</w:t>
+      </w:r>
+      <w:r>
+        <w:rPr>
+          <w:rFonts w:ascii="Times New Roman" w:eastAsia="宋体" w:hAnsi="Times New Roman" w:cs="Times New Roman"/>
+        </w:rPr>
+        <w:t xml:space="preserve"> </w:t>
+      </w:r>
+    </w:p>
+    <w:p>
+      <w:pPr>
+        <w:jc w:val="both"/>
+        <w:rPr>
+          <w:rFonts w:ascii="Times New Roman" w:eastAsia="宋体" w:hAnsi="Times New Roman" w:cs="Times New Roman" w:hint="eastAsia"/>
+        </w:rPr>
+      </w:pPr>
+      <w:r>
+        <w:rPr>
+          <w:rFonts w:ascii="Times New Roman" w:eastAsia="宋体" w:hAnsi="Times New Roman" w:cs="Times New Roman"/>
+        </w:rPr>
+        <w:t xml:space="preserve">git branch -d feature/login-module # </w:t>
+      </w:r>
+      <w:r>
+        <w:rPr>
+          <w:rFonts w:ascii="Times New Roman" w:eastAsia="宋体" w:hAnsi="Times New Roman" w:cs="Times New Roman"/>
+        </w:rPr>
+        <w:t>删除本地开发分支</w:t>
       </w:r>
     </w:p>
     <w:p>
@@ -1160,1513 +1727,1958 @@
           <w:sz w:val="28"/>
           <w:szCs w:val="32"/>
         </w:rPr>
-        <w:t>教程笔记</w:t>
-      </w:r>
-    </w:p>
-    <w:p>
-      <w:pPr>
-        <w:jc w:val="both"/>
-        <w:rPr>
-          <w:rFonts w:ascii="Times New Roman" w:eastAsia="宋体" w:hAnsi="Times New Roman" w:cs="Times New Roman"/>
-        </w:rPr>
-      </w:pPr>
-      <w:r>
-        <w:rPr>
-          <w:rFonts w:ascii="Times New Roman" w:eastAsia="宋体" w:hAnsi="Times New Roman" w:cs="Times New Roman" w:hint="eastAsia"/>
-        </w:rPr>
-        <w:t>1</w:t>
-      </w:r>
-      <w:r>
-        <w:rPr>
-          <w:rFonts w:ascii="Times New Roman" w:eastAsia="宋体" w:hAnsi="Times New Roman" w:cs="Times New Roman" w:hint="eastAsia"/>
-        </w:rPr>
-        <w:t>、</w:t>
-      </w:r>
-      <w:r>
-        <w:rPr>
-          <w:rFonts w:ascii="Times New Roman" w:eastAsia="宋体" w:hAnsi="Times New Roman" w:cs="Times New Roman" w:hint="eastAsia"/>
-        </w:rPr>
-        <w:t xml:space="preserve">git init </w:t>
-      </w:r>
-      <w:r>
-        <w:rPr>
-          <w:rFonts w:ascii="Times New Roman" w:eastAsia="宋体" w:hAnsi="Times New Roman" w:cs="Times New Roman" w:hint="eastAsia"/>
-        </w:rPr>
-        <w:t>初始化仓库</w:t>
-      </w:r>
-    </w:p>
-    <w:p>
-      <w:pPr>
-        <w:jc w:val="both"/>
-        <w:rPr>
-          <w:rFonts w:ascii="Times New Roman" w:eastAsia="宋体" w:hAnsi="Times New Roman" w:cs="Times New Roman"/>
-        </w:rPr>
-      </w:pPr>
-      <w:r>
-        <w:rPr>
-          <w:rFonts w:ascii="Times New Roman" w:eastAsia="宋体" w:hAnsi="Times New Roman" w:cs="Times New Roman" w:hint="eastAsia"/>
-        </w:rPr>
-        <w:t>2</w:t>
-      </w:r>
-      <w:r>
-        <w:rPr>
-          <w:rFonts w:ascii="Times New Roman" w:eastAsia="宋体" w:hAnsi="Times New Roman" w:cs="Times New Roman" w:hint="eastAsia"/>
-        </w:rPr>
-        <w:t>、</w:t>
-      </w:r>
-      <w:r>
-        <w:rPr>
-          <w:rFonts w:ascii="Times New Roman" w:eastAsia="宋体" w:hAnsi="Times New Roman" w:cs="Times New Roman" w:hint="eastAsia"/>
-        </w:rPr>
-        <w:t xml:space="preserve">touch </w:t>
-      </w:r>
-      <w:r>
-        <w:rPr>
-          <w:rFonts w:ascii="Times New Roman" w:eastAsia="宋体" w:hAnsi="Times New Roman" w:cs="Times New Roman" w:hint="eastAsia"/>
-        </w:rPr>
-        <w:t>文件全名</w:t>
-      </w:r>
-      <w:r>
-        <w:rPr>
-          <w:rFonts w:ascii="Times New Roman" w:eastAsia="宋体" w:hAnsi="Times New Roman" w:cs="Times New Roman" w:hint="eastAsia"/>
-        </w:rPr>
-        <w:t xml:space="preserve"> </w:t>
-      </w:r>
-      <w:r>
-        <w:rPr>
-          <w:rFonts w:ascii="Times New Roman" w:eastAsia="宋体" w:hAnsi="Times New Roman" w:cs="Times New Roman" w:hint="eastAsia"/>
-        </w:rPr>
-        <w:t>新建文件到这个文件夹</w:t>
-      </w:r>
-    </w:p>
-    <w:p>
-      <w:pPr>
-        <w:jc w:val="both"/>
-        <w:rPr>
-          <w:rFonts w:ascii="Times New Roman" w:eastAsia="宋体" w:hAnsi="Times New Roman" w:cs="Times New Roman"/>
-        </w:rPr>
-      </w:pPr>
-      <w:r>
-        <w:rPr>
-          <w:rFonts w:ascii="Times New Roman" w:eastAsia="宋体" w:hAnsi="Times New Roman" w:cs="Times New Roman" w:hint="eastAsia"/>
-        </w:rPr>
-        <w:t>2</w:t>
-      </w:r>
-      <w:r>
-        <w:rPr>
-          <w:rFonts w:ascii="Times New Roman" w:eastAsia="宋体" w:hAnsi="Times New Roman" w:cs="Times New Roman" w:hint="eastAsia"/>
-        </w:rPr>
-        <w:t>、</w:t>
-      </w:r>
-      <w:r>
-        <w:rPr>
-          <w:rFonts w:ascii="Times New Roman" w:eastAsia="宋体" w:hAnsi="Times New Roman" w:cs="Times New Roman" w:hint="eastAsia"/>
-        </w:rPr>
-        <w:t xml:space="preserve">git add . </w:t>
-      </w:r>
-      <w:r>
-        <w:rPr>
-          <w:rFonts w:ascii="Times New Roman" w:eastAsia="宋体" w:hAnsi="Times New Roman" w:cs="Times New Roman" w:hint="eastAsia"/>
-        </w:rPr>
-        <w:t>暂存所有未被忽略的文件到暂存区</w:t>
-      </w:r>
-    </w:p>
-    <w:p>
-      <w:pPr>
-        <w:jc w:val="both"/>
-        <w:rPr>
-          <w:rFonts w:ascii="Times New Roman" w:eastAsia="宋体" w:hAnsi="Times New Roman" w:cs="Times New Roman"/>
-        </w:rPr>
-      </w:pPr>
-      <w:r>
-        <w:rPr>
-          <w:rFonts w:ascii="Times New Roman" w:eastAsia="宋体" w:hAnsi="Times New Roman" w:cs="Times New Roman" w:hint="eastAsia"/>
-        </w:rPr>
-        <w:t>3</w:t>
-      </w:r>
-      <w:r>
-        <w:rPr>
-          <w:rFonts w:ascii="Times New Roman" w:eastAsia="宋体" w:hAnsi="Times New Roman" w:cs="Times New Roman" w:hint="eastAsia"/>
-        </w:rPr>
-        <w:t>、</w:t>
-      </w:r>
-      <w:r>
-        <w:rPr>
-          <w:rFonts w:ascii="Times New Roman" w:eastAsia="宋体" w:hAnsi="Times New Roman" w:cs="Times New Roman" w:hint="eastAsia"/>
-        </w:rPr>
-        <w:t xml:space="preserve">git commit -m </w:t>
-      </w:r>
-      <w:r>
-        <w:rPr>
-          <w:rFonts w:ascii="Times New Roman" w:eastAsia="宋体" w:hAnsi="Times New Roman" w:cs="Times New Roman"/>
-        </w:rPr>
-        <w:t>’’</w:t>
-      </w:r>
-      <w:r>
-        <w:rPr>
-          <w:rFonts w:ascii="Times New Roman" w:eastAsia="宋体" w:hAnsi="Times New Roman" w:cs="Times New Roman" w:hint="eastAsia"/>
-        </w:rPr>
-        <w:t xml:space="preserve"> </w:t>
-      </w:r>
-      <w:r>
-        <w:rPr>
-          <w:rFonts w:ascii="Times New Roman" w:eastAsia="宋体" w:hAnsi="Times New Roman" w:cs="Times New Roman" w:hint="eastAsia"/>
-        </w:rPr>
-        <w:t>将暂存区的文件提交到本地仓库</w:t>
-      </w:r>
-    </w:p>
-    <w:p>
-      <w:pPr>
-        <w:jc w:val="both"/>
-        <w:rPr>
-          <w:rFonts w:ascii="Times New Roman" w:eastAsia="宋体" w:hAnsi="Times New Roman" w:cs="Times New Roman"/>
-        </w:rPr>
-      </w:pPr>
-      <w:r>
-        <w:rPr>
-          <w:rFonts w:ascii="Times New Roman" w:eastAsia="宋体" w:hAnsi="Times New Roman" w:cs="Times New Roman" w:hint="eastAsia"/>
-        </w:rPr>
-        <w:t>退出编辑方式是按</w:t>
-      </w:r>
-      <w:r>
-        <w:rPr>
-          <w:rFonts w:ascii="Times New Roman" w:eastAsia="宋体" w:hAnsi="Times New Roman" w:cs="Times New Roman" w:hint="eastAsia"/>
-        </w:rPr>
-        <w:t>esc</w:t>
-      </w:r>
-      <w:r>
-        <w:rPr>
-          <w:rFonts w:ascii="Times New Roman" w:eastAsia="宋体" w:hAnsi="Times New Roman" w:cs="Times New Roman" w:hint="eastAsia"/>
-        </w:rPr>
-        <w:t>、输入冒号以及</w:t>
-      </w:r>
-      <w:r>
-        <w:rPr>
-          <w:rFonts w:ascii="Times New Roman" w:eastAsia="宋体" w:hAnsi="Times New Roman" w:cs="Times New Roman" w:hint="eastAsia"/>
-        </w:rPr>
-        <w:t>wq</w:t>
-      </w:r>
-    </w:p>
-    <w:p>
-      <w:pPr>
-        <w:jc w:val="both"/>
-        <w:rPr>
-          <w:rFonts w:ascii="Times New Roman" w:eastAsia="宋体" w:hAnsi="Times New Roman" w:cs="Times New Roman"/>
-        </w:rPr>
-      </w:pPr>
-      <w:r>
-        <w:rPr>
-          <w:rFonts w:ascii="Times New Roman" w:eastAsia="宋体" w:hAnsi="Times New Roman" w:cs="Times New Roman" w:hint="eastAsia"/>
-        </w:rPr>
-        <w:t>4</w:t>
-      </w:r>
-      <w:r>
-        <w:rPr>
-          <w:rFonts w:ascii="Times New Roman" w:eastAsia="宋体" w:hAnsi="Times New Roman" w:cs="Times New Roman" w:hint="eastAsia"/>
-        </w:rPr>
-        <w:t>、</w:t>
-      </w:r>
-      <w:r>
-        <w:rPr>
-          <w:rFonts w:ascii="Times New Roman" w:eastAsia="宋体" w:hAnsi="Times New Roman" w:cs="Times New Roman" w:hint="eastAsia"/>
-        </w:rPr>
-        <w:t>git</w:t>
-      </w:r>
-      <w:r>
-        <w:rPr>
-          <w:rFonts w:ascii="Times New Roman" w:eastAsia="宋体" w:hAnsi="Times New Roman" w:cs="Times New Roman" w:hint="eastAsia"/>
-        </w:rPr>
-        <w:t>-</w:t>
-      </w:r>
-      <w:r>
-        <w:rPr>
-          <w:rFonts w:ascii="Times New Roman" w:eastAsia="宋体" w:hAnsi="Times New Roman" w:cs="Times New Roman" w:hint="eastAsia"/>
-        </w:rPr>
-        <w:t xml:space="preserve">log </w:t>
-      </w:r>
-      <w:r>
-        <w:rPr>
-          <w:rFonts w:ascii="Times New Roman" w:eastAsia="宋体" w:hAnsi="Times New Roman" w:cs="Times New Roman" w:hint="eastAsia"/>
-        </w:rPr>
-        <w:t>查看进度</w:t>
-      </w:r>
-    </w:p>
-    <w:p>
-      <w:pPr>
-        <w:jc w:val="both"/>
-        <w:rPr>
-          <w:rFonts w:ascii="Times New Roman" w:eastAsia="宋体" w:hAnsi="Times New Roman" w:cs="Times New Roman"/>
-        </w:rPr>
-      </w:pPr>
-      <w:r>
-        <w:rPr>
-          <w:rFonts w:ascii="Times New Roman" w:eastAsia="宋体" w:hAnsi="Times New Roman" w:cs="Times New Roman" w:hint="eastAsia"/>
-        </w:rPr>
-        <w:t>创建忽略文件</w:t>
-      </w:r>
-      <w:r>
-        <w:rPr>
-          <w:rFonts w:ascii="Times New Roman" w:eastAsia="宋体" w:hAnsi="Times New Roman" w:cs="Times New Roman" w:hint="eastAsia"/>
-        </w:rPr>
-        <w:t>touch .gitignore</w:t>
-      </w:r>
-    </w:p>
-    <w:p>
-      <w:pPr>
-        <w:jc w:val="both"/>
-        <w:rPr>
-          <w:rFonts w:ascii="Times New Roman" w:eastAsia="宋体" w:hAnsi="Times New Roman" w:cs="Times New Roman"/>
-        </w:rPr>
-      </w:pPr>
-      <w:r>
-        <w:rPr>
-          <w:rFonts w:ascii="Times New Roman" w:eastAsia="宋体" w:hAnsi="Times New Roman" w:cs="Times New Roman" w:hint="eastAsia"/>
-        </w:rPr>
-        <w:t>然后输入不需要被管理的文件名</w:t>
-      </w:r>
-      <w:r>
-        <w:rPr>
-          <w:rFonts w:ascii="Times New Roman" w:eastAsia="宋体" w:hAnsi="Times New Roman" w:cs="Times New Roman" w:hint="eastAsia"/>
-        </w:rPr>
-        <w:t xml:space="preserve"> vi .gitignore</w:t>
-      </w:r>
-    </w:p>
-    <w:p>
-      <w:pPr>
-        <w:jc w:val="both"/>
-        <w:rPr>
-          <w:rFonts w:ascii="Times New Roman" w:eastAsia="宋体" w:hAnsi="Times New Roman" w:cs="Times New Roman"/>
-        </w:rPr>
-      </w:pPr>
-      <w:r>
-        <w:rPr>
-          <w:rFonts w:ascii="Times New Roman" w:eastAsia="宋体" w:hAnsi="Times New Roman" w:cs="Times New Roman" w:hint="eastAsia"/>
-        </w:rPr>
-        <w:t>然后输入不需要被管理的文件名</w:t>
-      </w:r>
-      <w:r>
-        <w:rPr>
-          <w:rFonts w:ascii="Times New Roman" w:eastAsia="宋体" w:hAnsi="Times New Roman" w:cs="Times New Roman" w:hint="eastAsia"/>
-        </w:rPr>
-        <w:t>：</w:t>
-      </w:r>
-      <w:r>
-        <w:rPr>
-          <w:rFonts w:ascii="Times New Roman" w:eastAsia="宋体" w:hAnsi="Times New Roman" w:cs="Times New Roman" w:hint="eastAsia"/>
-        </w:rPr>
-        <w:t xml:space="preserve"> *.a </w:t>
-      </w:r>
-      <w:r>
-        <w:rPr>
-          <w:rFonts w:ascii="Times New Roman" w:eastAsia="宋体" w:hAnsi="Times New Roman" w:cs="Times New Roman" w:hint="eastAsia"/>
-        </w:rPr>
-        <w:t>意思是以</w:t>
-      </w:r>
-      <w:r>
-        <w:rPr>
-          <w:rFonts w:ascii="Times New Roman" w:eastAsia="宋体" w:hAnsi="Times New Roman" w:cs="Times New Roman" w:hint="eastAsia"/>
-        </w:rPr>
-        <w:t>.a</w:t>
-      </w:r>
-      <w:r>
-        <w:rPr>
-          <w:rFonts w:ascii="Times New Roman" w:eastAsia="宋体" w:hAnsi="Times New Roman" w:cs="Times New Roman" w:hint="eastAsia"/>
-        </w:rPr>
-        <w:t>为后缀的文件都被忽略</w:t>
-      </w:r>
-    </w:p>
-    <w:p>
-      <w:pPr>
-        <w:jc w:val="both"/>
-        <w:rPr>
-          <w:rFonts w:ascii="Times New Roman" w:eastAsia="宋体" w:hAnsi="Times New Roman" w:cs="Times New Roman"/>
-        </w:rPr>
-      </w:pPr>
-      <w:r>
-        <w:rPr>
-          <w:rFonts w:ascii="Times New Roman" w:eastAsia="宋体" w:hAnsi="Times New Roman" w:cs="Times New Roman" w:hint="eastAsia"/>
-        </w:rPr>
-        <w:t>文件名</w:t>
-      </w:r>
-      <w:r>
-        <w:rPr>
-          <w:rFonts w:ascii="Times New Roman" w:eastAsia="宋体" w:hAnsi="Times New Roman" w:cs="Times New Roman" w:hint="eastAsia"/>
-        </w:rPr>
-        <w:t xml:space="preserve">/ </w:t>
-      </w:r>
-      <w:r>
-        <w:rPr>
-          <w:rFonts w:ascii="Times New Roman" w:eastAsia="宋体" w:hAnsi="Times New Roman" w:cs="Times New Roman" w:hint="eastAsia"/>
-        </w:rPr>
-        <w:t>意思是这个文件名的文件都被忽略</w:t>
-      </w:r>
-    </w:p>
-    <w:p>
-      <w:pPr>
-        <w:jc w:val="both"/>
-        <w:rPr>
-          <w:rFonts w:ascii="Times New Roman" w:eastAsia="宋体" w:hAnsi="Times New Roman" w:cs="Times New Roman"/>
-        </w:rPr>
-      </w:pPr>
-      <w:r>
-        <w:rPr>
-          <w:rFonts w:ascii="Times New Roman" w:eastAsia="宋体" w:hAnsi="Times New Roman" w:cs="Times New Roman" w:hint="eastAsia"/>
-        </w:rPr>
-        <w:t>/</w:t>
-      </w:r>
-      <w:r>
-        <w:rPr>
-          <w:rFonts w:ascii="Times New Roman" w:eastAsia="宋体" w:hAnsi="Times New Roman" w:cs="Times New Roman" w:hint="eastAsia"/>
-        </w:rPr>
-        <w:t>文件名</w:t>
-      </w:r>
-      <w:r>
-        <w:rPr>
-          <w:rFonts w:ascii="Times New Roman" w:eastAsia="宋体" w:hAnsi="Times New Roman" w:cs="Times New Roman" w:hint="eastAsia"/>
-        </w:rPr>
-        <w:t xml:space="preserve">/ </w:t>
-      </w:r>
-      <w:r>
-        <w:rPr>
-          <w:rFonts w:ascii="Times New Roman" w:eastAsia="宋体" w:hAnsi="Times New Roman" w:cs="Times New Roman" w:hint="eastAsia"/>
-        </w:rPr>
-        <w:t>意思是这个根目录下的这个文件名的文件都被忽略</w:t>
-      </w:r>
-    </w:p>
-    <w:p>
-      <w:pPr>
-        <w:jc w:val="both"/>
-        <w:rPr>
-          <w:rFonts w:ascii="Times New Roman" w:eastAsia="宋体" w:hAnsi="Times New Roman" w:cs="Times New Roman"/>
-        </w:rPr>
-      </w:pPr>
-      <w:r>
-        <w:rPr>
-          <w:rFonts w:ascii="Times New Roman" w:eastAsia="宋体" w:hAnsi="Times New Roman" w:cs="Times New Roman" w:hint="eastAsia"/>
-        </w:rPr>
-        <w:t>文件名</w:t>
-      </w:r>
-      <w:r>
-        <w:rPr>
-          <w:rFonts w:ascii="Times New Roman" w:eastAsia="宋体" w:hAnsi="Times New Roman" w:cs="Times New Roman" w:hint="eastAsia"/>
-        </w:rPr>
-        <w:t>/</w:t>
-      </w:r>
-      <w:r>
-        <w:rPr>
-          <w:rFonts w:ascii="Times New Roman" w:eastAsia="宋体" w:hAnsi="Times New Roman" w:cs="Times New Roman" w:hint="eastAsia"/>
-        </w:rPr>
-        <w:t>文件名</w:t>
-      </w:r>
-      <w:r>
-        <w:rPr>
-          <w:rFonts w:ascii="Times New Roman" w:eastAsia="宋体" w:hAnsi="Times New Roman" w:cs="Times New Roman" w:hint="eastAsia"/>
-        </w:rPr>
-        <w:t xml:space="preserve">/ </w:t>
-      </w:r>
-      <w:r>
-        <w:rPr>
-          <w:rFonts w:ascii="Times New Roman" w:eastAsia="宋体" w:hAnsi="Times New Roman" w:cs="Times New Roman" w:hint="eastAsia"/>
-        </w:rPr>
-        <w:t>意思是特指这个路径下的这个文件名的文件都被忽略</w:t>
-      </w:r>
-    </w:p>
-    <w:p>
-      <w:pPr>
-        <w:jc w:val="both"/>
-        <w:rPr>
-          <w:rFonts w:ascii="Times New Roman" w:eastAsia="宋体" w:hAnsi="Times New Roman" w:cs="Times New Roman"/>
-        </w:rPr>
-      </w:pPr>
-      <w:r>
-        <w:rPr>
-          <w:rFonts w:ascii="Times New Roman" w:eastAsia="宋体" w:hAnsi="Times New Roman" w:cs="Times New Roman" w:hint="eastAsia"/>
-        </w:rPr>
-        <w:t>5</w:t>
-      </w:r>
-      <w:r>
-        <w:rPr>
-          <w:rFonts w:ascii="Times New Roman" w:eastAsia="宋体" w:hAnsi="Times New Roman" w:cs="Times New Roman" w:hint="eastAsia"/>
-        </w:rPr>
-        <w:t>、按</w:t>
-      </w:r>
-      <w:r>
-        <w:rPr>
-          <w:rFonts w:ascii="Times New Roman" w:eastAsia="宋体" w:hAnsi="Times New Roman" w:cs="Times New Roman" w:hint="eastAsia"/>
-        </w:rPr>
-        <w:t>q</w:t>
-      </w:r>
-      <w:r>
-        <w:rPr>
-          <w:rFonts w:ascii="Times New Roman" w:eastAsia="宋体" w:hAnsi="Times New Roman" w:cs="Times New Roman" w:hint="eastAsia"/>
-        </w:rPr>
-        <w:t>可以从查看进度中退出来</w:t>
-      </w:r>
-    </w:p>
-    <w:p>
-      <w:pPr>
-        <w:jc w:val="both"/>
-        <w:rPr>
-          <w:rFonts w:ascii="Times New Roman" w:eastAsia="宋体" w:hAnsi="Times New Roman" w:cs="Times New Roman"/>
-        </w:rPr>
-      </w:pPr>
-      <w:r>
-        <w:rPr>
-          <w:rFonts w:ascii="Times New Roman" w:eastAsia="宋体" w:hAnsi="Times New Roman" w:cs="Times New Roman" w:hint="eastAsia"/>
-        </w:rPr>
-        <w:t>5</w:t>
-      </w:r>
-      <w:r>
-        <w:rPr>
-          <w:rFonts w:ascii="Times New Roman" w:eastAsia="宋体" w:hAnsi="Times New Roman" w:cs="Times New Roman" w:hint="eastAsia"/>
-        </w:rPr>
-        <w:t>、</w:t>
-      </w:r>
-      <w:r>
-        <w:rPr>
-          <w:rFonts w:ascii="Times New Roman" w:eastAsia="宋体" w:hAnsi="Times New Roman" w:cs="Times New Roman" w:hint="eastAsia"/>
-        </w:rPr>
-        <w:t xml:space="preserve">git branch </w:t>
-      </w:r>
-      <w:r>
-        <w:rPr>
-          <w:rFonts w:ascii="Times New Roman" w:eastAsia="宋体" w:hAnsi="Times New Roman" w:cs="Times New Roman" w:hint="eastAsia"/>
-        </w:rPr>
-        <w:t>查看分支数量</w:t>
-      </w:r>
-    </w:p>
-    <w:p>
-      <w:pPr>
-        <w:jc w:val="both"/>
-        <w:rPr>
-          <w:rFonts w:ascii="Times New Roman" w:eastAsia="宋体" w:hAnsi="Times New Roman" w:cs="Times New Roman"/>
-        </w:rPr>
-      </w:pPr>
-      <w:r>
-        <w:rPr>
-          <w:rFonts w:ascii="Times New Roman" w:eastAsia="宋体" w:hAnsi="Times New Roman" w:cs="Times New Roman" w:hint="eastAsia"/>
-        </w:rPr>
-        <w:t>6</w:t>
-      </w:r>
-      <w:r>
-        <w:rPr>
-          <w:rFonts w:ascii="Times New Roman" w:eastAsia="宋体" w:hAnsi="Times New Roman" w:cs="Times New Roman" w:hint="eastAsia"/>
-        </w:rPr>
-        <w:t>、</w:t>
-      </w:r>
-      <w:r>
-        <w:rPr>
-          <w:rFonts w:ascii="Times New Roman" w:eastAsia="宋体" w:hAnsi="Times New Roman" w:cs="Times New Roman" w:hint="eastAsia"/>
-        </w:rPr>
-        <w:t xml:space="preserve">git branch </w:t>
-      </w:r>
-      <w:r>
-        <w:rPr>
-          <w:rFonts w:ascii="Times New Roman" w:eastAsia="宋体" w:hAnsi="Times New Roman" w:cs="Times New Roman" w:hint="eastAsia"/>
-        </w:rPr>
-        <w:t>分支名</w:t>
-      </w:r>
-      <w:r>
-        <w:rPr>
-          <w:rFonts w:ascii="Times New Roman" w:eastAsia="宋体" w:hAnsi="Times New Roman" w:cs="Times New Roman" w:hint="eastAsia"/>
-        </w:rPr>
-        <w:t xml:space="preserve"> </w:t>
-      </w:r>
-      <w:r>
-        <w:rPr>
-          <w:rFonts w:ascii="Times New Roman" w:eastAsia="宋体" w:hAnsi="Times New Roman" w:cs="Times New Roman" w:hint="eastAsia"/>
-        </w:rPr>
-        <w:t>创建新的分支</w:t>
-      </w:r>
-    </w:p>
-    <w:p>
-      <w:pPr>
-        <w:jc w:val="both"/>
-        <w:rPr>
-          <w:rFonts w:ascii="Times New Roman" w:eastAsia="宋体" w:hAnsi="Times New Roman" w:cs="Times New Roman"/>
-        </w:rPr>
-      </w:pPr>
-      <w:r>
-        <w:rPr>
-          <w:rFonts w:ascii="Times New Roman" w:eastAsia="宋体" w:hAnsi="Times New Roman" w:cs="Times New Roman" w:hint="eastAsia"/>
-        </w:rPr>
-        <w:t>7</w:t>
-      </w:r>
-      <w:r>
-        <w:rPr>
-          <w:rFonts w:ascii="Times New Roman" w:eastAsia="宋体" w:hAnsi="Times New Roman" w:cs="Times New Roman" w:hint="eastAsia"/>
-        </w:rPr>
-        <w:t>、</w:t>
-      </w:r>
-      <w:r>
-        <w:rPr>
-          <w:rFonts w:ascii="Times New Roman" w:eastAsia="宋体" w:hAnsi="Times New Roman" w:cs="Times New Roman" w:hint="eastAsia"/>
-        </w:rPr>
-        <w:t xml:space="preserve">git checkout </w:t>
-      </w:r>
-      <w:r>
-        <w:rPr>
-          <w:rFonts w:ascii="Times New Roman" w:eastAsia="宋体" w:hAnsi="Times New Roman" w:cs="Times New Roman" w:hint="eastAsia"/>
-        </w:rPr>
-        <w:t>分支名</w:t>
-      </w:r>
-      <w:r>
-        <w:rPr>
-          <w:rFonts w:ascii="Times New Roman" w:eastAsia="宋体" w:hAnsi="Times New Roman" w:cs="Times New Roman" w:hint="eastAsia"/>
-        </w:rPr>
-        <w:t xml:space="preserve"> </w:t>
-      </w:r>
-      <w:r>
-        <w:rPr>
-          <w:rFonts w:ascii="Times New Roman" w:eastAsia="宋体" w:hAnsi="Times New Roman" w:cs="Times New Roman" w:hint="eastAsia"/>
-        </w:rPr>
-        <w:t>切换到某一分支</w:t>
-      </w:r>
-    </w:p>
-    <w:p>
-      <w:pPr>
-        <w:jc w:val="both"/>
-        <w:rPr>
-          <w:rFonts w:ascii="Times New Roman" w:eastAsia="宋体" w:hAnsi="Times New Roman" w:cs="Times New Roman"/>
-        </w:rPr>
-      </w:pPr>
-      <w:r>
-        <w:rPr>
-          <w:rFonts w:ascii="Times New Roman" w:eastAsia="宋体" w:hAnsi="Times New Roman" w:cs="Times New Roman" w:hint="eastAsia"/>
-        </w:rPr>
-        <w:t>8</w:t>
-      </w:r>
-      <w:r>
-        <w:rPr>
-          <w:rFonts w:ascii="Times New Roman" w:eastAsia="宋体" w:hAnsi="Times New Roman" w:cs="Times New Roman" w:hint="eastAsia"/>
-        </w:rPr>
-        <w:t>、</w:t>
-      </w:r>
-      <w:r>
-        <w:rPr>
-          <w:rFonts w:ascii="Times New Roman" w:eastAsia="宋体" w:hAnsi="Times New Roman" w:cs="Times New Roman" w:hint="eastAsia"/>
-        </w:rPr>
-        <w:t xml:space="preserve">git checkout -b </w:t>
-      </w:r>
-      <w:r>
-        <w:rPr>
-          <w:rFonts w:ascii="Times New Roman" w:eastAsia="宋体" w:hAnsi="Times New Roman" w:cs="Times New Roman" w:hint="eastAsia"/>
-        </w:rPr>
-        <w:t>分支名</w:t>
-      </w:r>
-      <w:r>
-        <w:rPr>
-          <w:rFonts w:ascii="Times New Roman" w:eastAsia="宋体" w:hAnsi="Times New Roman" w:cs="Times New Roman" w:hint="eastAsia"/>
-        </w:rPr>
-        <w:t xml:space="preserve"> </w:t>
-      </w:r>
-      <w:r>
-        <w:rPr>
-          <w:rFonts w:ascii="Times New Roman" w:eastAsia="宋体" w:hAnsi="Times New Roman" w:cs="Times New Roman" w:hint="eastAsia"/>
-        </w:rPr>
-        <w:t>先创建某一分支再切换到这个分支</w:t>
-      </w:r>
-    </w:p>
-    <w:p>
-      <w:pPr>
-        <w:jc w:val="both"/>
-        <w:rPr>
-          <w:rFonts w:ascii="Times New Roman" w:eastAsia="宋体" w:hAnsi="Times New Roman" w:cs="Times New Roman"/>
-        </w:rPr>
-      </w:pPr>
-      <w:r>
-        <w:rPr>
-          <w:rFonts w:ascii="Times New Roman" w:eastAsia="宋体" w:hAnsi="Times New Roman" w:cs="Times New Roman" w:hint="eastAsia"/>
-        </w:rPr>
-        <w:t>9</w:t>
-      </w:r>
-      <w:r>
-        <w:rPr>
-          <w:rFonts w:ascii="Times New Roman" w:eastAsia="宋体" w:hAnsi="Times New Roman" w:cs="Times New Roman" w:hint="eastAsia"/>
-        </w:rPr>
-        <w:t>、</w:t>
-      </w:r>
-      <w:r>
-        <w:rPr>
-          <w:rFonts w:ascii="Times New Roman" w:eastAsia="宋体" w:hAnsi="Times New Roman" w:cs="Times New Roman" w:hint="eastAsia"/>
-        </w:rPr>
-        <w:t xml:space="preserve">git branch -d </w:t>
-      </w:r>
-      <w:r>
-        <w:rPr>
-          <w:rFonts w:ascii="Times New Roman" w:eastAsia="宋体" w:hAnsi="Times New Roman" w:cs="Times New Roman" w:hint="eastAsia"/>
-        </w:rPr>
-        <w:t>分支名</w:t>
-      </w:r>
-      <w:r>
-        <w:rPr>
-          <w:rFonts w:ascii="Times New Roman" w:eastAsia="宋体" w:hAnsi="Times New Roman" w:cs="Times New Roman" w:hint="eastAsia"/>
-        </w:rPr>
-        <w:t xml:space="preserve"> </w:t>
-      </w:r>
-      <w:r>
-        <w:rPr>
-          <w:rFonts w:ascii="Times New Roman" w:eastAsia="宋体" w:hAnsi="Times New Roman" w:cs="Times New Roman" w:hint="eastAsia"/>
-        </w:rPr>
-        <w:t>检查这个分支并删除</w:t>
-      </w:r>
-    </w:p>
-    <w:p>
-      <w:pPr>
-        <w:jc w:val="both"/>
-        <w:rPr>
-          <w:rFonts w:ascii="Times New Roman" w:eastAsia="宋体" w:hAnsi="Times New Roman" w:cs="Times New Roman"/>
-        </w:rPr>
-      </w:pPr>
-      <w:r>
-        <w:rPr>
-          <w:rFonts w:ascii="Times New Roman" w:eastAsia="宋体" w:hAnsi="Times New Roman" w:cs="Times New Roman" w:hint="eastAsia"/>
-        </w:rPr>
-        <w:t>10</w:t>
-      </w:r>
-      <w:r>
-        <w:rPr>
-          <w:rFonts w:ascii="Times New Roman" w:eastAsia="宋体" w:hAnsi="Times New Roman" w:cs="Times New Roman" w:hint="eastAsia"/>
-        </w:rPr>
-        <w:t>、</w:t>
-      </w:r>
-      <w:r>
-        <w:rPr>
-          <w:rFonts w:ascii="Times New Roman" w:eastAsia="宋体" w:hAnsi="Times New Roman" w:cs="Times New Roman" w:hint="eastAsia"/>
-        </w:rPr>
-        <w:t xml:space="preserve">git marge </w:t>
-      </w:r>
-      <w:r>
-        <w:rPr>
-          <w:rFonts w:ascii="Times New Roman" w:eastAsia="宋体" w:hAnsi="Times New Roman" w:cs="Times New Roman" w:hint="eastAsia"/>
-        </w:rPr>
-        <w:t>分支名</w:t>
-      </w:r>
-      <w:r>
-        <w:rPr>
-          <w:rFonts w:ascii="Times New Roman" w:eastAsia="宋体" w:hAnsi="Times New Roman" w:cs="Times New Roman" w:hint="eastAsia"/>
-        </w:rPr>
-        <w:t xml:space="preserve"> </w:t>
-      </w:r>
-      <w:r>
-        <w:rPr>
-          <w:rFonts w:ascii="Times New Roman" w:eastAsia="宋体" w:hAnsi="Times New Roman" w:cs="Times New Roman" w:hint="eastAsia"/>
-        </w:rPr>
-        <w:t>将这个分支中的内容合并到当前的分支</w:t>
-      </w:r>
-    </w:p>
-    <w:p>
-      <w:pPr>
-        <w:spacing w:after="0"/>
-        <w:jc w:val="both"/>
-        <w:rPr>
-          <w:rFonts w:ascii="Times New Roman" w:eastAsia="宋体" w:hAnsi="Times New Roman" w:cs="Times New Roman"/>
-        </w:rPr>
-      </w:pPr>
-      <w:r>
-        <w:rPr>
-          <w:rFonts w:ascii="Times New Roman" w:eastAsia="宋体" w:hAnsi="Times New Roman" w:cs="Times New Roman"/>
-        </w:rPr>
-        <w:lastRenderedPageBreak/>
-        <w:t>11</w:t>
-      </w:r>
-      <w:r>
-        <w:rPr>
-          <w:rFonts w:ascii="Times New Roman" w:eastAsia="宋体" w:hAnsi="Times New Roman" w:cs="Times New Roman"/>
-        </w:rPr>
-        <w:t>、退出编辑模式按</w:t>
-      </w:r>
-      <w:r>
-        <w:rPr>
-          <w:rFonts w:ascii="Times New Roman" w:eastAsia="宋体" w:hAnsi="Times New Roman" w:cs="Times New Roman"/>
-        </w:rPr>
-        <w:t>q(quit)</w:t>
-      </w:r>
-      <w:r>
-        <w:rPr>
-          <w:rFonts w:ascii="Times New Roman" w:eastAsia="宋体" w:hAnsi="Times New Roman" w:cs="Times New Roman"/>
-        </w:rPr>
-        <w:t>，按</w:t>
-      </w:r>
-      <w:r>
-        <w:rPr>
-          <w:rFonts w:ascii="Times New Roman" w:eastAsia="宋体" w:hAnsi="Times New Roman" w:cs="Times New Roman"/>
-        </w:rPr>
-        <w:t>w</w:t>
-      </w:r>
-      <w:r>
-        <w:rPr>
-          <w:rFonts w:ascii="Times New Roman" w:eastAsia="宋体" w:hAnsi="Times New Roman" w:cs="Times New Roman"/>
-        </w:rPr>
-        <w:t>是保存（</w:t>
-      </w:r>
-      <w:r>
-        <w:rPr>
-          <w:rFonts w:ascii="Times New Roman" w:eastAsia="宋体" w:hAnsi="Times New Roman" w:cs="Times New Roman"/>
-        </w:rPr>
-        <w:t>write</w:t>
-      </w:r>
-      <w:r>
-        <w:rPr>
-          <w:rFonts w:ascii="Times New Roman" w:eastAsia="宋体" w:hAnsi="Times New Roman" w:cs="Times New Roman"/>
-        </w:rPr>
-        <w:t>）</w:t>
-      </w:r>
-    </w:p>
-    <w:p>
-      <w:pPr>
-        <w:spacing w:after="0"/>
-        <w:jc w:val="both"/>
-        <w:rPr>
-          <w:rFonts w:ascii="Times New Roman" w:eastAsia="宋体" w:hAnsi="Times New Roman" w:cs="Times New Roman"/>
-        </w:rPr>
-      </w:pPr>
-      <w:r>
-        <w:rPr>
-          <w:rFonts w:ascii="Times New Roman" w:eastAsia="宋体" w:hAnsi="Times New Roman" w:cs="Times New Roman"/>
-        </w:rPr>
-        <w:t>12</w:t>
-      </w:r>
-      <w:r>
-        <w:rPr>
-          <w:rFonts w:ascii="Times New Roman" w:eastAsia="宋体" w:hAnsi="Times New Roman" w:cs="Times New Roman"/>
-        </w:rPr>
-        <w:t>、</w:t>
-      </w:r>
-      <w:r>
-        <w:rPr>
-          <w:rFonts w:ascii="Times New Roman" w:eastAsia="宋体" w:hAnsi="Times New Roman" w:cs="Times New Roman"/>
-        </w:rPr>
-        <w:t xml:space="preserve">pwd (Print Working Directory): </w:t>
-      </w:r>
-      <w:r>
-        <w:rPr>
-          <w:rFonts w:ascii="Times New Roman" w:eastAsia="宋体" w:hAnsi="Times New Roman" w:cs="Times New Roman"/>
-        </w:rPr>
-        <w:t>我在哪里？</w:t>
-      </w:r>
-      <w:r>
-        <w:rPr>
-          <w:rFonts w:ascii="Times New Roman" w:eastAsia="宋体" w:hAnsi="Times New Roman" w:cs="Times New Roman"/>
-        </w:rPr>
-        <w:t xml:space="preserve"> </w:t>
-      </w:r>
-      <w:r>
-        <w:rPr>
-          <w:rFonts w:ascii="Times New Roman" w:eastAsia="宋体" w:hAnsi="Times New Roman" w:cs="Times New Roman"/>
-        </w:rPr>
-        <w:t>输入</w:t>
-      </w:r>
-      <w:r>
-        <w:rPr>
-          <w:rFonts w:ascii="Times New Roman" w:eastAsia="宋体" w:hAnsi="Times New Roman" w:cs="Times New Roman"/>
-        </w:rPr>
-        <w:t xml:space="preserve"> pwd </w:t>
-      </w:r>
-      <w:r>
-        <w:rPr>
-          <w:rFonts w:ascii="Times New Roman" w:eastAsia="宋体" w:hAnsi="Times New Roman" w:cs="Times New Roman"/>
-        </w:rPr>
-        <w:t>并回车，终端会告诉你当前所在的完整路径。</w:t>
-      </w:r>
-    </w:p>
-    <w:p>
-      <w:pPr>
-        <w:spacing w:after="0"/>
-        <w:jc w:val="both"/>
-        <w:rPr>
-          <w:rFonts w:ascii="Times New Roman" w:eastAsia="宋体" w:hAnsi="Times New Roman" w:cs="Times New Roman"/>
-        </w:rPr>
-      </w:pPr>
-      <w:r>
-        <w:rPr>
-          <w:rFonts w:ascii="Times New Roman" w:eastAsia="宋体" w:hAnsi="Times New Roman" w:cs="Times New Roman"/>
-        </w:rPr>
-        <w:t>13</w:t>
-      </w:r>
-      <w:r>
-        <w:rPr>
-          <w:rFonts w:ascii="Times New Roman" w:eastAsia="宋体" w:hAnsi="Times New Roman" w:cs="Times New Roman"/>
-        </w:rPr>
-        <w:t>、</w:t>
-      </w:r>
-      <w:r>
-        <w:rPr>
-          <w:rFonts w:ascii="Times New Roman" w:eastAsia="宋体" w:hAnsi="Times New Roman" w:cs="Times New Roman"/>
-        </w:rPr>
-        <w:t xml:space="preserve">ls (List): </w:t>
-      </w:r>
-      <w:r>
-        <w:rPr>
-          <w:rFonts w:ascii="Times New Roman" w:eastAsia="宋体" w:hAnsi="Times New Roman" w:cs="Times New Roman"/>
-        </w:rPr>
-        <w:t>附近有什么？</w:t>
-      </w:r>
-      <w:r>
-        <w:rPr>
-          <w:rFonts w:ascii="Times New Roman" w:eastAsia="宋体" w:hAnsi="Times New Roman" w:cs="Times New Roman"/>
-        </w:rPr>
-        <w:t xml:space="preserve"> </w:t>
-      </w:r>
-      <w:r>
-        <w:rPr>
-          <w:rFonts w:ascii="Times New Roman" w:eastAsia="宋体" w:hAnsi="Times New Roman" w:cs="Times New Roman"/>
-        </w:rPr>
-        <w:t>输入</w:t>
-      </w:r>
-      <w:r>
-        <w:rPr>
-          <w:rFonts w:ascii="Times New Roman" w:eastAsia="宋体" w:hAnsi="Times New Roman" w:cs="Times New Roman"/>
-        </w:rPr>
-        <w:t xml:space="preserve"> ls </w:t>
-      </w:r>
-      <w:r>
-        <w:rPr>
-          <w:rFonts w:ascii="Times New Roman" w:eastAsia="宋体" w:hAnsi="Times New Roman" w:cs="Times New Roman"/>
-        </w:rPr>
-        <w:t>并回车，会列出当前文件夹下的所有文件和子文件夹。</w:t>
-      </w:r>
-    </w:p>
-    <w:p>
-      <w:pPr>
-        <w:spacing w:after="0"/>
-        <w:jc w:val="both"/>
-        <w:rPr>
-          <w:rFonts w:ascii="Times New Roman" w:eastAsia="宋体" w:hAnsi="Times New Roman" w:cs="Times New Roman"/>
-        </w:rPr>
-      </w:pPr>
-      <w:r>
-        <w:rPr>
-          <w:rFonts w:ascii="Times New Roman" w:eastAsia="宋体" w:hAnsi="Times New Roman" w:cs="Times New Roman"/>
-        </w:rPr>
-        <w:t>14</w:t>
-      </w:r>
-      <w:r>
-        <w:rPr>
-          <w:rFonts w:ascii="Times New Roman" w:eastAsia="宋体" w:hAnsi="Times New Roman" w:cs="Times New Roman"/>
-        </w:rPr>
-        <w:t>、</w:t>
-      </w:r>
-      <w:r>
-        <w:rPr>
-          <w:rFonts w:ascii="Times New Roman" w:eastAsia="宋体" w:hAnsi="Times New Roman" w:cs="Times New Roman"/>
-        </w:rPr>
-        <w:t xml:space="preserve">cd </w:t>
-      </w:r>
-      <w:r>
-        <w:rPr>
-          <w:rFonts w:ascii="Times New Roman" w:eastAsia="宋体" w:hAnsi="Times New Roman" w:cs="Times New Roman"/>
-        </w:rPr>
-        <w:t>文件夹名称</w:t>
-      </w:r>
-      <w:r>
-        <w:rPr>
-          <w:rFonts w:ascii="Times New Roman" w:eastAsia="宋体" w:hAnsi="Times New Roman" w:cs="Times New Roman"/>
-        </w:rPr>
-        <w:t xml:space="preserve"> </w:t>
-      </w:r>
-      <w:r>
-        <w:rPr>
-          <w:rFonts w:ascii="Times New Roman" w:eastAsia="宋体" w:hAnsi="Times New Roman" w:cs="Times New Roman"/>
-        </w:rPr>
-        <w:t>进入到当前目录的某个文件夹</w:t>
-      </w:r>
-      <w:r>
-        <w:rPr>
-          <w:rFonts w:ascii="Times New Roman" w:eastAsia="宋体" w:hAnsi="Times New Roman" w:cs="Times New Roman" w:hint="eastAsia"/>
-        </w:rPr>
-        <w:t>，</w:t>
-      </w:r>
-      <w:r>
-        <w:rPr>
-          <w:rFonts w:ascii="Times New Roman" w:eastAsia="宋体" w:hAnsi="Times New Roman" w:cs="Times New Roman"/>
-        </w:rPr>
-        <w:t xml:space="preserve">cd (Change Directory): </w:t>
-      </w:r>
-      <w:r>
-        <w:rPr>
-          <w:rFonts w:ascii="Times New Roman" w:eastAsia="宋体" w:hAnsi="Times New Roman" w:cs="Times New Roman"/>
-        </w:rPr>
-        <w:t>我要去哪里？</w:t>
-      </w:r>
-      <w:r>
-        <w:rPr>
-          <w:rFonts w:ascii="Times New Roman" w:eastAsia="宋体" w:hAnsi="Times New Roman" w:cs="Times New Roman"/>
-        </w:rPr>
-        <w:t xml:space="preserve"> </w:t>
-      </w:r>
-      <w:r>
-        <w:rPr>
-          <w:rFonts w:ascii="Times New Roman" w:eastAsia="宋体" w:hAnsi="Times New Roman" w:cs="Times New Roman"/>
-        </w:rPr>
-        <w:t>这是最常用的命令，也就是</w:t>
-      </w:r>
-      <w:r>
-        <w:rPr>
-          <w:rFonts w:ascii="Times New Roman" w:eastAsia="宋体" w:hAnsi="Times New Roman" w:cs="Times New Roman"/>
-        </w:rPr>
-        <w:t>“</w:t>
-      </w:r>
-      <w:r>
-        <w:rPr>
-          <w:rFonts w:ascii="Times New Roman" w:eastAsia="宋体" w:hAnsi="Times New Roman" w:cs="Times New Roman"/>
-        </w:rPr>
-        <w:t>切换目录</w:t>
-      </w:r>
-      <w:r>
-        <w:rPr>
-          <w:rFonts w:ascii="Times New Roman" w:eastAsia="宋体" w:hAnsi="Times New Roman" w:cs="Times New Roman"/>
-        </w:rPr>
-        <w:t>”</w:t>
-      </w:r>
-      <w:r>
-        <w:rPr>
-          <w:rFonts w:ascii="Times New Roman" w:eastAsia="宋体" w:hAnsi="Times New Roman" w:cs="Times New Roman"/>
-        </w:rPr>
-        <w:t>。注意</w:t>
-      </w:r>
-      <w:r>
-        <w:rPr>
-          <w:rFonts w:ascii="Times New Roman" w:eastAsia="宋体" w:hAnsi="Times New Roman" w:cs="Times New Roman"/>
-        </w:rPr>
-        <w:t xml:space="preserve"> cd </w:t>
-      </w:r>
-      <w:r>
-        <w:rPr>
-          <w:rFonts w:ascii="Times New Roman" w:eastAsia="宋体" w:hAnsi="Times New Roman" w:cs="Times New Roman"/>
-        </w:rPr>
-        <w:t>后面必须有空格。</w:t>
-      </w:r>
-    </w:p>
-    <w:p>
-      <w:pPr>
-        <w:spacing w:after="0"/>
-        <w:jc w:val="both"/>
-        <w:rPr>
-          <w:rFonts w:ascii="Times New Roman" w:eastAsia="宋体" w:hAnsi="Times New Roman" w:cs="Times New Roman"/>
-        </w:rPr>
-      </w:pPr>
-      <w:r>
-        <w:rPr>
-          <w:rFonts w:ascii="Times New Roman" w:eastAsia="宋体" w:hAnsi="Times New Roman" w:cs="Times New Roman" w:hint="eastAsia"/>
-        </w:rPr>
-        <w:t>15</w:t>
-      </w:r>
-      <w:r>
-        <w:rPr>
-          <w:rFonts w:ascii="Times New Roman" w:eastAsia="宋体" w:hAnsi="Times New Roman" w:cs="Times New Roman" w:hint="eastAsia"/>
-        </w:rPr>
-        <w:t>、</w:t>
-      </w:r>
-      <w:r>
-        <w:rPr>
-          <w:rFonts w:ascii="Times New Roman" w:eastAsia="宋体" w:hAnsi="Times New Roman" w:cs="Times New Roman" w:hint="eastAsia"/>
-        </w:rPr>
-        <w:t xml:space="preserve">git remote add </w:t>
-      </w:r>
-      <w:r>
-        <w:rPr>
-          <w:rFonts w:ascii="Times New Roman" w:eastAsia="宋体" w:hAnsi="Times New Roman" w:cs="Times New Roman" w:hint="eastAsia"/>
-        </w:rPr>
-        <w:t>别名</w:t>
-      </w:r>
-      <w:r>
-        <w:rPr>
-          <w:rFonts w:ascii="Times New Roman" w:eastAsia="宋体" w:hAnsi="Times New Roman" w:cs="Times New Roman" w:hint="eastAsia"/>
-        </w:rPr>
-        <w:t xml:space="preserve"> </w:t>
-      </w:r>
-      <w:r>
-        <w:rPr>
-          <w:rFonts w:ascii="Times New Roman" w:eastAsia="宋体" w:hAnsi="Times New Roman" w:cs="Times New Roman" w:hint="eastAsia"/>
-        </w:rPr>
-        <w:t>实际的仓库地址</w:t>
-      </w:r>
-      <w:r>
-        <w:rPr>
-          <w:rFonts w:ascii="Times New Roman" w:eastAsia="宋体" w:hAnsi="Times New Roman" w:cs="Times New Roman" w:hint="eastAsia"/>
-        </w:rPr>
-        <w:t xml:space="preserve"> </w:t>
-      </w:r>
-      <w:r>
-        <w:rPr>
-          <w:rFonts w:ascii="Times New Roman" w:eastAsia="宋体" w:hAnsi="Times New Roman" w:cs="Times New Roman" w:hint="eastAsia"/>
-        </w:rPr>
-        <w:t>每次推送都先要给远端仓库地址起一个别名</w:t>
-      </w:r>
-    </w:p>
-    <w:p>
-      <w:pPr>
-        <w:spacing w:after="0"/>
-        <w:jc w:val="both"/>
-        <w:rPr>
-          <w:rFonts w:ascii="Times New Roman" w:eastAsia="宋体" w:hAnsi="Times New Roman" w:cs="Times New Roman"/>
-        </w:rPr>
-      </w:pPr>
-      <w:r>
-        <w:rPr>
-          <w:rFonts w:ascii="Times New Roman" w:eastAsia="宋体" w:hAnsi="Times New Roman" w:cs="Times New Roman" w:hint="eastAsia"/>
-        </w:rPr>
-        <w:t>16</w:t>
-      </w:r>
-      <w:r>
-        <w:rPr>
-          <w:rFonts w:ascii="Times New Roman" w:eastAsia="宋体" w:hAnsi="Times New Roman" w:cs="Times New Roman" w:hint="eastAsia"/>
-        </w:rPr>
-        <w:t>、</w:t>
-      </w:r>
-      <w:r>
-        <w:rPr>
-          <w:rFonts w:ascii="Times New Roman" w:eastAsia="宋体" w:hAnsi="Times New Roman" w:cs="Times New Roman" w:hint="eastAsia"/>
-        </w:rPr>
-        <w:t xml:space="preserve">git remote -v </w:t>
-      </w:r>
-      <w:r>
-        <w:rPr>
-          <w:rFonts w:ascii="Times New Roman" w:eastAsia="宋体" w:hAnsi="Times New Roman" w:cs="Times New Roman" w:hint="eastAsia"/>
-        </w:rPr>
-        <w:t>查看远端的仓库地址</w:t>
-      </w:r>
-    </w:p>
-    <w:p>
-      <w:pPr>
-        <w:spacing w:after="0"/>
-        <w:jc w:val="both"/>
-        <w:rPr>
-          <w:rFonts w:ascii="Times New Roman" w:eastAsia="宋体" w:hAnsi="Times New Roman" w:cs="Times New Roman"/>
-        </w:rPr>
-      </w:pPr>
-      <w:r>
-        <w:rPr>
-          <w:rFonts w:ascii="Times New Roman" w:eastAsia="宋体" w:hAnsi="Times New Roman" w:cs="Times New Roman" w:hint="eastAsia"/>
-        </w:rPr>
-        <w:t>17</w:t>
-      </w:r>
-      <w:r>
-        <w:rPr>
-          <w:rFonts w:ascii="Times New Roman" w:eastAsia="宋体" w:hAnsi="Times New Roman" w:cs="Times New Roman" w:hint="eastAsia"/>
-        </w:rPr>
-        <w:t>、</w:t>
-      </w:r>
-      <w:r>
-        <w:rPr>
-          <w:rFonts w:ascii="Times New Roman" w:eastAsia="宋体" w:hAnsi="Times New Roman" w:cs="Times New Roman" w:hint="eastAsia"/>
-        </w:rPr>
-        <w:t xml:space="preserve">git push origin </w:t>
-      </w:r>
-      <w:r>
-        <w:rPr>
-          <w:rFonts w:ascii="Times New Roman" w:eastAsia="宋体" w:hAnsi="Times New Roman" w:cs="Times New Roman" w:hint="eastAsia"/>
-        </w:rPr>
-        <w:t>分支名</w:t>
-      </w:r>
-      <w:r>
-        <w:rPr>
-          <w:rFonts w:ascii="Times New Roman" w:eastAsia="宋体" w:hAnsi="Times New Roman" w:cs="Times New Roman" w:hint="eastAsia"/>
-        </w:rPr>
-        <w:t xml:space="preserve"> </w:t>
-      </w:r>
-      <w:r>
-        <w:rPr>
-          <w:rFonts w:ascii="Times New Roman" w:eastAsia="宋体" w:hAnsi="Times New Roman" w:cs="Times New Roman" w:hint="eastAsia"/>
-        </w:rPr>
-        <w:t>推送到远端仓库</w:t>
-      </w:r>
-    </w:p>
-    <w:p>
-      <w:pPr>
-        <w:spacing w:after="0"/>
-        <w:jc w:val="both"/>
-        <w:rPr>
-          <w:rFonts w:ascii="Times New Roman" w:eastAsia="宋体" w:hAnsi="Times New Roman" w:cs="Times New Roman"/>
-        </w:rPr>
-      </w:pPr>
-      <w:r>
-        <w:rPr>
-          <w:rFonts w:ascii="Times New Roman" w:eastAsia="宋体" w:hAnsi="Times New Roman" w:cs="Times New Roman" w:hint="eastAsia"/>
-        </w:rPr>
-        <w:t>18</w:t>
-      </w:r>
-      <w:r>
-        <w:rPr>
-          <w:rFonts w:ascii="Times New Roman" w:eastAsia="宋体" w:hAnsi="Times New Roman" w:cs="Times New Roman" w:hint="eastAsia"/>
-        </w:rPr>
-        <w:t>、</w:t>
-      </w:r>
-      <w:r>
-        <w:rPr>
-          <w:rFonts w:ascii="Times New Roman" w:eastAsia="宋体" w:hAnsi="Times New Roman" w:cs="Times New Roman" w:hint="eastAsia"/>
-        </w:rPr>
-        <w:t xml:space="preserve">git clone </w:t>
-      </w:r>
-      <w:r>
-        <w:rPr>
-          <w:rFonts w:ascii="Times New Roman" w:eastAsia="宋体" w:hAnsi="Times New Roman" w:cs="Times New Roman" w:hint="eastAsia"/>
-        </w:rPr>
-        <w:t>远端地址</w:t>
-      </w:r>
-      <w:r>
-        <w:rPr>
-          <w:rFonts w:ascii="Times New Roman" w:eastAsia="宋体" w:hAnsi="Times New Roman" w:cs="Times New Roman" w:hint="eastAsia"/>
-        </w:rPr>
-        <w:t xml:space="preserve"> </w:t>
-      </w:r>
-      <w:r>
-        <w:rPr>
-          <w:rFonts w:ascii="Times New Roman" w:eastAsia="宋体" w:hAnsi="Times New Roman" w:cs="Times New Roman" w:hint="eastAsia"/>
-        </w:rPr>
-        <w:t>作用：把远端完整的下载到本地，创建远端别名，初始化本地仓库。</w:t>
-      </w:r>
-    </w:p>
-    <w:p>
-      <w:pPr>
-        <w:spacing w:after="0"/>
-        <w:jc w:val="both"/>
-        <w:rPr>
-          <w:rFonts w:ascii="Times New Roman" w:eastAsia="宋体" w:hAnsi="Times New Roman" w:cs="Times New Roman"/>
-        </w:rPr>
-      </w:pPr>
-      <w:r>
-        <w:rPr>
-          <w:rFonts w:ascii="Times New Roman" w:eastAsia="宋体" w:hAnsi="Times New Roman" w:cs="Times New Roman" w:hint="eastAsia"/>
-        </w:rPr>
-        <w:t>19</w:t>
-      </w:r>
-      <w:r>
-        <w:rPr>
-          <w:rFonts w:ascii="Times New Roman" w:eastAsia="宋体" w:hAnsi="Times New Roman" w:cs="Times New Roman" w:hint="eastAsia"/>
-        </w:rPr>
-        <w:t>、</w:t>
-      </w:r>
-      <w:r>
-        <w:rPr>
-          <w:rFonts w:ascii="Times New Roman" w:eastAsia="宋体" w:hAnsi="Times New Roman" w:cs="Times New Roman" w:hint="eastAsia"/>
-        </w:rPr>
-        <w:t xml:space="preserve">git push origin </w:t>
-      </w:r>
-      <w:r>
-        <w:rPr>
-          <w:rFonts w:ascii="Times New Roman" w:eastAsia="宋体" w:hAnsi="Times New Roman" w:cs="Times New Roman" w:hint="eastAsia"/>
-        </w:rPr>
-        <w:t>分支名</w:t>
-      </w:r>
-      <w:r>
-        <w:rPr>
-          <w:rFonts w:ascii="Times New Roman" w:eastAsia="宋体" w:hAnsi="Times New Roman" w:cs="Times New Roman" w:hint="eastAsia"/>
-        </w:rPr>
-        <w:t xml:space="preserve"> </w:t>
-      </w:r>
-      <w:r>
-        <w:rPr>
-          <w:rFonts w:ascii="Times New Roman" w:eastAsia="宋体" w:hAnsi="Times New Roman" w:cs="Times New Roman" w:hint="eastAsia"/>
-        </w:rPr>
-        <w:t>推送到远端的分支上</w:t>
-      </w:r>
-    </w:p>
-    <w:p>
-      <w:pPr>
-        <w:jc w:val="both"/>
-        <w:rPr>
-          <w:rFonts w:ascii="Times New Roman" w:eastAsia="宋体" w:hAnsi="Times New Roman" w:cs="Times New Roman"/>
-        </w:rPr>
-      </w:pPr>
-      <w:r>
-        <w:rPr>
-          <w:rFonts w:ascii="Times New Roman" w:eastAsia="宋体" w:hAnsi="Times New Roman" w:cs="Times New Roman" w:hint="eastAsia"/>
-        </w:rPr>
-        <w:t>邀请成员加入开发，【</w:t>
-      </w:r>
-      <w:r>
-        <w:rPr>
-          <w:rFonts w:ascii="Times New Roman" w:eastAsia="宋体" w:hAnsi="Times New Roman" w:cs="Times New Roman" w:hint="eastAsia"/>
-        </w:rPr>
-        <w:t>尚硅谷】</w:t>
-      </w:r>
-      <w:r>
-        <w:rPr>
-          <w:rFonts w:ascii="Times New Roman" w:eastAsia="宋体" w:hAnsi="Times New Roman" w:cs="Times New Roman" w:hint="eastAsia"/>
-        </w:rPr>
-        <w:t>Git</w:t>
-      </w:r>
-      <w:r>
-        <w:rPr>
-          <w:rFonts w:ascii="Times New Roman" w:eastAsia="宋体" w:hAnsi="Times New Roman" w:cs="Times New Roman" w:hint="eastAsia"/>
-        </w:rPr>
-        <w:t>与</w:t>
-      </w:r>
-      <w:r>
-        <w:rPr>
-          <w:rFonts w:ascii="Times New Roman" w:eastAsia="宋体" w:hAnsi="Times New Roman" w:cs="Times New Roman" w:hint="eastAsia"/>
-        </w:rPr>
-        <w:t>GitHub</w:t>
-      </w:r>
-      <w:r>
-        <w:rPr>
-          <w:rFonts w:ascii="Times New Roman" w:eastAsia="宋体" w:hAnsi="Times New Roman" w:cs="Times New Roman" w:hint="eastAsia"/>
-        </w:rPr>
-        <w:t>基础全套完整版教程（快速上手，一套搞定）</w:t>
-      </w:r>
-      <w:r>
-        <w:rPr>
-          <w:rFonts w:ascii="Times New Roman" w:eastAsia="宋体" w:hAnsi="Times New Roman" w:cs="Times New Roman" w:hint="eastAsia"/>
-        </w:rPr>
-        <w:t>的第</w:t>
-      </w:r>
-      <w:r>
-        <w:rPr>
-          <w:rFonts w:ascii="Times New Roman" w:eastAsia="宋体" w:hAnsi="Times New Roman" w:cs="Times New Roman" w:hint="eastAsia"/>
-        </w:rPr>
-        <w:t>38</w:t>
-      </w:r>
-      <w:r>
-        <w:rPr>
-          <w:rFonts w:ascii="Times New Roman" w:eastAsia="宋体" w:hAnsi="Times New Roman" w:cs="Times New Roman" w:hint="eastAsia"/>
-        </w:rPr>
-        <w:t>节。</w:t>
-      </w:r>
-    </w:p>
-    <w:p>
-      <w:pPr>
-        <w:spacing w:after="0"/>
-        <w:jc w:val="both"/>
-        <w:rPr>
-          <w:rFonts w:ascii="Times New Roman" w:eastAsia="宋体" w:hAnsi="Times New Roman" w:cs="Times New Roman"/>
-        </w:rPr>
-      </w:pPr>
-      <w:r>
-        <w:rPr>
-          <w:rFonts w:ascii="Times New Roman" w:eastAsia="宋体" w:hAnsi="Times New Roman" w:cs="Times New Roman" w:hint="eastAsia"/>
-        </w:rPr>
-        <w:t>20</w:t>
-      </w:r>
-      <w:r>
-        <w:rPr>
-          <w:rFonts w:ascii="Times New Roman" w:eastAsia="宋体" w:hAnsi="Times New Roman" w:cs="Times New Roman" w:hint="eastAsia"/>
-        </w:rPr>
-        <w:t>、</w:t>
-      </w:r>
-      <w:r>
-        <w:rPr>
-          <w:rFonts w:ascii="Times New Roman" w:eastAsia="宋体" w:hAnsi="Times New Roman" w:cs="Times New Roman" w:hint="eastAsia"/>
-        </w:rPr>
-        <w:t xml:space="preserve">git pull </w:t>
-      </w:r>
-      <w:r>
-        <w:rPr>
-          <w:rFonts w:ascii="Times New Roman" w:eastAsia="宋体" w:hAnsi="Times New Roman" w:cs="Times New Roman" w:hint="eastAsia"/>
-        </w:rPr>
-        <w:t>远程仓库名</w:t>
-      </w:r>
-      <w:r>
-        <w:rPr>
-          <w:rFonts w:ascii="Times New Roman" w:eastAsia="宋体" w:hAnsi="Times New Roman" w:cs="Times New Roman" w:hint="eastAsia"/>
-        </w:rPr>
-        <w:t xml:space="preserve"> </w:t>
-      </w:r>
-      <w:r>
-        <w:rPr>
-          <w:rFonts w:ascii="Times New Roman" w:eastAsia="宋体" w:hAnsi="Times New Roman" w:cs="Times New Roman" w:hint="eastAsia"/>
-        </w:rPr>
-        <w:t>远程分支名</w:t>
-      </w:r>
-    </w:p>
-    <w:p>
-      <w:pPr>
-        <w:spacing w:after="0"/>
-        <w:jc w:val="both"/>
-        <w:rPr>
-          <w:rFonts w:ascii="Times New Roman" w:eastAsia="宋体" w:hAnsi="Times New Roman" w:cs="Times New Roman"/>
-        </w:rPr>
-      </w:pPr>
-      <w:r>
-        <w:rPr>
-          <w:rFonts w:ascii="Times New Roman" w:eastAsia="宋体" w:hAnsi="Times New Roman" w:cs="Times New Roman" w:hint="eastAsia"/>
-        </w:rPr>
-        <w:t xml:space="preserve">git fetch </w:t>
-      </w:r>
-      <w:r>
-        <w:rPr>
-          <w:rFonts w:ascii="Times New Roman" w:eastAsia="宋体" w:hAnsi="Times New Roman" w:cs="Times New Roman" w:hint="eastAsia"/>
-        </w:rPr>
-        <w:t>远程仓库名</w:t>
-      </w:r>
-      <w:r>
-        <w:rPr>
-          <w:rFonts w:ascii="Times New Roman" w:eastAsia="宋体" w:hAnsi="Times New Roman" w:cs="Times New Roman" w:hint="eastAsia"/>
-        </w:rPr>
-        <w:t xml:space="preserve"> </w:t>
-      </w:r>
-      <w:r>
-        <w:rPr>
-          <w:rFonts w:ascii="Times New Roman" w:eastAsia="宋体" w:hAnsi="Times New Roman" w:cs="Times New Roman" w:hint="eastAsia"/>
-        </w:rPr>
-        <w:t>远程分支名</w:t>
-      </w:r>
-    </w:p>
-    <w:p>
-      <w:pPr>
-        <w:spacing w:after="0"/>
-        <w:jc w:val="both"/>
-        <w:rPr>
-          <w:rFonts w:ascii="Times New Roman" w:eastAsia="宋体" w:hAnsi="Times New Roman" w:cs="Times New Roman"/>
-        </w:rPr>
-      </w:pPr>
-      <w:r>
-        <w:rPr>
-          <w:rFonts w:ascii="Times New Roman" w:eastAsia="宋体" w:hAnsi="Times New Roman" w:cs="Times New Roman" w:hint="eastAsia"/>
-        </w:rPr>
-        <w:t xml:space="preserve">git merge </w:t>
-      </w:r>
-      <w:r>
-        <w:rPr>
-          <w:rFonts w:ascii="Times New Roman" w:eastAsia="宋体" w:hAnsi="Times New Roman" w:cs="Times New Roman" w:hint="eastAsia"/>
-        </w:rPr>
-        <w:t>远程仓库名</w:t>
-      </w:r>
-      <w:r>
-        <w:rPr>
-          <w:rFonts w:ascii="Times New Roman" w:eastAsia="宋体" w:hAnsi="Times New Roman" w:cs="Times New Roman" w:hint="eastAsia"/>
-        </w:rPr>
-        <w:t>/</w:t>
-      </w:r>
-      <w:r>
-        <w:rPr>
-          <w:rFonts w:ascii="Times New Roman" w:eastAsia="宋体" w:hAnsi="Times New Roman" w:cs="Times New Roman" w:hint="eastAsia"/>
-        </w:rPr>
-        <w:t>本地分支名</w:t>
-      </w:r>
-    </w:p>
-    <w:p>
-      <w:pPr>
-        <w:spacing w:after="0"/>
-        <w:jc w:val="both"/>
-        <w:rPr>
-          <w:rFonts w:ascii="Times New Roman" w:eastAsia="宋体" w:hAnsi="Times New Roman" w:cs="Times New Roman"/>
-        </w:rPr>
-      </w:pPr>
-      <w:r>
-        <w:rPr>
-          <w:rFonts w:ascii="Times New Roman" w:eastAsia="宋体" w:hAnsi="Times New Roman" w:cs="Times New Roman" w:hint="eastAsia"/>
-        </w:rPr>
-        <w:t>21</w:t>
-      </w:r>
-      <w:r>
-        <w:rPr>
-          <w:rFonts w:ascii="Times New Roman" w:eastAsia="宋体" w:hAnsi="Times New Roman" w:cs="Times New Roman" w:hint="eastAsia"/>
-        </w:rPr>
-        <w:t>、解决推送冲突问题，如果</w:t>
-      </w:r>
-      <w:r>
-        <w:rPr>
-          <w:rFonts w:ascii="Times New Roman" w:eastAsia="宋体" w:hAnsi="Times New Roman" w:cs="Times New Roman" w:hint="eastAsia"/>
-        </w:rPr>
-        <w:t>push</w:t>
-      </w:r>
-      <w:r>
-        <w:rPr>
-          <w:rFonts w:ascii="Times New Roman" w:eastAsia="宋体" w:hAnsi="Times New Roman" w:cs="Times New Roman" w:hint="eastAsia"/>
-        </w:rPr>
-        <w:t>的不是基于远端最新版的内容修改，则需要先进行</w:t>
-      </w:r>
-      <w:r>
-        <w:rPr>
-          <w:rFonts w:ascii="Times New Roman" w:eastAsia="宋体" w:hAnsi="Times New Roman" w:cs="Times New Roman" w:hint="eastAsia"/>
-        </w:rPr>
-        <w:t>pull</w:t>
-      </w:r>
-      <w:r>
-        <w:rPr>
-          <w:rFonts w:ascii="Times New Roman" w:eastAsia="宋体" w:hAnsi="Times New Roman" w:cs="Times New Roman" w:hint="eastAsia"/>
-        </w:rPr>
-        <w:t>，然后进行分支冲突解决的步骤操作</w:t>
-      </w:r>
-    </w:p>
-    <w:p>
-      <w:pPr>
-        <w:jc w:val="both"/>
-        <w:rPr>
-          <w:rFonts w:ascii="Times New Roman" w:eastAsia="宋体" w:hAnsi="Times New Roman" w:cs="Times New Roman"/>
-        </w:rPr>
-      </w:pPr>
-      <w:r>
-        <w:rPr>
-          <w:rFonts w:ascii="Times New Roman" w:eastAsia="宋体" w:hAnsi="Times New Roman" w:cs="Times New Roman" w:hint="eastAsia"/>
-        </w:rPr>
-        <w:t>22</w:t>
-      </w:r>
-      <w:r>
-        <w:rPr>
-          <w:rFonts w:ascii="Times New Roman" w:eastAsia="宋体" w:hAnsi="Times New Roman" w:cs="Times New Roman" w:hint="eastAsia"/>
-        </w:rPr>
-        <w:t>、跨团队协作</w:t>
-      </w:r>
-      <w:r>
-        <w:rPr>
-          <w:rFonts w:ascii="Times New Roman" w:eastAsia="宋体" w:hAnsi="Times New Roman" w:cs="Times New Roman" w:hint="eastAsia"/>
-        </w:rPr>
-        <w:t>在【</w:t>
-      </w:r>
-      <w:r>
-        <w:rPr>
-          <w:rFonts w:ascii="Times New Roman" w:eastAsia="宋体" w:hAnsi="Times New Roman" w:cs="Times New Roman" w:hint="eastAsia"/>
-        </w:rPr>
-        <w:t>尚硅谷】</w:t>
-      </w:r>
-      <w:r>
-        <w:rPr>
-          <w:rFonts w:ascii="Times New Roman" w:eastAsia="宋体" w:hAnsi="Times New Roman" w:cs="Times New Roman" w:hint="eastAsia"/>
-        </w:rPr>
-        <w:t>Git</w:t>
-      </w:r>
-      <w:r>
-        <w:rPr>
-          <w:rFonts w:ascii="Times New Roman" w:eastAsia="宋体" w:hAnsi="Times New Roman" w:cs="Times New Roman" w:hint="eastAsia"/>
-        </w:rPr>
-        <w:t>与</w:t>
-      </w:r>
-      <w:r>
-        <w:rPr>
-          <w:rFonts w:ascii="Times New Roman" w:eastAsia="宋体" w:hAnsi="Times New Roman" w:cs="Times New Roman" w:hint="eastAsia"/>
-        </w:rPr>
-        <w:t>GitHub</w:t>
-      </w:r>
-      <w:r>
-        <w:rPr>
-          <w:rFonts w:ascii="Times New Roman" w:eastAsia="宋体" w:hAnsi="Times New Roman" w:cs="Times New Roman" w:hint="eastAsia"/>
-        </w:rPr>
-        <w:t>基础全套完整版教程（快速上手，一套搞定）</w:t>
-      </w:r>
-      <w:r>
-        <w:rPr>
-          <w:rFonts w:ascii="Times New Roman" w:eastAsia="宋体" w:hAnsi="Times New Roman" w:cs="Times New Roman" w:hint="eastAsia"/>
-        </w:rPr>
-        <w:t>的第</w:t>
-      </w:r>
-      <w:r>
-        <w:rPr>
-          <w:rFonts w:ascii="Times New Roman" w:eastAsia="宋体" w:hAnsi="Times New Roman" w:cs="Times New Roman" w:hint="eastAsia"/>
-        </w:rPr>
-        <w:t>41</w:t>
-      </w:r>
-      <w:r>
-        <w:rPr>
-          <w:rFonts w:ascii="Times New Roman" w:eastAsia="宋体" w:hAnsi="Times New Roman" w:cs="Times New Roman" w:hint="eastAsia"/>
-        </w:rPr>
-        <w:t>节。</w:t>
-      </w:r>
-    </w:p>
-    <w:p>
-      <w:pPr>
-        <w:jc w:val="both"/>
-        <w:outlineLvl w:val="0"/>
-        <w:rPr>
-          <w:rFonts w:ascii="Times New Roman" w:eastAsia="宋体" w:hAnsi="Times New Roman" w:cs="Times New Roman"/>
+        <w:t>二、</w:t>
+      </w:r>
+      <w:r>
+        <w:rPr>
+          <w:rFonts w:ascii="Times New Roman" w:eastAsia="宋体" w:hAnsi="Times New Roman" w:cs="Times New Roman" w:hint="eastAsia"/>
           <w:b/>
           <w:bCs/>
           <w:sz w:val="28"/>
           <w:szCs w:val="32"/>
         </w:rPr>
-      </w:pPr>
+        <w:t>教程笔记</w:t>
+      </w:r>
+    </w:p>
+    <w:p>
+      <w:pPr>
+        <w:jc w:val="both"/>
+        <w:rPr>
+          <w:rFonts w:ascii="Times New Roman" w:eastAsia="宋体" w:hAnsi="Times New Roman" w:cs="Times New Roman"/>
+        </w:rPr>
+      </w:pPr>
+      <w:r>
+        <w:rPr>
+          <w:rFonts w:ascii="Times New Roman" w:eastAsia="宋体" w:hAnsi="Times New Roman" w:cs="Times New Roman" w:hint="eastAsia"/>
+        </w:rPr>
+        <w:t>1</w:t>
+      </w:r>
+      <w:r>
+        <w:rPr>
+          <w:rFonts w:ascii="Times New Roman" w:eastAsia="宋体" w:hAnsi="Times New Roman" w:cs="Times New Roman" w:hint="eastAsia"/>
+        </w:rPr>
+        <w:t>、</w:t>
+      </w:r>
+      <w:r>
+        <w:rPr>
+          <w:rFonts w:ascii="Times New Roman" w:eastAsia="宋体" w:hAnsi="Times New Roman" w:cs="Times New Roman" w:hint="eastAsia"/>
+        </w:rPr>
+        <w:t xml:space="preserve">git </w:t>
+      </w:r>
+      <w:proofErr w:type="spellStart"/>
+      <w:r>
+        <w:rPr>
+          <w:rFonts w:ascii="Times New Roman" w:eastAsia="宋体" w:hAnsi="Times New Roman" w:cs="Times New Roman" w:hint="eastAsia"/>
+        </w:rPr>
+        <w:t>init</w:t>
+      </w:r>
+      <w:proofErr w:type="spellEnd"/>
+      <w:r>
+        <w:rPr>
+          <w:rFonts w:ascii="Times New Roman" w:eastAsia="宋体" w:hAnsi="Times New Roman" w:cs="Times New Roman" w:hint="eastAsia"/>
+        </w:rPr>
+        <w:t xml:space="preserve"> </w:t>
+      </w:r>
+      <w:r>
+        <w:rPr>
+          <w:rFonts w:ascii="Times New Roman" w:eastAsia="宋体" w:hAnsi="Times New Roman" w:cs="Times New Roman" w:hint="eastAsia"/>
+        </w:rPr>
+        <w:t>初始化仓库</w:t>
+      </w:r>
+    </w:p>
+    <w:p>
+      <w:pPr>
+        <w:jc w:val="both"/>
+        <w:rPr>
+          <w:rFonts w:ascii="Times New Roman" w:eastAsia="宋体" w:hAnsi="Times New Roman" w:cs="Times New Roman"/>
+        </w:rPr>
+      </w:pPr>
+      <w:r>
+        <w:rPr>
+          <w:rFonts w:ascii="Times New Roman" w:eastAsia="宋体" w:hAnsi="Times New Roman" w:cs="Times New Roman" w:hint="eastAsia"/>
+        </w:rPr>
+        <w:t>2</w:t>
+      </w:r>
+      <w:r>
+        <w:rPr>
+          <w:rFonts w:ascii="Times New Roman" w:eastAsia="宋体" w:hAnsi="Times New Roman" w:cs="Times New Roman" w:hint="eastAsia"/>
+        </w:rPr>
+        <w:t>、</w:t>
+      </w:r>
+      <w:r>
+        <w:rPr>
+          <w:rFonts w:ascii="Times New Roman" w:eastAsia="宋体" w:hAnsi="Times New Roman" w:cs="Times New Roman" w:hint="eastAsia"/>
+        </w:rPr>
+        <w:t xml:space="preserve">touch </w:t>
+      </w:r>
+      <w:r>
+        <w:rPr>
+          <w:rFonts w:ascii="Times New Roman" w:eastAsia="宋体" w:hAnsi="Times New Roman" w:cs="Times New Roman" w:hint="eastAsia"/>
+        </w:rPr>
+        <w:t>文件全名</w:t>
+      </w:r>
+      <w:r>
+        <w:rPr>
+          <w:rFonts w:ascii="Times New Roman" w:eastAsia="宋体" w:hAnsi="Times New Roman" w:cs="Times New Roman" w:hint="eastAsia"/>
+        </w:rPr>
+        <w:t xml:space="preserve"> </w:t>
+      </w:r>
+      <w:r>
+        <w:rPr>
+          <w:rFonts w:ascii="Times New Roman" w:eastAsia="宋体" w:hAnsi="Times New Roman" w:cs="Times New Roman" w:hint="eastAsia"/>
+        </w:rPr>
+        <w:t>新建文件到这个文件夹</w:t>
+      </w:r>
+    </w:p>
+    <w:p>
+      <w:pPr>
+        <w:jc w:val="both"/>
+        <w:rPr>
+          <w:rFonts w:ascii="Times New Roman" w:eastAsia="宋体" w:hAnsi="Times New Roman" w:cs="Times New Roman"/>
+        </w:rPr>
+      </w:pPr>
+      <w:r>
+        <w:rPr>
+          <w:rFonts w:ascii="Times New Roman" w:eastAsia="宋体" w:hAnsi="Times New Roman" w:cs="Times New Roman" w:hint="eastAsia"/>
+        </w:rPr>
+        <w:t>2</w:t>
+      </w:r>
+      <w:r>
+        <w:rPr>
+          <w:rFonts w:ascii="Times New Roman" w:eastAsia="宋体" w:hAnsi="Times New Roman" w:cs="Times New Roman" w:hint="eastAsia"/>
+        </w:rPr>
+        <w:t>、</w:t>
+      </w:r>
+      <w:r>
+        <w:rPr>
+          <w:rFonts w:ascii="Times New Roman" w:eastAsia="宋体" w:hAnsi="Times New Roman" w:cs="Times New Roman" w:hint="eastAsia"/>
+        </w:rPr>
+        <w:t xml:space="preserve">git add . </w:t>
+      </w:r>
+      <w:r>
+        <w:rPr>
+          <w:rFonts w:ascii="Times New Roman" w:eastAsia="宋体" w:hAnsi="Times New Roman" w:cs="Times New Roman" w:hint="eastAsia"/>
+        </w:rPr>
+        <w:t>暂存所有未被忽略的文件到暂存区</w:t>
+      </w:r>
+    </w:p>
+    <w:p>
+      <w:pPr>
+        <w:jc w:val="both"/>
+        <w:rPr>
+          <w:rFonts w:ascii="Times New Roman" w:eastAsia="宋体" w:hAnsi="Times New Roman" w:cs="Times New Roman"/>
+        </w:rPr>
+      </w:pPr>
+      <w:r>
+        <w:rPr>
+          <w:rFonts w:ascii="Times New Roman" w:eastAsia="宋体" w:hAnsi="Times New Roman" w:cs="Times New Roman" w:hint="eastAsia"/>
+        </w:rPr>
+        <w:t>3</w:t>
+      </w:r>
+      <w:r>
+        <w:rPr>
+          <w:rFonts w:ascii="Times New Roman" w:eastAsia="宋体" w:hAnsi="Times New Roman" w:cs="Times New Roman" w:hint="eastAsia"/>
+        </w:rPr>
+        <w:t>、</w:t>
+      </w:r>
+      <w:r>
+        <w:rPr>
+          <w:rFonts w:ascii="Times New Roman" w:eastAsia="宋体" w:hAnsi="Times New Roman" w:cs="Times New Roman" w:hint="eastAsia"/>
+        </w:rPr>
+        <w:t xml:space="preserve">git commit -m </w:t>
+      </w:r>
+      <w:proofErr w:type="gramStart"/>
+      <w:r>
+        <w:rPr>
+          <w:rFonts w:ascii="Times New Roman" w:eastAsia="宋体" w:hAnsi="Times New Roman" w:cs="Times New Roman"/>
+        </w:rPr>
+        <w:t>’</w:t>
+      </w:r>
+      <w:proofErr w:type="gramEnd"/>
+      <w:r>
+        <w:rPr>
+          <w:rFonts w:ascii="Times New Roman" w:eastAsia="宋体" w:hAnsi="Times New Roman" w:cs="Times New Roman"/>
+        </w:rPr>
+        <w:t>’</w:t>
+      </w:r>
+      <w:r>
+        <w:rPr>
+          <w:rFonts w:ascii="Times New Roman" w:eastAsia="宋体" w:hAnsi="Times New Roman" w:cs="Times New Roman" w:hint="eastAsia"/>
+        </w:rPr>
+        <w:t xml:space="preserve"> </w:t>
+      </w:r>
+      <w:r>
+        <w:rPr>
+          <w:rFonts w:ascii="Times New Roman" w:eastAsia="宋体" w:hAnsi="Times New Roman" w:cs="Times New Roman" w:hint="eastAsia"/>
+        </w:rPr>
+        <w:t>将暂存区的文件提交到本地仓库</w:t>
+      </w:r>
+    </w:p>
+    <w:p>
+      <w:pPr>
+        <w:jc w:val="both"/>
+        <w:rPr>
+          <w:rFonts w:ascii="Times New Roman" w:eastAsia="宋体" w:hAnsi="Times New Roman" w:cs="Times New Roman"/>
+        </w:rPr>
+      </w:pPr>
+      <w:r>
+        <w:rPr>
+          <w:rFonts w:ascii="Times New Roman" w:eastAsia="宋体" w:hAnsi="Times New Roman" w:cs="Times New Roman" w:hint="eastAsia"/>
+        </w:rPr>
+        <w:t>退出编辑方式是按</w:t>
+      </w:r>
+      <w:r>
+        <w:rPr>
+          <w:rFonts w:ascii="Times New Roman" w:eastAsia="宋体" w:hAnsi="Times New Roman" w:cs="Times New Roman" w:hint="eastAsia"/>
+        </w:rPr>
+        <w:t>esc</w:t>
+      </w:r>
+      <w:r>
+        <w:rPr>
+          <w:rFonts w:ascii="Times New Roman" w:eastAsia="宋体" w:hAnsi="Times New Roman" w:cs="Times New Roman" w:hint="eastAsia"/>
+        </w:rPr>
+        <w:t>、输入冒号以及</w:t>
+      </w:r>
+      <w:proofErr w:type="spellStart"/>
+      <w:r>
+        <w:rPr>
+          <w:rFonts w:ascii="Times New Roman" w:eastAsia="宋体" w:hAnsi="Times New Roman" w:cs="Times New Roman" w:hint="eastAsia"/>
+        </w:rPr>
+        <w:t>wq</w:t>
+      </w:r>
+      <w:proofErr w:type="spellEnd"/>
+    </w:p>
+    <w:p>
+      <w:pPr>
+        <w:jc w:val="both"/>
+        <w:rPr>
+          <w:rFonts w:ascii="Times New Roman" w:eastAsia="宋体" w:hAnsi="Times New Roman" w:cs="Times New Roman"/>
+        </w:rPr>
+      </w:pPr>
+      <w:r>
+        <w:rPr>
+          <w:rFonts w:ascii="Times New Roman" w:eastAsia="宋体" w:hAnsi="Times New Roman" w:cs="Times New Roman" w:hint="eastAsia"/>
+        </w:rPr>
+        <w:t>4</w:t>
+      </w:r>
+      <w:r>
+        <w:rPr>
+          <w:rFonts w:ascii="Times New Roman" w:eastAsia="宋体" w:hAnsi="Times New Roman" w:cs="Times New Roman" w:hint="eastAsia"/>
+        </w:rPr>
+        <w:t>、</w:t>
+      </w:r>
+      <w:r>
+        <w:rPr>
+          <w:rFonts w:ascii="Times New Roman" w:eastAsia="宋体" w:hAnsi="Times New Roman" w:cs="Times New Roman" w:hint="eastAsia"/>
+        </w:rPr>
+        <w:t>git</w:t>
+      </w:r>
+      <w:r>
+        <w:rPr>
+          <w:rFonts w:ascii="Times New Roman" w:eastAsia="宋体" w:hAnsi="Times New Roman" w:cs="Times New Roman" w:hint="eastAsia"/>
+        </w:rPr>
+        <w:t>-</w:t>
+      </w:r>
+      <w:r>
+        <w:rPr>
+          <w:rFonts w:ascii="Times New Roman" w:eastAsia="宋体" w:hAnsi="Times New Roman" w:cs="Times New Roman" w:hint="eastAsia"/>
+        </w:rPr>
+        <w:t xml:space="preserve">log </w:t>
+      </w:r>
+      <w:r>
+        <w:rPr>
+          <w:rFonts w:ascii="Times New Roman" w:eastAsia="宋体" w:hAnsi="Times New Roman" w:cs="Times New Roman" w:hint="eastAsia"/>
+        </w:rPr>
+        <w:t>查看进度</w:t>
+      </w:r>
+    </w:p>
+    <w:p>
+      <w:pPr>
+        <w:jc w:val="both"/>
+        <w:rPr>
+          <w:rFonts w:ascii="Times New Roman" w:eastAsia="宋体" w:hAnsi="Times New Roman" w:cs="Times New Roman"/>
+        </w:rPr>
+      </w:pPr>
+      <w:r>
+        <w:rPr>
+          <w:rFonts w:ascii="Times New Roman" w:eastAsia="宋体" w:hAnsi="Times New Roman" w:cs="Times New Roman" w:hint="eastAsia"/>
+        </w:rPr>
+        <w:t>创建忽略文件</w:t>
+      </w:r>
+      <w:r>
+        <w:rPr>
+          <w:rFonts w:ascii="Times New Roman" w:eastAsia="宋体" w:hAnsi="Times New Roman" w:cs="Times New Roman" w:hint="eastAsia"/>
+        </w:rPr>
+        <w:t>touch .</w:t>
+      </w:r>
+      <w:proofErr w:type="spellStart"/>
+      <w:r>
+        <w:rPr>
+          <w:rFonts w:ascii="Times New Roman" w:eastAsia="宋体" w:hAnsi="Times New Roman" w:cs="Times New Roman" w:hint="eastAsia"/>
+        </w:rPr>
+        <w:t>gitignore</w:t>
+      </w:r>
+      <w:proofErr w:type="spellEnd"/>
+    </w:p>
+    <w:p>
+      <w:pPr>
+        <w:jc w:val="both"/>
+        <w:rPr>
+          <w:rFonts w:ascii="Times New Roman" w:eastAsia="宋体" w:hAnsi="Times New Roman" w:cs="Times New Roman"/>
+        </w:rPr>
+      </w:pPr>
+      <w:r>
+        <w:rPr>
+          <w:rFonts w:ascii="Times New Roman" w:eastAsia="宋体" w:hAnsi="Times New Roman" w:cs="Times New Roman" w:hint="eastAsia"/>
+        </w:rPr>
+        <w:t>然后输入不需要被管理的文件名</w:t>
+      </w:r>
+      <w:r>
+        <w:rPr>
+          <w:rFonts w:ascii="Times New Roman" w:eastAsia="宋体" w:hAnsi="Times New Roman" w:cs="Times New Roman" w:hint="eastAsia"/>
+        </w:rPr>
+        <w:t xml:space="preserve"> vi .</w:t>
+      </w:r>
+      <w:proofErr w:type="spellStart"/>
+      <w:r>
+        <w:rPr>
+          <w:rFonts w:ascii="Times New Roman" w:eastAsia="宋体" w:hAnsi="Times New Roman" w:cs="Times New Roman" w:hint="eastAsia"/>
+        </w:rPr>
+        <w:t>gitignore</w:t>
+      </w:r>
+      <w:proofErr w:type="spellEnd"/>
+    </w:p>
+    <w:p>
+      <w:pPr>
+        <w:jc w:val="both"/>
+        <w:rPr>
+          <w:rFonts w:ascii="Times New Roman" w:eastAsia="宋体" w:hAnsi="Times New Roman" w:cs="Times New Roman"/>
+        </w:rPr>
+      </w:pPr>
+      <w:r>
+        <w:rPr>
+          <w:rFonts w:ascii="Times New Roman" w:eastAsia="宋体" w:hAnsi="Times New Roman" w:cs="Times New Roman" w:hint="eastAsia"/>
+        </w:rPr>
+        <w:t>然后输入不需要被管理的文件名</w:t>
+      </w:r>
+      <w:r>
+        <w:rPr>
+          <w:rFonts w:ascii="Times New Roman" w:eastAsia="宋体" w:hAnsi="Times New Roman" w:cs="Times New Roman" w:hint="eastAsia"/>
+        </w:rPr>
+        <w:t>：</w:t>
+      </w:r>
+      <w:r>
+        <w:rPr>
+          <w:rFonts w:ascii="Times New Roman" w:eastAsia="宋体" w:hAnsi="Times New Roman" w:cs="Times New Roman" w:hint="eastAsia"/>
+        </w:rPr>
+        <w:t xml:space="preserve"> *.a </w:t>
+      </w:r>
+      <w:r>
+        <w:rPr>
+          <w:rFonts w:ascii="Times New Roman" w:eastAsia="宋体" w:hAnsi="Times New Roman" w:cs="Times New Roman" w:hint="eastAsia"/>
+        </w:rPr>
+        <w:t>意思是以</w:t>
+      </w:r>
+      <w:r>
+        <w:rPr>
+          <w:rFonts w:ascii="Times New Roman" w:eastAsia="宋体" w:hAnsi="Times New Roman" w:cs="Times New Roman" w:hint="eastAsia"/>
+        </w:rPr>
+        <w:t>.a</w:t>
+      </w:r>
+      <w:r>
+        <w:rPr>
+          <w:rFonts w:ascii="Times New Roman" w:eastAsia="宋体" w:hAnsi="Times New Roman" w:cs="Times New Roman" w:hint="eastAsia"/>
+        </w:rPr>
+        <w:t>为后缀的文件都被忽略</w:t>
+      </w:r>
+    </w:p>
+    <w:p>
+      <w:pPr>
+        <w:jc w:val="both"/>
+        <w:rPr>
+          <w:rFonts w:ascii="Times New Roman" w:eastAsia="宋体" w:hAnsi="Times New Roman" w:cs="Times New Roman"/>
+        </w:rPr>
+      </w:pPr>
+      <w:r>
+        <w:rPr>
+          <w:rFonts w:ascii="Times New Roman" w:eastAsia="宋体" w:hAnsi="Times New Roman" w:cs="Times New Roman" w:hint="eastAsia"/>
+        </w:rPr>
+        <w:t>文件名</w:t>
+      </w:r>
+      <w:r>
+        <w:rPr>
+          <w:rFonts w:ascii="Times New Roman" w:eastAsia="宋体" w:hAnsi="Times New Roman" w:cs="Times New Roman" w:hint="eastAsia"/>
+        </w:rPr>
+        <w:t xml:space="preserve">/ </w:t>
+      </w:r>
+      <w:r>
+        <w:rPr>
+          <w:rFonts w:ascii="Times New Roman" w:eastAsia="宋体" w:hAnsi="Times New Roman" w:cs="Times New Roman" w:hint="eastAsia"/>
+        </w:rPr>
+        <w:t>意思是这个文件名的文件都被忽略</w:t>
+      </w:r>
+    </w:p>
+    <w:p>
+      <w:pPr>
+        <w:jc w:val="both"/>
+        <w:rPr>
+          <w:rFonts w:ascii="Times New Roman" w:eastAsia="宋体" w:hAnsi="Times New Roman" w:cs="Times New Roman"/>
+        </w:rPr>
+      </w:pPr>
+      <w:r>
+        <w:rPr>
+          <w:rFonts w:ascii="Times New Roman" w:eastAsia="宋体" w:hAnsi="Times New Roman" w:cs="Times New Roman" w:hint="eastAsia"/>
+        </w:rPr>
+        <w:t>/</w:t>
+      </w:r>
+      <w:r>
+        <w:rPr>
+          <w:rFonts w:ascii="Times New Roman" w:eastAsia="宋体" w:hAnsi="Times New Roman" w:cs="Times New Roman" w:hint="eastAsia"/>
+        </w:rPr>
+        <w:t>文件名</w:t>
+      </w:r>
+      <w:r>
+        <w:rPr>
+          <w:rFonts w:ascii="Times New Roman" w:eastAsia="宋体" w:hAnsi="Times New Roman" w:cs="Times New Roman" w:hint="eastAsia"/>
+        </w:rPr>
+        <w:t xml:space="preserve">/ </w:t>
+      </w:r>
+      <w:r>
+        <w:rPr>
+          <w:rFonts w:ascii="Times New Roman" w:eastAsia="宋体" w:hAnsi="Times New Roman" w:cs="Times New Roman" w:hint="eastAsia"/>
+        </w:rPr>
+        <w:t>意思是这个根目录下的这个文件名的文件都被忽略</w:t>
+      </w:r>
+    </w:p>
+    <w:p>
+      <w:pPr>
+        <w:jc w:val="both"/>
+        <w:rPr>
+          <w:rFonts w:ascii="Times New Roman" w:eastAsia="宋体" w:hAnsi="Times New Roman" w:cs="Times New Roman"/>
+        </w:rPr>
+      </w:pPr>
+      <w:r>
+        <w:rPr>
+          <w:rFonts w:ascii="Times New Roman" w:eastAsia="宋体" w:hAnsi="Times New Roman" w:cs="Times New Roman" w:hint="eastAsia"/>
+        </w:rPr>
+        <w:t>文件名</w:t>
+      </w:r>
+      <w:r>
+        <w:rPr>
+          <w:rFonts w:ascii="Times New Roman" w:eastAsia="宋体" w:hAnsi="Times New Roman" w:cs="Times New Roman" w:hint="eastAsia"/>
+        </w:rPr>
+        <w:t>/</w:t>
+      </w:r>
+      <w:r>
+        <w:rPr>
+          <w:rFonts w:ascii="Times New Roman" w:eastAsia="宋体" w:hAnsi="Times New Roman" w:cs="Times New Roman" w:hint="eastAsia"/>
+        </w:rPr>
+        <w:t>文件名</w:t>
+      </w:r>
+      <w:r>
+        <w:rPr>
+          <w:rFonts w:ascii="Times New Roman" w:eastAsia="宋体" w:hAnsi="Times New Roman" w:cs="Times New Roman" w:hint="eastAsia"/>
+        </w:rPr>
+        <w:t xml:space="preserve">/ </w:t>
+      </w:r>
+      <w:r>
+        <w:rPr>
+          <w:rFonts w:ascii="Times New Roman" w:eastAsia="宋体" w:hAnsi="Times New Roman" w:cs="Times New Roman" w:hint="eastAsia"/>
+        </w:rPr>
+        <w:t>意思是特指这个路径下的这个文件名的文件都被忽略</w:t>
+      </w:r>
+    </w:p>
+    <w:p>
+      <w:pPr>
+        <w:jc w:val="both"/>
+        <w:rPr>
+          <w:rFonts w:ascii="Times New Roman" w:eastAsia="宋体" w:hAnsi="Times New Roman" w:cs="Times New Roman"/>
+        </w:rPr>
+      </w:pPr>
+      <w:r>
+        <w:rPr>
+          <w:rFonts w:ascii="Times New Roman" w:eastAsia="宋体" w:hAnsi="Times New Roman" w:cs="Times New Roman" w:hint="eastAsia"/>
+        </w:rPr>
+        <w:t>5</w:t>
+      </w:r>
+      <w:r>
+        <w:rPr>
+          <w:rFonts w:ascii="Times New Roman" w:eastAsia="宋体" w:hAnsi="Times New Roman" w:cs="Times New Roman" w:hint="eastAsia"/>
+        </w:rPr>
+        <w:t>、按</w:t>
+      </w:r>
+      <w:r>
+        <w:rPr>
+          <w:rFonts w:ascii="Times New Roman" w:eastAsia="宋体" w:hAnsi="Times New Roman" w:cs="Times New Roman" w:hint="eastAsia"/>
+        </w:rPr>
+        <w:t>q</w:t>
+      </w:r>
+      <w:r>
+        <w:rPr>
+          <w:rFonts w:ascii="Times New Roman" w:eastAsia="宋体" w:hAnsi="Times New Roman" w:cs="Times New Roman" w:hint="eastAsia"/>
+        </w:rPr>
+        <w:t>可以从查看进度中退出来</w:t>
+      </w:r>
+    </w:p>
+    <w:p>
+      <w:pPr>
+        <w:jc w:val="both"/>
+        <w:rPr>
+          <w:rFonts w:ascii="Times New Roman" w:eastAsia="宋体" w:hAnsi="Times New Roman" w:cs="Times New Roman"/>
+        </w:rPr>
+      </w:pPr>
+      <w:r>
+        <w:rPr>
+          <w:rFonts w:ascii="Times New Roman" w:eastAsia="宋体" w:hAnsi="Times New Roman" w:cs="Times New Roman" w:hint="eastAsia"/>
+        </w:rPr>
+        <w:t>5</w:t>
+      </w:r>
+      <w:r>
+        <w:rPr>
+          <w:rFonts w:ascii="Times New Roman" w:eastAsia="宋体" w:hAnsi="Times New Roman" w:cs="Times New Roman" w:hint="eastAsia"/>
+        </w:rPr>
+        <w:t>、</w:t>
+      </w:r>
+      <w:r>
+        <w:rPr>
+          <w:rFonts w:ascii="Times New Roman" w:eastAsia="宋体" w:hAnsi="Times New Roman" w:cs="Times New Roman" w:hint="eastAsia"/>
+        </w:rPr>
+        <w:t xml:space="preserve">git branch </w:t>
+      </w:r>
+      <w:r>
+        <w:rPr>
+          <w:rFonts w:ascii="Times New Roman" w:eastAsia="宋体" w:hAnsi="Times New Roman" w:cs="Times New Roman" w:hint="eastAsia"/>
+        </w:rPr>
+        <w:t>查看分支数量</w:t>
+      </w:r>
+    </w:p>
+    <w:p>
+      <w:pPr>
+        <w:jc w:val="both"/>
+        <w:rPr>
+          <w:rFonts w:ascii="Times New Roman" w:eastAsia="宋体" w:hAnsi="Times New Roman" w:cs="Times New Roman"/>
+        </w:rPr>
+      </w:pPr>
+      <w:r>
+        <w:rPr>
+          <w:rFonts w:ascii="Times New Roman" w:eastAsia="宋体" w:hAnsi="Times New Roman" w:cs="Times New Roman" w:hint="eastAsia"/>
+        </w:rPr>
+        <w:t>6</w:t>
+      </w:r>
+      <w:r>
+        <w:rPr>
+          <w:rFonts w:ascii="Times New Roman" w:eastAsia="宋体" w:hAnsi="Times New Roman" w:cs="Times New Roman" w:hint="eastAsia"/>
+        </w:rPr>
+        <w:t>、</w:t>
+      </w:r>
+      <w:r>
+        <w:rPr>
+          <w:rFonts w:ascii="Times New Roman" w:eastAsia="宋体" w:hAnsi="Times New Roman" w:cs="Times New Roman" w:hint="eastAsia"/>
+        </w:rPr>
+        <w:t xml:space="preserve">git branch </w:t>
+      </w:r>
+      <w:r>
+        <w:rPr>
+          <w:rFonts w:ascii="Times New Roman" w:eastAsia="宋体" w:hAnsi="Times New Roman" w:cs="Times New Roman" w:hint="eastAsia"/>
+        </w:rPr>
+        <w:t>分支名</w:t>
+      </w:r>
+      <w:r>
+        <w:rPr>
+          <w:rFonts w:ascii="Times New Roman" w:eastAsia="宋体" w:hAnsi="Times New Roman" w:cs="Times New Roman" w:hint="eastAsia"/>
+        </w:rPr>
+        <w:t xml:space="preserve"> </w:t>
+      </w:r>
+      <w:r>
+        <w:rPr>
+          <w:rFonts w:ascii="Times New Roman" w:eastAsia="宋体" w:hAnsi="Times New Roman" w:cs="Times New Roman" w:hint="eastAsia"/>
+        </w:rPr>
+        <w:t>创建新的分支</w:t>
+      </w:r>
+    </w:p>
+    <w:p>
+      <w:pPr>
+        <w:jc w:val="both"/>
+        <w:rPr>
+          <w:rFonts w:ascii="Times New Roman" w:eastAsia="宋体" w:hAnsi="Times New Roman" w:cs="Times New Roman"/>
+        </w:rPr>
+      </w:pPr>
+      <w:r>
+        <w:rPr>
+          <w:rFonts w:ascii="Times New Roman" w:eastAsia="宋体" w:hAnsi="Times New Roman" w:cs="Times New Roman" w:hint="eastAsia"/>
+        </w:rPr>
+        <w:t>7</w:t>
+      </w:r>
+      <w:r>
+        <w:rPr>
+          <w:rFonts w:ascii="Times New Roman" w:eastAsia="宋体" w:hAnsi="Times New Roman" w:cs="Times New Roman" w:hint="eastAsia"/>
+        </w:rPr>
+        <w:t>、</w:t>
+      </w:r>
+      <w:r>
+        <w:rPr>
+          <w:rFonts w:ascii="Times New Roman" w:eastAsia="宋体" w:hAnsi="Times New Roman" w:cs="Times New Roman" w:hint="eastAsia"/>
+        </w:rPr>
+        <w:t xml:space="preserve">git checkout </w:t>
+      </w:r>
+      <w:r>
+        <w:rPr>
+          <w:rFonts w:ascii="Times New Roman" w:eastAsia="宋体" w:hAnsi="Times New Roman" w:cs="Times New Roman" w:hint="eastAsia"/>
+        </w:rPr>
+        <w:t>分支名</w:t>
+      </w:r>
+      <w:r>
+        <w:rPr>
+          <w:rFonts w:ascii="Times New Roman" w:eastAsia="宋体" w:hAnsi="Times New Roman" w:cs="Times New Roman" w:hint="eastAsia"/>
+        </w:rPr>
+        <w:t xml:space="preserve"> </w:t>
+      </w:r>
+      <w:r>
+        <w:rPr>
+          <w:rFonts w:ascii="Times New Roman" w:eastAsia="宋体" w:hAnsi="Times New Roman" w:cs="Times New Roman" w:hint="eastAsia"/>
+        </w:rPr>
+        <w:t>切换到某一分支</w:t>
+      </w:r>
+    </w:p>
+    <w:p>
+      <w:pPr>
+        <w:jc w:val="both"/>
+        <w:rPr>
+          <w:rFonts w:ascii="Times New Roman" w:eastAsia="宋体" w:hAnsi="Times New Roman" w:cs="Times New Roman"/>
+        </w:rPr>
+      </w:pPr>
+      <w:r>
+        <w:rPr>
+          <w:rFonts w:ascii="Times New Roman" w:eastAsia="宋体" w:hAnsi="Times New Roman" w:cs="Times New Roman" w:hint="eastAsia"/>
+        </w:rPr>
+        <w:t>8</w:t>
+      </w:r>
+      <w:r>
+        <w:rPr>
+          <w:rFonts w:ascii="Times New Roman" w:eastAsia="宋体" w:hAnsi="Times New Roman" w:cs="Times New Roman" w:hint="eastAsia"/>
+        </w:rPr>
+        <w:t>、</w:t>
+      </w:r>
+      <w:r>
+        <w:rPr>
+          <w:rFonts w:ascii="Times New Roman" w:eastAsia="宋体" w:hAnsi="Times New Roman" w:cs="Times New Roman" w:hint="eastAsia"/>
+        </w:rPr>
+        <w:t xml:space="preserve">git checkout -b </w:t>
+      </w:r>
+      <w:r>
+        <w:rPr>
+          <w:rFonts w:ascii="Times New Roman" w:eastAsia="宋体" w:hAnsi="Times New Roman" w:cs="Times New Roman" w:hint="eastAsia"/>
+        </w:rPr>
+        <w:t>分支名</w:t>
+      </w:r>
+      <w:r>
+        <w:rPr>
+          <w:rFonts w:ascii="Times New Roman" w:eastAsia="宋体" w:hAnsi="Times New Roman" w:cs="Times New Roman" w:hint="eastAsia"/>
+        </w:rPr>
+        <w:t xml:space="preserve"> </w:t>
+      </w:r>
+      <w:r>
+        <w:rPr>
+          <w:rFonts w:ascii="Times New Roman" w:eastAsia="宋体" w:hAnsi="Times New Roman" w:cs="Times New Roman" w:hint="eastAsia"/>
+        </w:rPr>
+        <w:t>先创建某一分支再切换到这个分支</w:t>
+      </w:r>
+    </w:p>
+    <w:p>
+      <w:pPr>
+        <w:jc w:val="both"/>
+        <w:rPr>
+          <w:rFonts w:ascii="Times New Roman" w:eastAsia="宋体" w:hAnsi="Times New Roman" w:cs="Times New Roman"/>
+        </w:rPr>
+      </w:pPr>
+      <w:r>
+        <w:rPr>
+          <w:rFonts w:ascii="Times New Roman" w:eastAsia="宋体" w:hAnsi="Times New Roman" w:cs="Times New Roman" w:hint="eastAsia"/>
+        </w:rPr>
+        <w:t>9</w:t>
+      </w:r>
+      <w:r>
+        <w:rPr>
+          <w:rFonts w:ascii="Times New Roman" w:eastAsia="宋体" w:hAnsi="Times New Roman" w:cs="Times New Roman" w:hint="eastAsia"/>
+        </w:rPr>
+        <w:t>、</w:t>
+      </w:r>
+      <w:r>
+        <w:rPr>
+          <w:rFonts w:ascii="Times New Roman" w:eastAsia="宋体" w:hAnsi="Times New Roman" w:cs="Times New Roman" w:hint="eastAsia"/>
+        </w:rPr>
+        <w:t xml:space="preserve">git branch -d </w:t>
+      </w:r>
+      <w:r>
+        <w:rPr>
+          <w:rFonts w:ascii="Times New Roman" w:eastAsia="宋体" w:hAnsi="Times New Roman" w:cs="Times New Roman" w:hint="eastAsia"/>
+        </w:rPr>
+        <w:t>分支名</w:t>
+      </w:r>
+      <w:r>
+        <w:rPr>
+          <w:rFonts w:ascii="Times New Roman" w:eastAsia="宋体" w:hAnsi="Times New Roman" w:cs="Times New Roman" w:hint="eastAsia"/>
+        </w:rPr>
+        <w:t xml:space="preserve"> </w:t>
+      </w:r>
+      <w:r>
+        <w:rPr>
+          <w:rFonts w:ascii="Times New Roman" w:eastAsia="宋体" w:hAnsi="Times New Roman" w:cs="Times New Roman" w:hint="eastAsia"/>
+        </w:rPr>
+        <w:t>检查这个分支并删除</w:t>
+      </w:r>
+    </w:p>
+    <w:p>
+      <w:pPr>
+        <w:jc w:val="both"/>
+        <w:rPr>
+          <w:rFonts w:ascii="Times New Roman" w:eastAsia="宋体" w:hAnsi="Times New Roman" w:cs="Times New Roman"/>
+        </w:rPr>
+      </w:pPr>
+      <w:r>
+        <w:rPr>
+          <w:rFonts w:ascii="Times New Roman" w:eastAsia="宋体" w:hAnsi="Times New Roman" w:cs="Times New Roman" w:hint="eastAsia"/>
+        </w:rPr>
+        <w:t>10</w:t>
+      </w:r>
+      <w:r>
+        <w:rPr>
+          <w:rFonts w:ascii="Times New Roman" w:eastAsia="宋体" w:hAnsi="Times New Roman" w:cs="Times New Roman" w:hint="eastAsia"/>
+        </w:rPr>
+        <w:t>、</w:t>
+      </w:r>
+      <w:r>
+        <w:rPr>
+          <w:rFonts w:ascii="Times New Roman" w:eastAsia="宋体" w:hAnsi="Times New Roman" w:cs="Times New Roman" w:hint="eastAsia"/>
+        </w:rPr>
+        <w:t xml:space="preserve">git marge </w:t>
+      </w:r>
+      <w:r>
+        <w:rPr>
+          <w:rFonts w:ascii="Times New Roman" w:eastAsia="宋体" w:hAnsi="Times New Roman" w:cs="Times New Roman" w:hint="eastAsia"/>
+        </w:rPr>
+        <w:t>分支名</w:t>
+      </w:r>
+      <w:r>
+        <w:rPr>
+          <w:rFonts w:ascii="Times New Roman" w:eastAsia="宋体" w:hAnsi="Times New Roman" w:cs="Times New Roman" w:hint="eastAsia"/>
+        </w:rPr>
+        <w:t xml:space="preserve"> </w:t>
+      </w:r>
+      <w:r>
+        <w:rPr>
+          <w:rFonts w:ascii="Times New Roman" w:eastAsia="宋体" w:hAnsi="Times New Roman" w:cs="Times New Roman" w:hint="eastAsia"/>
+        </w:rPr>
+        <w:t>将这个分支中的内容合并到当前的分支</w:t>
+      </w:r>
+    </w:p>
+    <w:p>
+      <w:pPr>
+        <w:spacing w:after="0"/>
+        <w:jc w:val="both"/>
+        <w:rPr>
+          <w:rFonts w:ascii="Times New Roman" w:eastAsia="宋体" w:hAnsi="Times New Roman" w:cs="Times New Roman"/>
+        </w:rPr>
+      </w:pPr>
+      <w:r>
+        <w:rPr>
+          <w:rFonts w:ascii="Times New Roman" w:eastAsia="宋体" w:hAnsi="Times New Roman" w:cs="Times New Roman"/>
+        </w:rPr>
+        <w:t>11</w:t>
+      </w:r>
+      <w:r>
+        <w:rPr>
+          <w:rFonts w:ascii="Times New Roman" w:eastAsia="宋体" w:hAnsi="Times New Roman" w:cs="Times New Roman"/>
+        </w:rPr>
+        <w:t>、退出编辑模式按</w:t>
+      </w:r>
+      <w:r>
+        <w:rPr>
+          <w:rFonts w:ascii="Times New Roman" w:eastAsia="宋体" w:hAnsi="Times New Roman" w:cs="Times New Roman"/>
+        </w:rPr>
+        <w:t>q(quit)</w:t>
+      </w:r>
+      <w:r>
+        <w:rPr>
+          <w:rFonts w:ascii="Times New Roman" w:eastAsia="宋体" w:hAnsi="Times New Roman" w:cs="Times New Roman"/>
+        </w:rPr>
+        <w:t>，按</w:t>
+      </w:r>
+      <w:r>
+        <w:rPr>
+          <w:rFonts w:ascii="Times New Roman" w:eastAsia="宋体" w:hAnsi="Times New Roman" w:cs="Times New Roman"/>
+        </w:rPr>
+        <w:t>w</w:t>
+      </w:r>
+      <w:r>
+        <w:rPr>
+          <w:rFonts w:ascii="Times New Roman" w:eastAsia="宋体" w:hAnsi="Times New Roman" w:cs="Times New Roman"/>
+        </w:rPr>
+        <w:t>是保存（</w:t>
+      </w:r>
+      <w:r>
+        <w:rPr>
+          <w:rFonts w:ascii="Times New Roman" w:eastAsia="宋体" w:hAnsi="Times New Roman" w:cs="Times New Roman"/>
+        </w:rPr>
+        <w:t>write</w:t>
+      </w:r>
+      <w:r>
+        <w:rPr>
+          <w:rFonts w:ascii="Times New Roman" w:eastAsia="宋体" w:hAnsi="Times New Roman" w:cs="Times New Roman"/>
+        </w:rPr>
+        <w:t>）</w:t>
+      </w:r>
+    </w:p>
+    <w:p>
+      <w:pPr>
+        <w:spacing w:after="0"/>
+        <w:jc w:val="both"/>
+        <w:rPr>
+          <w:rFonts w:ascii="Times New Roman" w:eastAsia="宋体" w:hAnsi="Times New Roman" w:cs="Times New Roman"/>
+        </w:rPr>
+      </w:pPr>
+      <w:r>
+        <w:rPr>
+          <w:rFonts w:ascii="Times New Roman" w:eastAsia="宋体" w:hAnsi="Times New Roman" w:cs="Times New Roman"/>
+        </w:rPr>
+        <w:t>12</w:t>
+      </w:r>
+      <w:r>
+        <w:rPr>
+          <w:rFonts w:ascii="Times New Roman" w:eastAsia="宋体" w:hAnsi="Times New Roman" w:cs="Times New Roman"/>
+        </w:rPr>
+        <w:t>、</w:t>
+      </w:r>
+      <w:proofErr w:type="spellStart"/>
+      <w:r>
+        <w:rPr>
+          <w:rFonts w:ascii="Times New Roman" w:eastAsia="宋体" w:hAnsi="Times New Roman" w:cs="Times New Roman"/>
+        </w:rPr>
+        <w:t>pwd</w:t>
+      </w:r>
+      <w:proofErr w:type="spellEnd"/>
+      <w:r>
+        <w:rPr>
+          <w:rFonts w:ascii="Times New Roman" w:eastAsia="宋体" w:hAnsi="Times New Roman" w:cs="Times New Roman"/>
+        </w:rPr>
+        <w:t xml:space="preserve"> (Print Working Directory): </w:t>
+      </w:r>
+      <w:r>
+        <w:rPr>
+          <w:rFonts w:ascii="Times New Roman" w:eastAsia="宋体" w:hAnsi="Times New Roman" w:cs="Times New Roman"/>
+        </w:rPr>
+        <w:t>我在哪里？</w:t>
+      </w:r>
+      <w:r>
+        <w:rPr>
+          <w:rFonts w:ascii="Times New Roman" w:eastAsia="宋体" w:hAnsi="Times New Roman" w:cs="Times New Roman"/>
+        </w:rPr>
+        <w:t xml:space="preserve"> </w:t>
+      </w:r>
+      <w:r>
+        <w:rPr>
+          <w:rFonts w:ascii="Times New Roman" w:eastAsia="宋体" w:hAnsi="Times New Roman" w:cs="Times New Roman"/>
+        </w:rPr>
+        <w:t>输入</w:t>
+      </w:r>
+      <w:r>
+        <w:rPr>
+          <w:rFonts w:ascii="Times New Roman" w:eastAsia="宋体" w:hAnsi="Times New Roman" w:cs="Times New Roman"/>
+        </w:rPr>
+        <w:t xml:space="preserve"> </w:t>
+      </w:r>
+      <w:proofErr w:type="spellStart"/>
+      <w:r>
+        <w:rPr>
+          <w:rFonts w:ascii="Times New Roman" w:eastAsia="宋体" w:hAnsi="Times New Roman" w:cs="Times New Roman"/>
+        </w:rPr>
+        <w:t>pwd</w:t>
+      </w:r>
+      <w:proofErr w:type="spellEnd"/>
+      <w:r>
+        <w:rPr>
+          <w:rFonts w:ascii="Times New Roman" w:eastAsia="宋体" w:hAnsi="Times New Roman" w:cs="Times New Roman"/>
+        </w:rPr>
+        <w:t xml:space="preserve"> </w:t>
+      </w:r>
+      <w:r>
+        <w:rPr>
+          <w:rFonts w:ascii="Times New Roman" w:eastAsia="宋体" w:hAnsi="Times New Roman" w:cs="Times New Roman"/>
+        </w:rPr>
+        <w:t>并回车，终端会告诉你当前所在的完整路径。</w:t>
+      </w:r>
+    </w:p>
+    <w:p>
+      <w:pPr>
+        <w:spacing w:after="0"/>
+        <w:jc w:val="both"/>
+        <w:rPr>
+          <w:rFonts w:ascii="Times New Roman" w:eastAsia="宋体" w:hAnsi="Times New Roman" w:cs="Times New Roman"/>
+        </w:rPr>
+      </w:pPr>
+      <w:r>
+        <w:rPr>
+          <w:rFonts w:ascii="Times New Roman" w:eastAsia="宋体" w:hAnsi="Times New Roman" w:cs="Times New Roman"/>
+        </w:rPr>
+        <w:t>13</w:t>
+      </w:r>
+      <w:r>
+        <w:rPr>
+          <w:rFonts w:ascii="Times New Roman" w:eastAsia="宋体" w:hAnsi="Times New Roman" w:cs="Times New Roman"/>
+        </w:rPr>
+        <w:t>、</w:t>
+      </w:r>
+      <w:r>
+        <w:rPr>
+          <w:rFonts w:ascii="Times New Roman" w:eastAsia="宋体" w:hAnsi="Times New Roman" w:cs="Times New Roman"/>
+        </w:rPr>
+        <w:t xml:space="preserve">ls (List): </w:t>
+      </w:r>
+      <w:r>
+        <w:rPr>
+          <w:rFonts w:ascii="Times New Roman" w:eastAsia="宋体" w:hAnsi="Times New Roman" w:cs="Times New Roman"/>
+        </w:rPr>
+        <w:t>附近有什么？</w:t>
+      </w:r>
+      <w:r>
+        <w:rPr>
+          <w:rFonts w:ascii="Times New Roman" w:eastAsia="宋体" w:hAnsi="Times New Roman" w:cs="Times New Roman"/>
+        </w:rPr>
+        <w:t xml:space="preserve"> </w:t>
+      </w:r>
+      <w:r>
+        <w:rPr>
+          <w:rFonts w:ascii="Times New Roman" w:eastAsia="宋体" w:hAnsi="Times New Roman" w:cs="Times New Roman"/>
+        </w:rPr>
+        <w:t>输入</w:t>
+      </w:r>
+      <w:r>
+        <w:rPr>
+          <w:rFonts w:ascii="Times New Roman" w:eastAsia="宋体" w:hAnsi="Times New Roman" w:cs="Times New Roman"/>
+        </w:rPr>
+        <w:t xml:space="preserve"> ls </w:t>
+      </w:r>
+      <w:r>
+        <w:rPr>
+          <w:rFonts w:ascii="Times New Roman" w:eastAsia="宋体" w:hAnsi="Times New Roman" w:cs="Times New Roman"/>
+        </w:rPr>
+        <w:t>并回车，会列出当前文件夹下的所有文件和子文件夹。</w:t>
+      </w:r>
+    </w:p>
+    <w:p>
+      <w:pPr>
+        <w:spacing w:after="0"/>
+        <w:jc w:val="both"/>
+        <w:rPr>
+          <w:rFonts w:ascii="Times New Roman" w:eastAsia="宋体" w:hAnsi="Times New Roman" w:cs="Times New Roman"/>
+        </w:rPr>
+      </w:pPr>
+      <w:r>
+        <w:rPr>
+          <w:rFonts w:ascii="Times New Roman" w:eastAsia="宋体" w:hAnsi="Times New Roman" w:cs="Times New Roman"/>
+        </w:rPr>
+        <w:t>14</w:t>
+      </w:r>
+      <w:r>
+        <w:rPr>
+          <w:rFonts w:ascii="Times New Roman" w:eastAsia="宋体" w:hAnsi="Times New Roman" w:cs="Times New Roman"/>
+        </w:rPr>
+        <w:t>、</w:t>
+      </w:r>
+      <w:r>
+        <w:rPr>
+          <w:rFonts w:ascii="Times New Roman" w:eastAsia="宋体" w:hAnsi="Times New Roman" w:cs="Times New Roman"/>
+        </w:rPr>
+        <w:t xml:space="preserve">cd </w:t>
+      </w:r>
+      <w:r>
+        <w:rPr>
+          <w:rFonts w:ascii="Times New Roman" w:eastAsia="宋体" w:hAnsi="Times New Roman" w:cs="Times New Roman"/>
+        </w:rPr>
+        <w:t>文件夹名称</w:t>
+      </w:r>
+      <w:r>
+        <w:rPr>
+          <w:rFonts w:ascii="Times New Roman" w:eastAsia="宋体" w:hAnsi="Times New Roman" w:cs="Times New Roman"/>
+        </w:rPr>
+        <w:t xml:space="preserve"> </w:t>
+      </w:r>
+      <w:r>
+        <w:rPr>
+          <w:rFonts w:ascii="Times New Roman" w:eastAsia="宋体" w:hAnsi="Times New Roman" w:cs="Times New Roman"/>
+        </w:rPr>
+        <w:t>进入到当前目录的某个文件夹</w:t>
+      </w:r>
+      <w:r>
+        <w:rPr>
+          <w:rFonts w:ascii="Times New Roman" w:eastAsia="宋体" w:hAnsi="Times New Roman" w:cs="Times New Roman" w:hint="eastAsia"/>
+        </w:rPr>
+        <w:t>，</w:t>
+      </w:r>
+      <w:r>
+        <w:rPr>
+          <w:rFonts w:ascii="Times New Roman" w:eastAsia="宋体" w:hAnsi="Times New Roman" w:cs="Times New Roman"/>
+        </w:rPr>
+        <w:t xml:space="preserve">cd (Change Directory): </w:t>
+      </w:r>
+      <w:r>
+        <w:rPr>
+          <w:rFonts w:ascii="Times New Roman" w:eastAsia="宋体" w:hAnsi="Times New Roman" w:cs="Times New Roman"/>
+        </w:rPr>
+        <w:t>我要去哪里？</w:t>
+      </w:r>
+      <w:r>
+        <w:rPr>
+          <w:rFonts w:ascii="Times New Roman" w:eastAsia="宋体" w:hAnsi="Times New Roman" w:cs="Times New Roman"/>
+        </w:rPr>
+        <w:t xml:space="preserve"> </w:t>
+      </w:r>
+      <w:r>
+        <w:rPr>
+          <w:rFonts w:ascii="Times New Roman" w:eastAsia="宋体" w:hAnsi="Times New Roman" w:cs="Times New Roman"/>
+        </w:rPr>
+        <w:lastRenderedPageBreak/>
+        <w:t>这是最常用的命令，也就是</w:t>
+      </w:r>
+      <w:r>
+        <w:rPr>
+          <w:rFonts w:ascii="Times New Roman" w:eastAsia="宋体" w:hAnsi="Times New Roman" w:cs="Times New Roman"/>
+        </w:rPr>
+        <w:t>“</w:t>
+      </w:r>
+      <w:r>
+        <w:rPr>
+          <w:rFonts w:ascii="Times New Roman" w:eastAsia="宋体" w:hAnsi="Times New Roman" w:cs="Times New Roman"/>
+        </w:rPr>
+        <w:t>切换目录</w:t>
+      </w:r>
+      <w:r>
+        <w:rPr>
+          <w:rFonts w:ascii="Times New Roman" w:eastAsia="宋体" w:hAnsi="Times New Roman" w:cs="Times New Roman"/>
+        </w:rPr>
+        <w:t>”</w:t>
+      </w:r>
+      <w:r>
+        <w:rPr>
+          <w:rFonts w:ascii="Times New Roman" w:eastAsia="宋体" w:hAnsi="Times New Roman" w:cs="Times New Roman"/>
+        </w:rPr>
+        <w:t>。注意</w:t>
+      </w:r>
+      <w:r>
+        <w:rPr>
+          <w:rFonts w:ascii="Times New Roman" w:eastAsia="宋体" w:hAnsi="Times New Roman" w:cs="Times New Roman"/>
+        </w:rPr>
+        <w:t xml:space="preserve"> cd </w:t>
+      </w:r>
+      <w:r>
+        <w:rPr>
+          <w:rFonts w:ascii="Times New Roman" w:eastAsia="宋体" w:hAnsi="Times New Roman" w:cs="Times New Roman"/>
+        </w:rPr>
+        <w:t>后面必须有空格。</w:t>
+      </w:r>
+    </w:p>
+    <w:p>
+      <w:pPr>
+        <w:spacing w:after="0"/>
+        <w:jc w:val="both"/>
+        <w:rPr>
+          <w:rFonts w:ascii="Times New Roman" w:eastAsia="宋体" w:hAnsi="Times New Roman" w:cs="Times New Roman"/>
+        </w:rPr>
+      </w:pPr>
+      <w:r>
+        <w:rPr>
+          <w:rFonts w:ascii="Times New Roman" w:eastAsia="宋体" w:hAnsi="Times New Roman" w:cs="Times New Roman" w:hint="eastAsia"/>
+        </w:rPr>
+        <w:t>15</w:t>
+      </w:r>
+      <w:r>
+        <w:rPr>
+          <w:rFonts w:ascii="Times New Roman" w:eastAsia="宋体" w:hAnsi="Times New Roman" w:cs="Times New Roman" w:hint="eastAsia"/>
+        </w:rPr>
+        <w:t>、</w:t>
+      </w:r>
+      <w:r>
+        <w:rPr>
+          <w:rFonts w:ascii="Times New Roman" w:eastAsia="宋体" w:hAnsi="Times New Roman" w:cs="Times New Roman" w:hint="eastAsia"/>
+        </w:rPr>
+        <w:t xml:space="preserve">git remote add </w:t>
+      </w:r>
+      <w:r>
+        <w:rPr>
+          <w:rFonts w:ascii="Times New Roman" w:eastAsia="宋体" w:hAnsi="Times New Roman" w:cs="Times New Roman" w:hint="eastAsia"/>
+        </w:rPr>
+        <w:t>别名</w:t>
+      </w:r>
+      <w:r>
+        <w:rPr>
+          <w:rFonts w:ascii="Times New Roman" w:eastAsia="宋体" w:hAnsi="Times New Roman" w:cs="Times New Roman" w:hint="eastAsia"/>
+        </w:rPr>
+        <w:t xml:space="preserve"> </w:t>
+      </w:r>
+      <w:r>
+        <w:rPr>
+          <w:rFonts w:ascii="Times New Roman" w:eastAsia="宋体" w:hAnsi="Times New Roman" w:cs="Times New Roman" w:hint="eastAsia"/>
+        </w:rPr>
+        <w:t>实际的仓库地址</w:t>
+      </w:r>
+      <w:r>
+        <w:rPr>
+          <w:rFonts w:ascii="Times New Roman" w:eastAsia="宋体" w:hAnsi="Times New Roman" w:cs="Times New Roman" w:hint="eastAsia"/>
+        </w:rPr>
+        <w:t xml:space="preserve"> </w:t>
+      </w:r>
+      <w:r>
+        <w:rPr>
+          <w:rFonts w:ascii="Times New Roman" w:eastAsia="宋体" w:hAnsi="Times New Roman" w:cs="Times New Roman" w:hint="eastAsia"/>
+        </w:rPr>
+        <w:t>每次推送都先要给远端仓库地址起一个别名</w:t>
+      </w:r>
+    </w:p>
+    <w:p>
+      <w:pPr>
+        <w:spacing w:after="0"/>
+        <w:jc w:val="both"/>
+        <w:rPr>
+          <w:rFonts w:ascii="Times New Roman" w:eastAsia="宋体" w:hAnsi="Times New Roman" w:cs="Times New Roman"/>
+        </w:rPr>
+      </w:pPr>
+      <w:r>
+        <w:rPr>
+          <w:rFonts w:ascii="Times New Roman" w:eastAsia="宋体" w:hAnsi="Times New Roman" w:cs="Times New Roman" w:hint="eastAsia"/>
+        </w:rPr>
+        <w:t>16</w:t>
+      </w:r>
+      <w:r>
+        <w:rPr>
+          <w:rFonts w:ascii="Times New Roman" w:eastAsia="宋体" w:hAnsi="Times New Roman" w:cs="Times New Roman" w:hint="eastAsia"/>
+        </w:rPr>
+        <w:t>、</w:t>
+      </w:r>
+      <w:r>
+        <w:rPr>
+          <w:rFonts w:ascii="Times New Roman" w:eastAsia="宋体" w:hAnsi="Times New Roman" w:cs="Times New Roman" w:hint="eastAsia"/>
+        </w:rPr>
+        <w:t xml:space="preserve">git remote -v </w:t>
+      </w:r>
+      <w:r>
+        <w:rPr>
+          <w:rFonts w:ascii="Times New Roman" w:eastAsia="宋体" w:hAnsi="Times New Roman" w:cs="Times New Roman" w:hint="eastAsia"/>
+        </w:rPr>
+        <w:t>查看远端的仓库地址</w:t>
+      </w:r>
+    </w:p>
+    <w:p>
+      <w:pPr>
+        <w:spacing w:after="0"/>
+        <w:jc w:val="both"/>
+        <w:rPr>
+          <w:rFonts w:ascii="Times New Roman" w:eastAsia="宋体" w:hAnsi="Times New Roman" w:cs="Times New Roman"/>
+        </w:rPr>
+      </w:pPr>
+      <w:r>
+        <w:rPr>
+          <w:rFonts w:ascii="Times New Roman" w:eastAsia="宋体" w:hAnsi="Times New Roman" w:cs="Times New Roman" w:hint="eastAsia"/>
+        </w:rPr>
+        <w:t>17</w:t>
+      </w:r>
+      <w:r>
+        <w:rPr>
+          <w:rFonts w:ascii="Times New Roman" w:eastAsia="宋体" w:hAnsi="Times New Roman" w:cs="Times New Roman" w:hint="eastAsia"/>
+        </w:rPr>
+        <w:t>、</w:t>
+      </w:r>
+      <w:r>
+        <w:rPr>
+          <w:rFonts w:ascii="Times New Roman" w:eastAsia="宋体" w:hAnsi="Times New Roman" w:cs="Times New Roman" w:hint="eastAsia"/>
+        </w:rPr>
+        <w:t xml:space="preserve">git push origin </w:t>
+      </w:r>
+      <w:r>
+        <w:rPr>
+          <w:rFonts w:ascii="Times New Roman" w:eastAsia="宋体" w:hAnsi="Times New Roman" w:cs="Times New Roman" w:hint="eastAsia"/>
+        </w:rPr>
+        <w:t>分支名</w:t>
+      </w:r>
+      <w:r>
+        <w:rPr>
+          <w:rFonts w:ascii="Times New Roman" w:eastAsia="宋体" w:hAnsi="Times New Roman" w:cs="Times New Roman" w:hint="eastAsia"/>
+        </w:rPr>
+        <w:t xml:space="preserve"> </w:t>
+      </w:r>
+      <w:r>
+        <w:rPr>
+          <w:rFonts w:ascii="Times New Roman" w:eastAsia="宋体" w:hAnsi="Times New Roman" w:cs="Times New Roman" w:hint="eastAsia"/>
+        </w:rPr>
+        <w:t>推送到远端仓库</w:t>
+      </w:r>
+    </w:p>
+    <w:p>
+      <w:pPr>
+        <w:spacing w:after="0"/>
+        <w:jc w:val="both"/>
+        <w:rPr>
+          <w:rFonts w:ascii="Times New Roman" w:eastAsia="宋体" w:hAnsi="Times New Roman" w:cs="Times New Roman"/>
+        </w:rPr>
+      </w:pPr>
+      <w:r>
+        <w:rPr>
+          <w:rFonts w:ascii="Times New Roman" w:eastAsia="宋体" w:hAnsi="Times New Roman" w:cs="Times New Roman" w:hint="eastAsia"/>
+        </w:rPr>
+        <w:t>18</w:t>
+      </w:r>
+      <w:r>
+        <w:rPr>
+          <w:rFonts w:ascii="Times New Roman" w:eastAsia="宋体" w:hAnsi="Times New Roman" w:cs="Times New Roman" w:hint="eastAsia"/>
+        </w:rPr>
+        <w:t>、</w:t>
+      </w:r>
+      <w:r>
+        <w:rPr>
+          <w:rFonts w:ascii="Times New Roman" w:eastAsia="宋体" w:hAnsi="Times New Roman" w:cs="Times New Roman" w:hint="eastAsia"/>
+        </w:rPr>
+        <w:t xml:space="preserve">git clone </w:t>
+      </w:r>
+      <w:r>
+        <w:rPr>
+          <w:rFonts w:ascii="Times New Roman" w:eastAsia="宋体" w:hAnsi="Times New Roman" w:cs="Times New Roman" w:hint="eastAsia"/>
+        </w:rPr>
+        <w:t>远端地址</w:t>
+      </w:r>
+      <w:r>
+        <w:rPr>
+          <w:rFonts w:ascii="Times New Roman" w:eastAsia="宋体" w:hAnsi="Times New Roman" w:cs="Times New Roman" w:hint="eastAsia"/>
+        </w:rPr>
+        <w:t xml:space="preserve"> </w:t>
+      </w:r>
+      <w:r>
+        <w:rPr>
+          <w:rFonts w:ascii="Times New Roman" w:eastAsia="宋体" w:hAnsi="Times New Roman" w:cs="Times New Roman" w:hint="eastAsia"/>
+        </w:rPr>
+        <w:t>作用：把远端完整的下载到本地，创建远端别名，初始化本地仓库。</w:t>
+      </w:r>
+    </w:p>
+    <w:p>
+      <w:pPr>
+        <w:spacing w:after="0"/>
+        <w:jc w:val="both"/>
+        <w:rPr>
+          <w:rFonts w:ascii="Times New Roman" w:eastAsia="宋体" w:hAnsi="Times New Roman" w:cs="Times New Roman"/>
+        </w:rPr>
+      </w:pPr>
+      <w:r>
+        <w:rPr>
+          <w:rFonts w:ascii="Times New Roman" w:eastAsia="宋体" w:hAnsi="Times New Roman" w:cs="Times New Roman" w:hint="eastAsia"/>
+        </w:rPr>
+        <w:t>19</w:t>
+      </w:r>
+      <w:r>
+        <w:rPr>
+          <w:rFonts w:ascii="Times New Roman" w:eastAsia="宋体" w:hAnsi="Times New Roman" w:cs="Times New Roman" w:hint="eastAsia"/>
+        </w:rPr>
+        <w:t>、</w:t>
+      </w:r>
+      <w:r>
+        <w:rPr>
+          <w:rFonts w:ascii="Times New Roman" w:eastAsia="宋体" w:hAnsi="Times New Roman" w:cs="Times New Roman" w:hint="eastAsia"/>
+        </w:rPr>
+        <w:t xml:space="preserve">git push origin </w:t>
+      </w:r>
+      <w:r>
+        <w:rPr>
+          <w:rFonts w:ascii="Times New Roman" w:eastAsia="宋体" w:hAnsi="Times New Roman" w:cs="Times New Roman" w:hint="eastAsia"/>
+        </w:rPr>
+        <w:t>分支名</w:t>
+      </w:r>
+      <w:r>
+        <w:rPr>
+          <w:rFonts w:ascii="Times New Roman" w:eastAsia="宋体" w:hAnsi="Times New Roman" w:cs="Times New Roman" w:hint="eastAsia"/>
+        </w:rPr>
+        <w:t xml:space="preserve"> </w:t>
+      </w:r>
+      <w:r>
+        <w:rPr>
+          <w:rFonts w:ascii="Times New Roman" w:eastAsia="宋体" w:hAnsi="Times New Roman" w:cs="Times New Roman" w:hint="eastAsia"/>
+        </w:rPr>
+        <w:t>推送到远端的分支上</w:t>
+      </w:r>
+    </w:p>
+    <w:p>
+      <w:pPr>
+        <w:jc w:val="both"/>
+        <w:rPr>
+          <w:rFonts w:ascii="Times New Roman" w:eastAsia="宋体" w:hAnsi="Times New Roman" w:cs="Times New Roman"/>
+        </w:rPr>
+      </w:pPr>
+      <w:r>
+        <w:rPr>
+          <w:rFonts w:ascii="Times New Roman" w:eastAsia="宋体" w:hAnsi="Times New Roman" w:cs="Times New Roman" w:hint="eastAsia"/>
+        </w:rPr>
+        <w:t>邀请成员加入开发，【</w:t>
+      </w:r>
+      <w:r>
+        <w:rPr>
+          <w:rFonts w:ascii="Times New Roman" w:eastAsia="宋体" w:hAnsi="Times New Roman" w:cs="Times New Roman" w:hint="eastAsia"/>
+        </w:rPr>
+        <w:t>尚硅谷】</w:t>
+      </w:r>
+      <w:r>
+        <w:rPr>
+          <w:rFonts w:ascii="Times New Roman" w:eastAsia="宋体" w:hAnsi="Times New Roman" w:cs="Times New Roman" w:hint="eastAsia"/>
+        </w:rPr>
+        <w:t>Git</w:t>
+      </w:r>
+      <w:r>
+        <w:rPr>
+          <w:rFonts w:ascii="Times New Roman" w:eastAsia="宋体" w:hAnsi="Times New Roman" w:cs="Times New Roman" w:hint="eastAsia"/>
+        </w:rPr>
+        <w:t>与</w:t>
+      </w:r>
+      <w:r>
+        <w:rPr>
+          <w:rFonts w:ascii="Times New Roman" w:eastAsia="宋体" w:hAnsi="Times New Roman" w:cs="Times New Roman" w:hint="eastAsia"/>
+        </w:rPr>
+        <w:t>GitHub</w:t>
+      </w:r>
+      <w:r>
+        <w:rPr>
+          <w:rFonts w:ascii="Times New Roman" w:eastAsia="宋体" w:hAnsi="Times New Roman" w:cs="Times New Roman" w:hint="eastAsia"/>
+        </w:rPr>
+        <w:t>基础全套完整版教程（快速上手，一套搞定）</w:t>
+      </w:r>
+      <w:r>
+        <w:rPr>
+          <w:rFonts w:ascii="Times New Roman" w:eastAsia="宋体" w:hAnsi="Times New Roman" w:cs="Times New Roman" w:hint="eastAsia"/>
+        </w:rPr>
+        <w:t>的第</w:t>
+      </w:r>
+      <w:r>
+        <w:rPr>
+          <w:rFonts w:ascii="Times New Roman" w:eastAsia="宋体" w:hAnsi="Times New Roman" w:cs="Times New Roman" w:hint="eastAsia"/>
+        </w:rPr>
+        <w:t>38</w:t>
+      </w:r>
+      <w:r>
+        <w:rPr>
+          <w:rFonts w:ascii="Times New Roman" w:eastAsia="宋体" w:hAnsi="Times New Roman" w:cs="Times New Roman" w:hint="eastAsia"/>
+        </w:rPr>
+        <w:t>节。</w:t>
+      </w:r>
+    </w:p>
+    <w:p>
+      <w:pPr>
+        <w:spacing w:after="0"/>
+        <w:jc w:val="both"/>
+        <w:rPr>
+          <w:rFonts w:ascii="Times New Roman" w:eastAsia="宋体" w:hAnsi="Times New Roman" w:cs="Times New Roman"/>
+        </w:rPr>
+      </w:pPr>
+      <w:r>
+        <w:rPr>
+          <w:rFonts w:ascii="Times New Roman" w:eastAsia="宋体" w:hAnsi="Times New Roman" w:cs="Times New Roman" w:hint="eastAsia"/>
+        </w:rPr>
+        <w:t>20</w:t>
+      </w:r>
+      <w:r>
+        <w:rPr>
+          <w:rFonts w:ascii="Times New Roman" w:eastAsia="宋体" w:hAnsi="Times New Roman" w:cs="Times New Roman" w:hint="eastAsia"/>
+        </w:rPr>
+        <w:t>、</w:t>
+      </w:r>
+      <w:r>
+        <w:rPr>
+          <w:rFonts w:ascii="Times New Roman" w:eastAsia="宋体" w:hAnsi="Times New Roman" w:cs="Times New Roman" w:hint="eastAsia"/>
+        </w:rPr>
+        <w:t xml:space="preserve">git pull </w:t>
+      </w:r>
+      <w:r>
+        <w:rPr>
+          <w:rFonts w:ascii="Times New Roman" w:eastAsia="宋体" w:hAnsi="Times New Roman" w:cs="Times New Roman" w:hint="eastAsia"/>
+        </w:rPr>
+        <w:t>远程仓库名</w:t>
+      </w:r>
+      <w:r>
+        <w:rPr>
+          <w:rFonts w:ascii="Times New Roman" w:eastAsia="宋体" w:hAnsi="Times New Roman" w:cs="Times New Roman" w:hint="eastAsia"/>
+        </w:rPr>
+        <w:t xml:space="preserve"> </w:t>
+      </w:r>
+      <w:r>
+        <w:rPr>
+          <w:rFonts w:ascii="Times New Roman" w:eastAsia="宋体" w:hAnsi="Times New Roman" w:cs="Times New Roman" w:hint="eastAsia"/>
+        </w:rPr>
+        <w:t>远程分支名</w:t>
+      </w:r>
+    </w:p>
+    <w:p>
+      <w:pPr>
+        <w:spacing w:after="0"/>
+        <w:jc w:val="both"/>
+        <w:rPr>
+          <w:rFonts w:ascii="Times New Roman" w:eastAsia="宋体" w:hAnsi="Times New Roman" w:cs="Times New Roman"/>
+        </w:rPr>
+      </w:pPr>
+      <w:r>
+        <w:rPr>
+          <w:rFonts w:ascii="Times New Roman" w:eastAsia="宋体" w:hAnsi="Times New Roman" w:cs="Times New Roman" w:hint="eastAsia"/>
+        </w:rPr>
+        <w:t xml:space="preserve">git fetch </w:t>
+      </w:r>
+      <w:r>
+        <w:rPr>
+          <w:rFonts w:ascii="Times New Roman" w:eastAsia="宋体" w:hAnsi="Times New Roman" w:cs="Times New Roman" w:hint="eastAsia"/>
+        </w:rPr>
+        <w:t>远程仓库名</w:t>
+      </w:r>
+      <w:r>
+        <w:rPr>
+          <w:rFonts w:ascii="Times New Roman" w:eastAsia="宋体" w:hAnsi="Times New Roman" w:cs="Times New Roman" w:hint="eastAsia"/>
+        </w:rPr>
+        <w:t xml:space="preserve"> </w:t>
+      </w:r>
+      <w:r>
+        <w:rPr>
+          <w:rFonts w:ascii="Times New Roman" w:eastAsia="宋体" w:hAnsi="Times New Roman" w:cs="Times New Roman" w:hint="eastAsia"/>
+        </w:rPr>
+        <w:t>远程分支名</w:t>
+      </w:r>
+    </w:p>
+    <w:p>
+      <w:pPr>
+        <w:spacing w:after="0"/>
+        <w:jc w:val="both"/>
+        <w:rPr>
+          <w:rFonts w:ascii="Times New Roman" w:eastAsia="宋体" w:hAnsi="Times New Roman" w:cs="Times New Roman"/>
+        </w:rPr>
+      </w:pPr>
+      <w:r>
+        <w:rPr>
+          <w:rFonts w:ascii="Times New Roman" w:eastAsia="宋体" w:hAnsi="Times New Roman" w:cs="Times New Roman" w:hint="eastAsia"/>
+        </w:rPr>
+        <w:t xml:space="preserve">git merge </w:t>
+      </w:r>
+      <w:r>
+        <w:rPr>
+          <w:rFonts w:ascii="Times New Roman" w:eastAsia="宋体" w:hAnsi="Times New Roman" w:cs="Times New Roman" w:hint="eastAsia"/>
+        </w:rPr>
+        <w:t>远程仓库名</w:t>
+      </w:r>
+      <w:r>
+        <w:rPr>
+          <w:rFonts w:ascii="Times New Roman" w:eastAsia="宋体" w:hAnsi="Times New Roman" w:cs="Times New Roman" w:hint="eastAsia"/>
+        </w:rPr>
+        <w:t>/</w:t>
+      </w:r>
+      <w:r>
+        <w:rPr>
+          <w:rFonts w:ascii="Times New Roman" w:eastAsia="宋体" w:hAnsi="Times New Roman" w:cs="Times New Roman" w:hint="eastAsia"/>
+        </w:rPr>
+        <w:t>本地分支名</w:t>
+      </w:r>
+    </w:p>
+    <w:p>
+      <w:pPr>
+        <w:spacing w:after="0"/>
+        <w:jc w:val="both"/>
+        <w:rPr>
+          <w:rFonts w:ascii="Times New Roman" w:eastAsia="宋体" w:hAnsi="Times New Roman" w:cs="Times New Roman"/>
+        </w:rPr>
+      </w:pPr>
+      <w:r>
+        <w:rPr>
+          <w:rFonts w:ascii="Times New Roman" w:eastAsia="宋体" w:hAnsi="Times New Roman" w:cs="Times New Roman" w:hint="eastAsia"/>
+        </w:rPr>
+        <w:t>21</w:t>
+      </w:r>
+      <w:r>
+        <w:rPr>
+          <w:rFonts w:ascii="Times New Roman" w:eastAsia="宋体" w:hAnsi="Times New Roman" w:cs="Times New Roman" w:hint="eastAsia"/>
+        </w:rPr>
+        <w:t>、解决推送冲突问题，如果</w:t>
+      </w:r>
+      <w:r>
+        <w:rPr>
+          <w:rFonts w:ascii="Times New Roman" w:eastAsia="宋体" w:hAnsi="Times New Roman" w:cs="Times New Roman" w:hint="eastAsia"/>
+        </w:rPr>
+        <w:t>push</w:t>
+      </w:r>
+      <w:r>
+        <w:rPr>
+          <w:rFonts w:ascii="Times New Roman" w:eastAsia="宋体" w:hAnsi="Times New Roman" w:cs="Times New Roman" w:hint="eastAsia"/>
+        </w:rPr>
+        <w:t>的不是基于远端最新版的内容修改，则需要先进行</w:t>
+      </w:r>
+      <w:r>
+        <w:rPr>
+          <w:rFonts w:ascii="Times New Roman" w:eastAsia="宋体" w:hAnsi="Times New Roman" w:cs="Times New Roman" w:hint="eastAsia"/>
+        </w:rPr>
+        <w:t>pull</w:t>
+      </w:r>
+      <w:r>
+        <w:rPr>
+          <w:rFonts w:ascii="Times New Roman" w:eastAsia="宋体" w:hAnsi="Times New Roman" w:cs="Times New Roman" w:hint="eastAsia"/>
+        </w:rPr>
+        <w:t>，然后进行分支冲突解决的步骤操作</w:t>
+      </w:r>
+    </w:p>
+    <w:p>
+      <w:pPr>
+        <w:jc w:val="both"/>
+        <w:rPr>
+          <w:rFonts w:ascii="Times New Roman" w:eastAsia="宋体" w:hAnsi="Times New Roman" w:cs="Times New Roman"/>
+        </w:rPr>
+      </w:pPr>
+      <w:r>
+        <w:rPr>
+          <w:rFonts w:ascii="Times New Roman" w:eastAsia="宋体" w:hAnsi="Times New Roman" w:cs="Times New Roman" w:hint="eastAsia"/>
+        </w:rPr>
+        <w:t>22</w:t>
+      </w:r>
+      <w:r>
+        <w:rPr>
+          <w:rFonts w:ascii="Times New Roman" w:eastAsia="宋体" w:hAnsi="Times New Roman" w:cs="Times New Roman" w:hint="eastAsia"/>
+        </w:rPr>
+        <w:t>、跨团队协作</w:t>
+      </w:r>
+      <w:r>
+        <w:rPr>
+          <w:rFonts w:ascii="Times New Roman" w:eastAsia="宋体" w:hAnsi="Times New Roman" w:cs="Times New Roman" w:hint="eastAsia"/>
+        </w:rPr>
+        <w:t>在【</w:t>
+      </w:r>
+      <w:r>
+        <w:rPr>
+          <w:rFonts w:ascii="Times New Roman" w:eastAsia="宋体" w:hAnsi="Times New Roman" w:cs="Times New Roman" w:hint="eastAsia"/>
+        </w:rPr>
+        <w:t>尚硅谷】</w:t>
+      </w:r>
+      <w:r>
+        <w:rPr>
+          <w:rFonts w:ascii="Times New Roman" w:eastAsia="宋体" w:hAnsi="Times New Roman" w:cs="Times New Roman" w:hint="eastAsia"/>
+        </w:rPr>
+        <w:t>Git</w:t>
+      </w:r>
+      <w:r>
+        <w:rPr>
+          <w:rFonts w:ascii="Times New Roman" w:eastAsia="宋体" w:hAnsi="Times New Roman" w:cs="Times New Roman" w:hint="eastAsia"/>
+        </w:rPr>
+        <w:t>与</w:t>
+      </w:r>
+      <w:r>
+        <w:rPr>
+          <w:rFonts w:ascii="Times New Roman" w:eastAsia="宋体" w:hAnsi="Times New Roman" w:cs="Times New Roman" w:hint="eastAsia"/>
+        </w:rPr>
+        <w:t>GitHub</w:t>
+      </w:r>
+      <w:r>
+        <w:rPr>
+          <w:rFonts w:ascii="Times New Roman" w:eastAsia="宋体" w:hAnsi="Times New Roman" w:cs="Times New Roman" w:hint="eastAsia"/>
+        </w:rPr>
+        <w:t>基础全套完整版教程（快速上手，一套搞定）</w:t>
+      </w:r>
+      <w:r>
+        <w:rPr>
+          <w:rFonts w:ascii="Times New Roman" w:eastAsia="宋体" w:hAnsi="Times New Roman" w:cs="Times New Roman" w:hint="eastAsia"/>
+        </w:rPr>
+        <w:t>的第</w:t>
+      </w:r>
+      <w:r>
+        <w:rPr>
+          <w:rFonts w:ascii="Times New Roman" w:eastAsia="宋体" w:hAnsi="Times New Roman" w:cs="Times New Roman" w:hint="eastAsia"/>
+        </w:rPr>
+        <w:t>41</w:t>
+      </w:r>
+      <w:r>
+        <w:rPr>
+          <w:rFonts w:ascii="Times New Roman" w:eastAsia="宋体" w:hAnsi="Times New Roman" w:cs="Times New Roman" w:hint="eastAsia"/>
+        </w:rPr>
+        <w:t>节。</w:t>
+      </w:r>
+    </w:p>
+    <w:p>
+      <w:pPr>
+        <w:jc w:val="both"/>
+        <w:rPr>
+          <w:rFonts w:ascii="Times New Roman" w:eastAsia="宋体" w:hAnsi="Times New Roman" w:cs="Times New Roman"/>
+        </w:rPr>
+      </w:pPr>
+      <w:r>
+        <w:rPr>
+          <w:rFonts w:ascii="Times New Roman" w:eastAsia="宋体" w:hAnsi="Times New Roman" w:cs="Times New Roman" w:hint="eastAsia"/>
+        </w:rPr>
+        <w:t>23</w:t>
+      </w:r>
+      <w:r>
+        <w:rPr>
+          <w:rFonts w:ascii="Times New Roman" w:eastAsia="宋体" w:hAnsi="Times New Roman" w:cs="Times New Roman" w:hint="eastAsia"/>
+        </w:rPr>
+        <w:t>、</w:t>
+      </w:r>
+      <w:r>
+        <w:rPr>
+          <w:rFonts w:ascii="Times New Roman" w:eastAsia="宋体" w:hAnsi="Times New Roman" w:cs="Times New Roman"/>
+        </w:rPr>
+        <w:t xml:space="preserve">git restore </w:t>
+      </w:r>
+      <w:r>
+        <w:rPr>
+          <w:rFonts w:ascii="Times New Roman" w:eastAsia="宋体" w:hAnsi="Times New Roman" w:cs="Times New Roman"/>
+        </w:rPr>
+        <w:t>–</w:t>
+      </w:r>
+      <w:r>
+        <w:rPr>
+          <w:rFonts w:ascii="Times New Roman" w:eastAsia="宋体" w:hAnsi="Times New Roman" w:cs="Times New Roman"/>
+        </w:rPr>
+        <w:t>staged</w:t>
+      </w:r>
+      <w:r>
+        <w:rPr>
+          <w:rFonts w:ascii="Times New Roman" w:eastAsia="宋体" w:hAnsi="Times New Roman" w:cs="Times New Roman" w:hint="eastAsia"/>
+        </w:rPr>
+        <w:t xml:space="preserve"> </w:t>
+      </w:r>
+      <w:r>
+        <w:rPr>
+          <w:rFonts w:ascii="Times New Roman" w:eastAsia="宋体" w:hAnsi="Times New Roman" w:cs="Times New Roman" w:hint="eastAsia"/>
+        </w:rPr>
+        <w:t>文件名</w:t>
+      </w:r>
+      <w:r>
+        <w:rPr>
+          <w:rFonts w:ascii="Times New Roman" w:eastAsia="宋体" w:hAnsi="Times New Roman" w:cs="Times New Roman"/>
+        </w:rPr>
+        <w:t>/</w:t>
+      </w:r>
+      <w:r>
+        <w:rPr>
+          <w:rFonts w:ascii="Times New Roman" w:eastAsia="宋体" w:hAnsi="Times New Roman" w:cs="Times New Roman" w:hint="eastAsia"/>
+        </w:rPr>
+        <w:t xml:space="preserve"> </w:t>
+      </w:r>
+      <w:r>
+        <w:rPr>
+          <w:rFonts w:ascii="Times New Roman" w:eastAsia="宋体" w:hAnsi="Times New Roman" w:cs="Times New Roman" w:hint="eastAsia"/>
+        </w:rPr>
+        <w:t>从暂存区撤销特定的文件</w:t>
+      </w:r>
+    </w:p>
+    <w:p>
+      <w:pPr>
+        <w:jc w:val="both"/>
+        <w:rPr>
+          <w:rFonts w:ascii="Times New Roman" w:eastAsia="宋体" w:hAnsi="Times New Roman" w:cs="Times New Roman"/>
+        </w:rPr>
+      </w:pPr>
+      <w:r>
+        <w:rPr>
+          <w:rFonts w:ascii="Times New Roman" w:eastAsia="宋体" w:hAnsi="Times New Roman" w:cs="Times New Roman" w:hint="eastAsia"/>
+        </w:rPr>
+        <w:t>24</w:t>
+      </w:r>
+      <w:r>
+        <w:rPr>
+          <w:rFonts w:ascii="Times New Roman" w:eastAsia="宋体" w:hAnsi="Times New Roman" w:cs="Times New Roman" w:hint="eastAsia"/>
+        </w:rPr>
+        <w:t>、</w:t>
+      </w:r>
+      <w:r>
+        <w:rPr>
+          <w:rFonts w:ascii="Times New Roman" w:eastAsia="宋体" w:hAnsi="Times New Roman" w:cs="Times New Roman"/>
+        </w:rPr>
+        <w:t xml:space="preserve">vi </w:t>
+      </w:r>
+      <w:r>
+        <w:rPr>
+          <w:rFonts w:ascii="Times New Roman" w:eastAsia="宋体" w:hAnsi="Times New Roman" w:cs="Times New Roman"/>
+        </w:rPr>
+        <w:t>编辑器里真正的</w:t>
+      </w:r>
+      <w:r>
+        <w:rPr>
+          <w:rFonts w:ascii="Times New Roman" w:eastAsia="宋体" w:hAnsi="Times New Roman" w:cs="Times New Roman"/>
+        </w:rPr>
+        <w:t>“</w:t>
+      </w:r>
+      <w:r>
+        <w:rPr>
+          <w:rFonts w:ascii="Times New Roman" w:eastAsia="宋体" w:hAnsi="Times New Roman" w:cs="Times New Roman"/>
+        </w:rPr>
+        <w:t>撤销</w:t>
+      </w:r>
+      <w:r>
+        <w:rPr>
+          <w:rFonts w:ascii="Times New Roman" w:eastAsia="宋体" w:hAnsi="Times New Roman" w:cs="Times New Roman"/>
+        </w:rPr>
+        <w:t>”</w:t>
+      </w:r>
+      <w:r>
+        <w:rPr>
+          <w:rFonts w:ascii="Times New Roman" w:eastAsia="宋体" w:hAnsi="Times New Roman" w:cs="Times New Roman"/>
+        </w:rPr>
+        <w:t>快捷键：</w:t>
+      </w:r>
+      <w:r>
+        <w:rPr>
+          <w:rFonts w:ascii="Times New Roman" w:eastAsia="宋体" w:hAnsi="Times New Roman" w:cs="Times New Roman"/>
+        </w:rPr>
+        <w:t>u</w:t>
+      </w:r>
+      <w:r>
+        <w:rPr>
+          <w:rFonts w:ascii="Times New Roman" w:eastAsia="宋体" w:hAnsi="Times New Roman" w:cs="Times New Roman" w:hint="eastAsia"/>
+        </w:rPr>
+        <w:t>，先按</w:t>
+      </w:r>
+      <w:r>
+        <w:rPr>
+          <w:rFonts w:ascii="Times New Roman" w:eastAsia="宋体" w:hAnsi="Times New Roman" w:cs="Times New Roman" w:hint="eastAsia"/>
+        </w:rPr>
+        <w:t>esc</w:t>
+      </w:r>
+      <w:r>
+        <w:rPr>
+          <w:rFonts w:ascii="Times New Roman" w:eastAsia="宋体" w:hAnsi="Times New Roman" w:cs="Times New Roman" w:hint="eastAsia"/>
+        </w:rPr>
+        <w:t>退出操作界面，然后点</w:t>
+      </w:r>
+      <w:r>
+        <w:rPr>
+          <w:rFonts w:ascii="Times New Roman" w:eastAsia="宋体" w:hAnsi="Times New Roman" w:cs="Times New Roman" w:hint="eastAsia"/>
+        </w:rPr>
+        <w:t>u</w:t>
+      </w:r>
+      <w:r>
+        <w:rPr>
+          <w:rFonts w:ascii="Times New Roman" w:eastAsia="宋体" w:hAnsi="Times New Roman" w:cs="Times New Roman"/>
+        </w:rPr>
+        <w:t>（小写，代表</w:t>
+      </w:r>
+      <w:r>
+        <w:rPr>
+          <w:rFonts w:ascii="Times New Roman" w:eastAsia="宋体" w:hAnsi="Times New Roman" w:cs="Times New Roman"/>
+        </w:rPr>
+        <w:t xml:space="preserve"> Undo</w:t>
+      </w:r>
+      <w:r>
+        <w:rPr>
+          <w:rFonts w:ascii="Times New Roman" w:eastAsia="宋体" w:hAnsi="Times New Roman" w:cs="Times New Roman"/>
+        </w:rPr>
+        <w:t>）</w:t>
+      </w:r>
+    </w:p>
+    <w:p>
+      <w:pPr>
+        <w:jc w:val="both"/>
+        <w:rPr>
+          <w:rFonts w:ascii="Times New Roman" w:eastAsia="宋体" w:hAnsi="Times New Roman" w:cs="Times New Roman"/>
+        </w:rPr>
+      </w:pPr>
+      <w:r>
+        <w:rPr>
+          <w:rFonts w:ascii="Times New Roman" w:eastAsia="宋体" w:hAnsi="Times New Roman" w:cs="Times New Roman" w:hint="eastAsia"/>
+        </w:rPr>
+        <w:t>25</w:t>
+      </w:r>
+      <w:r>
+        <w:rPr>
+          <w:rFonts w:ascii="Times New Roman" w:eastAsia="宋体" w:hAnsi="Times New Roman" w:cs="Times New Roman" w:hint="eastAsia"/>
+        </w:rPr>
+        <w:t>、只暂存上传文件夹中的某一文件夹</w:t>
+      </w:r>
+      <w:r>
+        <w:rPr>
+          <w:rFonts w:ascii="Times New Roman" w:eastAsia="宋体" w:hAnsi="Times New Roman" w:cs="Times New Roman" w:hint="eastAsia"/>
+        </w:rPr>
+        <w:t>:</w:t>
+      </w:r>
+      <w:r>
+        <w:t xml:space="preserve"> </w:t>
+      </w:r>
+      <w:r>
+        <w:rPr>
+          <w:rFonts w:ascii="Times New Roman" w:eastAsia="宋体" w:hAnsi="Times New Roman" w:cs="Times New Roman"/>
+        </w:rPr>
+        <w:t>data/</w:t>
+      </w:r>
+      <w:proofErr w:type="gramStart"/>
+      <w:r>
+        <w:rPr>
+          <w:rFonts w:ascii="Times New Roman" w:eastAsia="宋体" w:hAnsi="Times New Roman" w:cs="Times New Roman"/>
+        </w:rPr>
+        <w:t>* !data</w:t>
+      </w:r>
+      <w:proofErr w:type="gramEnd"/>
+      <w:r>
+        <w:rPr>
+          <w:rFonts w:ascii="Times New Roman" w:eastAsia="宋体" w:hAnsi="Times New Roman" w:cs="Times New Roman"/>
+        </w:rPr>
+        <w:t>/model/</w:t>
+      </w:r>
+    </w:p>
+    <w:p>
+      <w:pPr>
+        <w:jc w:val="both"/>
+        <w:rPr>
+          <w:rFonts w:ascii="Times New Roman" w:eastAsia="宋体" w:hAnsi="Times New Roman" w:cs="Times New Roman"/>
+        </w:rPr>
+      </w:pPr>
+      <w:r>
+        <w:rPr>
+          <w:rFonts w:ascii="Times New Roman" w:eastAsia="宋体" w:hAnsi="Times New Roman" w:cs="Times New Roman"/>
+          <w:b/>
+          <w:bCs/>
+        </w:rPr>
+        <w:t>data/*</w:t>
+      </w:r>
+      <w:r>
+        <w:rPr>
+          <w:rFonts w:ascii="Times New Roman" w:eastAsia="宋体" w:hAnsi="Times New Roman" w:cs="Times New Roman"/>
+        </w:rPr>
+        <w:t>：意思是忽略</w:t>
+      </w:r>
+      <w:r>
+        <w:rPr>
+          <w:rFonts w:ascii="Times New Roman" w:eastAsia="宋体" w:hAnsi="Times New Roman" w:cs="Times New Roman"/>
+        </w:rPr>
+        <w:t xml:space="preserve"> data </w:t>
+      </w:r>
+      <w:r>
+        <w:rPr>
+          <w:rFonts w:ascii="Times New Roman" w:eastAsia="宋体" w:hAnsi="Times New Roman" w:cs="Times New Roman"/>
+        </w:rPr>
+        <w:t>文件夹下面的</w:t>
+      </w:r>
+      <w:r>
+        <w:rPr>
+          <w:rFonts w:ascii="Times New Roman" w:eastAsia="宋体" w:hAnsi="Times New Roman" w:cs="Times New Roman"/>
+          <w:b/>
+          <w:bCs/>
+        </w:rPr>
+        <w:t>所有内容</w:t>
+      </w:r>
+      <w:r>
+        <w:rPr>
+          <w:rFonts w:ascii="Times New Roman" w:eastAsia="宋体" w:hAnsi="Times New Roman" w:cs="Times New Roman"/>
+        </w:rPr>
+        <w:t>（但</w:t>
+      </w:r>
+      <w:r>
+        <w:rPr>
+          <w:rFonts w:ascii="Times New Roman" w:eastAsia="宋体" w:hAnsi="Times New Roman" w:cs="Times New Roman"/>
+        </w:rPr>
+        <w:t xml:space="preserve"> Git </w:t>
+      </w:r>
+      <w:r>
+        <w:rPr>
+          <w:rFonts w:ascii="Times New Roman" w:eastAsia="宋体" w:hAnsi="Times New Roman" w:cs="Times New Roman"/>
+        </w:rPr>
+        <w:t>允许进入这个文件夹探查）。</w:t>
+      </w:r>
+    </w:p>
+    <w:p>
+      <w:pPr>
+        <w:jc w:val="both"/>
+        <w:rPr>
+          <w:rFonts w:ascii="Times New Roman" w:eastAsia="宋体" w:hAnsi="Times New Roman" w:cs="Times New Roman" w:hint="eastAsia"/>
+        </w:rPr>
+      </w:pPr>
+      <w:proofErr w:type="gramStart"/>
+      <w:r>
+        <w:rPr>
+          <w:rFonts w:ascii="Times New Roman" w:eastAsia="宋体" w:hAnsi="Times New Roman" w:cs="Times New Roman"/>
+          <w:b/>
+          <w:bCs/>
+        </w:rPr>
+        <w:t>!data</w:t>
+      </w:r>
+      <w:proofErr w:type="gramEnd"/>
+      <w:r>
+        <w:rPr>
+          <w:rFonts w:ascii="Times New Roman" w:eastAsia="宋体" w:hAnsi="Times New Roman" w:cs="Times New Roman"/>
+          <w:b/>
+          <w:bCs/>
+        </w:rPr>
+        <w:t>/model/</w:t>
+      </w:r>
+      <w:r>
+        <w:rPr>
+          <w:rFonts w:ascii="Times New Roman" w:eastAsia="宋体" w:hAnsi="Times New Roman" w:cs="Times New Roman"/>
+        </w:rPr>
+        <w:t>：紧接着打一个感叹号</w:t>
+      </w:r>
+      <w:r>
+        <w:rPr>
+          <w:rFonts w:ascii="Times New Roman" w:eastAsia="宋体" w:hAnsi="Times New Roman" w:cs="Times New Roman"/>
+        </w:rPr>
+        <w:t xml:space="preserve"> !</w:t>
+      </w:r>
+      <w:r>
+        <w:rPr>
+          <w:rFonts w:ascii="Times New Roman" w:eastAsia="宋体" w:hAnsi="Times New Roman" w:cs="Times New Roman"/>
+        </w:rPr>
+        <w:t>，意思是</w:t>
+      </w:r>
+      <w:r>
+        <w:rPr>
+          <w:rFonts w:ascii="Times New Roman" w:eastAsia="宋体" w:hAnsi="Times New Roman" w:cs="Times New Roman"/>
+        </w:rPr>
+        <w:t>“</w:t>
+      </w:r>
+      <w:r>
+        <w:rPr>
+          <w:rFonts w:ascii="Times New Roman" w:eastAsia="宋体" w:hAnsi="Times New Roman" w:cs="Times New Roman"/>
+          <w:b/>
+          <w:bCs/>
+        </w:rPr>
+        <w:t>除了</w:t>
+      </w:r>
+      <w:r>
+        <w:rPr>
+          <w:rFonts w:ascii="Times New Roman" w:eastAsia="宋体" w:hAnsi="Times New Roman" w:cs="Times New Roman"/>
+        </w:rPr>
+        <w:t xml:space="preserve"> model </w:t>
+      </w:r>
+      <w:r>
+        <w:rPr>
+          <w:rFonts w:ascii="Times New Roman" w:eastAsia="宋体" w:hAnsi="Times New Roman" w:cs="Times New Roman"/>
+        </w:rPr>
+        <w:t>文件夹不忽略</w:t>
+      </w:r>
+      <w:r>
+        <w:rPr>
+          <w:rFonts w:ascii="Times New Roman" w:eastAsia="宋体" w:hAnsi="Times New Roman" w:cs="Times New Roman"/>
+        </w:rPr>
+        <w:t>”</w:t>
+      </w:r>
+      <w:r>
+        <w:rPr>
+          <w:rFonts w:ascii="Times New Roman" w:eastAsia="宋体" w:hAnsi="Times New Roman" w:cs="Times New Roman"/>
+        </w:rPr>
+        <w:t>。</w:t>
+      </w:r>
+    </w:p>
+    <w:p>
+      <w:pPr>
+        <w:jc w:val="both"/>
+        <w:outlineLvl w:val="0"/>
+        <w:rPr>
+          <w:rFonts w:ascii="Times New Roman" w:eastAsia="宋体" w:hAnsi="Times New Roman" w:cs="Times New Roman"/>
+          <w:b/>
+          <w:bCs/>
+          <w:sz w:val="28"/>
+          <w:szCs w:val="32"/>
+        </w:rPr>
+      </w:pPr>
+      <w:r>
+        <w:rPr>
+          <w:rFonts w:ascii="Times New Roman" w:eastAsia="宋体" w:hAnsi="Times New Roman" w:cs="Times New Roman" w:hint="eastAsia"/>
+          <w:b/>
+          <w:bCs/>
+          <w:sz w:val="28"/>
+          <w:szCs w:val="32"/>
+        </w:rPr>
+        <w:t>三、</w:t>
+      </w:r>
       <w:r>
         <w:rPr>
           <w:rFonts w:ascii="Times New Roman" w:eastAsia="宋体" w:hAnsi="Times New Roman" w:cs="Times New Roman" w:hint="eastAsia"/>
@@ -2757,6 +3769,7 @@
           <w:rFonts w:ascii="Times New Roman" w:eastAsia="宋体" w:hAnsi="Times New Roman" w:cs="Times New Roman"/>
         </w:rPr>
       </w:pPr>
+      <w:proofErr w:type="spellStart"/>
       <w:r>
         <w:rPr>
           <w:rFonts w:ascii="Times New Roman" w:eastAsia="宋体" w:hAnsi="Times New Roman" w:cs="Times New Roman"/>
@@ -2765,6 +3778,7 @@
         </w:rPr>
         <w:t>pwd</w:t>
       </w:r>
+      <w:proofErr w:type="spellEnd"/>
       <w:r>
         <w:rPr>
           <w:rFonts w:ascii="Times New Roman" w:eastAsia="宋体" w:hAnsi="Times New Roman" w:cs="Times New Roman"/>
@@ -2937,6 +3951,7 @@
         </w:rPr>
         <w:t xml:space="preserve"> (</w:t>
       </w:r>
+      <w:proofErr w:type="gramStart"/>
       <w:r>
         <w:rPr>
           <w:rFonts w:ascii="Times New Roman" w:eastAsia="宋体" w:hAnsi="Times New Roman" w:cs="Times New Roman"/>
@@ -2945,6 +3960,7 @@
         </w:rPr>
         <w:t>增删改查</w:t>
       </w:r>
+      <w:proofErr w:type="gramEnd"/>
       <w:r>
         <w:rPr>
           <w:rFonts w:ascii="Times New Roman" w:eastAsia="宋体" w:hAnsi="Times New Roman" w:cs="Times New Roman"/>
@@ -2965,6 +3981,7 @@
         <w:rPr>
           <w:rFonts w:ascii="Times New Roman" w:eastAsia="宋体" w:hAnsi="Times New Roman" w:cs="Times New Roman"/>
         </w:rPr>
+        <w:lastRenderedPageBreak/>
         <w:t>这是每天写代码都会经历的标准提交流程。</w:t>
       </w:r>
     </w:p>
@@ -2985,8 +4002,18 @@
           <w:b/>
           <w:bCs/>
         </w:rPr>
-        <w:t>git init</w:t>
-      </w:r>
+        <w:t xml:space="preserve">git </w:t>
+      </w:r>
+      <w:proofErr w:type="spellStart"/>
+      <w:r>
+        <w:rPr>
+          <w:rFonts w:ascii="Times New Roman" w:eastAsia="宋体" w:hAnsi="Times New Roman" w:cs="Times New Roman"/>
+          <w:b/>
+          <w:bCs/>
+        </w:rPr>
+        <w:t>init</w:t>
+      </w:r>
+      <w:proofErr w:type="spellEnd"/>
       <w:r>
         <w:rPr>
           <w:rFonts w:ascii="Times New Roman" w:eastAsia="宋体" w:hAnsi="Times New Roman" w:cs="Times New Roman"/>
@@ -3023,7 +4050,6 @@
           <w:b/>
           <w:bCs/>
         </w:rPr>
-        <w:lastRenderedPageBreak/>
         <w:t>touch [</w:t>
       </w:r>
       <w:r>
@@ -3078,13 +4104,30 @@
           <w:b/>
           <w:bCs/>
         </w:rPr>
-        <w:t>git add .</w:t>
-      </w:r>
-      <w:r>
-        <w:rPr>
-          <w:rFonts w:ascii="Times New Roman" w:eastAsia="宋体" w:hAnsi="Times New Roman" w:cs="Times New Roman"/>
-        </w:rPr>
-        <w:t>：将当前目录下所有未被忽略的改动，统统存放到</w:t>
+        <w:t xml:space="preserve">git </w:t>
+      </w:r>
+      <w:proofErr w:type="gramStart"/>
+      <w:r>
+        <w:rPr>
+          <w:rFonts w:ascii="Times New Roman" w:eastAsia="宋体" w:hAnsi="Times New Roman" w:cs="Times New Roman"/>
+          <w:b/>
+          <w:bCs/>
+        </w:rPr>
+        <w:t>add .</w:t>
+      </w:r>
+      <w:proofErr w:type="gramEnd"/>
+      <w:r>
+        <w:rPr>
+          <w:rFonts w:ascii="Times New Roman" w:eastAsia="宋体" w:hAnsi="Times New Roman" w:cs="Times New Roman"/>
+        </w:rPr>
+        <w:t>：将当前目录下所有未被忽略的改动，</w:t>
+      </w:r>
+      <w:proofErr w:type="gramStart"/>
+      <w:r>
+        <w:rPr>
+          <w:rFonts w:ascii="Times New Roman" w:eastAsia="宋体" w:hAnsi="Times New Roman" w:cs="Times New Roman"/>
+        </w:rPr>
+        <w:t>统统存放到</w:t>
       </w:r>
       <w:r>
         <w:rPr>
@@ -3110,6 +4153,7 @@
         </w:rPr>
         <w:t>。</w:t>
       </w:r>
+      <w:proofErr w:type="gramEnd"/>
     </w:p>
     <w:p>
       <w:pPr>
@@ -3334,8 +4378,18 @@
           <w:b/>
           <w:bCs/>
         </w:rPr>
-        <w:t>:wq</w:t>
-      </w:r>
+        <w:t>:</w:t>
+      </w:r>
+      <w:proofErr w:type="spellStart"/>
+      <w:r>
+        <w:rPr>
+          <w:rFonts w:ascii="Times New Roman" w:eastAsia="宋体" w:hAnsi="Times New Roman" w:cs="Times New Roman"/>
+          <w:b/>
+          <w:bCs/>
+        </w:rPr>
+        <w:t>wq</w:t>
+      </w:r>
+      <w:proofErr w:type="spellEnd"/>
       <w:r>
         <w:rPr>
           <w:rFonts w:ascii="Times New Roman" w:eastAsia="宋体" w:hAnsi="Times New Roman" w:cs="Times New Roman"/>
@@ -3420,7 +4474,25 @@
           <w:b/>
           <w:bCs/>
         </w:rPr>
-        <w:t xml:space="preserve"> (.gitignore)</w:t>
+        <w:t xml:space="preserve"> (.</w:t>
+      </w:r>
+      <w:proofErr w:type="spellStart"/>
+      <w:r>
+        <w:rPr>
+          <w:rFonts w:ascii="Times New Roman" w:eastAsia="宋体" w:hAnsi="Times New Roman" w:cs="Times New Roman"/>
+          <w:b/>
+          <w:bCs/>
+        </w:rPr>
+        <w:t>gitignore</w:t>
+      </w:r>
+      <w:proofErr w:type="spellEnd"/>
+      <w:r>
+        <w:rPr>
+          <w:rFonts w:ascii="Times New Roman" w:eastAsia="宋体" w:hAnsi="Times New Roman" w:cs="Times New Roman"/>
+          <w:b/>
+          <w:bCs/>
+        </w:rPr>
+        <w:t>)</w:t>
       </w:r>
     </w:p>
     <w:p>
@@ -3466,12 +4538,22 @@
         </w:rPr>
         <w:t>创建文件：</w:t>
       </w:r>
-      <w:r>
-        <w:rPr>
-          <w:rFonts w:ascii="Times New Roman" w:eastAsia="宋体" w:hAnsi="Times New Roman" w:cs="Times New Roman"/>
-        </w:rPr>
-        <w:t>touch .gitignore</w:t>
-      </w:r>
+      <w:proofErr w:type="gramStart"/>
+      <w:r>
+        <w:rPr>
+          <w:rFonts w:ascii="Times New Roman" w:eastAsia="宋体" w:hAnsi="Times New Roman" w:cs="Times New Roman"/>
+        </w:rPr>
+        <w:t>touch .</w:t>
+      </w:r>
+      <w:proofErr w:type="spellStart"/>
+      <w:r>
+        <w:rPr>
+          <w:rFonts w:ascii="Times New Roman" w:eastAsia="宋体" w:hAnsi="Times New Roman" w:cs="Times New Roman"/>
+        </w:rPr>
+        <w:t>gitignore</w:t>
+      </w:r>
+      <w:proofErr w:type="spellEnd"/>
+      <w:proofErr w:type="gramEnd"/>
     </w:p>
     <w:p>
       <w:pPr>
@@ -3490,12 +4572,22 @@
         </w:rPr>
         <w:t>编辑文件：</w:t>
       </w:r>
-      <w:r>
-        <w:rPr>
-          <w:rFonts w:ascii="Times New Roman" w:eastAsia="宋体" w:hAnsi="Times New Roman" w:cs="Times New Roman"/>
-        </w:rPr>
-        <w:t>vi .gitignore</w:t>
-      </w:r>
+      <w:proofErr w:type="gramStart"/>
+      <w:r>
+        <w:rPr>
+          <w:rFonts w:ascii="Times New Roman" w:eastAsia="宋体" w:hAnsi="Times New Roman" w:cs="Times New Roman"/>
+        </w:rPr>
+        <w:t>vi .</w:t>
+      </w:r>
+      <w:proofErr w:type="spellStart"/>
+      <w:r>
+        <w:rPr>
+          <w:rFonts w:ascii="Times New Roman" w:eastAsia="宋体" w:hAnsi="Times New Roman" w:cs="Times New Roman"/>
+        </w:rPr>
+        <w:t>gitignore</w:t>
+      </w:r>
+      <w:proofErr w:type="spellEnd"/>
+      <w:proofErr w:type="gramEnd"/>
     </w:p>
     <w:p>
       <w:pPr>
@@ -3716,7 +4808,21 @@
         <w:rPr>
           <w:rFonts w:ascii="Times New Roman" w:eastAsia="宋体" w:hAnsi="Times New Roman" w:cs="Times New Roman"/>
         </w:rPr>
-        <w:t>分支是多人协作和功能开发的核心。当你需要将他人（例如实验室师兄）的核心算法逻辑重构并完全迁移到自己的项目中，而不是简单地当做外部头文件调用时，拉取一个独立的迁移分支进行本地调试，确认无误后再合并回主干，是防止弄坏现有代码最安全稳妥的做法。</w:t>
+        <w:t>分支是多人协作和功能开发的核心。当你需要将他人（例如实验室师兄）的核心算法逻辑重构并完全迁移到自己的项目中，而不是简单地</w:t>
+      </w:r>
+      <w:proofErr w:type="gramStart"/>
+      <w:r>
+        <w:rPr>
+          <w:rFonts w:ascii="Times New Roman" w:eastAsia="宋体" w:hAnsi="Times New Roman" w:cs="Times New Roman"/>
+        </w:rPr>
+        <w:t>当做</w:t>
+      </w:r>
+      <w:proofErr w:type="gramEnd"/>
+      <w:r>
+        <w:rPr>
+          <w:rFonts w:ascii="Times New Roman" w:eastAsia="宋体" w:hAnsi="Times New Roman" w:cs="Times New Roman"/>
+        </w:rPr>
+        <w:t>外部头文件调用时，拉取一个独立的迁移分支进行本地调试，确认无误后再合并回主干，是防止弄坏现有代码最安全稳妥的做法。</w:t>
       </w:r>
     </w:p>
     <w:p>
@@ -3804,6 +4910,7 @@
           <w:b/>
           <w:bCs/>
         </w:rPr>
+        <w:lastRenderedPageBreak/>
         <w:t>git checkout [</w:t>
       </w:r>
       <w:r>
@@ -3888,7 +4995,6 @@
           <w:b/>
           <w:bCs/>
         </w:rPr>
-        <w:lastRenderedPageBreak/>
         <w:t>git merge [</w:t>
       </w:r>
       <w:r>
@@ -4503,8 +5609,18 @@
           <w:b/>
           <w:bCs/>
         </w:rPr>
-        <w:t>第六部分：教程锚点</w:t>
-      </w:r>
+        <w:t>第六部分：</w:t>
+      </w:r>
+      <w:proofErr w:type="gramStart"/>
+      <w:r>
+        <w:rPr>
+          <w:rFonts w:ascii="Times New Roman" w:eastAsia="宋体" w:hAnsi="Times New Roman" w:cs="Times New Roman"/>
+          <w:b/>
+          <w:bCs/>
+        </w:rPr>
+        <w:t>教程锚点</w:t>
+      </w:r>
+      <w:proofErr w:type="gramEnd"/>
       <w:r>
         <w:rPr>
           <w:rFonts w:ascii="Times New Roman" w:eastAsia="宋体" w:hAnsi="Times New Roman" w:cs="Times New Roman"/>
@@ -4651,7 +5767,21 @@
         <w:rPr>
           <w:rFonts w:ascii="Times New Roman" w:eastAsia="宋体" w:hAnsi="Times New Roman" w:cs="Times New Roman"/>
         </w:rPr>
-        <w:t>代码、修改后跨仓库提交</w:t>
+        <w:t>代码、</w:t>
+      </w:r>
+      <w:proofErr w:type="gramStart"/>
+      <w:r>
+        <w:rPr>
+          <w:rFonts w:ascii="Times New Roman" w:eastAsia="宋体" w:hAnsi="Times New Roman" w:cs="Times New Roman"/>
+        </w:rPr>
+        <w:t>修改后跨仓库</w:t>
+      </w:r>
+      <w:proofErr w:type="gramEnd"/>
+      <w:r>
+        <w:rPr>
+          <w:rFonts w:ascii="Times New Roman" w:eastAsia="宋体" w:hAnsi="Times New Roman" w:cs="Times New Roman"/>
+        </w:rPr>
+        <w:t>提交</w:t>
       </w:r>
       <w:r>
         <w:rPr>

--- a/Git.docx
+++ b/Git.docx
@@ -172,21 +172,7 @@
         <w:rPr>
           <w:rFonts w:ascii="Times New Roman" w:eastAsia="宋体" w:hAnsi="Times New Roman" w:cs="Times New Roman"/>
         </w:rPr>
-        <w:t>）来管理你的私</w:t>
-      </w:r>
-      <w:proofErr w:type="gramStart"/>
-      <w:r>
-        <w:rPr>
-          <w:rFonts w:ascii="Times New Roman" w:eastAsia="宋体" w:hAnsi="Times New Roman" w:cs="Times New Roman"/>
-        </w:rPr>
-        <w:t>钥</w:t>
-      </w:r>
-      <w:proofErr w:type="gramEnd"/>
-      <w:r>
-        <w:rPr>
-          <w:rFonts w:ascii="Times New Roman" w:eastAsia="宋体" w:hAnsi="Times New Roman" w:cs="Times New Roman"/>
-        </w:rPr>
-        <w:t>。</w:t>
+        <w:t>）来管理你的私钥。</w:t>
       </w:r>
     </w:p>
     <w:p>
@@ -207,21 +193,7 @@
         <w:rPr>
           <w:rFonts w:ascii="Times New Roman" w:eastAsia="宋体" w:hAnsi="Times New Roman" w:cs="Times New Roman"/>
         </w:rPr>
-        <w:t xml:space="preserve"> Agent </w:t>
-      </w:r>
-      <w:proofErr w:type="spellStart"/>
-      <w:r>
-        <w:rPr>
-          <w:rFonts w:ascii="Times New Roman" w:eastAsia="宋体" w:hAnsi="Times New Roman" w:cs="Times New Roman"/>
-        </w:rPr>
-        <w:t>pid</w:t>
-      </w:r>
-      <w:proofErr w:type="spellEnd"/>
-      <w:r>
-        <w:rPr>
-          <w:rFonts w:ascii="Times New Roman" w:eastAsia="宋体" w:hAnsi="Times New Roman" w:cs="Times New Roman"/>
-        </w:rPr>
-        <w:t xml:space="preserve"> &lt;</w:t>
+        <w:t xml:space="preserve"> Agent pid &lt;</w:t>
       </w:r>
       <w:r>
         <w:rPr>
@@ -259,16 +231,8 @@
         <w:rPr>
           <w:rFonts w:ascii="Times New Roman" w:eastAsia="宋体" w:hAnsi="Times New Roman" w:cs="Times New Roman"/>
         </w:rPr>
-        <w:t>加载私</w:t>
-      </w:r>
-      <w:proofErr w:type="gramStart"/>
-      <w:r>
-        <w:rPr>
-          <w:rFonts w:ascii="Times New Roman" w:eastAsia="宋体" w:hAnsi="Times New Roman" w:cs="Times New Roman"/>
-        </w:rPr>
-        <w:t>钥</w:t>
-      </w:r>
-      <w:proofErr w:type="gramEnd"/>
+        <w:t>加载私钥</w:t>
+      </w:r>
       <w:r>
         <w:rPr>
           <w:rFonts w:ascii="Times New Roman" w:eastAsia="宋体" w:hAnsi="Times New Roman" w:cs="Times New Roman"/>
@@ -293,28 +257,73 @@
           <w:b/>
           <w:bCs/>
         </w:rPr>
-        <w:t>ssh-add ~/.ssh/</w:t>
-      </w:r>
-      <w:proofErr w:type="spellStart"/>
-      <w:r>
-        <w:rPr>
-          <w:rFonts w:ascii="Times New Roman" w:eastAsia="宋体" w:hAnsi="Times New Roman" w:cs="Times New Roman"/>
-          <w:b/>
-          <w:bCs/>
+        <w:t xml:space="preserve">ssh-add ~/.ssh/id_rsa </w:t>
+      </w:r>
+    </w:p>
+    <w:bookmarkEnd w:id="0"/>
+    <w:p>
+      <w:pPr>
+        <w:spacing w:after="0"/>
+        <w:jc w:val="both"/>
+        <w:rPr>
+          <w:rFonts w:ascii="Times New Roman" w:eastAsia="宋体" w:hAnsi="Times New Roman" w:cs="Times New Roman"/>
+        </w:rPr>
+      </w:pPr>
+      <w:r>
+        <w:rPr>
+          <w:rFonts w:ascii="Times New Roman" w:eastAsia="宋体" w:hAnsi="Times New Roman" w:cs="Times New Roman"/>
+        </w:rPr>
+        <w:t>作用：</w:t>
+      </w:r>
+      <w:r>
+        <w:rPr>
+          <w:rFonts w:ascii="Times New Roman" w:eastAsia="宋体" w:hAnsi="Times New Roman" w:cs="Times New Roman"/>
+        </w:rPr>
+        <w:t xml:space="preserve"> </w:t>
+      </w:r>
+      <w:r>
+        <w:rPr>
+          <w:rFonts w:ascii="Times New Roman" w:eastAsia="宋体" w:hAnsi="Times New Roman" w:cs="Times New Roman"/>
+        </w:rPr>
+        <w:t>将你的私钥（</w:t>
+      </w:r>
+      <w:r>
+        <w:rPr>
+          <w:rFonts w:ascii="Times New Roman" w:eastAsia="宋体" w:hAnsi="Times New Roman" w:cs="Times New Roman"/>
         </w:rPr>
         <w:t>id_rsa</w:t>
       </w:r>
-      <w:proofErr w:type="spellEnd"/>
-      <w:r>
-        <w:rPr>
-          <w:rFonts w:ascii="Times New Roman" w:eastAsia="宋体" w:hAnsi="Times New Roman" w:cs="Times New Roman"/>
-          <w:b/>
-          <w:bCs/>
-        </w:rPr>
-        <w:t xml:space="preserve"> </w:t>
-      </w:r>
-    </w:p>
-    <w:bookmarkEnd w:id="0"/>
+      <w:r>
+        <w:rPr>
+          <w:rFonts w:ascii="Times New Roman" w:eastAsia="宋体" w:hAnsi="Times New Roman" w:cs="Times New Roman"/>
+        </w:rPr>
+        <w:t>）添加到刚才启动的代理中，使</w:t>
+      </w:r>
+      <w:r>
+        <w:rPr>
+          <w:rFonts w:ascii="Times New Roman" w:eastAsia="宋体" w:hAnsi="Times New Roman" w:cs="Times New Roman"/>
+        </w:rPr>
+        <w:t xml:space="preserve"> Git </w:t>
+      </w:r>
+      <w:r>
+        <w:rPr>
+          <w:rFonts w:ascii="Times New Roman" w:eastAsia="宋体" w:hAnsi="Times New Roman" w:cs="Times New Roman"/>
+        </w:rPr>
+        <w:t>在连接</w:t>
+      </w:r>
+      <w:r>
+        <w:rPr>
+          <w:rFonts w:ascii="Times New Roman" w:eastAsia="宋体" w:hAnsi="Times New Roman" w:cs="Times New Roman"/>
+        </w:rPr>
+        <w:t xml:space="preserve"> GitHub </w:t>
+      </w:r>
+      <w:r>
+        <w:rPr>
+          <w:rFonts w:ascii="Times New Roman" w:eastAsia="宋体" w:hAnsi="Times New Roman" w:cs="Times New Roman"/>
+        </w:rPr>
+        <w:t>时能够使用它。</w:t>
+      </w:r>
+    </w:p>
     <w:p>
       <w:pPr>
         <w:spacing w:after="0"/>
@@ -327,71 +336,31 @@
         <w:rPr>
           <w:rFonts w:ascii="Times New Roman" w:eastAsia="宋体" w:hAnsi="Times New Roman" w:cs="Times New Roman"/>
         </w:rPr>
-        <w:t>作用：</w:t>
-      </w:r>
-      <w:r>
-        <w:rPr>
-          <w:rFonts w:ascii="Times New Roman" w:eastAsia="宋体" w:hAnsi="Times New Roman" w:cs="Times New Roman"/>
-        </w:rPr>
-        <w:t xml:space="preserve"> </w:t>
-      </w:r>
-      <w:r>
-        <w:rPr>
-          <w:rFonts w:ascii="Times New Roman" w:eastAsia="宋体" w:hAnsi="Times New Roman" w:cs="Times New Roman"/>
-        </w:rPr>
-        <w:t>将你的私</w:t>
-      </w:r>
-      <w:proofErr w:type="gramStart"/>
-      <w:r>
-        <w:rPr>
-          <w:rFonts w:ascii="Times New Roman" w:eastAsia="宋体" w:hAnsi="Times New Roman" w:cs="Times New Roman"/>
-        </w:rPr>
-        <w:t>钥</w:t>
-      </w:r>
-      <w:proofErr w:type="gramEnd"/>
-      <w:r>
-        <w:rPr>
-          <w:rFonts w:ascii="Times New Roman" w:eastAsia="宋体" w:hAnsi="Times New Roman" w:cs="Times New Roman"/>
-        </w:rPr>
-        <w:t>（</w:t>
-      </w:r>
-      <w:proofErr w:type="spellStart"/>
-      <w:r>
-        <w:rPr>
-          <w:rFonts w:ascii="Times New Roman" w:eastAsia="宋体" w:hAnsi="Times New Roman" w:cs="Times New Roman"/>
-        </w:rPr>
-        <w:t>id_rsa</w:t>
-      </w:r>
-      <w:proofErr w:type="spellEnd"/>
-      <w:r>
-        <w:rPr>
-          <w:rFonts w:ascii="Times New Roman" w:eastAsia="宋体" w:hAnsi="Times New Roman" w:cs="Times New Roman"/>
-        </w:rPr>
-        <w:t>）添加到刚才启动的代理中，使</w:t>
-      </w:r>
-      <w:r>
-        <w:rPr>
-          <w:rFonts w:ascii="Times New Roman" w:eastAsia="宋体" w:hAnsi="Times New Roman" w:cs="Times New Roman"/>
-        </w:rPr>
-        <w:t xml:space="preserve"> Git </w:t>
-      </w:r>
-      <w:r>
-        <w:rPr>
-          <w:rFonts w:ascii="Times New Roman" w:eastAsia="宋体" w:hAnsi="Times New Roman" w:cs="Times New Roman"/>
-        </w:rPr>
-        <w:t>在连接</w:t>
-      </w:r>
-      <w:r>
-        <w:rPr>
-          <w:rFonts w:ascii="Times New Roman" w:eastAsia="宋体" w:hAnsi="Times New Roman" w:cs="Times New Roman"/>
-        </w:rPr>
-        <w:t xml:space="preserve"> GitHub </w:t>
-      </w:r>
-      <w:r>
-        <w:rPr>
-          <w:rFonts w:ascii="Times New Roman" w:eastAsia="宋体" w:hAnsi="Times New Roman" w:cs="Times New Roman"/>
-        </w:rPr>
-        <w:t>时能够使用它。</w:t>
+        <w:t>预期输出：</w:t>
+      </w:r>
+      <w:r>
+        <w:rPr>
+          <w:rFonts w:ascii="Times New Roman" w:eastAsia="宋体" w:hAnsi="Times New Roman" w:cs="Times New Roman"/>
+        </w:rPr>
+        <w:t xml:space="preserve"> Identity added: /c/Users/&lt;</w:t>
+      </w:r>
+      <w:r>
+        <w:rPr>
+          <w:rFonts w:ascii="Times New Roman" w:eastAsia="宋体" w:hAnsi="Times New Roman" w:cs="Times New Roman"/>
+        </w:rPr>
+        <w:t>你的用户名</w:t>
+      </w:r>
+      <w:r>
+        <w:rPr>
+          <w:rFonts w:ascii="Times New Roman" w:eastAsia="宋体" w:hAnsi="Times New Roman" w:cs="Times New Roman"/>
+        </w:rPr>
+        <w:t>&gt;/.ssh/id_rsa (...)</w:t>
+      </w:r>
+      <w:r>
+        <w:rPr>
+          <w:rFonts w:ascii="Times New Roman" w:eastAsia="宋体" w:hAnsi="Times New Roman" w:cs="Times New Roman"/>
+        </w:rPr>
+        <w:t>。如果设置了密码，会提示你输入。</w:t>
       </w:r>
     </w:p>
     <w:p>
@@ -404,59 +373,6 @@
       </w:pPr>
       <w:r>
         <w:rPr>
-          <w:rFonts w:ascii="Times New Roman" w:eastAsia="宋体" w:hAnsi="Times New Roman" w:cs="Times New Roman"/>
-        </w:rPr>
-        <w:t>预期输出：</w:t>
-      </w:r>
-      <w:r>
-        <w:rPr>
-          <w:rFonts w:ascii="Times New Roman" w:eastAsia="宋体" w:hAnsi="Times New Roman" w:cs="Times New Roman"/>
-        </w:rPr>
-        <w:t xml:space="preserve"> Identity added: /c/Users/&lt;</w:t>
-      </w:r>
-      <w:r>
-        <w:rPr>
-          <w:rFonts w:ascii="Times New Roman" w:eastAsia="宋体" w:hAnsi="Times New Roman" w:cs="Times New Roman"/>
-        </w:rPr>
-        <w:t>你的用户名</w:t>
-      </w:r>
-      <w:r>
-        <w:rPr>
-          <w:rFonts w:ascii="Times New Roman" w:eastAsia="宋体" w:hAnsi="Times New Roman" w:cs="Times New Roman"/>
-        </w:rPr>
-        <w:t>&gt;/.ssh/</w:t>
-      </w:r>
-      <w:proofErr w:type="spellStart"/>
-      <w:r>
-        <w:rPr>
-          <w:rFonts w:ascii="Times New Roman" w:eastAsia="宋体" w:hAnsi="Times New Roman" w:cs="Times New Roman"/>
-        </w:rPr>
-        <w:t>id_rsa</w:t>
-      </w:r>
-      <w:proofErr w:type="spellEnd"/>
-      <w:r>
-        <w:rPr>
-          <w:rFonts w:ascii="Times New Roman" w:eastAsia="宋体" w:hAnsi="Times New Roman" w:cs="Times New Roman"/>
-        </w:rPr>
-        <w:t xml:space="preserve"> (...)</w:t>
-      </w:r>
-      <w:r>
-        <w:rPr>
-          <w:rFonts w:ascii="Times New Roman" w:eastAsia="宋体" w:hAnsi="Times New Roman" w:cs="Times New Roman"/>
-        </w:rPr>
-        <w:t>。如果设置了密码，会提示你输入。</w:t>
-      </w:r>
-    </w:p>
-    <w:p>
-      <w:pPr>
-        <w:spacing w:after="0"/>
-        <w:jc w:val="both"/>
-        <w:rPr>
-          <w:rFonts w:ascii="Times New Roman" w:eastAsia="宋体" w:hAnsi="Times New Roman" w:cs="Times New Roman"/>
-        </w:rPr>
-      </w:pPr>
-      <w:r>
-        <w:rPr>
           <w:rFonts w:ascii="Times New Roman" w:eastAsia="宋体" w:hAnsi="Times New Roman" w:cs="Times New Roman" w:hint="eastAsia"/>
         </w:rPr>
         <w:t>2</w:t>
@@ -521,14 +437,12 @@
         </w:rPr>
         <w:t>到</w:t>
       </w:r>
-      <w:proofErr w:type="spellStart"/>
       <w:r>
         <w:rPr>
           <w:rFonts w:ascii="Times New Roman" w:eastAsia="宋体" w:hAnsi="Times New Roman" w:cs="Times New Roman"/>
         </w:rPr>
         <w:t>github</w:t>
       </w:r>
-      <w:proofErr w:type="spellEnd"/>
       <w:r>
         <w:rPr>
           <w:rFonts w:ascii="Times New Roman" w:eastAsia="宋体" w:hAnsi="Times New Roman" w:cs="Times New Roman"/>
@@ -573,16 +487,8 @@
         <w:rPr>
           <w:rFonts w:ascii="Times New Roman" w:eastAsia="宋体" w:hAnsi="Times New Roman" w:cs="Times New Roman"/>
         </w:rPr>
-        <w:t xml:space="preserve"> git </w:t>
-      </w:r>
-      <w:proofErr w:type="spellStart"/>
-      <w:r>
-        <w:rPr>
-          <w:rFonts w:ascii="Times New Roman" w:eastAsia="宋体" w:hAnsi="Times New Roman" w:cs="Times New Roman"/>
-        </w:rPr>
-        <w:t>init</w:t>
-      </w:r>
-      <w:proofErr w:type="spellEnd"/>
+        <w:t> git init</w:t>
+      </w:r>
     </w:p>
     <w:p>
       <w:pPr>
@@ -601,16 +507,64 @@
         <w:rPr>
           <w:rFonts w:ascii="Times New Roman" w:eastAsia="宋体" w:hAnsi="Times New Roman" w:cs="Times New Roman"/>
         </w:rPr>
-        <w:t> .</w:t>
-      </w:r>
-      <w:proofErr w:type="spellStart"/>
-      <w:r>
-        <w:rPr>
-          <w:rFonts w:ascii="Times New Roman" w:eastAsia="宋体" w:hAnsi="Times New Roman" w:cs="Times New Roman"/>
-        </w:rPr>
-        <w:t>gitignore</w:t>
-      </w:r>
-      <w:proofErr w:type="spellEnd"/>
+        <w:t> .gitignore </w:t>
+      </w:r>
+      <w:r>
+        <w:rPr>
+          <w:rFonts w:ascii="Times New Roman" w:eastAsia="宋体" w:hAnsi="Times New Roman" w:cs="Times New Roman"/>
+        </w:rPr>
+        <w:t>忽略</w:t>
+      </w:r>
+    </w:p>
+    <w:p>
+      <w:pPr>
+        <w:jc w:val="both"/>
+        <w:rPr>
+          <w:rFonts w:ascii="Times New Roman" w:eastAsia="宋体" w:hAnsi="Times New Roman" w:cs="Times New Roman"/>
+        </w:rPr>
+      </w:pPr>
+      <w:r>
+        <w:rPr>
+          <w:rFonts w:ascii="Times New Roman" w:eastAsia="宋体" w:hAnsi="Times New Roman" w:cs="Times New Roman"/>
+        </w:rPr>
+        <w:t>没有正确执行</w:t>
+      </w:r>
+      <w:r>
+        <w:rPr>
+          <w:rFonts w:ascii="Times New Roman" w:eastAsia="宋体" w:hAnsi="Times New Roman" w:cs="Times New Roman"/>
+        </w:rPr>
+        <w:t> git add (Untracked Files)</w:t>
+      </w:r>
+      <w:r>
+        <w:rPr>
+          <w:rFonts w:ascii="Times New Roman" w:eastAsia="宋体" w:hAnsi="Times New Roman" w:cs="Times New Roman" w:hint="eastAsia"/>
+        </w:rPr>
+        <w:t>：</w:t>
+      </w:r>
+      <w:r>
+        <w:rPr>
+          <w:rFonts w:ascii="Times New Roman" w:eastAsia="宋体" w:hAnsi="Times New Roman" w:cs="Times New Roman"/>
+        </w:rPr>
+        <w:t>git commit -a </w:t>
+      </w:r>
+      <w:r>
+        <w:rPr>
+          <w:rFonts w:ascii="Times New Roman" w:eastAsia="宋体" w:hAnsi="Times New Roman" w:cs="Times New Roman"/>
+        </w:rPr>
+        <w:t>通常只处理已修改</w:t>
+      </w:r>
+      <w:r>
+        <w:rPr>
+          <w:rFonts w:ascii="Times New Roman" w:eastAsia="宋体" w:hAnsi="Times New Roman" w:cs="Times New Roman"/>
+        </w:rPr>
+        <w:t xml:space="preserve"> (Modified) </w:t>
+      </w:r>
+      <w:r>
+        <w:rPr>
+          <w:rFonts w:ascii="Times New Roman" w:eastAsia="宋体" w:hAnsi="Times New Roman" w:cs="Times New Roman"/>
+        </w:rPr>
+        <w:t>和</w:t>
+      </w:r>
       <w:r>
         <w:rPr>
           <w:rFonts w:ascii="Times New Roman" w:eastAsia="宋体" w:hAnsi="Times New Roman" w:cs="Times New Roman"/>
@@ -621,57 +575,19 @@
         <w:rPr>
           <w:rFonts w:ascii="Times New Roman" w:eastAsia="宋体" w:hAnsi="Times New Roman" w:cs="Times New Roman"/>
         </w:rPr>
-        <w:t>忽略</w:t>
-      </w:r>
-    </w:p>
-    <w:p>
-      <w:pPr>
-        <w:jc w:val="both"/>
-        <w:rPr>
-          <w:rFonts w:ascii="Times New Roman" w:eastAsia="宋体" w:hAnsi="Times New Roman" w:cs="Times New Roman"/>
-        </w:rPr>
-      </w:pPr>
-      <w:r>
-        <w:rPr>
-          <w:rFonts w:ascii="Times New Roman" w:eastAsia="宋体" w:hAnsi="Times New Roman" w:cs="Times New Roman"/>
-        </w:rPr>
-        <w:t>没有正确执行</w:t>
-      </w:r>
-      <w:r>
-        <w:rPr>
-          <w:rFonts w:ascii="Times New Roman" w:eastAsia="宋体" w:hAnsi="Times New Roman" w:cs="Times New Roman"/>
-        </w:rPr>
-        <w:t> git add (Untracked Files)</w:t>
-      </w:r>
-      <w:r>
-        <w:rPr>
-          <w:rFonts w:ascii="Times New Roman" w:eastAsia="宋体" w:hAnsi="Times New Roman" w:cs="Times New Roman" w:hint="eastAsia"/>
-        </w:rPr>
-        <w:t>：</w:t>
-      </w:r>
-      <w:r>
-        <w:rPr>
-          <w:rFonts w:ascii="Times New Roman" w:eastAsia="宋体" w:hAnsi="Times New Roman" w:cs="Times New Roman"/>
-        </w:rPr>
-        <w:t>git commit -a </w:t>
-      </w:r>
-      <w:r>
-        <w:rPr>
-          <w:rFonts w:ascii="Times New Roman" w:eastAsia="宋体" w:hAnsi="Times New Roman" w:cs="Times New Roman"/>
-        </w:rPr>
-        <w:t>通常只处理已修改</w:t>
-      </w:r>
-      <w:r>
-        <w:rPr>
-          <w:rFonts w:ascii="Times New Roman" w:eastAsia="宋体" w:hAnsi="Times New Roman" w:cs="Times New Roman"/>
-        </w:rPr>
-        <w:t xml:space="preserve"> (Modified) </w:t>
-      </w:r>
-      <w:r>
-        <w:rPr>
-          <w:rFonts w:ascii="Times New Roman" w:eastAsia="宋体" w:hAnsi="Times New Roman" w:cs="Times New Roman"/>
-        </w:rPr>
-        <w:t>和</w:t>
+        <w:t>已删除</w:t>
+      </w:r>
+      <w:r>
+        <w:rPr>
+          <w:rFonts w:ascii="Times New Roman" w:eastAsia="宋体" w:hAnsi="Times New Roman" w:cs="Times New Roman"/>
+        </w:rPr>
+        <w:t xml:space="preserve"> (Deleted) </w:t>
+      </w:r>
+      <w:r>
+        <w:rPr>
+          <w:rFonts w:ascii="Times New Roman" w:eastAsia="宋体" w:hAnsi="Times New Roman" w:cs="Times New Roman"/>
+        </w:rPr>
+        <w:t>的文件，不一定会自动处理</w:t>
       </w:r>
       <w:r>
         <w:rPr>
@@ -683,30 +599,6 @@
         <w:rPr>
           <w:rFonts w:ascii="Times New Roman" w:eastAsia="宋体" w:hAnsi="Times New Roman" w:cs="Times New Roman"/>
         </w:rPr>
-        <w:t>已删除</w:t>
-      </w:r>
-      <w:r>
-        <w:rPr>
-          <w:rFonts w:ascii="Times New Roman" w:eastAsia="宋体" w:hAnsi="Times New Roman" w:cs="Times New Roman"/>
-        </w:rPr>
-        <w:t xml:space="preserve"> (Deleted) </w:t>
-      </w:r>
-      <w:r>
-        <w:rPr>
-          <w:rFonts w:ascii="Times New Roman" w:eastAsia="宋体" w:hAnsi="Times New Roman" w:cs="Times New Roman"/>
-        </w:rPr>
-        <w:t>的文件，不一定会自动处理</w:t>
-      </w:r>
-      <w:r>
-        <w:rPr>
-          <w:rFonts w:ascii="Times New Roman" w:eastAsia="宋体" w:hAnsi="Times New Roman" w:cs="Times New Roman"/>
-        </w:rPr>
-        <w:t> </w:t>
-      </w:r>
-      <w:r>
-        <w:rPr>
-          <w:rFonts w:ascii="Times New Roman" w:eastAsia="宋体" w:hAnsi="Times New Roman" w:cs="Times New Roman"/>
-        </w:rPr>
         <w:t>新创建</w:t>
       </w:r>
       <w:r>
@@ -731,16 +623,8 @@
         <w:rPr>
           <w:rFonts w:ascii="Times New Roman" w:eastAsia="宋体" w:hAnsi="Times New Roman" w:cs="Times New Roman"/>
         </w:rPr>
-        <w:t> </w:t>
-      </w:r>
-      <w:proofErr w:type="spellStart"/>
-      <w:r>
-        <w:rPr>
-          <w:rFonts w:ascii="Times New Roman" w:eastAsia="宋体" w:hAnsi="Times New Roman" w:cs="Times New Roman"/>
-        </w:rPr>
-        <w:t>TortoiseGit</w:t>
-      </w:r>
-      <w:proofErr w:type="spellEnd"/>
+        <w:t> TortoiseGit</w:t>
+      </w:r>
       <w:r>
         <w:rPr>
           <w:rFonts w:ascii="Times New Roman" w:eastAsia="宋体" w:hAnsi="Times New Roman" w:cs="Times New Roman" w:hint="eastAsia"/>
@@ -1129,19 +1013,11 @@
         </w:rPr>
         <w:t>、</w:t>
       </w:r>
-      <w:proofErr w:type="spellStart"/>
-      <w:r>
-        <w:rPr>
-          <w:rFonts w:ascii="Times New Roman" w:eastAsia="宋体" w:hAnsi="Times New Roman" w:cs="Times New Roman" w:hint="eastAsia"/>
-        </w:rPr>
-        <w:t>ctrl+c</w:t>
-      </w:r>
-      <w:proofErr w:type="spellEnd"/>
-      <w:r>
-        <w:rPr>
-          <w:rFonts w:ascii="Times New Roman" w:eastAsia="宋体" w:hAnsi="Times New Roman" w:cs="Times New Roman" w:hint="eastAsia"/>
-        </w:rPr>
-        <w:t xml:space="preserve"> </w:t>
+      <w:r>
+        <w:rPr>
+          <w:rFonts w:ascii="Times New Roman" w:eastAsia="宋体" w:hAnsi="Times New Roman" w:cs="Times New Roman" w:hint="eastAsia"/>
+        </w:rPr>
+        <w:t xml:space="preserve">ctrl+c </w:t>
       </w:r>
       <w:r>
         <w:rPr>
@@ -1509,21 +1385,7 @@
         <w:rPr>
           <w:rFonts w:ascii="Times New Roman" w:eastAsia="宋体" w:hAnsi="Times New Roman" w:cs="Times New Roman"/>
         </w:rPr>
-        <w:t xml:space="preserve">git </w:t>
-      </w:r>
-      <w:proofErr w:type="gramStart"/>
-      <w:r>
-        <w:rPr>
-          <w:rFonts w:ascii="Times New Roman" w:eastAsia="宋体" w:hAnsi="Times New Roman" w:cs="Times New Roman"/>
-        </w:rPr>
-        <w:t>add .</w:t>
-      </w:r>
-      <w:proofErr w:type="gramEnd"/>
-      <w:r>
-        <w:rPr>
-          <w:rFonts w:ascii="Times New Roman" w:eastAsia="宋体" w:hAnsi="Times New Roman" w:cs="Times New Roman"/>
-        </w:rPr>
-        <w:t xml:space="preserve"> </w:t>
+        <w:t xml:space="preserve">git add . </w:t>
       </w:r>
     </w:p>
     <w:p>
@@ -1556,7 +1418,7 @@
       <w:pPr>
         <w:jc w:val="both"/>
         <w:rPr>
-          <w:rFonts w:ascii="Times New Roman" w:eastAsia="宋体" w:hAnsi="Times New Roman" w:cs="Times New Roman" w:hint="eastAsia"/>
+          <w:rFonts w:ascii="Times New Roman" w:eastAsia="宋体" w:hAnsi="Times New Roman" w:cs="Times New Roman"/>
         </w:rPr>
       </w:pPr>
       <w:r>
@@ -1691,7 +1553,7 @@
       <w:pPr>
         <w:jc w:val="both"/>
         <w:rPr>
-          <w:rFonts w:ascii="Times New Roman" w:eastAsia="宋体" w:hAnsi="Times New Roman" w:cs="Times New Roman" w:hint="eastAsia"/>
+          <w:rFonts w:ascii="Times New Roman" w:eastAsia="宋体" w:hAnsi="Times New Roman" w:cs="Times New Roman"/>
         </w:rPr>
       </w:pPr>
       <w:r>
@@ -1705,6 +1567,218 @@
           <w:rFonts w:ascii="Times New Roman" w:eastAsia="宋体" w:hAnsi="Times New Roman" w:cs="Times New Roman"/>
         </w:rPr>
         <w:t>删除本地开发分支</w:t>
+      </w:r>
+    </w:p>
+    <w:p>
+      <w:pPr>
+        <w:jc w:val="both"/>
+        <w:rPr>
+          <w:rFonts w:ascii="Times New Roman" w:eastAsia="宋体" w:hAnsi="Times New Roman" w:cs="Times New Roman"/>
+        </w:rPr>
+      </w:pPr>
+      <w:r>
+        <w:rPr>
+          <w:rFonts w:ascii="Times New Roman" w:eastAsia="宋体" w:hAnsi="Times New Roman" w:cs="Times New Roman" w:hint="eastAsia"/>
+        </w:rPr>
+        <w:t>11</w:t>
+      </w:r>
+      <w:r>
+        <w:rPr>
+          <w:rFonts w:ascii="Times New Roman" w:eastAsia="宋体" w:hAnsi="Times New Roman" w:cs="Times New Roman" w:hint="eastAsia"/>
+        </w:rPr>
+        <w:t>、</w:t>
+      </w:r>
+      <w:r>
+        <w:rPr>
+          <w:rFonts w:ascii="Times New Roman" w:eastAsia="宋体" w:hAnsi="Times New Roman" w:cs="Times New Roman"/>
+        </w:rPr>
+        <w:t xml:space="preserve">git status </w:t>
+      </w:r>
+      <w:r>
+        <w:rPr>
+          <w:rFonts w:ascii="Times New Roman" w:eastAsia="宋体" w:hAnsi="Times New Roman" w:cs="Times New Roman"/>
+        </w:rPr>
+        <w:t>–</w:t>
+      </w:r>
+      <w:r>
+        <w:rPr>
+          <w:rFonts w:ascii="Times New Roman" w:eastAsia="宋体" w:hAnsi="Times New Roman" w:cs="Times New Roman"/>
+        </w:rPr>
+        <w:t>ignored</w:t>
+      </w:r>
+      <w:r>
+        <w:rPr>
+          <w:rFonts w:ascii="Times New Roman" w:eastAsia="宋体" w:hAnsi="Times New Roman" w:cs="Times New Roman" w:hint="eastAsia"/>
+        </w:rPr>
+        <w:t xml:space="preserve"> </w:t>
+      </w:r>
+      <w:r>
+        <w:rPr>
+          <w:rFonts w:ascii="Times New Roman" w:eastAsia="宋体" w:hAnsi="Times New Roman" w:cs="Times New Roman" w:hint="eastAsia"/>
+        </w:rPr>
+        <w:t>查看忽略的文件</w:t>
+      </w:r>
+    </w:p>
+    <w:p>
+      <w:pPr>
+        <w:jc w:val="both"/>
+        <w:rPr>
+          <w:rFonts w:ascii="Times New Roman" w:eastAsia="宋体" w:hAnsi="Times New Roman" w:cs="Times New Roman"/>
+        </w:rPr>
+      </w:pPr>
+      <w:r>
+        <w:rPr>
+          <w:rFonts w:ascii="Times New Roman" w:eastAsia="宋体" w:hAnsi="Times New Roman" w:cs="Times New Roman" w:hint="eastAsia"/>
+        </w:rPr>
+        <w:t>12</w:t>
+      </w:r>
+      <w:r>
+        <w:rPr>
+          <w:rFonts w:ascii="Times New Roman" w:eastAsia="宋体" w:hAnsi="Times New Roman" w:cs="Times New Roman" w:hint="eastAsia"/>
+        </w:rPr>
+        <w:t>、</w:t>
+      </w:r>
+      <w:r>
+        <w:rPr>
+          <w:rFonts w:ascii="Times New Roman" w:eastAsia="宋体" w:hAnsi="Times New Roman" w:cs="Times New Roman"/>
+        </w:rPr>
+        <w:t>Vim</w:t>
+      </w:r>
+      <w:r>
+        <w:rPr>
+          <w:rFonts w:ascii="Times New Roman" w:eastAsia="宋体" w:hAnsi="Times New Roman" w:cs="Times New Roman" w:hint="eastAsia"/>
+        </w:rPr>
+        <w:t>中切换插入模式，</w:t>
+      </w:r>
+      <w:r>
+        <w:rPr>
+          <w:rFonts w:ascii="Times New Roman" w:eastAsia="宋体" w:hAnsi="Times New Roman" w:cs="Times New Roman"/>
+        </w:rPr>
+        <w:t>按一下键盘左上角的</w:t>
+      </w:r>
+      <w:r>
+        <w:rPr>
+          <w:rFonts w:ascii="Times New Roman" w:eastAsia="宋体" w:hAnsi="Times New Roman" w:cs="Times New Roman"/>
+        </w:rPr>
+        <w:t xml:space="preserve"> </w:t>
+      </w:r>
+      <w:r>
+        <w:rPr>
+          <w:rFonts w:ascii="Times New Roman" w:eastAsia="宋体" w:hAnsi="Times New Roman" w:cs="Times New Roman"/>
+          <w:b/>
+          <w:bCs/>
+        </w:rPr>
+        <w:t>Esc</w:t>
+      </w:r>
+      <w:r>
+        <w:rPr>
+          <w:rFonts w:ascii="Times New Roman" w:eastAsia="宋体" w:hAnsi="Times New Roman" w:cs="Times New Roman"/>
+        </w:rPr>
+        <w:t xml:space="preserve"> </w:t>
+      </w:r>
+      <w:r>
+        <w:rPr>
+          <w:rFonts w:ascii="Times New Roman" w:eastAsia="宋体" w:hAnsi="Times New Roman" w:cs="Times New Roman"/>
+        </w:rPr>
+        <w:t>键</w:t>
+      </w:r>
+      <w:r>
+        <w:rPr>
+          <w:rFonts w:ascii="Times New Roman" w:eastAsia="宋体" w:hAnsi="Times New Roman" w:cs="Times New Roman" w:hint="eastAsia"/>
+        </w:rPr>
+        <w:t>，在按</w:t>
+      </w:r>
+      <w:r>
+        <w:rPr>
+          <w:rFonts w:ascii="Times New Roman" w:eastAsia="宋体" w:hAnsi="Times New Roman" w:cs="Times New Roman" w:hint="eastAsia"/>
+        </w:rPr>
+        <w:t>o</w:t>
+      </w:r>
+      <w:r>
+        <w:rPr>
+          <w:rFonts w:ascii="Times New Roman" w:eastAsia="宋体" w:hAnsi="Times New Roman" w:cs="Times New Roman" w:hint="eastAsia"/>
+        </w:rPr>
+        <w:t>键</w:t>
+      </w:r>
+      <w:r>
+        <w:rPr>
+          <w:rFonts w:ascii="Times New Roman" w:eastAsia="宋体" w:hAnsi="Times New Roman" w:cs="Times New Roman"/>
+        </w:rPr>
+        <w:t>输入</w:t>
+      </w:r>
+      <w:r>
+        <w:rPr>
+          <w:rFonts w:ascii="Times New Roman" w:eastAsia="宋体" w:hAnsi="Times New Roman" w:cs="Times New Roman"/>
+        </w:rPr>
+        <w:t xml:space="preserve"> .vscode/ </w:t>
+      </w:r>
+      <w:r>
+        <w:rPr>
+          <w:rFonts w:ascii="Times New Roman" w:eastAsia="宋体" w:hAnsi="Times New Roman" w:cs="Times New Roman"/>
+        </w:rPr>
+        <w:t>（加上尾部的斜杠</w:t>
+      </w:r>
+      <w:r>
+        <w:rPr>
+          <w:rFonts w:ascii="Times New Roman" w:eastAsia="宋体" w:hAnsi="Times New Roman" w:cs="Times New Roman"/>
+        </w:rPr>
+        <w:t xml:space="preserve"> / </w:t>
+      </w:r>
+      <w:r>
+        <w:rPr>
+          <w:rFonts w:ascii="Times New Roman" w:eastAsia="宋体" w:hAnsi="Times New Roman" w:cs="Times New Roman"/>
+        </w:rPr>
+        <w:t>是推荐做法，它明确告诉</w:t>
+      </w:r>
+      <w:r>
+        <w:rPr>
+          <w:rFonts w:ascii="Times New Roman" w:eastAsia="宋体" w:hAnsi="Times New Roman" w:cs="Times New Roman"/>
+        </w:rPr>
+        <w:t xml:space="preserve"> Git </w:t>
+      </w:r>
+      <w:r>
+        <w:rPr>
+          <w:rFonts w:ascii="Times New Roman" w:eastAsia="宋体" w:hAnsi="Times New Roman" w:cs="Times New Roman"/>
+        </w:rPr>
+        <w:t>这是一个文件夹，而不是文件</w:t>
+      </w:r>
+      <w:r>
+        <w:rPr>
+          <w:rFonts w:ascii="Times New Roman" w:eastAsia="宋体" w:hAnsi="Times New Roman" w:cs="Times New Roman" w:hint="eastAsia"/>
+        </w:rPr>
+        <w:t>。</w:t>
+      </w:r>
+    </w:p>
+    <w:p>
+      <w:pPr>
+        <w:jc w:val="both"/>
+        <w:rPr>
+          <w:rFonts w:ascii="Times New Roman" w:eastAsia="宋体" w:hAnsi="Times New Roman" w:cs="Times New Roman" w:hint="eastAsia"/>
+        </w:rPr>
+      </w:pPr>
+      <w:r>
+        <w:rPr>
+          <w:rFonts w:ascii="Times New Roman" w:eastAsia="宋体" w:hAnsi="Times New Roman" w:cs="Times New Roman" w:hint="eastAsia"/>
+        </w:rPr>
+        <w:t>13</w:t>
+      </w:r>
+      <w:r>
+        <w:rPr>
+          <w:rFonts w:ascii="Times New Roman" w:eastAsia="宋体" w:hAnsi="Times New Roman" w:cs="Times New Roman" w:hint="eastAsia"/>
+        </w:rPr>
+        <w:t>、新建的分支都需要上传到对应的远程分支中：</w:t>
+      </w:r>
+      <w:r>
+        <w:rPr>
+          <w:rFonts w:ascii="Times New Roman" w:eastAsia="宋体" w:hAnsi="Times New Roman" w:cs="Times New Roman"/>
+        </w:rPr>
+        <w:t>git push origin dev1</w:t>
+      </w:r>
+      <w:r>
+        <w:rPr>
+          <w:rFonts w:ascii="Times New Roman" w:eastAsia="宋体" w:hAnsi="Times New Roman" w:cs="Times New Roman" w:hint="eastAsia"/>
+        </w:rPr>
+        <w:t>。而不是上传到旧分支。</w:t>
       </w:r>
     </w:p>
     <w:p>
@@ -1763,16 +1837,46 @@
         <w:rPr>
           <w:rFonts w:ascii="Times New Roman" w:eastAsia="宋体" w:hAnsi="Times New Roman" w:cs="Times New Roman" w:hint="eastAsia"/>
         </w:rPr>
-        <w:t xml:space="preserve">git </w:t>
-      </w:r>
-      <w:proofErr w:type="spellStart"/>
-      <w:r>
-        <w:rPr>
-          <w:rFonts w:ascii="Times New Roman" w:eastAsia="宋体" w:hAnsi="Times New Roman" w:cs="Times New Roman" w:hint="eastAsia"/>
-        </w:rPr>
-        <w:t>init</w:t>
-      </w:r>
-      <w:proofErr w:type="spellEnd"/>
+        <w:t xml:space="preserve">git init </w:t>
+      </w:r>
+      <w:r>
+        <w:rPr>
+          <w:rFonts w:ascii="Times New Roman" w:eastAsia="宋体" w:hAnsi="Times New Roman" w:cs="Times New Roman" w:hint="eastAsia"/>
+        </w:rPr>
+        <w:t>初始化仓库</w:t>
+      </w:r>
+    </w:p>
+    <w:p>
+      <w:pPr>
+        <w:jc w:val="both"/>
+        <w:rPr>
+          <w:rFonts w:ascii="Times New Roman" w:eastAsia="宋体" w:hAnsi="Times New Roman" w:cs="Times New Roman"/>
+        </w:rPr>
+      </w:pPr>
+      <w:r>
+        <w:rPr>
+          <w:rFonts w:ascii="Times New Roman" w:eastAsia="宋体" w:hAnsi="Times New Roman" w:cs="Times New Roman" w:hint="eastAsia"/>
+        </w:rPr>
+        <w:t>2</w:t>
+      </w:r>
+      <w:r>
+        <w:rPr>
+          <w:rFonts w:ascii="Times New Roman" w:eastAsia="宋体" w:hAnsi="Times New Roman" w:cs="Times New Roman" w:hint="eastAsia"/>
+        </w:rPr>
+        <w:t>、</w:t>
+      </w:r>
+      <w:r>
+        <w:rPr>
+          <w:rFonts w:ascii="Times New Roman" w:eastAsia="宋体" w:hAnsi="Times New Roman" w:cs="Times New Roman" w:hint="eastAsia"/>
+        </w:rPr>
+        <w:t xml:space="preserve">touch </w:t>
+      </w:r>
+      <w:r>
+        <w:rPr>
+          <w:rFonts w:ascii="Times New Roman" w:eastAsia="宋体" w:hAnsi="Times New Roman" w:cs="Times New Roman" w:hint="eastAsia"/>
+        </w:rPr>
+        <w:t>文件全名</w:t>
+      </w:r>
       <w:r>
         <w:rPr>
           <w:rFonts w:ascii="Times New Roman" w:eastAsia="宋体" w:hAnsi="Times New Roman" w:cs="Times New Roman" w:hint="eastAsia"/>
@@ -1783,7 +1887,7 @@
         <w:rPr>
           <w:rFonts w:ascii="Times New Roman" w:eastAsia="宋体" w:hAnsi="Times New Roman" w:cs="Times New Roman" w:hint="eastAsia"/>
         </w:rPr>
-        <w:t>初始化仓库</w:t>
+        <w:t>新建文件到这个文件夹</w:t>
       </w:r>
     </w:p>
     <w:p>
@@ -1809,13 +1913,45 @@
         <w:rPr>
           <w:rFonts w:ascii="Times New Roman" w:eastAsia="宋体" w:hAnsi="Times New Roman" w:cs="Times New Roman" w:hint="eastAsia"/>
         </w:rPr>
-        <w:t xml:space="preserve">touch </w:t>
-      </w:r>
-      <w:r>
-        <w:rPr>
-          <w:rFonts w:ascii="Times New Roman" w:eastAsia="宋体" w:hAnsi="Times New Roman" w:cs="Times New Roman" w:hint="eastAsia"/>
-        </w:rPr>
-        <w:t>文件全名</w:t>
+        <w:t xml:space="preserve">git add . </w:t>
+      </w:r>
+      <w:r>
+        <w:rPr>
+          <w:rFonts w:ascii="Times New Roman" w:eastAsia="宋体" w:hAnsi="Times New Roman" w:cs="Times New Roman" w:hint="eastAsia"/>
+        </w:rPr>
+        <w:t>暂存所有未被忽略的文件到暂存区</w:t>
+      </w:r>
+    </w:p>
+    <w:p>
+      <w:pPr>
+        <w:jc w:val="both"/>
+        <w:rPr>
+          <w:rFonts w:ascii="Times New Roman" w:eastAsia="宋体" w:hAnsi="Times New Roman" w:cs="Times New Roman"/>
+        </w:rPr>
+      </w:pPr>
+      <w:r>
+        <w:rPr>
+          <w:rFonts w:ascii="Times New Roman" w:eastAsia="宋体" w:hAnsi="Times New Roman" w:cs="Times New Roman" w:hint="eastAsia"/>
+        </w:rPr>
+        <w:t>3</w:t>
+      </w:r>
+      <w:r>
+        <w:rPr>
+          <w:rFonts w:ascii="Times New Roman" w:eastAsia="宋体" w:hAnsi="Times New Roman" w:cs="Times New Roman" w:hint="eastAsia"/>
+        </w:rPr>
+        <w:t>、</w:t>
+      </w:r>
+      <w:r>
+        <w:rPr>
+          <w:rFonts w:ascii="Times New Roman" w:eastAsia="宋体" w:hAnsi="Times New Roman" w:cs="Times New Roman" w:hint="eastAsia"/>
+        </w:rPr>
+        <w:t xml:space="preserve">git commit -m </w:t>
+      </w:r>
+      <w:r>
+        <w:rPr>
+          <w:rFonts w:ascii="Times New Roman" w:eastAsia="宋体" w:hAnsi="Times New Roman" w:cs="Times New Roman"/>
+        </w:rPr>
+        <w:t>’’</w:t>
       </w:r>
       <w:r>
         <w:rPr>
@@ -1827,21 +1963,53 @@
         <w:rPr>
           <w:rFonts w:ascii="Times New Roman" w:eastAsia="宋体" w:hAnsi="Times New Roman" w:cs="Times New Roman" w:hint="eastAsia"/>
         </w:rPr>
-        <w:t>新建文件到这个文件夹</w:t>
-      </w:r>
-    </w:p>
-    <w:p>
-      <w:pPr>
-        <w:jc w:val="both"/>
-        <w:rPr>
-          <w:rFonts w:ascii="Times New Roman" w:eastAsia="宋体" w:hAnsi="Times New Roman" w:cs="Times New Roman"/>
-        </w:rPr>
-      </w:pPr>
-      <w:r>
-        <w:rPr>
-          <w:rFonts w:ascii="Times New Roman" w:eastAsia="宋体" w:hAnsi="Times New Roman" w:cs="Times New Roman" w:hint="eastAsia"/>
-        </w:rPr>
-        <w:t>2</w:t>
+        <w:t>将暂存区的文件提交到本地仓库</w:t>
+      </w:r>
+    </w:p>
+    <w:p>
+      <w:pPr>
+        <w:jc w:val="both"/>
+        <w:rPr>
+          <w:rFonts w:ascii="Times New Roman" w:eastAsia="宋体" w:hAnsi="Times New Roman" w:cs="Times New Roman"/>
+        </w:rPr>
+      </w:pPr>
+      <w:r>
+        <w:rPr>
+          <w:rFonts w:ascii="Times New Roman" w:eastAsia="宋体" w:hAnsi="Times New Roman" w:cs="Times New Roman" w:hint="eastAsia"/>
+        </w:rPr>
+        <w:t>退出编辑方式是按</w:t>
+      </w:r>
+      <w:r>
+        <w:rPr>
+          <w:rFonts w:ascii="Times New Roman" w:eastAsia="宋体" w:hAnsi="Times New Roman" w:cs="Times New Roman" w:hint="eastAsia"/>
+        </w:rPr>
+        <w:t>esc</w:t>
+      </w:r>
+      <w:r>
+        <w:rPr>
+          <w:rFonts w:ascii="Times New Roman" w:eastAsia="宋体" w:hAnsi="Times New Roman" w:cs="Times New Roman" w:hint="eastAsia"/>
+        </w:rPr>
+        <w:t>、输入冒号以及</w:t>
+      </w:r>
+      <w:r>
+        <w:rPr>
+          <w:rFonts w:ascii="Times New Roman" w:eastAsia="宋体" w:hAnsi="Times New Roman" w:cs="Times New Roman" w:hint="eastAsia"/>
+        </w:rPr>
+        <w:t>wq</w:t>
+      </w:r>
+    </w:p>
+    <w:p>
+      <w:pPr>
+        <w:jc w:val="both"/>
+        <w:rPr>
+          <w:rFonts w:ascii="Times New Roman" w:eastAsia="宋体" w:hAnsi="Times New Roman" w:cs="Times New Roman"/>
+        </w:rPr>
+      </w:pPr>
+      <w:r>
+        <w:rPr>
+          <w:rFonts w:ascii="Times New Roman" w:eastAsia="宋体" w:hAnsi="Times New Roman" w:cs="Times New Roman" w:hint="eastAsia"/>
+        </w:rPr>
+        <w:t>4</w:t>
       </w:r>
       <w:r>
         <w:rPr>
@@ -1853,27 +2021,251 @@
         <w:rPr>
           <w:rFonts w:ascii="Times New Roman" w:eastAsia="宋体" w:hAnsi="Times New Roman" w:cs="Times New Roman" w:hint="eastAsia"/>
         </w:rPr>
-        <w:t xml:space="preserve">git add . </w:t>
-      </w:r>
-      <w:r>
-        <w:rPr>
-          <w:rFonts w:ascii="Times New Roman" w:eastAsia="宋体" w:hAnsi="Times New Roman" w:cs="Times New Roman" w:hint="eastAsia"/>
-        </w:rPr>
-        <w:t>暂存所有未被忽略的文件到暂存区</w:t>
-      </w:r>
-    </w:p>
-    <w:p>
-      <w:pPr>
-        <w:jc w:val="both"/>
-        <w:rPr>
-          <w:rFonts w:ascii="Times New Roman" w:eastAsia="宋体" w:hAnsi="Times New Roman" w:cs="Times New Roman"/>
-        </w:rPr>
-      </w:pPr>
-      <w:r>
-        <w:rPr>
-          <w:rFonts w:ascii="Times New Roman" w:eastAsia="宋体" w:hAnsi="Times New Roman" w:cs="Times New Roman" w:hint="eastAsia"/>
-        </w:rPr>
-        <w:t>3</w:t>
+        <w:t>git</w:t>
+      </w:r>
+      <w:r>
+        <w:rPr>
+          <w:rFonts w:ascii="Times New Roman" w:eastAsia="宋体" w:hAnsi="Times New Roman" w:cs="Times New Roman" w:hint="eastAsia"/>
+        </w:rPr>
+        <w:t>-</w:t>
+      </w:r>
+      <w:r>
+        <w:rPr>
+          <w:rFonts w:ascii="Times New Roman" w:eastAsia="宋体" w:hAnsi="Times New Roman" w:cs="Times New Roman" w:hint="eastAsia"/>
+        </w:rPr>
+        <w:t xml:space="preserve">log </w:t>
+      </w:r>
+      <w:r>
+        <w:rPr>
+          <w:rFonts w:ascii="Times New Roman" w:eastAsia="宋体" w:hAnsi="Times New Roman" w:cs="Times New Roman" w:hint="eastAsia"/>
+        </w:rPr>
+        <w:t>查看进度</w:t>
+      </w:r>
+    </w:p>
+    <w:p>
+      <w:pPr>
+        <w:jc w:val="both"/>
+        <w:rPr>
+          <w:rFonts w:ascii="Times New Roman" w:eastAsia="宋体" w:hAnsi="Times New Roman" w:cs="Times New Roman"/>
+        </w:rPr>
+      </w:pPr>
+      <w:r>
+        <w:rPr>
+          <w:rFonts w:ascii="Times New Roman" w:eastAsia="宋体" w:hAnsi="Times New Roman" w:cs="Times New Roman" w:hint="eastAsia"/>
+        </w:rPr>
+        <w:t>创建忽略文件</w:t>
+      </w:r>
+      <w:r>
+        <w:rPr>
+          <w:rFonts w:ascii="Times New Roman" w:eastAsia="宋体" w:hAnsi="Times New Roman" w:cs="Times New Roman" w:hint="eastAsia"/>
+        </w:rPr>
+        <w:t>touch .gitignore</w:t>
+      </w:r>
+    </w:p>
+    <w:p>
+      <w:pPr>
+        <w:jc w:val="both"/>
+        <w:rPr>
+          <w:rFonts w:ascii="Times New Roman" w:eastAsia="宋体" w:hAnsi="Times New Roman" w:cs="Times New Roman"/>
+        </w:rPr>
+      </w:pPr>
+      <w:r>
+        <w:rPr>
+          <w:rFonts w:ascii="Times New Roman" w:eastAsia="宋体" w:hAnsi="Times New Roman" w:cs="Times New Roman" w:hint="eastAsia"/>
+        </w:rPr>
+        <w:t>然后输入不需要被管理的文件名</w:t>
+      </w:r>
+      <w:r>
+        <w:rPr>
+          <w:rFonts w:ascii="Times New Roman" w:eastAsia="宋体" w:hAnsi="Times New Roman" w:cs="Times New Roman" w:hint="eastAsia"/>
+        </w:rPr>
+        <w:t xml:space="preserve"> vi .gitignore</w:t>
+      </w:r>
+    </w:p>
+    <w:p>
+      <w:pPr>
+        <w:jc w:val="both"/>
+        <w:rPr>
+          <w:rFonts w:ascii="Times New Roman" w:eastAsia="宋体" w:hAnsi="Times New Roman" w:cs="Times New Roman"/>
+        </w:rPr>
+      </w:pPr>
+      <w:r>
+        <w:rPr>
+          <w:rFonts w:ascii="Times New Roman" w:eastAsia="宋体" w:hAnsi="Times New Roman" w:cs="Times New Roman" w:hint="eastAsia"/>
+        </w:rPr>
+        <w:t>然后输入不需要被管理的文件名</w:t>
+      </w:r>
+      <w:r>
+        <w:rPr>
+          <w:rFonts w:ascii="Times New Roman" w:eastAsia="宋体" w:hAnsi="Times New Roman" w:cs="Times New Roman" w:hint="eastAsia"/>
+        </w:rPr>
+        <w:t>：</w:t>
+      </w:r>
+      <w:r>
+        <w:rPr>
+          <w:rFonts w:ascii="Times New Roman" w:eastAsia="宋体" w:hAnsi="Times New Roman" w:cs="Times New Roman" w:hint="eastAsia"/>
+        </w:rPr>
+        <w:t xml:space="preserve"> *.a </w:t>
+      </w:r>
+      <w:r>
+        <w:rPr>
+          <w:rFonts w:ascii="Times New Roman" w:eastAsia="宋体" w:hAnsi="Times New Roman" w:cs="Times New Roman" w:hint="eastAsia"/>
+        </w:rPr>
+        <w:t>意思是以</w:t>
+      </w:r>
+      <w:r>
+        <w:rPr>
+          <w:rFonts w:ascii="Times New Roman" w:eastAsia="宋体" w:hAnsi="Times New Roman" w:cs="Times New Roman" w:hint="eastAsia"/>
+        </w:rPr>
+        <w:t>.a</w:t>
+      </w:r>
+      <w:r>
+        <w:rPr>
+          <w:rFonts w:ascii="Times New Roman" w:eastAsia="宋体" w:hAnsi="Times New Roman" w:cs="Times New Roman" w:hint="eastAsia"/>
+        </w:rPr>
+        <w:t>为后缀的文件都被忽略</w:t>
+      </w:r>
+    </w:p>
+    <w:p>
+      <w:pPr>
+        <w:jc w:val="both"/>
+        <w:rPr>
+          <w:rFonts w:ascii="Times New Roman" w:eastAsia="宋体" w:hAnsi="Times New Roman" w:cs="Times New Roman"/>
+        </w:rPr>
+      </w:pPr>
+      <w:r>
+        <w:rPr>
+          <w:rFonts w:ascii="Times New Roman" w:eastAsia="宋体" w:hAnsi="Times New Roman" w:cs="Times New Roman" w:hint="eastAsia"/>
+        </w:rPr>
+        <w:t>文件名</w:t>
+      </w:r>
+      <w:r>
+        <w:rPr>
+          <w:rFonts w:ascii="Times New Roman" w:eastAsia="宋体" w:hAnsi="Times New Roman" w:cs="Times New Roman" w:hint="eastAsia"/>
+        </w:rPr>
+        <w:t xml:space="preserve">/ </w:t>
+      </w:r>
+      <w:r>
+        <w:rPr>
+          <w:rFonts w:ascii="Times New Roman" w:eastAsia="宋体" w:hAnsi="Times New Roman" w:cs="Times New Roman" w:hint="eastAsia"/>
+        </w:rPr>
+        <w:t>意思是这个文件名的文件都被忽略</w:t>
+      </w:r>
+    </w:p>
+    <w:p>
+      <w:pPr>
+        <w:jc w:val="both"/>
+        <w:rPr>
+          <w:rFonts w:ascii="Times New Roman" w:eastAsia="宋体" w:hAnsi="Times New Roman" w:cs="Times New Roman"/>
+        </w:rPr>
+      </w:pPr>
+      <w:r>
+        <w:rPr>
+          <w:rFonts w:ascii="Times New Roman" w:eastAsia="宋体" w:hAnsi="Times New Roman" w:cs="Times New Roman" w:hint="eastAsia"/>
+        </w:rPr>
+        <w:t>/</w:t>
+      </w:r>
+      <w:r>
+        <w:rPr>
+          <w:rFonts w:ascii="Times New Roman" w:eastAsia="宋体" w:hAnsi="Times New Roman" w:cs="Times New Roman" w:hint="eastAsia"/>
+        </w:rPr>
+        <w:t>文件名</w:t>
+      </w:r>
+      <w:r>
+        <w:rPr>
+          <w:rFonts w:ascii="Times New Roman" w:eastAsia="宋体" w:hAnsi="Times New Roman" w:cs="Times New Roman" w:hint="eastAsia"/>
+        </w:rPr>
+        <w:t xml:space="preserve">/ </w:t>
+      </w:r>
+      <w:r>
+        <w:rPr>
+          <w:rFonts w:ascii="Times New Roman" w:eastAsia="宋体" w:hAnsi="Times New Roman" w:cs="Times New Roman" w:hint="eastAsia"/>
+        </w:rPr>
+        <w:t>意思是这个根目录下的这个文件名的文件都被忽略</w:t>
+      </w:r>
+    </w:p>
+    <w:p>
+      <w:pPr>
+        <w:jc w:val="both"/>
+        <w:rPr>
+          <w:rFonts w:ascii="Times New Roman" w:eastAsia="宋体" w:hAnsi="Times New Roman" w:cs="Times New Roman"/>
+        </w:rPr>
+      </w:pPr>
+      <w:r>
+        <w:rPr>
+          <w:rFonts w:ascii="Times New Roman" w:eastAsia="宋体" w:hAnsi="Times New Roman" w:cs="Times New Roman" w:hint="eastAsia"/>
+        </w:rPr>
+        <w:t>文件名</w:t>
+      </w:r>
+      <w:r>
+        <w:rPr>
+          <w:rFonts w:ascii="Times New Roman" w:eastAsia="宋体" w:hAnsi="Times New Roman" w:cs="Times New Roman" w:hint="eastAsia"/>
+        </w:rPr>
+        <w:t>/</w:t>
+      </w:r>
+      <w:r>
+        <w:rPr>
+          <w:rFonts w:ascii="Times New Roman" w:eastAsia="宋体" w:hAnsi="Times New Roman" w:cs="Times New Roman" w:hint="eastAsia"/>
+        </w:rPr>
+        <w:t>文件名</w:t>
+      </w:r>
+      <w:r>
+        <w:rPr>
+          <w:rFonts w:ascii="Times New Roman" w:eastAsia="宋体" w:hAnsi="Times New Roman" w:cs="Times New Roman" w:hint="eastAsia"/>
+        </w:rPr>
+        <w:t xml:space="preserve">/ </w:t>
+      </w:r>
+      <w:r>
+        <w:rPr>
+          <w:rFonts w:ascii="Times New Roman" w:eastAsia="宋体" w:hAnsi="Times New Roman" w:cs="Times New Roman" w:hint="eastAsia"/>
+        </w:rPr>
+        <w:t>意思是特指这个路径下的这个文件名的文件都被忽略</w:t>
+      </w:r>
+    </w:p>
+    <w:p>
+      <w:pPr>
+        <w:jc w:val="both"/>
+        <w:rPr>
+          <w:rFonts w:ascii="Times New Roman" w:eastAsia="宋体" w:hAnsi="Times New Roman" w:cs="Times New Roman"/>
+        </w:rPr>
+      </w:pPr>
+      <w:r>
+        <w:rPr>
+          <w:rFonts w:ascii="Times New Roman" w:eastAsia="宋体" w:hAnsi="Times New Roman" w:cs="Times New Roman" w:hint="eastAsia"/>
+        </w:rPr>
+        <w:t>5</w:t>
+      </w:r>
+      <w:r>
+        <w:rPr>
+          <w:rFonts w:ascii="Times New Roman" w:eastAsia="宋体" w:hAnsi="Times New Roman" w:cs="Times New Roman" w:hint="eastAsia"/>
+        </w:rPr>
+        <w:t>、按</w:t>
+      </w:r>
+      <w:r>
+        <w:rPr>
+          <w:rFonts w:ascii="Times New Roman" w:eastAsia="宋体" w:hAnsi="Times New Roman" w:cs="Times New Roman" w:hint="eastAsia"/>
+        </w:rPr>
+        <w:t>q</w:t>
+      </w:r>
+      <w:r>
+        <w:rPr>
+          <w:rFonts w:ascii="Times New Roman" w:eastAsia="宋体" w:hAnsi="Times New Roman" w:cs="Times New Roman" w:hint="eastAsia"/>
+        </w:rPr>
+        <w:t>可以从查看进度中退出来</w:t>
+      </w:r>
+    </w:p>
+    <w:p>
+      <w:pPr>
+        <w:jc w:val="both"/>
+        <w:rPr>
+          <w:rFonts w:ascii="Times New Roman" w:eastAsia="宋体" w:hAnsi="Times New Roman" w:cs="Times New Roman"/>
+        </w:rPr>
+      </w:pPr>
+      <w:r>
+        <w:rPr>
+          <w:rFonts w:ascii="Times New Roman" w:eastAsia="宋体" w:hAnsi="Times New Roman" w:cs="Times New Roman" w:hint="eastAsia"/>
+        </w:rPr>
+        <w:t>5</w:t>
       </w:r>
       <w:r>
         <w:rPr>
@@ -1885,21 +2277,45 @@
         <w:rPr>
           <w:rFonts w:ascii="Times New Roman" w:eastAsia="宋体" w:hAnsi="Times New Roman" w:cs="Times New Roman" w:hint="eastAsia"/>
         </w:rPr>
-        <w:t xml:space="preserve">git commit -m </w:t>
-      </w:r>
-      <w:proofErr w:type="gramStart"/>
-      <w:r>
-        <w:rPr>
-          <w:rFonts w:ascii="Times New Roman" w:eastAsia="宋体" w:hAnsi="Times New Roman" w:cs="Times New Roman"/>
-        </w:rPr>
-        <w:t>’</w:t>
-      </w:r>
-      <w:proofErr w:type="gramEnd"/>
-      <w:r>
-        <w:rPr>
-          <w:rFonts w:ascii="Times New Roman" w:eastAsia="宋体" w:hAnsi="Times New Roman" w:cs="Times New Roman"/>
-        </w:rPr>
-        <w:t>’</w:t>
+        <w:t xml:space="preserve">git branch </w:t>
+      </w:r>
+      <w:r>
+        <w:rPr>
+          <w:rFonts w:ascii="Times New Roman" w:eastAsia="宋体" w:hAnsi="Times New Roman" w:cs="Times New Roman" w:hint="eastAsia"/>
+        </w:rPr>
+        <w:t>查看分支数量</w:t>
+      </w:r>
+    </w:p>
+    <w:p>
+      <w:pPr>
+        <w:jc w:val="both"/>
+        <w:rPr>
+          <w:rFonts w:ascii="Times New Roman" w:eastAsia="宋体" w:hAnsi="Times New Roman" w:cs="Times New Roman"/>
+        </w:rPr>
+      </w:pPr>
+      <w:r>
+        <w:rPr>
+          <w:rFonts w:ascii="Times New Roman" w:eastAsia="宋体" w:hAnsi="Times New Roman" w:cs="Times New Roman" w:hint="eastAsia"/>
+        </w:rPr>
+        <w:t>6</w:t>
+      </w:r>
+      <w:r>
+        <w:rPr>
+          <w:rFonts w:ascii="Times New Roman" w:eastAsia="宋体" w:hAnsi="Times New Roman" w:cs="Times New Roman" w:hint="eastAsia"/>
+        </w:rPr>
+        <w:t>、</w:t>
+      </w:r>
+      <w:r>
+        <w:rPr>
+          <w:rFonts w:ascii="Times New Roman" w:eastAsia="宋体" w:hAnsi="Times New Roman" w:cs="Times New Roman" w:hint="eastAsia"/>
+        </w:rPr>
+        <w:t xml:space="preserve">git branch </w:t>
+      </w:r>
+      <w:r>
+        <w:rPr>
+          <w:rFonts w:ascii="Times New Roman" w:eastAsia="宋体" w:hAnsi="Times New Roman" w:cs="Times New Roman" w:hint="eastAsia"/>
+        </w:rPr>
+        <w:t>分支名</w:t>
       </w:r>
       <w:r>
         <w:rPr>
@@ -1911,21 +2327,1119 @@
         <w:rPr>
           <w:rFonts w:ascii="Times New Roman" w:eastAsia="宋体" w:hAnsi="Times New Roman" w:cs="Times New Roman" w:hint="eastAsia"/>
         </w:rPr>
-        <w:t>将暂存区的文件提交到本地仓库</w:t>
-      </w:r>
-    </w:p>
-    <w:p>
-      <w:pPr>
-        <w:jc w:val="both"/>
-        <w:rPr>
-          <w:rFonts w:ascii="Times New Roman" w:eastAsia="宋体" w:hAnsi="Times New Roman" w:cs="Times New Roman"/>
-        </w:rPr>
-      </w:pPr>
-      <w:r>
-        <w:rPr>
-          <w:rFonts w:ascii="Times New Roman" w:eastAsia="宋体" w:hAnsi="Times New Roman" w:cs="Times New Roman" w:hint="eastAsia"/>
-        </w:rPr>
-        <w:t>退出编辑方式是按</w:t>
+        <w:t>创建新的分支</w:t>
+      </w:r>
+    </w:p>
+    <w:p>
+      <w:pPr>
+        <w:jc w:val="both"/>
+        <w:rPr>
+          <w:rFonts w:ascii="Times New Roman" w:eastAsia="宋体" w:hAnsi="Times New Roman" w:cs="Times New Roman"/>
+        </w:rPr>
+      </w:pPr>
+      <w:r>
+        <w:rPr>
+          <w:rFonts w:ascii="Times New Roman" w:eastAsia="宋体" w:hAnsi="Times New Roman" w:cs="Times New Roman" w:hint="eastAsia"/>
+        </w:rPr>
+        <w:t>7</w:t>
+      </w:r>
+      <w:r>
+        <w:rPr>
+          <w:rFonts w:ascii="Times New Roman" w:eastAsia="宋体" w:hAnsi="Times New Roman" w:cs="Times New Roman" w:hint="eastAsia"/>
+        </w:rPr>
+        <w:t>、</w:t>
+      </w:r>
+      <w:r>
+        <w:rPr>
+          <w:rFonts w:ascii="Times New Roman" w:eastAsia="宋体" w:hAnsi="Times New Roman" w:cs="Times New Roman" w:hint="eastAsia"/>
+        </w:rPr>
+        <w:t xml:space="preserve">git checkout </w:t>
+      </w:r>
+      <w:r>
+        <w:rPr>
+          <w:rFonts w:ascii="Times New Roman" w:eastAsia="宋体" w:hAnsi="Times New Roman" w:cs="Times New Roman" w:hint="eastAsia"/>
+        </w:rPr>
+        <w:t>分支名</w:t>
+      </w:r>
+      <w:r>
+        <w:rPr>
+          <w:rFonts w:ascii="Times New Roman" w:eastAsia="宋体" w:hAnsi="Times New Roman" w:cs="Times New Roman" w:hint="eastAsia"/>
+        </w:rPr>
+        <w:t xml:space="preserve"> </w:t>
+      </w:r>
+      <w:r>
+        <w:rPr>
+          <w:rFonts w:ascii="Times New Roman" w:eastAsia="宋体" w:hAnsi="Times New Roman" w:cs="Times New Roman" w:hint="eastAsia"/>
+        </w:rPr>
+        <w:t>切换到某一分支</w:t>
+      </w:r>
+    </w:p>
+    <w:p>
+      <w:pPr>
+        <w:jc w:val="both"/>
+        <w:rPr>
+          <w:rFonts w:ascii="Times New Roman" w:eastAsia="宋体" w:hAnsi="Times New Roman" w:cs="Times New Roman"/>
+        </w:rPr>
+      </w:pPr>
+      <w:r>
+        <w:rPr>
+          <w:rFonts w:ascii="Times New Roman" w:eastAsia="宋体" w:hAnsi="Times New Roman" w:cs="Times New Roman" w:hint="eastAsia"/>
+        </w:rPr>
+        <w:t>8</w:t>
+      </w:r>
+      <w:r>
+        <w:rPr>
+          <w:rFonts w:ascii="Times New Roman" w:eastAsia="宋体" w:hAnsi="Times New Roman" w:cs="Times New Roman" w:hint="eastAsia"/>
+        </w:rPr>
+        <w:t>、</w:t>
+      </w:r>
+      <w:r>
+        <w:rPr>
+          <w:rFonts w:ascii="Times New Roman" w:eastAsia="宋体" w:hAnsi="Times New Roman" w:cs="Times New Roman" w:hint="eastAsia"/>
+        </w:rPr>
+        <w:t xml:space="preserve">git checkout -b </w:t>
+      </w:r>
+      <w:r>
+        <w:rPr>
+          <w:rFonts w:ascii="Times New Roman" w:eastAsia="宋体" w:hAnsi="Times New Roman" w:cs="Times New Roman" w:hint="eastAsia"/>
+        </w:rPr>
+        <w:t>分支名</w:t>
+      </w:r>
+      <w:r>
+        <w:rPr>
+          <w:rFonts w:ascii="Times New Roman" w:eastAsia="宋体" w:hAnsi="Times New Roman" w:cs="Times New Roman" w:hint="eastAsia"/>
+        </w:rPr>
+        <w:t xml:space="preserve"> </w:t>
+      </w:r>
+      <w:r>
+        <w:rPr>
+          <w:rFonts w:ascii="Times New Roman" w:eastAsia="宋体" w:hAnsi="Times New Roman" w:cs="Times New Roman" w:hint="eastAsia"/>
+        </w:rPr>
+        <w:t>先创建某一分支再切换到这个分支</w:t>
+      </w:r>
+    </w:p>
+    <w:p>
+      <w:pPr>
+        <w:jc w:val="both"/>
+        <w:rPr>
+          <w:rFonts w:ascii="Times New Roman" w:eastAsia="宋体" w:hAnsi="Times New Roman" w:cs="Times New Roman"/>
+        </w:rPr>
+      </w:pPr>
+      <w:r>
+        <w:rPr>
+          <w:rFonts w:ascii="Times New Roman" w:eastAsia="宋体" w:hAnsi="Times New Roman" w:cs="Times New Roman" w:hint="eastAsia"/>
+        </w:rPr>
+        <w:t>9</w:t>
+      </w:r>
+      <w:r>
+        <w:rPr>
+          <w:rFonts w:ascii="Times New Roman" w:eastAsia="宋体" w:hAnsi="Times New Roman" w:cs="Times New Roman" w:hint="eastAsia"/>
+        </w:rPr>
+        <w:t>、</w:t>
+      </w:r>
+      <w:r>
+        <w:rPr>
+          <w:rFonts w:ascii="Times New Roman" w:eastAsia="宋体" w:hAnsi="Times New Roman" w:cs="Times New Roman" w:hint="eastAsia"/>
+        </w:rPr>
+        <w:t xml:space="preserve">git branch -d </w:t>
+      </w:r>
+      <w:r>
+        <w:rPr>
+          <w:rFonts w:ascii="Times New Roman" w:eastAsia="宋体" w:hAnsi="Times New Roman" w:cs="Times New Roman" w:hint="eastAsia"/>
+        </w:rPr>
+        <w:t>分支名</w:t>
+      </w:r>
+      <w:r>
+        <w:rPr>
+          <w:rFonts w:ascii="Times New Roman" w:eastAsia="宋体" w:hAnsi="Times New Roman" w:cs="Times New Roman" w:hint="eastAsia"/>
+        </w:rPr>
+        <w:t xml:space="preserve"> </w:t>
+      </w:r>
+      <w:r>
+        <w:rPr>
+          <w:rFonts w:ascii="Times New Roman" w:eastAsia="宋体" w:hAnsi="Times New Roman" w:cs="Times New Roman" w:hint="eastAsia"/>
+        </w:rPr>
+        <w:t>检查这个分支并删除</w:t>
+      </w:r>
+    </w:p>
+    <w:p>
+      <w:pPr>
+        <w:jc w:val="both"/>
+        <w:rPr>
+          <w:rFonts w:ascii="Times New Roman" w:eastAsia="宋体" w:hAnsi="Times New Roman" w:cs="Times New Roman"/>
+        </w:rPr>
+      </w:pPr>
+      <w:r>
+        <w:rPr>
+          <w:rFonts w:ascii="Times New Roman" w:eastAsia="宋体" w:hAnsi="Times New Roman" w:cs="Times New Roman" w:hint="eastAsia"/>
+        </w:rPr>
+        <w:t>10</w:t>
+      </w:r>
+      <w:r>
+        <w:rPr>
+          <w:rFonts w:ascii="Times New Roman" w:eastAsia="宋体" w:hAnsi="Times New Roman" w:cs="Times New Roman" w:hint="eastAsia"/>
+        </w:rPr>
+        <w:t>、</w:t>
+      </w:r>
+      <w:r>
+        <w:rPr>
+          <w:rFonts w:ascii="Times New Roman" w:eastAsia="宋体" w:hAnsi="Times New Roman" w:cs="Times New Roman" w:hint="eastAsia"/>
+        </w:rPr>
+        <w:t xml:space="preserve">git marge </w:t>
+      </w:r>
+      <w:r>
+        <w:rPr>
+          <w:rFonts w:ascii="Times New Roman" w:eastAsia="宋体" w:hAnsi="Times New Roman" w:cs="Times New Roman" w:hint="eastAsia"/>
+        </w:rPr>
+        <w:t>分支名</w:t>
+      </w:r>
+      <w:r>
+        <w:rPr>
+          <w:rFonts w:ascii="Times New Roman" w:eastAsia="宋体" w:hAnsi="Times New Roman" w:cs="Times New Roman" w:hint="eastAsia"/>
+        </w:rPr>
+        <w:t xml:space="preserve"> </w:t>
+      </w:r>
+      <w:r>
+        <w:rPr>
+          <w:rFonts w:ascii="Times New Roman" w:eastAsia="宋体" w:hAnsi="Times New Roman" w:cs="Times New Roman" w:hint="eastAsia"/>
+        </w:rPr>
+        <w:t>将这个分支中的内容合并到当前的分支</w:t>
+      </w:r>
+    </w:p>
+    <w:p>
+      <w:pPr>
+        <w:spacing w:after="0"/>
+        <w:jc w:val="both"/>
+        <w:rPr>
+          <w:rFonts w:ascii="Times New Roman" w:eastAsia="宋体" w:hAnsi="Times New Roman" w:cs="Times New Roman"/>
+        </w:rPr>
+      </w:pPr>
+      <w:r>
+        <w:rPr>
+          <w:rFonts w:ascii="Times New Roman" w:eastAsia="宋体" w:hAnsi="Times New Roman" w:cs="Times New Roman"/>
+        </w:rPr>
+        <w:lastRenderedPageBreak/>
+        <w:t>11</w:t>
+      </w:r>
+      <w:r>
+        <w:rPr>
+          <w:rFonts w:ascii="Times New Roman" w:eastAsia="宋体" w:hAnsi="Times New Roman" w:cs="Times New Roman"/>
+        </w:rPr>
+        <w:t>、退出编辑模式按</w:t>
+      </w:r>
+      <w:r>
+        <w:rPr>
+          <w:rFonts w:ascii="Times New Roman" w:eastAsia="宋体" w:hAnsi="Times New Roman" w:cs="Times New Roman"/>
+        </w:rPr>
+        <w:t>q(quit)</w:t>
+      </w:r>
+      <w:r>
+        <w:rPr>
+          <w:rFonts w:ascii="Times New Roman" w:eastAsia="宋体" w:hAnsi="Times New Roman" w:cs="Times New Roman"/>
+        </w:rPr>
+        <w:t>，按</w:t>
+      </w:r>
+      <w:r>
+        <w:rPr>
+          <w:rFonts w:ascii="Times New Roman" w:eastAsia="宋体" w:hAnsi="Times New Roman" w:cs="Times New Roman"/>
+        </w:rPr>
+        <w:t>w</w:t>
+      </w:r>
+      <w:r>
+        <w:rPr>
+          <w:rFonts w:ascii="Times New Roman" w:eastAsia="宋体" w:hAnsi="Times New Roman" w:cs="Times New Roman"/>
+        </w:rPr>
+        <w:t>是保存（</w:t>
+      </w:r>
+      <w:r>
+        <w:rPr>
+          <w:rFonts w:ascii="Times New Roman" w:eastAsia="宋体" w:hAnsi="Times New Roman" w:cs="Times New Roman"/>
+        </w:rPr>
+        <w:t>write</w:t>
+      </w:r>
+      <w:r>
+        <w:rPr>
+          <w:rFonts w:ascii="Times New Roman" w:eastAsia="宋体" w:hAnsi="Times New Roman" w:cs="Times New Roman"/>
+        </w:rPr>
+        <w:t>）</w:t>
+      </w:r>
+    </w:p>
+    <w:p>
+      <w:pPr>
+        <w:spacing w:after="0"/>
+        <w:jc w:val="both"/>
+        <w:rPr>
+          <w:rFonts w:ascii="Times New Roman" w:eastAsia="宋体" w:hAnsi="Times New Roman" w:cs="Times New Roman"/>
+        </w:rPr>
+      </w:pPr>
+      <w:r>
+        <w:rPr>
+          <w:rFonts w:ascii="Times New Roman" w:eastAsia="宋体" w:hAnsi="Times New Roman" w:cs="Times New Roman"/>
+        </w:rPr>
+        <w:t>12</w:t>
+      </w:r>
+      <w:r>
+        <w:rPr>
+          <w:rFonts w:ascii="Times New Roman" w:eastAsia="宋体" w:hAnsi="Times New Roman" w:cs="Times New Roman"/>
+        </w:rPr>
+        <w:t>、</w:t>
+      </w:r>
+      <w:r>
+        <w:rPr>
+          <w:rFonts w:ascii="Times New Roman" w:eastAsia="宋体" w:hAnsi="Times New Roman" w:cs="Times New Roman"/>
+        </w:rPr>
+        <w:t xml:space="preserve">pwd (Print Working Directory): </w:t>
+      </w:r>
+      <w:r>
+        <w:rPr>
+          <w:rFonts w:ascii="Times New Roman" w:eastAsia="宋体" w:hAnsi="Times New Roman" w:cs="Times New Roman"/>
+        </w:rPr>
+        <w:t>我在哪里？</w:t>
+      </w:r>
+      <w:r>
+        <w:rPr>
+          <w:rFonts w:ascii="Times New Roman" w:eastAsia="宋体" w:hAnsi="Times New Roman" w:cs="Times New Roman"/>
+        </w:rPr>
+        <w:t xml:space="preserve"> </w:t>
+      </w:r>
+      <w:r>
+        <w:rPr>
+          <w:rFonts w:ascii="Times New Roman" w:eastAsia="宋体" w:hAnsi="Times New Roman" w:cs="Times New Roman"/>
+        </w:rPr>
+        <w:t>输入</w:t>
+      </w:r>
+      <w:r>
+        <w:rPr>
+          <w:rFonts w:ascii="Times New Roman" w:eastAsia="宋体" w:hAnsi="Times New Roman" w:cs="Times New Roman"/>
+        </w:rPr>
+        <w:t xml:space="preserve"> pwd </w:t>
+      </w:r>
+      <w:r>
+        <w:rPr>
+          <w:rFonts w:ascii="Times New Roman" w:eastAsia="宋体" w:hAnsi="Times New Roman" w:cs="Times New Roman"/>
+        </w:rPr>
+        <w:t>并回车，终端会告诉你当前所在的完整路径。</w:t>
+      </w:r>
+    </w:p>
+    <w:p>
+      <w:pPr>
+        <w:spacing w:after="0"/>
+        <w:jc w:val="both"/>
+        <w:rPr>
+          <w:rFonts w:ascii="Times New Roman" w:eastAsia="宋体" w:hAnsi="Times New Roman" w:cs="Times New Roman"/>
+        </w:rPr>
+      </w:pPr>
+      <w:r>
+        <w:rPr>
+          <w:rFonts w:ascii="Times New Roman" w:eastAsia="宋体" w:hAnsi="Times New Roman" w:cs="Times New Roman"/>
+        </w:rPr>
+        <w:t>13</w:t>
+      </w:r>
+      <w:r>
+        <w:rPr>
+          <w:rFonts w:ascii="Times New Roman" w:eastAsia="宋体" w:hAnsi="Times New Roman" w:cs="Times New Roman"/>
+        </w:rPr>
+        <w:t>、</w:t>
+      </w:r>
+      <w:r>
+        <w:rPr>
+          <w:rFonts w:ascii="Times New Roman" w:eastAsia="宋体" w:hAnsi="Times New Roman" w:cs="Times New Roman"/>
+        </w:rPr>
+        <w:t xml:space="preserve">ls (List): </w:t>
+      </w:r>
+      <w:r>
+        <w:rPr>
+          <w:rFonts w:ascii="Times New Roman" w:eastAsia="宋体" w:hAnsi="Times New Roman" w:cs="Times New Roman"/>
+        </w:rPr>
+        <w:t>附近有什么？</w:t>
+      </w:r>
+      <w:r>
+        <w:rPr>
+          <w:rFonts w:ascii="Times New Roman" w:eastAsia="宋体" w:hAnsi="Times New Roman" w:cs="Times New Roman"/>
+        </w:rPr>
+        <w:t xml:space="preserve"> </w:t>
+      </w:r>
+      <w:r>
+        <w:rPr>
+          <w:rFonts w:ascii="Times New Roman" w:eastAsia="宋体" w:hAnsi="Times New Roman" w:cs="Times New Roman"/>
+        </w:rPr>
+        <w:t>输入</w:t>
+      </w:r>
+      <w:r>
+        <w:rPr>
+          <w:rFonts w:ascii="Times New Roman" w:eastAsia="宋体" w:hAnsi="Times New Roman" w:cs="Times New Roman"/>
+        </w:rPr>
+        <w:t xml:space="preserve"> ls </w:t>
+      </w:r>
+      <w:r>
+        <w:rPr>
+          <w:rFonts w:ascii="Times New Roman" w:eastAsia="宋体" w:hAnsi="Times New Roman" w:cs="Times New Roman"/>
+        </w:rPr>
+        <w:t>并回车，会列出当前文件夹下的所有文件和子文件夹。</w:t>
+      </w:r>
+    </w:p>
+    <w:p>
+      <w:pPr>
+        <w:spacing w:after="0"/>
+        <w:jc w:val="both"/>
+        <w:rPr>
+          <w:rFonts w:ascii="Times New Roman" w:eastAsia="宋体" w:hAnsi="Times New Roman" w:cs="Times New Roman"/>
+        </w:rPr>
+      </w:pPr>
+      <w:r>
+        <w:rPr>
+          <w:rFonts w:ascii="Times New Roman" w:eastAsia="宋体" w:hAnsi="Times New Roman" w:cs="Times New Roman"/>
+        </w:rPr>
+        <w:t>14</w:t>
+      </w:r>
+      <w:r>
+        <w:rPr>
+          <w:rFonts w:ascii="Times New Roman" w:eastAsia="宋体" w:hAnsi="Times New Roman" w:cs="Times New Roman"/>
+        </w:rPr>
+        <w:t>、</w:t>
+      </w:r>
+      <w:r>
+        <w:rPr>
+          <w:rFonts w:ascii="Times New Roman" w:eastAsia="宋体" w:hAnsi="Times New Roman" w:cs="Times New Roman"/>
+        </w:rPr>
+        <w:t xml:space="preserve">cd </w:t>
+      </w:r>
+      <w:r>
+        <w:rPr>
+          <w:rFonts w:ascii="Times New Roman" w:eastAsia="宋体" w:hAnsi="Times New Roman" w:cs="Times New Roman"/>
+        </w:rPr>
+        <w:t>文件夹名称</w:t>
+      </w:r>
+      <w:r>
+        <w:rPr>
+          <w:rFonts w:ascii="Times New Roman" w:eastAsia="宋体" w:hAnsi="Times New Roman" w:cs="Times New Roman"/>
+        </w:rPr>
+        <w:t xml:space="preserve"> </w:t>
+      </w:r>
+      <w:r>
+        <w:rPr>
+          <w:rFonts w:ascii="Times New Roman" w:eastAsia="宋体" w:hAnsi="Times New Roman" w:cs="Times New Roman"/>
+        </w:rPr>
+        <w:t>进入到当前目录的某个文件夹</w:t>
+      </w:r>
+      <w:r>
+        <w:rPr>
+          <w:rFonts w:ascii="Times New Roman" w:eastAsia="宋体" w:hAnsi="Times New Roman" w:cs="Times New Roman" w:hint="eastAsia"/>
+        </w:rPr>
+        <w:t>，</w:t>
+      </w:r>
+      <w:r>
+        <w:rPr>
+          <w:rFonts w:ascii="Times New Roman" w:eastAsia="宋体" w:hAnsi="Times New Roman" w:cs="Times New Roman"/>
+        </w:rPr>
+        <w:t xml:space="preserve">cd (Change Directory): </w:t>
+      </w:r>
+      <w:r>
+        <w:rPr>
+          <w:rFonts w:ascii="Times New Roman" w:eastAsia="宋体" w:hAnsi="Times New Roman" w:cs="Times New Roman"/>
+        </w:rPr>
+        <w:t>我要去哪里？</w:t>
+      </w:r>
+      <w:r>
+        <w:rPr>
+          <w:rFonts w:ascii="Times New Roman" w:eastAsia="宋体" w:hAnsi="Times New Roman" w:cs="Times New Roman"/>
+        </w:rPr>
+        <w:t xml:space="preserve"> </w:t>
+      </w:r>
+      <w:r>
+        <w:rPr>
+          <w:rFonts w:ascii="Times New Roman" w:eastAsia="宋体" w:hAnsi="Times New Roman" w:cs="Times New Roman"/>
+        </w:rPr>
+        <w:t>这是最常用的命令，也就是</w:t>
+      </w:r>
+      <w:r>
+        <w:rPr>
+          <w:rFonts w:ascii="Times New Roman" w:eastAsia="宋体" w:hAnsi="Times New Roman" w:cs="Times New Roman"/>
+        </w:rPr>
+        <w:t>“</w:t>
+      </w:r>
+      <w:r>
+        <w:rPr>
+          <w:rFonts w:ascii="Times New Roman" w:eastAsia="宋体" w:hAnsi="Times New Roman" w:cs="Times New Roman"/>
+        </w:rPr>
+        <w:t>切换目录</w:t>
+      </w:r>
+      <w:r>
+        <w:rPr>
+          <w:rFonts w:ascii="Times New Roman" w:eastAsia="宋体" w:hAnsi="Times New Roman" w:cs="Times New Roman"/>
+        </w:rPr>
+        <w:t>”</w:t>
+      </w:r>
+      <w:r>
+        <w:rPr>
+          <w:rFonts w:ascii="Times New Roman" w:eastAsia="宋体" w:hAnsi="Times New Roman" w:cs="Times New Roman"/>
+        </w:rPr>
+        <w:t>。注意</w:t>
+      </w:r>
+      <w:r>
+        <w:rPr>
+          <w:rFonts w:ascii="Times New Roman" w:eastAsia="宋体" w:hAnsi="Times New Roman" w:cs="Times New Roman"/>
+        </w:rPr>
+        <w:t xml:space="preserve"> cd </w:t>
+      </w:r>
+      <w:r>
+        <w:rPr>
+          <w:rFonts w:ascii="Times New Roman" w:eastAsia="宋体" w:hAnsi="Times New Roman" w:cs="Times New Roman"/>
+        </w:rPr>
+        <w:t>后面必须有空格。</w:t>
+      </w:r>
+    </w:p>
+    <w:p>
+      <w:pPr>
+        <w:spacing w:after="0"/>
+        <w:jc w:val="both"/>
+        <w:rPr>
+          <w:rFonts w:ascii="Times New Roman" w:eastAsia="宋体" w:hAnsi="Times New Roman" w:cs="Times New Roman"/>
+        </w:rPr>
+      </w:pPr>
+      <w:r>
+        <w:rPr>
+          <w:rFonts w:ascii="Times New Roman" w:eastAsia="宋体" w:hAnsi="Times New Roman" w:cs="Times New Roman" w:hint="eastAsia"/>
+        </w:rPr>
+        <w:t>15</w:t>
+      </w:r>
+      <w:r>
+        <w:rPr>
+          <w:rFonts w:ascii="Times New Roman" w:eastAsia="宋体" w:hAnsi="Times New Roman" w:cs="Times New Roman" w:hint="eastAsia"/>
+        </w:rPr>
+        <w:t>、</w:t>
+      </w:r>
+      <w:r>
+        <w:rPr>
+          <w:rFonts w:ascii="Times New Roman" w:eastAsia="宋体" w:hAnsi="Times New Roman" w:cs="Times New Roman" w:hint="eastAsia"/>
+        </w:rPr>
+        <w:t xml:space="preserve">git remote add </w:t>
+      </w:r>
+      <w:r>
+        <w:rPr>
+          <w:rFonts w:ascii="Times New Roman" w:eastAsia="宋体" w:hAnsi="Times New Roman" w:cs="Times New Roman" w:hint="eastAsia"/>
+        </w:rPr>
+        <w:t>别名</w:t>
+      </w:r>
+      <w:r>
+        <w:rPr>
+          <w:rFonts w:ascii="Times New Roman" w:eastAsia="宋体" w:hAnsi="Times New Roman" w:cs="Times New Roman" w:hint="eastAsia"/>
+        </w:rPr>
+        <w:t xml:space="preserve"> </w:t>
+      </w:r>
+      <w:r>
+        <w:rPr>
+          <w:rFonts w:ascii="Times New Roman" w:eastAsia="宋体" w:hAnsi="Times New Roman" w:cs="Times New Roman" w:hint="eastAsia"/>
+        </w:rPr>
+        <w:t>实际的仓库地址</w:t>
+      </w:r>
+      <w:r>
+        <w:rPr>
+          <w:rFonts w:ascii="Times New Roman" w:eastAsia="宋体" w:hAnsi="Times New Roman" w:cs="Times New Roman" w:hint="eastAsia"/>
+        </w:rPr>
+        <w:t xml:space="preserve"> </w:t>
+      </w:r>
+      <w:r>
+        <w:rPr>
+          <w:rFonts w:ascii="Times New Roman" w:eastAsia="宋体" w:hAnsi="Times New Roman" w:cs="Times New Roman" w:hint="eastAsia"/>
+        </w:rPr>
+        <w:t>每次推送都先要给远端仓库地址起一个别名</w:t>
+      </w:r>
+    </w:p>
+    <w:p>
+      <w:pPr>
+        <w:spacing w:after="0"/>
+        <w:jc w:val="both"/>
+        <w:rPr>
+          <w:rFonts w:ascii="Times New Roman" w:eastAsia="宋体" w:hAnsi="Times New Roman" w:cs="Times New Roman"/>
+        </w:rPr>
+      </w:pPr>
+      <w:r>
+        <w:rPr>
+          <w:rFonts w:ascii="Times New Roman" w:eastAsia="宋体" w:hAnsi="Times New Roman" w:cs="Times New Roman" w:hint="eastAsia"/>
+        </w:rPr>
+        <w:t>16</w:t>
+      </w:r>
+      <w:r>
+        <w:rPr>
+          <w:rFonts w:ascii="Times New Roman" w:eastAsia="宋体" w:hAnsi="Times New Roman" w:cs="Times New Roman" w:hint="eastAsia"/>
+        </w:rPr>
+        <w:t>、</w:t>
+      </w:r>
+      <w:r>
+        <w:rPr>
+          <w:rFonts w:ascii="Times New Roman" w:eastAsia="宋体" w:hAnsi="Times New Roman" w:cs="Times New Roman" w:hint="eastAsia"/>
+        </w:rPr>
+        <w:t xml:space="preserve">git remote -v </w:t>
+      </w:r>
+      <w:r>
+        <w:rPr>
+          <w:rFonts w:ascii="Times New Roman" w:eastAsia="宋体" w:hAnsi="Times New Roman" w:cs="Times New Roman" w:hint="eastAsia"/>
+        </w:rPr>
+        <w:t>查看远端的仓库地址</w:t>
+      </w:r>
+    </w:p>
+    <w:p>
+      <w:pPr>
+        <w:spacing w:after="0"/>
+        <w:jc w:val="both"/>
+        <w:rPr>
+          <w:rFonts w:ascii="Times New Roman" w:eastAsia="宋体" w:hAnsi="Times New Roman" w:cs="Times New Roman"/>
+        </w:rPr>
+      </w:pPr>
+      <w:r>
+        <w:rPr>
+          <w:rFonts w:ascii="Times New Roman" w:eastAsia="宋体" w:hAnsi="Times New Roman" w:cs="Times New Roman" w:hint="eastAsia"/>
+        </w:rPr>
+        <w:t>17</w:t>
+      </w:r>
+      <w:r>
+        <w:rPr>
+          <w:rFonts w:ascii="Times New Roman" w:eastAsia="宋体" w:hAnsi="Times New Roman" w:cs="Times New Roman" w:hint="eastAsia"/>
+        </w:rPr>
+        <w:t>、</w:t>
+      </w:r>
+      <w:r>
+        <w:rPr>
+          <w:rFonts w:ascii="Times New Roman" w:eastAsia="宋体" w:hAnsi="Times New Roman" w:cs="Times New Roman" w:hint="eastAsia"/>
+        </w:rPr>
+        <w:t xml:space="preserve">git push origin </w:t>
+      </w:r>
+      <w:r>
+        <w:rPr>
+          <w:rFonts w:ascii="Times New Roman" w:eastAsia="宋体" w:hAnsi="Times New Roman" w:cs="Times New Roman" w:hint="eastAsia"/>
+        </w:rPr>
+        <w:t>分支名</w:t>
+      </w:r>
+      <w:r>
+        <w:rPr>
+          <w:rFonts w:ascii="Times New Roman" w:eastAsia="宋体" w:hAnsi="Times New Roman" w:cs="Times New Roman" w:hint="eastAsia"/>
+        </w:rPr>
+        <w:t xml:space="preserve"> </w:t>
+      </w:r>
+      <w:r>
+        <w:rPr>
+          <w:rFonts w:ascii="Times New Roman" w:eastAsia="宋体" w:hAnsi="Times New Roman" w:cs="Times New Roman" w:hint="eastAsia"/>
+        </w:rPr>
+        <w:t>推送到远端仓库</w:t>
+      </w:r>
+    </w:p>
+    <w:p>
+      <w:pPr>
+        <w:spacing w:after="0"/>
+        <w:jc w:val="both"/>
+        <w:rPr>
+          <w:rFonts w:ascii="Times New Roman" w:eastAsia="宋体" w:hAnsi="Times New Roman" w:cs="Times New Roman"/>
+        </w:rPr>
+      </w:pPr>
+      <w:r>
+        <w:rPr>
+          <w:rFonts w:ascii="Times New Roman" w:eastAsia="宋体" w:hAnsi="Times New Roman" w:cs="Times New Roman" w:hint="eastAsia"/>
+        </w:rPr>
+        <w:t>18</w:t>
+      </w:r>
+      <w:r>
+        <w:rPr>
+          <w:rFonts w:ascii="Times New Roman" w:eastAsia="宋体" w:hAnsi="Times New Roman" w:cs="Times New Roman" w:hint="eastAsia"/>
+        </w:rPr>
+        <w:t>、</w:t>
+      </w:r>
+      <w:r>
+        <w:rPr>
+          <w:rFonts w:ascii="Times New Roman" w:eastAsia="宋体" w:hAnsi="Times New Roman" w:cs="Times New Roman" w:hint="eastAsia"/>
+        </w:rPr>
+        <w:t xml:space="preserve">git clone </w:t>
+      </w:r>
+      <w:r>
+        <w:rPr>
+          <w:rFonts w:ascii="Times New Roman" w:eastAsia="宋体" w:hAnsi="Times New Roman" w:cs="Times New Roman" w:hint="eastAsia"/>
+        </w:rPr>
+        <w:t>远端地址</w:t>
+      </w:r>
+      <w:r>
+        <w:rPr>
+          <w:rFonts w:ascii="Times New Roman" w:eastAsia="宋体" w:hAnsi="Times New Roman" w:cs="Times New Roman" w:hint="eastAsia"/>
+        </w:rPr>
+        <w:t xml:space="preserve"> </w:t>
+      </w:r>
+      <w:r>
+        <w:rPr>
+          <w:rFonts w:ascii="Times New Roman" w:eastAsia="宋体" w:hAnsi="Times New Roman" w:cs="Times New Roman" w:hint="eastAsia"/>
+        </w:rPr>
+        <w:t>作用：把远端完整的下载到本地，创建远端别名，初始化本地仓库。</w:t>
+      </w:r>
+    </w:p>
+    <w:p>
+      <w:pPr>
+        <w:spacing w:after="0"/>
+        <w:jc w:val="both"/>
+        <w:rPr>
+          <w:rFonts w:ascii="Times New Roman" w:eastAsia="宋体" w:hAnsi="Times New Roman" w:cs="Times New Roman"/>
+        </w:rPr>
+      </w:pPr>
+      <w:r>
+        <w:rPr>
+          <w:rFonts w:ascii="Times New Roman" w:eastAsia="宋体" w:hAnsi="Times New Roman" w:cs="Times New Roman" w:hint="eastAsia"/>
+        </w:rPr>
+        <w:t>19</w:t>
+      </w:r>
+      <w:r>
+        <w:rPr>
+          <w:rFonts w:ascii="Times New Roman" w:eastAsia="宋体" w:hAnsi="Times New Roman" w:cs="Times New Roman" w:hint="eastAsia"/>
+        </w:rPr>
+        <w:t>、</w:t>
+      </w:r>
+      <w:r>
+        <w:rPr>
+          <w:rFonts w:ascii="Times New Roman" w:eastAsia="宋体" w:hAnsi="Times New Roman" w:cs="Times New Roman" w:hint="eastAsia"/>
+        </w:rPr>
+        <w:t xml:space="preserve">git push origin </w:t>
+      </w:r>
+      <w:r>
+        <w:rPr>
+          <w:rFonts w:ascii="Times New Roman" w:eastAsia="宋体" w:hAnsi="Times New Roman" w:cs="Times New Roman" w:hint="eastAsia"/>
+        </w:rPr>
+        <w:t>分支名</w:t>
+      </w:r>
+      <w:r>
+        <w:rPr>
+          <w:rFonts w:ascii="Times New Roman" w:eastAsia="宋体" w:hAnsi="Times New Roman" w:cs="Times New Roman" w:hint="eastAsia"/>
+        </w:rPr>
+        <w:t xml:space="preserve"> </w:t>
+      </w:r>
+      <w:r>
+        <w:rPr>
+          <w:rFonts w:ascii="Times New Roman" w:eastAsia="宋体" w:hAnsi="Times New Roman" w:cs="Times New Roman" w:hint="eastAsia"/>
+        </w:rPr>
+        <w:t>推送到远端的分支上</w:t>
+      </w:r>
+    </w:p>
+    <w:p>
+      <w:pPr>
+        <w:jc w:val="both"/>
+        <w:rPr>
+          <w:rFonts w:ascii="Times New Roman" w:eastAsia="宋体" w:hAnsi="Times New Roman" w:cs="Times New Roman"/>
+        </w:rPr>
+      </w:pPr>
+      <w:r>
+        <w:rPr>
+          <w:rFonts w:ascii="Times New Roman" w:eastAsia="宋体" w:hAnsi="Times New Roman" w:cs="Times New Roman" w:hint="eastAsia"/>
+        </w:rPr>
+        <w:t>邀请成员加入开发，【</w:t>
+      </w:r>
+      <w:r>
+        <w:rPr>
+          <w:rFonts w:ascii="Times New Roman" w:eastAsia="宋体" w:hAnsi="Times New Roman" w:cs="Times New Roman" w:hint="eastAsia"/>
+        </w:rPr>
+        <w:t>尚硅谷】</w:t>
+      </w:r>
+      <w:r>
+        <w:rPr>
+          <w:rFonts w:ascii="Times New Roman" w:eastAsia="宋体" w:hAnsi="Times New Roman" w:cs="Times New Roman" w:hint="eastAsia"/>
+        </w:rPr>
+        <w:t>Git</w:t>
+      </w:r>
+      <w:r>
+        <w:rPr>
+          <w:rFonts w:ascii="Times New Roman" w:eastAsia="宋体" w:hAnsi="Times New Roman" w:cs="Times New Roman" w:hint="eastAsia"/>
+        </w:rPr>
+        <w:t>与</w:t>
+      </w:r>
+      <w:r>
+        <w:rPr>
+          <w:rFonts w:ascii="Times New Roman" w:eastAsia="宋体" w:hAnsi="Times New Roman" w:cs="Times New Roman" w:hint="eastAsia"/>
+        </w:rPr>
+        <w:t>GitHub</w:t>
+      </w:r>
+      <w:r>
+        <w:rPr>
+          <w:rFonts w:ascii="Times New Roman" w:eastAsia="宋体" w:hAnsi="Times New Roman" w:cs="Times New Roman" w:hint="eastAsia"/>
+        </w:rPr>
+        <w:t>基础全套完整版教程（快速上手，一套搞定）</w:t>
+      </w:r>
+      <w:r>
+        <w:rPr>
+          <w:rFonts w:ascii="Times New Roman" w:eastAsia="宋体" w:hAnsi="Times New Roman" w:cs="Times New Roman" w:hint="eastAsia"/>
+        </w:rPr>
+        <w:t>的第</w:t>
+      </w:r>
+      <w:r>
+        <w:rPr>
+          <w:rFonts w:ascii="Times New Roman" w:eastAsia="宋体" w:hAnsi="Times New Roman" w:cs="Times New Roman" w:hint="eastAsia"/>
+        </w:rPr>
+        <w:t>38</w:t>
+      </w:r>
+      <w:r>
+        <w:rPr>
+          <w:rFonts w:ascii="Times New Roman" w:eastAsia="宋体" w:hAnsi="Times New Roman" w:cs="Times New Roman" w:hint="eastAsia"/>
+        </w:rPr>
+        <w:t>节。</w:t>
+      </w:r>
+    </w:p>
+    <w:p>
+      <w:pPr>
+        <w:spacing w:after="0"/>
+        <w:jc w:val="both"/>
+        <w:rPr>
+          <w:rFonts w:ascii="Times New Roman" w:eastAsia="宋体" w:hAnsi="Times New Roman" w:cs="Times New Roman"/>
+        </w:rPr>
+      </w:pPr>
+      <w:r>
+        <w:rPr>
+          <w:rFonts w:ascii="Times New Roman" w:eastAsia="宋体" w:hAnsi="Times New Roman" w:cs="Times New Roman" w:hint="eastAsia"/>
+        </w:rPr>
+        <w:t>20</w:t>
+      </w:r>
+      <w:r>
+        <w:rPr>
+          <w:rFonts w:ascii="Times New Roman" w:eastAsia="宋体" w:hAnsi="Times New Roman" w:cs="Times New Roman" w:hint="eastAsia"/>
+        </w:rPr>
+        <w:t>、</w:t>
+      </w:r>
+      <w:r>
+        <w:rPr>
+          <w:rFonts w:ascii="Times New Roman" w:eastAsia="宋体" w:hAnsi="Times New Roman" w:cs="Times New Roman" w:hint="eastAsia"/>
+        </w:rPr>
+        <w:t xml:space="preserve">git pull </w:t>
+      </w:r>
+      <w:r>
+        <w:rPr>
+          <w:rFonts w:ascii="Times New Roman" w:eastAsia="宋体" w:hAnsi="Times New Roman" w:cs="Times New Roman" w:hint="eastAsia"/>
+        </w:rPr>
+        <w:t>远程仓库名</w:t>
+      </w:r>
+      <w:r>
+        <w:rPr>
+          <w:rFonts w:ascii="Times New Roman" w:eastAsia="宋体" w:hAnsi="Times New Roman" w:cs="Times New Roman" w:hint="eastAsia"/>
+        </w:rPr>
+        <w:t xml:space="preserve"> </w:t>
+      </w:r>
+      <w:r>
+        <w:rPr>
+          <w:rFonts w:ascii="Times New Roman" w:eastAsia="宋体" w:hAnsi="Times New Roman" w:cs="Times New Roman" w:hint="eastAsia"/>
+        </w:rPr>
+        <w:t>远程分支名</w:t>
+      </w:r>
+    </w:p>
+    <w:p>
+      <w:pPr>
+        <w:spacing w:after="0"/>
+        <w:jc w:val="both"/>
+        <w:rPr>
+          <w:rFonts w:ascii="Times New Roman" w:eastAsia="宋体" w:hAnsi="Times New Roman" w:cs="Times New Roman"/>
+        </w:rPr>
+      </w:pPr>
+      <w:r>
+        <w:rPr>
+          <w:rFonts w:ascii="Times New Roman" w:eastAsia="宋体" w:hAnsi="Times New Roman" w:cs="Times New Roman" w:hint="eastAsia"/>
+        </w:rPr>
+        <w:t xml:space="preserve">git fetch </w:t>
+      </w:r>
+      <w:r>
+        <w:rPr>
+          <w:rFonts w:ascii="Times New Roman" w:eastAsia="宋体" w:hAnsi="Times New Roman" w:cs="Times New Roman" w:hint="eastAsia"/>
+        </w:rPr>
+        <w:t>远程仓库名</w:t>
+      </w:r>
+      <w:r>
+        <w:rPr>
+          <w:rFonts w:ascii="Times New Roman" w:eastAsia="宋体" w:hAnsi="Times New Roman" w:cs="Times New Roman" w:hint="eastAsia"/>
+        </w:rPr>
+        <w:t xml:space="preserve"> </w:t>
+      </w:r>
+      <w:r>
+        <w:rPr>
+          <w:rFonts w:ascii="Times New Roman" w:eastAsia="宋体" w:hAnsi="Times New Roman" w:cs="Times New Roman" w:hint="eastAsia"/>
+        </w:rPr>
+        <w:t>远程分支名</w:t>
+      </w:r>
+    </w:p>
+    <w:p>
+      <w:pPr>
+        <w:spacing w:after="0"/>
+        <w:jc w:val="both"/>
+        <w:rPr>
+          <w:rFonts w:ascii="Times New Roman" w:eastAsia="宋体" w:hAnsi="Times New Roman" w:cs="Times New Roman"/>
+        </w:rPr>
+      </w:pPr>
+      <w:r>
+        <w:rPr>
+          <w:rFonts w:ascii="Times New Roman" w:eastAsia="宋体" w:hAnsi="Times New Roman" w:cs="Times New Roman" w:hint="eastAsia"/>
+        </w:rPr>
+        <w:t xml:space="preserve">git merge </w:t>
+      </w:r>
+      <w:r>
+        <w:rPr>
+          <w:rFonts w:ascii="Times New Roman" w:eastAsia="宋体" w:hAnsi="Times New Roman" w:cs="Times New Roman" w:hint="eastAsia"/>
+        </w:rPr>
+        <w:t>远程仓库名</w:t>
+      </w:r>
+      <w:r>
+        <w:rPr>
+          <w:rFonts w:ascii="Times New Roman" w:eastAsia="宋体" w:hAnsi="Times New Roman" w:cs="Times New Roman" w:hint="eastAsia"/>
+        </w:rPr>
+        <w:t>/</w:t>
+      </w:r>
+      <w:r>
+        <w:rPr>
+          <w:rFonts w:ascii="Times New Roman" w:eastAsia="宋体" w:hAnsi="Times New Roman" w:cs="Times New Roman" w:hint="eastAsia"/>
+        </w:rPr>
+        <w:t>本地分支名</w:t>
+      </w:r>
+    </w:p>
+    <w:p>
+      <w:pPr>
+        <w:spacing w:after="0"/>
+        <w:jc w:val="both"/>
+        <w:rPr>
+          <w:rFonts w:ascii="Times New Roman" w:eastAsia="宋体" w:hAnsi="Times New Roman" w:cs="Times New Roman"/>
+        </w:rPr>
+      </w:pPr>
+      <w:r>
+        <w:rPr>
+          <w:rFonts w:ascii="Times New Roman" w:eastAsia="宋体" w:hAnsi="Times New Roman" w:cs="Times New Roman" w:hint="eastAsia"/>
+        </w:rPr>
+        <w:t>21</w:t>
+      </w:r>
+      <w:r>
+        <w:rPr>
+          <w:rFonts w:ascii="Times New Roman" w:eastAsia="宋体" w:hAnsi="Times New Roman" w:cs="Times New Roman" w:hint="eastAsia"/>
+        </w:rPr>
+        <w:t>、解决推送冲突问题，如果</w:t>
+      </w:r>
+      <w:r>
+        <w:rPr>
+          <w:rFonts w:ascii="Times New Roman" w:eastAsia="宋体" w:hAnsi="Times New Roman" w:cs="Times New Roman" w:hint="eastAsia"/>
+        </w:rPr>
+        <w:t>push</w:t>
+      </w:r>
+      <w:r>
+        <w:rPr>
+          <w:rFonts w:ascii="Times New Roman" w:eastAsia="宋体" w:hAnsi="Times New Roman" w:cs="Times New Roman" w:hint="eastAsia"/>
+        </w:rPr>
+        <w:t>的不是基于远端最新版的内容修改，则需要先进行</w:t>
+      </w:r>
+      <w:r>
+        <w:rPr>
+          <w:rFonts w:ascii="Times New Roman" w:eastAsia="宋体" w:hAnsi="Times New Roman" w:cs="Times New Roman" w:hint="eastAsia"/>
+        </w:rPr>
+        <w:t>pull</w:t>
+      </w:r>
+      <w:r>
+        <w:rPr>
+          <w:rFonts w:ascii="Times New Roman" w:eastAsia="宋体" w:hAnsi="Times New Roman" w:cs="Times New Roman" w:hint="eastAsia"/>
+        </w:rPr>
+        <w:t>，然后进行分支冲突解决的步骤操作</w:t>
+      </w:r>
+    </w:p>
+    <w:p>
+      <w:pPr>
+        <w:jc w:val="both"/>
+        <w:rPr>
+          <w:rFonts w:ascii="Times New Roman" w:eastAsia="宋体" w:hAnsi="Times New Roman" w:cs="Times New Roman"/>
+        </w:rPr>
+      </w:pPr>
+      <w:r>
+        <w:rPr>
+          <w:rFonts w:ascii="Times New Roman" w:eastAsia="宋体" w:hAnsi="Times New Roman" w:cs="Times New Roman" w:hint="eastAsia"/>
+        </w:rPr>
+        <w:t>22</w:t>
+      </w:r>
+      <w:r>
+        <w:rPr>
+          <w:rFonts w:ascii="Times New Roman" w:eastAsia="宋体" w:hAnsi="Times New Roman" w:cs="Times New Roman" w:hint="eastAsia"/>
+        </w:rPr>
+        <w:t>、跨团队协作</w:t>
+      </w:r>
+      <w:r>
+        <w:rPr>
+          <w:rFonts w:ascii="Times New Roman" w:eastAsia="宋体" w:hAnsi="Times New Roman" w:cs="Times New Roman" w:hint="eastAsia"/>
+        </w:rPr>
+        <w:t>在【</w:t>
+      </w:r>
+      <w:r>
+        <w:rPr>
+          <w:rFonts w:ascii="Times New Roman" w:eastAsia="宋体" w:hAnsi="Times New Roman" w:cs="Times New Roman" w:hint="eastAsia"/>
+        </w:rPr>
+        <w:t>尚硅谷】</w:t>
+      </w:r>
+      <w:r>
+        <w:rPr>
+          <w:rFonts w:ascii="Times New Roman" w:eastAsia="宋体" w:hAnsi="Times New Roman" w:cs="Times New Roman" w:hint="eastAsia"/>
+        </w:rPr>
+        <w:t>Git</w:t>
+      </w:r>
+      <w:r>
+        <w:rPr>
+          <w:rFonts w:ascii="Times New Roman" w:eastAsia="宋体" w:hAnsi="Times New Roman" w:cs="Times New Roman" w:hint="eastAsia"/>
+        </w:rPr>
+        <w:t>与</w:t>
+      </w:r>
+      <w:r>
+        <w:rPr>
+          <w:rFonts w:ascii="Times New Roman" w:eastAsia="宋体" w:hAnsi="Times New Roman" w:cs="Times New Roman" w:hint="eastAsia"/>
+        </w:rPr>
+        <w:t>GitHub</w:t>
+      </w:r>
+      <w:r>
+        <w:rPr>
+          <w:rFonts w:ascii="Times New Roman" w:eastAsia="宋体" w:hAnsi="Times New Roman" w:cs="Times New Roman" w:hint="eastAsia"/>
+        </w:rPr>
+        <w:t>基础全套完整版教程（快速上手，一套搞定）</w:t>
+      </w:r>
+      <w:r>
+        <w:rPr>
+          <w:rFonts w:ascii="Times New Roman" w:eastAsia="宋体" w:hAnsi="Times New Roman" w:cs="Times New Roman" w:hint="eastAsia"/>
+        </w:rPr>
+        <w:t>的第</w:t>
+      </w:r>
+      <w:r>
+        <w:rPr>
+          <w:rFonts w:ascii="Times New Roman" w:eastAsia="宋体" w:hAnsi="Times New Roman" w:cs="Times New Roman" w:hint="eastAsia"/>
+        </w:rPr>
+        <w:t>41</w:t>
+      </w:r>
+      <w:r>
+        <w:rPr>
+          <w:rFonts w:ascii="Times New Roman" w:eastAsia="宋体" w:hAnsi="Times New Roman" w:cs="Times New Roman" w:hint="eastAsia"/>
+        </w:rPr>
+        <w:t>节。</w:t>
+      </w:r>
+    </w:p>
+    <w:p>
+      <w:pPr>
+        <w:jc w:val="both"/>
+        <w:rPr>
+          <w:rFonts w:ascii="Times New Roman" w:eastAsia="宋体" w:hAnsi="Times New Roman" w:cs="Times New Roman"/>
+        </w:rPr>
+      </w:pPr>
+      <w:r>
+        <w:rPr>
+          <w:rFonts w:ascii="Times New Roman" w:eastAsia="宋体" w:hAnsi="Times New Roman" w:cs="Times New Roman" w:hint="eastAsia"/>
+        </w:rPr>
+        <w:t>23</w:t>
+      </w:r>
+      <w:r>
+        <w:rPr>
+          <w:rFonts w:ascii="Times New Roman" w:eastAsia="宋体" w:hAnsi="Times New Roman" w:cs="Times New Roman" w:hint="eastAsia"/>
+        </w:rPr>
+        <w:t>、</w:t>
+      </w:r>
+      <w:r>
+        <w:rPr>
+          <w:rFonts w:ascii="Times New Roman" w:eastAsia="宋体" w:hAnsi="Times New Roman" w:cs="Times New Roman"/>
+        </w:rPr>
+        <w:t xml:space="preserve">git restore </w:t>
+      </w:r>
+      <w:r>
+        <w:rPr>
+          <w:rFonts w:ascii="Times New Roman" w:eastAsia="宋体" w:hAnsi="Times New Roman" w:cs="Times New Roman"/>
+        </w:rPr>
+        <w:t>–</w:t>
+      </w:r>
+      <w:r>
+        <w:rPr>
+          <w:rFonts w:ascii="Times New Roman" w:eastAsia="宋体" w:hAnsi="Times New Roman" w:cs="Times New Roman"/>
+        </w:rPr>
+        <w:t>staged</w:t>
+      </w:r>
+      <w:r>
+        <w:rPr>
+          <w:rFonts w:ascii="Times New Roman" w:eastAsia="宋体" w:hAnsi="Times New Roman" w:cs="Times New Roman" w:hint="eastAsia"/>
+        </w:rPr>
+        <w:t xml:space="preserve"> </w:t>
+      </w:r>
+      <w:r>
+        <w:rPr>
+          <w:rFonts w:ascii="Times New Roman" w:eastAsia="宋体" w:hAnsi="Times New Roman" w:cs="Times New Roman" w:hint="eastAsia"/>
+        </w:rPr>
+        <w:t>文件名</w:t>
+      </w:r>
+      <w:r>
+        <w:rPr>
+          <w:rFonts w:ascii="Times New Roman" w:eastAsia="宋体" w:hAnsi="Times New Roman" w:cs="Times New Roman"/>
+        </w:rPr>
+        <w:t>/</w:t>
+      </w:r>
+      <w:r>
+        <w:rPr>
+          <w:rFonts w:ascii="Times New Roman" w:eastAsia="宋体" w:hAnsi="Times New Roman" w:cs="Times New Roman" w:hint="eastAsia"/>
+        </w:rPr>
+        <w:t xml:space="preserve"> </w:t>
+      </w:r>
+      <w:r>
+        <w:rPr>
+          <w:rFonts w:ascii="Times New Roman" w:eastAsia="宋体" w:hAnsi="Times New Roman" w:cs="Times New Roman" w:hint="eastAsia"/>
+        </w:rPr>
+        <w:t>从暂存区撤销特定的文件</w:t>
+      </w:r>
+    </w:p>
+    <w:p>
+      <w:pPr>
+        <w:jc w:val="both"/>
+        <w:rPr>
+          <w:rFonts w:ascii="Times New Roman" w:eastAsia="宋体" w:hAnsi="Times New Roman" w:cs="Times New Roman"/>
+        </w:rPr>
+      </w:pPr>
+      <w:r>
+        <w:rPr>
+          <w:rFonts w:ascii="Times New Roman" w:eastAsia="宋体" w:hAnsi="Times New Roman" w:cs="Times New Roman" w:hint="eastAsia"/>
+        </w:rPr>
+        <w:t>24</w:t>
+      </w:r>
+      <w:r>
+        <w:rPr>
+          <w:rFonts w:ascii="Times New Roman" w:eastAsia="宋体" w:hAnsi="Times New Roman" w:cs="Times New Roman" w:hint="eastAsia"/>
+        </w:rPr>
+        <w:t>、</w:t>
+      </w:r>
+      <w:r>
+        <w:rPr>
+          <w:rFonts w:ascii="Times New Roman" w:eastAsia="宋体" w:hAnsi="Times New Roman" w:cs="Times New Roman"/>
+        </w:rPr>
+        <w:t xml:space="preserve">vi </w:t>
+      </w:r>
+      <w:r>
+        <w:rPr>
+          <w:rFonts w:ascii="Times New Roman" w:eastAsia="宋体" w:hAnsi="Times New Roman" w:cs="Times New Roman"/>
+        </w:rPr>
+        <w:t>编辑器里真正的</w:t>
+      </w:r>
+      <w:r>
+        <w:rPr>
+          <w:rFonts w:ascii="Times New Roman" w:eastAsia="宋体" w:hAnsi="Times New Roman" w:cs="Times New Roman"/>
+        </w:rPr>
+        <w:t>“</w:t>
+      </w:r>
+      <w:r>
+        <w:rPr>
+          <w:rFonts w:ascii="Times New Roman" w:eastAsia="宋体" w:hAnsi="Times New Roman" w:cs="Times New Roman"/>
+        </w:rPr>
+        <w:t>撤销</w:t>
+      </w:r>
+      <w:r>
+        <w:rPr>
+          <w:rFonts w:ascii="Times New Roman" w:eastAsia="宋体" w:hAnsi="Times New Roman" w:cs="Times New Roman"/>
+        </w:rPr>
+        <w:t>”</w:t>
+      </w:r>
+      <w:r>
+        <w:rPr>
+          <w:rFonts w:ascii="Times New Roman" w:eastAsia="宋体" w:hAnsi="Times New Roman" w:cs="Times New Roman"/>
+        </w:rPr>
+        <w:t>快捷键：</w:t>
+      </w:r>
+      <w:r>
+        <w:rPr>
+          <w:rFonts w:ascii="Times New Roman" w:eastAsia="宋体" w:hAnsi="Times New Roman" w:cs="Times New Roman"/>
+        </w:rPr>
+        <w:t>u</w:t>
+      </w:r>
+      <w:r>
+        <w:rPr>
+          <w:rFonts w:ascii="Times New Roman" w:eastAsia="宋体" w:hAnsi="Times New Roman" w:cs="Times New Roman" w:hint="eastAsia"/>
+        </w:rPr>
+        <w:t>，先按</w:t>
       </w:r>
       <w:r>
         <w:rPr>
@@ -1937,1582 +3451,66 @@
         <w:rPr>
           <w:rFonts w:ascii="Times New Roman" w:eastAsia="宋体" w:hAnsi="Times New Roman" w:cs="Times New Roman" w:hint="eastAsia"/>
         </w:rPr>
-        <w:t>、输入冒号以及</w:t>
-      </w:r>
-      <w:proofErr w:type="spellStart"/>
-      <w:r>
-        <w:rPr>
-          <w:rFonts w:ascii="Times New Roman" w:eastAsia="宋体" w:hAnsi="Times New Roman" w:cs="Times New Roman" w:hint="eastAsia"/>
-        </w:rPr>
-        <w:t>wq</w:t>
-      </w:r>
-      <w:proofErr w:type="spellEnd"/>
-    </w:p>
-    <w:p>
-      <w:pPr>
-        <w:jc w:val="both"/>
-        <w:rPr>
-          <w:rFonts w:ascii="Times New Roman" w:eastAsia="宋体" w:hAnsi="Times New Roman" w:cs="Times New Roman"/>
-        </w:rPr>
-      </w:pPr>
-      <w:r>
-        <w:rPr>
-          <w:rFonts w:ascii="Times New Roman" w:eastAsia="宋体" w:hAnsi="Times New Roman" w:cs="Times New Roman" w:hint="eastAsia"/>
-        </w:rPr>
-        <w:t>4</w:t>
-      </w:r>
-      <w:r>
-        <w:rPr>
-          <w:rFonts w:ascii="Times New Roman" w:eastAsia="宋体" w:hAnsi="Times New Roman" w:cs="Times New Roman" w:hint="eastAsia"/>
-        </w:rPr>
-        <w:t>、</w:t>
-      </w:r>
-      <w:r>
-        <w:rPr>
-          <w:rFonts w:ascii="Times New Roman" w:eastAsia="宋体" w:hAnsi="Times New Roman" w:cs="Times New Roman" w:hint="eastAsia"/>
-        </w:rPr>
-        <w:t>git</w:t>
-      </w:r>
-      <w:r>
-        <w:rPr>
-          <w:rFonts w:ascii="Times New Roman" w:eastAsia="宋体" w:hAnsi="Times New Roman" w:cs="Times New Roman" w:hint="eastAsia"/>
-        </w:rPr>
-        <w:t>-</w:t>
-      </w:r>
-      <w:r>
-        <w:rPr>
-          <w:rFonts w:ascii="Times New Roman" w:eastAsia="宋体" w:hAnsi="Times New Roman" w:cs="Times New Roman" w:hint="eastAsia"/>
-        </w:rPr>
-        <w:t xml:space="preserve">log </w:t>
-      </w:r>
-      <w:r>
-        <w:rPr>
-          <w:rFonts w:ascii="Times New Roman" w:eastAsia="宋体" w:hAnsi="Times New Roman" w:cs="Times New Roman" w:hint="eastAsia"/>
-        </w:rPr>
-        <w:t>查看进度</w:t>
-      </w:r>
-    </w:p>
-    <w:p>
-      <w:pPr>
-        <w:jc w:val="both"/>
-        <w:rPr>
-          <w:rFonts w:ascii="Times New Roman" w:eastAsia="宋体" w:hAnsi="Times New Roman" w:cs="Times New Roman"/>
-        </w:rPr>
-      </w:pPr>
-      <w:r>
-        <w:rPr>
-          <w:rFonts w:ascii="Times New Roman" w:eastAsia="宋体" w:hAnsi="Times New Roman" w:cs="Times New Roman" w:hint="eastAsia"/>
-        </w:rPr>
-        <w:t>创建忽略文件</w:t>
-      </w:r>
-      <w:r>
-        <w:rPr>
-          <w:rFonts w:ascii="Times New Roman" w:eastAsia="宋体" w:hAnsi="Times New Roman" w:cs="Times New Roman" w:hint="eastAsia"/>
-        </w:rPr>
-        <w:t>touch .</w:t>
-      </w:r>
-      <w:proofErr w:type="spellStart"/>
-      <w:r>
-        <w:rPr>
-          <w:rFonts w:ascii="Times New Roman" w:eastAsia="宋体" w:hAnsi="Times New Roman" w:cs="Times New Roman" w:hint="eastAsia"/>
-        </w:rPr>
-        <w:t>gitignore</w:t>
-      </w:r>
-      <w:proofErr w:type="spellEnd"/>
-    </w:p>
-    <w:p>
-      <w:pPr>
-        <w:jc w:val="both"/>
-        <w:rPr>
-          <w:rFonts w:ascii="Times New Roman" w:eastAsia="宋体" w:hAnsi="Times New Roman" w:cs="Times New Roman"/>
-        </w:rPr>
-      </w:pPr>
-      <w:r>
-        <w:rPr>
-          <w:rFonts w:ascii="Times New Roman" w:eastAsia="宋体" w:hAnsi="Times New Roman" w:cs="Times New Roman" w:hint="eastAsia"/>
-        </w:rPr>
-        <w:t>然后输入不需要被管理的文件名</w:t>
-      </w:r>
-      <w:r>
-        <w:rPr>
-          <w:rFonts w:ascii="Times New Roman" w:eastAsia="宋体" w:hAnsi="Times New Roman" w:cs="Times New Roman" w:hint="eastAsia"/>
-        </w:rPr>
-        <w:t xml:space="preserve"> vi .</w:t>
-      </w:r>
-      <w:proofErr w:type="spellStart"/>
-      <w:r>
-        <w:rPr>
-          <w:rFonts w:ascii="Times New Roman" w:eastAsia="宋体" w:hAnsi="Times New Roman" w:cs="Times New Roman" w:hint="eastAsia"/>
-        </w:rPr>
-        <w:t>gitignore</w:t>
-      </w:r>
-      <w:proofErr w:type="spellEnd"/>
-    </w:p>
-    <w:p>
-      <w:pPr>
-        <w:jc w:val="both"/>
-        <w:rPr>
-          <w:rFonts w:ascii="Times New Roman" w:eastAsia="宋体" w:hAnsi="Times New Roman" w:cs="Times New Roman"/>
-        </w:rPr>
-      </w:pPr>
-      <w:r>
-        <w:rPr>
-          <w:rFonts w:ascii="Times New Roman" w:eastAsia="宋体" w:hAnsi="Times New Roman" w:cs="Times New Roman" w:hint="eastAsia"/>
-        </w:rPr>
-        <w:t>然后输入不需要被管理的文件名</w:t>
-      </w:r>
-      <w:r>
-        <w:rPr>
-          <w:rFonts w:ascii="Times New Roman" w:eastAsia="宋体" w:hAnsi="Times New Roman" w:cs="Times New Roman" w:hint="eastAsia"/>
-        </w:rPr>
-        <w:t>：</w:t>
-      </w:r>
-      <w:r>
-        <w:rPr>
-          <w:rFonts w:ascii="Times New Roman" w:eastAsia="宋体" w:hAnsi="Times New Roman" w:cs="Times New Roman" w:hint="eastAsia"/>
-        </w:rPr>
-        <w:t xml:space="preserve"> *.a </w:t>
-      </w:r>
-      <w:r>
-        <w:rPr>
-          <w:rFonts w:ascii="Times New Roman" w:eastAsia="宋体" w:hAnsi="Times New Roman" w:cs="Times New Roman" w:hint="eastAsia"/>
-        </w:rPr>
-        <w:t>意思是以</w:t>
-      </w:r>
-      <w:r>
-        <w:rPr>
-          <w:rFonts w:ascii="Times New Roman" w:eastAsia="宋体" w:hAnsi="Times New Roman" w:cs="Times New Roman" w:hint="eastAsia"/>
-        </w:rPr>
-        <w:t>.a</w:t>
-      </w:r>
-      <w:r>
-        <w:rPr>
-          <w:rFonts w:ascii="Times New Roman" w:eastAsia="宋体" w:hAnsi="Times New Roman" w:cs="Times New Roman" w:hint="eastAsia"/>
-        </w:rPr>
-        <w:t>为后缀的文件都被忽略</w:t>
-      </w:r>
-    </w:p>
-    <w:p>
-      <w:pPr>
-        <w:jc w:val="both"/>
-        <w:rPr>
-          <w:rFonts w:ascii="Times New Roman" w:eastAsia="宋体" w:hAnsi="Times New Roman" w:cs="Times New Roman"/>
-        </w:rPr>
-      </w:pPr>
-      <w:r>
-        <w:rPr>
-          <w:rFonts w:ascii="Times New Roman" w:eastAsia="宋体" w:hAnsi="Times New Roman" w:cs="Times New Roman" w:hint="eastAsia"/>
-        </w:rPr>
-        <w:t>文件名</w:t>
-      </w:r>
-      <w:r>
-        <w:rPr>
-          <w:rFonts w:ascii="Times New Roman" w:eastAsia="宋体" w:hAnsi="Times New Roman" w:cs="Times New Roman" w:hint="eastAsia"/>
-        </w:rPr>
-        <w:t xml:space="preserve">/ </w:t>
-      </w:r>
-      <w:r>
-        <w:rPr>
-          <w:rFonts w:ascii="Times New Roman" w:eastAsia="宋体" w:hAnsi="Times New Roman" w:cs="Times New Roman" w:hint="eastAsia"/>
-        </w:rPr>
-        <w:t>意思是这个文件名的文件都被忽略</w:t>
-      </w:r>
-    </w:p>
-    <w:p>
-      <w:pPr>
-        <w:jc w:val="both"/>
-        <w:rPr>
-          <w:rFonts w:ascii="Times New Roman" w:eastAsia="宋体" w:hAnsi="Times New Roman" w:cs="Times New Roman"/>
-        </w:rPr>
-      </w:pPr>
-      <w:r>
-        <w:rPr>
-          <w:rFonts w:ascii="Times New Roman" w:eastAsia="宋体" w:hAnsi="Times New Roman" w:cs="Times New Roman" w:hint="eastAsia"/>
-        </w:rPr>
-        <w:t>/</w:t>
-      </w:r>
-      <w:r>
-        <w:rPr>
-          <w:rFonts w:ascii="Times New Roman" w:eastAsia="宋体" w:hAnsi="Times New Roman" w:cs="Times New Roman" w:hint="eastAsia"/>
-        </w:rPr>
-        <w:t>文件名</w:t>
-      </w:r>
-      <w:r>
-        <w:rPr>
-          <w:rFonts w:ascii="Times New Roman" w:eastAsia="宋体" w:hAnsi="Times New Roman" w:cs="Times New Roman" w:hint="eastAsia"/>
-        </w:rPr>
-        <w:t xml:space="preserve">/ </w:t>
-      </w:r>
-      <w:r>
-        <w:rPr>
-          <w:rFonts w:ascii="Times New Roman" w:eastAsia="宋体" w:hAnsi="Times New Roman" w:cs="Times New Roman" w:hint="eastAsia"/>
-        </w:rPr>
-        <w:t>意思是这个根目录下的这个文件名的文件都被忽略</w:t>
-      </w:r>
-    </w:p>
-    <w:p>
-      <w:pPr>
-        <w:jc w:val="both"/>
-        <w:rPr>
-          <w:rFonts w:ascii="Times New Roman" w:eastAsia="宋体" w:hAnsi="Times New Roman" w:cs="Times New Roman"/>
-        </w:rPr>
-      </w:pPr>
-      <w:r>
-        <w:rPr>
-          <w:rFonts w:ascii="Times New Roman" w:eastAsia="宋体" w:hAnsi="Times New Roman" w:cs="Times New Roman" w:hint="eastAsia"/>
-        </w:rPr>
-        <w:t>文件名</w:t>
-      </w:r>
-      <w:r>
-        <w:rPr>
-          <w:rFonts w:ascii="Times New Roman" w:eastAsia="宋体" w:hAnsi="Times New Roman" w:cs="Times New Roman" w:hint="eastAsia"/>
-        </w:rPr>
-        <w:t>/</w:t>
-      </w:r>
-      <w:r>
-        <w:rPr>
-          <w:rFonts w:ascii="Times New Roman" w:eastAsia="宋体" w:hAnsi="Times New Roman" w:cs="Times New Roman" w:hint="eastAsia"/>
-        </w:rPr>
-        <w:t>文件名</w:t>
-      </w:r>
-      <w:r>
-        <w:rPr>
-          <w:rFonts w:ascii="Times New Roman" w:eastAsia="宋体" w:hAnsi="Times New Roman" w:cs="Times New Roman" w:hint="eastAsia"/>
-        </w:rPr>
-        <w:t xml:space="preserve">/ </w:t>
-      </w:r>
-      <w:r>
-        <w:rPr>
-          <w:rFonts w:ascii="Times New Roman" w:eastAsia="宋体" w:hAnsi="Times New Roman" w:cs="Times New Roman" w:hint="eastAsia"/>
-        </w:rPr>
-        <w:t>意思是特指这个路径下的这个文件名的文件都被忽略</w:t>
-      </w:r>
-    </w:p>
-    <w:p>
-      <w:pPr>
-        <w:jc w:val="both"/>
-        <w:rPr>
-          <w:rFonts w:ascii="Times New Roman" w:eastAsia="宋体" w:hAnsi="Times New Roman" w:cs="Times New Roman"/>
-        </w:rPr>
-      </w:pPr>
-      <w:r>
-        <w:rPr>
-          <w:rFonts w:ascii="Times New Roman" w:eastAsia="宋体" w:hAnsi="Times New Roman" w:cs="Times New Roman" w:hint="eastAsia"/>
-        </w:rPr>
-        <w:t>5</w:t>
-      </w:r>
-      <w:r>
-        <w:rPr>
-          <w:rFonts w:ascii="Times New Roman" w:eastAsia="宋体" w:hAnsi="Times New Roman" w:cs="Times New Roman" w:hint="eastAsia"/>
-        </w:rPr>
-        <w:t>、按</w:t>
-      </w:r>
-      <w:r>
-        <w:rPr>
-          <w:rFonts w:ascii="Times New Roman" w:eastAsia="宋体" w:hAnsi="Times New Roman" w:cs="Times New Roman" w:hint="eastAsia"/>
-        </w:rPr>
-        <w:t>q</w:t>
-      </w:r>
-      <w:r>
-        <w:rPr>
-          <w:rFonts w:ascii="Times New Roman" w:eastAsia="宋体" w:hAnsi="Times New Roman" w:cs="Times New Roman" w:hint="eastAsia"/>
-        </w:rPr>
-        <w:t>可以从查看进度中退出来</w:t>
-      </w:r>
-    </w:p>
-    <w:p>
-      <w:pPr>
-        <w:jc w:val="both"/>
-        <w:rPr>
-          <w:rFonts w:ascii="Times New Roman" w:eastAsia="宋体" w:hAnsi="Times New Roman" w:cs="Times New Roman"/>
-        </w:rPr>
-      </w:pPr>
-      <w:r>
-        <w:rPr>
-          <w:rFonts w:ascii="Times New Roman" w:eastAsia="宋体" w:hAnsi="Times New Roman" w:cs="Times New Roman" w:hint="eastAsia"/>
-        </w:rPr>
-        <w:t>5</w:t>
-      </w:r>
-      <w:r>
-        <w:rPr>
-          <w:rFonts w:ascii="Times New Roman" w:eastAsia="宋体" w:hAnsi="Times New Roman" w:cs="Times New Roman" w:hint="eastAsia"/>
-        </w:rPr>
-        <w:t>、</w:t>
-      </w:r>
-      <w:r>
-        <w:rPr>
-          <w:rFonts w:ascii="Times New Roman" w:eastAsia="宋体" w:hAnsi="Times New Roman" w:cs="Times New Roman" w:hint="eastAsia"/>
-        </w:rPr>
-        <w:t xml:space="preserve">git branch </w:t>
-      </w:r>
-      <w:r>
-        <w:rPr>
-          <w:rFonts w:ascii="Times New Roman" w:eastAsia="宋体" w:hAnsi="Times New Roman" w:cs="Times New Roman" w:hint="eastAsia"/>
-        </w:rPr>
-        <w:t>查看分支数量</w:t>
-      </w:r>
-    </w:p>
-    <w:p>
-      <w:pPr>
-        <w:jc w:val="both"/>
-        <w:rPr>
-          <w:rFonts w:ascii="Times New Roman" w:eastAsia="宋体" w:hAnsi="Times New Roman" w:cs="Times New Roman"/>
-        </w:rPr>
-      </w:pPr>
-      <w:r>
-        <w:rPr>
-          <w:rFonts w:ascii="Times New Roman" w:eastAsia="宋体" w:hAnsi="Times New Roman" w:cs="Times New Roman" w:hint="eastAsia"/>
-        </w:rPr>
-        <w:t>6</w:t>
-      </w:r>
-      <w:r>
-        <w:rPr>
-          <w:rFonts w:ascii="Times New Roman" w:eastAsia="宋体" w:hAnsi="Times New Roman" w:cs="Times New Roman" w:hint="eastAsia"/>
-        </w:rPr>
-        <w:t>、</w:t>
-      </w:r>
-      <w:r>
-        <w:rPr>
-          <w:rFonts w:ascii="Times New Roman" w:eastAsia="宋体" w:hAnsi="Times New Roman" w:cs="Times New Roman" w:hint="eastAsia"/>
-        </w:rPr>
-        <w:t xml:space="preserve">git branch </w:t>
-      </w:r>
-      <w:r>
-        <w:rPr>
-          <w:rFonts w:ascii="Times New Roman" w:eastAsia="宋体" w:hAnsi="Times New Roman" w:cs="Times New Roman" w:hint="eastAsia"/>
-        </w:rPr>
-        <w:t>分支名</w:t>
-      </w:r>
-      <w:r>
-        <w:rPr>
-          <w:rFonts w:ascii="Times New Roman" w:eastAsia="宋体" w:hAnsi="Times New Roman" w:cs="Times New Roman" w:hint="eastAsia"/>
-        </w:rPr>
+        <w:t>退出操作界面，然后点</w:t>
+      </w:r>
+      <w:r>
+        <w:rPr>
+          <w:rFonts w:ascii="Times New Roman" w:eastAsia="宋体" w:hAnsi="Times New Roman" w:cs="Times New Roman" w:hint="eastAsia"/>
+        </w:rPr>
+        <w:t>u</w:t>
+      </w:r>
+      <w:r>
+        <w:rPr>
+          <w:rFonts w:ascii="Times New Roman" w:eastAsia="宋体" w:hAnsi="Times New Roman" w:cs="Times New Roman"/>
+        </w:rPr>
+        <w:t>（小写，代表</w:t>
+      </w:r>
+      <w:r>
+        <w:rPr>
+          <w:rFonts w:ascii="Times New Roman" w:eastAsia="宋体" w:hAnsi="Times New Roman" w:cs="Times New Roman"/>
+        </w:rPr>
+        <w:t xml:space="preserve"> Undo</w:t>
+      </w:r>
+      <w:r>
+        <w:rPr>
+          <w:rFonts w:ascii="Times New Roman" w:eastAsia="宋体" w:hAnsi="Times New Roman" w:cs="Times New Roman"/>
+        </w:rPr>
+        <w:t>）</w:t>
+      </w:r>
+    </w:p>
+    <w:p>
+      <w:pPr>
+        <w:jc w:val="both"/>
+        <w:rPr>
+          <w:rFonts w:ascii="Times New Roman" w:eastAsia="宋体" w:hAnsi="Times New Roman" w:cs="Times New Roman"/>
+        </w:rPr>
+      </w:pPr>
+      <w:r>
+        <w:rPr>
+          <w:rFonts w:ascii="Times New Roman" w:eastAsia="宋体" w:hAnsi="Times New Roman" w:cs="Times New Roman" w:hint="eastAsia"/>
+        </w:rPr>
+        <w:t>25</w:t>
+      </w:r>
+      <w:r>
+        <w:rPr>
+          <w:rFonts w:ascii="Times New Roman" w:eastAsia="宋体" w:hAnsi="Times New Roman" w:cs="Times New Roman" w:hint="eastAsia"/>
+        </w:rPr>
+        <w:t>、只暂存上传文件夹中的某一文件夹</w:t>
+      </w:r>
+      <w:r>
+        <w:rPr>
+          <w:rFonts w:ascii="Times New Roman" w:eastAsia="宋体" w:hAnsi="Times New Roman" w:cs="Times New Roman" w:hint="eastAsia"/>
+        </w:rPr>
+        <w:t>:</w:t>
+      </w:r>
+      <w:r>
         <w:t xml:space="preserve"> </w:t>
       </w:r>
       <w:r>
         <w:rPr>
-          <w:rFonts w:ascii="Times New Roman" w:eastAsia="宋体" w:hAnsi="Times New Roman" w:cs="Times New Roman" w:hint="eastAsia"/>
-        </w:rPr>
-        <w:t>创建新的分支</w:t>
-      </w:r>
-    </w:p>
-    <w:p>
-      <w:pPr>
-        <w:jc w:val="both"/>
-        <w:rPr>
-          <w:rFonts w:ascii="Times New Roman" w:eastAsia="宋体" w:hAnsi="Times New Roman" w:cs="Times New Roman"/>
-        </w:rPr>
-      </w:pPr>
-      <w:r>
-        <w:rPr>
-          <w:rFonts w:ascii="Times New Roman" w:eastAsia="宋体" w:hAnsi="Times New Roman" w:cs="Times New Roman" w:hint="eastAsia"/>
-        </w:rPr>
-        <w:t>7</w:t>
-      </w:r>
-      <w:r>
-        <w:rPr>
-          <w:rFonts w:ascii="Times New Roman" w:eastAsia="宋体" w:hAnsi="Times New Roman" w:cs="Times New Roman" w:hint="eastAsia"/>
-        </w:rPr>
-        <w:t>、</w:t>
-      </w:r>
-      <w:r>
-        <w:rPr>
-          <w:rFonts w:ascii="Times New Roman" w:eastAsia="宋体" w:hAnsi="Times New Roman" w:cs="Times New Roman" w:hint="eastAsia"/>
-        </w:rPr>
-        <w:t xml:space="preserve">git checkout </w:t>
-      </w:r>
-      <w:r>
-        <w:rPr>
-          <w:rFonts w:ascii="Times New Roman" w:eastAsia="宋体" w:hAnsi="Times New Roman" w:cs="Times New Roman" w:hint="eastAsia"/>
-        </w:rPr>
-        <w:t>分支名</w:t>
-      </w:r>
-      <w:r>
-        <w:rPr>
-          <w:rFonts w:ascii="Times New Roman" w:eastAsia="宋体" w:hAnsi="Times New Roman" w:cs="Times New Roman" w:hint="eastAsia"/>
-        </w:rPr>
-        <w:t xml:space="preserve"> </w:t>
-      </w:r>
-      <w:r>
-        <w:rPr>
-          <w:rFonts w:ascii="Times New Roman" w:eastAsia="宋体" w:hAnsi="Times New Roman" w:cs="Times New Roman" w:hint="eastAsia"/>
-        </w:rPr>
-        <w:t>切换到某一分支</w:t>
-      </w:r>
-    </w:p>
-    <w:p>
-      <w:pPr>
-        <w:jc w:val="both"/>
-        <w:rPr>
-          <w:rFonts w:ascii="Times New Roman" w:eastAsia="宋体" w:hAnsi="Times New Roman" w:cs="Times New Roman"/>
-        </w:rPr>
-      </w:pPr>
-      <w:r>
-        <w:rPr>
-          <w:rFonts w:ascii="Times New Roman" w:eastAsia="宋体" w:hAnsi="Times New Roman" w:cs="Times New Roman" w:hint="eastAsia"/>
-        </w:rPr>
-        <w:t>8</w:t>
-      </w:r>
-      <w:r>
-        <w:rPr>
-          <w:rFonts w:ascii="Times New Roman" w:eastAsia="宋体" w:hAnsi="Times New Roman" w:cs="Times New Roman" w:hint="eastAsia"/>
-        </w:rPr>
-        <w:t>、</w:t>
-      </w:r>
-      <w:r>
-        <w:rPr>
-          <w:rFonts w:ascii="Times New Roman" w:eastAsia="宋体" w:hAnsi="Times New Roman" w:cs="Times New Roman" w:hint="eastAsia"/>
-        </w:rPr>
-        <w:t xml:space="preserve">git checkout -b </w:t>
-      </w:r>
-      <w:r>
-        <w:rPr>
-          <w:rFonts w:ascii="Times New Roman" w:eastAsia="宋体" w:hAnsi="Times New Roman" w:cs="Times New Roman" w:hint="eastAsia"/>
-        </w:rPr>
-        <w:t>分支名</w:t>
-      </w:r>
-      <w:r>
-        <w:rPr>
-          <w:rFonts w:ascii="Times New Roman" w:eastAsia="宋体" w:hAnsi="Times New Roman" w:cs="Times New Roman" w:hint="eastAsia"/>
-        </w:rPr>
-        <w:t xml:space="preserve"> </w:t>
-      </w:r>
-      <w:r>
-        <w:rPr>
-          <w:rFonts w:ascii="Times New Roman" w:eastAsia="宋体" w:hAnsi="Times New Roman" w:cs="Times New Roman" w:hint="eastAsia"/>
-        </w:rPr>
-        <w:t>先创建某一分支再切换到这个分支</w:t>
-      </w:r>
-    </w:p>
-    <w:p>
-      <w:pPr>
-        <w:jc w:val="both"/>
-        <w:rPr>
-          <w:rFonts w:ascii="Times New Roman" w:eastAsia="宋体" w:hAnsi="Times New Roman" w:cs="Times New Roman"/>
-        </w:rPr>
-      </w:pPr>
-      <w:r>
-        <w:rPr>
-          <w:rFonts w:ascii="Times New Roman" w:eastAsia="宋体" w:hAnsi="Times New Roman" w:cs="Times New Roman" w:hint="eastAsia"/>
-        </w:rPr>
-        <w:t>9</w:t>
-      </w:r>
-      <w:r>
-        <w:rPr>
-          <w:rFonts w:ascii="Times New Roman" w:eastAsia="宋体" w:hAnsi="Times New Roman" w:cs="Times New Roman" w:hint="eastAsia"/>
-        </w:rPr>
-        <w:t>、</w:t>
-      </w:r>
-      <w:r>
-        <w:rPr>
-          <w:rFonts w:ascii="Times New Roman" w:eastAsia="宋体" w:hAnsi="Times New Roman" w:cs="Times New Roman" w:hint="eastAsia"/>
-        </w:rPr>
-        <w:t xml:space="preserve">git branch -d </w:t>
-      </w:r>
-      <w:r>
-        <w:rPr>
-          <w:rFonts w:ascii="Times New Roman" w:eastAsia="宋体" w:hAnsi="Times New Roman" w:cs="Times New Roman" w:hint="eastAsia"/>
-        </w:rPr>
-        <w:t>分支名</w:t>
-      </w:r>
-      <w:r>
-        <w:rPr>
-          <w:rFonts w:ascii="Times New Roman" w:eastAsia="宋体" w:hAnsi="Times New Roman" w:cs="Times New Roman" w:hint="eastAsia"/>
-        </w:rPr>
-        <w:t xml:space="preserve"> </w:t>
-      </w:r>
-      <w:r>
-        <w:rPr>
-          <w:rFonts w:ascii="Times New Roman" w:eastAsia="宋体" w:hAnsi="Times New Roman" w:cs="Times New Roman" w:hint="eastAsia"/>
-        </w:rPr>
-        <w:t>检查这个分支并删除</w:t>
-      </w:r>
-    </w:p>
-    <w:p>
-      <w:pPr>
-        <w:jc w:val="both"/>
-        <w:rPr>
-          <w:rFonts w:ascii="Times New Roman" w:eastAsia="宋体" w:hAnsi="Times New Roman" w:cs="Times New Roman"/>
-        </w:rPr>
-      </w:pPr>
-      <w:r>
-        <w:rPr>
-          <w:rFonts w:ascii="Times New Roman" w:eastAsia="宋体" w:hAnsi="Times New Roman" w:cs="Times New Roman" w:hint="eastAsia"/>
-        </w:rPr>
-        <w:t>10</w:t>
-      </w:r>
-      <w:r>
-        <w:rPr>
-          <w:rFonts w:ascii="Times New Roman" w:eastAsia="宋体" w:hAnsi="Times New Roman" w:cs="Times New Roman" w:hint="eastAsia"/>
-        </w:rPr>
-        <w:t>、</w:t>
-      </w:r>
-      <w:r>
-        <w:rPr>
-          <w:rFonts w:ascii="Times New Roman" w:eastAsia="宋体" w:hAnsi="Times New Roman" w:cs="Times New Roman" w:hint="eastAsia"/>
-        </w:rPr>
-        <w:t xml:space="preserve">git marge </w:t>
-      </w:r>
-      <w:r>
-        <w:rPr>
-          <w:rFonts w:ascii="Times New Roman" w:eastAsia="宋体" w:hAnsi="Times New Roman" w:cs="Times New Roman" w:hint="eastAsia"/>
-        </w:rPr>
-        <w:t>分支名</w:t>
-      </w:r>
-      <w:r>
-        <w:rPr>
-          <w:rFonts w:ascii="Times New Roman" w:eastAsia="宋体" w:hAnsi="Times New Roman" w:cs="Times New Roman" w:hint="eastAsia"/>
-        </w:rPr>
-        <w:t xml:space="preserve"> </w:t>
-      </w:r>
-      <w:r>
-        <w:rPr>
-          <w:rFonts w:ascii="Times New Roman" w:eastAsia="宋体" w:hAnsi="Times New Roman" w:cs="Times New Roman" w:hint="eastAsia"/>
-        </w:rPr>
-        <w:t>将这个分支中的内容合并到当前的分支</w:t>
-      </w:r>
-    </w:p>
-    <w:p>
-      <w:pPr>
-        <w:spacing w:after="0"/>
-        <w:jc w:val="both"/>
-        <w:rPr>
-          <w:rFonts w:ascii="Times New Roman" w:eastAsia="宋体" w:hAnsi="Times New Roman" w:cs="Times New Roman"/>
-        </w:rPr>
-      </w:pPr>
-      <w:r>
-        <w:rPr>
-          <w:rFonts w:ascii="Times New Roman" w:eastAsia="宋体" w:hAnsi="Times New Roman" w:cs="Times New Roman"/>
-        </w:rPr>
-        <w:t>11</w:t>
-      </w:r>
-      <w:r>
-        <w:rPr>
-          <w:rFonts w:ascii="Times New Roman" w:eastAsia="宋体" w:hAnsi="Times New Roman" w:cs="Times New Roman"/>
-        </w:rPr>
-        <w:t>、退出编辑模式按</w:t>
-      </w:r>
-      <w:r>
-        <w:rPr>
-          <w:rFonts w:ascii="Times New Roman" w:eastAsia="宋体" w:hAnsi="Times New Roman" w:cs="Times New Roman"/>
-        </w:rPr>
-        <w:t>q(quit)</w:t>
-      </w:r>
-      <w:r>
-        <w:rPr>
-          <w:rFonts w:ascii="Times New Roman" w:eastAsia="宋体" w:hAnsi="Times New Roman" w:cs="Times New Roman"/>
-        </w:rPr>
-        <w:t>，按</w:t>
-      </w:r>
-      <w:r>
-        <w:rPr>
-          <w:rFonts w:ascii="Times New Roman" w:eastAsia="宋体" w:hAnsi="Times New Roman" w:cs="Times New Roman"/>
-        </w:rPr>
-        <w:t>w</w:t>
-      </w:r>
-      <w:r>
-        <w:rPr>
-          <w:rFonts w:ascii="Times New Roman" w:eastAsia="宋体" w:hAnsi="Times New Roman" w:cs="Times New Roman"/>
-        </w:rPr>
-        <w:t>是保存（</w:t>
-      </w:r>
-      <w:r>
-        <w:rPr>
-          <w:rFonts w:ascii="Times New Roman" w:eastAsia="宋体" w:hAnsi="Times New Roman" w:cs="Times New Roman"/>
-        </w:rPr>
-        <w:t>write</w:t>
-      </w:r>
-      <w:r>
-        <w:rPr>
-          <w:rFonts w:ascii="Times New Roman" w:eastAsia="宋体" w:hAnsi="Times New Roman" w:cs="Times New Roman"/>
-        </w:rPr>
-        <w:t>）</w:t>
-      </w:r>
-    </w:p>
-    <w:p>
-      <w:pPr>
-        <w:spacing w:after="0"/>
-        <w:jc w:val="both"/>
-        <w:rPr>
-          <w:rFonts w:ascii="Times New Roman" w:eastAsia="宋体" w:hAnsi="Times New Roman" w:cs="Times New Roman"/>
-        </w:rPr>
-      </w:pPr>
-      <w:r>
-        <w:rPr>
-          <w:rFonts w:ascii="Times New Roman" w:eastAsia="宋体" w:hAnsi="Times New Roman" w:cs="Times New Roman"/>
-        </w:rPr>
-        <w:t>12</w:t>
-      </w:r>
-      <w:r>
-        <w:rPr>
-          <w:rFonts w:ascii="Times New Roman" w:eastAsia="宋体" w:hAnsi="Times New Roman" w:cs="Times New Roman"/>
-        </w:rPr>
-        <w:t>、</w:t>
-      </w:r>
-      <w:proofErr w:type="spellStart"/>
-      <w:r>
-        <w:rPr>
-          <w:rFonts w:ascii="Times New Roman" w:eastAsia="宋体" w:hAnsi="Times New Roman" w:cs="Times New Roman"/>
-        </w:rPr>
-        <w:t>pwd</w:t>
-      </w:r>
-      <w:proofErr w:type="spellEnd"/>
-      <w:r>
-        <w:rPr>
-          <w:rFonts w:ascii="Times New Roman" w:eastAsia="宋体" w:hAnsi="Times New Roman" w:cs="Times New Roman"/>
-        </w:rPr>
-        <w:t xml:space="preserve"> (Print Working Directory): </w:t>
-      </w:r>
-      <w:r>
-        <w:rPr>
-          <w:rFonts w:ascii="Times New Roman" w:eastAsia="宋体" w:hAnsi="Times New Roman" w:cs="Times New Roman"/>
-        </w:rPr>
-        <w:t>我在哪里？</w:t>
-      </w:r>
-      <w:r>
-        <w:rPr>
-          <w:rFonts w:ascii="Times New Roman" w:eastAsia="宋体" w:hAnsi="Times New Roman" w:cs="Times New Roman"/>
-        </w:rPr>
-        <w:t xml:space="preserve"> </w:t>
-      </w:r>
-      <w:r>
-        <w:rPr>
-          <w:rFonts w:ascii="Times New Roman" w:eastAsia="宋体" w:hAnsi="Times New Roman" w:cs="Times New Roman"/>
-        </w:rPr>
-        <w:t>输入</w:t>
-      </w:r>
-      <w:r>
-        <w:rPr>
-          <w:rFonts w:ascii="Times New Roman" w:eastAsia="宋体" w:hAnsi="Times New Roman" w:cs="Times New Roman"/>
-        </w:rPr>
-        <w:t xml:space="preserve"> </w:t>
-      </w:r>
-      <w:proofErr w:type="spellStart"/>
-      <w:r>
-        <w:rPr>
-          <w:rFonts w:ascii="Times New Roman" w:eastAsia="宋体" w:hAnsi="Times New Roman" w:cs="Times New Roman"/>
-        </w:rPr>
-        <w:t>pwd</w:t>
-      </w:r>
-      <w:proofErr w:type="spellEnd"/>
-      <w:r>
-        <w:rPr>
-          <w:rFonts w:ascii="Times New Roman" w:eastAsia="宋体" w:hAnsi="Times New Roman" w:cs="Times New Roman"/>
-        </w:rPr>
-        <w:t xml:space="preserve"> </w:t>
-      </w:r>
-      <w:r>
-        <w:rPr>
-          <w:rFonts w:ascii="Times New Roman" w:eastAsia="宋体" w:hAnsi="Times New Roman" w:cs="Times New Roman"/>
-        </w:rPr>
-        <w:t>并回车，终端会告诉你当前所在的完整路径。</w:t>
-      </w:r>
-    </w:p>
-    <w:p>
-      <w:pPr>
-        <w:spacing w:after="0"/>
-        <w:jc w:val="both"/>
-        <w:rPr>
-          <w:rFonts w:ascii="Times New Roman" w:eastAsia="宋体" w:hAnsi="Times New Roman" w:cs="Times New Roman"/>
-        </w:rPr>
-      </w:pPr>
-      <w:r>
-        <w:rPr>
-          <w:rFonts w:ascii="Times New Roman" w:eastAsia="宋体" w:hAnsi="Times New Roman" w:cs="Times New Roman"/>
-        </w:rPr>
-        <w:t>13</w:t>
-      </w:r>
-      <w:r>
-        <w:rPr>
-          <w:rFonts w:ascii="Times New Roman" w:eastAsia="宋体" w:hAnsi="Times New Roman" w:cs="Times New Roman"/>
-        </w:rPr>
-        <w:t>、</w:t>
-      </w:r>
-      <w:r>
-        <w:rPr>
-          <w:rFonts w:ascii="Times New Roman" w:eastAsia="宋体" w:hAnsi="Times New Roman" w:cs="Times New Roman"/>
-        </w:rPr>
-        <w:t xml:space="preserve">ls (List): </w:t>
-      </w:r>
-      <w:r>
-        <w:rPr>
-          <w:rFonts w:ascii="Times New Roman" w:eastAsia="宋体" w:hAnsi="Times New Roman" w:cs="Times New Roman"/>
-        </w:rPr>
-        <w:t>附近有什么？</w:t>
-      </w:r>
-      <w:r>
-        <w:rPr>
-          <w:rFonts w:ascii="Times New Roman" w:eastAsia="宋体" w:hAnsi="Times New Roman" w:cs="Times New Roman"/>
-        </w:rPr>
-        <w:t xml:space="preserve"> </w:t>
-      </w:r>
-      <w:r>
-        <w:rPr>
-          <w:rFonts w:ascii="Times New Roman" w:eastAsia="宋体" w:hAnsi="Times New Roman" w:cs="Times New Roman"/>
-        </w:rPr>
-        <w:t>输入</w:t>
-      </w:r>
-      <w:r>
-        <w:rPr>
-          <w:rFonts w:ascii="Times New Roman" w:eastAsia="宋体" w:hAnsi="Times New Roman" w:cs="Times New Roman"/>
-        </w:rPr>
-        <w:t xml:space="preserve"> ls </w:t>
-      </w:r>
-      <w:r>
-        <w:rPr>
-          <w:rFonts w:ascii="Times New Roman" w:eastAsia="宋体" w:hAnsi="Times New Roman" w:cs="Times New Roman"/>
-        </w:rPr>
-        <w:t>并回车，会列出当前文件夹下的所有文件和子文件夹。</w:t>
-      </w:r>
-    </w:p>
-    <w:p>
-      <w:pPr>
-        <w:spacing w:after="0"/>
-        <w:jc w:val="both"/>
-        <w:rPr>
-          <w:rFonts w:ascii="Times New Roman" w:eastAsia="宋体" w:hAnsi="Times New Roman" w:cs="Times New Roman"/>
-        </w:rPr>
-      </w:pPr>
-      <w:r>
-        <w:rPr>
-          <w:rFonts w:ascii="Times New Roman" w:eastAsia="宋体" w:hAnsi="Times New Roman" w:cs="Times New Roman"/>
-        </w:rPr>
-        <w:t>14</w:t>
-      </w:r>
-      <w:r>
-        <w:rPr>
-          <w:rFonts w:ascii="Times New Roman" w:eastAsia="宋体" w:hAnsi="Times New Roman" w:cs="Times New Roman"/>
-        </w:rPr>
-        <w:t>、</w:t>
-      </w:r>
-      <w:r>
-        <w:rPr>
-          <w:rFonts w:ascii="Times New Roman" w:eastAsia="宋体" w:hAnsi="Times New Roman" w:cs="Times New Roman"/>
-        </w:rPr>
-        <w:t xml:space="preserve">cd </w:t>
-      </w:r>
-      <w:r>
-        <w:rPr>
-          <w:rFonts w:ascii="Times New Roman" w:eastAsia="宋体" w:hAnsi="Times New Roman" w:cs="Times New Roman"/>
-        </w:rPr>
-        <w:t>文件夹名称</w:t>
-      </w:r>
-      <w:r>
-        <w:rPr>
-          <w:rFonts w:ascii="Times New Roman" w:eastAsia="宋体" w:hAnsi="Times New Roman" w:cs="Times New Roman"/>
-        </w:rPr>
-        <w:t xml:space="preserve"> </w:t>
-      </w:r>
-      <w:r>
-        <w:rPr>
-          <w:rFonts w:ascii="Times New Roman" w:eastAsia="宋体" w:hAnsi="Times New Roman" w:cs="Times New Roman"/>
-        </w:rPr>
-        <w:t>进入到当前目录的某个文件夹</w:t>
-      </w:r>
-      <w:r>
-        <w:rPr>
-          <w:rFonts w:ascii="Times New Roman" w:eastAsia="宋体" w:hAnsi="Times New Roman" w:cs="Times New Roman" w:hint="eastAsia"/>
-        </w:rPr>
-        <w:t>，</w:t>
-      </w:r>
-      <w:r>
-        <w:rPr>
-          <w:rFonts w:ascii="Times New Roman" w:eastAsia="宋体" w:hAnsi="Times New Roman" w:cs="Times New Roman"/>
-        </w:rPr>
-        <w:t xml:space="preserve">cd (Change Directory): </w:t>
-      </w:r>
-      <w:r>
-        <w:rPr>
-          <w:rFonts w:ascii="Times New Roman" w:eastAsia="宋体" w:hAnsi="Times New Roman" w:cs="Times New Roman"/>
-        </w:rPr>
-        <w:t>我要去哪里？</w:t>
-      </w:r>
-      <w:r>
-        <w:rPr>
-          <w:rFonts w:ascii="Times New Roman" w:eastAsia="宋体" w:hAnsi="Times New Roman" w:cs="Times New Roman"/>
-        </w:rPr>
-        <w:t xml:space="preserve"> </w:t>
-      </w:r>
-      <w:r>
-        <w:rPr>
-          <w:rFonts w:ascii="Times New Roman" w:eastAsia="宋体" w:hAnsi="Times New Roman" w:cs="Times New Roman"/>
-        </w:rPr>
-        <w:lastRenderedPageBreak/>
-        <w:t>这是最常用的命令，也就是</w:t>
-      </w:r>
-      <w:r>
-        <w:rPr>
-          <w:rFonts w:ascii="Times New Roman" w:eastAsia="宋体" w:hAnsi="Times New Roman" w:cs="Times New Roman"/>
-        </w:rPr>
-        <w:t>“</w:t>
-      </w:r>
-      <w:r>
-        <w:rPr>
-          <w:rFonts w:ascii="Times New Roman" w:eastAsia="宋体" w:hAnsi="Times New Roman" w:cs="Times New Roman"/>
-        </w:rPr>
-        <w:t>切换目录</w:t>
-      </w:r>
-      <w:r>
-        <w:rPr>
-          <w:rFonts w:ascii="Times New Roman" w:eastAsia="宋体" w:hAnsi="Times New Roman" w:cs="Times New Roman"/>
-        </w:rPr>
-        <w:t>”</w:t>
-      </w:r>
-      <w:r>
-        <w:rPr>
-          <w:rFonts w:ascii="Times New Roman" w:eastAsia="宋体" w:hAnsi="Times New Roman" w:cs="Times New Roman"/>
-        </w:rPr>
-        <w:t>。注意</w:t>
-      </w:r>
-      <w:r>
-        <w:rPr>
-          <w:rFonts w:ascii="Times New Roman" w:eastAsia="宋体" w:hAnsi="Times New Roman" w:cs="Times New Roman"/>
-        </w:rPr>
-        <w:t xml:space="preserve"> cd </w:t>
-      </w:r>
-      <w:r>
-        <w:rPr>
-          <w:rFonts w:ascii="Times New Roman" w:eastAsia="宋体" w:hAnsi="Times New Roman" w:cs="Times New Roman"/>
-        </w:rPr>
-        <w:t>后面必须有空格。</w:t>
-      </w:r>
-    </w:p>
-    <w:p>
-      <w:pPr>
-        <w:spacing w:after="0"/>
-        <w:jc w:val="both"/>
-        <w:rPr>
-          <w:rFonts w:ascii="Times New Roman" w:eastAsia="宋体" w:hAnsi="Times New Roman" w:cs="Times New Roman"/>
-        </w:rPr>
-      </w:pPr>
-      <w:r>
-        <w:rPr>
-          <w:rFonts w:ascii="Times New Roman" w:eastAsia="宋体" w:hAnsi="Times New Roman" w:cs="Times New Roman" w:hint="eastAsia"/>
-        </w:rPr>
-        <w:t>15</w:t>
-      </w:r>
-      <w:r>
-        <w:rPr>
-          <w:rFonts w:ascii="Times New Roman" w:eastAsia="宋体" w:hAnsi="Times New Roman" w:cs="Times New Roman" w:hint="eastAsia"/>
-        </w:rPr>
-        <w:t>、</w:t>
-      </w:r>
-      <w:r>
-        <w:rPr>
-          <w:rFonts w:ascii="Times New Roman" w:eastAsia="宋体" w:hAnsi="Times New Roman" w:cs="Times New Roman" w:hint="eastAsia"/>
-        </w:rPr>
-        <w:t xml:space="preserve">git remote add </w:t>
-      </w:r>
-      <w:r>
-        <w:rPr>
-          <w:rFonts w:ascii="Times New Roman" w:eastAsia="宋体" w:hAnsi="Times New Roman" w:cs="Times New Roman" w:hint="eastAsia"/>
-        </w:rPr>
-        <w:t>别名</w:t>
-      </w:r>
-      <w:r>
-        <w:rPr>
-          <w:rFonts w:ascii="Times New Roman" w:eastAsia="宋体" w:hAnsi="Times New Roman" w:cs="Times New Roman" w:hint="eastAsia"/>
-        </w:rPr>
-        <w:t xml:space="preserve"> </w:t>
-      </w:r>
-      <w:r>
-        <w:rPr>
-          <w:rFonts w:ascii="Times New Roman" w:eastAsia="宋体" w:hAnsi="Times New Roman" w:cs="Times New Roman" w:hint="eastAsia"/>
-        </w:rPr>
-        <w:t>实际的仓库地址</w:t>
-      </w:r>
-      <w:r>
-        <w:rPr>
-          <w:rFonts w:ascii="Times New Roman" w:eastAsia="宋体" w:hAnsi="Times New Roman" w:cs="Times New Roman" w:hint="eastAsia"/>
-        </w:rPr>
-        <w:t xml:space="preserve"> </w:t>
-      </w:r>
-      <w:r>
-        <w:rPr>
-          <w:rFonts w:ascii="Times New Roman" w:eastAsia="宋体" w:hAnsi="Times New Roman" w:cs="Times New Roman" w:hint="eastAsia"/>
-        </w:rPr>
-        <w:t>每次推送都先要给远端仓库地址起一个别名</w:t>
-      </w:r>
-    </w:p>
-    <w:p>
-      <w:pPr>
-        <w:spacing w:after="0"/>
-        <w:jc w:val="both"/>
-        <w:rPr>
-          <w:rFonts w:ascii="Times New Roman" w:eastAsia="宋体" w:hAnsi="Times New Roman" w:cs="Times New Roman"/>
-        </w:rPr>
-      </w:pPr>
-      <w:r>
-        <w:rPr>
-          <w:rFonts w:ascii="Times New Roman" w:eastAsia="宋体" w:hAnsi="Times New Roman" w:cs="Times New Roman" w:hint="eastAsia"/>
-        </w:rPr>
-        <w:t>16</w:t>
-      </w:r>
-      <w:r>
-        <w:rPr>
-          <w:rFonts w:ascii="Times New Roman" w:eastAsia="宋体" w:hAnsi="Times New Roman" w:cs="Times New Roman" w:hint="eastAsia"/>
-        </w:rPr>
-        <w:t>、</w:t>
-      </w:r>
-      <w:r>
-        <w:rPr>
-          <w:rFonts w:ascii="Times New Roman" w:eastAsia="宋体" w:hAnsi="Times New Roman" w:cs="Times New Roman" w:hint="eastAsia"/>
-        </w:rPr>
-        <w:t xml:space="preserve">git remote -v </w:t>
-      </w:r>
-      <w:r>
-        <w:rPr>
-          <w:rFonts w:ascii="Times New Roman" w:eastAsia="宋体" w:hAnsi="Times New Roman" w:cs="Times New Roman" w:hint="eastAsia"/>
-        </w:rPr>
-        <w:t>查看远端的仓库地址</w:t>
-      </w:r>
-    </w:p>
-    <w:p>
-      <w:pPr>
-        <w:spacing w:after="0"/>
-        <w:jc w:val="both"/>
-        <w:rPr>
-          <w:rFonts w:ascii="Times New Roman" w:eastAsia="宋体" w:hAnsi="Times New Roman" w:cs="Times New Roman"/>
-        </w:rPr>
-      </w:pPr>
-      <w:r>
-        <w:rPr>
-          <w:rFonts w:ascii="Times New Roman" w:eastAsia="宋体" w:hAnsi="Times New Roman" w:cs="Times New Roman" w:hint="eastAsia"/>
-        </w:rPr>
-        <w:t>17</w:t>
-      </w:r>
-      <w:r>
-        <w:rPr>
-          <w:rFonts w:ascii="Times New Roman" w:eastAsia="宋体" w:hAnsi="Times New Roman" w:cs="Times New Roman" w:hint="eastAsia"/>
-        </w:rPr>
-        <w:t>、</w:t>
-      </w:r>
-      <w:r>
-        <w:rPr>
-          <w:rFonts w:ascii="Times New Roman" w:eastAsia="宋体" w:hAnsi="Times New Roman" w:cs="Times New Roman" w:hint="eastAsia"/>
-        </w:rPr>
-        <w:t xml:space="preserve">git push origin </w:t>
-      </w:r>
-      <w:r>
-        <w:rPr>
-          <w:rFonts w:ascii="Times New Roman" w:eastAsia="宋体" w:hAnsi="Times New Roman" w:cs="Times New Roman" w:hint="eastAsia"/>
-        </w:rPr>
-        <w:t>分支名</w:t>
-      </w:r>
-      <w:r>
-        <w:rPr>
-          <w:rFonts w:ascii="Times New Roman" w:eastAsia="宋体" w:hAnsi="Times New Roman" w:cs="Times New Roman" w:hint="eastAsia"/>
-        </w:rPr>
-        <w:t xml:space="preserve"> </w:t>
-      </w:r>
-      <w:r>
-        <w:rPr>
-          <w:rFonts w:ascii="Times New Roman" w:eastAsia="宋体" w:hAnsi="Times New Roman" w:cs="Times New Roman" w:hint="eastAsia"/>
-        </w:rPr>
-        <w:t>推送到远端仓库</w:t>
-      </w:r>
-    </w:p>
-    <w:p>
-      <w:pPr>
-        <w:spacing w:after="0"/>
-        <w:jc w:val="both"/>
-        <w:rPr>
-          <w:rFonts w:ascii="Times New Roman" w:eastAsia="宋体" w:hAnsi="Times New Roman" w:cs="Times New Roman"/>
-        </w:rPr>
-      </w:pPr>
-      <w:r>
-        <w:rPr>
-          <w:rFonts w:ascii="Times New Roman" w:eastAsia="宋体" w:hAnsi="Times New Roman" w:cs="Times New Roman" w:hint="eastAsia"/>
-        </w:rPr>
-        <w:t>18</w:t>
-      </w:r>
-      <w:r>
-        <w:rPr>
-          <w:rFonts w:ascii="Times New Roman" w:eastAsia="宋体" w:hAnsi="Times New Roman" w:cs="Times New Roman" w:hint="eastAsia"/>
-        </w:rPr>
-        <w:t>、</w:t>
-      </w:r>
-      <w:r>
-        <w:rPr>
-          <w:rFonts w:ascii="Times New Roman" w:eastAsia="宋体" w:hAnsi="Times New Roman" w:cs="Times New Roman" w:hint="eastAsia"/>
-        </w:rPr>
-        <w:t xml:space="preserve">git clone </w:t>
-      </w:r>
-      <w:r>
-        <w:rPr>
-          <w:rFonts w:ascii="Times New Roman" w:eastAsia="宋体" w:hAnsi="Times New Roman" w:cs="Times New Roman" w:hint="eastAsia"/>
-        </w:rPr>
-        <w:t>远端地址</w:t>
-      </w:r>
-      <w:r>
-        <w:rPr>
-          <w:rFonts w:ascii="Times New Roman" w:eastAsia="宋体" w:hAnsi="Times New Roman" w:cs="Times New Roman" w:hint="eastAsia"/>
-        </w:rPr>
-        <w:t xml:space="preserve"> </w:t>
-      </w:r>
-      <w:r>
-        <w:rPr>
-          <w:rFonts w:ascii="Times New Roman" w:eastAsia="宋体" w:hAnsi="Times New Roman" w:cs="Times New Roman" w:hint="eastAsia"/>
-        </w:rPr>
-        <w:t>作用：把远端完整的下载到本地，创建远端别名，初始化本地仓库。</w:t>
-      </w:r>
-    </w:p>
-    <w:p>
-      <w:pPr>
-        <w:spacing w:after="0"/>
-        <w:jc w:val="both"/>
-        <w:rPr>
-          <w:rFonts w:ascii="Times New Roman" w:eastAsia="宋体" w:hAnsi="Times New Roman" w:cs="Times New Roman"/>
-        </w:rPr>
-      </w:pPr>
-      <w:r>
-        <w:rPr>
-          <w:rFonts w:ascii="Times New Roman" w:eastAsia="宋体" w:hAnsi="Times New Roman" w:cs="Times New Roman" w:hint="eastAsia"/>
-        </w:rPr>
-        <w:t>19</w:t>
-      </w:r>
-      <w:r>
-        <w:rPr>
-          <w:rFonts w:ascii="Times New Roman" w:eastAsia="宋体" w:hAnsi="Times New Roman" w:cs="Times New Roman" w:hint="eastAsia"/>
-        </w:rPr>
-        <w:t>、</w:t>
-      </w:r>
-      <w:r>
-        <w:rPr>
-          <w:rFonts w:ascii="Times New Roman" w:eastAsia="宋体" w:hAnsi="Times New Roman" w:cs="Times New Roman" w:hint="eastAsia"/>
-        </w:rPr>
-        <w:t xml:space="preserve">git push origin </w:t>
-      </w:r>
-      <w:r>
-        <w:rPr>
-          <w:rFonts w:ascii="Times New Roman" w:eastAsia="宋体" w:hAnsi="Times New Roman" w:cs="Times New Roman" w:hint="eastAsia"/>
-        </w:rPr>
-        <w:t>分支名</w:t>
-      </w:r>
-      <w:r>
-        <w:rPr>
-          <w:rFonts w:ascii="Times New Roman" w:eastAsia="宋体" w:hAnsi="Times New Roman" w:cs="Times New Roman" w:hint="eastAsia"/>
-        </w:rPr>
-        <w:t xml:space="preserve"> </w:t>
-      </w:r>
-      <w:r>
-        <w:rPr>
-          <w:rFonts w:ascii="Times New Roman" w:eastAsia="宋体" w:hAnsi="Times New Roman" w:cs="Times New Roman" w:hint="eastAsia"/>
-        </w:rPr>
-        <w:t>推送到远端的分支上</w:t>
-      </w:r>
-    </w:p>
-    <w:p>
-      <w:pPr>
-        <w:jc w:val="both"/>
-        <w:rPr>
-          <w:rFonts w:ascii="Times New Roman" w:eastAsia="宋体" w:hAnsi="Times New Roman" w:cs="Times New Roman"/>
-        </w:rPr>
-      </w:pPr>
-      <w:r>
-        <w:rPr>
-          <w:rFonts w:ascii="Times New Roman" w:eastAsia="宋体" w:hAnsi="Times New Roman" w:cs="Times New Roman" w:hint="eastAsia"/>
-        </w:rPr>
-        <w:t>邀请成员加入开发，【</w:t>
-      </w:r>
-      <w:r>
-        <w:rPr>
-          <w:rFonts w:ascii="Times New Roman" w:eastAsia="宋体" w:hAnsi="Times New Roman" w:cs="Times New Roman" w:hint="eastAsia"/>
-        </w:rPr>
-        <w:t>尚硅谷】</w:t>
-      </w:r>
-      <w:r>
-        <w:rPr>
-          <w:rFonts w:ascii="Times New Roman" w:eastAsia="宋体" w:hAnsi="Times New Roman" w:cs="Times New Roman" w:hint="eastAsia"/>
-        </w:rPr>
-        <w:t>Git</w:t>
-      </w:r>
-      <w:r>
-        <w:rPr>
-          <w:rFonts w:ascii="Times New Roman" w:eastAsia="宋体" w:hAnsi="Times New Roman" w:cs="Times New Roman" w:hint="eastAsia"/>
-        </w:rPr>
-        <w:t>与</w:t>
-      </w:r>
-      <w:r>
-        <w:rPr>
-          <w:rFonts w:ascii="Times New Roman" w:eastAsia="宋体" w:hAnsi="Times New Roman" w:cs="Times New Roman" w:hint="eastAsia"/>
-        </w:rPr>
-        <w:t>GitHub</w:t>
-      </w:r>
-      <w:r>
-        <w:rPr>
-          <w:rFonts w:ascii="Times New Roman" w:eastAsia="宋体" w:hAnsi="Times New Roman" w:cs="Times New Roman" w:hint="eastAsia"/>
-        </w:rPr>
-        <w:t>基础全套完整版教程（快速上手，一套搞定）</w:t>
-      </w:r>
-      <w:r>
-        <w:rPr>
-          <w:rFonts w:ascii="Times New Roman" w:eastAsia="宋体" w:hAnsi="Times New Roman" w:cs="Times New Roman" w:hint="eastAsia"/>
-        </w:rPr>
-        <w:t>的第</w:t>
-      </w:r>
-      <w:r>
-        <w:rPr>
-          <w:rFonts w:ascii="Times New Roman" w:eastAsia="宋体" w:hAnsi="Times New Roman" w:cs="Times New Roman" w:hint="eastAsia"/>
-        </w:rPr>
-        <w:t>38</w:t>
-      </w:r>
-      <w:r>
-        <w:rPr>
-          <w:rFonts w:ascii="Times New Roman" w:eastAsia="宋体" w:hAnsi="Times New Roman" w:cs="Times New Roman" w:hint="eastAsia"/>
-        </w:rPr>
-        <w:t>节。</w:t>
-      </w:r>
-    </w:p>
-    <w:p>
-      <w:pPr>
-        <w:spacing w:after="0"/>
-        <w:jc w:val="both"/>
-        <w:rPr>
-          <w:rFonts w:ascii="Times New Roman" w:eastAsia="宋体" w:hAnsi="Times New Roman" w:cs="Times New Roman"/>
-        </w:rPr>
-      </w:pPr>
-      <w:r>
-        <w:rPr>
-          <w:rFonts w:ascii="Times New Roman" w:eastAsia="宋体" w:hAnsi="Times New Roman" w:cs="Times New Roman" w:hint="eastAsia"/>
-        </w:rPr>
-        <w:t>20</w:t>
-      </w:r>
-      <w:r>
-        <w:rPr>
-          <w:rFonts w:ascii="Times New Roman" w:eastAsia="宋体" w:hAnsi="Times New Roman" w:cs="Times New Roman" w:hint="eastAsia"/>
-        </w:rPr>
-        <w:t>、</w:t>
-      </w:r>
-      <w:r>
-        <w:rPr>
-          <w:rFonts w:ascii="Times New Roman" w:eastAsia="宋体" w:hAnsi="Times New Roman" w:cs="Times New Roman" w:hint="eastAsia"/>
-        </w:rPr>
-        <w:t xml:space="preserve">git pull </w:t>
-      </w:r>
-      <w:r>
-        <w:rPr>
-          <w:rFonts w:ascii="Times New Roman" w:eastAsia="宋体" w:hAnsi="Times New Roman" w:cs="Times New Roman" w:hint="eastAsia"/>
-        </w:rPr>
-        <w:t>远程仓库名</w:t>
-      </w:r>
-      <w:r>
-        <w:rPr>
-          <w:rFonts w:ascii="Times New Roman" w:eastAsia="宋体" w:hAnsi="Times New Roman" w:cs="Times New Roman" w:hint="eastAsia"/>
-        </w:rPr>
-        <w:t xml:space="preserve"> </w:t>
-      </w:r>
-      <w:r>
-        <w:rPr>
-          <w:rFonts w:ascii="Times New Roman" w:eastAsia="宋体" w:hAnsi="Times New Roman" w:cs="Times New Roman" w:hint="eastAsia"/>
-        </w:rPr>
-        <w:t>远程分支名</w:t>
-      </w:r>
-    </w:p>
-    <w:p>
-      <w:pPr>
-        <w:spacing w:after="0"/>
-        <w:jc w:val="both"/>
-        <w:rPr>
-          <w:rFonts w:ascii="Times New Roman" w:eastAsia="宋体" w:hAnsi="Times New Roman" w:cs="Times New Roman"/>
-        </w:rPr>
-      </w:pPr>
-      <w:r>
-        <w:rPr>
-          <w:rFonts w:ascii="Times New Roman" w:eastAsia="宋体" w:hAnsi="Times New Roman" w:cs="Times New Roman" w:hint="eastAsia"/>
-        </w:rPr>
-        <w:t xml:space="preserve">git fetch </w:t>
-      </w:r>
-      <w:r>
-        <w:rPr>
-          <w:rFonts w:ascii="Times New Roman" w:eastAsia="宋体" w:hAnsi="Times New Roman" w:cs="Times New Roman" w:hint="eastAsia"/>
-        </w:rPr>
-        <w:t>远程仓库名</w:t>
-      </w:r>
-      <w:r>
-        <w:rPr>
-          <w:rFonts w:ascii="Times New Roman" w:eastAsia="宋体" w:hAnsi="Times New Roman" w:cs="Times New Roman" w:hint="eastAsia"/>
-        </w:rPr>
-        <w:t xml:space="preserve"> </w:t>
-      </w:r>
-      <w:r>
-        <w:rPr>
-          <w:rFonts w:ascii="Times New Roman" w:eastAsia="宋体" w:hAnsi="Times New Roman" w:cs="Times New Roman" w:hint="eastAsia"/>
-        </w:rPr>
-        <w:t>远程分支名</w:t>
-      </w:r>
-    </w:p>
-    <w:p>
-      <w:pPr>
-        <w:spacing w:after="0"/>
-        <w:jc w:val="both"/>
-        <w:rPr>
-          <w:rFonts w:ascii="Times New Roman" w:eastAsia="宋体" w:hAnsi="Times New Roman" w:cs="Times New Roman"/>
-        </w:rPr>
-      </w:pPr>
-      <w:r>
-        <w:rPr>
-          <w:rFonts w:ascii="Times New Roman" w:eastAsia="宋体" w:hAnsi="Times New Roman" w:cs="Times New Roman" w:hint="eastAsia"/>
-        </w:rPr>
-        <w:t xml:space="preserve">git merge </w:t>
-      </w:r>
-      <w:r>
-        <w:rPr>
-          <w:rFonts w:ascii="Times New Roman" w:eastAsia="宋体" w:hAnsi="Times New Roman" w:cs="Times New Roman" w:hint="eastAsia"/>
-        </w:rPr>
-        <w:t>远程仓库名</w:t>
-      </w:r>
-      <w:r>
-        <w:rPr>
-          <w:rFonts w:ascii="Times New Roman" w:eastAsia="宋体" w:hAnsi="Times New Roman" w:cs="Times New Roman" w:hint="eastAsia"/>
-        </w:rPr>
-        <w:t>/</w:t>
-      </w:r>
-      <w:r>
-        <w:rPr>
-          <w:rFonts w:ascii="Times New Roman" w:eastAsia="宋体" w:hAnsi="Times New Roman" w:cs="Times New Roman" w:hint="eastAsia"/>
-        </w:rPr>
-        <w:t>本地分支名</w:t>
-      </w:r>
-    </w:p>
-    <w:p>
-      <w:pPr>
-        <w:spacing w:after="0"/>
-        <w:jc w:val="both"/>
-        <w:rPr>
-          <w:rFonts w:ascii="Times New Roman" w:eastAsia="宋体" w:hAnsi="Times New Roman" w:cs="Times New Roman"/>
-        </w:rPr>
-      </w:pPr>
-      <w:r>
-        <w:rPr>
-          <w:rFonts w:ascii="Times New Roman" w:eastAsia="宋体" w:hAnsi="Times New Roman" w:cs="Times New Roman" w:hint="eastAsia"/>
-        </w:rPr>
-        <w:t>21</w:t>
-      </w:r>
-      <w:r>
-        <w:rPr>
-          <w:rFonts w:ascii="Times New Roman" w:eastAsia="宋体" w:hAnsi="Times New Roman" w:cs="Times New Roman" w:hint="eastAsia"/>
-        </w:rPr>
-        <w:t>、解决推送冲突问题，如果</w:t>
-      </w:r>
-      <w:r>
-        <w:rPr>
-          <w:rFonts w:ascii="Times New Roman" w:eastAsia="宋体" w:hAnsi="Times New Roman" w:cs="Times New Roman" w:hint="eastAsia"/>
-        </w:rPr>
-        <w:t>push</w:t>
-      </w:r>
-      <w:r>
-        <w:rPr>
-          <w:rFonts w:ascii="Times New Roman" w:eastAsia="宋体" w:hAnsi="Times New Roman" w:cs="Times New Roman" w:hint="eastAsia"/>
-        </w:rPr>
-        <w:t>的不是基于远端最新版的内容修改，则需要先进行</w:t>
-      </w:r>
-      <w:r>
-        <w:rPr>
-          <w:rFonts w:ascii="Times New Roman" w:eastAsia="宋体" w:hAnsi="Times New Roman" w:cs="Times New Roman" w:hint="eastAsia"/>
-        </w:rPr>
-        <w:t>pull</w:t>
-      </w:r>
-      <w:r>
-        <w:rPr>
-          <w:rFonts w:ascii="Times New Roman" w:eastAsia="宋体" w:hAnsi="Times New Roman" w:cs="Times New Roman" w:hint="eastAsia"/>
-        </w:rPr>
-        <w:t>，然后进行分支冲突解决的步骤操作</w:t>
-      </w:r>
-    </w:p>
-    <w:p>
-      <w:pPr>
-        <w:jc w:val="both"/>
-        <w:rPr>
-          <w:rFonts w:ascii="Times New Roman" w:eastAsia="宋体" w:hAnsi="Times New Roman" w:cs="Times New Roman"/>
-        </w:rPr>
-      </w:pPr>
-      <w:r>
-        <w:rPr>
-          <w:rFonts w:ascii="Times New Roman" w:eastAsia="宋体" w:hAnsi="Times New Roman" w:cs="Times New Roman" w:hint="eastAsia"/>
-        </w:rPr>
-        <w:t>22</w:t>
-      </w:r>
-      <w:r>
-        <w:rPr>
-          <w:rFonts w:ascii="Times New Roman" w:eastAsia="宋体" w:hAnsi="Times New Roman" w:cs="Times New Roman" w:hint="eastAsia"/>
-        </w:rPr>
-        <w:t>、跨团队协作</w:t>
-      </w:r>
-      <w:r>
-        <w:rPr>
-          <w:rFonts w:ascii="Times New Roman" w:eastAsia="宋体" w:hAnsi="Times New Roman" w:cs="Times New Roman" w:hint="eastAsia"/>
-        </w:rPr>
-        <w:t>在【</w:t>
-      </w:r>
-      <w:r>
-        <w:rPr>
-          <w:rFonts w:ascii="Times New Roman" w:eastAsia="宋体" w:hAnsi="Times New Roman" w:cs="Times New Roman" w:hint="eastAsia"/>
-        </w:rPr>
-        <w:t>尚硅谷】</w:t>
-      </w:r>
-      <w:r>
-        <w:rPr>
-          <w:rFonts w:ascii="Times New Roman" w:eastAsia="宋体" w:hAnsi="Times New Roman" w:cs="Times New Roman" w:hint="eastAsia"/>
-        </w:rPr>
-        <w:t>Git</w:t>
-      </w:r>
-      <w:r>
-        <w:rPr>
-          <w:rFonts w:ascii="Times New Roman" w:eastAsia="宋体" w:hAnsi="Times New Roman" w:cs="Times New Roman" w:hint="eastAsia"/>
-        </w:rPr>
-        <w:t>与</w:t>
-      </w:r>
-      <w:r>
-        <w:rPr>
-          <w:rFonts w:ascii="Times New Roman" w:eastAsia="宋体" w:hAnsi="Times New Roman" w:cs="Times New Roman" w:hint="eastAsia"/>
-        </w:rPr>
-        <w:t>GitHub</w:t>
-      </w:r>
-      <w:r>
-        <w:rPr>
-          <w:rFonts w:ascii="Times New Roman" w:eastAsia="宋体" w:hAnsi="Times New Roman" w:cs="Times New Roman" w:hint="eastAsia"/>
-        </w:rPr>
-        <w:t>基础全套完整版教程（快速上手，一套搞定）</w:t>
-      </w:r>
-      <w:r>
-        <w:rPr>
-          <w:rFonts w:ascii="Times New Roman" w:eastAsia="宋体" w:hAnsi="Times New Roman" w:cs="Times New Roman" w:hint="eastAsia"/>
-        </w:rPr>
-        <w:t>的第</w:t>
-      </w:r>
-      <w:r>
-        <w:rPr>
-          <w:rFonts w:ascii="Times New Roman" w:eastAsia="宋体" w:hAnsi="Times New Roman" w:cs="Times New Roman" w:hint="eastAsia"/>
-        </w:rPr>
-        <w:t>41</w:t>
-      </w:r>
-      <w:r>
-        <w:rPr>
-          <w:rFonts w:ascii="Times New Roman" w:eastAsia="宋体" w:hAnsi="Times New Roman" w:cs="Times New Roman" w:hint="eastAsia"/>
-        </w:rPr>
-        <w:t>节。</w:t>
-      </w:r>
-    </w:p>
-    <w:p>
-      <w:pPr>
-        <w:jc w:val="both"/>
-        <w:rPr>
-          <w:rFonts w:ascii="Times New Roman" w:eastAsia="宋体" w:hAnsi="Times New Roman" w:cs="Times New Roman"/>
-        </w:rPr>
-      </w:pPr>
-      <w:r>
-        <w:rPr>
-          <w:rFonts w:ascii="Times New Roman" w:eastAsia="宋体" w:hAnsi="Times New Roman" w:cs="Times New Roman" w:hint="eastAsia"/>
-        </w:rPr>
-        <w:t>23</w:t>
-      </w:r>
-      <w:r>
-        <w:rPr>
-          <w:rFonts w:ascii="Times New Roman" w:eastAsia="宋体" w:hAnsi="Times New Roman" w:cs="Times New Roman" w:hint="eastAsia"/>
-        </w:rPr>
-        <w:t>、</w:t>
-      </w:r>
-      <w:r>
-        <w:rPr>
-          <w:rFonts w:ascii="Times New Roman" w:eastAsia="宋体" w:hAnsi="Times New Roman" w:cs="Times New Roman"/>
-        </w:rPr>
-        <w:t xml:space="preserve">git restore </w:t>
-      </w:r>
-      <w:r>
-        <w:rPr>
-          <w:rFonts w:ascii="Times New Roman" w:eastAsia="宋体" w:hAnsi="Times New Roman" w:cs="Times New Roman"/>
-        </w:rPr>
-        <w:t>–</w:t>
-      </w:r>
-      <w:r>
-        <w:rPr>
-          <w:rFonts w:ascii="Times New Roman" w:eastAsia="宋体" w:hAnsi="Times New Roman" w:cs="Times New Roman"/>
-        </w:rPr>
-        <w:t>staged</w:t>
-      </w:r>
-      <w:r>
-        <w:rPr>
-          <w:rFonts w:ascii="Times New Roman" w:eastAsia="宋体" w:hAnsi="Times New Roman" w:cs="Times New Roman" w:hint="eastAsia"/>
-        </w:rPr>
-        <w:t xml:space="preserve"> </w:t>
-      </w:r>
-      <w:r>
-        <w:rPr>
-          <w:rFonts w:ascii="Times New Roman" w:eastAsia="宋体" w:hAnsi="Times New Roman" w:cs="Times New Roman" w:hint="eastAsia"/>
-        </w:rPr>
-        <w:t>文件名</w:t>
-      </w:r>
-      <w:r>
-        <w:rPr>
-          <w:rFonts w:ascii="Times New Roman" w:eastAsia="宋体" w:hAnsi="Times New Roman" w:cs="Times New Roman"/>
-        </w:rPr>
-        <w:t>/</w:t>
-      </w:r>
-      <w:r>
-        <w:rPr>
-          <w:rFonts w:ascii="Times New Roman" w:eastAsia="宋体" w:hAnsi="Times New Roman" w:cs="Times New Roman" w:hint="eastAsia"/>
-        </w:rPr>
-        <w:t xml:space="preserve"> </w:t>
-      </w:r>
-      <w:r>
-        <w:rPr>
-          <w:rFonts w:ascii="Times New Roman" w:eastAsia="宋体" w:hAnsi="Times New Roman" w:cs="Times New Roman" w:hint="eastAsia"/>
-        </w:rPr>
-        <w:t>从暂存区撤销特定的文件</w:t>
-      </w:r>
-    </w:p>
-    <w:p>
-      <w:pPr>
-        <w:jc w:val="both"/>
-        <w:rPr>
-          <w:rFonts w:ascii="Times New Roman" w:eastAsia="宋体" w:hAnsi="Times New Roman" w:cs="Times New Roman"/>
-        </w:rPr>
-      </w:pPr>
-      <w:r>
-        <w:rPr>
-          <w:rFonts w:ascii="Times New Roman" w:eastAsia="宋体" w:hAnsi="Times New Roman" w:cs="Times New Roman" w:hint="eastAsia"/>
-        </w:rPr>
-        <w:t>24</w:t>
-      </w:r>
-      <w:r>
-        <w:rPr>
-          <w:rFonts w:ascii="Times New Roman" w:eastAsia="宋体" w:hAnsi="Times New Roman" w:cs="Times New Roman" w:hint="eastAsia"/>
-        </w:rPr>
-        <w:t>、</w:t>
-      </w:r>
-      <w:r>
-        <w:rPr>
-          <w:rFonts w:ascii="Times New Roman" w:eastAsia="宋体" w:hAnsi="Times New Roman" w:cs="Times New Roman"/>
-        </w:rPr>
-        <w:t xml:space="preserve">vi </w:t>
-      </w:r>
-      <w:r>
-        <w:rPr>
-          <w:rFonts w:ascii="Times New Roman" w:eastAsia="宋体" w:hAnsi="Times New Roman" w:cs="Times New Roman"/>
-        </w:rPr>
-        <w:t>编辑器里真正的</w:t>
-      </w:r>
-      <w:r>
-        <w:rPr>
-          <w:rFonts w:ascii="Times New Roman" w:eastAsia="宋体" w:hAnsi="Times New Roman" w:cs="Times New Roman"/>
-        </w:rPr>
-        <w:t>“</w:t>
-      </w:r>
-      <w:r>
-        <w:rPr>
-          <w:rFonts w:ascii="Times New Roman" w:eastAsia="宋体" w:hAnsi="Times New Roman" w:cs="Times New Roman"/>
-        </w:rPr>
-        <w:t>撤销</w:t>
-      </w:r>
-      <w:r>
-        <w:rPr>
-          <w:rFonts w:ascii="Times New Roman" w:eastAsia="宋体" w:hAnsi="Times New Roman" w:cs="Times New Roman"/>
-        </w:rPr>
-        <w:t>”</w:t>
-      </w:r>
-      <w:r>
-        <w:rPr>
-          <w:rFonts w:ascii="Times New Roman" w:eastAsia="宋体" w:hAnsi="Times New Roman" w:cs="Times New Roman"/>
-        </w:rPr>
-        <w:t>快捷键：</w:t>
-      </w:r>
-      <w:r>
-        <w:rPr>
-          <w:rFonts w:ascii="Times New Roman" w:eastAsia="宋体" w:hAnsi="Times New Roman" w:cs="Times New Roman"/>
-        </w:rPr>
-        <w:t>u</w:t>
-      </w:r>
-      <w:r>
-        <w:rPr>
-          <w:rFonts w:ascii="Times New Roman" w:eastAsia="宋体" w:hAnsi="Times New Roman" w:cs="Times New Roman" w:hint="eastAsia"/>
-        </w:rPr>
-        <w:t>，先按</w:t>
-      </w:r>
-      <w:r>
-        <w:rPr>
-          <w:rFonts w:ascii="Times New Roman" w:eastAsia="宋体" w:hAnsi="Times New Roman" w:cs="Times New Roman" w:hint="eastAsia"/>
-        </w:rPr>
-        <w:t>esc</w:t>
-      </w:r>
-      <w:r>
-        <w:rPr>
-          <w:rFonts w:ascii="Times New Roman" w:eastAsia="宋体" w:hAnsi="Times New Roman" w:cs="Times New Roman" w:hint="eastAsia"/>
-        </w:rPr>
-        <w:t>退出操作界面，然后点</w:t>
-      </w:r>
-      <w:r>
-        <w:rPr>
-          <w:rFonts w:ascii="Times New Roman" w:eastAsia="宋体" w:hAnsi="Times New Roman" w:cs="Times New Roman" w:hint="eastAsia"/>
-        </w:rPr>
-        <w:t>u</w:t>
-      </w:r>
-      <w:r>
-        <w:rPr>
-          <w:rFonts w:ascii="Times New Roman" w:eastAsia="宋体" w:hAnsi="Times New Roman" w:cs="Times New Roman"/>
-        </w:rPr>
-        <w:t>（小写，代表</w:t>
-      </w:r>
-      <w:r>
-        <w:rPr>
-          <w:rFonts w:ascii="Times New Roman" w:eastAsia="宋体" w:hAnsi="Times New Roman" w:cs="Times New Roman"/>
-        </w:rPr>
-        <w:t xml:space="preserve"> Undo</w:t>
-      </w:r>
-      <w:r>
-        <w:rPr>
-          <w:rFonts w:ascii="Times New Roman" w:eastAsia="宋体" w:hAnsi="Times New Roman" w:cs="Times New Roman"/>
-        </w:rPr>
-        <w:t>）</w:t>
-      </w:r>
-    </w:p>
-    <w:p>
-      <w:pPr>
-        <w:jc w:val="both"/>
-        <w:rPr>
-          <w:rFonts w:ascii="Times New Roman" w:eastAsia="宋体" w:hAnsi="Times New Roman" w:cs="Times New Roman"/>
-        </w:rPr>
-      </w:pPr>
-      <w:r>
-        <w:rPr>
-          <w:rFonts w:ascii="Times New Roman" w:eastAsia="宋体" w:hAnsi="Times New Roman" w:cs="Times New Roman" w:hint="eastAsia"/>
-        </w:rPr>
-        <w:t>25</w:t>
-      </w:r>
-      <w:r>
-        <w:rPr>
-          <w:rFonts w:ascii="Times New Roman" w:eastAsia="宋体" w:hAnsi="Times New Roman" w:cs="Times New Roman" w:hint="eastAsia"/>
-        </w:rPr>
-        <w:t>、只暂存上传文件夹中的某一文件夹</w:t>
-      </w:r>
-      <w:r>
-        <w:rPr>
-          <w:rFonts w:ascii="Times New Roman" w:eastAsia="宋体" w:hAnsi="Times New Roman" w:cs="Times New Roman" w:hint="eastAsia"/>
-        </w:rPr>
-        <w:t>:</w:t>
-      </w:r>
-      <w:r>
-        <w:t xml:space="preserve"> </w:t>
-      </w:r>
-      <w:r>
-        <w:rPr>
-          <w:rFonts w:ascii="Times New Roman" w:eastAsia="宋体" w:hAnsi="Times New Roman" w:cs="Times New Roman"/>
-        </w:rPr>
-        <w:t>data/</w:t>
-      </w:r>
-      <w:proofErr w:type="gramStart"/>
-      <w:r>
-        <w:rPr>
-          <w:rFonts w:ascii="Times New Roman" w:eastAsia="宋体" w:hAnsi="Times New Roman" w:cs="Times New Roman"/>
-        </w:rPr>
-        <w:t>* !data</w:t>
-      </w:r>
-      <w:proofErr w:type="gramEnd"/>
-      <w:r>
-        <w:rPr>
-          <w:rFonts w:ascii="Times New Roman" w:eastAsia="宋体" w:hAnsi="Times New Roman" w:cs="Times New Roman"/>
-        </w:rPr>
-        <w:t>/model/</w:t>
+          <w:rFonts w:ascii="Times New Roman" w:eastAsia="宋体" w:hAnsi="Times New Roman" w:cs="Times New Roman"/>
+        </w:rPr>
+        <w:t>data/* !data/model/</w:t>
       </w:r>
     </w:p>
     <w:p>
@@ -3579,26 +3577,16 @@
       <w:pPr>
         <w:jc w:val="both"/>
         <w:rPr>
-          <w:rFonts w:ascii="Times New Roman" w:eastAsia="宋体" w:hAnsi="Times New Roman" w:cs="Times New Roman" w:hint="eastAsia"/>
-        </w:rPr>
-      </w:pPr>
-      <w:proofErr w:type="gramStart"/>
-      <w:r>
-        <w:rPr>
-          <w:rFonts w:ascii="Times New Roman" w:eastAsia="宋体" w:hAnsi="Times New Roman" w:cs="Times New Roman"/>
-          <w:b/>
-          <w:bCs/>
-        </w:rPr>
-        <w:t>!data</w:t>
-      </w:r>
-      <w:proofErr w:type="gramEnd"/>
-      <w:r>
-        <w:rPr>
-          <w:rFonts w:ascii="Times New Roman" w:eastAsia="宋体" w:hAnsi="Times New Roman" w:cs="Times New Roman"/>
-          <w:b/>
-          <w:bCs/>
-        </w:rPr>
-        <w:t>/model/</w:t>
+          <w:rFonts w:ascii="Times New Roman" w:eastAsia="宋体" w:hAnsi="Times New Roman" w:cs="Times New Roman"/>
+        </w:rPr>
+      </w:pPr>
+      <w:r>
+        <w:rPr>
+          <w:rFonts w:ascii="Times New Roman" w:eastAsia="宋体" w:hAnsi="Times New Roman" w:cs="Times New Roman"/>
+          <w:b/>
+          <w:bCs/>
+        </w:rPr>
+        <w:t>!data/model/</w:t>
       </w:r>
       <w:r>
         <w:rPr>
@@ -3769,7 +3757,6 @@
           <w:rFonts w:ascii="Times New Roman" w:eastAsia="宋体" w:hAnsi="Times New Roman" w:cs="Times New Roman"/>
         </w:rPr>
       </w:pPr>
-      <w:proofErr w:type="spellStart"/>
       <w:r>
         <w:rPr>
           <w:rFonts w:ascii="Times New Roman" w:eastAsia="宋体" w:hAnsi="Times New Roman" w:cs="Times New Roman"/>
@@ -3778,7 +3765,6 @@
         </w:rPr>
         <w:t>pwd</w:t>
       </w:r>
-      <w:proofErr w:type="spellEnd"/>
       <w:r>
         <w:rPr>
           <w:rFonts w:ascii="Times New Roman" w:eastAsia="宋体" w:hAnsi="Times New Roman" w:cs="Times New Roman"/>
@@ -3823,6 +3809,7 @@
           <w:b/>
           <w:bCs/>
         </w:rPr>
+        <w:lastRenderedPageBreak/>
         <w:t>ls</w:t>
       </w:r>
       <w:r>
@@ -3951,7 +3938,6 @@
         </w:rPr>
         <w:t xml:space="preserve"> (</w:t>
       </w:r>
-      <w:proofErr w:type="gramStart"/>
       <w:r>
         <w:rPr>
           <w:rFonts w:ascii="Times New Roman" w:eastAsia="宋体" w:hAnsi="Times New Roman" w:cs="Times New Roman"/>
@@ -3960,7 +3946,6 @@
         </w:rPr>
         <w:t>增删改查</w:t>
       </w:r>
-      <w:proofErr w:type="gramEnd"/>
       <w:r>
         <w:rPr>
           <w:rFonts w:ascii="Times New Roman" w:eastAsia="宋体" w:hAnsi="Times New Roman" w:cs="Times New Roman"/>
@@ -3981,7 +3966,6 @@
         <w:rPr>
           <w:rFonts w:ascii="Times New Roman" w:eastAsia="宋体" w:hAnsi="Times New Roman" w:cs="Times New Roman"/>
         </w:rPr>
-        <w:lastRenderedPageBreak/>
         <w:t>这是每天写代码都会经历的标准提交流程。</w:t>
       </w:r>
     </w:p>
@@ -4002,18 +3986,8 @@
           <w:b/>
           <w:bCs/>
         </w:rPr>
-        <w:t xml:space="preserve">git </w:t>
-      </w:r>
-      <w:proofErr w:type="spellStart"/>
-      <w:r>
-        <w:rPr>
-          <w:rFonts w:ascii="Times New Roman" w:eastAsia="宋体" w:hAnsi="Times New Roman" w:cs="Times New Roman"/>
-          <w:b/>
-          <w:bCs/>
-        </w:rPr>
-        <w:t>init</w:t>
-      </w:r>
-      <w:proofErr w:type="spellEnd"/>
+        <w:t>git init</w:t>
+      </w:r>
       <w:r>
         <w:rPr>
           <w:rFonts w:ascii="Times New Roman" w:eastAsia="宋体" w:hAnsi="Times New Roman" w:cs="Times New Roman"/>
@@ -4104,30 +4078,13 @@
           <w:b/>
           <w:bCs/>
         </w:rPr>
-        <w:t xml:space="preserve">git </w:t>
-      </w:r>
-      <w:proofErr w:type="gramStart"/>
-      <w:r>
-        <w:rPr>
-          <w:rFonts w:ascii="Times New Roman" w:eastAsia="宋体" w:hAnsi="Times New Roman" w:cs="Times New Roman"/>
-          <w:b/>
-          <w:bCs/>
-        </w:rPr>
-        <w:t>add .</w:t>
-      </w:r>
-      <w:proofErr w:type="gramEnd"/>
-      <w:r>
-        <w:rPr>
-          <w:rFonts w:ascii="Times New Roman" w:eastAsia="宋体" w:hAnsi="Times New Roman" w:cs="Times New Roman"/>
-        </w:rPr>
-        <w:t>：将当前目录下所有未被忽略的改动，</w:t>
-      </w:r>
-      <w:proofErr w:type="gramStart"/>
-      <w:r>
-        <w:rPr>
-          <w:rFonts w:ascii="Times New Roman" w:eastAsia="宋体" w:hAnsi="Times New Roman" w:cs="Times New Roman"/>
-        </w:rPr>
-        <w:t>统统存放到</w:t>
+        <w:t>git add .</w:t>
+      </w:r>
+      <w:r>
+        <w:rPr>
+          <w:rFonts w:ascii="Times New Roman" w:eastAsia="宋体" w:hAnsi="Times New Roman" w:cs="Times New Roman"/>
+        </w:rPr>
+        <w:t>：将当前目录下所有未被忽略的改动，统统存放到</w:t>
       </w:r>
       <w:r>
         <w:rPr>
@@ -4153,7 +4110,6 @@
         </w:rPr>
         <w:t>。</w:t>
       </w:r>
-      <w:proofErr w:type="gramEnd"/>
     </w:p>
     <w:p>
       <w:pPr>
@@ -4378,18 +4334,8 @@
           <w:b/>
           <w:bCs/>
         </w:rPr>
-        <w:t>:</w:t>
-      </w:r>
-      <w:proofErr w:type="spellStart"/>
-      <w:r>
-        <w:rPr>
-          <w:rFonts w:ascii="Times New Roman" w:eastAsia="宋体" w:hAnsi="Times New Roman" w:cs="Times New Roman"/>
-          <w:b/>
-          <w:bCs/>
-        </w:rPr>
-        <w:t>wq</w:t>
-      </w:r>
-      <w:proofErr w:type="spellEnd"/>
+        <w:t>:wq</w:t>
+      </w:r>
       <w:r>
         <w:rPr>
           <w:rFonts w:ascii="Times New Roman" w:eastAsia="宋体" w:hAnsi="Times New Roman" w:cs="Times New Roman"/>
@@ -4474,25 +4420,7 @@
           <w:b/>
           <w:bCs/>
         </w:rPr>
-        <w:t xml:space="preserve"> (.</w:t>
-      </w:r>
-      <w:proofErr w:type="spellStart"/>
-      <w:r>
-        <w:rPr>
-          <w:rFonts w:ascii="Times New Roman" w:eastAsia="宋体" w:hAnsi="Times New Roman" w:cs="Times New Roman"/>
-          <w:b/>
-          <w:bCs/>
-        </w:rPr>
-        <w:t>gitignore</w:t>
-      </w:r>
-      <w:proofErr w:type="spellEnd"/>
-      <w:r>
-        <w:rPr>
-          <w:rFonts w:ascii="Times New Roman" w:eastAsia="宋体" w:hAnsi="Times New Roman" w:cs="Times New Roman"/>
-          <w:b/>
-          <w:bCs/>
-        </w:rPr>
-        <w:t>)</w:t>
+        <w:t xml:space="preserve"> (.gitignore)</w:t>
       </w:r>
     </w:p>
     <w:p>
@@ -4538,22 +4466,12 @@
         </w:rPr>
         <w:t>创建文件：</w:t>
       </w:r>
-      <w:proofErr w:type="gramStart"/>
-      <w:r>
-        <w:rPr>
-          <w:rFonts w:ascii="Times New Roman" w:eastAsia="宋体" w:hAnsi="Times New Roman" w:cs="Times New Roman"/>
-        </w:rPr>
-        <w:t>touch .</w:t>
-      </w:r>
-      <w:proofErr w:type="spellStart"/>
-      <w:r>
-        <w:rPr>
-          <w:rFonts w:ascii="Times New Roman" w:eastAsia="宋体" w:hAnsi="Times New Roman" w:cs="Times New Roman"/>
-        </w:rPr>
-        <w:t>gitignore</w:t>
-      </w:r>
-      <w:proofErr w:type="spellEnd"/>
-      <w:proofErr w:type="gramEnd"/>
+      <w:r>
+        <w:rPr>
+          <w:rFonts w:ascii="Times New Roman" w:eastAsia="宋体" w:hAnsi="Times New Roman" w:cs="Times New Roman"/>
+        </w:rPr>
+        <w:t>touch .gitignore</w:t>
+      </w:r>
     </w:p>
     <w:p>
       <w:pPr>
@@ -4572,22 +4490,12 @@
         </w:rPr>
         <w:t>编辑文件：</w:t>
       </w:r>
-      <w:proofErr w:type="gramStart"/>
-      <w:r>
-        <w:rPr>
-          <w:rFonts w:ascii="Times New Roman" w:eastAsia="宋体" w:hAnsi="Times New Roman" w:cs="Times New Roman"/>
-        </w:rPr>
-        <w:t>vi .</w:t>
-      </w:r>
-      <w:proofErr w:type="spellStart"/>
-      <w:r>
-        <w:rPr>
-          <w:rFonts w:ascii="Times New Roman" w:eastAsia="宋体" w:hAnsi="Times New Roman" w:cs="Times New Roman"/>
-        </w:rPr>
-        <w:t>gitignore</w:t>
-      </w:r>
-      <w:proofErr w:type="spellEnd"/>
-      <w:proofErr w:type="gramEnd"/>
+      <w:r>
+        <w:rPr>
+          <w:rFonts w:ascii="Times New Roman" w:eastAsia="宋体" w:hAnsi="Times New Roman" w:cs="Times New Roman"/>
+        </w:rPr>
+        <w:t>vi .gitignore</w:t>
+      </w:r>
     </w:p>
     <w:p>
       <w:pPr>
@@ -4808,21 +4716,14 @@
         <w:rPr>
           <w:rFonts w:ascii="Times New Roman" w:eastAsia="宋体" w:hAnsi="Times New Roman" w:cs="Times New Roman"/>
         </w:rPr>
-        <w:t>分支是多人协作和功能开发的核心。当你需要将他人（例如实验室师兄）的核心算法逻辑重构并完全迁移到自己的项目中，而不是简单地</w:t>
-      </w:r>
-      <w:proofErr w:type="gramStart"/>
-      <w:r>
-        <w:rPr>
-          <w:rFonts w:ascii="Times New Roman" w:eastAsia="宋体" w:hAnsi="Times New Roman" w:cs="Times New Roman"/>
-        </w:rPr>
-        <w:t>当做</w:t>
-      </w:r>
-      <w:proofErr w:type="gramEnd"/>
-      <w:r>
-        <w:rPr>
-          <w:rFonts w:ascii="Times New Roman" w:eastAsia="宋体" w:hAnsi="Times New Roman" w:cs="Times New Roman"/>
-        </w:rPr>
-        <w:t>外部头文件调用时，拉取一个独立的迁移分支进行本地调试，确认无误后再合并回主干，是防止弄坏现有代码最安全稳妥的做法。</w:t>
+        <w:t>分支是多人协作和功能开发的核心。当你需要将他人（例如实验室师兄）的核心算法逻</w:t>
+      </w:r>
+      <w:r>
+        <w:rPr>
+          <w:rFonts w:ascii="Times New Roman" w:eastAsia="宋体" w:hAnsi="Times New Roman" w:cs="Times New Roman"/>
+        </w:rPr>
+        <w:lastRenderedPageBreak/>
+        <w:t>辑重构并完全迁移到自己的项目中，而不是简单地当做外部头文件调用时，拉取一个独立的迁移分支进行本地调试，确认无误后再合并回主干，是防止弄坏现有代码最安全稳妥的做法。</w:t>
       </w:r>
     </w:p>
     <w:p>
@@ -4910,7 +4811,6 @@
           <w:b/>
           <w:bCs/>
         </w:rPr>
-        <w:lastRenderedPageBreak/>
         <w:t>git checkout [</w:t>
       </w:r>
       <w:r>
@@ -5609,18 +5509,8 @@
           <w:b/>
           <w:bCs/>
         </w:rPr>
-        <w:t>第六部分：</w:t>
-      </w:r>
-      <w:proofErr w:type="gramStart"/>
-      <w:r>
-        <w:rPr>
-          <w:rFonts w:ascii="Times New Roman" w:eastAsia="宋体" w:hAnsi="Times New Roman" w:cs="Times New Roman"/>
-          <w:b/>
-          <w:bCs/>
-        </w:rPr>
-        <w:t>教程锚点</w:t>
-      </w:r>
-      <w:proofErr w:type="gramEnd"/>
+        <w:t>第六部分：教程锚点</w:t>
+      </w:r>
       <w:r>
         <w:rPr>
           <w:rFonts w:ascii="Times New Roman" w:eastAsia="宋体" w:hAnsi="Times New Roman" w:cs="Times New Roman"/>
@@ -5767,21 +5657,7 @@
         <w:rPr>
           <w:rFonts w:ascii="Times New Roman" w:eastAsia="宋体" w:hAnsi="Times New Roman" w:cs="Times New Roman"/>
         </w:rPr>
-        <w:t>代码、</w:t>
-      </w:r>
-      <w:proofErr w:type="gramStart"/>
-      <w:r>
-        <w:rPr>
-          <w:rFonts w:ascii="Times New Roman" w:eastAsia="宋体" w:hAnsi="Times New Roman" w:cs="Times New Roman"/>
-        </w:rPr>
-        <w:t>修改后跨仓库</w:t>
-      </w:r>
-      <w:proofErr w:type="gramEnd"/>
-      <w:r>
-        <w:rPr>
-          <w:rFonts w:ascii="Times New Roman" w:eastAsia="宋体" w:hAnsi="Times New Roman" w:cs="Times New Roman"/>
-        </w:rPr>
-        <w:t>提交</w:t>
+        <w:t>代码、修改后跨仓库提交</w:t>
       </w:r>
       <w:r>
         <w:rPr>

--- a/Git.docx
+++ b/Git.docx
@@ -172,7 +172,21 @@
         <w:rPr>
           <w:rFonts w:ascii="Times New Roman" w:eastAsia="宋体" w:hAnsi="Times New Roman" w:cs="Times New Roman"/>
         </w:rPr>
-        <w:t>）来管理你的私钥。</w:t>
+        <w:t>）来管理你的私</w:t>
+      </w:r>
+      <w:proofErr w:type="gramStart"/>
+      <w:r>
+        <w:rPr>
+          <w:rFonts w:ascii="Times New Roman" w:eastAsia="宋体" w:hAnsi="Times New Roman" w:cs="Times New Roman"/>
+        </w:rPr>
+        <w:t>钥</w:t>
+      </w:r>
+      <w:proofErr w:type="gramEnd"/>
+      <w:r>
+        <w:rPr>
+          <w:rFonts w:ascii="Times New Roman" w:eastAsia="宋体" w:hAnsi="Times New Roman" w:cs="Times New Roman"/>
+        </w:rPr>
+        <w:t>。</w:t>
       </w:r>
     </w:p>
     <w:p>
@@ -193,7 +207,21 @@
         <w:rPr>
           <w:rFonts w:ascii="Times New Roman" w:eastAsia="宋体" w:hAnsi="Times New Roman" w:cs="Times New Roman"/>
         </w:rPr>
-        <w:t xml:space="preserve"> Agent pid &lt;</w:t>
+        <w:t xml:space="preserve"> Agent </w:t>
+      </w:r>
+      <w:proofErr w:type="spellStart"/>
+      <w:r>
+        <w:rPr>
+          <w:rFonts w:ascii="Times New Roman" w:eastAsia="宋体" w:hAnsi="Times New Roman" w:cs="Times New Roman"/>
+        </w:rPr>
+        <w:t>pid</w:t>
+      </w:r>
+      <w:proofErr w:type="spellEnd"/>
+      <w:r>
+        <w:rPr>
+          <w:rFonts w:ascii="Times New Roman" w:eastAsia="宋体" w:hAnsi="Times New Roman" w:cs="Times New Roman"/>
+        </w:rPr>
+        <w:t xml:space="preserve"> &lt;</w:t>
       </w:r>
       <w:r>
         <w:rPr>
@@ -231,8 +259,16 @@
         <w:rPr>
           <w:rFonts w:ascii="Times New Roman" w:eastAsia="宋体" w:hAnsi="Times New Roman" w:cs="Times New Roman"/>
         </w:rPr>
-        <w:t>加载私钥</w:t>
-      </w:r>
+        <w:t>加载私</w:t>
+      </w:r>
+      <w:proofErr w:type="gramStart"/>
+      <w:r>
+        <w:rPr>
+          <w:rFonts w:ascii="Times New Roman" w:eastAsia="宋体" w:hAnsi="Times New Roman" w:cs="Times New Roman"/>
+        </w:rPr>
+        <w:t>钥</w:t>
+      </w:r>
+      <w:proofErr w:type="gramEnd"/>
       <w:r>
         <w:rPr>
           <w:rFonts w:ascii="Times New Roman" w:eastAsia="宋体" w:hAnsi="Times New Roman" w:cs="Times New Roman"/>
@@ -257,7 +293,25 @@
           <w:b/>
           <w:bCs/>
         </w:rPr>
-        <w:t xml:space="preserve">ssh-add ~/.ssh/id_rsa </w:t>
+        <w:t>ssh-add ~/.ssh/</w:t>
+      </w:r>
+      <w:proofErr w:type="spellStart"/>
+      <w:r>
+        <w:rPr>
+          <w:rFonts w:ascii="Times New Roman" w:eastAsia="宋体" w:hAnsi="Times New Roman" w:cs="Times New Roman"/>
+          <w:b/>
+          <w:bCs/>
+        </w:rPr>
+        <w:t>id_rsa</w:t>
+      </w:r>
+      <w:proofErr w:type="spellEnd"/>
+      <w:r>
+        <w:rPr>
+          <w:rFonts w:ascii="Times New Roman" w:eastAsia="宋体" w:hAnsi="Times New Roman" w:cs="Times New Roman"/>
+          <w:b/>
+          <w:bCs/>
+        </w:rPr>
+        <w:t xml:space="preserve"> </w:t>
       </w:r>
     </w:p>
     <w:bookmarkEnd w:id="0"/>
@@ -285,14 +339,30 @@
         <w:rPr>
           <w:rFonts w:ascii="Times New Roman" w:eastAsia="宋体" w:hAnsi="Times New Roman" w:cs="Times New Roman"/>
         </w:rPr>
-        <w:t>将你的私钥（</w:t>
-      </w:r>
+        <w:t>将你的私</w:t>
+      </w:r>
+      <w:proofErr w:type="gramStart"/>
+      <w:r>
+        <w:rPr>
+          <w:rFonts w:ascii="Times New Roman" w:eastAsia="宋体" w:hAnsi="Times New Roman" w:cs="Times New Roman"/>
+        </w:rPr>
+        <w:t>钥</w:t>
+      </w:r>
+      <w:proofErr w:type="gramEnd"/>
+      <w:r>
+        <w:rPr>
+          <w:rFonts w:ascii="Times New Roman" w:eastAsia="宋体" w:hAnsi="Times New Roman" w:cs="Times New Roman"/>
+        </w:rPr>
+        <w:t>（</w:t>
+      </w:r>
+      <w:proofErr w:type="spellStart"/>
       <w:r>
         <w:rPr>
           <w:rFonts w:ascii="Times New Roman" w:eastAsia="宋体" w:hAnsi="Times New Roman" w:cs="Times New Roman"/>
         </w:rPr>
         <w:t>id_rsa</w:t>
       </w:r>
+      <w:proofErr w:type="spellEnd"/>
       <w:r>
         <w:rPr>
           <w:rFonts w:ascii="Times New Roman" w:eastAsia="宋体" w:hAnsi="Times New Roman" w:cs="Times New Roman"/>
@@ -354,7 +424,21 @@
         <w:rPr>
           <w:rFonts w:ascii="Times New Roman" w:eastAsia="宋体" w:hAnsi="Times New Roman" w:cs="Times New Roman"/>
         </w:rPr>
-        <w:t>&gt;/.ssh/id_rsa (...)</w:t>
+        <w:t>&gt;/.ssh/</w:t>
+      </w:r>
+      <w:proofErr w:type="spellStart"/>
+      <w:r>
+        <w:rPr>
+          <w:rFonts w:ascii="Times New Roman" w:eastAsia="宋体" w:hAnsi="Times New Roman" w:cs="Times New Roman"/>
+        </w:rPr>
+        <w:t>id_rsa</w:t>
+      </w:r>
+      <w:proofErr w:type="spellEnd"/>
+      <w:r>
+        <w:rPr>
+          <w:rFonts w:ascii="Times New Roman" w:eastAsia="宋体" w:hAnsi="Times New Roman" w:cs="Times New Roman"/>
+        </w:rPr>
+        <w:t xml:space="preserve"> (...)</w:t>
       </w:r>
       <w:r>
         <w:rPr>
@@ -437,12 +521,14 @@
         </w:rPr>
         <w:t>到</w:t>
       </w:r>
+      <w:proofErr w:type="spellStart"/>
       <w:r>
         <w:rPr>
           <w:rFonts w:ascii="Times New Roman" w:eastAsia="宋体" w:hAnsi="Times New Roman" w:cs="Times New Roman"/>
         </w:rPr>
         <w:t>github</w:t>
       </w:r>
+      <w:proofErr w:type="spellEnd"/>
       <w:r>
         <w:rPr>
           <w:rFonts w:ascii="Times New Roman" w:eastAsia="宋体" w:hAnsi="Times New Roman" w:cs="Times New Roman"/>
@@ -487,8 +573,16 @@
         <w:rPr>
           <w:rFonts w:ascii="Times New Roman" w:eastAsia="宋体" w:hAnsi="Times New Roman" w:cs="Times New Roman"/>
         </w:rPr>
-        <w:t> git init</w:t>
-      </w:r>
+        <w:t xml:space="preserve"> git </w:t>
+      </w:r>
+      <w:proofErr w:type="spellStart"/>
+      <w:r>
+        <w:rPr>
+          <w:rFonts w:ascii="Times New Roman" w:eastAsia="宋体" w:hAnsi="Times New Roman" w:cs="Times New Roman"/>
+        </w:rPr>
+        <w:t>init</w:t>
+      </w:r>
+      <w:proofErr w:type="spellEnd"/>
     </w:p>
     <w:p>
       <w:pPr>
@@ -507,7 +601,21 @@
         <w:rPr>
           <w:rFonts w:ascii="Times New Roman" w:eastAsia="宋体" w:hAnsi="Times New Roman" w:cs="Times New Roman"/>
         </w:rPr>
-        <w:t> .gitignore </w:t>
+        <w:t> .</w:t>
+      </w:r>
+      <w:proofErr w:type="spellStart"/>
+      <w:r>
+        <w:rPr>
+          <w:rFonts w:ascii="Times New Roman" w:eastAsia="宋体" w:hAnsi="Times New Roman" w:cs="Times New Roman"/>
+        </w:rPr>
+        <w:t>gitignore</w:t>
+      </w:r>
+      <w:proofErr w:type="spellEnd"/>
+      <w:r>
+        <w:rPr>
+          <w:rFonts w:ascii="Times New Roman" w:eastAsia="宋体" w:hAnsi="Times New Roman" w:cs="Times New Roman"/>
+        </w:rPr>
+        <w:t> </w:t>
       </w:r>
       <w:r>
         <w:rPr>
@@ -623,8 +731,16 @@
         <w:rPr>
           <w:rFonts w:ascii="Times New Roman" w:eastAsia="宋体" w:hAnsi="Times New Roman" w:cs="Times New Roman"/>
         </w:rPr>
-        <w:t> TortoiseGit</w:t>
-      </w:r>
+        <w:t> </w:t>
+      </w:r>
+      <w:proofErr w:type="spellStart"/>
+      <w:r>
+        <w:rPr>
+          <w:rFonts w:ascii="Times New Roman" w:eastAsia="宋体" w:hAnsi="Times New Roman" w:cs="Times New Roman"/>
+        </w:rPr>
+        <w:t>TortoiseGit</w:t>
+      </w:r>
+      <w:proofErr w:type="spellEnd"/>
       <w:r>
         <w:rPr>
           <w:rFonts w:ascii="Times New Roman" w:eastAsia="宋体" w:hAnsi="Times New Roman" w:cs="Times New Roman" w:hint="eastAsia"/>
@@ -1013,11 +1129,19 @@
         </w:rPr>
         <w:t>、</w:t>
       </w:r>
-      <w:r>
-        <w:rPr>
-          <w:rFonts w:ascii="Times New Roman" w:eastAsia="宋体" w:hAnsi="Times New Roman" w:cs="Times New Roman" w:hint="eastAsia"/>
-        </w:rPr>
-        <w:t xml:space="preserve">ctrl+c </w:t>
+      <w:proofErr w:type="spellStart"/>
+      <w:r>
+        <w:rPr>
+          <w:rFonts w:ascii="Times New Roman" w:eastAsia="宋体" w:hAnsi="Times New Roman" w:cs="Times New Roman" w:hint="eastAsia"/>
+        </w:rPr>
+        <w:t>ctrl+c</w:t>
+      </w:r>
+      <w:proofErr w:type="spellEnd"/>
+      <w:r>
+        <w:rPr>
+          <w:rFonts w:ascii="Times New Roman" w:eastAsia="宋体" w:hAnsi="Times New Roman" w:cs="Times New Roman" w:hint="eastAsia"/>
+        </w:rPr>
+        <w:t xml:space="preserve"> </w:t>
       </w:r>
       <w:r>
         <w:rPr>
@@ -1385,7 +1509,21 @@
         <w:rPr>
           <w:rFonts w:ascii="Times New Roman" w:eastAsia="宋体" w:hAnsi="Times New Roman" w:cs="Times New Roman"/>
         </w:rPr>
-        <w:t xml:space="preserve">git add . </w:t>
+        <w:t xml:space="preserve">git </w:t>
+      </w:r>
+      <w:proofErr w:type="gramStart"/>
+      <w:r>
+        <w:rPr>
+          <w:rFonts w:ascii="Times New Roman" w:eastAsia="宋体" w:hAnsi="Times New Roman" w:cs="Times New Roman"/>
+        </w:rPr>
+        <w:t>add .</w:t>
+      </w:r>
+      <w:proofErr w:type="gramEnd"/>
+      <w:r>
+        <w:rPr>
+          <w:rFonts w:ascii="Times New Roman" w:eastAsia="宋体" w:hAnsi="Times New Roman" w:cs="Times New Roman"/>
+        </w:rPr>
+        <w:t xml:space="preserve"> </w:t>
       </w:r>
     </w:p>
     <w:p>
@@ -1710,7 +1848,21 @@
         <w:rPr>
           <w:rFonts w:ascii="Times New Roman" w:eastAsia="宋体" w:hAnsi="Times New Roman" w:cs="Times New Roman"/>
         </w:rPr>
-        <w:t xml:space="preserve"> .vscode/ </w:t>
+        <w:t xml:space="preserve"> .</w:t>
+      </w:r>
+      <w:proofErr w:type="spellStart"/>
+      <w:r>
+        <w:rPr>
+          <w:rFonts w:ascii="Times New Roman" w:eastAsia="宋体" w:hAnsi="Times New Roman" w:cs="Times New Roman"/>
+        </w:rPr>
+        <w:t>vscode</w:t>
+      </w:r>
+      <w:proofErr w:type="spellEnd"/>
+      <w:r>
+        <w:rPr>
+          <w:rFonts w:ascii="Times New Roman" w:eastAsia="宋体" w:hAnsi="Times New Roman" w:cs="Times New Roman"/>
+        </w:rPr>
+        <w:t xml:space="preserve">/ </w:t>
       </w:r>
       <w:r>
         <w:rPr>
@@ -1753,7 +1905,7 @@
       <w:pPr>
         <w:jc w:val="both"/>
         <w:rPr>
-          <w:rFonts w:ascii="Times New Roman" w:eastAsia="宋体" w:hAnsi="Times New Roman" w:cs="Times New Roman" w:hint="eastAsia"/>
+          <w:rFonts w:ascii="Times New Roman" w:eastAsia="宋体" w:hAnsi="Times New Roman" w:cs="Times New Roman"/>
         </w:rPr>
       </w:pPr>
       <w:r>
@@ -1779,6 +1931,282 @@
           <w:rFonts w:ascii="Times New Roman" w:eastAsia="宋体" w:hAnsi="Times New Roman" w:cs="Times New Roman" w:hint="eastAsia"/>
         </w:rPr>
         <w:t>。而不是上传到旧分支。</w:t>
+      </w:r>
+    </w:p>
+    <w:p>
+      <w:pPr>
+        <w:jc w:val="both"/>
+        <w:rPr>
+          <w:rFonts w:ascii="Times New Roman" w:eastAsia="宋体" w:hAnsi="Times New Roman" w:cs="Times New Roman"/>
+        </w:rPr>
+      </w:pPr>
+      <w:r>
+        <w:rPr>
+          <w:rFonts w:ascii="Times New Roman" w:eastAsia="宋体" w:hAnsi="Times New Roman" w:cs="Times New Roman" w:hint="eastAsia"/>
+        </w:rPr>
+        <w:t>14</w:t>
+      </w:r>
+      <w:r>
+        <w:rPr>
+          <w:rFonts w:ascii="Times New Roman" w:eastAsia="宋体" w:hAnsi="Times New Roman" w:cs="Times New Roman" w:hint="eastAsia"/>
+        </w:rPr>
+        <w:t>、</w:t>
+      </w:r>
+      <w:r>
+        <w:rPr>
+          <w:rFonts w:ascii="Times New Roman" w:eastAsia="宋体" w:hAnsi="Times New Roman" w:cs="Times New Roman"/>
+        </w:rPr>
+        <w:t>当你不加冒号、只写一个分支名时，</w:t>
+      </w:r>
+      <w:r>
+        <w:rPr>
+          <w:rFonts w:ascii="Times New Roman" w:eastAsia="宋体" w:hAnsi="Times New Roman" w:cs="Times New Roman"/>
+        </w:rPr>
+        <w:t xml:space="preserve">Git </w:t>
+      </w:r>
+      <w:r>
+        <w:rPr>
+          <w:rFonts w:ascii="Times New Roman" w:eastAsia="宋体" w:hAnsi="Times New Roman" w:cs="Times New Roman"/>
+        </w:rPr>
+        <w:t>的默认行为是去寻找一个</w:t>
+      </w:r>
+      <w:r>
+        <w:rPr>
+          <w:rFonts w:ascii="Times New Roman" w:eastAsia="宋体" w:hAnsi="Times New Roman" w:cs="Times New Roman"/>
+          <w:b/>
+          <w:bCs/>
+        </w:rPr>
+        <w:t>名字完全一样的本地分支</w:t>
+      </w:r>
+      <w:r>
+        <w:rPr>
+          <w:rFonts w:ascii="Times New Roman" w:eastAsia="宋体" w:hAnsi="Times New Roman" w:cs="Times New Roman"/>
+        </w:rPr>
+        <w:t>。</w:t>
+      </w:r>
+      <w:r>
+        <w:rPr>
+          <w:rFonts w:ascii="Times New Roman" w:eastAsia="宋体" w:hAnsi="Times New Roman" w:cs="Times New Roman"/>
+        </w:rPr>
+        <w:t xml:space="preserve"> </w:t>
+      </w:r>
+      <w:r>
+        <w:rPr>
+          <w:rFonts w:ascii="Times New Roman" w:eastAsia="宋体" w:hAnsi="Times New Roman" w:cs="Times New Roman"/>
+        </w:rPr>
+        <w:t>此时</w:t>
+      </w:r>
+      <w:r>
+        <w:rPr>
+          <w:rFonts w:ascii="Times New Roman" w:eastAsia="宋体" w:hAnsi="Times New Roman" w:cs="Times New Roman"/>
+        </w:rPr>
+        <w:t xml:space="preserve"> Git </w:t>
+      </w:r>
+      <w:r>
+        <w:rPr>
+          <w:rFonts w:ascii="Times New Roman" w:eastAsia="宋体" w:hAnsi="Times New Roman" w:cs="Times New Roman"/>
+        </w:rPr>
+        <w:t>的底层逻辑是：</w:t>
+      </w:r>
+      <w:r>
+        <w:rPr>
+          <w:rFonts w:ascii="Times New Roman" w:eastAsia="宋体" w:hAnsi="Times New Roman" w:cs="Times New Roman"/>
+        </w:rPr>
+        <w:t>“</w:t>
+      </w:r>
+      <w:r>
+        <w:rPr>
+          <w:rFonts w:ascii="Times New Roman" w:eastAsia="宋体" w:hAnsi="Times New Roman" w:cs="Times New Roman"/>
+        </w:rPr>
+        <w:t>指令让我把本地的</w:t>
+      </w:r>
+      <w:r>
+        <w:rPr>
+          <w:rFonts w:ascii="Times New Roman" w:eastAsia="宋体" w:hAnsi="Times New Roman" w:cs="Times New Roman"/>
+        </w:rPr>
+        <w:t xml:space="preserve"> dev1_lb </w:t>
+      </w:r>
+      <w:r>
+        <w:rPr>
+          <w:rFonts w:ascii="Times New Roman" w:eastAsia="宋体" w:hAnsi="Times New Roman" w:cs="Times New Roman"/>
+        </w:rPr>
+        <w:t>分支推上去。但我检查了一下当前环境（你终端括号里写着</w:t>
+      </w:r>
+      <w:r>
+        <w:rPr>
+          <w:rFonts w:ascii="Times New Roman" w:eastAsia="宋体" w:hAnsi="Times New Roman" w:cs="Times New Roman"/>
+        </w:rPr>
+        <w:t xml:space="preserve"> dev1</w:t>
+      </w:r>
+      <w:r>
+        <w:rPr>
+          <w:rFonts w:ascii="Times New Roman" w:eastAsia="宋体" w:hAnsi="Times New Roman" w:cs="Times New Roman"/>
+        </w:rPr>
+        <w:t>），本地并没有叫</w:t>
+      </w:r>
+      <w:r>
+        <w:rPr>
+          <w:rFonts w:ascii="Times New Roman" w:eastAsia="宋体" w:hAnsi="Times New Roman" w:cs="Times New Roman"/>
+        </w:rPr>
+        <w:t xml:space="preserve"> dev1_lb </w:t>
+      </w:r>
+      <w:r>
+        <w:rPr>
+          <w:rFonts w:ascii="Times New Roman" w:eastAsia="宋体" w:hAnsi="Times New Roman" w:cs="Times New Roman"/>
+        </w:rPr>
+        <w:t>的分支。</w:t>
+      </w:r>
+      <w:r>
+        <w:rPr>
+          <w:rFonts w:ascii="Times New Roman" w:eastAsia="宋体" w:hAnsi="Times New Roman" w:cs="Times New Roman"/>
+        </w:rPr>
+        <w:t>”</w:t>
+      </w:r>
+    </w:p>
+    <w:p>
+      <w:pPr>
+        <w:jc w:val="both"/>
+        <w:rPr>
+          <w:rFonts w:ascii="Times New Roman" w:eastAsia="宋体" w:hAnsi="Times New Roman" w:cs="Times New Roman"/>
+        </w:rPr>
+      </w:pPr>
+      <w:r>
+        <w:rPr>
+          <w:rFonts w:ascii="Times New Roman" w:eastAsia="宋体" w:hAnsi="Times New Roman" w:cs="Times New Roman"/>
+        </w:rPr>
+        <w:t>远端已经成功存在了</w:t>
+      </w:r>
+      <w:r>
+        <w:rPr>
+          <w:rFonts w:ascii="Times New Roman" w:eastAsia="宋体" w:hAnsi="Times New Roman" w:cs="Times New Roman"/>
+        </w:rPr>
+        <w:t xml:space="preserve"> </w:t>
+      </w:r>
+      <w:proofErr w:type="spellStart"/>
+      <w:r>
+        <w:rPr>
+          <w:rFonts w:ascii="Times New Roman" w:eastAsia="宋体" w:hAnsi="Times New Roman" w:cs="Times New Roman"/>
+        </w:rPr>
+        <w:t>dev_lb</w:t>
+      </w:r>
+      <w:proofErr w:type="spellEnd"/>
+      <w:r>
+        <w:rPr>
+          <w:rFonts w:ascii="Times New Roman" w:eastAsia="宋体" w:hAnsi="Times New Roman" w:cs="Times New Roman"/>
+        </w:rPr>
+        <w:t xml:space="preserve"> </w:t>
+      </w:r>
+      <w:r>
+        <w:rPr>
+          <w:rFonts w:ascii="Times New Roman" w:eastAsia="宋体" w:hAnsi="Times New Roman" w:cs="Times New Roman"/>
+        </w:rPr>
+        <w:t>这个分支。要想把你本地的</w:t>
+      </w:r>
+      <w:r>
+        <w:rPr>
+          <w:rFonts w:ascii="Times New Roman" w:eastAsia="宋体" w:hAnsi="Times New Roman" w:cs="Times New Roman"/>
+        </w:rPr>
+        <w:t xml:space="preserve"> dev1 </w:t>
+      </w:r>
+      <w:r>
+        <w:rPr>
+          <w:rFonts w:ascii="Times New Roman" w:eastAsia="宋体" w:hAnsi="Times New Roman" w:cs="Times New Roman"/>
+        </w:rPr>
+        <w:t>代码准确地推送到远端的</w:t>
+      </w:r>
+      <w:r>
+        <w:rPr>
+          <w:rFonts w:ascii="Times New Roman" w:eastAsia="宋体" w:hAnsi="Times New Roman" w:cs="Times New Roman"/>
+        </w:rPr>
+        <w:t xml:space="preserve"> </w:t>
+      </w:r>
+      <w:proofErr w:type="spellStart"/>
+      <w:r>
+        <w:rPr>
+          <w:rFonts w:ascii="Times New Roman" w:eastAsia="宋体" w:hAnsi="Times New Roman" w:cs="Times New Roman"/>
+        </w:rPr>
+        <w:t>dev_lb</w:t>
+      </w:r>
+      <w:proofErr w:type="spellEnd"/>
+      <w:r>
+        <w:rPr>
+          <w:rFonts w:ascii="Times New Roman" w:eastAsia="宋体" w:hAnsi="Times New Roman" w:cs="Times New Roman"/>
+        </w:rPr>
+        <w:t xml:space="preserve"> </w:t>
+      </w:r>
+      <w:r>
+        <w:rPr>
+          <w:rFonts w:ascii="Times New Roman" w:eastAsia="宋体" w:hAnsi="Times New Roman" w:cs="Times New Roman"/>
+        </w:rPr>
+        <w:t>中，你需要明确使用</w:t>
+      </w:r>
+      <w:r>
+        <w:rPr>
+          <w:rFonts w:ascii="Times New Roman" w:eastAsia="宋体" w:hAnsi="Times New Roman" w:cs="Times New Roman"/>
+          <w:b/>
+          <w:bCs/>
+        </w:rPr>
+        <w:t>冒号</w:t>
+      </w:r>
+      <w:r>
+        <w:rPr>
+          <w:rFonts w:ascii="Times New Roman" w:eastAsia="宋体" w:hAnsi="Times New Roman" w:cs="Times New Roman"/>
+          <w:b/>
+          <w:bCs/>
+        </w:rPr>
+        <w:t xml:space="preserve"> (:)</w:t>
+      </w:r>
+      <w:r>
+        <w:rPr>
+          <w:rFonts w:ascii="Times New Roman" w:eastAsia="宋体" w:hAnsi="Times New Roman" w:cs="Times New Roman"/>
+        </w:rPr>
+        <w:t xml:space="preserve"> </w:t>
+      </w:r>
+      <w:r>
+        <w:rPr>
+          <w:rFonts w:ascii="Times New Roman" w:eastAsia="宋体" w:hAnsi="Times New Roman" w:cs="Times New Roman"/>
+        </w:rPr>
+        <w:t>来告诉</w:t>
+      </w:r>
+      <w:r>
+        <w:rPr>
+          <w:rFonts w:ascii="Times New Roman" w:eastAsia="宋体" w:hAnsi="Times New Roman" w:cs="Times New Roman"/>
+        </w:rPr>
+        <w:t xml:space="preserve"> Git </w:t>
+      </w:r>
+      <w:r>
+        <w:rPr>
+          <w:rFonts w:ascii="Times New Roman" w:eastAsia="宋体" w:hAnsi="Times New Roman" w:cs="Times New Roman"/>
+        </w:rPr>
+        <w:t>这种映射关系。</w:t>
+      </w:r>
+    </w:p>
+    <w:p>
+      <w:pPr>
+        <w:jc w:val="both"/>
+        <w:rPr>
+          <w:rFonts w:ascii="Times New Roman" w:eastAsia="宋体" w:hAnsi="Times New Roman" w:cs="Times New Roman" w:hint="eastAsia"/>
+        </w:rPr>
+      </w:pPr>
+      <w:r>
+        <w:rPr>
+          <w:rFonts w:ascii="Times New Roman" w:eastAsia="宋体" w:hAnsi="Times New Roman" w:cs="Times New Roman"/>
+        </w:rPr>
+        <w:t>git push -u origin dev</w:t>
+      </w:r>
+      <w:proofErr w:type="gramStart"/>
+      <w:r>
+        <w:rPr>
+          <w:rFonts w:ascii="Times New Roman" w:eastAsia="宋体" w:hAnsi="Times New Roman" w:cs="Times New Roman"/>
+        </w:rPr>
+        <w:t>1:dev</w:t>
+      </w:r>
+      <w:proofErr w:type="gramEnd"/>
+      <w:r>
+        <w:rPr>
+          <w:rFonts w:ascii="Times New Roman" w:eastAsia="宋体" w:hAnsi="Times New Roman" w:cs="Times New Roman"/>
+        </w:rPr>
+        <w:t>_lb</w:t>
       </w:r>
     </w:p>
     <w:p>
@@ -1837,7 +2265,21 @@
         <w:rPr>
           <w:rFonts w:ascii="Times New Roman" w:eastAsia="宋体" w:hAnsi="Times New Roman" w:cs="Times New Roman" w:hint="eastAsia"/>
         </w:rPr>
-        <w:t xml:space="preserve">git init </w:t>
+        <w:t xml:space="preserve">git </w:t>
+      </w:r>
+      <w:proofErr w:type="spellStart"/>
+      <w:r>
+        <w:rPr>
+          <w:rFonts w:ascii="Times New Roman" w:eastAsia="宋体" w:hAnsi="Times New Roman" w:cs="Times New Roman" w:hint="eastAsia"/>
+        </w:rPr>
+        <w:t>init</w:t>
+      </w:r>
+      <w:proofErr w:type="spellEnd"/>
+      <w:r>
+        <w:rPr>
+          <w:rFonts w:ascii="Times New Roman" w:eastAsia="宋体" w:hAnsi="Times New Roman" w:cs="Times New Roman" w:hint="eastAsia"/>
+        </w:rPr>
+        <w:t xml:space="preserve"> </w:t>
       </w:r>
       <w:r>
         <w:rPr>
@@ -1947,11 +2389,19 @@
         </w:rPr>
         <w:t xml:space="preserve">git commit -m </w:t>
       </w:r>
-      <w:r>
-        <w:rPr>
-          <w:rFonts w:ascii="Times New Roman" w:eastAsia="宋体" w:hAnsi="Times New Roman" w:cs="Times New Roman"/>
-        </w:rPr>
-        <w:t>’’</w:t>
+      <w:proofErr w:type="gramStart"/>
+      <w:r>
+        <w:rPr>
+          <w:rFonts w:ascii="Times New Roman" w:eastAsia="宋体" w:hAnsi="Times New Roman" w:cs="Times New Roman"/>
+        </w:rPr>
+        <w:t>’</w:t>
+      </w:r>
+      <w:proofErr w:type="gramEnd"/>
+      <w:r>
+        <w:rPr>
+          <w:rFonts w:ascii="Times New Roman" w:eastAsia="宋体" w:hAnsi="Times New Roman" w:cs="Times New Roman"/>
+        </w:rPr>
+        <w:t>’</w:t>
       </w:r>
       <w:r>
         <w:rPr>
@@ -1991,12 +2441,14 @@
         </w:rPr>
         <w:t>、输入冒号以及</w:t>
       </w:r>
+      <w:proofErr w:type="spellStart"/>
       <w:r>
         <w:rPr>
           <w:rFonts w:ascii="Times New Roman" w:eastAsia="宋体" w:hAnsi="Times New Roman" w:cs="Times New Roman" w:hint="eastAsia"/>
         </w:rPr>
         <w:t>wq</w:t>
       </w:r>
+      <w:proofErr w:type="spellEnd"/>
     </w:p>
     <w:p>
       <w:pPr>
@@ -2059,8 +2511,16 @@
         <w:rPr>
           <w:rFonts w:ascii="Times New Roman" w:eastAsia="宋体" w:hAnsi="Times New Roman" w:cs="Times New Roman" w:hint="eastAsia"/>
         </w:rPr>
-        <w:t>touch .gitignore</w:t>
-      </w:r>
+        <w:t>touch .</w:t>
+      </w:r>
+      <w:proofErr w:type="spellStart"/>
+      <w:r>
+        <w:rPr>
+          <w:rFonts w:ascii="Times New Roman" w:eastAsia="宋体" w:hAnsi="Times New Roman" w:cs="Times New Roman" w:hint="eastAsia"/>
+        </w:rPr>
+        <w:t>gitignore</w:t>
+      </w:r>
+      <w:proofErr w:type="spellEnd"/>
     </w:p>
     <w:p>
       <w:pPr>
@@ -2079,8 +2539,16 @@
         <w:rPr>
           <w:rFonts w:ascii="Times New Roman" w:eastAsia="宋体" w:hAnsi="Times New Roman" w:cs="Times New Roman" w:hint="eastAsia"/>
         </w:rPr>
-        <w:t xml:space="preserve"> vi .gitignore</w:t>
-      </w:r>
+        <w:t xml:space="preserve"> vi .</w:t>
+      </w:r>
+      <w:proofErr w:type="spellStart"/>
+      <w:r>
+        <w:rPr>
+          <w:rFonts w:ascii="Times New Roman" w:eastAsia="宋体" w:hAnsi="Times New Roman" w:cs="Times New Roman" w:hint="eastAsia"/>
+        </w:rPr>
+        <w:t>gitignore</w:t>
+      </w:r>
+      <w:proofErr w:type="spellEnd"/>
     </w:p>
     <w:p>
       <w:pPr>
@@ -2297,6 +2765,7 @@
         <w:rPr>
           <w:rFonts w:ascii="Times New Roman" w:eastAsia="宋体" w:hAnsi="Times New Roman" w:cs="Times New Roman" w:hint="eastAsia"/>
         </w:rPr>
+        <w:lastRenderedPageBreak/>
         <w:t>6</w:t>
       </w:r>
       <w:r>
@@ -2518,7 +2987,6 @@
         <w:rPr>
           <w:rFonts w:ascii="Times New Roman" w:eastAsia="宋体" w:hAnsi="Times New Roman" w:cs="Times New Roman"/>
         </w:rPr>
-        <w:lastRenderedPageBreak/>
         <w:t>11</w:t>
       </w:r>
       <w:r>
@@ -2584,11 +3052,19 @@
         </w:rPr>
         <w:t>、</w:t>
       </w:r>
-      <w:r>
-        <w:rPr>
-          <w:rFonts w:ascii="Times New Roman" w:eastAsia="宋体" w:hAnsi="Times New Roman" w:cs="Times New Roman"/>
-        </w:rPr>
-        <w:t xml:space="preserve">pwd (Print Working Directory): </w:t>
+      <w:proofErr w:type="spellStart"/>
+      <w:r>
+        <w:rPr>
+          <w:rFonts w:ascii="Times New Roman" w:eastAsia="宋体" w:hAnsi="Times New Roman" w:cs="Times New Roman"/>
+        </w:rPr>
+        <w:t>pwd</w:t>
+      </w:r>
+      <w:proofErr w:type="spellEnd"/>
+      <w:r>
+        <w:rPr>
+          <w:rFonts w:ascii="Times New Roman" w:eastAsia="宋体" w:hAnsi="Times New Roman" w:cs="Times New Roman"/>
+        </w:rPr>
+        <w:t xml:space="preserve"> (Print Working Directory): </w:t>
       </w:r>
       <w:r>
         <w:rPr>
@@ -2612,7 +3088,21 @@
         <w:rPr>
           <w:rFonts w:ascii="Times New Roman" w:eastAsia="宋体" w:hAnsi="Times New Roman" w:cs="Times New Roman"/>
         </w:rPr>
-        <w:t xml:space="preserve"> pwd </w:t>
+        <w:t xml:space="preserve"> </w:t>
+      </w:r>
+      <w:proofErr w:type="spellStart"/>
+      <w:r>
+        <w:rPr>
+          <w:rFonts w:ascii="Times New Roman" w:eastAsia="宋体" w:hAnsi="Times New Roman" w:cs="Times New Roman"/>
+        </w:rPr>
+        <w:t>pwd</w:t>
+      </w:r>
+      <w:proofErr w:type="spellEnd"/>
+      <w:r>
+        <w:rPr>
+          <w:rFonts w:ascii="Times New Roman" w:eastAsia="宋体" w:hAnsi="Times New Roman" w:cs="Times New Roman"/>
+        </w:rPr>
+        <w:t xml:space="preserve"> </w:t>
       </w:r>
       <w:r>
         <w:rPr>
@@ -3510,7 +4000,21 @@
         <w:rPr>
           <w:rFonts w:ascii="Times New Roman" w:eastAsia="宋体" w:hAnsi="Times New Roman" w:cs="Times New Roman"/>
         </w:rPr>
-        <w:t>data/* !data/model/</w:t>
+        <w:t>data/</w:t>
+      </w:r>
+      <w:proofErr w:type="gramStart"/>
+      <w:r>
+        <w:rPr>
+          <w:rFonts w:ascii="Times New Roman" w:eastAsia="宋体" w:hAnsi="Times New Roman" w:cs="Times New Roman"/>
+        </w:rPr>
+        <w:t>* !data</w:t>
+      </w:r>
+      <w:proofErr w:type="gramEnd"/>
+      <w:r>
+        <w:rPr>
+          <w:rFonts w:ascii="Times New Roman" w:eastAsia="宋体" w:hAnsi="Times New Roman" w:cs="Times New Roman"/>
+        </w:rPr>
+        <w:t>/model/</w:t>
       </w:r>
     </w:p>
     <w:p>
@@ -3580,19 +4084,36 @@
           <w:rFonts w:ascii="Times New Roman" w:eastAsia="宋体" w:hAnsi="Times New Roman" w:cs="Times New Roman"/>
         </w:rPr>
       </w:pPr>
-      <w:r>
-        <w:rPr>
-          <w:rFonts w:ascii="Times New Roman" w:eastAsia="宋体" w:hAnsi="Times New Roman" w:cs="Times New Roman"/>
-          <w:b/>
-          <w:bCs/>
-        </w:rPr>
-        <w:t>!data/model/</w:t>
-      </w:r>
-      <w:r>
-        <w:rPr>
-          <w:rFonts w:ascii="Times New Roman" w:eastAsia="宋体" w:hAnsi="Times New Roman" w:cs="Times New Roman"/>
-        </w:rPr>
-        <w:t>：紧接着打一个感叹号</w:t>
+      <w:proofErr w:type="gramStart"/>
+      <w:r>
+        <w:rPr>
+          <w:rFonts w:ascii="Times New Roman" w:eastAsia="宋体" w:hAnsi="Times New Roman" w:cs="Times New Roman"/>
+          <w:b/>
+          <w:bCs/>
+        </w:rPr>
+        <w:t>!data</w:t>
+      </w:r>
+      <w:proofErr w:type="gramEnd"/>
+      <w:r>
+        <w:rPr>
+          <w:rFonts w:ascii="Times New Roman" w:eastAsia="宋体" w:hAnsi="Times New Roman" w:cs="Times New Roman"/>
+          <w:b/>
+          <w:bCs/>
+        </w:rPr>
+        <w:t>/model/</w:t>
+      </w:r>
+      <w:r>
+        <w:rPr>
+          <w:rFonts w:ascii="Times New Roman" w:eastAsia="宋体" w:hAnsi="Times New Roman" w:cs="Times New Roman"/>
+        </w:rPr>
+        <w:t>：</w:t>
+      </w:r>
+      <w:proofErr w:type="gramStart"/>
+      <w:r>
+        <w:rPr>
+          <w:rFonts w:ascii="Times New Roman" w:eastAsia="宋体" w:hAnsi="Times New Roman" w:cs="Times New Roman"/>
+        </w:rPr>
+        <w:t>紧接着打一个感叹号</w:t>
       </w:r>
       <w:r>
         <w:rPr>
@@ -3600,11 +4121,19 @@
         </w:rPr>
         <w:t xml:space="preserve"> !</w:t>
       </w:r>
-      <w:r>
-        <w:rPr>
-          <w:rFonts w:ascii="Times New Roman" w:eastAsia="宋体" w:hAnsi="Times New Roman" w:cs="Times New Roman"/>
-        </w:rPr>
-        <w:t>，意思是</w:t>
+      <w:proofErr w:type="gramEnd"/>
+      <w:r>
+        <w:rPr>
+          <w:rFonts w:ascii="Times New Roman" w:eastAsia="宋体" w:hAnsi="Times New Roman" w:cs="Times New Roman"/>
+        </w:rPr>
+        <w:t>，</w:t>
+      </w:r>
+      <w:proofErr w:type="gramStart"/>
+      <w:r>
+        <w:rPr>
+          <w:rFonts w:ascii="Times New Roman" w:eastAsia="宋体" w:hAnsi="Times New Roman" w:cs="Times New Roman"/>
+        </w:rPr>
+        <w:t>意思是</w:t>
       </w:r>
       <w:r>
         <w:rPr>
@@ -3612,6 +4141,7 @@
         </w:rPr>
         <w:t>“</w:t>
       </w:r>
+      <w:proofErr w:type="gramEnd"/>
       <w:r>
         <w:rPr>
           <w:rFonts w:ascii="Times New Roman" w:eastAsia="宋体" w:hAnsi="Times New Roman" w:cs="Times New Roman"/>
@@ -3626,6 +4156,7 @@
         </w:rPr>
         <w:t xml:space="preserve"> model </w:t>
       </w:r>
+      <w:proofErr w:type="gramStart"/>
       <w:r>
         <w:rPr>
           <w:rFonts w:ascii="Times New Roman" w:eastAsia="宋体" w:hAnsi="Times New Roman" w:cs="Times New Roman"/>
@@ -3644,6 +4175,7 @@
         </w:rPr>
         <w:t>。</w:t>
       </w:r>
+      <w:proofErr w:type="gramEnd"/>
     </w:p>
     <w:p>
       <w:pPr>
@@ -3665,6 +4197,7 @@
           <w:sz w:val="28"/>
           <w:szCs w:val="32"/>
         </w:rPr>
+        <w:lastRenderedPageBreak/>
         <w:t>三、</w:t>
       </w:r>
       <w:r>
@@ -3757,6 +4290,7 @@
           <w:rFonts w:ascii="Times New Roman" w:eastAsia="宋体" w:hAnsi="Times New Roman" w:cs="Times New Roman"/>
         </w:rPr>
       </w:pPr>
+      <w:proofErr w:type="spellStart"/>
       <w:r>
         <w:rPr>
           <w:rFonts w:ascii="Times New Roman" w:eastAsia="宋体" w:hAnsi="Times New Roman" w:cs="Times New Roman"/>
@@ -3765,6 +4299,7 @@
         </w:rPr>
         <w:t>pwd</w:t>
       </w:r>
+      <w:proofErr w:type="spellEnd"/>
       <w:r>
         <w:rPr>
           <w:rFonts w:ascii="Times New Roman" w:eastAsia="宋体" w:hAnsi="Times New Roman" w:cs="Times New Roman"/>
@@ -3809,7 +4344,6 @@
           <w:b/>
           <w:bCs/>
         </w:rPr>
-        <w:lastRenderedPageBreak/>
         <w:t>ls</w:t>
       </w:r>
       <w:r>
@@ -3938,6 +4472,7 @@
         </w:rPr>
         <w:t xml:space="preserve"> (</w:t>
       </w:r>
+      <w:proofErr w:type="gramStart"/>
       <w:r>
         <w:rPr>
           <w:rFonts w:ascii="Times New Roman" w:eastAsia="宋体" w:hAnsi="Times New Roman" w:cs="Times New Roman"/>
@@ -3946,6 +4481,7 @@
         </w:rPr>
         <w:t>增删改查</w:t>
       </w:r>
+      <w:proofErr w:type="gramEnd"/>
       <w:r>
         <w:rPr>
           <w:rFonts w:ascii="Times New Roman" w:eastAsia="宋体" w:hAnsi="Times New Roman" w:cs="Times New Roman"/>
@@ -3986,8 +4522,18 @@
           <w:b/>
           <w:bCs/>
         </w:rPr>
-        <w:t>git init</w:t>
-      </w:r>
+        <w:t xml:space="preserve">git </w:t>
+      </w:r>
+      <w:proofErr w:type="spellStart"/>
+      <w:r>
+        <w:rPr>
+          <w:rFonts w:ascii="Times New Roman" w:eastAsia="宋体" w:hAnsi="Times New Roman" w:cs="Times New Roman"/>
+          <w:b/>
+          <w:bCs/>
+        </w:rPr>
+        <w:t>init</w:t>
+      </w:r>
+      <w:proofErr w:type="spellEnd"/>
       <w:r>
         <w:rPr>
           <w:rFonts w:ascii="Times New Roman" w:eastAsia="宋体" w:hAnsi="Times New Roman" w:cs="Times New Roman"/>
@@ -4078,13 +4624,30 @@
           <w:b/>
           <w:bCs/>
         </w:rPr>
-        <w:t>git add .</w:t>
-      </w:r>
-      <w:r>
-        <w:rPr>
-          <w:rFonts w:ascii="Times New Roman" w:eastAsia="宋体" w:hAnsi="Times New Roman" w:cs="Times New Roman"/>
-        </w:rPr>
-        <w:t>：将当前目录下所有未被忽略的改动，统统存放到</w:t>
+        <w:t xml:space="preserve">git </w:t>
+      </w:r>
+      <w:proofErr w:type="gramStart"/>
+      <w:r>
+        <w:rPr>
+          <w:rFonts w:ascii="Times New Roman" w:eastAsia="宋体" w:hAnsi="Times New Roman" w:cs="Times New Roman"/>
+          <w:b/>
+          <w:bCs/>
+        </w:rPr>
+        <w:t>add .</w:t>
+      </w:r>
+      <w:proofErr w:type="gramEnd"/>
+      <w:r>
+        <w:rPr>
+          <w:rFonts w:ascii="Times New Roman" w:eastAsia="宋体" w:hAnsi="Times New Roman" w:cs="Times New Roman"/>
+        </w:rPr>
+        <w:t>：将当前目录下所有未被忽略的改动，</w:t>
+      </w:r>
+      <w:proofErr w:type="gramStart"/>
+      <w:r>
+        <w:rPr>
+          <w:rFonts w:ascii="Times New Roman" w:eastAsia="宋体" w:hAnsi="Times New Roman" w:cs="Times New Roman"/>
+        </w:rPr>
+        <w:t>统统存放到</w:t>
       </w:r>
       <w:r>
         <w:rPr>
@@ -4110,6 +4673,7 @@
         </w:rPr>
         <w:t>。</w:t>
       </w:r>
+      <w:proofErr w:type="gramEnd"/>
     </w:p>
     <w:p>
       <w:pPr>
@@ -4334,8 +4898,18 @@
           <w:b/>
           <w:bCs/>
         </w:rPr>
-        <w:t>:wq</w:t>
-      </w:r>
+        <w:t>:</w:t>
+      </w:r>
+      <w:proofErr w:type="spellStart"/>
+      <w:r>
+        <w:rPr>
+          <w:rFonts w:ascii="Times New Roman" w:eastAsia="宋体" w:hAnsi="Times New Roman" w:cs="Times New Roman"/>
+          <w:b/>
+          <w:bCs/>
+        </w:rPr>
+        <w:t>wq</w:t>
+      </w:r>
+      <w:proofErr w:type="spellEnd"/>
       <w:r>
         <w:rPr>
           <w:rFonts w:ascii="Times New Roman" w:eastAsia="宋体" w:hAnsi="Times New Roman" w:cs="Times New Roman"/>
@@ -4420,7 +4994,25 @@
           <w:b/>
           <w:bCs/>
         </w:rPr>
-        <w:t xml:space="preserve"> (.gitignore)</w:t>
+        <w:t xml:space="preserve"> (.</w:t>
+      </w:r>
+      <w:proofErr w:type="spellStart"/>
+      <w:r>
+        <w:rPr>
+          <w:rFonts w:ascii="Times New Roman" w:eastAsia="宋体" w:hAnsi="Times New Roman" w:cs="Times New Roman"/>
+          <w:b/>
+          <w:bCs/>
+        </w:rPr>
+        <w:t>gitignore</w:t>
+      </w:r>
+      <w:proofErr w:type="spellEnd"/>
+      <w:r>
+        <w:rPr>
+          <w:rFonts w:ascii="Times New Roman" w:eastAsia="宋体" w:hAnsi="Times New Roman" w:cs="Times New Roman"/>
+          <w:b/>
+          <w:bCs/>
+        </w:rPr>
+        <w:t>)</w:t>
       </w:r>
     </w:p>
     <w:p>
@@ -4466,12 +5058,22 @@
         </w:rPr>
         <w:t>创建文件：</w:t>
       </w:r>
-      <w:r>
-        <w:rPr>
-          <w:rFonts w:ascii="Times New Roman" w:eastAsia="宋体" w:hAnsi="Times New Roman" w:cs="Times New Roman"/>
-        </w:rPr>
-        <w:t>touch .gitignore</w:t>
-      </w:r>
+      <w:proofErr w:type="gramStart"/>
+      <w:r>
+        <w:rPr>
+          <w:rFonts w:ascii="Times New Roman" w:eastAsia="宋体" w:hAnsi="Times New Roman" w:cs="Times New Roman"/>
+        </w:rPr>
+        <w:t>touch .</w:t>
+      </w:r>
+      <w:proofErr w:type="spellStart"/>
+      <w:r>
+        <w:rPr>
+          <w:rFonts w:ascii="Times New Roman" w:eastAsia="宋体" w:hAnsi="Times New Roman" w:cs="Times New Roman"/>
+        </w:rPr>
+        <w:t>gitignore</w:t>
+      </w:r>
+      <w:proofErr w:type="spellEnd"/>
+      <w:proofErr w:type="gramEnd"/>
     </w:p>
     <w:p>
       <w:pPr>
@@ -4490,12 +5092,22 @@
         </w:rPr>
         <w:t>编辑文件：</w:t>
       </w:r>
-      <w:r>
-        <w:rPr>
-          <w:rFonts w:ascii="Times New Roman" w:eastAsia="宋体" w:hAnsi="Times New Roman" w:cs="Times New Roman"/>
-        </w:rPr>
-        <w:t>vi .gitignore</w:t>
-      </w:r>
+      <w:proofErr w:type="gramStart"/>
+      <w:r>
+        <w:rPr>
+          <w:rFonts w:ascii="Times New Roman" w:eastAsia="宋体" w:hAnsi="Times New Roman" w:cs="Times New Roman"/>
+        </w:rPr>
+        <w:t>vi .</w:t>
+      </w:r>
+      <w:proofErr w:type="spellStart"/>
+      <w:r>
+        <w:rPr>
+          <w:rFonts w:ascii="Times New Roman" w:eastAsia="宋体" w:hAnsi="Times New Roman" w:cs="Times New Roman"/>
+        </w:rPr>
+        <w:t>gitignore</w:t>
+      </w:r>
+      <w:proofErr w:type="spellEnd"/>
+      <w:proofErr w:type="gramEnd"/>
     </w:p>
     <w:p>
       <w:pPr>
@@ -4598,6 +5210,7 @@
         <w:rPr>
           <w:rFonts w:ascii="Times New Roman" w:eastAsia="宋体" w:hAnsi="Times New Roman" w:cs="Times New Roman"/>
         </w:rPr>
+        <w:lastRenderedPageBreak/>
         <w:t>/</w:t>
       </w:r>
       <w:r>
@@ -4716,14 +5329,21 @@
         <w:rPr>
           <w:rFonts w:ascii="Times New Roman" w:eastAsia="宋体" w:hAnsi="Times New Roman" w:cs="Times New Roman"/>
         </w:rPr>
-        <w:t>分支是多人协作和功能开发的核心。当你需要将他人（例如实验室师兄）的核心算法逻</w:t>
-      </w:r>
-      <w:r>
-        <w:rPr>
-          <w:rFonts w:ascii="Times New Roman" w:eastAsia="宋体" w:hAnsi="Times New Roman" w:cs="Times New Roman"/>
-        </w:rPr>
-        <w:lastRenderedPageBreak/>
-        <w:t>辑重构并完全迁移到自己的项目中，而不是简单地当做外部头文件调用时，拉取一个独立的迁移分支进行本地调试，确认无误后再合并回主干，是防止弄坏现有代码最安全稳妥的做法。</w:t>
+        <w:t>分支是多人协作和功能开发的核心。当你需要将他人（例如实验室师兄）的核心算法逻辑重构并完全迁移到自己的项目中，而不是简单地</w:t>
+      </w:r>
+      <w:proofErr w:type="gramStart"/>
+      <w:r>
+        <w:rPr>
+          <w:rFonts w:ascii="Times New Roman" w:eastAsia="宋体" w:hAnsi="Times New Roman" w:cs="Times New Roman"/>
+        </w:rPr>
+        <w:t>当做</w:t>
+      </w:r>
+      <w:proofErr w:type="gramEnd"/>
+      <w:r>
+        <w:rPr>
+          <w:rFonts w:ascii="Times New Roman" w:eastAsia="宋体" w:hAnsi="Times New Roman" w:cs="Times New Roman"/>
+        </w:rPr>
+        <w:t>外部头文件调用时，拉取一个独立的迁移分支进行本地调试，确认无误后再合并回主干，是防止弄坏现有代码最安全稳妥的做法。</w:t>
       </w:r>
     </w:p>
     <w:p>
@@ -5509,8 +6129,19 @@
           <w:b/>
           <w:bCs/>
         </w:rPr>
-        <w:t>第六部分：教程锚点</w:t>
-      </w:r>
+        <w:lastRenderedPageBreak/>
+        <w:t>第六部分：</w:t>
+      </w:r>
+      <w:proofErr w:type="gramStart"/>
+      <w:r>
+        <w:rPr>
+          <w:rFonts w:ascii="Times New Roman" w:eastAsia="宋体" w:hAnsi="Times New Roman" w:cs="Times New Roman"/>
+          <w:b/>
+          <w:bCs/>
+        </w:rPr>
+        <w:t>教程锚点</w:t>
+      </w:r>
+      <w:proofErr w:type="gramEnd"/>
       <w:r>
         <w:rPr>
           <w:rFonts w:ascii="Times New Roman" w:eastAsia="宋体" w:hAnsi="Times New Roman" w:cs="Times New Roman"/>
@@ -5657,7 +6288,21 @@
         <w:rPr>
           <w:rFonts w:ascii="Times New Roman" w:eastAsia="宋体" w:hAnsi="Times New Roman" w:cs="Times New Roman"/>
         </w:rPr>
-        <w:t>代码、修改后跨仓库提交</w:t>
+        <w:t>代码、</w:t>
+      </w:r>
+      <w:proofErr w:type="gramStart"/>
+      <w:r>
+        <w:rPr>
+          <w:rFonts w:ascii="Times New Roman" w:eastAsia="宋体" w:hAnsi="Times New Roman" w:cs="Times New Roman"/>
+        </w:rPr>
+        <w:t>修改后跨仓库</w:t>
+      </w:r>
+      <w:proofErr w:type="gramEnd"/>
+      <w:r>
+        <w:rPr>
+          <w:rFonts w:ascii="Times New Roman" w:eastAsia="宋体" w:hAnsi="Times New Roman" w:cs="Times New Roman"/>
+        </w:rPr>
+        <w:t>提交</w:t>
       </w:r>
       <w:r>
         <w:rPr>

--- a/Git.docx
+++ b/Git.docx
@@ -172,21 +172,7 @@
         <w:rPr>
           <w:rFonts w:ascii="Times New Roman" w:eastAsia="宋体" w:hAnsi="Times New Roman" w:cs="Times New Roman"/>
         </w:rPr>
-        <w:t>）来管理你的私</w:t>
-      </w:r>
-      <w:proofErr w:type="gramStart"/>
-      <w:r>
-        <w:rPr>
-          <w:rFonts w:ascii="Times New Roman" w:eastAsia="宋体" w:hAnsi="Times New Roman" w:cs="Times New Roman"/>
-        </w:rPr>
-        <w:t>钥</w:t>
-      </w:r>
-      <w:proofErr w:type="gramEnd"/>
-      <w:r>
-        <w:rPr>
-          <w:rFonts w:ascii="Times New Roman" w:eastAsia="宋体" w:hAnsi="Times New Roman" w:cs="Times New Roman"/>
-        </w:rPr>
-        <w:t>。</w:t>
+        <w:t>）来管理你的私钥。</w:t>
       </w:r>
     </w:p>
     <w:p>
@@ -207,21 +193,7 @@
         <w:rPr>
           <w:rFonts w:ascii="Times New Roman" w:eastAsia="宋体" w:hAnsi="Times New Roman" w:cs="Times New Roman"/>
         </w:rPr>
-        <w:t xml:space="preserve"> Agent </w:t>
-      </w:r>
-      <w:proofErr w:type="spellStart"/>
-      <w:r>
-        <w:rPr>
-          <w:rFonts w:ascii="Times New Roman" w:eastAsia="宋体" w:hAnsi="Times New Roman" w:cs="Times New Roman"/>
-        </w:rPr>
-        <w:t>pid</w:t>
-      </w:r>
-      <w:proofErr w:type="spellEnd"/>
-      <w:r>
-        <w:rPr>
-          <w:rFonts w:ascii="Times New Roman" w:eastAsia="宋体" w:hAnsi="Times New Roman" w:cs="Times New Roman"/>
-        </w:rPr>
-        <w:t xml:space="preserve"> &lt;</w:t>
+        <w:t xml:space="preserve"> Agent pid &lt;</w:t>
       </w:r>
       <w:r>
         <w:rPr>
@@ -259,16 +231,8 @@
         <w:rPr>
           <w:rFonts w:ascii="Times New Roman" w:eastAsia="宋体" w:hAnsi="Times New Roman" w:cs="Times New Roman"/>
         </w:rPr>
-        <w:t>加载私</w:t>
-      </w:r>
-      <w:proofErr w:type="gramStart"/>
-      <w:r>
-        <w:rPr>
-          <w:rFonts w:ascii="Times New Roman" w:eastAsia="宋体" w:hAnsi="Times New Roman" w:cs="Times New Roman"/>
-        </w:rPr>
-        <w:t>钥</w:t>
-      </w:r>
-      <w:proofErr w:type="gramEnd"/>
+        <w:t>加载私钥</w:t>
+      </w:r>
       <w:r>
         <w:rPr>
           <w:rFonts w:ascii="Times New Roman" w:eastAsia="宋体" w:hAnsi="Times New Roman" w:cs="Times New Roman"/>
@@ -293,28 +257,73 @@
           <w:b/>
           <w:bCs/>
         </w:rPr>
-        <w:t>ssh-add ~/.ssh/</w:t>
-      </w:r>
-      <w:proofErr w:type="spellStart"/>
-      <w:r>
-        <w:rPr>
-          <w:rFonts w:ascii="Times New Roman" w:eastAsia="宋体" w:hAnsi="Times New Roman" w:cs="Times New Roman"/>
-          <w:b/>
-          <w:bCs/>
+        <w:t xml:space="preserve">ssh-add ~/.ssh/id_rsa </w:t>
+      </w:r>
+    </w:p>
+    <w:bookmarkEnd w:id="0"/>
+    <w:p>
+      <w:pPr>
+        <w:spacing w:after="0"/>
+        <w:jc w:val="both"/>
+        <w:rPr>
+          <w:rFonts w:ascii="Times New Roman" w:eastAsia="宋体" w:hAnsi="Times New Roman" w:cs="Times New Roman"/>
+        </w:rPr>
+      </w:pPr>
+      <w:r>
+        <w:rPr>
+          <w:rFonts w:ascii="Times New Roman" w:eastAsia="宋体" w:hAnsi="Times New Roman" w:cs="Times New Roman"/>
+        </w:rPr>
+        <w:t>作用：</w:t>
+      </w:r>
+      <w:r>
+        <w:rPr>
+          <w:rFonts w:ascii="Times New Roman" w:eastAsia="宋体" w:hAnsi="Times New Roman" w:cs="Times New Roman"/>
+        </w:rPr>
+        <w:t xml:space="preserve"> </w:t>
+      </w:r>
+      <w:r>
+        <w:rPr>
+          <w:rFonts w:ascii="Times New Roman" w:eastAsia="宋体" w:hAnsi="Times New Roman" w:cs="Times New Roman"/>
+        </w:rPr>
+        <w:t>将你的私钥（</w:t>
+      </w:r>
+      <w:r>
+        <w:rPr>
+          <w:rFonts w:ascii="Times New Roman" w:eastAsia="宋体" w:hAnsi="Times New Roman" w:cs="Times New Roman"/>
         </w:rPr>
         <w:t>id_rsa</w:t>
       </w:r>
-      <w:proofErr w:type="spellEnd"/>
-      <w:r>
-        <w:rPr>
-          <w:rFonts w:ascii="Times New Roman" w:eastAsia="宋体" w:hAnsi="Times New Roman" w:cs="Times New Roman"/>
-          <w:b/>
-          <w:bCs/>
-        </w:rPr>
-        <w:t xml:space="preserve"> </w:t>
-      </w:r>
-    </w:p>
-    <w:bookmarkEnd w:id="0"/>
+      <w:r>
+        <w:rPr>
+          <w:rFonts w:ascii="Times New Roman" w:eastAsia="宋体" w:hAnsi="Times New Roman" w:cs="Times New Roman"/>
+        </w:rPr>
+        <w:t>）添加到刚才启动的代理中，使</w:t>
+      </w:r>
+      <w:r>
+        <w:rPr>
+          <w:rFonts w:ascii="Times New Roman" w:eastAsia="宋体" w:hAnsi="Times New Roman" w:cs="Times New Roman"/>
+        </w:rPr>
+        <w:t xml:space="preserve"> Git </w:t>
+      </w:r>
+      <w:r>
+        <w:rPr>
+          <w:rFonts w:ascii="Times New Roman" w:eastAsia="宋体" w:hAnsi="Times New Roman" w:cs="Times New Roman"/>
+        </w:rPr>
+        <w:t>在连接</w:t>
+      </w:r>
+      <w:r>
+        <w:rPr>
+          <w:rFonts w:ascii="Times New Roman" w:eastAsia="宋体" w:hAnsi="Times New Roman" w:cs="Times New Roman"/>
+        </w:rPr>
+        <w:t xml:space="preserve"> GitHub </w:t>
+      </w:r>
+      <w:r>
+        <w:rPr>
+          <w:rFonts w:ascii="Times New Roman" w:eastAsia="宋体" w:hAnsi="Times New Roman" w:cs="Times New Roman"/>
+        </w:rPr>
+        <w:t>时能够使用它。</w:t>
+      </w:r>
+    </w:p>
     <w:p>
       <w:pPr>
         <w:spacing w:after="0"/>
@@ -327,71 +336,31 @@
         <w:rPr>
           <w:rFonts w:ascii="Times New Roman" w:eastAsia="宋体" w:hAnsi="Times New Roman" w:cs="Times New Roman"/>
         </w:rPr>
-        <w:t>作用：</w:t>
-      </w:r>
-      <w:r>
-        <w:rPr>
-          <w:rFonts w:ascii="Times New Roman" w:eastAsia="宋体" w:hAnsi="Times New Roman" w:cs="Times New Roman"/>
-        </w:rPr>
-        <w:t xml:space="preserve"> </w:t>
-      </w:r>
-      <w:r>
-        <w:rPr>
-          <w:rFonts w:ascii="Times New Roman" w:eastAsia="宋体" w:hAnsi="Times New Roman" w:cs="Times New Roman"/>
-        </w:rPr>
-        <w:t>将你的私</w:t>
-      </w:r>
-      <w:proofErr w:type="gramStart"/>
-      <w:r>
-        <w:rPr>
-          <w:rFonts w:ascii="Times New Roman" w:eastAsia="宋体" w:hAnsi="Times New Roman" w:cs="Times New Roman"/>
-        </w:rPr>
-        <w:t>钥</w:t>
-      </w:r>
-      <w:proofErr w:type="gramEnd"/>
-      <w:r>
-        <w:rPr>
-          <w:rFonts w:ascii="Times New Roman" w:eastAsia="宋体" w:hAnsi="Times New Roman" w:cs="Times New Roman"/>
-        </w:rPr>
-        <w:t>（</w:t>
-      </w:r>
-      <w:proofErr w:type="spellStart"/>
-      <w:r>
-        <w:rPr>
-          <w:rFonts w:ascii="Times New Roman" w:eastAsia="宋体" w:hAnsi="Times New Roman" w:cs="Times New Roman"/>
-        </w:rPr>
-        <w:t>id_rsa</w:t>
-      </w:r>
-      <w:proofErr w:type="spellEnd"/>
-      <w:r>
-        <w:rPr>
-          <w:rFonts w:ascii="Times New Roman" w:eastAsia="宋体" w:hAnsi="Times New Roman" w:cs="Times New Roman"/>
-        </w:rPr>
-        <w:t>）添加到刚才启动的代理中，使</w:t>
-      </w:r>
-      <w:r>
-        <w:rPr>
-          <w:rFonts w:ascii="Times New Roman" w:eastAsia="宋体" w:hAnsi="Times New Roman" w:cs="Times New Roman"/>
-        </w:rPr>
-        <w:t xml:space="preserve"> Git </w:t>
-      </w:r>
-      <w:r>
-        <w:rPr>
-          <w:rFonts w:ascii="Times New Roman" w:eastAsia="宋体" w:hAnsi="Times New Roman" w:cs="Times New Roman"/>
-        </w:rPr>
-        <w:t>在连接</w:t>
-      </w:r>
-      <w:r>
-        <w:rPr>
-          <w:rFonts w:ascii="Times New Roman" w:eastAsia="宋体" w:hAnsi="Times New Roman" w:cs="Times New Roman"/>
-        </w:rPr>
-        <w:t xml:space="preserve"> GitHub </w:t>
-      </w:r>
-      <w:r>
-        <w:rPr>
-          <w:rFonts w:ascii="Times New Roman" w:eastAsia="宋体" w:hAnsi="Times New Roman" w:cs="Times New Roman"/>
-        </w:rPr>
-        <w:t>时能够使用它。</w:t>
+        <w:t>预期输出：</w:t>
+      </w:r>
+      <w:r>
+        <w:rPr>
+          <w:rFonts w:ascii="Times New Roman" w:eastAsia="宋体" w:hAnsi="Times New Roman" w:cs="Times New Roman"/>
+        </w:rPr>
+        <w:t xml:space="preserve"> Identity added: /c/Users/&lt;</w:t>
+      </w:r>
+      <w:r>
+        <w:rPr>
+          <w:rFonts w:ascii="Times New Roman" w:eastAsia="宋体" w:hAnsi="Times New Roman" w:cs="Times New Roman"/>
+        </w:rPr>
+        <w:t>你的用户名</w:t>
+      </w:r>
+      <w:r>
+        <w:rPr>
+          <w:rFonts w:ascii="Times New Roman" w:eastAsia="宋体" w:hAnsi="Times New Roman" w:cs="Times New Roman"/>
+        </w:rPr>
+        <w:t>&gt;/.ssh/id_rsa (...)</w:t>
+      </w:r>
+      <w:r>
+        <w:rPr>
+          <w:rFonts w:ascii="Times New Roman" w:eastAsia="宋体" w:hAnsi="Times New Roman" w:cs="Times New Roman"/>
+        </w:rPr>
+        <w:t>。如果设置了密码，会提示你输入。</w:t>
       </w:r>
     </w:p>
     <w:p>
@@ -404,59 +373,6 @@
       </w:pPr>
       <w:r>
         <w:rPr>
-          <w:rFonts w:ascii="Times New Roman" w:eastAsia="宋体" w:hAnsi="Times New Roman" w:cs="Times New Roman"/>
-        </w:rPr>
-        <w:t>预期输出：</w:t>
-      </w:r>
-      <w:r>
-        <w:rPr>
-          <w:rFonts w:ascii="Times New Roman" w:eastAsia="宋体" w:hAnsi="Times New Roman" w:cs="Times New Roman"/>
-        </w:rPr>
-        <w:t xml:space="preserve"> Identity added: /c/Users/&lt;</w:t>
-      </w:r>
-      <w:r>
-        <w:rPr>
-          <w:rFonts w:ascii="Times New Roman" w:eastAsia="宋体" w:hAnsi="Times New Roman" w:cs="Times New Roman"/>
-        </w:rPr>
-        <w:t>你的用户名</w:t>
-      </w:r>
-      <w:r>
-        <w:rPr>
-          <w:rFonts w:ascii="Times New Roman" w:eastAsia="宋体" w:hAnsi="Times New Roman" w:cs="Times New Roman"/>
-        </w:rPr>
-        <w:t>&gt;/.ssh/</w:t>
-      </w:r>
-      <w:proofErr w:type="spellStart"/>
-      <w:r>
-        <w:rPr>
-          <w:rFonts w:ascii="Times New Roman" w:eastAsia="宋体" w:hAnsi="Times New Roman" w:cs="Times New Roman"/>
-        </w:rPr>
-        <w:t>id_rsa</w:t>
-      </w:r>
-      <w:proofErr w:type="spellEnd"/>
-      <w:r>
-        <w:rPr>
-          <w:rFonts w:ascii="Times New Roman" w:eastAsia="宋体" w:hAnsi="Times New Roman" w:cs="Times New Roman"/>
-        </w:rPr>
-        <w:t xml:space="preserve"> (...)</w:t>
-      </w:r>
-      <w:r>
-        <w:rPr>
-          <w:rFonts w:ascii="Times New Roman" w:eastAsia="宋体" w:hAnsi="Times New Roman" w:cs="Times New Roman"/>
-        </w:rPr>
-        <w:t>。如果设置了密码，会提示你输入。</w:t>
-      </w:r>
-    </w:p>
-    <w:p>
-      <w:pPr>
-        <w:spacing w:after="0"/>
-        <w:jc w:val="both"/>
-        <w:rPr>
-          <w:rFonts w:ascii="Times New Roman" w:eastAsia="宋体" w:hAnsi="Times New Roman" w:cs="Times New Roman"/>
-        </w:rPr>
-      </w:pPr>
-      <w:r>
-        <w:rPr>
           <w:rFonts w:ascii="Times New Roman" w:eastAsia="宋体" w:hAnsi="Times New Roman" w:cs="Times New Roman" w:hint="eastAsia"/>
         </w:rPr>
         <w:t>2</w:t>
@@ -521,14 +437,12 @@
         </w:rPr>
         <w:t>到</w:t>
       </w:r>
-      <w:proofErr w:type="spellStart"/>
       <w:r>
         <w:rPr>
           <w:rFonts w:ascii="Times New Roman" w:eastAsia="宋体" w:hAnsi="Times New Roman" w:cs="Times New Roman"/>
         </w:rPr>
         <w:t>github</w:t>
       </w:r>
-      <w:proofErr w:type="spellEnd"/>
       <w:r>
         <w:rPr>
           <w:rFonts w:ascii="Times New Roman" w:eastAsia="宋体" w:hAnsi="Times New Roman" w:cs="Times New Roman"/>
@@ -573,16 +487,8 @@
         <w:rPr>
           <w:rFonts w:ascii="Times New Roman" w:eastAsia="宋体" w:hAnsi="Times New Roman" w:cs="Times New Roman"/>
         </w:rPr>
-        <w:t xml:space="preserve"> git </w:t>
-      </w:r>
-      <w:proofErr w:type="spellStart"/>
-      <w:r>
-        <w:rPr>
-          <w:rFonts w:ascii="Times New Roman" w:eastAsia="宋体" w:hAnsi="Times New Roman" w:cs="Times New Roman"/>
-        </w:rPr>
-        <w:t>init</w:t>
-      </w:r>
-      <w:proofErr w:type="spellEnd"/>
+        <w:t> git init</w:t>
+      </w:r>
     </w:p>
     <w:p>
       <w:pPr>
@@ -601,16 +507,64 @@
         <w:rPr>
           <w:rFonts w:ascii="Times New Roman" w:eastAsia="宋体" w:hAnsi="Times New Roman" w:cs="Times New Roman"/>
         </w:rPr>
-        <w:t> .</w:t>
-      </w:r>
-      <w:proofErr w:type="spellStart"/>
-      <w:r>
-        <w:rPr>
-          <w:rFonts w:ascii="Times New Roman" w:eastAsia="宋体" w:hAnsi="Times New Roman" w:cs="Times New Roman"/>
-        </w:rPr>
-        <w:t>gitignore</w:t>
-      </w:r>
-      <w:proofErr w:type="spellEnd"/>
+        <w:t> .gitignore </w:t>
+      </w:r>
+      <w:r>
+        <w:rPr>
+          <w:rFonts w:ascii="Times New Roman" w:eastAsia="宋体" w:hAnsi="Times New Roman" w:cs="Times New Roman"/>
+        </w:rPr>
+        <w:t>忽略</w:t>
+      </w:r>
+    </w:p>
+    <w:p>
+      <w:pPr>
+        <w:jc w:val="both"/>
+        <w:rPr>
+          <w:rFonts w:ascii="Times New Roman" w:eastAsia="宋体" w:hAnsi="Times New Roman" w:cs="Times New Roman"/>
+        </w:rPr>
+      </w:pPr>
+      <w:r>
+        <w:rPr>
+          <w:rFonts w:ascii="Times New Roman" w:eastAsia="宋体" w:hAnsi="Times New Roman" w:cs="Times New Roman"/>
+        </w:rPr>
+        <w:t>没有正确执行</w:t>
+      </w:r>
+      <w:r>
+        <w:rPr>
+          <w:rFonts w:ascii="Times New Roman" w:eastAsia="宋体" w:hAnsi="Times New Roman" w:cs="Times New Roman"/>
+        </w:rPr>
+        <w:t> git add (Untracked Files)</w:t>
+      </w:r>
+      <w:r>
+        <w:rPr>
+          <w:rFonts w:ascii="Times New Roman" w:eastAsia="宋体" w:hAnsi="Times New Roman" w:cs="Times New Roman" w:hint="eastAsia"/>
+        </w:rPr>
+        <w:t>：</w:t>
+      </w:r>
+      <w:r>
+        <w:rPr>
+          <w:rFonts w:ascii="Times New Roman" w:eastAsia="宋体" w:hAnsi="Times New Roman" w:cs="Times New Roman"/>
+        </w:rPr>
+        <w:t>git commit -a </w:t>
+      </w:r>
+      <w:r>
+        <w:rPr>
+          <w:rFonts w:ascii="Times New Roman" w:eastAsia="宋体" w:hAnsi="Times New Roman" w:cs="Times New Roman"/>
+        </w:rPr>
+        <w:t>通常只处理已修改</w:t>
+      </w:r>
+      <w:r>
+        <w:rPr>
+          <w:rFonts w:ascii="Times New Roman" w:eastAsia="宋体" w:hAnsi="Times New Roman" w:cs="Times New Roman"/>
+        </w:rPr>
+        <w:t xml:space="preserve"> (Modified) </w:t>
+      </w:r>
+      <w:r>
+        <w:rPr>
+          <w:rFonts w:ascii="Times New Roman" w:eastAsia="宋体" w:hAnsi="Times New Roman" w:cs="Times New Roman"/>
+        </w:rPr>
+        <w:t>和</w:t>
+      </w:r>
       <w:r>
         <w:rPr>
           <w:rFonts w:ascii="Times New Roman" w:eastAsia="宋体" w:hAnsi="Times New Roman" w:cs="Times New Roman"/>
@@ -621,57 +575,19 @@
         <w:rPr>
           <w:rFonts w:ascii="Times New Roman" w:eastAsia="宋体" w:hAnsi="Times New Roman" w:cs="Times New Roman"/>
         </w:rPr>
-        <w:t>忽略</w:t>
-      </w:r>
-    </w:p>
-    <w:p>
-      <w:pPr>
-        <w:jc w:val="both"/>
-        <w:rPr>
-          <w:rFonts w:ascii="Times New Roman" w:eastAsia="宋体" w:hAnsi="Times New Roman" w:cs="Times New Roman"/>
-        </w:rPr>
-      </w:pPr>
-      <w:r>
-        <w:rPr>
-          <w:rFonts w:ascii="Times New Roman" w:eastAsia="宋体" w:hAnsi="Times New Roman" w:cs="Times New Roman"/>
-        </w:rPr>
-        <w:t>没有正确执行</w:t>
-      </w:r>
-      <w:r>
-        <w:rPr>
-          <w:rFonts w:ascii="Times New Roman" w:eastAsia="宋体" w:hAnsi="Times New Roman" w:cs="Times New Roman"/>
-        </w:rPr>
-        <w:t> git add (Untracked Files)</w:t>
-      </w:r>
-      <w:r>
-        <w:rPr>
-          <w:rFonts w:ascii="Times New Roman" w:eastAsia="宋体" w:hAnsi="Times New Roman" w:cs="Times New Roman" w:hint="eastAsia"/>
-        </w:rPr>
-        <w:t>：</w:t>
-      </w:r>
-      <w:r>
-        <w:rPr>
-          <w:rFonts w:ascii="Times New Roman" w:eastAsia="宋体" w:hAnsi="Times New Roman" w:cs="Times New Roman"/>
-        </w:rPr>
-        <w:t>git commit -a </w:t>
-      </w:r>
-      <w:r>
-        <w:rPr>
-          <w:rFonts w:ascii="Times New Roman" w:eastAsia="宋体" w:hAnsi="Times New Roman" w:cs="Times New Roman"/>
-        </w:rPr>
-        <w:t>通常只处理已修改</w:t>
-      </w:r>
-      <w:r>
-        <w:rPr>
-          <w:rFonts w:ascii="Times New Roman" w:eastAsia="宋体" w:hAnsi="Times New Roman" w:cs="Times New Roman"/>
-        </w:rPr>
-        <w:t xml:space="preserve"> (Modified) </w:t>
-      </w:r>
-      <w:r>
-        <w:rPr>
-          <w:rFonts w:ascii="Times New Roman" w:eastAsia="宋体" w:hAnsi="Times New Roman" w:cs="Times New Roman"/>
-        </w:rPr>
-        <w:t>和</w:t>
+        <w:t>已删除</w:t>
+      </w:r>
+      <w:r>
+        <w:rPr>
+          <w:rFonts w:ascii="Times New Roman" w:eastAsia="宋体" w:hAnsi="Times New Roman" w:cs="Times New Roman"/>
+        </w:rPr>
+        <w:t xml:space="preserve"> (Deleted) </w:t>
+      </w:r>
+      <w:r>
+        <w:rPr>
+          <w:rFonts w:ascii="Times New Roman" w:eastAsia="宋体" w:hAnsi="Times New Roman" w:cs="Times New Roman"/>
+        </w:rPr>
+        <w:t>的文件，不一定会自动处理</w:t>
       </w:r>
       <w:r>
         <w:rPr>
@@ -683,30 +599,6 @@
         <w:rPr>
           <w:rFonts w:ascii="Times New Roman" w:eastAsia="宋体" w:hAnsi="Times New Roman" w:cs="Times New Roman"/>
         </w:rPr>
-        <w:t>已删除</w:t>
-      </w:r>
-      <w:r>
-        <w:rPr>
-          <w:rFonts w:ascii="Times New Roman" w:eastAsia="宋体" w:hAnsi="Times New Roman" w:cs="Times New Roman"/>
-        </w:rPr>
-        <w:t xml:space="preserve"> (Deleted) </w:t>
-      </w:r>
-      <w:r>
-        <w:rPr>
-          <w:rFonts w:ascii="Times New Roman" w:eastAsia="宋体" w:hAnsi="Times New Roman" w:cs="Times New Roman"/>
-        </w:rPr>
-        <w:t>的文件，不一定会自动处理</w:t>
-      </w:r>
-      <w:r>
-        <w:rPr>
-          <w:rFonts w:ascii="Times New Roman" w:eastAsia="宋体" w:hAnsi="Times New Roman" w:cs="Times New Roman"/>
-        </w:rPr>
-        <w:t> </w:t>
-      </w:r>
-      <w:r>
-        <w:rPr>
-          <w:rFonts w:ascii="Times New Roman" w:eastAsia="宋体" w:hAnsi="Times New Roman" w:cs="Times New Roman"/>
-        </w:rPr>
         <w:t>新创建</w:t>
       </w:r>
       <w:r>
@@ -731,16 +623,8 @@
         <w:rPr>
           <w:rFonts w:ascii="Times New Roman" w:eastAsia="宋体" w:hAnsi="Times New Roman" w:cs="Times New Roman"/>
         </w:rPr>
-        <w:t> </w:t>
-      </w:r>
-      <w:proofErr w:type="spellStart"/>
-      <w:r>
-        <w:rPr>
-          <w:rFonts w:ascii="Times New Roman" w:eastAsia="宋体" w:hAnsi="Times New Roman" w:cs="Times New Roman"/>
-        </w:rPr>
-        <w:t>TortoiseGit</w:t>
-      </w:r>
-      <w:proofErr w:type="spellEnd"/>
+        <w:t> TortoiseGit</w:t>
+      </w:r>
       <w:r>
         <w:rPr>
           <w:rFonts w:ascii="Times New Roman" w:eastAsia="宋体" w:hAnsi="Times New Roman" w:cs="Times New Roman" w:hint="eastAsia"/>
@@ -1129,19 +1013,11 @@
         </w:rPr>
         <w:t>、</w:t>
       </w:r>
-      <w:proofErr w:type="spellStart"/>
-      <w:r>
-        <w:rPr>
-          <w:rFonts w:ascii="Times New Roman" w:eastAsia="宋体" w:hAnsi="Times New Roman" w:cs="Times New Roman" w:hint="eastAsia"/>
-        </w:rPr>
-        <w:t>ctrl+c</w:t>
-      </w:r>
-      <w:proofErr w:type="spellEnd"/>
-      <w:r>
-        <w:rPr>
-          <w:rFonts w:ascii="Times New Roman" w:eastAsia="宋体" w:hAnsi="Times New Roman" w:cs="Times New Roman" w:hint="eastAsia"/>
-        </w:rPr>
-        <w:t xml:space="preserve"> </w:t>
+      <w:r>
+        <w:rPr>
+          <w:rFonts w:ascii="Times New Roman" w:eastAsia="宋体" w:hAnsi="Times New Roman" w:cs="Times New Roman" w:hint="eastAsia"/>
+        </w:rPr>
+        <w:t xml:space="preserve">ctrl+c </w:t>
       </w:r>
       <w:r>
         <w:rPr>
@@ -1509,21 +1385,7 @@
         <w:rPr>
           <w:rFonts w:ascii="Times New Roman" w:eastAsia="宋体" w:hAnsi="Times New Roman" w:cs="Times New Roman"/>
         </w:rPr>
-        <w:t xml:space="preserve">git </w:t>
-      </w:r>
-      <w:proofErr w:type="gramStart"/>
-      <w:r>
-        <w:rPr>
-          <w:rFonts w:ascii="Times New Roman" w:eastAsia="宋体" w:hAnsi="Times New Roman" w:cs="Times New Roman"/>
-        </w:rPr>
-        <w:t>add .</w:t>
-      </w:r>
-      <w:proofErr w:type="gramEnd"/>
-      <w:r>
-        <w:rPr>
-          <w:rFonts w:ascii="Times New Roman" w:eastAsia="宋体" w:hAnsi="Times New Roman" w:cs="Times New Roman"/>
-        </w:rPr>
-        <w:t xml:space="preserve"> </w:t>
+        <w:t xml:space="preserve">git add . </w:t>
       </w:r>
     </w:p>
     <w:p>
@@ -1848,21 +1710,7 @@
         <w:rPr>
           <w:rFonts w:ascii="Times New Roman" w:eastAsia="宋体" w:hAnsi="Times New Roman" w:cs="Times New Roman"/>
         </w:rPr>
-        <w:t xml:space="preserve"> .</w:t>
-      </w:r>
-      <w:proofErr w:type="spellStart"/>
-      <w:r>
-        <w:rPr>
-          <w:rFonts w:ascii="Times New Roman" w:eastAsia="宋体" w:hAnsi="Times New Roman" w:cs="Times New Roman"/>
-        </w:rPr>
-        <w:t>vscode</w:t>
-      </w:r>
-      <w:proofErr w:type="spellEnd"/>
-      <w:r>
-        <w:rPr>
-          <w:rFonts w:ascii="Times New Roman" w:eastAsia="宋体" w:hAnsi="Times New Roman" w:cs="Times New Roman"/>
-        </w:rPr>
-        <w:t xml:space="preserve">/ </w:t>
+        <w:t xml:space="preserve"> .vscode/ </w:t>
       </w:r>
       <w:r>
         <w:rPr>
@@ -2080,88 +1928,60 @@
         <w:rPr>
           <w:rFonts w:ascii="Times New Roman" w:eastAsia="宋体" w:hAnsi="Times New Roman" w:cs="Times New Roman"/>
         </w:rPr>
+        <w:t xml:space="preserve"> dev_lb </w:t>
+      </w:r>
+      <w:r>
+        <w:rPr>
+          <w:rFonts w:ascii="Times New Roman" w:eastAsia="宋体" w:hAnsi="Times New Roman" w:cs="Times New Roman"/>
+        </w:rPr>
+        <w:t>这个分支。要想把你本地的</w:t>
+      </w:r>
+      <w:r>
+        <w:rPr>
+          <w:rFonts w:ascii="Times New Roman" w:eastAsia="宋体" w:hAnsi="Times New Roman" w:cs="Times New Roman"/>
+        </w:rPr>
+        <w:t xml:space="preserve"> dev1 </w:t>
+      </w:r>
+      <w:r>
+        <w:rPr>
+          <w:rFonts w:ascii="Times New Roman" w:eastAsia="宋体" w:hAnsi="Times New Roman" w:cs="Times New Roman"/>
+        </w:rPr>
+        <w:t>代码准确地推送到远端的</w:t>
+      </w:r>
+      <w:r>
+        <w:rPr>
+          <w:rFonts w:ascii="Times New Roman" w:eastAsia="宋体" w:hAnsi="Times New Roman" w:cs="Times New Roman"/>
+        </w:rPr>
+        <w:t xml:space="preserve"> dev_lb </w:t>
+      </w:r>
+      <w:r>
+        <w:rPr>
+          <w:rFonts w:ascii="Times New Roman" w:eastAsia="宋体" w:hAnsi="Times New Roman" w:cs="Times New Roman"/>
+        </w:rPr>
+        <w:t>中，你需要明确使用</w:t>
+      </w:r>
+      <w:r>
+        <w:rPr>
+          <w:rFonts w:ascii="Times New Roman" w:eastAsia="宋体" w:hAnsi="Times New Roman" w:cs="Times New Roman"/>
+          <w:b/>
+          <w:bCs/>
+        </w:rPr>
+        <w:t>冒号</w:t>
+      </w:r>
+      <w:r>
+        <w:rPr>
+          <w:rFonts w:ascii="Times New Roman" w:eastAsia="宋体" w:hAnsi="Times New Roman" w:cs="Times New Roman"/>
+          <w:b/>
+          <w:bCs/>
+        </w:rPr>
+        <w:t xml:space="preserve"> (:)</w:t>
+      </w:r>
+      <w:r>
+        <w:rPr>
+          <w:rFonts w:ascii="Times New Roman" w:eastAsia="宋体" w:hAnsi="Times New Roman" w:cs="Times New Roman"/>
+        </w:rPr>
         <w:t xml:space="preserve"> </w:t>
       </w:r>
-      <w:proofErr w:type="spellStart"/>
-      <w:r>
-        <w:rPr>
-          <w:rFonts w:ascii="Times New Roman" w:eastAsia="宋体" w:hAnsi="Times New Roman" w:cs="Times New Roman"/>
-        </w:rPr>
-        <w:t>dev_lb</w:t>
-      </w:r>
-      <w:proofErr w:type="spellEnd"/>
-      <w:r>
-        <w:rPr>
-          <w:rFonts w:ascii="Times New Roman" w:eastAsia="宋体" w:hAnsi="Times New Roman" w:cs="Times New Roman"/>
-        </w:rPr>
-        <w:t xml:space="preserve"> </w:t>
-      </w:r>
-      <w:r>
-        <w:rPr>
-          <w:rFonts w:ascii="Times New Roman" w:eastAsia="宋体" w:hAnsi="Times New Roman" w:cs="Times New Roman"/>
-        </w:rPr>
-        <w:t>这个分支。要想把你本地的</w:t>
-      </w:r>
-      <w:r>
-        <w:rPr>
-          <w:rFonts w:ascii="Times New Roman" w:eastAsia="宋体" w:hAnsi="Times New Roman" w:cs="Times New Roman"/>
-        </w:rPr>
-        <w:t xml:space="preserve"> dev1 </w:t>
-      </w:r>
-      <w:r>
-        <w:rPr>
-          <w:rFonts w:ascii="Times New Roman" w:eastAsia="宋体" w:hAnsi="Times New Roman" w:cs="Times New Roman"/>
-        </w:rPr>
-        <w:t>代码准确地推送到远端的</w:t>
-      </w:r>
-      <w:r>
-        <w:rPr>
-          <w:rFonts w:ascii="Times New Roman" w:eastAsia="宋体" w:hAnsi="Times New Roman" w:cs="Times New Roman"/>
-        </w:rPr>
-        <w:t xml:space="preserve"> </w:t>
-      </w:r>
-      <w:proofErr w:type="spellStart"/>
-      <w:r>
-        <w:rPr>
-          <w:rFonts w:ascii="Times New Roman" w:eastAsia="宋体" w:hAnsi="Times New Roman" w:cs="Times New Roman"/>
-        </w:rPr>
-        <w:t>dev_lb</w:t>
-      </w:r>
-      <w:proofErr w:type="spellEnd"/>
-      <w:r>
-        <w:rPr>
-          <w:rFonts w:ascii="Times New Roman" w:eastAsia="宋体" w:hAnsi="Times New Roman" w:cs="Times New Roman"/>
-        </w:rPr>
-        <w:t xml:space="preserve"> </w:t>
-      </w:r>
-      <w:r>
-        <w:rPr>
-          <w:rFonts w:ascii="Times New Roman" w:eastAsia="宋体" w:hAnsi="Times New Roman" w:cs="Times New Roman"/>
-        </w:rPr>
-        <w:t>中，你需要明确使用</w:t>
-      </w:r>
-      <w:r>
-        <w:rPr>
-          <w:rFonts w:ascii="Times New Roman" w:eastAsia="宋体" w:hAnsi="Times New Roman" w:cs="Times New Roman"/>
-          <w:b/>
-          <w:bCs/>
-        </w:rPr>
-        <w:t>冒号</w:t>
-      </w:r>
-      <w:r>
-        <w:rPr>
-          <w:rFonts w:ascii="Times New Roman" w:eastAsia="宋体" w:hAnsi="Times New Roman" w:cs="Times New Roman"/>
-          <w:b/>
-          <w:bCs/>
-        </w:rPr>
-        <w:t xml:space="preserve"> (:)</w:t>
-      </w:r>
-      <w:r>
-        <w:rPr>
-          <w:rFonts w:ascii="Times New Roman" w:eastAsia="宋体" w:hAnsi="Times New Roman" w:cs="Times New Roman"/>
-        </w:rPr>
-        <w:t xml:space="preserve"> </w:t>
-      </w:r>
       <w:r>
         <w:rPr>
           <w:rFonts w:ascii="Times New Roman" w:eastAsia="宋体" w:hAnsi="Times New Roman" w:cs="Times New Roman"/>
@@ -2185,28 +2005,94 @@
       <w:pPr>
         <w:jc w:val="both"/>
         <w:rPr>
-          <w:rFonts w:ascii="Times New Roman" w:eastAsia="宋体" w:hAnsi="Times New Roman" w:cs="Times New Roman" w:hint="eastAsia"/>
-        </w:rPr>
-      </w:pPr>
-      <w:r>
-        <w:rPr>
-          <w:rFonts w:ascii="Times New Roman" w:eastAsia="宋体" w:hAnsi="Times New Roman" w:cs="Times New Roman"/>
-        </w:rPr>
-        <w:t>git push -u origin dev</w:t>
-      </w:r>
-      <w:proofErr w:type="gramStart"/>
-      <w:r>
-        <w:rPr>
-          <w:rFonts w:ascii="Times New Roman" w:eastAsia="宋体" w:hAnsi="Times New Roman" w:cs="Times New Roman"/>
-        </w:rPr>
-        <w:t>1:dev</w:t>
-      </w:r>
-      <w:proofErr w:type="gramEnd"/>
-      <w:r>
-        <w:rPr>
-          <w:rFonts w:ascii="Times New Roman" w:eastAsia="宋体" w:hAnsi="Times New Roman" w:cs="Times New Roman"/>
-        </w:rPr>
-        <w:t>_lb</w:t>
+          <w:rFonts w:ascii="Times New Roman" w:eastAsia="宋体" w:hAnsi="Times New Roman" w:cs="Times New Roman"/>
+        </w:rPr>
+      </w:pPr>
+      <w:r>
+        <w:rPr>
+          <w:rFonts w:ascii="Times New Roman" w:eastAsia="宋体" w:hAnsi="Times New Roman" w:cs="Times New Roman"/>
+        </w:rPr>
+        <w:t>git push -u origin dev1:dev_lb</w:t>
+      </w:r>
+    </w:p>
+    <w:p>
+      <w:pPr>
+        <w:jc w:val="both"/>
+        <w:rPr>
+          <w:rFonts w:ascii="Times New Roman" w:eastAsia="宋体" w:hAnsi="Times New Roman" w:cs="Times New Roman"/>
+        </w:rPr>
+      </w:pPr>
+      <w:r>
+        <w:rPr>
+          <w:rFonts w:ascii="Times New Roman" w:eastAsia="宋体" w:hAnsi="Times New Roman" w:cs="Times New Roman" w:hint="eastAsia"/>
+        </w:rPr>
+        <w:t>15</w:t>
+      </w:r>
+      <w:r>
+        <w:rPr>
+          <w:rFonts w:ascii="Times New Roman" w:eastAsia="宋体" w:hAnsi="Times New Roman" w:cs="Times New Roman" w:hint="eastAsia"/>
+        </w:rPr>
+        <w:t>、复制</w:t>
+      </w:r>
+      <w:r>
+        <w:rPr>
+          <w:rFonts w:ascii="Times New Roman" w:eastAsia="宋体" w:hAnsi="Times New Roman" w:cs="Times New Roman" w:hint="eastAsia"/>
+        </w:rPr>
+        <w:t>github</w:t>
+      </w:r>
+      <w:r>
+        <w:rPr>
+          <w:rFonts w:ascii="Times New Roman" w:eastAsia="宋体" w:hAnsi="Times New Roman" w:cs="Times New Roman" w:hint="eastAsia"/>
+        </w:rPr>
+        <w:t>上的仓库到本地</w:t>
+      </w:r>
+    </w:p>
+    <w:p>
+      <w:pPr>
+        <w:jc w:val="both"/>
+        <w:rPr>
+          <w:rFonts w:ascii="Times New Roman" w:eastAsia="宋体" w:hAnsi="Times New Roman" w:cs="Times New Roman" w:hint="eastAsia"/>
+        </w:rPr>
+      </w:pPr>
+      <w:r>
+        <w:rPr>
+          <w:rFonts w:ascii="Times New Roman" w:eastAsia="宋体" w:hAnsi="Times New Roman" w:cs="Times New Roman"/>
+        </w:rPr>
+        <w:drawing>
+          <wp:inline distT="0" distB="0" distL="0" distR="0" wp14:anchorId="0BB1599A" wp14:editId="2B6A34C2">
+            <wp:extent cx="5274310" cy="2108835"/>
+            <wp:effectExtent l="0" t="0" r="2540" b="5715"/>
+            <wp:docPr id="1226821763" name="图片 1"/>
+            <wp:cNvGraphicFramePr>
+              <a:graphicFrameLocks xmlns:a="http://schemas.openxmlformats.org/drawingml/2006/main" noChangeAspect="1"/>
+            </wp:cNvGraphicFramePr>
+            <a:graphic xmlns:a="http://schemas.openxmlformats.org/drawingml/2006/main">
+              <a:graphicData uri="http://schemas.openxmlformats.org/drawingml/2006/picture">
+                <pic:pic xmlns:pic="http://schemas.openxmlformats.org/drawingml/2006/picture">
+                  <pic:nvPicPr>
+                    <pic:cNvPr id="1226821763" name=""/>
+                    <pic:cNvPicPr/>
+                  </pic:nvPicPr>
+                  <pic:blipFill>
+                    <a:blip r:embed="rId11"/>
+                    <a:stretch>
+                      <a:fillRect/>
+                    </a:stretch>
+                  </pic:blipFill>
+                  <pic:spPr>
+                    <a:xfrm>
+                      <a:off x="0" y="0"/>
+                      <a:ext cx="5274310" cy="2108835"/>
+                    </a:xfrm>
+                    <a:prstGeom prst="rect">
+                      <a:avLst/>
+                    </a:prstGeom>
+                  </pic:spPr>
+                </pic:pic>
+              </a:graphicData>
+            </a:graphic>
+          </wp:inline>
+        </w:drawing>
       </w:r>
     </w:p>
     <w:p>
@@ -2265,16 +2151,46 @@
         <w:rPr>
           <w:rFonts w:ascii="Times New Roman" w:eastAsia="宋体" w:hAnsi="Times New Roman" w:cs="Times New Roman" w:hint="eastAsia"/>
         </w:rPr>
-        <w:t xml:space="preserve">git </w:t>
-      </w:r>
-      <w:proofErr w:type="spellStart"/>
-      <w:r>
-        <w:rPr>
-          <w:rFonts w:ascii="Times New Roman" w:eastAsia="宋体" w:hAnsi="Times New Roman" w:cs="Times New Roman" w:hint="eastAsia"/>
-        </w:rPr>
-        <w:t>init</w:t>
-      </w:r>
-      <w:proofErr w:type="spellEnd"/>
+        <w:t xml:space="preserve">git init </w:t>
+      </w:r>
+      <w:r>
+        <w:rPr>
+          <w:rFonts w:ascii="Times New Roman" w:eastAsia="宋体" w:hAnsi="Times New Roman" w:cs="Times New Roman" w:hint="eastAsia"/>
+        </w:rPr>
+        <w:t>初始化仓库</w:t>
+      </w:r>
+    </w:p>
+    <w:p>
+      <w:pPr>
+        <w:jc w:val="both"/>
+        <w:rPr>
+          <w:rFonts w:ascii="Times New Roman" w:eastAsia="宋体" w:hAnsi="Times New Roman" w:cs="Times New Roman"/>
+        </w:rPr>
+      </w:pPr>
+      <w:r>
+        <w:rPr>
+          <w:rFonts w:ascii="Times New Roman" w:eastAsia="宋体" w:hAnsi="Times New Roman" w:cs="Times New Roman" w:hint="eastAsia"/>
+        </w:rPr>
+        <w:t>2</w:t>
+      </w:r>
+      <w:r>
+        <w:rPr>
+          <w:rFonts w:ascii="Times New Roman" w:eastAsia="宋体" w:hAnsi="Times New Roman" w:cs="Times New Roman" w:hint="eastAsia"/>
+        </w:rPr>
+        <w:t>、</w:t>
+      </w:r>
+      <w:r>
+        <w:rPr>
+          <w:rFonts w:ascii="Times New Roman" w:eastAsia="宋体" w:hAnsi="Times New Roman" w:cs="Times New Roman" w:hint="eastAsia"/>
+        </w:rPr>
+        <w:t xml:space="preserve">touch </w:t>
+      </w:r>
+      <w:r>
+        <w:rPr>
+          <w:rFonts w:ascii="Times New Roman" w:eastAsia="宋体" w:hAnsi="Times New Roman" w:cs="Times New Roman" w:hint="eastAsia"/>
+        </w:rPr>
+        <w:t>文件全名</w:t>
+      </w:r>
       <w:r>
         <w:rPr>
           <w:rFonts w:ascii="Times New Roman" w:eastAsia="宋体" w:hAnsi="Times New Roman" w:cs="Times New Roman" w:hint="eastAsia"/>
@@ -2285,7 +2201,7 @@
         <w:rPr>
           <w:rFonts w:ascii="Times New Roman" w:eastAsia="宋体" w:hAnsi="Times New Roman" w:cs="Times New Roman" w:hint="eastAsia"/>
         </w:rPr>
-        <w:t>初始化仓库</w:t>
+        <w:t>新建文件到这个文件夹</w:t>
       </w:r>
     </w:p>
     <w:p>
@@ -2311,13 +2227,45 @@
         <w:rPr>
           <w:rFonts w:ascii="Times New Roman" w:eastAsia="宋体" w:hAnsi="Times New Roman" w:cs="Times New Roman" w:hint="eastAsia"/>
         </w:rPr>
-        <w:t xml:space="preserve">touch </w:t>
-      </w:r>
-      <w:r>
-        <w:rPr>
-          <w:rFonts w:ascii="Times New Roman" w:eastAsia="宋体" w:hAnsi="Times New Roman" w:cs="Times New Roman" w:hint="eastAsia"/>
-        </w:rPr>
-        <w:t>文件全名</w:t>
+        <w:t xml:space="preserve">git add . </w:t>
+      </w:r>
+      <w:r>
+        <w:rPr>
+          <w:rFonts w:ascii="Times New Roman" w:eastAsia="宋体" w:hAnsi="Times New Roman" w:cs="Times New Roman" w:hint="eastAsia"/>
+        </w:rPr>
+        <w:t>暂存所有未被忽略的文件到暂存区</w:t>
+      </w:r>
+    </w:p>
+    <w:p>
+      <w:pPr>
+        <w:jc w:val="both"/>
+        <w:rPr>
+          <w:rFonts w:ascii="Times New Roman" w:eastAsia="宋体" w:hAnsi="Times New Roman" w:cs="Times New Roman"/>
+        </w:rPr>
+      </w:pPr>
+      <w:r>
+        <w:rPr>
+          <w:rFonts w:ascii="Times New Roman" w:eastAsia="宋体" w:hAnsi="Times New Roman" w:cs="Times New Roman" w:hint="eastAsia"/>
+        </w:rPr>
+        <w:t>3</w:t>
+      </w:r>
+      <w:r>
+        <w:rPr>
+          <w:rFonts w:ascii="Times New Roman" w:eastAsia="宋体" w:hAnsi="Times New Roman" w:cs="Times New Roman" w:hint="eastAsia"/>
+        </w:rPr>
+        <w:t>、</w:t>
+      </w:r>
+      <w:r>
+        <w:rPr>
+          <w:rFonts w:ascii="Times New Roman" w:eastAsia="宋体" w:hAnsi="Times New Roman" w:cs="Times New Roman" w:hint="eastAsia"/>
+        </w:rPr>
+        <w:t xml:space="preserve">git commit -m </w:t>
+      </w:r>
+      <w:r>
+        <w:rPr>
+          <w:rFonts w:ascii="Times New Roman" w:eastAsia="宋体" w:hAnsi="Times New Roman" w:cs="Times New Roman"/>
+        </w:rPr>
+        <w:t>’’</w:t>
       </w:r>
       <w:r>
         <w:rPr>
@@ -2329,21 +2277,53 @@
         <w:rPr>
           <w:rFonts w:ascii="Times New Roman" w:eastAsia="宋体" w:hAnsi="Times New Roman" w:cs="Times New Roman" w:hint="eastAsia"/>
         </w:rPr>
-        <w:t>新建文件到这个文件夹</w:t>
-      </w:r>
-    </w:p>
-    <w:p>
-      <w:pPr>
-        <w:jc w:val="both"/>
-        <w:rPr>
-          <w:rFonts w:ascii="Times New Roman" w:eastAsia="宋体" w:hAnsi="Times New Roman" w:cs="Times New Roman"/>
-        </w:rPr>
-      </w:pPr>
-      <w:r>
-        <w:rPr>
-          <w:rFonts w:ascii="Times New Roman" w:eastAsia="宋体" w:hAnsi="Times New Roman" w:cs="Times New Roman" w:hint="eastAsia"/>
-        </w:rPr>
-        <w:t>2</w:t>
+        <w:t>将暂存区的文件提交到本地仓库</w:t>
+      </w:r>
+    </w:p>
+    <w:p>
+      <w:pPr>
+        <w:jc w:val="both"/>
+        <w:rPr>
+          <w:rFonts w:ascii="Times New Roman" w:eastAsia="宋体" w:hAnsi="Times New Roman" w:cs="Times New Roman"/>
+        </w:rPr>
+      </w:pPr>
+      <w:r>
+        <w:rPr>
+          <w:rFonts w:ascii="Times New Roman" w:eastAsia="宋体" w:hAnsi="Times New Roman" w:cs="Times New Roman" w:hint="eastAsia"/>
+        </w:rPr>
+        <w:t>退出编辑方式是按</w:t>
+      </w:r>
+      <w:r>
+        <w:rPr>
+          <w:rFonts w:ascii="Times New Roman" w:eastAsia="宋体" w:hAnsi="Times New Roman" w:cs="Times New Roman" w:hint="eastAsia"/>
+        </w:rPr>
+        <w:t>esc</w:t>
+      </w:r>
+      <w:r>
+        <w:rPr>
+          <w:rFonts w:ascii="Times New Roman" w:eastAsia="宋体" w:hAnsi="Times New Roman" w:cs="Times New Roman" w:hint="eastAsia"/>
+        </w:rPr>
+        <w:t>、输入冒号以及</w:t>
+      </w:r>
+      <w:r>
+        <w:rPr>
+          <w:rFonts w:ascii="Times New Roman" w:eastAsia="宋体" w:hAnsi="Times New Roman" w:cs="Times New Roman" w:hint="eastAsia"/>
+        </w:rPr>
+        <w:t>wq</w:t>
+      </w:r>
+    </w:p>
+    <w:p>
+      <w:pPr>
+        <w:jc w:val="both"/>
+        <w:rPr>
+          <w:rFonts w:ascii="Times New Roman" w:eastAsia="宋体" w:hAnsi="Times New Roman" w:cs="Times New Roman"/>
+        </w:rPr>
+      </w:pPr>
+      <w:r>
+        <w:rPr>
+          <w:rFonts w:ascii="Times New Roman" w:eastAsia="宋体" w:hAnsi="Times New Roman" w:cs="Times New Roman" w:hint="eastAsia"/>
+        </w:rPr>
+        <w:t>4</w:t>
       </w:r>
       <w:r>
         <w:rPr>
@@ -2355,27 +2335,252 @@
         <w:rPr>
           <w:rFonts w:ascii="Times New Roman" w:eastAsia="宋体" w:hAnsi="Times New Roman" w:cs="Times New Roman" w:hint="eastAsia"/>
         </w:rPr>
-        <w:t xml:space="preserve">git add . </w:t>
-      </w:r>
-      <w:r>
-        <w:rPr>
-          <w:rFonts w:ascii="Times New Roman" w:eastAsia="宋体" w:hAnsi="Times New Roman" w:cs="Times New Roman" w:hint="eastAsia"/>
-        </w:rPr>
-        <w:t>暂存所有未被忽略的文件到暂存区</w:t>
-      </w:r>
-    </w:p>
-    <w:p>
-      <w:pPr>
-        <w:jc w:val="both"/>
-        <w:rPr>
-          <w:rFonts w:ascii="Times New Roman" w:eastAsia="宋体" w:hAnsi="Times New Roman" w:cs="Times New Roman"/>
-        </w:rPr>
-      </w:pPr>
-      <w:r>
-        <w:rPr>
-          <w:rFonts w:ascii="Times New Roman" w:eastAsia="宋体" w:hAnsi="Times New Roman" w:cs="Times New Roman" w:hint="eastAsia"/>
-        </w:rPr>
-        <w:t>3</w:t>
+        <w:t>git</w:t>
+      </w:r>
+      <w:r>
+        <w:rPr>
+          <w:rFonts w:ascii="Times New Roman" w:eastAsia="宋体" w:hAnsi="Times New Roman" w:cs="Times New Roman" w:hint="eastAsia"/>
+        </w:rPr>
+        <w:t>-</w:t>
+      </w:r>
+      <w:r>
+        <w:rPr>
+          <w:rFonts w:ascii="Times New Roman" w:eastAsia="宋体" w:hAnsi="Times New Roman" w:cs="Times New Roman" w:hint="eastAsia"/>
+        </w:rPr>
+        <w:t xml:space="preserve">log </w:t>
+      </w:r>
+      <w:r>
+        <w:rPr>
+          <w:rFonts w:ascii="Times New Roman" w:eastAsia="宋体" w:hAnsi="Times New Roman" w:cs="Times New Roman" w:hint="eastAsia"/>
+        </w:rPr>
+        <w:t>查看进度</w:t>
+      </w:r>
+    </w:p>
+    <w:p>
+      <w:pPr>
+        <w:jc w:val="both"/>
+        <w:rPr>
+          <w:rFonts w:ascii="Times New Roman" w:eastAsia="宋体" w:hAnsi="Times New Roman" w:cs="Times New Roman"/>
+        </w:rPr>
+      </w:pPr>
+      <w:r>
+        <w:rPr>
+          <w:rFonts w:ascii="Times New Roman" w:eastAsia="宋体" w:hAnsi="Times New Roman" w:cs="Times New Roman" w:hint="eastAsia"/>
+        </w:rPr>
+        <w:lastRenderedPageBreak/>
+        <w:t>创建忽略文件</w:t>
+      </w:r>
+      <w:r>
+        <w:rPr>
+          <w:rFonts w:ascii="Times New Roman" w:eastAsia="宋体" w:hAnsi="Times New Roman" w:cs="Times New Roman" w:hint="eastAsia"/>
+        </w:rPr>
+        <w:t>touch .gitignore</w:t>
+      </w:r>
+    </w:p>
+    <w:p>
+      <w:pPr>
+        <w:jc w:val="both"/>
+        <w:rPr>
+          <w:rFonts w:ascii="Times New Roman" w:eastAsia="宋体" w:hAnsi="Times New Roman" w:cs="Times New Roman"/>
+        </w:rPr>
+      </w:pPr>
+      <w:r>
+        <w:rPr>
+          <w:rFonts w:ascii="Times New Roman" w:eastAsia="宋体" w:hAnsi="Times New Roman" w:cs="Times New Roman" w:hint="eastAsia"/>
+        </w:rPr>
+        <w:t>然后输入不需要被管理的文件名</w:t>
+      </w:r>
+      <w:r>
+        <w:rPr>
+          <w:rFonts w:ascii="Times New Roman" w:eastAsia="宋体" w:hAnsi="Times New Roman" w:cs="Times New Roman" w:hint="eastAsia"/>
+        </w:rPr>
+        <w:t xml:space="preserve"> vi .gitignore</w:t>
+      </w:r>
+    </w:p>
+    <w:p>
+      <w:pPr>
+        <w:jc w:val="both"/>
+        <w:rPr>
+          <w:rFonts w:ascii="Times New Roman" w:eastAsia="宋体" w:hAnsi="Times New Roman" w:cs="Times New Roman"/>
+        </w:rPr>
+      </w:pPr>
+      <w:r>
+        <w:rPr>
+          <w:rFonts w:ascii="Times New Roman" w:eastAsia="宋体" w:hAnsi="Times New Roman" w:cs="Times New Roman" w:hint="eastAsia"/>
+        </w:rPr>
+        <w:t>然后输入不需要被管理的文件名</w:t>
+      </w:r>
+      <w:r>
+        <w:rPr>
+          <w:rFonts w:ascii="Times New Roman" w:eastAsia="宋体" w:hAnsi="Times New Roman" w:cs="Times New Roman" w:hint="eastAsia"/>
+        </w:rPr>
+        <w:t>：</w:t>
+      </w:r>
+      <w:r>
+        <w:rPr>
+          <w:rFonts w:ascii="Times New Roman" w:eastAsia="宋体" w:hAnsi="Times New Roman" w:cs="Times New Roman" w:hint="eastAsia"/>
+        </w:rPr>
+        <w:t xml:space="preserve"> *.a </w:t>
+      </w:r>
+      <w:r>
+        <w:rPr>
+          <w:rFonts w:ascii="Times New Roman" w:eastAsia="宋体" w:hAnsi="Times New Roman" w:cs="Times New Roman" w:hint="eastAsia"/>
+        </w:rPr>
+        <w:t>意思是以</w:t>
+      </w:r>
+      <w:r>
+        <w:rPr>
+          <w:rFonts w:ascii="Times New Roman" w:eastAsia="宋体" w:hAnsi="Times New Roman" w:cs="Times New Roman" w:hint="eastAsia"/>
+        </w:rPr>
+        <w:t>.a</w:t>
+      </w:r>
+      <w:r>
+        <w:rPr>
+          <w:rFonts w:ascii="Times New Roman" w:eastAsia="宋体" w:hAnsi="Times New Roman" w:cs="Times New Roman" w:hint="eastAsia"/>
+        </w:rPr>
+        <w:t>为后缀的文件都被忽略</w:t>
+      </w:r>
+    </w:p>
+    <w:p>
+      <w:pPr>
+        <w:jc w:val="both"/>
+        <w:rPr>
+          <w:rFonts w:ascii="Times New Roman" w:eastAsia="宋体" w:hAnsi="Times New Roman" w:cs="Times New Roman"/>
+        </w:rPr>
+      </w:pPr>
+      <w:r>
+        <w:rPr>
+          <w:rFonts w:ascii="Times New Roman" w:eastAsia="宋体" w:hAnsi="Times New Roman" w:cs="Times New Roman" w:hint="eastAsia"/>
+        </w:rPr>
+        <w:t>文件名</w:t>
+      </w:r>
+      <w:r>
+        <w:rPr>
+          <w:rFonts w:ascii="Times New Roman" w:eastAsia="宋体" w:hAnsi="Times New Roman" w:cs="Times New Roman" w:hint="eastAsia"/>
+        </w:rPr>
+        <w:t xml:space="preserve">/ </w:t>
+      </w:r>
+      <w:r>
+        <w:rPr>
+          <w:rFonts w:ascii="Times New Roman" w:eastAsia="宋体" w:hAnsi="Times New Roman" w:cs="Times New Roman" w:hint="eastAsia"/>
+        </w:rPr>
+        <w:t>意思是这个文件名的文件都被忽略</w:t>
+      </w:r>
+    </w:p>
+    <w:p>
+      <w:pPr>
+        <w:jc w:val="both"/>
+        <w:rPr>
+          <w:rFonts w:ascii="Times New Roman" w:eastAsia="宋体" w:hAnsi="Times New Roman" w:cs="Times New Roman"/>
+        </w:rPr>
+      </w:pPr>
+      <w:r>
+        <w:rPr>
+          <w:rFonts w:ascii="Times New Roman" w:eastAsia="宋体" w:hAnsi="Times New Roman" w:cs="Times New Roman" w:hint="eastAsia"/>
+        </w:rPr>
+        <w:t>/</w:t>
+      </w:r>
+      <w:r>
+        <w:rPr>
+          <w:rFonts w:ascii="Times New Roman" w:eastAsia="宋体" w:hAnsi="Times New Roman" w:cs="Times New Roman" w:hint="eastAsia"/>
+        </w:rPr>
+        <w:t>文件名</w:t>
+      </w:r>
+      <w:r>
+        <w:rPr>
+          <w:rFonts w:ascii="Times New Roman" w:eastAsia="宋体" w:hAnsi="Times New Roman" w:cs="Times New Roman" w:hint="eastAsia"/>
+        </w:rPr>
+        <w:t xml:space="preserve">/ </w:t>
+      </w:r>
+      <w:r>
+        <w:rPr>
+          <w:rFonts w:ascii="Times New Roman" w:eastAsia="宋体" w:hAnsi="Times New Roman" w:cs="Times New Roman" w:hint="eastAsia"/>
+        </w:rPr>
+        <w:t>意思是这个根目录下的这个文件名的文件都被忽略</w:t>
+      </w:r>
+    </w:p>
+    <w:p>
+      <w:pPr>
+        <w:jc w:val="both"/>
+        <w:rPr>
+          <w:rFonts w:ascii="Times New Roman" w:eastAsia="宋体" w:hAnsi="Times New Roman" w:cs="Times New Roman"/>
+        </w:rPr>
+      </w:pPr>
+      <w:r>
+        <w:rPr>
+          <w:rFonts w:ascii="Times New Roman" w:eastAsia="宋体" w:hAnsi="Times New Roman" w:cs="Times New Roman" w:hint="eastAsia"/>
+        </w:rPr>
+        <w:t>文件名</w:t>
+      </w:r>
+      <w:r>
+        <w:rPr>
+          <w:rFonts w:ascii="Times New Roman" w:eastAsia="宋体" w:hAnsi="Times New Roman" w:cs="Times New Roman" w:hint="eastAsia"/>
+        </w:rPr>
+        <w:t>/</w:t>
+      </w:r>
+      <w:r>
+        <w:rPr>
+          <w:rFonts w:ascii="Times New Roman" w:eastAsia="宋体" w:hAnsi="Times New Roman" w:cs="Times New Roman" w:hint="eastAsia"/>
+        </w:rPr>
+        <w:t>文件名</w:t>
+      </w:r>
+      <w:r>
+        <w:rPr>
+          <w:rFonts w:ascii="Times New Roman" w:eastAsia="宋体" w:hAnsi="Times New Roman" w:cs="Times New Roman" w:hint="eastAsia"/>
+        </w:rPr>
+        <w:t xml:space="preserve">/ </w:t>
+      </w:r>
+      <w:r>
+        <w:rPr>
+          <w:rFonts w:ascii="Times New Roman" w:eastAsia="宋体" w:hAnsi="Times New Roman" w:cs="Times New Roman" w:hint="eastAsia"/>
+        </w:rPr>
+        <w:t>意思是特指这个路径下的这个文件名的文件都被忽略</w:t>
+      </w:r>
+    </w:p>
+    <w:p>
+      <w:pPr>
+        <w:jc w:val="both"/>
+        <w:rPr>
+          <w:rFonts w:ascii="Times New Roman" w:eastAsia="宋体" w:hAnsi="Times New Roman" w:cs="Times New Roman"/>
+        </w:rPr>
+      </w:pPr>
+      <w:r>
+        <w:rPr>
+          <w:rFonts w:ascii="Times New Roman" w:eastAsia="宋体" w:hAnsi="Times New Roman" w:cs="Times New Roman" w:hint="eastAsia"/>
+        </w:rPr>
+        <w:t>5</w:t>
+      </w:r>
+      <w:r>
+        <w:rPr>
+          <w:rFonts w:ascii="Times New Roman" w:eastAsia="宋体" w:hAnsi="Times New Roman" w:cs="Times New Roman" w:hint="eastAsia"/>
+        </w:rPr>
+        <w:t>、按</w:t>
+      </w:r>
+      <w:r>
+        <w:rPr>
+          <w:rFonts w:ascii="Times New Roman" w:eastAsia="宋体" w:hAnsi="Times New Roman" w:cs="Times New Roman" w:hint="eastAsia"/>
+        </w:rPr>
+        <w:t>q</w:t>
+      </w:r>
+      <w:r>
+        <w:rPr>
+          <w:rFonts w:ascii="Times New Roman" w:eastAsia="宋体" w:hAnsi="Times New Roman" w:cs="Times New Roman" w:hint="eastAsia"/>
+        </w:rPr>
+        <w:t>可以从查看进度中退出来</w:t>
+      </w:r>
+    </w:p>
+    <w:p>
+      <w:pPr>
+        <w:jc w:val="both"/>
+        <w:rPr>
+          <w:rFonts w:ascii="Times New Roman" w:eastAsia="宋体" w:hAnsi="Times New Roman" w:cs="Times New Roman"/>
+        </w:rPr>
+      </w:pPr>
+      <w:r>
+        <w:rPr>
+          <w:rFonts w:ascii="Times New Roman" w:eastAsia="宋体" w:hAnsi="Times New Roman" w:cs="Times New Roman" w:hint="eastAsia"/>
+        </w:rPr>
+        <w:t>5</w:t>
       </w:r>
       <w:r>
         <w:rPr>
@@ -2387,21 +2592,45 @@
         <w:rPr>
           <w:rFonts w:ascii="Times New Roman" w:eastAsia="宋体" w:hAnsi="Times New Roman" w:cs="Times New Roman" w:hint="eastAsia"/>
         </w:rPr>
-        <w:t xml:space="preserve">git commit -m </w:t>
-      </w:r>
-      <w:proofErr w:type="gramStart"/>
-      <w:r>
-        <w:rPr>
-          <w:rFonts w:ascii="Times New Roman" w:eastAsia="宋体" w:hAnsi="Times New Roman" w:cs="Times New Roman"/>
-        </w:rPr>
-        <w:t>’</w:t>
-      </w:r>
-      <w:proofErr w:type="gramEnd"/>
-      <w:r>
-        <w:rPr>
-          <w:rFonts w:ascii="Times New Roman" w:eastAsia="宋体" w:hAnsi="Times New Roman" w:cs="Times New Roman"/>
-        </w:rPr>
-        <w:t>’</w:t>
+        <w:t xml:space="preserve">git branch </w:t>
+      </w:r>
+      <w:r>
+        <w:rPr>
+          <w:rFonts w:ascii="Times New Roman" w:eastAsia="宋体" w:hAnsi="Times New Roman" w:cs="Times New Roman" w:hint="eastAsia"/>
+        </w:rPr>
+        <w:t>查看分支数量</w:t>
+      </w:r>
+    </w:p>
+    <w:p>
+      <w:pPr>
+        <w:jc w:val="both"/>
+        <w:rPr>
+          <w:rFonts w:ascii="Times New Roman" w:eastAsia="宋体" w:hAnsi="Times New Roman" w:cs="Times New Roman"/>
+        </w:rPr>
+      </w:pPr>
+      <w:r>
+        <w:rPr>
+          <w:rFonts w:ascii="Times New Roman" w:eastAsia="宋体" w:hAnsi="Times New Roman" w:cs="Times New Roman" w:hint="eastAsia"/>
+        </w:rPr>
+        <w:t>6</w:t>
+      </w:r>
+      <w:r>
+        <w:rPr>
+          <w:rFonts w:ascii="Times New Roman" w:eastAsia="宋体" w:hAnsi="Times New Roman" w:cs="Times New Roman" w:hint="eastAsia"/>
+        </w:rPr>
+        <w:t>、</w:t>
+      </w:r>
+      <w:r>
+        <w:rPr>
+          <w:rFonts w:ascii="Times New Roman" w:eastAsia="宋体" w:hAnsi="Times New Roman" w:cs="Times New Roman" w:hint="eastAsia"/>
+        </w:rPr>
+        <w:t xml:space="preserve">git branch </w:t>
+      </w:r>
+      <w:r>
+        <w:rPr>
+          <w:rFonts w:ascii="Times New Roman" w:eastAsia="宋体" w:hAnsi="Times New Roman" w:cs="Times New Roman" w:hint="eastAsia"/>
+        </w:rPr>
+        <w:t>分支名</w:t>
       </w:r>
       <w:r>
         <w:rPr>
@@ -2413,21 +2642,1119 @@
         <w:rPr>
           <w:rFonts w:ascii="Times New Roman" w:eastAsia="宋体" w:hAnsi="Times New Roman" w:cs="Times New Roman" w:hint="eastAsia"/>
         </w:rPr>
-        <w:t>将暂存区的文件提交到本地仓库</w:t>
-      </w:r>
-    </w:p>
-    <w:p>
-      <w:pPr>
-        <w:jc w:val="both"/>
-        <w:rPr>
-          <w:rFonts w:ascii="Times New Roman" w:eastAsia="宋体" w:hAnsi="Times New Roman" w:cs="Times New Roman"/>
-        </w:rPr>
-      </w:pPr>
-      <w:r>
-        <w:rPr>
-          <w:rFonts w:ascii="Times New Roman" w:eastAsia="宋体" w:hAnsi="Times New Roman" w:cs="Times New Roman" w:hint="eastAsia"/>
-        </w:rPr>
-        <w:t>退出编辑方式是按</w:t>
+        <w:t>创建新的分支</w:t>
+      </w:r>
+    </w:p>
+    <w:p>
+      <w:pPr>
+        <w:jc w:val="both"/>
+        <w:rPr>
+          <w:rFonts w:ascii="Times New Roman" w:eastAsia="宋体" w:hAnsi="Times New Roman" w:cs="Times New Roman"/>
+        </w:rPr>
+      </w:pPr>
+      <w:r>
+        <w:rPr>
+          <w:rFonts w:ascii="Times New Roman" w:eastAsia="宋体" w:hAnsi="Times New Roman" w:cs="Times New Roman" w:hint="eastAsia"/>
+        </w:rPr>
+        <w:t>7</w:t>
+      </w:r>
+      <w:r>
+        <w:rPr>
+          <w:rFonts w:ascii="Times New Roman" w:eastAsia="宋体" w:hAnsi="Times New Roman" w:cs="Times New Roman" w:hint="eastAsia"/>
+        </w:rPr>
+        <w:t>、</w:t>
+      </w:r>
+      <w:r>
+        <w:rPr>
+          <w:rFonts w:ascii="Times New Roman" w:eastAsia="宋体" w:hAnsi="Times New Roman" w:cs="Times New Roman" w:hint="eastAsia"/>
+        </w:rPr>
+        <w:t xml:space="preserve">git checkout </w:t>
+      </w:r>
+      <w:r>
+        <w:rPr>
+          <w:rFonts w:ascii="Times New Roman" w:eastAsia="宋体" w:hAnsi="Times New Roman" w:cs="Times New Roman" w:hint="eastAsia"/>
+        </w:rPr>
+        <w:t>分支名</w:t>
+      </w:r>
+      <w:r>
+        <w:rPr>
+          <w:rFonts w:ascii="Times New Roman" w:eastAsia="宋体" w:hAnsi="Times New Roman" w:cs="Times New Roman" w:hint="eastAsia"/>
+        </w:rPr>
+        <w:t xml:space="preserve"> </w:t>
+      </w:r>
+      <w:r>
+        <w:rPr>
+          <w:rFonts w:ascii="Times New Roman" w:eastAsia="宋体" w:hAnsi="Times New Roman" w:cs="Times New Roman" w:hint="eastAsia"/>
+        </w:rPr>
+        <w:t>切换到某一分支</w:t>
+      </w:r>
+    </w:p>
+    <w:p>
+      <w:pPr>
+        <w:jc w:val="both"/>
+        <w:rPr>
+          <w:rFonts w:ascii="Times New Roman" w:eastAsia="宋体" w:hAnsi="Times New Roman" w:cs="Times New Roman"/>
+        </w:rPr>
+      </w:pPr>
+      <w:r>
+        <w:rPr>
+          <w:rFonts w:ascii="Times New Roman" w:eastAsia="宋体" w:hAnsi="Times New Roman" w:cs="Times New Roman" w:hint="eastAsia"/>
+        </w:rPr>
+        <w:t>8</w:t>
+      </w:r>
+      <w:r>
+        <w:rPr>
+          <w:rFonts w:ascii="Times New Roman" w:eastAsia="宋体" w:hAnsi="Times New Roman" w:cs="Times New Roman" w:hint="eastAsia"/>
+        </w:rPr>
+        <w:t>、</w:t>
+      </w:r>
+      <w:r>
+        <w:rPr>
+          <w:rFonts w:ascii="Times New Roman" w:eastAsia="宋体" w:hAnsi="Times New Roman" w:cs="Times New Roman" w:hint="eastAsia"/>
+        </w:rPr>
+        <w:t xml:space="preserve">git checkout -b </w:t>
+      </w:r>
+      <w:r>
+        <w:rPr>
+          <w:rFonts w:ascii="Times New Roman" w:eastAsia="宋体" w:hAnsi="Times New Roman" w:cs="Times New Roman" w:hint="eastAsia"/>
+        </w:rPr>
+        <w:t>分支名</w:t>
+      </w:r>
+      <w:r>
+        <w:rPr>
+          <w:rFonts w:ascii="Times New Roman" w:eastAsia="宋体" w:hAnsi="Times New Roman" w:cs="Times New Roman" w:hint="eastAsia"/>
+        </w:rPr>
+        <w:t xml:space="preserve"> </w:t>
+      </w:r>
+      <w:r>
+        <w:rPr>
+          <w:rFonts w:ascii="Times New Roman" w:eastAsia="宋体" w:hAnsi="Times New Roman" w:cs="Times New Roman" w:hint="eastAsia"/>
+        </w:rPr>
+        <w:t>先创建某一分支再切换到这个分支</w:t>
+      </w:r>
+    </w:p>
+    <w:p>
+      <w:pPr>
+        <w:jc w:val="both"/>
+        <w:rPr>
+          <w:rFonts w:ascii="Times New Roman" w:eastAsia="宋体" w:hAnsi="Times New Roman" w:cs="Times New Roman"/>
+        </w:rPr>
+      </w:pPr>
+      <w:r>
+        <w:rPr>
+          <w:rFonts w:ascii="Times New Roman" w:eastAsia="宋体" w:hAnsi="Times New Roman" w:cs="Times New Roman" w:hint="eastAsia"/>
+        </w:rPr>
+        <w:t>9</w:t>
+      </w:r>
+      <w:r>
+        <w:rPr>
+          <w:rFonts w:ascii="Times New Roman" w:eastAsia="宋体" w:hAnsi="Times New Roman" w:cs="Times New Roman" w:hint="eastAsia"/>
+        </w:rPr>
+        <w:t>、</w:t>
+      </w:r>
+      <w:r>
+        <w:rPr>
+          <w:rFonts w:ascii="Times New Roman" w:eastAsia="宋体" w:hAnsi="Times New Roman" w:cs="Times New Roman" w:hint="eastAsia"/>
+        </w:rPr>
+        <w:t xml:space="preserve">git branch -d </w:t>
+      </w:r>
+      <w:r>
+        <w:rPr>
+          <w:rFonts w:ascii="Times New Roman" w:eastAsia="宋体" w:hAnsi="Times New Roman" w:cs="Times New Roman" w:hint="eastAsia"/>
+        </w:rPr>
+        <w:t>分支名</w:t>
+      </w:r>
+      <w:r>
+        <w:rPr>
+          <w:rFonts w:ascii="Times New Roman" w:eastAsia="宋体" w:hAnsi="Times New Roman" w:cs="Times New Roman" w:hint="eastAsia"/>
+        </w:rPr>
+        <w:t xml:space="preserve"> </w:t>
+      </w:r>
+      <w:r>
+        <w:rPr>
+          <w:rFonts w:ascii="Times New Roman" w:eastAsia="宋体" w:hAnsi="Times New Roman" w:cs="Times New Roman" w:hint="eastAsia"/>
+        </w:rPr>
+        <w:t>检查这个分支并删除</w:t>
+      </w:r>
+    </w:p>
+    <w:p>
+      <w:pPr>
+        <w:jc w:val="both"/>
+        <w:rPr>
+          <w:rFonts w:ascii="Times New Roman" w:eastAsia="宋体" w:hAnsi="Times New Roman" w:cs="Times New Roman"/>
+        </w:rPr>
+      </w:pPr>
+      <w:r>
+        <w:rPr>
+          <w:rFonts w:ascii="Times New Roman" w:eastAsia="宋体" w:hAnsi="Times New Roman" w:cs="Times New Roman" w:hint="eastAsia"/>
+        </w:rPr>
+        <w:t>10</w:t>
+      </w:r>
+      <w:r>
+        <w:rPr>
+          <w:rFonts w:ascii="Times New Roman" w:eastAsia="宋体" w:hAnsi="Times New Roman" w:cs="Times New Roman" w:hint="eastAsia"/>
+        </w:rPr>
+        <w:t>、</w:t>
+      </w:r>
+      <w:r>
+        <w:rPr>
+          <w:rFonts w:ascii="Times New Roman" w:eastAsia="宋体" w:hAnsi="Times New Roman" w:cs="Times New Roman" w:hint="eastAsia"/>
+        </w:rPr>
+        <w:t xml:space="preserve">git marge </w:t>
+      </w:r>
+      <w:r>
+        <w:rPr>
+          <w:rFonts w:ascii="Times New Roman" w:eastAsia="宋体" w:hAnsi="Times New Roman" w:cs="Times New Roman" w:hint="eastAsia"/>
+        </w:rPr>
+        <w:t>分支名</w:t>
+      </w:r>
+      <w:r>
+        <w:rPr>
+          <w:rFonts w:ascii="Times New Roman" w:eastAsia="宋体" w:hAnsi="Times New Roman" w:cs="Times New Roman" w:hint="eastAsia"/>
+        </w:rPr>
+        <w:t xml:space="preserve"> </w:t>
+      </w:r>
+      <w:r>
+        <w:rPr>
+          <w:rFonts w:ascii="Times New Roman" w:eastAsia="宋体" w:hAnsi="Times New Roman" w:cs="Times New Roman" w:hint="eastAsia"/>
+        </w:rPr>
+        <w:t>将这个分支中的内容合并到当前的分支</w:t>
+      </w:r>
+    </w:p>
+    <w:p>
+      <w:pPr>
+        <w:spacing w:after="0"/>
+        <w:jc w:val="both"/>
+        <w:rPr>
+          <w:rFonts w:ascii="Times New Roman" w:eastAsia="宋体" w:hAnsi="Times New Roman" w:cs="Times New Roman"/>
+        </w:rPr>
+      </w:pPr>
+      <w:r>
+        <w:rPr>
+          <w:rFonts w:ascii="Times New Roman" w:eastAsia="宋体" w:hAnsi="Times New Roman" w:cs="Times New Roman"/>
+        </w:rPr>
+        <w:t>11</w:t>
+      </w:r>
+      <w:r>
+        <w:rPr>
+          <w:rFonts w:ascii="Times New Roman" w:eastAsia="宋体" w:hAnsi="Times New Roman" w:cs="Times New Roman"/>
+        </w:rPr>
+        <w:t>、退出编辑模式按</w:t>
+      </w:r>
+      <w:r>
+        <w:rPr>
+          <w:rFonts w:ascii="Times New Roman" w:eastAsia="宋体" w:hAnsi="Times New Roman" w:cs="Times New Roman"/>
+        </w:rPr>
+        <w:t>q(quit)</w:t>
+      </w:r>
+      <w:r>
+        <w:rPr>
+          <w:rFonts w:ascii="Times New Roman" w:eastAsia="宋体" w:hAnsi="Times New Roman" w:cs="Times New Roman"/>
+        </w:rPr>
+        <w:t>，按</w:t>
+      </w:r>
+      <w:r>
+        <w:rPr>
+          <w:rFonts w:ascii="Times New Roman" w:eastAsia="宋体" w:hAnsi="Times New Roman" w:cs="Times New Roman"/>
+        </w:rPr>
+        <w:t>w</w:t>
+      </w:r>
+      <w:r>
+        <w:rPr>
+          <w:rFonts w:ascii="Times New Roman" w:eastAsia="宋体" w:hAnsi="Times New Roman" w:cs="Times New Roman"/>
+        </w:rPr>
+        <w:t>是保存（</w:t>
+      </w:r>
+      <w:r>
+        <w:rPr>
+          <w:rFonts w:ascii="Times New Roman" w:eastAsia="宋体" w:hAnsi="Times New Roman" w:cs="Times New Roman"/>
+        </w:rPr>
+        <w:t>write</w:t>
+      </w:r>
+      <w:r>
+        <w:rPr>
+          <w:rFonts w:ascii="Times New Roman" w:eastAsia="宋体" w:hAnsi="Times New Roman" w:cs="Times New Roman"/>
+        </w:rPr>
+        <w:t>）</w:t>
+      </w:r>
+    </w:p>
+    <w:p>
+      <w:pPr>
+        <w:spacing w:after="0"/>
+        <w:jc w:val="both"/>
+        <w:rPr>
+          <w:rFonts w:ascii="Times New Roman" w:eastAsia="宋体" w:hAnsi="Times New Roman" w:cs="Times New Roman"/>
+        </w:rPr>
+      </w:pPr>
+      <w:r>
+        <w:rPr>
+          <w:rFonts w:ascii="Times New Roman" w:eastAsia="宋体" w:hAnsi="Times New Roman" w:cs="Times New Roman"/>
+        </w:rPr>
+        <w:t>12</w:t>
+      </w:r>
+      <w:r>
+        <w:rPr>
+          <w:rFonts w:ascii="Times New Roman" w:eastAsia="宋体" w:hAnsi="Times New Roman" w:cs="Times New Roman"/>
+        </w:rPr>
+        <w:t>、</w:t>
+      </w:r>
+      <w:r>
+        <w:rPr>
+          <w:rFonts w:ascii="Times New Roman" w:eastAsia="宋体" w:hAnsi="Times New Roman" w:cs="Times New Roman"/>
+        </w:rPr>
+        <w:t xml:space="preserve">pwd (Print Working Directory): </w:t>
+      </w:r>
+      <w:r>
+        <w:rPr>
+          <w:rFonts w:ascii="Times New Roman" w:eastAsia="宋体" w:hAnsi="Times New Roman" w:cs="Times New Roman"/>
+        </w:rPr>
+        <w:t>我在哪里？</w:t>
+      </w:r>
+      <w:r>
+        <w:rPr>
+          <w:rFonts w:ascii="Times New Roman" w:eastAsia="宋体" w:hAnsi="Times New Roman" w:cs="Times New Roman"/>
+        </w:rPr>
+        <w:t xml:space="preserve"> </w:t>
+      </w:r>
+      <w:r>
+        <w:rPr>
+          <w:rFonts w:ascii="Times New Roman" w:eastAsia="宋体" w:hAnsi="Times New Roman" w:cs="Times New Roman"/>
+        </w:rPr>
+        <w:t>输入</w:t>
+      </w:r>
+      <w:r>
+        <w:rPr>
+          <w:rFonts w:ascii="Times New Roman" w:eastAsia="宋体" w:hAnsi="Times New Roman" w:cs="Times New Roman"/>
+        </w:rPr>
+        <w:t xml:space="preserve"> pwd </w:t>
+      </w:r>
+      <w:r>
+        <w:rPr>
+          <w:rFonts w:ascii="Times New Roman" w:eastAsia="宋体" w:hAnsi="Times New Roman" w:cs="Times New Roman"/>
+        </w:rPr>
+        <w:t>并回车，终端会告诉你当前所在的完整路径。</w:t>
+      </w:r>
+    </w:p>
+    <w:p>
+      <w:pPr>
+        <w:spacing w:after="0"/>
+        <w:jc w:val="both"/>
+        <w:rPr>
+          <w:rFonts w:ascii="Times New Roman" w:eastAsia="宋体" w:hAnsi="Times New Roman" w:cs="Times New Roman"/>
+        </w:rPr>
+      </w:pPr>
+      <w:r>
+        <w:rPr>
+          <w:rFonts w:ascii="Times New Roman" w:eastAsia="宋体" w:hAnsi="Times New Roman" w:cs="Times New Roman"/>
+        </w:rPr>
+        <w:t>13</w:t>
+      </w:r>
+      <w:r>
+        <w:rPr>
+          <w:rFonts w:ascii="Times New Roman" w:eastAsia="宋体" w:hAnsi="Times New Roman" w:cs="Times New Roman"/>
+        </w:rPr>
+        <w:t>、</w:t>
+      </w:r>
+      <w:r>
+        <w:rPr>
+          <w:rFonts w:ascii="Times New Roman" w:eastAsia="宋体" w:hAnsi="Times New Roman" w:cs="Times New Roman"/>
+        </w:rPr>
+        <w:t xml:space="preserve">ls (List): </w:t>
+      </w:r>
+      <w:r>
+        <w:rPr>
+          <w:rFonts w:ascii="Times New Roman" w:eastAsia="宋体" w:hAnsi="Times New Roman" w:cs="Times New Roman"/>
+        </w:rPr>
+        <w:t>附近有什么？</w:t>
+      </w:r>
+      <w:r>
+        <w:rPr>
+          <w:rFonts w:ascii="Times New Roman" w:eastAsia="宋体" w:hAnsi="Times New Roman" w:cs="Times New Roman"/>
+        </w:rPr>
+        <w:t xml:space="preserve"> </w:t>
+      </w:r>
+      <w:r>
+        <w:rPr>
+          <w:rFonts w:ascii="Times New Roman" w:eastAsia="宋体" w:hAnsi="Times New Roman" w:cs="Times New Roman"/>
+        </w:rPr>
+        <w:t>输入</w:t>
+      </w:r>
+      <w:r>
+        <w:rPr>
+          <w:rFonts w:ascii="Times New Roman" w:eastAsia="宋体" w:hAnsi="Times New Roman" w:cs="Times New Roman"/>
+        </w:rPr>
+        <w:t xml:space="preserve"> ls </w:t>
+      </w:r>
+      <w:r>
+        <w:rPr>
+          <w:rFonts w:ascii="Times New Roman" w:eastAsia="宋体" w:hAnsi="Times New Roman" w:cs="Times New Roman"/>
+        </w:rPr>
+        <w:t>并回车，会列出当前文件夹下的所有文件和子文件夹。</w:t>
+      </w:r>
+    </w:p>
+    <w:p>
+      <w:pPr>
+        <w:spacing w:after="0"/>
+        <w:jc w:val="both"/>
+        <w:rPr>
+          <w:rFonts w:ascii="Times New Roman" w:eastAsia="宋体" w:hAnsi="Times New Roman" w:cs="Times New Roman"/>
+        </w:rPr>
+      </w:pPr>
+      <w:r>
+        <w:rPr>
+          <w:rFonts w:ascii="Times New Roman" w:eastAsia="宋体" w:hAnsi="Times New Roman" w:cs="Times New Roman"/>
+        </w:rPr>
+        <w:t>14</w:t>
+      </w:r>
+      <w:r>
+        <w:rPr>
+          <w:rFonts w:ascii="Times New Roman" w:eastAsia="宋体" w:hAnsi="Times New Roman" w:cs="Times New Roman"/>
+        </w:rPr>
+        <w:t>、</w:t>
+      </w:r>
+      <w:r>
+        <w:rPr>
+          <w:rFonts w:ascii="Times New Roman" w:eastAsia="宋体" w:hAnsi="Times New Roman" w:cs="Times New Roman"/>
+        </w:rPr>
+        <w:t xml:space="preserve">cd </w:t>
+      </w:r>
+      <w:r>
+        <w:rPr>
+          <w:rFonts w:ascii="Times New Roman" w:eastAsia="宋体" w:hAnsi="Times New Roman" w:cs="Times New Roman"/>
+        </w:rPr>
+        <w:t>文件夹名称</w:t>
+      </w:r>
+      <w:r>
+        <w:rPr>
+          <w:rFonts w:ascii="Times New Roman" w:eastAsia="宋体" w:hAnsi="Times New Roman" w:cs="Times New Roman"/>
+        </w:rPr>
+        <w:t xml:space="preserve"> </w:t>
+      </w:r>
+      <w:r>
+        <w:rPr>
+          <w:rFonts w:ascii="Times New Roman" w:eastAsia="宋体" w:hAnsi="Times New Roman" w:cs="Times New Roman"/>
+        </w:rPr>
+        <w:t>进入到当前目录的某个文件夹</w:t>
+      </w:r>
+      <w:r>
+        <w:rPr>
+          <w:rFonts w:ascii="Times New Roman" w:eastAsia="宋体" w:hAnsi="Times New Roman" w:cs="Times New Roman" w:hint="eastAsia"/>
+        </w:rPr>
+        <w:t>，</w:t>
+      </w:r>
+      <w:r>
+        <w:rPr>
+          <w:rFonts w:ascii="Times New Roman" w:eastAsia="宋体" w:hAnsi="Times New Roman" w:cs="Times New Roman"/>
+        </w:rPr>
+        <w:t xml:space="preserve">cd (Change Directory): </w:t>
+      </w:r>
+      <w:r>
+        <w:rPr>
+          <w:rFonts w:ascii="Times New Roman" w:eastAsia="宋体" w:hAnsi="Times New Roman" w:cs="Times New Roman"/>
+        </w:rPr>
+        <w:t>我要去哪里？</w:t>
+      </w:r>
+      <w:r>
+        <w:rPr>
+          <w:rFonts w:ascii="Times New Roman" w:eastAsia="宋体" w:hAnsi="Times New Roman" w:cs="Times New Roman"/>
+        </w:rPr>
+        <w:t xml:space="preserve"> </w:t>
+      </w:r>
+      <w:r>
+        <w:rPr>
+          <w:rFonts w:ascii="Times New Roman" w:eastAsia="宋体" w:hAnsi="Times New Roman" w:cs="Times New Roman"/>
+        </w:rPr>
+        <w:t>这是最常用的命令，也就是</w:t>
+      </w:r>
+      <w:r>
+        <w:rPr>
+          <w:rFonts w:ascii="Times New Roman" w:eastAsia="宋体" w:hAnsi="Times New Roman" w:cs="Times New Roman"/>
+        </w:rPr>
+        <w:t>“</w:t>
+      </w:r>
+      <w:r>
+        <w:rPr>
+          <w:rFonts w:ascii="Times New Roman" w:eastAsia="宋体" w:hAnsi="Times New Roman" w:cs="Times New Roman"/>
+        </w:rPr>
+        <w:t>切换目录</w:t>
+      </w:r>
+      <w:r>
+        <w:rPr>
+          <w:rFonts w:ascii="Times New Roman" w:eastAsia="宋体" w:hAnsi="Times New Roman" w:cs="Times New Roman"/>
+        </w:rPr>
+        <w:t>”</w:t>
+      </w:r>
+      <w:r>
+        <w:rPr>
+          <w:rFonts w:ascii="Times New Roman" w:eastAsia="宋体" w:hAnsi="Times New Roman" w:cs="Times New Roman"/>
+        </w:rPr>
+        <w:t>。注意</w:t>
+      </w:r>
+      <w:r>
+        <w:rPr>
+          <w:rFonts w:ascii="Times New Roman" w:eastAsia="宋体" w:hAnsi="Times New Roman" w:cs="Times New Roman"/>
+        </w:rPr>
+        <w:t xml:space="preserve"> cd </w:t>
+      </w:r>
+      <w:r>
+        <w:rPr>
+          <w:rFonts w:ascii="Times New Roman" w:eastAsia="宋体" w:hAnsi="Times New Roman" w:cs="Times New Roman"/>
+        </w:rPr>
+        <w:t>后面必须有空格。</w:t>
+      </w:r>
+    </w:p>
+    <w:p>
+      <w:pPr>
+        <w:spacing w:after="0"/>
+        <w:jc w:val="both"/>
+        <w:rPr>
+          <w:rFonts w:ascii="Times New Roman" w:eastAsia="宋体" w:hAnsi="Times New Roman" w:cs="Times New Roman"/>
+        </w:rPr>
+      </w:pPr>
+      <w:r>
+        <w:rPr>
+          <w:rFonts w:ascii="Times New Roman" w:eastAsia="宋体" w:hAnsi="Times New Roman" w:cs="Times New Roman" w:hint="eastAsia"/>
+        </w:rPr>
+        <w:t>15</w:t>
+      </w:r>
+      <w:r>
+        <w:rPr>
+          <w:rFonts w:ascii="Times New Roman" w:eastAsia="宋体" w:hAnsi="Times New Roman" w:cs="Times New Roman" w:hint="eastAsia"/>
+        </w:rPr>
+        <w:t>、</w:t>
+      </w:r>
+      <w:r>
+        <w:rPr>
+          <w:rFonts w:ascii="Times New Roman" w:eastAsia="宋体" w:hAnsi="Times New Roman" w:cs="Times New Roman" w:hint="eastAsia"/>
+        </w:rPr>
+        <w:t xml:space="preserve">git remote add </w:t>
+      </w:r>
+      <w:r>
+        <w:rPr>
+          <w:rFonts w:ascii="Times New Roman" w:eastAsia="宋体" w:hAnsi="Times New Roman" w:cs="Times New Roman" w:hint="eastAsia"/>
+        </w:rPr>
+        <w:t>别名</w:t>
+      </w:r>
+      <w:r>
+        <w:rPr>
+          <w:rFonts w:ascii="Times New Roman" w:eastAsia="宋体" w:hAnsi="Times New Roman" w:cs="Times New Roman" w:hint="eastAsia"/>
+        </w:rPr>
+        <w:t xml:space="preserve"> </w:t>
+      </w:r>
+      <w:r>
+        <w:rPr>
+          <w:rFonts w:ascii="Times New Roman" w:eastAsia="宋体" w:hAnsi="Times New Roman" w:cs="Times New Roman" w:hint="eastAsia"/>
+        </w:rPr>
+        <w:t>实际的仓库地址</w:t>
+      </w:r>
+      <w:r>
+        <w:rPr>
+          <w:rFonts w:ascii="Times New Roman" w:eastAsia="宋体" w:hAnsi="Times New Roman" w:cs="Times New Roman" w:hint="eastAsia"/>
+        </w:rPr>
+        <w:t xml:space="preserve"> </w:t>
+      </w:r>
+      <w:r>
+        <w:rPr>
+          <w:rFonts w:ascii="Times New Roman" w:eastAsia="宋体" w:hAnsi="Times New Roman" w:cs="Times New Roman" w:hint="eastAsia"/>
+        </w:rPr>
+        <w:t>每次推送都先要给远端仓库地址起一个别名</w:t>
+      </w:r>
+    </w:p>
+    <w:p>
+      <w:pPr>
+        <w:spacing w:after="0"/>
+        <w:jc w:val="both"/>
+        <w:rPr>
+          <w:rFonts w:ascii="Times New Roman" w:eastAsia="宋体" w:hAnsi="Times New Roman" w:cs="Times New Roman"/>
+        </w:rPr>
+      </w:pPr>
+      <w:r>
+        <w:rPr>
+          <w:rFonts w:ascii="Times New Roman" w:eastAsia="宋体" w:hAnsi="Times New Roman" w:cs="Times New Roman" w:hint="eastAsia"/>
+        </w:rPr>
+        <w:t>16</w:t>
+      </w:r>
+      <w:r>
+        <w:rPr>
+          <w:rFonts w:ascii="Times New Roman" w:eastAsia="宋体" w:hAnsi="Times New Roman" w:cs="Times New Roman" w:hint="eastAsia"/>
+        </w:rPr>
+        <w:t>、</w:t>
+      </w:r>
+      <w:r>
+        <w:rPr>
+          <w:rFonts w:ascii="Times New Roman" w:eastAsia="宋体" w:hAnsi="Times New Roman" w:cs="Times New Roman" w:hint="eastAsia"/>
+        </w:rPr>
+        <w:t xml:space="preserve">git remote -v </w:t>
+      </w:r>
+      <w:r>
+        <w:rPr>
+          <w:rFonts w:ascii="Times New Roman" w:eastAsia="宋体" w:hAnsi="Times New Roman" w:cs="Times New Roman" w:hint="eastAsia"/>
+        </w:rPr>
+        <w:t>查看远端的仓库地址</w:t>
+      </w:r>
+    </w:p>
+    <w:p>
+      <w:pPr>
+        <w:spacing w:after="0"/>
+        <w:jc w:val="both"/>
+        <w:rPr>
+          <w:rFonts w:ascii="Times New Roman" w:eastAsia="宋体" w:hAnsi="Times New Roman" w:cs="Times New Roman"/>
+        </w:rPr>
+      </w:pPr>
+      <w:r>
+        <w:rPr>
+          <w:rFonts w:ascii="Times New Roman" w:eastAsia="宋体" w:hAnsi="Times New Roman" w:cs="Times New Roman" w:hint="eastAsia"/>
+        </w:rPr>
+        <w:t>17</w:t>
+      </w:r>
+      <w:r>
+        <w:rPr>
+          <w:rFonts w:ascii="Times New Roman" w:eastAsia="宋体" w:hAnsi="Times New Roman" w:cs="Times New Roman" w:hint="eastAsia"/>
+        </w:rPr>
+        <w:t>、</w:t>
+      </w:r>
+      <w:r>
+        <w:rPr>
+          <w:rFonts w:ascii="Times New Roman" w:eastAsia="宋体" w:hAnsi="Times New Roman" w:cs="Times New Roman" w:hint="eastAsia"/>
+        </w:rPr>
+        <w:t xml:space="preserve">git push origin </w:t>
+      </w:r>
+      <w:r>
+        <w:rPr>
+          <w:rFonts w:ascii="Times New Roman" w:eastAsia="宋体" w:hAnsi="Times New Roman" w:cs="Times New Roman" w:hint="eastAsia"/>
+        </w:rPr>
+        <w:t>分支名</w:t>
+      </w:r>
+      <w:r>
+        <w:rPr>
+          <w:rFonts w:ascii="Times New Roman" w:eastAsia="宋体" w:hAnsi="Times New Roman" w:cs="Times New Roman" w:hint="eastAsia"/>
+        </w:rPr>
+        <w:t xml:space="preserve"> </w:t>
+      </w:r>
+      <w:r>
+        <w:rPr>
+          <w:rFonts w:ascii="Times New Roman" w:eastAsia="宋体" w:hAnsi="Times New Roman" w:cs="Times New Roman" w:hint="eastAsia"/>
+        </w:rPr>
+        <w:t>推送到远端仓库</w:t>
+      </w:r>
+    </w:p>
+    <w:p>
+      <w:pPr>
+        <w:spacing w:after="0"/>
+        <w:jc w:val="both"/>
+        <w:rPr>
+          <w:rFonts w:ascii="Times New Roman" w:eastAsia="宋体" w:hAnsi="Times New Roman" w:cs="Times New Roman"/>
+        </w:rPr>
+      </w:pPr>
+      <w:r>
+        <w:rPr>
+          <w:rFonts w:ascii="Times New Roman" w:eastAsia="宋体" w:hAnsi="Times New Roman" w:cs="Times New Roman" w:hint="eastAsia"/>
+        </w:rPr>
+        <w:t>18</w:t>
+      </w:r>
+      <w:r>
+        <w:rPr>
+          <w:rFonts w:ascii="Times New Roman" w:eastAsia="宋体" w:hAnsi="Times New Roman" w:cs="Times New Roman" w:hint="eastAsia"/>
+        </w:rPr>
+        <w:t>、</w:t>
+      </w:r>
+      <w:r>
+        <w:rPr>
+          <w:rFonts w:ascii="Times New Roman" w:eastAsia="宋体" w:hAnsi="Times New Roman" w:cs="Times New Roman" w:hint="eastAsia"/>
+        </w:rPr>
+        <w:t xml:space="preserve">git clone </w:t>
+      </w:r>
+      <w:r>
+        <w:rPr>
+          <w:rFonts w:ascii="Times New Roman" w:eastAsia="宋体" w:hAnsi="Times New Roman" w:cs="Times New Roman" w:hint="eastAsia"/>
+        </w:rPr>
+        <w:t>远端地址</w:t>
+      </w:r>
+      <w:r>
+        <w:rPr>
+          <w:rFonts w:ascii="Times New Roman" w:eastAsia="宋体" w:hAnsi="Times New Roman" w:cs="Times New Roman" w:hint="eastAsia"/>
+        </w:rPr>
+        <w:t xml:space="preserve"> </w:t>
+      </w:r>
+      <w:r>
+        <w:rPr>
+          <w:rFonts w:ascii="Times New Roman" w:eastAsia="宋体" w:hAnsi="Times New Roman" w:cs="Times New Roman" w:hint="eastAsia"/>
+        </w:rPr>
+        <w:t>作用：把远端完整的下载到本地，创建远端别名，初始化本地仓库。</w:t>
+      </w:r>
+    </w:p>
+    <w:p>
+      <w:pPr>
+        <w:spacing w:after="0"/>
+        <w:jc w:val="both"/>
+        <w:rPr>
+          <w:rFonts w:ascii="Times New Roman" w:eastAsia="宋体" w:hAnsi="Times New Roman" w:cs="Times New Roman"/>
+        </w:rPr>
+      </w:pPr>
+      <w:r>
+        <w:rPr>
+          <w:rFonts w:ascii="Times New Roman" w:eastAsia="宋体" w:hAnsi="Times New Roman" w:cs="Times New Roman" w:hint="eastAsia"/>
+        </w:rPr>
+        <w:t>19</w:t>
+      </w:r>
+      <w:r>
+        <w:rPr>
+          <w:rFonts w:ascii="Times New Roman" w:eastAsia="宋体" w:hAnsi="Times New Roman" w:cs="Times New Roman" w:hint="eastAsia"/>
+        </w:rPr>
+        <w:t>、</w:t>
+      </w:r>
+      <w:r>
+        <w:rPr>
+          <w:rFonts w:ascii="Times New Roman" w:eastAsia="宋体" w:hAnsi="Times New Roman" w:cs="Times New Roman" w:hint="eastAsia"/>
+        </w:rPr>
+        <w:t xml:space="preserve">git push origin </w:t>
+      </w:r>
+      <w:r>
+        <w:rPr>
+          <w:rFonts w:ascii="Times New Roman" w:eastAsia="宋体" w:hAnsi="Times New Roman" w:cs="Times New Roman" w:hint="eastAsia"/>
+        </w:rPr>
+        <w:t>分支名</w:t>
+      </w:r>
+      <w:r>
+        <w:rPr>
+          <w:rFonts w:ascii="Times New Roman" w:eastAsia="宋体" w:hAnsi="Times New Roman" w:cs="Times New Roman" w:hint="eastAsia"/>
+        </w:rPr>
+        <w:t xml:space="preserve"> </w:t>
+      </w:r>
+      <w:r>
+        <w:rPr>
+          <w:rFonts w:ascii="Times New Roman" w:eastAsia="宋体" w:hAnsi="Times New Roman" w:cs="Times New Roman" w:hint="eastAsia"/>
+        </w:rPr>
+        <w:t>推送到远端的分支上</w:t>
+      </w:r>
+    </w:p>
+    <w:p>
+      <w:pPr>
+        <w:jc w:val="both"/>
+        <w:rPr>
+          <w:rFonts w:ascii="Times New Roman" w:eastAsia="宋体" w:hAnsi="Times New Roman" w:cs="Times New Roman"/>
+        </w:rPr>
+      </w:pPr>
+      <w:r>
+        <w:rPr>
+          <w:rFonts w:ascii="Times New Roman" w:eastAsia="宋体" w:hAnsi="Times New Roman" w:cs="Times New Roman" w:hint="eastAsia"/>
+        </w:rPr>
+        <w:t>邀请成员加入开发，【</w:t>
+      </w:r>
+      <w:r>
+        <w:rPr>
+          <w:rFonts w:ascii="Times New Roman" w:eastAsia="宋体" w:hAnsi="Times New Roman" w:cs="Times New Roman" w:hint="eastAsia"/>
+        </w:rPr>
+        <w:t>尚硅谷】</w:t>
+      </w:r>
+      <w:r>
+        <w:rPr>
+          <w:rFonts w:ascii="Times New Roman" w:eastAsia="宋体" w:hAnsi="Times New Roman" w:cs="Times New Roman" w:hint="eastAsia"/>
+        </w:rPr>
+        <w:t>Git</w:t>
+      </w:r>
+      <w:r>
+        <w:rPr>
+          <w:rFonts w:ascii="Times New Roman" w:eastAsia="宋体" w:hAnsi="Times New Roman" w:cs="Times New Roman" w:hint="eastAsia"/>
+        </w:rPr>
+        <w:t>与</w:t>
+      </w:r>
+      <w:r>
+        <w:rPr>
+          <w:rFonts w:ascii="Times New Roman" w:eastAsia="宋体" w:hAnsi="Times New Roman" w:cs="Times New Roman" w:hint="eastAsia"/>
+        </w:rPr>
+        <w:t>GitHub</w:t>
+      </w:r>
+      <w:r>
+        <w:rPr>
+          <w:rFonts w:ascii="Times New Roman" w:eastAsia="宋体" w:hAnsi="Times New Roman" w:cs="Times New Roman" w:hint="eastAsia"/>
+        </w:rPr>
+        <w:t>基础全套完整版教程（快速上手，一套搞定）</w:t>
+      </w:r>
+      <w:r>
+        <w:rPr>
+          <w:rFonts w:ascii="Times New Roman" w:eastAsia="宋体" w:hAnsi="Times New Roman" w:cs="Times New Roman" w:hint="eastAsia"/>
+        </w:rPr>
+        <w:t>的第</w:t>
+      </w:r>
+      <w:r>
+        <w:rPr>
+          <w:rFonts w:ascii="Times New Roman" w:eastAsia="宋体" w:hAnsi="Times New Roman" w:cs="Times New Roman" w:hint="eastAsia"/>
+        </w:rPr>
+        <w:t>38</w:t>
+      </w:r>
+      <w:r>
+        <w:rPr>
+          <w:rFonts w:ascii="Times New Roman" w:eastAsia="宋体" w:hAnsi="Times New Roman" w:cs="Times New Roman" w:hint="eastAsia"/>
+        </w:rPr>
+        <w:t>节。</w:t>
+      </w:r>
+    </w:p>
+    <w:p>
+      <w:pPr>
+        <w:spacing w:after="0"/>
+        <w:jc w:val="both"/>
+        <w:rPr>
+          <w:rFonts w:ascii="Times New Roman" w:eastAsia="宋体" w:hAnsi="Times New Roman" w:cs="Times New Roman"/>
+        </w:rPr>
+      </w:pPr>
+      <w:r>
+        <w:rPr>
+          <w:rFonts w:ascii="Times New Roman" w:eastAsia="宋体" w:hAnsi="Times New Roman" w:cs="Times New Roman" w:hint="eastAsia"/>
+        </w:rPr>
+        <w:t>20</w:t>
+      </w:r>
+      <w:r>
+        <w:rPr>
+          <w:rFonts w:ascii="Times New Roman" w:eastAsia="宋体" w:hAnsi="Times New Roman" w:cs="Times New Roman" w:hint="eastAsia"/>
+        </w:rPr>
+        <w:t>、</w:t>
+      </w:r>
+      <w:r>
+        <w:rPr>
+          <w:rFonts w:ascii="Times New Roman" w:eastAsia="宋体" w:hAnsi="Times New Roman" w:cs="Times New Roman" w:hint="eastAsia"/>
+        </w:rPr>
+        <w:t xml:space="preserve">git pull </w:t>
+      </w:r>
+      <w:r>
+        <w:rPr>
+          <w:rFonts w:ascii="Times New Roman" w:eastAsia="宋体" w:hAnsi="Times New Roman" w:cs="Times New Roman" w:hint="eastAsia"/>
+        </w:rPr>
+        <w:t>远程仓库名</w:t>
+      </w:r>
+      <w:r>
+        <w:rPr>
+          <w:rFonts w:ascii="Times New Roman" w:eastAsia="宋体" w:hAnsi="Times New Roman" w:cs="Times New Roman" w:hint="eastAsia"/>
+        </w:rPr>
+        <w:t xml:space="preserve"> </w:t>
+      </w:r>
+      <w:r>
+        <w:rPr>
+          <w:rFonts w:ascii="Times New Roman" w:eastAsia="宋体" w:hAnsi="Times New Roman" w:cs="Times New Roman" w:hint="eastAsia"/>
+        </w:rPr>
+        <w:t>远程分支名</w:t>
+      </w:r>
+    </w:p>
+    <w:p>
+      <w:pPr>
+        <w:spacing w:after="0"/>
+        <w:jc w:val="both"/>
+        <w:rPr>
+          <w:rFonts w:ascii="Times New Roman" w:eastAsia="宋体" w:hAnsi="Times New Roman" w:cs="Times New Roman"/>
+        </w:rPr>
+      </w:pPr>
+      <w:r>
+        <w:rPr>
+          <w:rFonts w:ascii="Times New Roman" w:eastAsia="宋体" w:hAnsi="Times New Roman" w:cs="Times New Roman" w:hint="eastAsia"/>
+        </w:rPr>
+        <w:t xml:space="preserve">git fetch </w:t>
+      </w:r>
+      <w:r>
+        <w:rPr>
+          <w:rFonts w:ascii="Times New Roman" w:eastAsia="宋体" w:hAnsi="Times New Roman" w:cs="Times New Roman" w:hint="eastAsia"/>
+        </w:rPr>
+        <w:t>远程仓库名</w:t>
+      </w:r>
+      <w:r>
+        <w:rPr>
+          <w:rFonts w:ascii="Times New Roman" w:eastAsia="宋体" w:hAnsi="Times New Roman" w:cs="Times New Roman" w:hint="eastAsia"/>
+        </w:rPr>
+        <w:t xml:space="preserve"> </w:t>
+      </w:r>
+      <w:r>
+        <w:rPr>
+          <w:rFonts w:ascii="Times New Roman" w:eastAsia="宋体" w:hAnsi="Times New Roman" w:cs="Times New Roman" w:hint="eastAsia"/>
+        </w:rPr>
+        <w:t>远程分支名</w:t>
+      </w:r>
+    </w:p>
+    <w:p>
+      <w:pPr>
+        <w:spacing w:after="0"/>
+        <w:jc w:val="both"/>
+        <w:rPr>
+          <w:rFonts w:ascii="Times New Roman" w:eastAsia="宋体" w:hAnsi="Times New Roman" w:cs="Times New Roman"/>
+        </w:rPr>
+      </w:pPr>
+      <w:r>
+        <w:rPr>
+          <w:rFonts w:ascii="Times New Roman" w:eastAsia="宋体" w:hAnsi="Times New Roman" w:cs="Times New Roman" w:hint="eastAsia"/>
+        </w:rPr>
+        <w:t xml:space="preserve">git merge </w:t>
+      </w:r>
+      <w:r>
+        <w:rPr>
+          <w:rFonts w:ascii="Times New Roman" w:eastAsia="宋体" w:hAnsi="Times New Roman" w:cs="Times New Roman" w:hint="eastAsia"/>
+        </w:rPr>
+        <w:t>远程仓库名</w:t>
+      </w:r>
+      <w:r>
+        <w:rPr>
+          <w:rFonts w:ascii="Times New Roman" w:eastAsia="宋体" w:hAnsi="Times New Roman" w:cs="Times New Roman" w:hint="eastAsia"/>
+        </w:rPr>
+        <w:t>/</w:t>
+      </w:r>
+      <w:r>
+        <w:rPr>
+          <w:rFonts w:ascii="Times New Roman" w:eastAsia="宋体" w:hAnsi="Times New Roman" w:cs="Times New Roman" w:hint="eastAsia"/>
+        </w:rPr>
+        <w:t>本地分支名</w:t>
+      </w:r>
+    </w:p>
+    <w:p>
+      <w:pPr>
+        <w:spacing w:after="0"/>
+        <w:jc w:val="both"/>
+        <w:rPr>
+          <w:rFonts w:ascii="Times New Roman" w:eastAsia="宋体" w:hAnsi="Times New Roman" w:cs="Times New Roman"/>
+        </w:rPr>
+      </w:pPr>
+      <w:r>
+        <w:rPr>
+          <w:rFonts w:ascii="Times New Roman" w:eastAsia="宋体" w:hAnsi="Times New Roman" w:cs="Times New Roman" w:hint="eastAsia"/>
+        </w:rPr>
+        <w:t>21</w:t>
+      </w:r>
+      <w:r>
+        <w:rPr>
+          <w:rFonts w:ascii="Times New Roman" w:eastAsia="宋体" w:hAnsi="Times New Roman" w:cs="Times New Roman" w:hint="eastAsia"/>
+        </w:rPr>
+        <w:t>、解决推送冲突问题，如果</w:t>
+      </w:r>
+      <w:r>
+        <w:rPr>
+          <w:rFonts w:ascii="Times New Roman" w:eastAsia="宋体" w:hAnsi="Times New Roman" w:cs="Times New Roman" w:hint="eastAsia"/>
+        </w:rPr>
+        <w:t>push</w:t>
+      </w:r>
+      <w:r>
+        <w:rPr>
+          <w:rFonts w:ascii="Times New Roman" w:eastAsia="宋体" w:hAnsi="Times New Roman" w:cs="Times New Roman" w:hint="eastAsia"/>
+        </w:rPr>
+        <w:t>的不是基于远端最新版的内容修改，则需要先进行</w:t>
+      </w:r>
+      <w:r>
+        <w:rPr>
+          <w:rFonts w:ascii="Times New Roman" w:eastAsia="宋体" w:hAnsi="Times New Roman" w:cs="Times New Roman" w:hint="eastAsia"/>
+        </w:rPr>
+        <w:lastRenderedPageBreak/>
+        <w:t>pull</w:t>
+      </w:r>
+      <w:r>
+        <w:rPr>
+          <w:rFonts w:ascii="Times New Roman" w:eastAsia="宋体" w:hAnsi="Times New Roman" w:cs="Times New Roman" w:hint="eastAsia"/>
+        </w:rPr>
+        <w:t>，然后进行分支冲突解决的步骤操作</w:t>
+      </w:r>
+    </w:p>
+    <w:p>
+      <w:pPr>
+        <w:jc w:val="both"/>
+        <w:rPr>
+          <w:rFonts w:ascii="Times New Roman" w:eastAsia="宋体" w:hAnsi="Times New Roman" w:cs="Times New Roman"/>
+        </w:rPr>
+      </w:pPr>
+      <w:r>
+        <w:rPr>
+          <w:rFonts w:ascii="Times New Roman" w:eastAsia="宋体" w:hAnsi="Times New Roman" w:cs="Times New Roman" w:hint="eastAsia"/>
+        </w:rPr>
+        <w:t>22</w:t>
+      </w:r>
+      <w:r>
+        <w:rPr>
+          <w:rFonts w:ascii="Times New Roman" w:eastAsia="宋体" w:hAnsi="Times New Roman" w:cs="Times New Roman" w:hint="eastAsia"/>
+        </w:rPr>
+        <w:t>、跨团队协作</w:t>
+      </w:r>
+      <w:r>
+        <w:rPr>
+          <w:rFonts w:ascii="Times New Roman" w:eastAsia="宋体" w:hAnsi="Times New Roman" w:cs="Times New Roman" w:hint="eastAsia"/>
+        </w:rPr>
+        <w:t>在【</w:t>
+      </w:r>
+      <w:r>
+        <w:rPr>
+          <w:rFonts w:ascii="Times New Roman" w:eastAsia="宋体" w:hAnsi="Times New Roman" w:cs="Times New Roman" w:hint="eastAsia"/>
+        </w:rPr>
+        <w:t>尚硅谷】</w:t>
+      </w:r>
+      <w:r>
+        <w:rPr>
+          <w:rFonts w:ascii="Times New Roman" w:eastAsia="宋体" w:hAnsi="Times New Roman" w:cs="Times New Roman" w:hint="eastAsia"/>
+        </w:rPr>
+        <w:t>Git</w:t>
+      </w:r>
+      <w:r>
+        <w:rPr>
+          <w:rFonts w:ascii="Times New Roman" w:eastAsia="宋体" w:hAnsi="Times New Roman" w:cs="Times New Roman" w:hint="eastAsia"/>
+        </w:rPr>
+        <w:t>与</w:t>
+      </w:r>
+      <w:r>
+        <w:rPr>
+          <w:rFonts w:ascii="Times New Roman" w:eastAsia="宋体" w:hAnsi="Times New Roman" w:cs="Times New Roman" w:hint="eastAsia"/>
+        </w:rPr>
+        <w:t>GitHub</w:t>
+      </w:r>
+      <w:r>
+        <w:rPr>
+          <w:rFonts w:ascii="Times New Roman" w:eastAsia="宋体" w:hAnsi="Times New Roman" w:cs="Times New Roman" w:hint="eastAsia"/>
+        </w:rPr>
+        <w:t>基础全套完整版教程（快速上手，一套搞定）</w:t>
+      </w:r>
+      <w:r>
+        <w:rPr>
+          <w:rFonts w:ascii="Times New Roman" w:eastAsia="宋体" w:hAnsi="Times New Roman" w:cs="Times New Roman" w:hint="eastAsia"/>
+        </w:rPr>
+        <w:t>的第</w:t>
+      </w:r>
+      <w:r>
+        <w:rPr>
+          <w:rFonts w:ascii="Times New Roman" w:eastAsia="宋体" w:hAnsi="Times New Roman" w:cs="Times New Roman" w:hint="eastAsia"/>
+        </w:rPr>
+        <w:t>41</w:t>
+      </w:r>
+      <w:r>
+        <w:rPr>
+          <w:rFonts w:ascii="Times New Roman" w:eastAsia="宋体" w:hAnsi="Times New Roman" w:cs="Times New Roman" w:hint="eastAsia"/>
+        </w:rPr>
+        <w:t>节。</w:t>
+      </w:r>
+    </w:p>
+    <w:p>
+      <w:pPr>
+        <w:jc w:val="both"/>
+        <w:rPr>
+          <w:rFonts w:ascii="Times New Roman" w:eastAsia="宋体" w:hAnsi="Times New Roman" w:cs="Times New Roman"/>
+        </w:rPr>
+      </w:pPr>
+      <w:r>
+        <w:rPr>
+          <w:rFonts w:ascii="Times New Roman" w:eastAsia="宋体" w:hAnsi="Times New Roman" w:cs="Times New Roman" w:hint="eastAsia"/>
+        </w:rPr>
+        <w:t>23</w:t>
+      </w:r>
+      <w:r>
+        <w:rPr>
+          <w:rFonts w:ascii="Times New Roman" w:eastAsia="宋体" w:hAnsi="Times New Roman" w:cs="Times New Roman" w:hint="eastAsia"/>
+        </w:rPr>
+        <w:t>、</w:t>
+      </w:r>
+      <w:r>
+        <w:rPr>
+          <w:rFonts w:ascii="Times New Roman" w:eastAsia="宋体" w:hAnsi="Times New Roman" w:cs="Times New Roman"/>
+        </w:rPr>
+        <w:t xml:space="preserve">git restore </w:t>
+      </w:r>
+      <w:r>
+        <w:rPr>
+          <w:rFonts w:ascii="Times New Roman" w:eastAsia="宋体" w:hAnsi="Times New Roman" w:cs="Times New Roman"/>
+        </w:rPr>
+        <w:t>–</w:t>
+      </w:r>
+      <w:r>
+        <w:rPr>
+          <w:rFonts w:ascii="Times New Roman" w:eastAsia="宋体" w:hAnsi="Times New Roman" w:cs="Times New Roman"/>
+        </w:rPr>
+        <w:t>staged</w:t>
+      </w:r>
+      <w:r>
+        <w:rPr>
+          <w:rFonts w:ascii="Times New Roman" w:eastAsia="宋体" w:hAnsi="Times New Roman" w:cs="Times New Roman" w:hint="eastAsia"/>
+        </w:rPr>
+        <w:t xml:space="preserve"> </w:t>
+      </w:r>
+      <w:r>
+        <w:rPr>
+          <w:rFonts w:ascii="Times New Roman" w:eastAsia="宋体" w:hAnsi="Times New Roman" w:cs="Times New Roman" w:hint="eastAsia"/>
+        </w:rPr>
+        <w:t>文件名</w:t>
+      </w:r>
+      <w:r>
+        <w:rPr>
+          <w:rFonts w:ascii="Times New Roman" w:eastAsia="宋体" w:hAnsi="Times New Roman" w:cs="Times New Roman"/>
+        </w:rPr>
+        <w:t>/</w:t>
+      </w:r>
+      <w:r>
+        <w:rPr>
+          <w:rFonts w:ascii="Times New Roman" w:eastAsia="宋体" w:hAnsi="Times New Roman" w:cs="Times New Roman" w:hint="eastAsia"/>
+        </w:rPr>
+        <w:t xml:space="preserve"> </w:t>
+      </w:r>
+      <w:r>
+        <w:rPr>
+          <w:rFonts w:ascii="Times New Roman" w:eastAsia="宋体" w:hAnsi="Times New Roman" w:cs="Times New Roman" w:hint="eastAsia"/>
+        </w:rPr>
+        <w:t>从暂存区撤销特定的文件</w:t>
+      </w:r>
+    </w:p>
+    <w:p>
+      <w:pPr>
+        <w:jc w:val="both"/>
+        <w:rPr>
+          <w:rFonts w:ascii="Times New Roman" w:eastAsia="宋体" w:hAnsi="Times New Roman" w:cs="Times New Roman"/>
+        </w:rPr>
+      </w:pPr>
+      <w:r>
+        <w:rPr>
+          <w:rFonts w:ascii="Times New Roman" w:eastAsia="宋体" w:hAnsi="Times New Roman" w:cs="Times New Roman" w:hint="eastAsia"/>
+        </w:rPr>
+        <w:t>24</w:t>
+      </w:r>
+      <w:r>
+        <w:rPr>
+          <w:rFonts w:ascii="Times New Roman" w:eastAsia="宋体" w:hAnsi="Times New Roman" w:cs="Times New Roman" w:hint="eastAsia"/>
+        </w:rPr>
+        <w:t>、</w:t>
+      </w:r>
+      <w:r>
+        <w:rPr>
+          <w:rFonts w:ascii="Times New Roman" w:eastAsia="宋体" w:hAnsi="Times New Roman" w:cs="Times New Roman"/>
+        </w:rPr>
+        <w:t xml:space="preserve">vi </w:t>
+      </w:r>
+      <w:r>
+        <w:rPr>
+          <w:rFonts w:ascii="Times New Roman" w:eastAsia="宋体" w:hAnsi="Times New Roman" w:cs="Times New Roman"/>
+        </w:rPr>
+        <w:t>编辑器里真正的</w:t>
+      </w:r>
+      <w:r>
+        <w:rPr>
+          <w:rFonts w:ascii="Times New Roman" w:eastAsia="宋体" w:hAnsi="Times New Roman" w:cs="Times New Roman"/>
+        </w:rPr>
+        <w:t>“</w:t>
+      </w:r>
+      <w:r>
+        <w:rPr>
+          <w:rFonts w:ascii="Times New Roman" w:eastAsia="宋体" w:hAnsi="Times New Roman" w:cs="Times New Roman"/>
+        </w:rPr>
+        <w:t>撤销</w:t>
+      </w:r>
+      <w:r>
+        <w:rPr>
+          <w:rFonts w:ascii="Times New Roman" w:eastAsia="宋体" w:hAnsi="Times New Roman" w:cs="Times New Roman"/>
+        </w:rPr>
+        <w:t>”</w:t>
+      </w:r>
+      <w:r>
+        <w:rPr>
+          <w:rFonts w:ascii="Times New Roman" w:eastAsia="宋体" w:hAnsi="Times New Roman" w:cs="Times New Roman"/>
+        </w:rPr>
+        <w:t>快捷键：</w:t>
+      </w:r>
+      <w:r>
+        <w:rPr>
+          <w:rFonts w:ascii="Times New Roman" w:eastAsia="宋体" w:hAnsi="Times New Roman" w:cs="Times New Roman"/>
+        </w:rPr>
+        <w:t>u</w:t>
+      </w:r>
+      <w:r>
+        <w:rPr>
+          <w:rFonts w:ascii="Times New Roman" w:eastAsia="宋体" w:hAnsi="Times New Roman" w:cs="Times New Roman" w:hint="eastAsia"/>
+        </w:rPr>
+        <w:t>，先按</w:t>
       </w:r>
       <w:r>
         <w:rPr>
@@ -2439,808 +3766,160 @@
         <w:rPr>
           <w:rFonts w:ascii="Times New Roman" w:eastAsia="宋体" w:hAnsi="Times New Roman" w:cs="Times New Roman" w:hint="eastAsia"/>
         </w:rPr>
-        <w:t>、输入冒号以及</w:t>
-      </w:r>
-      <w:proofErr w:type="spellStart"/>
-      <w:r>
-        <w:rPr>
-          <w:rFonts w:ascii="Times New Roman" w:eastAsia="宋体" w:hAnsi="Times New Roman" w:cs="Times New Roman" w:hint="eastAsia"/>
-        </w:rPr>
-        <w:t>wq</w:t>
-      </w:r>
-      <w:proofErr w:type="spellEnd"/>
-    </w:p>
-    <w:p>
-      <w:pPr>
-        <w:jc w:val="both"/>
-        <w:rPr>
-          <w:rFonts w:ascii="Times New Roman" w:eastAsia="宋体" w:hAnsi="Times New Roman" w:cs="Times New Roman"/>
-        </w:rPr>
-      </w:pPr>
-      <w:r>
-        <w:rPr>
-          <w:rFonts w:ascii="Times New Roman" w:eastAsia="宋体" w:hAnsi="Times New Roman" w:cs="Times New Roman" w:hint="eastAsia"/>
-        </w:rPr>
-        <w:t>4</w:t>
-      </w:r>
-      <w:r>
-        <w:rPr>
-          <w:rFonts w:ascii="Times New Roman" w:eastAsia="宋体" w:hAnsi="Times New Roman" w:cs="Times New Roman" w:hint="eastAsia"/>
-        </w:rPr>
-        <w:t>、</w:t>
-      </w:r>
-      <w:r>
-        <w:rPr>
-          <w:rFonts w:ascii="Times New Roman" w:eastAsia="宋体" w:hAnsi="Times New Roman" w:cs="Times New Roman" w:hint="eastAsia"/>
-        </w:rPr>
-        <w:t>git</w:t>
-      </w:r>
-      <w:r>
-        <w:rPr>
-          <w:rFonts w:ascii="Times New Roman" w:eastAsia="宋体" w:hAnsi="Times New Roman" w:cs="Times New Roman" w:hint="eastAsia"/>
-        </w:rPr>
-        <w:t>-</w:t>
-      </w:r>
-      <w:r>
-        <w:rPr>
-          <w:rFonts w:ascii="Times New Roman" w:eastAsia="宋体" w:hAnsi="Times New Roman" w:cs="Times New Roman" w:hint="eastAsia"/>
-        </w:rPr>
-        <w:t xml:space="preserve">log </w:t>
-      </w:r>
-      <w:r>
-        <w:rPr>
-          <w:rFonts w:ascii="Times New Roman" w:eastAsia="宋体" w:hAnsi="Times New Roman" w:cs="Times New Roman" w:hint="eastAsia"/>
-        </w:rPr>
-        <w:t>查看进度</w:t>
-      </w:r>
-    </w:p>
-    <w:p>
-      <w:pPr>
-        <w:jc w:val="both"/>
-        <w:rPr>
-          <w:rFonts w:ascii="Times New Roman" w:eastAsia="宋体" w:hAnsi="Times New Roman" w:cs="Times New Roman"/>
-        </w:rPr>
-      </w:pPr>
-      <w:r>
-        <w:rPr>
-          <w:rFonts w:ascii="Times New Roman" w:eastAsia="宋体" w:hAnsi="Times New Roman" w:cs="Times New Roman" w:hint="eastAsia"/>
-        </w:rPr>
-        <w:t>创建忽略文件</w:t>
-      </w:r>
-      <w:r>
-        <w:rPr>
-          <w:rFonts w:ascii="Times New Roman" w:eastAsia="宋体" w:hAnsi="Times New Roman" w:cs="Times New Roman" w:hint="eastAsia"/>
-        </w:rPr>
-        <w:t>touch .</w:t>
-      </w:r>
-      <w:proofErr w:type="spellStart"/>
-      <w:r>
-        <w:rPr>
-          <w:rFonts w:ascii="Times New Roman" w:eastAsia="宋体" w:hAnsi="Times New Roman" w:cs="Times New Roman" w:hint="eastAsia"/>
-        </w:rPr>
-        <w:t>gitignore</w:t>
-      </w:r>
-      <w:proofErr w:type="spellEnd"/>
-    </w:p>
-    <w:p>
-      <w:pPr>
-        <w:jc w:val="both"/>
-        <w:rPr>
-          <w:rFonts w:ascii="Times New Roman" w:eastAsia="宋体" w:hAnsi="Times New Roman" w:cs="Times New Roman"/>
-        </w:rPr>
-      </w:pPr>
-      <w:r>
-        <w:rPr>
-          <w:rFonts w:ascii="Times New Roman" w:eastAsia="宋体" w:hAnsi="Times New Roman" w:cs="Times New Roman" w:hint="eastAsia"/>
-        </w:rPr>
-        <w:t>然后输入不需要被管理的文件名</w:t>
-      </w:r>
-      <w:r>
-        <w:rPr>
-          <w:rFonts w:ascii="Times New Roman" w:eastAsia="宋体" w:hAnsi="Times New Roman" w:cs="Times New Roman" w:hint="eastAsia"/>
-        </w:rPr>
-        <w:t xml:space="preserve"> vi .</w:t>
-      </w:r>
-      <w:proofErr w:type="spellStart"/>
-      <w:r>
-        <w:rPr>
-          <w:rFonts w:ascii="Times New Roman" w:eastAsia="宋体" w:hAnsi="Times New Roman" w:cs="Times New Roman" w:hint="eastAsia"/>
-        </w:rPr>
-        <w:t>gitignore</w:t>
-      </w:r>
-      <w:proofErr w:type="spellEnd"/>
-    </w:p>
-    <w:p>
-      <w:pPr>
-        <w:jc w:val="both"/>
-        <w:rPr>
-          <w:rFonts w:ascii="Times New Roman" w:eastAsia="宋体" w:hAnsi="Times New Roman" w:cs="Times New Roman"/>
-        </w:rPr>
-      </w:pPr>
-      <w:r>
-        <w:rPr>
-          <w:rFonts w:ascii="Times New Roman" w:eastAsia="宋体" w:hAnsi="Times New Roman" w:cs="Times New Roman" w:hint="eastAsia"/>
-        </w:rPr>
-        <w:t>然后输入不需要被管理的文件名</w:t>
-      </w:r>
-      <w:r>
-        <w:rPr>
-          <w:rFonts w:ascii="Times New Roman" w:eastAsia="宋体" w:hAnsi="Times New Roman" w:cs="Times New Roman" w:hint="eastAsia"/>
-        </w:rPr>
-        <w:t>：</w:t>
-      </w:r>
-      <w:r>
-        <w:rPr>
-          <w:rFonts w:ascii="Times New Roman" w:eastAsia="宋体" w:hAnsi="Times New Roman" w:cs="Times New Roman" w:hint="eastAsia"/>
-        </w:rPr>
-        <w:t xml:space="preserve"> *.a </w:t>
-      </w:r>
-      <w:r>
-        <w:rPr>
-          <w:rFonts w:ascii="Times New Roman" w:eastAsia="宋体" w:hAnsi="Times New Roman" w:cs="Times New Roman" w:hint="eastAsia"/>
-        </w:rPr>
-        <w:t>意思是以</w:t>
-      </w:r>
-      <w:r>
-        <w:rPr>
-          <w:rFonts w:ascii="Times New Roman" w:eastAsia="宋体" w:hAnsi="Times New Roman" w:cs="Times New Roman" w:hint="eastAsia"/>
-        </w:rPr>
-        <w:t>.a</w:t>
-      </w:r>
-      <w:r>
-        <w:rPr>
-          <w:rFonts w:ascii="Times New Roman" w:eastAsia="宋体" w:hAnsi="Times New Roman" w:cs="Times New Roman" w:hint="eastAsia"/>
-        </w:rPr>
-        <w:t>为后缀的文件都被忽略</w:t>
-      </w:r>
-    </w:p>
-    <w:p>
-      <w:pPr>
-        <w:jc w:val="both"/>
-        <w:rPr>
-          <w:rFonts w:ascii="Times New Roman" w:eastAsia="宋体" w:hAnsi="Times New Roman" w:cs="Times New Roman"/>
-        </w:rPr>
-      </w:pPr>
-      <w:r>
-        <w:rPr>
-          <w:rFonts w:ascii="Times New Roman" w:eastAsia="宋体" w:hAnsi="Times New Roman" w:cs="Times New Roman" w:hint="eastAsia"/>
-        </w:rPr>
-        <w:t>文件名</w:t>
-      </w:r>
-      <w:r>
-        <w:rPr>
-          <w:rFonts w:ascii="Times New Roman" w:eastAsia="宋体" w:hAnsi="Times New Roman" w:cs="Times New Roman" w:hint="eastAsia"/>
-        </w:rPr>
-        <w:t xml:space="preserve">/ </w:t>
-      </w:r>
-      <w:r>
-        <w:rPr>
-          <w:rFonts w:ascii="Times New Roman" w:eastAsia="宋体" w:hAnsi="Times New Roman" w:cs="Times New Roman" w:hint="eastAsia"/>
-        </w:rPr>
-        <w:t>意思是这个文件名的文件都被忽略</w:t>
-      </w:r>
-    </w:p>
-    <w:p>
-      <w:pPr>
-        <w:jc w:val="both"/>
-        <w:rPr>
-          <w:rFonts w:ascii="Times New Roman" w:eastAsia="宋体" w:hAnsi="Times New Roman" w:cs="Times New Roman"/>
-        </w:rPr>
-      </w:pPr>
-      <w:r>
-        <w:rPr>
-          <w:rFonts w:ascii="Times New Roman" w:eastAsia="宋体" w:hAnsi="Times New Roman" w:cs="Times New Roman" w:hint="eastAsia"/>
-        </w:rPr>
-        <w:t>/</w:t>
-      </w:r>
-      <w:r>
-        <w:rPr>
-          <w:rFonts w:ascii="Times New Roman" w:eastAsia="宋体" w:hAnsi="Times New Roman" w:cs="Times New Roman" w:hint="eastAsia"/>
-        </w:rPr>
-        <w:t>文件名</w:t>
-      </w:r>
-      <w:r>
-        <w:rPr>
-          <w:rFonts w:ascii="Times New Roman" w:eastAsia="宋体" w:hAnsi="Times New Roman" w:cs="Times New Roman" w:hint="eastAsia"/>
-        </w:rPr>
-        <w:t xml:space="preserve">/ </w:t>
-      </w:r>
-      <w:r>
-        <w:rPr>
-          <w:rFonts w:ascii="Times New Roman" w:eastAsia="宋体" w:hAnsi="Times New Roman" w:cs="Times New Roman" w:hint="eastAsia"/>
-        </w:rPr>
-        <w:t>意思是这个根目录下的这个文件名的文件都被忽略</w:t>
-      </w:r>
-    </w:p>
-    <w:p>
-      <w:pPr>
-        <w:jc w:val="both"/>
-        <w:rPr>
-          <w:rFonts w:ascii="Times New Roman" w:eastAsia="宋体" w:hAnsi="Times New Roman" w:cs="Times New Roman"/>
-        </w:rPr>
-      </w:pPr>
-      <w:r>
-        <w:rPr>
-          <w:rFonts w:ascii="Times New Roman" w:eastAsia="宋体" w:hAnsi="Times New Roman" w:cs="Times New Roman" w:hint="eastAsia"/>
-        </w:rPr>
-        <w:t>文件名</w:t>
-      </w:r>
-      <w:r>
-        <w:rPr>
-          <w:rFonts w:ascii="Times New Roman" w:eastAsia="宋体" w:hAnsi="Times New Roman" w:cs="Times New Roman" w:hint="eastAsia"/>
-        </w:rPr>
-        <w:t>/</w:t>
-      </w:r>
-      <w:r>
-        <w:rPr>
-          <w:rFonts w:ascii="Times New Roman" w:eastAsia="宋体" w:hAnsi="Times New Roman" w:cs="Times New Roman" w:hint="eastAsia"/>
-        </w:rPr>
-        <w:t>文件名</w:t>
-      </w:r>
-      <w:r>
-        <w:rPr>
-          <w:rFonts w:ascii="Times New Roman" w:eastAsia="宋体" w:hAnsi="Times New Roman" w:cs="Times New Roman" w:hint="eastAsia"/>
-        </w:rPr>
-        <w:t xml:space="preserve">/ </w:t>
-      </w:r>
-      <w:r>
-        <w:rPr>
-          <w:rFonts w:ascii="Times New Roman" w:eastAsia="宋体" w:hAnsi="Times New Roman" w:cs="Times New Roman" w:hint="eastAsia"/>
-        </w:rPr>
-        <w:t>意思是特指这个路径下的这个文件名的文件都被忽略</w:t>
-      </w:r>
-    </w:p>
-    <w:p>
-      <w:pPr>
-        <w:jc w:val="both"/>
-        <w:rPr>
-          <w:rFonts w:ascii="Times New Roman" w:eastAsia="宋体" w:hAnsi="Times New Roman" w:cs="Times New Roman"/>
-        </w:rPr>
-      </w:pPr>
-      <w:r>
-        <w:rPr>
-          <w:rFonts w:ascii="Times New Roman" w:eastAsia="宋体" w:hAnsi="Times New Roman" w:cs="Times New Roman" w:hint="eastAsia"/>
-        </w:rPr>
-        <w:t>5</w:t>
-      </w:r>
-      <w:r>
-        <w:rPr>
-          <w:rFonts w:ascii="Times New Roman" w:eastAsia="宋体" w:hAnsi="Times New Roman" w:cs="Times New Roman" w:hint="eastAsia"/>
-        </w:rPr>
-        <w:t>、按</w:t>
-      </w:r>
-      <w:r>
-        <w:rPr>
-          <w:rFonts w:ascii="Times New Roman" w:eastAsia="宋体" w:hAnsi="Times New Roman" w:cs="Times New Roman" w:hint="eastAsia"/>
-        </w:rPr>
-        <w:t>q</w:t>
-      </w:r>
-      <w:r>
-        <w:rPr>
-          <w:rFonts w:ascii="Times New Roman" w:eastAsia="宋体" w:hAnsi="Times New Roman" w:cs="Times New Roman" w:hint="eastAsia"/>
-        </w:rPr>
-        <w:t>可以从查看进度中退出来</w:t>
-      </w:r>
-    </w:p>
-    <w:p>
-      <w:pPr>
-        <w:jc w:val="both"/>
-        <w:rPr>
-          <w:rFonts w:ascii="Times New Roman" w:eastAsia="宋体" w:hAnsi="Times New Roman" w:cs="Times New Roman"/>
-        </w:rPr>
-      </w:pPr>
-      <w:r>
-        <w:rPr>
-          <w:rFonts w:ascii="Times New Roman" w:eastAsia="宋体" w:hAnsi="Times New Roman" w:cs="Times New Roman" w:hint="eastAsia"/>
-        </w:rPr>
-        <w:t>5</w:t>
-      </w:r>
-      <w:r>
-        <w:rPr>
-          <w:rFonts w:ascii="Times New Roman" w:eastAsia="宋体" w:hAnsi="Times New Roman" w:cs="Times New Roman" w:hint="eastAsia"/>
-        </w:rPr>
-        <w:t>、</w:t>
-      </w:r>
-      <w:r>
-        <w:rPr>
-          <w:rFonts w:ascii="Times New Roman" w:eastAsia="宋体" w:hAnsi="Times New Roman" w:cs="Times New Roman" w:hint="eastAsia"/>
-        </w:rPr>
-        <w:t xml:space="preserve">git branch </w:t>
-      </w:r>
-      <w:r>
-        <w:rPr>
-          <w:rFonts w:ascii="Times New Roman" w:eastAsia="宋体" w:hAnsi="Times New Roman" w:cs="Times New Roman" w:hint="eastAsia"/>
-        </w:rPr>
-        <w:t>查看分支数量</w:t>
-      </w:r>
-    </w:p>
-    <w:p>
-      <w:pPr>
-        <w:jc w:val="both"/>
-        <w:rPr>
-          <w:rFonts w:ascii="Times New Roman" w:eastAsia="宋体" w:hAnsi="Times New Roman" w:cs="Times New Roman"/>
-        </w:rPr>
-      </w:pPr>
-      <w:r>
-        <w:rPr>
-          <w:rFonts w:ascii="Times New Roman" w:eastAsia="宋体" w:hAnsi="Times New Roman" w:cs="Times New Roman" w:hint="eastAsia"/>
-        </w:rPr>
-        <w:lastRenderedPageBreak/>
-        <w:t>6</w:t>
-      </w:r>
-      <w:r>
-        <w:rPr>
-          <w:rFonts w:ascii="Times New Roman" w:eastAsia="宋体" w:hAnsi="Times New Roman" w:cs="Times New Roman" w:hint="eastAsia"/>
-        </w:rPr>
-        <w:t>、</w:t>
-      </w:r>
-      <w:r>
-        <w:rPr>
-          <w:rFonts w:ascii="Times New Roman" w:eastAsia="宋体" w:hAnsi="Times New Roman" w:cs="Times New Roman" w:hint="eastAsia"/>
-        </w:rPr>
-        <w:t xml:space="preserve">git branch </w:t>
-      </w:r>
-      <w:r>
-        <w:rPr>
-          <w:rFonts w:ascii="Times New Roman" w:eastAsia="宋体" w:hAnsi="Times New Roman" w:cs="Times New Roman" w:hint="eastAsia"/>
-        </w:rPr>
-        <w:t>分支名</w:t>
-      </w:r>
-      <w:r>
-        <w:rPr>
-          <w:rFonts w:ascii="Times New Roman" w:eastAsia="宋体" w:hAnsi="Times New Roman" w:cs="Times New Roman" w:hint="eastAsia"/>
-        </w:rPr>
+        <w:t>退出操作界面，然后点</w:t>
+      </w:r>
+      <w:r>
+        <w:rPr>
+          <w:rFonts w:ascii="Times New Roman" w:eastAsia="宋体" w:hAnsi="Times New Roman" w:cs="Times New Roman" w:hint="eastAsia"/>
+        </w:rPr>
+        <w:t>u</w:t>
+      </w:r>
+      <w:r>
+        <w:rPr>
+          <w:rFonts w:ascii="Times New Roman" w:eastAsia="宋体" w:hAnsi="Times New Roman" w:cs="Times New Roman"/>
+        </w:rPr>
+        <w:t>（小写，代表</w:t>
+      </w:r>
+      <w:r>
+        <w:rPr>
+          <w:rFonts w:ascii="Times New Roman" w:eastAsia="宋体" w:hAnsi="Times New Roman" w:cs="Times New Roman"/>
+        </w:rPr>
+        <w:t xml:space="preserve"> Undo</w:t>
+      </w:r>
+      <w:r>
+        <w:rPr>
+          <w:rFonts w:ascii="Times New Roman" w:eastAsia="宋体" w:hAnsi="Times New Roman" w:cs="Times New Roman"/>
+        </w:rPr>
+        <w:t>）</w:t>
+      </w:r>
+    </w:p>
+    <w:p>
+      <w:pPr>
+        <w:jc w:val="both"/>
+        <w:rPr>
+          <w:rFonts w:ascii="Times New Roman" w:eastAsia="宋体" w:hAnsi="Times New Roman" w:cs="Times New Roman"/>
+        </w:rPr>
+      </w:pPr>
+      <w:r>
+        <w:rPr>
+          <w:rFonts w:ascii="Times New Roman" w:eastAsia="宋体" w:hAnsi="Times New Roman" w:cs="Times New Roman" w:hint="eastAsia"/>
+        </w:rPr>
+        <w:t>25</w:t>
+      </w:r>
+      <w:r>
+        <w:rPr>
+          <w:rFonts w:ascii="Times New Roman" w:eastAsia="宋体" w:hAnsi="Times New Roman" w:cs="Times New Roman" w:hint="eastAsia"/>
+        </w:rPr>
+        <w:t>、只暂存上传文件夹中的某一文件夹</w:t>
+      </w:r>
+      <w:r>
+        <w:rPr>
+          <w:rFonts w:ascii="Times New Roman" w:eastAsia="宋体" w:hAnsi="Times New Roman" w:cs="Times New Roman" w:hint="eastAsia"/>
+        </w:rPr>
+        <w:t>:</w:t>
+      </w:r>
+      <w:r>
         <w:t xml:space="preserve"> </w:t>
       </w:r>
       <w:r>
         <w:rPr>
-          <w:rFonts w:ascii="Times New Roman" w:eastAsia="宋体" w:hAnsi="Times New Roman" w:cs="Times New Roman" w:hint="eastAsia"/>
-        </w:rPr>
-        <w:t>创建新的分支</w:t>
-      </w:r>
-    </w:p>
-    <w:p>
-      <w:pPr>
-        <w:jc w:val="both"/>
-        <w:rPr>
-          <w:rFonts w:ascii="Times New Roman" w:eastAsia="宋体" w:hAnsi="Times New Roman" w:cs="Times New Roman"/>
-        </w:rPr>
-      </w:pPr>
-      <w:r>
-        <w:rPr>
-          <w:rFonts w:ascii="Times New Roman" w:eastAsia="宋体" w:hAnsi="Times New Roman" w:cs="Times New Roman" w:hint="eastAsia"/>
-        </w:rPr>
-        <w:t>7</w:t>
-      </w:r>
-      <w:r>
-        <w:rPr>
-          <w:rFonts w:ascii="Times New Roman" w:eastAsia="宋体" w:hAnsi="Times New Roman" w:cs="Times New Roman" w:hint="eastAsia"/>
-        </w:rPr>
-        <w:t>、</w:t>
-      </w:r>
-      <w:r>
-        <w:rPr>
-          <w:rFonts w:ascii="Times New Roman" w:eastAsia="宋体" w:hAnsi="Times New Roman" w:cs="Times New Roman" w:hint="eastAsia"/>
-        </w:rPr>
-        <w:t xml:space="preserve">git checkout </w:t>
-      </w:r>
-      <w:r>
-        <w:rPr>
-          <w:rFonts w:ascii="Times New Roman" w:eastAsia="宋体" w:hAnsi="Times New Roman" w:cs="Times New Roman" w:hint="eastAsia"/>
-        </w:rPr>
-        <w:t>分支名</w:t>
-      </w:r>
-      <w:r>
-        <w:rPr>
-          <w:rFonts w:ascii="Times New Roman" w:eastAsia="宋体" w:hAnsi="Times New Roman" w:cs="Times New Roman" w:hint="eastAsia"/>
-        </w:rPr>
-        <w:t xml:space="preserve"> </w:t>
-      </w:r>
-      <w:r>
-        <w:rPr>
-          <w:rFonts w:ascii="Times New Roman" w:eastAsia="宋体" w:hAnsi="Times New Roman" w:cs="Times New Roman" w:hint="eastAsia"/>
-        </w:rPr>
-        <w:t>切换到某一分支</w:t>
-      </w:r>
-    </w:p>
-    <w:p>
-      <w:pPr>
-        <w:jc w:val="both"/>
-        <w:rPr>
-          <w:rFonts w:ascii="Times New Roman" w:eastAsia="宋体" w:hAnsi="Times New Roman" w:cs="Times New Roman"/>
-        </w:rPr>
-      </w:pPr>
-      <w:r>
-        <w:rPr>
-          <w:rFonts w:ascii="Times New Roman" w:eastAsia="宋体" w:hAnsi="Times New Roman" w:cs="Times New Roman" w:hint="eastAsia"/>
-        </w:rPr>
-        <w:t>8</w:t>
-      </w:r>
-      <w:r>
-        <w:rPr>
-          <w:rFonts w:ascii="Times New Roman" w:eastAsia="宋体" w:hAnsi="Times New Roman" w:cs="Times New Roman" w:hint="eastAsia"/>
-        </w:rPr>
-        <w:t>、</w:t>
-      </w:r>
-      <w:r>
-        <w:rPr>
-          <w:rFonts w:ascii="Times New Roman" w:eastAsia="宋体" w:hAnsi="Times New Roman" w:cs="Times New Roman" w:hint="eastAsia"/>
-        </w:rPr>
-        <w:t xml:space="preserve">git checkout -b </w:t>
-      </w:r>
-      <w:r>
-        <w:rPr>
-          <w:rFonts w:ascii="Times New Roman" w:eastAsia="宋体" w:hAnsi="Times New Roman" w:cs="Times New Roman" w:hint="eastAsia"/>
-        </w:rPr>
-        <w:t>分支名</w:t>
-      </w:r>
-      <w:r>
-        <w:rPr>
-          <w:rFonts w:ascii="Times New Roman" w:eastAsia="宋体" w:hAnsi="Times New Roman" w:cs="Times New Roman" w:hint="eastAsia"/>
-        </w:rPr>
-        <w:t xml:space="preserve"> </w:t>
-      </w:r>
-      <w:r>
-        <w:rPr>
-          <w:rFonts w:ascii="Times New Roman" w:eastAsia="宋体" w:hAnsi="Times New Roman" w:cs="Times New Roman" w:hint="eastAsia"/>
-        </w:rPr>
-        <w:t>先创建某一分支再切换到这个分支</w:t>
-      </w:r>
-    </w:p>
-    <w:p>
-      <w:pPr>
-        <w:jc w:val="both"/>
-        <w:rPr>
-          <w:rFonts w:ascii="Times New Roman" w:eastAsia="宋体" w:hAnsi="Times New Roman" w:cs="Times New Roman"/>
-        </w:rPr>
-      </w:pPr>
-      <w:r>
-        <w:rPr>
-          <w:rFonts w:ascii="Times New Roman" w:eastAsia="宋体" w:hAnsi="Times New Roman" w:cs="Times New Roman" w:hint="eastAsia"/>
-        </w:rPr>
-        <w:t>9</w:t>
-      </w:r>
-      <w:r>
-        <w:rPr>
-          <w:rFonts w:ascii="Times New Roman" w:eastAsia="宋体" w:hAnsi="Times New Roman" w:cs="Times New Roman" w:hint="eastAsia"/>
-        </w:rPr>
-        <w:t>、</w:t>
-      </w:r>
-      <w:r>
-        <w:rPr>
-          <w:rFonts w:ascii="Times New Roman" w:eastAsia="宋体" w:hAnsi="Times New Roman" w:cs="Times New Roman" w:hint="eastAsia"/>
-        </w:rPr>
-        <w:t xml:space="preserve">git branch -d </w:t>
-      </w:r>
-      <w:r>
-        <w:rPr>
-          <w:rFonts w:ascii="Times New Roman" w:eastAsia="宋体" w:hAnsi="Times New Roman" w:cs="Times New Roman" w:hint="eastAsia"/>
-        </w:rPr>
-        <w:t>分支名</w:t>
-      </w:r>
-      <w:r>
-        <w:rPr>
-          <w:rFonts w:ascii="Times New Roman" w:eastAsia="宋体" w:hAnsi="Times New Roman" w:cs="Times New Roman" w:hint="eastAsia"/>
-        </w:rPr>
-        <w:t xml:space="preserve"> </w:t>
-      </w:r>
-      <w:r>
-        <w:rPr>
-          <w:rFonts w:ascii="Times New Roman" w:eastAsia="宋体" w:hAnsi="Times New Roman" w:cs="Times New Roman" w:hint="eastAsia"/>
-        </w:rPr>
-        <w:t>检查这个分支并删除</w:t>
-      </w:r>
-    </w:p>
-    <w:p>
-      <w:pPr>
-        <w:jc w:val="both"/>
-        <w:rPr>
-          <w:rFonts w:ascii="Times New Roman" w:eastAsia="宋体" w:hAnsi="Times New Roman" w:cs="Times New Roman"/>
-        </w:rPr>
-      </w:pPr>
-      <w:r>
-        <w:rPr>
-          <w:rFonts w:ascii="Times New Roman" w:eastAsia="宋体" w:hAnsi="Times New Roman" w:cs="Times New Roman" w:hint="eastAsia"/>
-        </w:rPr>
-        <w:t>10</w:t>
-      </w:r>
-      <w:r>
-        <w:rPr>
-          <w:rFonts w:ascii="Times New Roman" w:eastAsia="宋体" w:hAnsi="Times New Roman" w:cs="Times New Roman" w:hint="eastAsia"/>
-        </w:rPr>
-        <w:t>、</w:t>
-      </w:r>
-      <w:r>
-        <w:rPr>
-          <w:rFonts w:ascii="Times New Roman" w:eastAsia="宋体" w:hAnsi="Times New Roman" w:cs="Times New Roman" w:hint="eastAsia"/>
-        </w:rPr>
-        <w:t xml:space="preserve">git marge </w:t>
-      </w:r>
-      <w:r>
-        <w:rPr>
-          <w:rFonts w:ascii="Times New Roman" w:eastAsia="宋体" w:hAnsi="Times New Roman" w:cs="Times New Roman" w:hint="eastAsia"/>
-        </w:rPr>
-        <w:t>分支名</w:t>
-      </w:r>
-      <w:r>
-        <w:rPr>
-          <w:rFonts w:ascii="Times New Roman" w:eastAsia="宋体" w:hAnsi="Times New Roman" w:cs="Times New Roman" w:hint="eastAsia"/>
-        </w:rPr>
-        <w:t xml:space="preserve"> </w:t>
-      </w:r>
-      <w:r>
-        <w:rPr>
-          <w:rFonts w:ascii="Times New Roman" w:eastAsia="宋体" w:hAnsi="Times New Roman" w:cs="Times New Roman" w:hint="eastAsia"/>
-        </w:rPr>
-        <w:t>将这个分支中的内容合并到当前的分支</w:t>
-      </w:r>
-    </w:p>
-    <w:p>
-      <w:pPr>
-        <w:spacing w:after="0"/>
-        <w:jc w:val="both"/>
-        <w:rPr>
-          <w:rFonts w:ascii="Times New Roman" w:eastAsia="宋体" w:hAnsi="Times New Roman" w:cs="Times New Roman"/>
-        </w:rPr>
-      </w:pPr>
-      <w:r>
-        <w:rPr>
-          <w:rFonts w:ascii="Times New Roman" w:eastAsia="宋体" w:hAnsi="Times New Roman" w:cs="Times New Roman"/>
-        </w:rPr>
-        <w:t>11</w:t>
-      </w:r>
-      <w:r>
-        <w:rPr>
-          <w:rFonts w:ascii="Times New Roman" w:eastAsia="宋体" w:hAnsi="Times New Roman" w:cs="Times New Roman"/>
-        </w:rPr>
-        <w:t>、退出编辑模式按</w:t>
-      </w:r>
-      <w:r>
-        <w:rPr>
-          <w:rFonts w:ascii="Times New Roman" w:eastAsia="宋体" w:hAnsi="Times New Roman" w:cs="Times New Roman"/>
-        </w:rPr>
-        <w:t>q(quit)</w:t>
-      </w:r>
-      <w:r>
-        <w:rPr>
-          <w:rFonts w:ascii="Times New Roman" w:eastAsia="宋体" w:hAnsi="Times New Roman" w:cs="Times New Roman"/>
-        </w:rPr>
-        <w:t>，按</w:t>
-      </w:r>
-      <w:r>
-        <w:rPr>
-          <w:rFonts w:ascii="Times New Roman" w:eastAsia="宋体" w:hAnsi="Times New Roman" w:cs="Times New Roman"/>
-        </w:rPr>
-        <w:t>w</w:t>
-      </w:r>
-      <w:r>
-        <w:rPr>
-          <w:rFonts w:ascii="Times New Roman" w:eastAsia="宋体" w:hAnsi="Times New Roman" w:cs="Times New Roman"/>
-        </w:rPr>
-        <w:t>是保存（</w:t>
-      </w:r>
-      <w:r>
-        <w:rPr>
-          <w:rFonts w:ascii="Times New Roman" w:eastAsia="宋体" w:hAnsi="Times New Roman" w:cs="Times New Roman"/>
-        </w:rPr>
-        <w:t>write</w:t>
-      </w:r>
-      <w:r>
-        <w:rPr>
-          <w:rFonts w:ascii="Times New Roman" w:eastAsia="宋体" w:hAnsi="Times New Roman" w:cs="Times New Roman"/>
-        </w:rPr>
-        <w:t>）</w:t>
-      </w:r>
-    </w:p>
-    <w:p>
-      <w:pPr>
-        <w:spacing w:after="0"/>
-        <w:jc w:val="both"/>
-        <w:rPr>
-          <w:rFonts w:ascii="Times New Roman" w:eastAsia="宋体" w:hAnsi="Times New Roman" w:cs="Times New Roman"/>
-        </w:rPr>
-      </w:pPr>
-      <w:r>
-        <w:rPr>
-          <w:rFonts w:ascii="Times New Roman" w:eastAsia="宋体" w:hAnsi="Times New Roman" w:cs="Times New Roman"/>
-        </w:rPr>
-        <w:t>12</w:t>
-      </w:r>
-      <w:r>
-        <w:rPr>
-          <w:rFonts w:ascii="Times New Roman" w:eastAsia="宋体" w:hAnsi="Times New Roman" w:cs="Times New Roman"/>
-        </w:rPr>
-        <w:t>、</w:t>
-      </w:r>
-      <w:proofErr w:type="spellStart"/>
-      <w:r>
-        <w:rPr>
-          <w:rFonts w:ascii="Times New Roman" w:eastAsia="宋体" w:hAnsi="Times New Roman" w:cs="Times New Roman"/>
-        </w:rPr>
-        <w:t>pwd</w:t>
-      </w:r>
-      <w:proofErr w:type="spellEnd"/>
-      <w:r>
-        <w:rPr>
-          <w:rFonts w:ascii="Times New Roman" w:eastAsia="宋体" w:hAnsi="Times New Roman" w:cs="Times New Roman"/>
-        </w:rPr>
-        <w:t xml:space="preserve"> (Print Working Directory): </w:t>
-      </w:r>
-      <w:r>
-        <w:rPr>
-          <w:rFonts w:ascii="Times New Roman" w:eastAsia="宋体" w:hAnsi="Times New Roman" w:cs="Times New Roman"/>
-        </w:rPr>
-        <w:t>我在哪里？</w:t>
-      </w:r>
-      <w:r>
-        <w:rPr>
-          <w:rFonts w:ascii="Times New Roman" w:eastAsia="宋体" w:hAnsi="Times New Roman" w:cs="Times New Roman"/>
-        </w:rPr>
-        <w:t xml:space="preserve"> </w:t>
-      </w:r>
-      <w:r>
-        <w:rPr>
-          <w:rFonts w:ascii="Times New Roman" w:eastAsia="宋体" w:hAnsi="Times New Roman" w:cs="Times New Roman"/>
-        </w:rPr>
-        <w:t>输入</w:t>
-      </w:r>
-      <w:r>
-        <w:rPr>
-          <w:rFonts w:ascii="Times New Roman" w:eastAsia="宋体" w:hAnsi="Times New Roman" w:cs="Times New Roman"/>
-        </w:rPr>
-        <w:t xml:space="preserve"> </w:t>
-      </w:r>
-      <w:proofErr w:type="spellStart"/>
-      <w:r>
-        <w:rPr>
-          <w:rFonts w:ascii="Times New Roman" w:eastAsia="宋体" w:hAnsi="Times New Roman" w:cs="Times New Roman"/>
-        </w:rPr>
-        <w:t>pwd</w:t>
-      </w:r>
-      <w:proofErr w:type="spellEnd"/>
-      <w:r>
-        <w:rPr>
-          <w:rFonts w:ascii="Times New Roman" w:eastAsia="宋体" w:hAnsi="Times New Roman" w:cs="Times New Roman"/>
-        </w:rPr>
-        <w:t xml:space="preserve"> </w:t>
-      </w:r>
-      <w:r>
-        <w:rPr>
-          <w:rFonts w:ascii="Times New Roman" w:eastAsia="宋体" w:hAnsi="Times New Roman" w:cs="Times New Roman"/>
-        </w:rPr>
-        <w:t>并回车，终端会告诉你当前所在的完整路径。</w:t>
-      </w:r>
-    </w:p>
-    <w:p>
-      <w:pPr>
-        <w:spacing w:after="0"/>
-        <w:jc w:val="both"/>
-        <w:rPr>
-          <w:rFonts w:ascii="Times New Roman" w:eastAsia="宋体" w:hAnsi="Times New Roman" w:cs="Times New Roman"/>
-        </w:rPr>
-      </w:pPr>
-      <w:r>
-        <w:rPr>
-          <w:rFonts w:ascii="Times New Roman" w:eastAsia="宋体" w:hAnsi="Times New Roman" w:cs="Times New Roman"/>
-        </w:rPr>
-        <w:t>13</w:t>
-      </w:r>
-      <w:r>
-        <w:rPr>
-          <w:rFonts w:ascii="Times New Roman" w:eastAsia="宋体" w:hAnsi="Times New Roman" w:cs="Times New Roman"/>
-        </w:rPr>
-        <w:t>、</w:t>
-      </w:r>
-      <w:r>
-        <w:rPr>
-          <w:rFonts w:ascii="Times New Roman" w:eastAsia="宋体" w:hAnsi="Times New Roman" w:cs="Times New Roman"/>
-        </w:rPr>
-        <w:t xml:space="preserve">ls (List): </w:t>
-      </w:r>
-      <w:r>
-        <w:rPr>
-          <w:rFonts w:ascii="Times New Roman" w:eastAsia="宋体" w:hAnsi="Times New Roman" w:cs="Times New Roman"/>
-        </w:rPr>
-        <w:t>附近有什么？</w:t>
-      </w:r>
-      <w:r>
-        <w:rPr>
-          <w:rFonts w:ascii="Times New Roman" w:eastAsia="宋体" w:hAnsi="Times New Roman" w:cs="Times New Roman"/>
-        </w:rPr>
-        <w:t xml:space="preserve"> </w:t>
-      </w:r>
-      <w:r>
-        <w:rPr>
-          <w:rFonts w:ascii="Times New Roman" w:eastAsia="宋体" w:hAnsi="Times New Roman" w:cs="Times New Roman"/>
-        </w:rPr>
-        <w:t>输入</w:t>
-      </w:r>
-      <w:r>
-        <w:rPr>
-          <w:rFonts w:ascii="Times New Roman" w:eastAsia="宋体" w:hAnsi="Times New Roman" w:cs="Times New Roman"/>
-        </w:rPr>
-        <w:t xml:space="preserve"> ls </w:t>
-      </w:r>
-      <w:r>
-        <w:rPr>
-          <w:rFonts w:ascii="Times New Roman" w:eastAsia="宋体" w:hAnsi="Times New Roman" w:cs="Times New Roman"/>
-        </w:rPr>
-        <w:t>并回车，会列出当前文件夹下的所有文件和子文件夹。</w:t>
-      </w:r>
-    </w:p>
-    <w:p>
-      <w:pPr>
-        <w:spacing w:after="0"/>
-        <w:jc w:val="both"/>
-        <w:rPr>
-          <w:rFonts w:ascii="Times New Roman" w:eastAsia="宋体" w:hAnsi="Times New Roman" w:cs="Times New Roman"/>
-        </w:rPr>
-      </w:pPr>
-      <w:r>
-        <w:rPr>
-          <w:rFonts w:ascii="Times New Roman" w:eastAsia="宋体" w:hAnsi="Times New Roman" w:cs="Times New Roman"/>
-        </w:rPr>
-        <w:t>14</w:t>
-      </w:r>
-      <w:r>
-        <w:rPr>
-          <w:rFonts w:ascii="Times New Roman" w:eastAsia="宋体" w:hAnsi="Times New Roman" w:cs="Times New Roman"/>
-        </w:rPr>
-        <w:t>、</w:t>
-      </w:r>
-      <w:r>
-        <w:rPr>
-          <w:rFonts w:ascii="Times New Roman" w:eastAsia="宋体" w:hAnsi="Times New Roman" w:cs="Times New Roman"/>
-        </w:rPr>
-        <w:t xml:space="preserve">cd </w:t>
-      </w:r>
-      <w:r>
-        <w:rPr>
-          <w:rFonts w:ascii="Times New Roman" w:eastAsia="宋体" w:hAnsi="Times New Roman" w:cs="Times New Roman"/>
-        </w:rPr>
-        <w:t>文件夹名称</w:t>
-      </w:r>
-      <w:r>
-        <w:rPr>
-          <w:rFonts w:ascii="Times New Roman" w:eastAsia="宋体" w:hAnsi="Times New Roman" w:cs="Times New Roman"/>
-        </w:rPr>
-        <w:t xml:space="preserve"> </w:t>
-      </w:r>
-      <w:r>
-        <w:rPr>
-          <w:rFonts w:ascii="Times New Roman" w:eastAsia="宋体" w:hAnsi="Times New Roman" w:cs="Times New Roman"/>
-        </w:rPr>
-        <w:t>进入到当前目录的某个文件夹</w:t>
-      </w:r>
-      <w:r>
-        <w:rPr>
-          <w:rFonts w:ascii="Times New Roman" w:eastAsia="宋体" w:hAnsi="Times New Roman" w:cs="Times New Roman" w:hint="eastAsia"/>
-        </w:rPr>
-        <w:t>，</w:t>
-      </w:r>
-      <w:r>
-        <w:rPr>
-          <w:rFonts w:ascii="Times New Roman" w:eastAsia="宋体" w:hAnsi="Times New Roman" w:cs="Times New Roman"/>
-        </w:rPr>
-        <w:t xml:space="preserve">cd (Change Directory): </w:t>
-      </w:r>
-      <w:r>
-        <w:rPr>
-          <w:rFonts w:ascii="Times New Roman" w:eastAsia="宋体" w:hAnsi="Times New Roman" w:cs="Times New Roman"/>
-        </w:rPr>
-        <w:t>我要去哪里？</w:t>
-      </w:r>
-      <w:r>
-        <w:rPr>
-          <w:rFonts w:ascii="Times New Roman" w:eastAsia="宋体" w:hAnsi="Times New Roman" w:cs="Times New Roman"/>
-        </w:rPr>
-        <w:t xml:space="preserve"> </w:t>
-      </w:r>
-      <w:r>
-        <w:rPr>
-          <w:rFonts w:ascii="Times New Roman" w:eastAsia="宋体" w:hAnsi="Times New Roman" w:cs="Times New Roman"/>
-        </w:rPr>
-        <w:t>这是最常用的命令，也就是</w:t>
+          <w:rFonts w:ascii="Times New Roman" w:eastAsia="宋体" w:hAnsi="Times New Roman" w:cs="Times New Roman"/>
+        </w:rPr>
+        <w:t>data/* !data/model/</w:t>
+      </w:r>
+    </w:p>
+    <w:p>
+      <w:pPr>
+        <w:jc w:val="both"/>
+        <w:rPr>
+          <w:rFonts w:ascii="Times New Roman" w:eastAsia="宋体" w:hAnsi="Times New Roman" w:cs="Times New Roman"/>
+        </w:rPr>
+      </w:pPr>
+      <w:r>
+        <w:rPr>
+          <w:rFonts w:ascii="Times New Roman" w:eastAsia="宋体" w:hAnsi="Times New Roman" w:cs="Times New Roman"/>
+          <w:b/>
+          <w:bCs/>
+        </w:rPr>
+        <w:t>data/*</w:t>
+      </w:r>
+      <w:r>
+        <w:rPr>
+          <w:rFonts w:ascii="Times New Roman" w:eastAsia="宋体" w:hAnsi="Times New Roman" w:cs="Times New Roman"/>
+        </w:rPr>
+        <w:t>：意思是忽略</w:t>
+      </w:r>
+      <w:r>
+        <w:rPr>
+          <w:rFonts w:ascii="Times New Roman" w:eastAsia="宋体" w:hAnsi="Times New Roman" w:cs="Times New Roman"/>
+        </w:rPr>
+        <w:t xml:space="preserve"> data </w:t>
+      </w:r>
+      <w:r>
+        <w:rPr>
+          <w:rFonts w:ascii="Times New Roman" w:eastAsia="宋体" w:hAnsi="Times New Roman" w:cs="Times New Roman"/>
+        </w:rPr>
+        <w:t>文件夹下面的</w:t>
+      </w:r>
+      <w:r>
+        <w:rPr>
+          <w:rFonts w:ascii="Times New Roman" w:eastAsia="宋体" w:hAnsi="Times New Roman" w:cs="Times New Roman"/>
+          <w:b/>
+          <w:bCs/>
+        </w:rPr>
+        <w:t>所有内容</w:t>
+      </w:r>
+      <w:r>
+        <w:rPr>
+          <w:rFonts w:ascii="Times New Roman" w:eastAsia="宋体" w:hAnsi="Times New Roman" w:cs="Times New Roman"/>
+        </w:rPr>
+        <w:t>（但</w:t>
+      </w:r>
+      <w:r>
+        <w:rPr>
+          <w:rFonts w:ascii="Times New Roman" w:eastAsia="宋体" w:hAnsi="Times New Roman" w:cs="Times New Roman"/>
+        </w:rPr>
+        <w:t xml:space="preserve"> Git </w:t>
+      </w:r>
+      <w:r>
+        <w:rPr>
+          <w:rFonts w:ascii="Times New Roman" w:eastAsia="宋体" w:hAnsi="Times New Roman" w:cs="Times New Roman"/>
+        </w:rPr>
+        <w:t>允许进入这个文件夹探查）。</w:t>
+      </w:r>
+    </w:p>
+    <w:p>
+      <w:pPr>
+        <w:jc w:val="both"/>
+        <w:rPr>
+          <w:rFonts w:ascii="Times New Roman" w:eastAsia="宋体" w:hAnsi="Times New Roman" w:cs="Times New Roman"/>
+        </w:rPr>
+      </w:pPr>
+      <w:r>
+        <w:rPr>
+          <w:rFonts w:ascii="Times New Roman" w:eastAsia="宋体" w:hAnsi="Times New Roman" w:cs="Times New Roman"/>
+          <w:b/>
+          <w:bCs/>
+        </w:rPr>
+        <w:t>!data/model/</w:t>
+      </w:r>
+      <w:r>
+        <w:rPr>
+          <w:rFonts w:ascii="Times New Roman" w:eastAsia="宋体" w:hAnsi="Times New Roman" w:cs="Times New Roman"/>
+        </w:rPr>
+        <w:t>：紧接着打一个感叹号</w:t>
+      </w:r>
+      <w:r>
+        <w:rPr>
+          <w:rFonts w:ascii="Times New Roman" w:eastAsia="宋体" w:hAnsi="Times New Roman" w:cs="Times New Roman"/>
+        </w:rPr>
+        <w:t xml:space="preserve"> !</w:t>
+      </w:r>
+      <w:r>
+        <w:rPr>
+          <w:rFonts w:ascii="Times New Roman" w:eastAsia="宋体" w:hAnsi="Times New Roman" w:cs="Times New Roman"/>
+        </w:rPr>
+        <w:t>，意思是</w:t>
       </w:r>
       <w:r>
         <w:rPr>
@@ -3251,8 +3930,22 @@
       <w:r>
         <w:rPr>
           <w:rFonts w:ascii="Times New Roman" w:eastAsia="宋体" w:hAnsi="Times New Roman" w:cs="Times New Roman"/>
-        </w:rPr>
-        <w:t>切换目录</w:t>
+          <w:b/>
+          <w:bCs/>
+        </w:rPr>
+        <w:t>除了</w:t>
+      </w:r>
+      <w:r>
+        <w:rPr>
+          <w:rFonts w:ascii="Times New Roman" w:eastAsia="宋体" w:hAnsi="Times New Roman" w:cs="Times New Roman"/>
+        </w:rPr>
+        <w:t xml:space="preserve"> model </w:t>
+      </w:r>
+      <w:r>
+        <w:rPr>
+          <w:rFonts w:ascii="Times New Roman" w:eastAsia="宋体" w:hAnsi="Times New Roman" w:cs="Times New Roman"/>
+        </w:rPr>
+        <w:t>文件夹不忽略</w:t>
       </w:r>
       <w:r>
         <w:rPr>
@@ -3264,918 +3957,8 @@
         <w:rPr>
           <w:rFonts w:ascii="Times New Roman" w:eastAsia="宋体" w:hAnsi="Times New Roman" w:cs="Times New Roman"/>
         </w:rPr>
-        <w:t>。注意</w:t>
-      </w:r>
-      <w:r>
-        <w:rPr>
-          <w:rFonts w:ascii="Times New Roman" w:eastAsia="宋体" w:hAnsi="Times New Roman" w:cs="Times New Roman"/>
-        </w:rPr>
-        <w:t xml:space="preserve"> cd </w:t>
-      </w:r>
-      <w:r>
-        <w:rPr>
-          <w:rFonts w:ascii="Times New Roman" w:eastAsia="宋体" w:hAnsi="Times New Roman" w:cs="Times New Roman"/>
-        </w:rPr>
-        <w:t>后面必须有空格。</w:t>
-      </w:r>
-    </w:p>
-    <w:p>
-      <w:pPr>
-        <w:spacing w:after="0"/>
-        <w:jc w:val="both"/>
-        <w:rPr>
-          <w:rFonts w:ascii="Times New Roman" w:eastAsia="宋体" w:hAnsi="Times New Roman" w:cs="Times New Roman"/>
-        </w:rPr>
-      </w:pPr>
-      <w:r>
-        <w:rPr>
-          <w:rFonts w:ascii="Times New Roman" w:eastAsia="宋体" w:hAnsi="Times New Roman" w:cs="Times New Roman" w:hint="eastAsia"/>
-        </w:rPr>
-        <w:t>15</w:t>
-      </w:r>
-      <w:r>
-        <w:rPr>
-          <w:rFonts w:ascii="Times New Roman" w:eastAsia="宋体" w:hAnsi="Times New Roman" w:cs="Times New Roman" w:hint="eastAsia"/>
-        </w:rPr>
-        <w:t>、</w:t>
-      </w:r>
-      <w:r>
-        <w:rPr>
-          <w:rFonts w:ascii="Times New Roman" w:eastAsia="宋体" w:hAnsi="Times New Roman" w:cs="Times New Roman" w:hint="eastAsia"/>
-        </w:rPr>
-        <w:t xml:space="preserve">git remote add </w:t>
-      </w:r>
-      <w:r>
-        <w:rPr>
-          <w:rFonts w:ascii="Times New Roman" w:eastAsia="宋体" w:hAnsi="Times New Roman" w:cs="Times New Roman" w:hint="eastAsia"/>
-        </w:rPr>
-        <w:t>别名</w:t>
-      </w:r>
-      <w:r>
-        <w:rPr>
-          <w:rFonts w:ascii="Times New Roman" w:eastAsia="宋体" w:hAnsi="Times New Roman" w:cs="Times New Roman" w:hint="eastAsia"/>
-        </w:rPr>
-        <w:t xml:space="preserve"> </w:t>
-      </w:r>
-      <w:r>
-        <w:rPr>
-          <w:rFonts w:ascii="Times New Roman" w:eastAsia="宋体" w:hAnsi="Times New Roman" w:cs="Times New Roman" w:hint="eastAsia"/>
-        </w:rPr>
-        <w:t>实际的仓库地址</w:t>
-      </w:r>
-      <w:r>
-        <w:rPr>
-          <w:rFonts w:ascii="Times New Roman" w:eastAsia="宋体" w:hAnsi="Times New Roman" w:cs="Times New Roman" w:hint="eastAsia"/>
-        </w:rPr>
-        <w:t xml:space="preserve"> </w:t>
-      </w:r>
-      <w:r>
-        <w:rPr>
-          <w:rFonts w:ascii="Times New Roman" w:eastAsia="宋体" w:hAnsi="Times New Roman" w:cs="Times New Roman" w:hint="eastAsia"/>
-        </w:rPr>
-        <w:t>每次推送都先要给远端仓库地址起一个别名</w:t>
-      </w:r>
-    </w:p>
-    <w:p>
-      <w:pPr>
-        <w:spacing w:after="0"/>
-        <w:jc w:val="both"/>
-        <w:rPr>
-          <w:rFonts w:ascii="Times New Roman" w:eastAsia="宋体" w:hAnsi="Times New Roman" w:cs="Times New Roman"/>
-        </w:rPr>
-      </w:pPr>
-      <w:r>
-        <w:rPr>
-          <w:rFonts w:ascii="Times New Roman" w:eastAsia="宋体" w:hAnsi="Times New Roman" w:cs="Times New Roman" w:hint="eastAsia"/>
-        </w:rPr>
-        <w:t>16</w:t>
-      </w:r>
-      <w:r>
-        <w:rPr>
-          <w:rFonts w:ascii="Times New Roman" w:eastAsia="宋体" w:hAnsi="Times New Roman" w:cs="Times New Roman" w:hint="eastAsia"/>
-        </w:rPr>
-        <w:t>、</w:t>
-      </w:r>
-      <w:r>
-        <w:rPr>
-          <w:rFonts w:ascii="Times New Roman" w:eastAsia="宋体" w:hAnsi="Times New Roman" w:cs="Times New Roman" w:hint="eastAsia"/>
-        </w:rPr>
-        <w:t xml:space="preserve">git remote -v </w:t>
-      </w:r>
-      <w:r>
-        <w:rPr>
-          <w:rFonts w:ascii="Times New Roman" w:eastAsia="宋体" w:hAnsi="Times New Roman" w:cs="Times New Roman" w:hint="eastAsia"/>
-        </w:rPr>
-        <w:t>查看远端的仓库地址</w:t>
-      </w:r>
-    </w:p>
-    <w:p>
-      <w:pPr>
-        <w:spacing w:after="0"/>
-        <w:jc w:val="both"/>
-        <w:rPr>
-          <w:rFonts w:ascii="Times New Roman" w:eastAsia="宋体" w:hAnsi="Times New Roman" w:cs="Times New Roman"/>
-        </w:rPr>
-      </w:pPr>
-      <w:r>
-        <w:rPr>
-          <w:rFonts w:ascii="Times New Roman" w:eastAsia="宋体" w:hAnsi="Times New Roman" w:cs="Times New Roman" w:hint="eastAsia"/>
-        </w:rPr>
-        <w:t>17</w:t>
-      </w:r>
-      <w:r>
-        <w:rPr>
-          <w:rFonts w:ascii="Times New Roman" w:eastAsia="宋体" w:hAnsi="Times New Roman" w:cs="Times New Roman" w:hint="eastAsia"/>
-        </w:rPr>
-        <w:t>、</w:t>
-      </w:r>
-      <w:r>
-        <w:rPr>
-          <w:rFonts w:ascii="Times New Roman" w:eastAsia="宋体" w:hAnsi="Times New Roman" w:cs="Times New Roman" w:hint="eastAsia"/>
-        </w:rPr>
-        <w:t xml:space="preserve">git push origin </w:t>
-      </w:r>
-      <w:r>
-        <w:rPr>
-          <w:rFonts w:ascii="Times New Roman" w:eastAsia="宋体" w:hAnsi="Times New Roman" w:cs="Times New Roman" w:hint="eastAsia"/>
-        </w:rPr>
-        <w:t>分支名</w:t>
-      </w:r>
-      <w:r>
-        <w:rPr>
-          <w:rFonts w:ascii="Times New Roman" w:eastAsia="宋体" w:hAnsi="Times New Roman" w:cs="Times New Roman" w:hint="eastAsia"/>
-        </w:rPr>
-        <w:t xml:space="preserve"> </w:t>
-      </w:r>
-      <w:r>
-        <w:rPr>
-          <w:rFonts w:ascii="Times New Roman" w:eastAsia="宋体" w:hAnsi="Times New Roman" w:cs="Times New Roman" w:hint="eastAsia"/>
-        </w:rPr>
-        <w:t>推送到远端仓库</w:t>
-      </w:r>
-    </w:p>
-    <w:p>
-      <w:pPr>
-        <w:spacing w:after="0"/>
-        <w:jc w:val="both"/>
-        <w:rPr>
-          <w:rFonts w:ascii="Times New Roman" w:eastAsia="宋体" w:hAnsi="Times New Roman" w:cs="Times New Roman"/>
-        </w:rPr>
-      </w:pPr>
-      <w:r>
-        <w:rPr>
-          <w:rFonts w:ascii="Times New Roman" w:eastAsia="宋体" w:hAnsi="Times New Roman" w:cs="Times New Roman" w:hint="eastAsia"/>
-        </w:rPr>
-        <w:t>18</w:t>
-      </w:r>
-      <w:r>
-        <w:rPr>
-          <w:rFonts w:ascii="Times New Roman" w:eastAsia="宋体" w:hAnsi="Times New Roman" w:cs="Times New Roman" w:hint="eastAsia"/>
-        </w:rPr>
-        <w:t>、</w:t>
-      </w:r>
-      <w:r>
-        <w:rPr>
-          <w:rFonts w:ascii="Times New Roman" w:eastAsia="宋体" w:hAnsi="Times New Roman" w:cs="Times New Roman" w:hint="eastAsia"/>
-        </w:rPr>
-        <w:t xml:space="preserve">git clone </w:t>
-      </w:r>
-      <w:r>
-        <w:rPr>
-          <w:rFonts w:ascii="Times New Roman" w:eastAsia="宋体" w:hAnsi="Times New Roman" w:cs="Times New Roman" w:hint="eastAsia"/>
-        </w:rPr>
-        <w:t>远端地址</w:t>
-      </w:r>
-      <w:r>
-        <w:rPr>
-          <w:rFonts w:ascii="Times New Roman" w:eastAsia="宋体" w:hAnsi="Times New Roman" w:cs="Times New Roman" w:hint="eastAsia"/>
-        </w:rPr>
-        <w:t xml:space="preserve"> </w:t>
-      </w:r>
-      <w:r>
-        <w:rPr>
-          <w:rFonts w:ascii="Times New Roman" w:eastAsia="宋体" w:hAnsi="Times New Roman" w:cs="Times New Roman" w:hint="eastAsia"/>
-        </w:rPr>
-        <w:t>作用：把远端完整的下载到本地，创建远端别名，初始化本地仓库。</w:t>
-      </w:r>
-    </w:p>
-    <w:p>
-      <w:pPr>
-        <w:spacing w:after="0"/>
-        <w:jc w:val="both"/>
-        <w:rPr>
-          <w:rFonts w:ascii="Times New Roman" w:eastAsia="宋体" w:hAnsi="Times New Roman" w:cs="Times New Roman"/>
-        </w:rPr>
-      </w:pPr>
-      <w:r>
-        <w:rPr>
-          <w:rFonts w:ascii="Times New Roman" w:eastAsia="宋体" w:hAnsi="Times New Roman" w:cs="Times New Roman" w:hint="eastAsia"/>
-        </w:rPr>
-        <w:t>19</w:t>
-      </w:r>
-      <w:r>
-        <w:rPr>
-          <w:rFonts w:ascii="Times New Roman" w:eastAsia="宋体" w:hAnsi="Times New Roman" w:cs="Times New Roman" w:hint="eastAsia"/>
-        </w:rPr>
-        <w:t>、</w:t>
-      </w:r>
-      <w:r>
-        <w:rPr>
-          <w:rFonts w:ascii="Times New Roman" w:eastAsia="宋体" w:hAnsi="Times New Roman" w:cs="Times New Roman" w:hint="eastAsia"/>
-        </w:rPr>
-        <w:t xml:space="preserve">git push origin </w:t>
-      </w:r>
-      <w:r>
-        <w:rPr>
-          <w:rFonts w:ascii="Times New Roman" w:eastAsia="宋体" w:hAnsi="Times New Roman" w:cs="Times New Roman" w:hint="eastAsia"/>
-        </w:rPr>
-        <w:t>分支名</w:t>
-      </w:r>
-      <w:r>
-        <w:rPr>
-          <w:rFonts w:ascii="Times New Roman" w:eastAsia="宋体" w:hAnsi="Times New Roman" w:cs="Times New Roman" w:hint="eastAsia"/>
-        </w:rPr>
-        <w:t xml:space="preserve"> </w:t>
-      </w:r>
-      <w:r>
-        <w:rPr>
-          <w:rFonts w:ascii="Times New Roman" w:eastAsia="宋体" w:hAnsi="Times New Roman" w:cs="Times New Roman" w:hint="eastAsia"/>
-        </w:rPr>
-        <w:t>推送到远端的分支上</w:t>
-      </w:r>
-    </w:p>
-    <w:p>
-      <w:pPr>
-        <w:jc w:val="both"/>
-        <w:rPr>
-          <w:rFonts w:ascii="Times New Roman" w:eastAsia="宋体" w:hAnsi="Times New Roman" w:cs="Times New Roman"/>
-        </w:rPr>
-      </w:pPr>
-      <w:r>
-        <w:rPr>
-          <w:rFonts w:ascii="Times New Roman" w:eastAsia="宋体" w:hAnsi="Times New Roman" w:cs="Times New Roman" w:hint="eastAsia"/>
-        </w:rPr>
-        <w:t>邀请成员加入开发，【</w:t>
-      </w:r>
-      <w:r>
-        <w:rPr>
-          <w:rFonts w:ascii="Times New Roman" w:eastAsia="宋体" w:hAnsi="Times New Roman" w:cs="Times New Roman" w:hint="eastAsia"/>
-        </w:rPr>
-        <w:t>尚硅谷】</w:t>
-      </w:r>
-      <w:r>
-        <w:rPr>
-          <w:rFonts w:ascii="Times New Roman" w:eastAsia="宋体" w:hAnsi="Times New Roman" w:cs="Times New Roman" w:hint="eastAsia"/>
-        </w:rPr>
-        <w:t>Git</w:t>
-      </w:r>
-      <w:r>
-        <w:rPr>
-          <w:rFonts w:ascii="Times New Roman" w:eastAsia="宋体" w:hAnsi="Times New Roman" w:cs="Times New Roman" w:hint="eastAsia"/>
-        </w:rPr>
-        <w:t>与</w:t>
-      </w:r>
-      <w:r>
-        <w:rPr>
-          <w:rFonts w:ascii="Times New Roman" w:eastAsia="宋体" w:hAnsi="Times New Roman" w:cs="Times New Roman" w:hint="eastAsia"/>
-        </w:rPr>
-        <w:t>GitHub</w:t>
-      </w:r>
-      <w:r>
-        <w:rPr>
-          <w:rFonts w:ascii="Times New Roman" w:eastAsia="宋体" w:hAnsi="Times New Roman" w:cs="Times New Roman" w:hint="eastAsia"/>
-        </w:rPr>
-        <w:t>基础全套完整版教程（快速上手，一套搞定）</w:t>
-      </w:r>
-      <w:r>
-        <w:rPr>
-          <w:rFonts w:ascii="Times New Roman" w:eastAsia="宋体" w:hAnsi="Times New Roman" w:cs="Times New Roman" w:hint="eastAsia"/>
-        </w:rPr>
-        <w:t>的第</w:t>
-      </w:r>
-      <w:r>
-        <w:rPr>
-          <w:rFonts w:ascii="Times New Roman" w:eastAsia="宋体" w:hAnsi="Times New Roman" w:cs="Times New Roman" w:hint="eastAsia"/>
-        </w:rPr>
-        <w:t>38</w:t>
-      </w:r>
-      <w:r>
-        <w:rPr>
-          <w:rFonts w:ascii="Times New Roman" w:eastAsia="宋体" w:hAnsi="Times New Roman" w:cs="Times New Roman" w:hint="eastAsia"/>
-        </w:rPr>
-        <w:t>节。</w:t>
-      </w:r>
-    </w:p>
-    <w:p>
-      <w:pPr>
-        <w:spacing w:after="0"/>
-        <w:jc w:val="both"/>
-        <w:rPr>
-          <w:rFonts w:ascii="Times New Roman" w:eastAsia="宋体" w:hAnsi="Times New Roman" w:cs="Times New Roman"/>
-        </w:rPr>
-      </w:pPr>
-      <w:r>
-        <w:rPr>
-          <w:rFonts w:ascii="Times New Roman" w:eastAsia="宋体" w:hAnsi="Times New Roman" w:cs="Times New Roman" w:hint="eastAsia"/>
-        </w:rPr>
-        <w:t>20</w:t>
-      </w:r>
-      <w:r>
-        <w:rPr>
-          <w:rFonts w:ascii="Times New Roman" w:eastAsia="宋体" w:hAnsi="Times New Roman" w:cs="Times New Roman" w:hint="eastAsia"/>
-        </w:rPr>
-        <w:t>、</w:t>
-      </w:r>
-      <w:r>
-        <w:rPr>
-          <w:rFonts w:ascii="Times New Roman" w:eastAsia="宋体" w:hAnsi="Times New Roman" w:cs="Times New Roman" w:hint="eastAsia"/>
-        </w:rPr>
-        <w:t xml:space="preserve">git pull </w:t>
-      </w:r>
-      <w:r>
-        <w:rPr>
-          <w:rFonts w:ascii="Times New Roman" w:eastAsia="宋体" w:hAnsi="Times New Roman" w:cs="Times New Roman" w:hint="eastAsia"/>
-        </w:rPr>
-        <w:t>远程仓库名</w:t>
-      </w:r>
-      <w:r>
-        <w:rPr>
-          <w:rFonts w:ascii="Times New Roman" w:eastAsia="宋体" w:hAnsi="Times New Roman" w:cs="Times New Roman" w:hint="eastAsia"/>
-        </w:rPr>
-        <w:t xml:space="preserve"> </w:t>
-      </w:r>
-      <w:r>
-        <w:rPr>
-          <w:rFonts w:ascii="Times New Roman" w:eastAsia="宋体" w:hAnsi="Times New Roman" w:cs="Times New Roman" w:hint="eastAsia"/>
-        </w:rPr>
-        <w:t>远程分支名</w:t>
-      </w:r>
-    </w:p>
-    <w:p>
-      <w:pPr>
-        <w:spacing w:after="0"/>
-        <w:jc w:val="both"/>
-        <w:rPr>
-          <w:rFonts w:ascii="Times New Roman" w:eastAsia="宋体" w:hAnsi="Times New Roman" w:cs="Times New Roman"/>
-        </w:rPr>
-      </w:pPr>
-      <w:r>
-        <w:rPr>
-          <w:rFonts w:ascii="Times New Roman" w:eastAsia="宋体" w:hAnsi="Times New Roman" w:cs="Times New Roman" w:hint="eastAsia"/>
-        </w:rPr>
-        <w:t xml:space="preserve">git fetch </w:t>
-      </w:r>
-      <w:r>
-        <w:rPr>
-          <w:rFonts w:ascii="Times New Roman" w:eastAsia="宋体" w:hAnsi="Times New Roman" w:cs="Times New Roman" w:hint="eastAsia"/>
-        </w:rPr>
-        <w:t>远程仓库名</w:t>
-      </w:r>
-      <w:r>
-        <w:rPr>
-          <w:rFonts w:ascii="Times New Roman" w:eastAsia="宋体" w:hAnsi="Times New Roman" w:cs="Times New Roman" w:hint="eastAsia"/>
-        </w:rPr>
-        <w:t xml:space="preserve"> </w:t>
-      </w:r>
-      <w:r>
-        <w:rPr>
-          <w:rFonts w:ascii="Times New Roman" w:eastAsia="宋体" w:hAnsi="Times New Roman" w:cs="Times New Roman" w:hint="eastAsia"/>
-        </w:rPr>
-        <w:t>远程分支名</w:t>
-      </w:r>
-    </w:p>
-    <w:p>
-      <w:pPr>
-        <w:spacing w:after="0"/>
-        <w:jc w:val="both"/>
-        <w:rPr>
-          <w:rFonts w:ascii="Times New Roman" w:eastAsia="宋体" w:hAnsi="Times New Roman" w:cs="Times New Roman"/>
-        </w:rPr>
-      </w:pPr>
-      <w:r>
-        <w:rPr>
-          <w:rFonts w:ascii="Times New Roman" w:eastAsia="宋体" w:hAnsi="Times New Roman" w:cs="Times New Roman" w:hint="eastAsia"/>
-        </w:rPr>
-        <w:t xml:space="preserve">git merge </w:t>
-      </w:r>
-      <w:r>
-        <w:rPr>
-          <w:rFonts w:ascii="Times New Roman" w:eastAsia="宋体" w:hAnsi="Times New Roman" w:cs="Times New Roman" w:hint="eastAsia"/>
-        </w:rPr>
-        <w:t>远程仓库名</w:t>
-      </w:r>
-      <w:r>
-        <w:rPr>
-          <w:rFonts w:ascii="Times New Roman" w:eastAsia="宋体" w:hAnsi="Times New Roman" w:cs="Times New Roman" w:hint="eastAsia"/>
-        </w:rPr>
-        <w:t>/</w:t>
-      </w:r>
-      <w:r>
-        <w:rPr>
-          <w:rFonts w:ascii="Times New Roman" w:eastAsia="宋体" w:hAnsi="Times New Roman" w:cs="Times New Roman" w:hint="eastAsia"/>
-        </w:rPr>
-        <w:t>本地分支名</w:t>
-      </w:r>
-    </w:p>
-    <w:p>
-      <w:pPr>
-        <w:spacing w:after="0"/>
-        <w:jc w:val="both"/>
-        <w:rPr>
-          <w:rFonts w:ascii="Times New Roman" w:eastAsia="宋体" w:hAnsi="Times New Roman" w:cs="Times New Roman"/>
-        </w:rPr>
-      </w:pPr>
-      <w:r>
-        <w:rPr>
-          <w:rFonts w:ascii="Times New Roman" w:eastAsia="宋体" w:hAnsi="Times New Roman" w:cs="Times New Roman" w:hint="eastAsia"/>
-        </w:rPr>
-        <w:t>21</w:t>
-      </w:r>
-      <w:r>
-        <w:rPr>
-          <w:rFonts w:ascii="Times New Roman" w:eastAsia="宋体" w:hAnsi="Times New Roman" w:cs="Times New Roman" w:hint="eastAsia"/>
-        </w:rPr>
-        <w:t>、解决推送冲突问题，如果</w:t>
-      </w:r>
-      <w:r>
-        <w:rPr>
-          <w:rFonts w:ascii="Times New Roman" w:eastAsia="宋体" w:hAnsi="Times New Roman" w:cs="Times New Roman" w:hint="eastAsia"/>
-        </w:rPr>
-        <w:t>push</w:t>
-      </w:r>
-      <w:r>
-        <w:rPr>
-          <w:rFonts w:ascii="Times New Roman" w:eastAsia="宋体" w:hAnsi="Times New Roman" w:cs="Times New Roman" w:hint="eastAsia"/>
-        </w:rPr>
-        <w:t>的不是基于远端最新版的内容修改，则需要先进行</w:t>
-      </w:r>
-      <w:r>
-        <w:rPr>
-          <w:rFonts w:ascii="Times New Roman" w:eastAsia="宋体" w:hAnsi="Times New Roman" w:cs="Times New Roman" w:hint="eastAsia"/>
-        </w:rPr>
-        <w:t>pull</w:t>
-      </w:r>
-      <w:r>
-        <w:rPr>
-          <w:rFonts w:ascii="Times New Roman" w:eastAsia="宋体" w:hAnsi="Times New Roman" w:cs="Times New Roman" w:hint="eastAsia"/>
-        </w:rPr>
-        <w:t>，然后进行分支冲突解决的步骤操作</w:t>
-      </w:r>
-    </w:p>
-    <w:p>
-      <w:pPr>
-        <w:jc w:val="both"/>
-        <w:rPr>
-          <w:rFonts w:ascii="Times New Roman" w:eastAsia="宋体" w:hAnsi="Times New Roman" w:cs="Times New Roman"/>
-        </w:rPr>
-      </w:pPr>
-      <w:r>
-        <w:rPr>
-          <w:rFonts w:ascii="Times New Roman" w:eastAsia="宋体" w:hAnsi="Times New Roman" w:cs="Times New Roman" w:hint="eastAsia"/>
-        </w:rPr>
-        <w:t>22</w:t>
-      </w:r>
-      <w:r>
-        <w:rPr>
-          <w:rFonts w:ascii="Times New Roman" w:eastAsia="宋体" w:hAnsi="Times New Roman" w:cs="Times New Roman" w:hint="eastAsia"/>
-        </w:rPr>
-        <w:t>、跨团队协作</w:t>
-      </w:r>
-      <w:r>
-        <w:rPr>
-          <w:rFonts w:ascii="Times New Roman" w:eastAsia="宋体" w:hAnsi="Times New Roman" w:cs="Times New Roman" w:hint="eastAsia"/>
-        </w:rPr>
-        <w:t>在【</w:t>
-      </w:r>
-      <w:r>
-        <w:rPr>
-          <w:rFonts w:ascii="Times New Roman" w:eastAsia="宋体" w:hAnsi="Times New Roman" w:cs="Times New Roman" w:hint="eastAsia"/>
-        </w:rPr>
-        <w:t>尚硅谷】</w:t>
-      </w:r>
-      <w:r>
-        <w:rPr>
-          <w:rFonts w:ascii="Times New Roman" w:eastAsia="宋体" w:hAnsi="Times New Roman" w:cs="Times New Roman" w:hint="eastAsia"/>
-        </w:rPr>
-        <w:t>Git</w:t>
-      </w:r>
-      <w:r>
-        <w:rPr>
-          <w:rFonts w:ascii="Times New Roman" w:eastAsia="宋体" w:hAnsi="Times New Roman" w:cs="Times New Roman" w:hint="eastAsia"/>
-        </w:rPr>
-        <w:t>与</w:t>
-      </w:r>
-      <w:r>
-        <w:rPr>
-          <w:rFonts w:ascii="Times New Roman" w:eastAsia="宋体" w:hAnsi="Times New Roman" w:cs="Times New Roman" w:hint="eastAsia"/>
-        </w:rPr>
-        <w:t>GitHub</w:t>
-      </w:r>
-      <w:r>
-        <w:rPr>
-          <w:rFonts w:ascii="Times New Roman" w:eastAsia="宋体" w:hAnsi="Times New Roman" w:cs="Times New Roman" w:hint="eastAsia"/>
-        </w:rPr>
-        <w:t>基础全套完整版教程（快速上手，一套搞定）</w:t>
-      </w:r>
-      <w:r>
-        <w:rPr>
-          <w:rFonts w:ascii="Times New Roman" w:eastAsia="宋体" w:hAnsi="Times New Roman" w:cs="Times New Roman" w:hint="eastAsia"/>
-        </w:rPr>
-        <w:t>的第</w:t>
-      </w:r>
-      <w:r>
-        <w:rPr>
-          <w:rFonts w:ascii="Times New Roman" w:eastAsia="宋体" w:hAnsi="Times New Roman" w:cs="Times New Roman" w:hint="eastAsia"/>
-        </w:rPr>
-        <w:t>41</w:t>
-      </w:r>
-      <w:r>
-        <w:rPr>
-          <w:rFonts w:ascii="Times New Roman" w:eastAsia="宋体" w:hAnsi="Times New Roman" w:cs="Times New Roman" w:hint="eastAsia"/>
-        </w:rPr>
-        <w:t>节。</w:t>
-      </w:r>
-    </w:p>
-    <w:p>
-      <w:pPr>
-        <w:jc w:val="both"/>
-        <w:rPr>
-          <w:rFonts w:ascii="Times New Roman" w:eastAsia="宋体" w:hAnsi="Times New Roman" w:cs="Times New Roman"/>
-        </w:rPr>
-      </w:pPr>
-      <w:r>
-        <w:rPr>
-          <w:rFonts w:ascii="Times New Roman" w:eastAsia="宋体" w:hAnsi="Times New Roman" w:cs="Times New Roman" w:hint="eastAsia"/>
-        </w:rPr>
-        <w:t>23</w:t>
-      </w:r>
-      <w:r>
-        <w:rPr>
-          <w:rFonts w:ascii="Times New Roman" w:eastAsia="宋体" w:hAnsi="Times New Roman" w:cs="Times New Roman" w:hint="eastAsia"/>
-        </w:rPr>
-        <w:t>、</w:t>
-      </w:r>
-      <w:r>
-        <w:rPr>
-          <w:rFonts w:ascii="Times New Roman" w:eastAsia="宋体" w:hAnsi="Times New Roman" w:cs="Times New Roman"/>
-        </w:rPr>
-        <w:t xml:space="preserve">git restore </w:t>
-      </w:r>
-      <w:r>
-        <w:rPr>
-          <w:rFonts w:ascii="Times New Roman" w:eastAsia="宋体" w:hAnsi="Times New Roman" w:cs="Times New Roman"/>
-        </w:rPr>
-        <w:t>–</w:t>
-      </w:r>
-      <w:r>
-        <w:rPr>
-          <w:rFonts w:ascii="Times New Roman" w:eastAsia="宋体" w:hAnsi="Times New Roman" w:cs="Times New Roman"/>
-        </w:rPr>
-        <w:t>staged</w:t>
-      </w:r>
-      <w:r>
-        <w:rPr>
-          <w:rFonts w:ascii="Times New Roman" w:eastAsia="宋体" w:hAnsi="Times New Roman" w:cs="Times New Roman" w:hint="eastAsia"/>
-        </w:rPr>
-        <w:t xml:space="preserve"> </w:t>
-      </w:r>
-      <w:r>
-        <w:rPr>
-          <w:rFonts w:ascii="Times New Roman" w:eastAsia="宋体" w:hAnsi="Times New Roman" w:cs="Times New Roman" w:hint="eastAsia"/>
-        </w:rPr>
-        <w:t>文件名</w:t>
-      </w:r>
-      <w:r>
-        <w:rPr>
-          <w:rFonts w:ascii="Times New Roman" w:eastAsia="宋体" w:hAnsi="Times New Roman" w:cs="Times New Roman"/>
-        </w:rPr>
-        <w:t>/</w:t>
-      </w:r>
-      <w:r>
-        <w:rPr>
-          <w:rFonts w:ascii="Times New Roman" w:eastAsia="宋体" w:hAnsi="Times New Roman" w:cs="Times New Roman" w:hint="eastAsia"/>
-        </w:rPr>
-        <w:t xml:space="preserve"> </w:t>
-      </w:r>
-      <w:r>
-        <w:rPr>
-          <w:rFonts w:ascii="Times New Roman" w:eastAsia="宋体" w:hAnsi="Times New Roman" w:cs="Times New Roman" w:hint="eastAsia"/>
-        </w:rPr>
-        <w:t>从暂存区撤销特定的文件</w:t>
-      </w:r>
-    </w:p>
-    <w:p>
-      <w:pPr>
-        <w:jc w:val="both"/>
-        <w:rPr>
-          <w:rFonts w:ascii="Times New Roman" w:eastAsia="宋体" w:hAnsi="Times New Roman" w:cs="Times New Roman"/>
-        </w:rPr>
-      </w:pPr>
-      <w:r>
-        <w:rPr>
-          <w:rFonts w:ascii="Times New Roman" w:eastAsia="宋体" w:hAnsi="Times New Roman" w:cs="Times New Roman" w:hint="eastAsia"/>
-        </w:rPr>
-        <w:t>24</w:t>
-      </w:r>
-      <w:r>
-        <w:rPr>
-          <w:rFonts w:ascii="Times New Roman" w:eastAsia="宋体" w:hAnsi="Times New Roman" w:cs="Times New Roman" w:hint="eastAsia"/>
-        </w:rPr>
-        <w:t>、</w:t>
-      </w:r>
-      <w:r>
-        <w:rPr>
-          <w:rFonts w:ascii="Times New Roman" w:eastAsia="宋体" w:hAnsi="Times New Roman" w:cs="Times New Roman"/>
-        </w:rPr>
-        <w:t xml:space="preserve">vi </w:t>
-      </w:r>
-      <w:r>
-        <w:rPr>
-          <w:rFonts w:ascii="Times New Roman" w:eastAsia="宋体" w:hAnsi="Times New Roman" w:cs="Times New Roman"/>
-        </w:rPr>
-        <w:t>编辑器里真正的</w:t>
-      </w:r>
-      <w:r>
-        <w:rPr>
-          <w:rFonts w:ascii="Times New Roman" w:eastAsia="宋体" w:hAnsi="Times New Roman" w:cs="Times New Roman"/>
-        </w:rPr>
-        <w:t>“</w:t>
-      </w:r>
-      <w:r>
-        <w:rPr>
-          <w:rFonts w:ascii="Times New Roman" w:eastAsia="宋体" w:hAnsi="Times New Roman" w:cs="Times New Roman"/>
-        </w:rPr>
-        <w:t>撤销</w:t>
-      </w:r>
-      <w:r>
-        <w:rPr>
-          <w:rFonts w:ascii="Times New Roman" w:eastAsia="宋体" w:hAnsi="Times New Roman" w:cs="Times New Roman"/>
-        </w:rPr>
-        <w:t>”</w:t>
-      </w:r>
-      <w:r>
-        <w:rPr>
-          <w:rFonts w:ascii="Times New Roman" w:eastAsia="宋体" w:hAnsi="Times New Roman" w:cs="Times New Roman"/>
-        </w:rPr>
-        <w:t>快捷键：</w:t>
-      </w:r>
-      <w:r>
-        <w:rPr>
-          <w:rFonts w:ascii="Times New Roman" w:eastAsia="宋体" w:hAnsi="Times New Roman" w:cs="Times New Roman"/>
-        </w:rPr>
-        <w:t>u</w:t>
-      </w:r>
-      <w:r>
-        <w:rPr>
-          <w:rFonts w:ascii="Times New Roman" w:eastAsia="宋体" w:hAnsi="Times New Roman" w:cs="Times New Roman" w:hint="eastAsia"/>
-        </w:rPr>
-        <w:t>，先按</w:t>
-      </w:r>
-      <w:r>
-        <w:rPr>
-          <w:rFonts w:ascii="Times New Roman" w:eastAsia="宋体" w:hAnsi="Times New Roman" w:cs="Times New Roman" w:hint="eastAsia"/>
-        </w:rPr>
-        <w:t>esc</w:t>
-      </w:r>
-      <w:r>
-        <w:rPr>
-          <w:rFonts w:ascii="Times New Roman" w:eastAsia="宋体" w:hAnsi="Times New Roman" w:cs="Times New Roman" w:hint="eastAsia"/>
-        </w:rPr>
-        <w:t>退出操作界面，然后点</w:t>
-      </w:r>
-      <w:r>
-        <w:rPr>
-          <w:rFonts w:ascii="Times New Roman" w:eastAsia="宋体" w:hAnsi="Times New Roman" w:cs="Times New Roman" w:hint="eastAsia"/>
-        </w:rPr>
-        <w:t>u</w:t>
-      </w:r>
-      <w:r>
-        <w:rPr>
-          <w:rFonts w:ascii="Times New Roman" w:eastAsia="宋体" w:hAnsi="Times New Roman" w:cs="Times New Roman"/>
-        </w:rPr>
-        <w:t>（小写，代表</w:t>
-      </w:r>
-      <w:r>
-        <w:rPr>
-          <w:rFonts w:ascii="Times New Roman" w:eastAsia="宋体" w:hAnsi="Times New Roman" w:cs="Times New Roman"/>
-        </w:rPr>
-        <w:t xml:space="preserve"> Undo</w:t>
-      </w:r>
-      <w:r>
-        <w:rPr>
-          <w:rFonts w:ascii="Times New Roman" w:eastAsia="宋体" w:hAnsi="Times New Roman" w:cs="Times New Roman"/>
-        </w:rPr>
-        <w:t>）</w:t>
-      </w:r>
-    </w:p>
-    <w:p>
-      <w:pPr>
-        <w:jc w:val="both"/>
-        <w:rPr>
-          <w:rFonts w:ascii="Times New Roman" w:eastAsia="宋体" w:hAnsi="Times New Roman" w:cs="Times New Roman"/>
-        </w:rPr>
-      </w:pPr>
-      <w:r>
-        <w:rPr>
-          <w:rFonts w:ascii="Times New Roman" w:eastAsia="宋体" w:hAnsi="Times New Roman" w:cs="Times New Roman" w:hint="eastAsia"/>
-        </w:rPr>
-        <w:t>25</w:t>
-      </w:r>
-      <w:r>
-        <w:rPr>
-          <w:rFonts w:ascii="Times New Roman" w:eastAsia="宋体" w:hAnsi="Times New Roman" w:cs="Times New Roman" w:hint="eastAsia"/>
-        </w:rPr>
-        <w:t>、只暂存上传文件夹中的某一文件夹</w:t>
-      </w:r>
-      <w:r>
-        <w:rPr>
-          <w:rFonts w:ascii="Times New Roman" w:eastAsia="宋体" w:hAnsi="Times New Roman" w:cs="Times New Roman" w:hint="eastAsia"/>
-        </w:rPr>
-        <w:t>:</w:t>
-      </w:r>
-      <w:r>
-        <w:t xml:space="preserve"> </w:t>
-      </w:r>
-      <w:r>
-        <w:rPr>
-          <w:rFonts w:ascii="Times New Roman" w:eastAsia="宋体" w:hAnsi="Times New Roman" w:cs="Times New Roman"/>
-        </w:rPr>
-        <w:t>data/</w:t>
-      </w:r>
-      <w:proofErr w:type="gramStart"/>
-      <w:r>
-        <w:rPr>
-          <w:rFonts w:ascii="Times New Roman" w:eastAsia="宋体" w:hAnsi="Times New Roman" w:cs="Times New Roman"/>
-        </w:rPr>
-        <w:t>* !data</w:t>
-      </w:r>
-      <w:proofErr w:type="gramEnd"/>
-      <w:r>
-        <w:rPr>
-          <w:rFonts w:ascii="Times New Roman" w:eastAsia="宋体" w:hAnsi="Times New Roman" w:cs="Times New Roman"/>
-        </w:rPr>
-        <w:t>/model/</w:t>
-      </w:r>
-    </w:p>
-    <w:p>
-      <w:pPr>
-        <w:jc w:val="both"/>
-        <w:rPr>
-          <w:rFonts w:ascii="Times New Roman" w:eastAsia="宋体" w:hAnsi="Times New Roman" w:cs="Times New Roman"/>
-        </w:rPr>
-      </w:pPr>
-      <w:r>
-        <w:rPr>
-          <w:rFonts w:ascii="Times New Roman" w:eastAsia="宋体" w:hAnsi="Times New Roman" w:cs="Times New Roman"/>
-          <w:b/>
-          <w:bCs/>
-        </w:rPr>
-        <w:t>data/*</w:t>
-      </w:r>
-      <w:r>
-        <w:rPr>
-          <w:rFonts w:ascii="Times New Roman" w:eastAsia="宋体" w:hAnsi="Times New Roman" w:cs="Times New Roman"/>
-        </w:rPr>
-        <w:t>：意思是忽略</w:t>
-      </w:r>
-      <w:r>
-        <w:rPr>
-          <w:rFonts w:ascii="Times New Roman" w:eastAsia="宋体" w:hAnsi="Times New Roman" w:cs="Times New Roman"/>
-        </w:rPr>
-        <w:t xml:space="preserve"> data </w:t>
-      </w:r>
-      <w:r>
-        <w:rPr>
-          <w:rFonts w:ascii="Times New Roman" w:eastAsia="宋体" w:hAnsi="Times New Roman" w:cs="Times New Roman"/>
-        </w:rPr>
-        <w:t>文件夹下面的</w:t>
-      </w:r>
-      <w:r>
-        <w:rPr>
-          <w:rFonts w:ascii="Times New Roman" w:eastAsia="宋体" w:hAnsi="Times New Roman" w:cs="Times New Roman"/>
-          <w:b/>
-          <w:bCs/>
-        </w:rPr>
-        <w:t>所有内容</w:t>
-      </w:r>
-      <w:r>
-        <w:rPr>
-          <w:rFonts w:ascii="Times New Roman" w:eastAsia="宋体" w:hAnsi="Times New Roman" w:cs="Times New Roman"/>
-        </w:rPr>
-        <w:t>（但</w:t>
-      </w:r>
-      <w:r>
-        <w:rPr>
-          <w:rFonts w:ascii="Times New Roman" w:eastAsia="宋体" w:hAnsi="Times New Roman" w:cs="Times New Roman"/>
-        </w:rPr>
-        <w:t xml:space="preserve"> Git </w:t>
-      </w:r>
-      <w:r>
-        <w:rPr>
-          <w:rFonts w:ascii="Times New Roman" w:eastAsia="宋体" w:hAnsi="Times New Roman" w:cs="Times New Roman"/>
-        </w:rPr>
-        <w:t>允许进入这个文件夹探查）。</w:t>
-      </w:r>
-    </w:p>
-    <w:p>
-      <w:pPr>
-        <w:jc w:val="both"/>
-        <w:rPr>
-          <w:rFonts w:ascii="Times New Roman" w:eastAsia="宋体" w:hAnsi="Times New Roman" w:cs="Times New Roman"/>
-        </w:rPr>
-      </w:pPr>
-      <w:proofErr w:type="gramStart"/>
-      <w:r>
-        <w:rPr>
-          <w:rFonts w:ascii="Times New Roman" w:eastAsia="宋体" w:hAnsi="Times New Roman" w:cs="Times New Roman"/>
-          <w:b/>
-          <w:bCs/>
-        </w:rPr>
-        <w:t>!data</w:t>
-      </w:r>
-      <w:proofErr w:type="gramEnd"/>
-      <w:r>
-        <w:rPr>
-          <w:rFonts w:ascii="Times New Roman" w:eastAsia="宋体" w:hAnsi="Times New Roman" w:cs="Times New Roman"/>
-          <w:b/>
-          <w:bCs/>
-        </w:rPr>
-        <w:t>/model/</w:t>
-      </w:r>
-      <w:r>
-        <w:rPr>
-          <w:rFonts w:ascii="Times New Roman" w:eastAsia="宋体" w:hAnsi="Times New Roman" w:cs="Times New Roman"/>
-        </w:rPr>
-        <w:t>：</w:t>
-      </w:r>
-      <w:proofErr w:type="gramStart"/>
-      <w:r>
-        <w:rPr>
-          <w:rFonts w:ascii="Times New Roman" w:eastAsia="宋体" w:hAnsi="Times New Roman" w:cs="Times New Roman"/>
-        </w:rPr>
-        <w:t>紧接着打一个感叹号</w:t>
-      </w:r>
-      <w:r>
-        <w:rPr>
-          <w:rFonts w:ascii="Times New Roman" w:eastAsia="宋体" w:hAnsi="Times New Roman" w:cs="Times New Roman"/>
-        </w:rPr>
-        <w:t xml:space="preserve"> !</w:t>
-      </w:r>
-      <w:proofErr w:type="gramEnd"/>
-      <w:r>
-        <w:rPr>
-          <w:rFonts w:ascii="Times New Roman" w:eastAsia="宋体" w:hAnsi="Times New Roman" w:cs="Times New Roman"/>
-        </w:rPr>
-        <w:t>，</w:t>
-      </w:r>
-      <w:proofErr w:type="gramStart"/>
-      <w:r>
-        <w:rPr>
-          <w:rFonts w:ascii="Times New Roman" w:eastAsia="宋体" w:hAnsi="Times New Roman" w:cs="Times New Roman"/>
-        </w:rPr>
-        <w:t>意思是</w:t>
-      </w:r>
-      <w:r>
-        <w:rPr>
-          <w:rFonts w:ascii="Times New Roman" w:eastAsia="宋体" w:hAnsi="Times New Roman" w:cs="Times New Roman"/>
-        </w:rPr>
-        <w:t>“</w:t>
-      </w:r>
-      <w:proofErr w:type="gramEnd"/>
-      <w:r>
-        <w:rPr>
-          <w:rFonts w:ascii="Times New Roman" w:eastAsia="宋体" w:hAnsi="Times New Roman" w:cs="Times New Roman"/>
-          <w:b/>
-          <w:bCs/>
-        </w:rPr>
-        <w:t>除了</w:t>
-      </w:r>
-      <w:r>
-        <w:rPr>
-          <w:rFonts w:ascii="Times New Roman" w:eastAsia="宋体" w:hAnsi="Times New Roman" w:cs="Times New Roman"/>
-        </w:rPr>
-        <w:t xml:space="preserve"> model </w:t>
-      </w:r>
-      <w:proofErr w:type="gramStart"/>
-      <w:r>
-        <w:rPr>
-          <w:rFonts w:ascii="Times New Roman" w:eastAsia="宋体" w:hAnsi="Times New Roman" w:cs="Times New Roman"/>
-        </w:rPr>
-        <w:t>文件夹不忽略</w:t>
-      </w:r>
-      <w:r>
-        <w:rPr>
-          <w:rFonts w:ascii="Times New Roman" w:eastAsia="宋体" w:hAnsi="Times New Roman" w:cs="Times New Roman"/>
-        </w:rPr>
-        <w:t>”</w:t>
-      </w:r>
-      <w:r>
-        <w:rPr>
-          <w:rFonts w:ascii="Times New Roman" w:eastAsia="宋体" w:hAnsi="Times New Roman" w:cs="Times New Roman"/>
-        </w:rPr>
         <w:t>。</w:t>
       </w:r>
-      <w:proofErr w:type="gramEnd"/>
     </w:p>
     <w:p>
       <w:pPr>
@@ -4197,7 +3980,6 @@
           <w:sz w:val="28"/>
           <w:szCs w:val="32"/>
         </w:rPr>
-        <w:lastRenderedPageBreak/>
         <w:t>三、</w:t>
       </w:r>
       <w:r>
@@ -4290,7 +4072,6 @@
           <w:rFonts w:ascii="Times New Roman" w:eastAsia="宋体" w:hAnsi="Times New Roman" w:cs="Times New Roman"/>
         </w:rPr>
       </w:pPr>
-      <w:proofErr w:type="spellStart"/>
       <w:r>
         <w:rPr>
           <w:rFonts w:ascii="Times New Roman" w:eastAsia="宋体" w:hAnsi="Times New Roman" w:cs="Times New Roman"/>
@@ -4299,7 +4080,6 @@
         </w:rPr>
         <w:t>pwd</w:t>
       </w:r>
-      <w:proofErr w:type="spellEnd"/>
       <w:r>
         <w:rPr>
           <w:rFonts w:ascii="Times New Roman" w:eastAsia="宋体" w:hAnsi="Times New Roman" w:cs="Times New Roman"/>
@@ -4472,7 +4252,6 @@
         </w:rPr>
         <w:t xml:space="preserve"> (</w:t>
       </w:r>
-      <w:proofErr w:type="gramStart"/>
       <w:r>
         <w:rPr>
           <w:rFonts w:ascii="Times New Roman" w:eastAsia="宋体" w:hAnsi="Times New Roman" w:cs="Times New Roman"/>
@@ -4481,7 +4260,6 @@
         </w:rPr>
         <w:t>增删改查</w:t>
       </w:r>
-      <w:proofErr w:type="gramEnd"/>
       <w:r>
         <w:rPr>
           <w:rFonts w:ascii="Times New Roman" w:eastAsia="宋体" w:hAnsi="Times New Roman" w:cs="Times New Roman"/>
@@ -4522,18 +4300,8 @@
           <w:b/>
           <w:bCs/>
         </w:rPr>
-        <w:t xml:space="preserve">git </w:t>
-      </w:r>
-      <w:proofErr w:type="spellStart"/>
-      <w:r>
-        <w:rPr>
-          <w:rFonts w:ascii="Times New Roman" w:eastAsia="宋体" w:hAnsi="Times New Roman" w:cs="Times New Roman"/>
-          <w:b/>
-          <w:bCs/>
-        </w:rPr>
-        <w:t>init</w:t>
-      </w:r>
-      <w:proofErr w:type="spellEnd"/>
+        <w:t>git init</w:t>
+      </w:r>
       <w:r>
         <w:rPr>
           <w:rFonts w:ascii="Times New Roman" w:eastAsia="宋体" w:hAnsi="Times New Roman" w:cs="Times New Roman"/>
@@ -4624,30 +4392,13 @@
           <w:b/>
           <w:bCs/>
         </w:rPr>
-        <w:t xml:space="preserve">git </w:t>
-      </w:r>
-      <w:proofErr w:type="gramStart"/>
-      <w:r>
-        <w:rPr>
-          <w:rFonts w:ascii="Times New Roman" w:eastAsia="宋体" w:hAnsi="Times New Roman" w:cs="Times New Roman"/>
-          <w:b/>
-          <w:bCs/>
-        </w:rPr>
-        <w:t>add .</w:t>
-      </w:r>
-      <w:proofErr w:type="gramEnd"/>
-      <w:r>
-        <w:rPr>
-          <w:rFonts w:ascii="Times New Roman" w:eastAsia="宋体" w:hAnsi="Times New Roman" w:cs="Times New Roman"/>
-        </w:rPr>
-        <w:t>：将当前目录下所有未被忽略的改动，</w:t>
-      </w:r>
-      <w:proofErr w:type="gramStart"/>
-      <w:r>
-        <w:rPr>
-          <w:rFonts w:ascii="Times New Roman" w:eastAsia="宋体" w:hAnsi="Times New Roman" w:cs="Times New Roman"/>
-        </w:rPr>
-        <w:t>统统存放到</w:t>
+        <w:t>git add .</w:t>
+      </w:r>
+      <w:r>
+        <w:rPr>
+          <w:rFonts w:ascii="Times New Roman" w:eastAsia="宋体" w:hAnsi="Times New Roman" w:cs="Times New Roman"/>
+        </w:rPr>
+        <w:t>：将当前目录下所有未被忽略的改动，统统存放到</w:t>
       </w:r>
       <w:r>
         <w:rPr>
@@ -4673,7 +4424,6 @@
         </w:rPr>
         <w:t>。</w:t>
       </w:r>
-      <w:proofErr w:type="gramEnd"/>
     </w:p>
     <w:p>
       <w:pPr>
@@ -4884,7 +4634,14 @@
         <w:rPr>
           <w:rFonts w:ascii="Times New Roman" w:eastAsia="宋体" w:hAnsi="Times New Roman" w:cs="Times New Roman"/>
         </w:rPr>
-        <w:t>确保回到正常模式，输入</w:t>
+        <w:t>确保回到正常模式，输</w:t>
+      </w:r>
+      <w:r>
+        <w:rPr>
+          <w:rFonts w:ascii="Times New Roman" w:eastAsia="宋体" w:hAnsi="Times New Roman" w:cs="Times New Roman"/>
+        </w:rPr>
+        <w:lastRenderedPageBreak/>
+        <w:t>入</w:t>
       </w:r>
       <w:r>
         <w:rPr>
@@ -4898,18 +4655,8 @@
           <w:b/>
           <w:bCs/>
         </w:rPr>
-        <w:t>:</w:t>
-      </w:r>
-      <w:proofErr w:type="spellStart"/>
-      <w:r>
-        <w:rPr>
-          <w:rFonts w:ascii="Times New Roman" w:eastAsia="宋体" w:hAnsi="Times New Roman" w:cs="Times New Roman"/>
-          <w:b/>
-          <w:bCs/>
-        </w:rPr>
-        <w:t>wq</w:t>
-      </w:r>
-      <w:proofErr w:type="spellEnd"/>
+        <w:t>:wq</w:t>
+      </w:r>
       <w:r>
         <w:rPr>
           <w:rFonts w:ascii="Times New Roman" w:eastAsia="宋体" w:hAnsi="Times New Roman" w:cs="Times New Roman"/>
@@ -4994,25 +4741,7 @@
           <w:b/>
           <w:bCs/>
         </w:rPr>
-        <w:t xml:space="preserve"> (.</w:t>
-      </w:r>
-      <w:proofErr w:type="spellStart"/>
-      <w:r>
-        <w:rPr>
-          <w:rFonts w:ascii="Times New Roman" w:eastAsia="宋体" w:hAnsi="Times New Roman" w:cs="Times New Roman"/>
-          <w:b/>
-          <w:bCs/>
-        </w:rPr>
-        <w:t>gitignore</w:t>
-      </w:r>
-      <w:proofErr w:type="spellEnd"/>
-      <w:r>
-        <w:rPr>
-          <w:rFonts w:ascii="Times New Roman" w:eastAsia="宋体" w:hAnsi="Times New Roman" w:cs="Times New Roman"/>
-          <w:b/>
-          <w:bCs/>
-        </w:rPr>
-        <w:t>)</w:t>
+        <w:t xml:space="preserve"> (.gitignore)</w:t>
       </w:r>
     </w:p>
     <w:p>
@@ -5058,22 +4787,12 @@
         </w:rPr>
         <w:t>创建文件：</w:t>
       </w:r>
-      <w:proofErr w:type="gramStart"/>
-      <w:r>
-        <w:rPr>
-          <w:rFonts w:ascii="Times New Roman" w:eastAsia="宋体" w:hAnsi="Times New Roman" w:cs="Times New Roman"/>
-        </w:rPr>
-        <w:t>touch .</w:t>
-      </w:r>
-      <w:proofErr w:type="spellStart"/>
-      <w:r>
-        <w:rPr>
-          <w:rFonts w:ascii="Times New Roman" w:eastAsia="宋体" w:hAnsi="Times New Roman" w:cs="Times New Roman"/>
-        </w:rPr>
-        <w:t>gitignore</w:t>
-      </w:r>
-      <w:proofErr w:type="spellEnd"/>
-      <w:proofErr w:type="gramEnd"/>
+      <w:r>
+        <w:rPr>
+          <w:rFonts w:ascii="Times New Roman" w:eastAsia="宋体" w:hAnsi="Times New Roman" w:cs="Times New Roman"/>
+        </w:rPr>
+        <w:t>touch .gitignore</w:t>
+      </w:r>
     </w:p>
     <w:p>
       <w:pPr>
@@ -5092,22 +4811,12 @@
         </w:rPr>
         <w:t>编辑文件：</w:t>
       </w:r>
-      <w:proofErr w:type="gramStart"/>
-      <w:r>
-        <w:rPr>
-          <w:rFonts w:ascii="Times New Roman" w:eastAsia="宋体" w:hAnsi="Times New Roman" w:cs="Times New Roman"/>
-        </w:rPr>
-        <w:t>vi .</w:t>
-      </w:r>
-      <w:proofErr w:type="spellStart"/>
-      <w:r>
-        <w:rPr>
-          <w:rFonts w:ascii="Times New Roman" w:eastAsia="宋体" w:hAnsi="Times New Roman" w:cs="Times New Roman"/>
-        </w:rPr>
-        <w:t>gitignore</w:t>
-      </w:r>
-      <w:proofErr w:type="spellEnd"/>
-      <w:proofErr w:type="gramEnd"/>
+      <w:r>
+        <w:rPr>
+          <w:rFonts w:ascii="Times New Roman" w:eastAsia="宋体" w:hAnsi="Times New Roman" w:cs="Times New Roman"/>
+        </w:rPr>
+        <w:t>vi .gitignore</w:t>
+      </w:r>
     </w:p>
     <w:p>
       <w:pPr>
@@ -5210,7 +4919,6 @@
         <w:rPr>
           <w:rFonts w:ascii="Times New Roman" w:eastAsia="宋体" w:hAnsi="Times New Roman" w:cs="Times New Roman"/>
         </w:rPr>
-        <w:lastRenderedPageBreak/>
         <w:t>/</w:t>
       </w:r>
       <w:r>
@@ -5329,21 +5037,7 @@
         <w:rPr>
           <w:rFonts w:ascii="Times New Roman" w:eastAsia="宋体" w:hAnsi="Times New Roman" w:cs="Times New Roman"/>
         </w:rPr>
-        <w:t>分支是多人协作和功能开发的核心。当你需要将他人（例如实验室师兄）的核心算法逻辑重构并完全迁移到自己的项目中，而不是简单地</w:t>
-      </w:r>
-      <w:proofErr w:type="gramStart"/>
-      <w:r>
-        <w:rPr>
-          <w:rFonts w:ascii="Times New Roman" w:eastAsia="宋体" w:hAnsi="Times New Roman" w:cs="Times New Roman"/>
-        </w:rPr>
-        <w:t>当做</w:t>
-      </w:r>
-      <w:proofErr w:type="gramEnd"/>
-      <w:r>
-        <w:rPr>
-          <w:rFonts w:ascii="Times New Roman" w:eastAsia="宋体" w:hAnsi="Times New Roman" w:cs="Times New Roman"/>
-        </w:rPr>
-        <w:t>外部头文件调用时，拉取一个独立的迁移分支进行本地调试，确认无误后再合并回主干，是防止弄坏现有代码最安全稳妥的做法。</w:t>
+        <w:t>分支是多人协作和功能开发的核心。当你需要将他人（例如实验室师兄）的核心算法逻辑重构并完全迁移到自己的项目中，而不是简单地当做外部头文件调用时，拉取一个独立的迁移分支进行本地调试，确认无误后再合并回主干，是防止弄坏现有代码最安全稳妥的做法。</w:t>
       </w:r>
     </w:p>
     <w:p>
@@ -5793,6 +5487,7 @@
           <w:i/>
           <w:iCs/>
         </w:rPr>
+        <w:lastRenderedPageBreak/>
         <w:t>纠正：这步只需要在仓库初次关联时做一次，</w:t>
       </w:r>
       <w:r>
@@ -6129,19 +5824,8 @@
           <w:b/>
           <w:bCs/>
         </w:rPr>
-        <w:lastRenderedPageBreak/>
-        <w:t>第六部分：</w:t>
-      </w:r>
-      <w:proofErr w:type="gramStart"/>
-      <w:r>
-        <w:rPr>
-          <w:rFonts w:ascii="Times New Roman" w:eastAsia="宋体" w:hAnsi="Times New Roman" w:cs="Times New Roman"/>
-          <w:b/>
-          <w:bCs/>
-        </w:rPr>
-        <w:t>教程锚点</w:t>
-      </w:r>
-      <w:proofErr w:type="gramEnd"/>
+        <w:t>第六部分：教程锚点</w:t>
+      </w:r>
       <w:r>
         <w:rPr>
           <w:rFonts w:ascii="Times New Roman" w:eastAsia="宋体" w:hAnsi="Times New Roman" w:cs="Times New Roman"/>
@@ -6288,21 +5972,7 @@
         <w:rPr>
           <w:rFonts w:ascii="Times New Roman" w:eastAsia="宋体" w:hAnsi="Times New Roman" w:cs="Times New Roman"/>
         </w:rPr>
-        <w:t>代码、</w:t>
-      </w:r>
-      <w:proofErr w:type="gramStart"/>
-      <w:r>
-        <w:rPr>
-          <w:rFonts w:ascii="Times New Roman" w:eastAsia="宋体" w:hAnsi="Times New Roman" w:cs="Times New Roman"/>
-        </w:rPr>
-        <w:t>修改后跨仓库</w:t>
-      </w:r>
-      <w:proofErr w:type="gramEnd"/>
-      <w:r>
-        <w:rPr>
-          <w:rFonts w:ascii="Times New Roman" w:eastAsia="宋体" w:hAnsi="Times New Roman" w:cs="Times New Roman"/>
-        </w:rPr>
-        <w:t>提交</w:t>
+        <w:t>代码、修改后跨仓库提交</w:t>
       </w:r>
       <w:r>
         <w:rPr>
@@ -7991,6 +7661,7 @@
   <w:style w:type="character" w:default="1" w:styleId="a0">
     <w:name w:val="Default Paragraph Font"/>
     <w:uiPriority w:val="1"/>
+    <w:semiHidden/>
     <w:unhideWhenUsed/>
   </w:style>
   <w:style w:type="table" w:default="1" w:styleId="a1">
